--- a/internal_doc/03.开发设计/C++驱动连接池/Story_C++连接池.docx
+++ b/internal_doc/03.开发设计/C++驱动连接池/Story_C++连接池.docx
@@ -4048,7 +4048,19 @@
         <w:rPr>
           <w:rFonts w:hint="eastAsia"/>
         </w:rPr>
-        <w:t>SdbDatasource</w:t>
+        <w:t>s</w:t>
+      </w:r>
+      <w:r>
+        <w:rPr>
+          <w:rFonts w:hint="eastAsia"/>
+        </w:rPr>
+        <w:t>dbDataS</w:t>
+      </w:r>
+      <w:r>
+        <w:rPr>
+          <w:rFonts w:hint="eastAsia"/>
+        </w:rPr>
+        <w:t>ource</w:t>
       </w:r>
     </w:p>
     <w:tbl>
@@ -4168,7 +4180,22 @@
               <w:jc w:val="left"/>
             </w:pPr>
             <w:r>
-              <w:t>SdbDatasource()</w:t>
+              <w:rPr>
+                <w:rFonts w:hint="eastAsia"/>
+              </w:rPr>
+              <w:t>s</w:t>
+            </w:r>
+            <w:r>
+              <w:t>dbData</w:t>
+            </w:r>
+            <w:r>
+              <w:rPr>
+                <w:rFonts w:hint="eastAsia"/>
+              </w:rPr>
+              <w:t>S</w:t>
+            </w:r>
+            <w:r>
+              <w:t>ource()</w:t>
             </w:r>
           </w:p>
         </w:tc>
@@ -4356,7 +4383,22 @@
               <w:jc w:val="left"/>
             </w:pPr>
             <w:r>
-              <w:t>SdbDatasource</w:t>
+              <w:rPr>
+                <w:rFonts w:hint="eastAsia"/>
+              </w:rPr>
+              <w:t>s</w:t>
+            </w:r>
+            <w:r>
+              <w:t>dbData</w:t>
+            </w:r>
+            <w:r>
+              <w:rPr>
+                <w:rFonts w:hint="eastAsia"/>
+              </w:rPr>
+              <w:t>S</w:t>
+            </w:r>
+            <w:r>
+              <w:t>ource</w:t>
             </w:r>
             <w:r>
               <w:t xml:space="preserve"> </w:t>
@@ -5202,7 +5244,13 @@
               <w:rPr>
                 <w:rFonts w:hint="eastAsia"/>
               </w:rPr>
-              <w:t>enableDatasource()</w:t>
+              <w:t>enableDataS</w:t>
+            </w:r>
+            <w:r>
+              <w:rPr>
+                <w:rFonts w:hint="eastAsia"/>
+              </w:rPr>
+              <w:t>ource()</w:t>
             </w:r>
           </w:p>
         </w:tc>
@@ -5292,7 +5340,13 @@
               <w:rPr>
                 <w:rFonts w:hint="eastAsia"/>
               </w:rPr>
-              <w:t>disableDatasource()</w:t>
+              <w:t>disableDataS</w:t>
+            </w:r>
+            <w:r>
+              <w:rPr>
+                <w:rFonts w:hint="eastAsia"/>
+              </w:rPr>
+              <w:t>ource()</w:t>
             </w:r>
           </w:p>
         </w:tc>
@@ -6157,7 +6211,7 @@
     </w:p>
     <w:p>
       <w:pPr>
-        <w:pStyle w:val="Heading4"/>
+        <w:pStyle w:val="Heading1"/>
       </w:pPr>
       <w:r>
         <w:rPr>
@@ -6186,7 +6240,7 @@
     </w:p>
     <w:p>
       <w:r>
-        <w:object w:dxaOrig="11041" w:dyaOrig="9229">
+        <w:object w:dxaOrig="11042" w:dyaOrig="8947">
           <v:shapetype id="_x0000_t75" coordsize="21600,21600" o:spt="75" o:preferrelative="t" path="m@4@5l@4@11@9@11@9@5xe" filled="f" stroked="f">
             <v:stroke joinstyle="miter"/>
             <v:formulas>
@@ -6206,10 +6260,10 @@
             <v:path o:extrusionok="f" gradientshapeok="t" o:connecttype="rect"/>
             <o:lock v:ext="edit" aspectratio="t"/>
           </v:shapetype>
-          <v:shape id="_x0000_i1025" type="#_x0000_t75" style="width:415.1pt;height:346.85pt" o:ole="">
+          <v:shape id="_x0000_i1035" type="#_x0000_t75" style="width:415.3pt;height:336.4pt" o:ole="">
             <v:imagedata r:id="rId8" o:title=""/>
           </v:shape>
-          <o:OLEObject Type="Embed" ProgID="Visio.Drawing.11" ShapeID="_x0000_i1025" DrawAspect="Content" ObjectID="_1528787967" r:id="rId9"/>
+          <o:OLEObject Type="Embed" ProgID="Visio.Drawing.11" ShapeID="_x0000_i1035" DrawAspect="Content" ObjectID="_1528807333" r:id="rId9"/>
         </w:object>
       </w:r>
     </w:p>
@@ -6234,9 +6288,6 @@
     <w:p>
       <w:pPr>
         <w:pStyle w:val="Heading5"/>
-        <w:rPr>
-          <w:rFonts w:hint="eastAsia"/>
-        </w:rPr>
       </w:pPr>
       <w:r>
         <w:rPr>
@@ -6252,17 +6303,12 @@
       </w:r>
     </w:p>
     <w:p>
-      <w:pPr>
-        <w:rPr>
-          <w:rFonts w:hint="eastAsia"/>
-        </w:rPr>
-      </w:pPr>
       <w:r>
         <w:object w:dxaOrig="5441" w:dyaOrig="6135">
-          <v:shape id="_x0000_i1033" type="#_x0000_t75" style="width:272.35pt;height:306.8pt" o:ole="">
+          <v:shape id="_x0000_i1025" type="#_x0000_t75" style="width:272.45pt;height:307pt" o:ole="">
             <v:imagedata r:id="rId10" o:title=""/>
           </v:shape>
-          <o:OLEObject Type="Embed" ProgID="Visio.Drawing.11" ShapeID="_x0000_i1033" DrawAspect="Content" ObjectID="_1528787968" r:id="rId11"/>
+          <o:OLEObject Type="Embed" ProgID="Visio.Drawing.11" ShapeID="_x0000_i1025" DrawAspect="Content" ObjectID="_1528807334" r:id="rId11"/>
         </w:object>
       </w:r>
     </w:p>
@@ -6590,38 +6636,32 @@
         </w:tc>
       </w:tr>
     </w:tbl>
+    <w:p/>
     <w:p>
       <w:pPr>
-        <w:rPr>
-          <w:rFonts w:hint="eastAsia"/>
-        </w:rPr>
-      </w:pPr>
+        <w:pStyle w:val="Heading5"/>
+      </w:pPr>
+      <w:r>
+        <w:rPr>
+          <w:rFonts w:hint="eastAsia"/>
+        </w:rPr>
+        <w:lastRenderedPageBreak/>
+        <w:t>5.2.2</w:t>
+      </w:r>
+      <w:r>
+        <w:rPr>
+          <w:rFonts w:hint="eastAsia"/>
+        </w:rPr>
+        <w:t>场景获取连接</w:t>
+      </w:r>
     </w:p>
     <w:p>
-      <w:pPr>
-        <w:pStyle w:val="Heading5"/>
-      </w:pPr>
-      <w:r>
-        <w:rPr>
-          <w:rFonts w:hint="eastAsia"/>
-        </w:rPr>
-        <w:lastRenderedPageBreak/>
-        <w:t>5.2.2</w:t>
-      </w:r>
-      <w:r>
-        <w:rPr>
-          <w:rFonts w:hint="eastAsia"/>
-        </w:rPr>
-        <w:t>场景获取连接</w:t>
-      </w:r>
-    </w:p>
-    <w:p>
       <w:r>
         <w:object w:dxaOrig="7851" w:dyaOrig="10887">
-          <v:shape id="_x0000_i1026" type="#_x0000_t75" style="width:392.55pt;height:544.05pt" o:ole="">
+          <v:shape id="_x0000_i1026" type="#_x0000_t75" style="width:392.85pt;height:543.75pt" o:ole="">
             <v:imagedata r:id="rId12" o:title=""/>
           </v:shape>
-          <o:OLEObject Type="Embed" ProgID="Visio.Drawing.11" ShapeID="_x0000_i1026" DrawAspect="Content" ObjectID="_1528787969" r:id="rId13"/>
+          <o:OLEObject Type="Embed" ProgID="Visio.Drawing.11" ShapeID="_x0000_i1026" DrawAspect="Content" ObjectID="_1528807335" r:id="rId13"/>
         </w:object>
       </w:r>
       <w:r>
@@ -6967,7 +7007,7 @@
           <v:shape id="_x0000_i1027" type="#_x0000_t75" style="width:244.8pt;height:374.4pt" o:ole="">
             <v:imagedata r:id="rId14" o:title=""/>
           </v:shape>
-          <o:OLEObject Type="Embed" ProgID="Visio.Drawing.11" ShapeID="_x0000_i1027" DrawAspect="Content" ObjectID="_1528787970" r:id="rId15"/>
+          <o:OLEObject Type="Embed" ProgID="Visio.Drawing.11" ShapeID="_x0000_i1027" DrawAspect="Content" ObjectID="_1528807336" r:id="rId15"/>
         </w:object>
       </w:r>
     </w:p>
@@ -7188,10 +7228,10 @@
     <w:p>
       <w:r>
         <w:object w:dxaOrig="8995" w:dyaOrig="7924">
-          <v:shape id="_x0000_i1034" type="#_x0000_t75" style="width:415.1pt;height:365.65pt" o:ole="">
+          <v:shape id="_x0000_i1028" type="#_x0000_t75" style="width:415.3pt;height:365.75pt" o:ole="">
             <v:imagedata r:id="rId16" o:title=""/>
           </v:shape>
-          <o:OLEObject Type="Embed" ProgID="Visio.Drawing.11" ShapeID="_x0000_i1034" DrawAspect="Content" ObjectID="_1528787971" r:id="rId17"/>
+          <o:OLEObject Type="Embed" ProgID="Visio.Drawing.11" ShapeID="_x0000_i1028" DrawAspect="Content" ObjectID="_1528807337" r:id="rId17"/>
         </w:object>
       </w:r>
     </w:p>
@@ -7206,10 +7246,10 @@
     <w:p>
       <w:r>
         <w:object w:dxaOrig="8482" w:dyaOrig="7671">
-          <v:shape id="_x0000_i1035" type="#_x0000_t75" style="width:415.1pt;height:375.65pt" o:ole="">
+          <v:shape id="_x0000_i1029" type="#_x0000_t75" style="width:415.3pt;height:375.55pt" o:ole="">
             <v:imagedata r:id="rId18" o:title=""/>
           </v:shape>
-          <o:OLEObject Type="Embed" ProgID="Visio.Drawing.11" ShapeID="_x0000_i1035" DrawAspect="Content" ObjectID="_1528787972" r:id="rId19"/>
+          <o:OLEObject Type="Embed" ProgID="Visio.Drawing.11" ShapeID="_x0000_i1029" DrawAspect="Content" ObjectID="_1528807338" r:id="rId19"/>
         </w:object>
       </w:r>
     </w:p>
@@ -7367,10 +7407,10 @@
     <w:p>
       <w:r>
         <w:object w:dxaOrig="6816" w:dyaOrig="5857">
-          <v:shape id="_x0000_i1028" type="#_x0000_t75" style="width:341.2pt;height:293pt" o:ole="">
+          <v:shape id="_x0000_i1030" type="#_x0000_t75" style="width:341pt;height:293.2pt" o:ole="">
             <v:imagedata r:id="rId20" o:title=""/>
           </v:shape>
-          <o:OLEObject Type="Embed" ProgID="Visio.Drawing.11" ShapeID="_x0000_i1028" DrawAspect="Content" ObjectID="_1528787973" r:id="rId21"/>
+          <o:OLEObject Type="Embed" ProgID="Visio.Drawing.11" ShapeID="_x0000_i1030" DrawAspect="Content" ObjectID="_1528807339" r:id="rId21"/>
         </w:object>
       </w:r>
     </w:p>
@@ -7578,10 +7618,10 @@
     <w:p>
       <w:r>
         <w:object w:dxaOrig="5774" w:dyaOrig="6984">
-          <v:shape id="_x0000_i1029" type="#_x0000_t75" style="width:289.25pt;height:349.35pt" o:ole="">
+          <v:shape id="_x0000_i1031" type="#_x0000_t75" style="width:289.15pt;height:349.05pt" o:ole="">
             <v:imagedata r:id="rId22" o:title=""/>
           </v:shape>
-          <o:OLEObject Type="Embed" ProgID="Visio.Drawing.11" ShapeID="_x0000_i1029" DrawAspect="Content" ObjectID="_1528787974" r:id="rId23"/>
+          <o:OLEObject Type="Embed" ProgID="Visio.Drawing.11" ShapeID="_x0000_i1031" DrawAspect="Content" ObjectID="_1528807340" r:id="rId23"/>
         </w:object>
       </w:r>
     </w:p>
@@ -7819,10 +7859,10 @@
       </w:pPr>
       <w:r>
         <w:object w:dxaOrig="5424" w:dyaOrig="8508">
-          <v:shape id="_x0000_i1030" type="#_x0000_t75" style="width:271.1pt;height:425.1pt" o:ole="">
+          <v:shape id="_x0000_i1032" type="#_x0000_t75" style="width:271.3pt;height:425.1pt" o:ole="">
             <v:imagedata r:id="rId24" o:title=""/>
           </v:shape>
-          <o:OLEObject Type="Embed" ProgID="Visio.Drawing.11" ShapeID="_x0000_i1030" DrawAspect="Content" ObjectID="_1528787975" r:id="rId25"/>
+          <o:OLEObject Type="Embed" ProgID="Visio.Drawing.11" ShapeID="_x0000_i1032" DrawAspect="Content" ObjectID="_1528807341" r:id="rId25"/>
         </w:object>
       </w:r>
       <w:r>
@@ -8053,10 +8093,10 @@
     <w:p>
       <w:r>
         <w:object w:dxaOrig="5668" w:dyaOrig="5997">
-          <v:shape id="_x0000_i1031" type="#_x0000_t75" style="width:283.6pt;height:299.9pt" o:ole="">
+          <v:shape id="_x0000_i1033" type="#_x0000_t75" style="width:283.95pt;height:300.1pt" o:ole="">
             <v:imagedata r:id="rId26" o:title=""/>
           </v:shape>
-          <o:OLEObject Type="Embed" ProgID="Visio.Drawing.11" ShapeID="_x0000_i1031" DrawAspect="Content" ObjectID="_1528787976" r:id="rId27"/>
+          <o:OLEObject Type="Embed" ProgID="Visio.Drawing.11" ShapeID="_x0000_i1033" DrawAspect="Content" ObjectID="_1528807342" r:id="rId27"/>
         </w:object>
       </w:r>
     </w:p>
@@ -8278,10 +8318,10 @@
       </w:pPr>
       <w:r>
         <w:object w:dxaOrig="5668" w:dyaOrig="5997">
-          <v:shape id="_x0000_i1032" type="#_x0000_t75" style="width:283.6pt;height:299.9pt" o:ole="">
+          <v:shape id="_x0000_i1034" type="#_x0000_t75" style="width:283.95pt;height:300.1pt" o:ole="">
             <v:imagedata r:id="rId28" o:title=""/>
           </v:shape>
-          <o:OLEObject Type="Embed" ProgID="Visio.Drawing.11" ShapeID="_x0000_i1032" DrawAspect="Content" ObjectID="_1528787977" r:id="rId29"/>
+          <o:OLEObject Type="Embed" ProgID="Visio.Drawing.11" ShapeID="_x0000_i1034" DrawAspect="Content" ObjectID="_1528807343" r:id="rId29"/>
         </w:object>
       </w:r>
     </w:p>
@@ -8540,11 +8580,6 @@
       </w:r>
     </w:p>
     <w:p>
-      <w:pPr>
-        <w:rPr>
-          <w:rFonts w:hint="eastAsia"/>
-        </w:rPr>
-      </w:pPr>
       <w:r>
         <w:rPr>
           <w:rFonts w:hint="eastAsia"/>
@@ -8628,9 +8663,6 @@
           <w:numId w:val="2"/>
         </w:numPr>
         <w:ind w:firstLineChars="0"/>
-        <w:rPr>
-          <w:rFonts w:hint="eastAsia"/>
-        </w:rPr>
       </w:pPr>
       <w:r>
         <w:rPr>
@@ -8756,9 +8788,6 @@
           <w:numId w:val="2"/>
         </w:numPr>
         <w:ind w:firstLineChars="0"/>
-        <w:rPr>
-          <w:rFonts w:hint="eastAsia"/>
-        </w:rPr>
       </w:pPr>
       <w:r>
         <w:rPr>
@@ -8919,9 +8948,6 @@
           <w:numId w:val="2"/>
         </w:numPr>
         <w:ind w:firstLineChars="0"/>
-        <w:rPr>
-          <w:rFonts w:hint="eastAsia"/>
-        </w:rPr>
       </w:pPr>
       <w:r>
         <w:rPr>
@@ -9000,7 +9026,13 @@
         <w:rPr>
           <w:rFonts w:hint="eastAsia"/>
         </w:rPr>
-        <w:t>truct HostInfo</w:t>
+        <w:t>truct Addr</w:t>
+      </w:r>
+      <w:r>
+        <w:rPr>
+          <w:rFonts w:hint="eastAsia"/>
+        </w:rPr>
+        <w:t>Info</w:t>
       </w:r>
     </w:p>
     <w:p>
@@ -9026,7 +9058,13 @@
           <w:rFonts w:hint="eastAsia"/>
         </w:rPr>
         <w:tab/>
-        <w:t>UINT32 _usedNum;</w:t>
+        <w:t xml:space="preserve">UINT32 </w:t>
+      </w:r>
+      <w:r>
+        <w:rPr>
+          <w:rFonts w:hint="eastAsia"/>
+        </w:rPr>
+        <w:t>usedNum;</w:t>
       </w:r>
     </w:p>
     <w:p>
@@ -9044,7 +9082,19 @@
           <w:rFonts w:hint="eastAsia"/>
         </w:rPr>
         <w:tab/>
-        <w:t>UINT32 _totalNum;</w:t>
+        <w:t>U</w:t>
+      </w:r>
+      <w:r>
+        <w:rPr>
+          <w:rFonts w:hint="eastAsia"/>
+        </w:rPr>
+        <w:t xml:space="preserve">INT32 </w:t>
+      </w:r>
+      <w:r>
+        <w:rPr>
+          <w:rFonts w:hint="eastAsia"/>
+        </w:rPr>
+        <w:t>totalNum;</w:t>
       </w:r>
     </w:p>
     <w:p>
@@ -9069,7 +9119,13 @@
           <w:rFonts w:hint="eastAsia"/>
         </w:rPr>
         <w:tab/>
-        <w:t xml:space="preserve"> _available;</w:t>
+        <w:t xml:space="preserve"> </w:t>
+      </w:r>
+      <w:r>
+        <w:rPr>
+          <w:rFonts w:hint="eastAsia"/>
+        </w:rPr>
+        <w:t>available;</w:t>
       </w:r>
     </w:p>
     <w:p>
@@ -9087,7 +9143,7 @@
           <w:rFonts w:hint="eastAsia"/>
         </w:rPr>
         <w:tab/>
-        <w:t>SdbHost</w:t>
+        <w:t>sdbAddr</w:t>
       </w:r>
       <w:r>
         <w:rPr>
@@ -9099,7 +9155,7 @@
         <w:rPr>
           <w:rFonts w:hint="eastAsia"/>
         </w:rPr>
-        <w:t>_addr;</w:t>
+        <w:t>addr;</w:t>
       </w:r>
     </w:p>
     <w:p>
@@ -9189,7 +9245,13 @@
         <w:rPr>
           <w:rFonts w:hint="eastAsia"/>
         </w:rPr>
-        <w:t>&lt;HostInfo</w:t>
+        <w:t>&lt;addr</w:t>
+      </w:r>
+      <w:r>
+        <w:rPr>
+          <w:rFonts w:hint="eastAsia"/>
+        </w:rPr>
+        <w:t>Info</w:t>
       </w:r>
       <w:r>
         <w:rPr>
@@ -9207,7 +9269,13 @@
         <w:rPr>
           <w:rFonts w:hint="eastAsia"/>
         </w:rPr>
-        <w:t>hostInfoSet</w:t>
+        <w:t>addr</w:t>
+      </w:r>
+      <w:r>
+        <w:rPr>
+          <w:rFonts w:hint="eastAsia"/>
+        </w:rPr>
+        <w:t>InfoSet</w:t>
       </w:r>
       <w:r>
         <w:rPr>
@@ -9225,7 +9293,13 @@
         <w:rPr>
           <w:rFonts w:hint="eastAsia"/>
         </w:rPr>
-        <w:t>HostInfo</w:t>
+        <w:t>addr</w:t>
+      </w:r>
+      <w:r>
+        <w:rPr>
+          <w:rFonts w:hint="eastAsia"/>
+        </w:rPr>
+        <w:t>Info</w:t>
       </w:r>
       <w:r>
         <w:rPr>
@@ -9261,7 +9335,13 @@
         <w:rPr>
           <w:rFonts w:hint="eastAsia"/>
         </w:rPr>
-        <w:t>_hostInfoSet</w:t>
+        <w:t>_addr</w:t>
+      </w:r>
+      <w:r>
+        <w:rPr>
+          <w:rFonts w:hint="eastAsia"/>
+        </w:rPr>
+        <w:t>InfoSet</w:t>
       </w:r>
       <w:r>
         <w:rPr>
@@ -9297,7 +9377,13 @@
         <w:rPr>
           <w:rFonts w:hint="eastAsia"/>
         </w:rPr>
-        <w:t>_hostInfoSet</w:t>
+        <w:t>_addr</w:t>
+      </w:r>
+      <w:r>
+        <w:rPr>
+          <w:rFonts w:hint="eastAsia"/>
+        </w:rPr>
+        <w:t>InfoSet</w:t>
       </w:r>
       <w:r>
         <w:rPr>
@@ -10395,9 +10481,6 @@
           <w:p>
             <w:pPr>
               <w:ind w:left="0"/>
-              <w:rPr>
-                <w:rFonts w:hint="eastAsia"/>
-              </w:rPr>
             </w:pPr>
             <w:r>
               <w:rPr>
@@ -10414,9 +10497,6 @@
           <w:p>
             <w:pPr>
               <w:ind w:left="0"/>
-              <w:rPr>
-                <w:rFonts w:hint="eastAsia"/>
-              </w:rPr>
             </w:pPr>
             <w:r>
               <w:rPr>
@@ -10438,9 +10518,6 @@
                 <w:numId w:val="21"/>
               </w:numPr>
               <w:ind w:firstLineChars="0"/>
-              <w:rPr>
-                <w:rFonts w:hint="eastAsia"/>
-              </w:rPr>
             </w:pPr>
             <w:r>
               <w:rPr>
@@ -10469,9 +10546,6 @@
           <w:p>
             <w:pPr>
               <w:ind w:left="0"/>
-              <w:rPr>
-                <w:rFonts w:hint="eastAsia"/>
-              </w:rPr>
             </w:pPr>
             <w:r>
               <w:rPr>
@@ -11041,9 +11115,6 @@
           <w:p>
             <w:pPr>
               <w:ind w:left="0"/>
-              <w:rPr>
-                <w:rFonts w:hint="eastAsia"/>
-              </w:rPr>
             </w:pPr>
             <w:r>
               <w:rPr>
@@ -11145,9 +11216,6 @@
           <w:p>
             <w:pPr>
               <w:ind w:left="0"/>
-              <w:rPr>
-                <w:rFonts w:hint="eastAsia"/>
-              </w:rPr>
             </w:pPr>
             <w:r>
               <w:t>removeCoordTest</w:t>
@@ -11161,9 +11229,6 @@
           <w:p>
             <w:pPr>
               <w:ind w:left="0"/>
-              <w:rPr>
-                <w:rFonts w:hint="eastAsia"/>
-              </w:rPr>
             </w:pPr>
             <w:r>
               <w:rPr>
@@ -11185,9 +11250,6 @@
                 <w:numId w:val="26"/>
               </w:numPr>
               <w:ind w:firstLineChars="0"/>
-              <w:rPr>
-                <w:rFonts w:hint="eastAsia"/>
-              </w:rPr>
             </w:pPr>
             <w:r>
               <w:rPr>
@@ -11223,9 +11285,6 @@
                 <w:numId w:val="26"/>
               </w:numPr>
               <w:ind w:firstLineChars="0"/>
-              <w:rPr>
-                <w:rFonts w:hint="eastAsia"/>
-              </w:rPr>
             </w:pPr>
             <w:r>
               <w:rPr>
@@ -11254,9 +11313,6 @@
           <w:p>
             <w:pPr>
               <w:ind w:left="0"/>
-              <w:rPr>
-                <w:rFonts w:hint="eastAsia"/>
-              </w:rPr>
             </w:pPr>
             <w:r>
               <w:rPr>
@@ -11293,9 +11349,6 @@
           <w:p>
             <w:pPr>
               <w:ind w:left="0"/>
-              <w:rPr>
-                <w:rFonts w:hint="eastAsia"/>
-              </w:rPr>
             </w:pPr>
             <w:r>
               <w:rPr>
@@ -11317,9 +11370,6 @@
                 <w:numId w:val="27"/>
               </w:numPr>
               <w:ind w:firstLineChars="0"/>
-              <w:rPr>
-                <w:rFonts w:hint="eastAsia"/>
-              </w:rPr>
             </w:pPr>
             <w:r>
               <w:rPr>
@@ -11349,9 +11399,6 @@
           <w:p>
             <w:pPr>
               <w:ind w:left="0"/>
-              <w:rPr>
-                <w:rFonts w:hint="eastAsia"/>
-              </w:rPr>
             </w:pPr>
             <w:r>
               <w:rPr>
@@ -11374,9 +11421,6 @@
           <w:p>
             <w:pPr>
               <w:ind w:left="0"/>
-              <w:rPr>
-                <w:rFonts w:hint="eastAsia"/>
-              </w:rPr>
             </w:pPr>
             <w:r>
               <w:rPr>
@@ -11395,9 +11439,6 @@
           <w:p>
             <w:pPr>
               <w:ind w:left="0"/>
-              <w:rPr>
-                <w:rFonts w:hint="eastAsia"/>
-              </w:rPr>
             </w:pPr>
             <w:r>
               <w:rPr>
@@ -11414,9 +11455,6 @@
           <w:p>
             <w:pPr>
               <w:ind w:left="0"/>
-              <w:rPr>
-                <w:rFonts w:hint="eastAsia"/>
-              </w:rPr>
             </w:pPr>
             <w:r>
               <w:rPr>
@@ -11438,9 +11476,6 @@
                 <w:numId w:val="28"/>
               </w:numPr>
               <w:ind w:firstLineChars="0"/>
-              <w:rPr>
-                <w:rFonts w:hint="eastAsia"/>
-              </w:rPr>
             </w:pPr>
             <w:r>
               <w:rPr>
@@ -11469,9 +11504,6 @@
                 <w:numId w:val="28"/>
               </w:numPr>
               <w:ind w:firstLineChars="0"/>
-              <w:rPr>
-                <w:rFonts w:hint="eastAsia"/>
-              </w:rPr>
             </w:pPr>
             <w:r>
               <w:rPr>
@@ -11488,9 +11520,6 @@
           <w:p>
             <w:pPr>
               <w:ind w:left="0"/>
-              <w:rPr>
-                <w:rFonts w:hint="eastAsia"/>
-              </w:rPr>
             </w:pPr>
             <w:r>
               <w:rPr>
@@ -11509,9 +11538,6 @@
           <w:p>
             <w:pPr>
               <w:ind w:left="0"/>
-              <w:rPr>
-                <w:rFonts w:hint="eastAsia"/>
-              </w:rPr>
             </w:pPr>
             <w:r>
               <w:rPr>
@@ -11528,9 +11554,6 @@
           <w:p>
             <w:pPr>
               <w:ind w:left="0"/>
-              <w:rPr>
-                <w:rFonts w:hint="eastAsia"/>
-              </w:rPr>
             </w:pPr>
             <w:r>
               <w:rPr>
@@ -11552,9 +11575,6 @@
                 <w:numId w:val="29"/>
               </w:numPr>
               <w:ind w:firstLineChars="0"/>
-              <w:rPr>
-                <w:rFonts w:hint="eastAsia"/>
-              </w:rPr>
             </w:pPr>
             <w:r>
               <w:rPr>
@@ -11583,9 +11603,6 @@
                 <w:numId w:val="29"/>
               </w:numPr>
               <w:ind w:firstLineChars="0"/>
-              <w:rPr>
-                <w:rFonts w:hint="eastAsia"/>
-              </w:rPr>
             </w:pPr>
             <w:r>
               <w:rPr>
@@ -11614,9 +11631,6 @@
           <w:p>
             <w:pPr>
               <w:ind w:left="0"/>
-              <w:rPr>
-                <w:rFonts w:hint="eastAsia"/>
-              </w:rPr>
             </w:pPr>
             <w:r>
               <w:rPr>
@@ -11635,9 +11649,6 @@
           <w:p>
             <w:pPr>
               <w:ind w:left="0"/>
-              <w:rPr>
-                <w:rFonts w:hint="eastAsia"/>
-              </w:rPr>
             </w:pPr>
             <w:r>
               <w:rPr>
@@ -11654,9 +11665,6 @@
           <w:p>
             <w:pPr>
               <w:ind w:left="0"/>
-              <w:rPr>
-                <w:rFonts w:hint="eastAsia"/>
-              </w:rPr>
             </w:pPr>
             <w:r>
               <w:rPr>
@@ -11690,9 +11698,6 @@
                 <w:numId w:val="30"/>
               </w:numPr>
               <w:ind w:firstLineChars="0"/>
-              <w:rPr>
-                <w:rFonts w:hint="eastAsia"/>
-              </w:rPr>
             </w:pPr>
             <w:r>
               <w:rPr>
@@ -11717,9 +11722,6 @@
             <w:pPr>
               <w:pStyle w:val="ListParagraph"/>
               <w:ind w:left="360" w:firstLineChars="0" w:firstLine="0"/>
-              <w:rPr>
-                <w:rFonts w:hint="eastAsia"/>
-              </w:rPr>
             </w:pPr>
           </w:p>
         </w:tc>
@@ -11730,9 +11732,6 @@
           <w:p>
             <w:pPr>
               <w:ind w:left="0"/>
-              <w:rPr>
-                <w:rFonts w:hint="eastAsia"/>
-              </w:rPr>
             </w:pPr>
             <w:r>
               <w:rPr>
@@ -11763,9 +11762,6 @@
           <w:p>
             <w:pPr>
               <w:ind w:left="0"/>
-              <w:rPr>
-                <w:rFonts w:hint="eastAsia"/>
-              </w:rPr>
             </w:pPr>
             <w:r>
               <w:t>checkIdleConnTest</w:t>
@@ -11779,9 +11775,6 @@
           <w:p>
             <w:pPr>
               <w:ind w:left="0"/>
-              <w:rPr>
-                <w:rFonts w:hint="eastAsia"/>
-              </w:rPr>
             </w:pPr>
             <w:r>
               <w:rPr>
@@ -11803,9 +11796,6 @@
                 <w:numId w:val="32"/>
               </w:numPr>
               <w:ind w:firstLineChars="0"/>
-              <w:rPr>
-                <w:rFonts w:hint="eastAsia"/>
-              </w:rPr>
             </w:pPr>
             <w:r>
               <w:rPr>
@@ -11834,9 +11824,6 @@
                 <w:numId w:val="32"/>
               </w:numPr>
               <w:ind w:firstLineChars="0"/>
-              <w:rPr>
-                <w:rFonts w:hint="eastAsia"/>
-              </w:rPr>
             </w:pPr>
             <w:r>
               <w:rPr>
@@ -11845,13 +11832,7 @@
               <w:t>申请多余的空闲连接</w:t>
             </w:r>
           </w:p>
-          <w:p>
-            <w:pPr>
-              <w:rPr>
-                <w:rFonts w:hint="eastAsia"/>
-              </w:rPr>
-            </w:pPr>
-          </w:p>
+          <w:p/>
         </w:tc>
         <w:tc>
           <w:tcPr>
@@ -11860,9 +11841,6 @@
           <w:p>
             <w:pPr>
               <w:ind w:left="0"/>
-              <w:rPr>
-                <w:rFonts w:hint="eastAsia"/>
-              </w:rPr>
             </w:pPr>
             <w:r>
               <w:rPr>
@@ -11897,9 +11875,6 @@
           <w:p>
             <w:pPr>
               <w:ind w:left="0"/>
-              <w:rPr>
-                <w:rFonts w:hint="eastAsia"/>
-              </w:rPr>
             </w:pPr>
             <w:r>
               <w:rPr>
@@ -11921,9 +11896,6 @@
                 <w:numId w:val="33"/>
               </w:numPr>
               <w:ind w:firstLineChars="0"/>
-              <w:rPr>
-                <w:rFonts w:hint="eastAsia"/>
-              </w:rPr>
             </w:pPr>
             <w:r>
               <w:rPr>
@@ -11952,9 +11924,6 @@
                 <w:numId w:val="33"/>
               </w:numPr>
               <w:ind w:firstLineChars="0"/>
-              <w:rPr>
-                <w:rFonts w:hint="eastAsia"/>
-              </w:rPr>
             </w:pPr>
             <w:r>
               <w:rPr>
@@ -11971,9 +11940,6 @@
           <w:p>
             <w:pPr>
               <w:ind w:left="0"/>
-              <w:rPr>
-                <w:rFonts w:hint="eastAsia"/>
-              </w:rPr>
             </w:pPr>
             <w:r>
               <w:rPr>
@@ -11992,9 +11958,6 @@
           <w:p>
             <w:pPr>
               <w:ind w:left="0"/>
-              <w:rPr>
-                <w:rFonts w:hint="eastAsia"/>
-              </w:rPr>
             </w:pPr>
           </w:p>
         </w:tc>
@@ -12005,9 +11968,6 @@
           <w:p>
             <w:pPr>
               <w:ind w:left="0"/>
-              <w:rPr>
-                <w:rFonts w:hint="eastAsia"/>
-              </w:rPr>
             </w:pPr>
             <w:r>
               <w:rPr>
@@ -12024,9 +11984,6 @@
           <w:p>
             <w:pPr>
               <w:ind w:left="0"/>
-              <w:rPr>
-                <w:rFonts w:hint="eastAsia"/>
-              </w:rPr>
             </w:pPr>
             <w:r>
               <w:rPr>
@@ -12067,9 +12024,6 @@
           <w:p>
             <w:pPr>
               <w:ind w:left="0"/>
-              <w:rPr>
-                <w:rFonts w:hint="eastAsia"/>
-              </w:rPr>
             </w:pPr>
             <w:r>
               <w:rPr>
@@ -15581,6 +15535,28 @@
       <w:ind w:left="357"/>
       <w:jc w:val="both"/>
     </w:pPr>
+  </w:style>
+  <w:style w:type="paragraph" w:styleId="Heading1">
+    <w:name w:val="heading 1"/>
+    <w:basedOn w:val="Normal"/>
+    <w:next w:val="Normal"/>
+    <w:link w:val="Heading1Char"/>
+    <w:uiPriority w:val="9"/>
+    <w:qFormat/>
+    <w:rsid w:val="00410E8E"/>
+    <w:pPr>
+      <w:keepNext/>
+      <w:keepLines/>
+      <w:spacing w:before="340" w:after="330" w:line="578" w:lineRule="auto"/>
+      <w:outlineLvl w:val="0"/>
+    </w:pPr>
+    <w:rPr>
+      <w:b/>
+      <w:bCs/>
+      <w:kern w:val="44"/>
+      <w:sz w:val="44"/>
+      <w:szCs w:val="44"/>
+    </w:rPr>
   </w:style>
   <w:style w:type="paragraph" w:styleId="Heading2">
     <w:name w:val="heading 2"/>
@@ -16022,6 +15998,20 @@
       <w:szCs w:val="18"/>
     </w:rPr>
   </w:style>
+  <w:style w:type="character" w:customStyle="1" w:styleId="Heading1Char">
+    <w:name w:val="Heading 1 Char"/>
+    <w:basedOn w:val="DefaultParagraphFont"/>
+    <w:link w:val="Heading1"/>
+    <w:uiPriority w:val="9"/>
+    <w:rsid w:val="00410E8E"/>
+    <w:rPr>
+      <w:b/>
+      <w:bCs/>
+      <w:kern w:val="44"/>
+      <w:sz w:val="44"/>
+      <w:szCs w:val="44"/>
+    </w:rPr>
+  </w:style>
 </w:styles>
 </file>
 

--- a/internal_doc/03.开发设计/C++驱动连接池/Story_C++连接池.docx
+++ b/internal_doc/03.开发设计/C++驱动连接池/Story_C++连接池.docx
@@ -2032,16 +2032,21 @@
           <w:p>
             <w:pPr>
               <w:ind w:left="0"/>
-            </w:pPr>
-            <w:r>
-              <w:rPr>
-                <w:rFonts w:hint="eastAsia"/>
+              <w:rPr>
+                <w:color w:val="FF0000"/>
+              </w:rPr>
+            </w:pPr>
+            <w:r>
+              <w:rPr>
+                <w:rFonts w:hint="eastAsia"/>
+                <w:color w:val="FF0000"/>
               </w:rPr>
               <w:t>0</w:t>
             </w:r>
             <w:r>
               <w:rPr>
                 <w:rFonts w:hint="eastAsia"/>
+                <w:color w:val="FF0000"/>
               </w:rPr>
               <w:t>秒</w:t>
             </w:r>
@@ -2116,9 +2121,10 @@
             </w:r>
             <w:r>
               <w:rPr>
+                <w:rFonts w:hint="eastAsia"/>
                 <w:color w:val="FF0000"/>
               </w:rPr>
-              <w:t>SDB_DRIVER_DS_RUNOUT</w:t>
+              <w:t>SDB_DATASOURCE_KEEPALIVETIME_INVALID</w:t>
             </w:r>
             <w:r>
               <w:rPr>
@@ -3207,7 +3213,7 @@
                 <w:rFonts w:hint="eastAsia"/>
                 <w:color w:val="FF0000"/>
               </w:rPr>
-              <w:t>节点格式不对</w:t>
+              <w:t>参数无效</w:t>
             </w:r>
           </w:p>
         </w:tc>
@@ -3222,7 +3228,7 @@
               <w:ind w:left="0"/>
             </w:pPr>
             <w:r>
-              <w:t>SDB_AUTH_USER_NOT_EXIST</w:t>
+              <w:t>SDB_DRIVER_DS_RUNOUT</w:t>
             </w:r>
           </w:p>
         </w:tc>
@@ -3238,19 +3244,7 @@
               <w:rPr>
                 <w:rFonts w:hint="eastAsia"/>
               </w:rPr>
-              <w:t>不存在或</w:t>
-            </w:r>
-            <w:r>
-              <w:rPr>
-                <w:rFonts w:hint="eastAsia"/>
-              </w:rPr>
-              <w:t>用户名密码</w:t>
-            </w:r>
-            <w:r>
-              <w:rPr>
-                <w:rFonts w:hint="eastAsia"/>
-              </w:rPr>
-              <w:t>错误</w:t>
+              <w:t>客户端连接池已满</w:t>
             </w:r>
           </w:p>
         </w:tc>
@@ -3298,7 +3292,7 @@
               <w:ind w:left="0"/>
             </w:pPr>
             <w:r>
-              <w:t>SDB_DRIVER_DS_RUNOUT</w:t>
+              <w:t>SDB_NET_NOT_CONNECT</w:t>
             </w:r>
           </w:p>
         </w:tc>
@@ -3314,7 +3308,7 @@
               <w:rPr>
                 <w:rFonts w:hint="eastAsia"/>
               </w:rPr>
-              <w:t>客户端连接池已满</w:t>
+              <w:t>连接不存在</w:t>
             </w:r>
           </w:p>
         </w:tc>
@@ -3362,7 +3356,16 @@
               <w:ind w:left="0"/>
             </w:pPr>
             <w:r>
-              <w:t>SDB_NET_NOT_CONNECT</w:t>
+              <w:rPr>
+                <w:rFonts w:hint="eastAsia"/>
+              </w:rPr>
+              <w:t>SDB_DATASOURCE_</w:t>
+            </w:r>
+            <w:r>
+              <w:rPr>
+                <w:rFonts w:hint="eastAsia"/>
+              </w:rPr>
+              <w:t>KEEPALIVETIME_INVALID</w:t>
             </w:r>
           </w:p>
         </w:tc>
@@ -3378,7 +3381,13 @@
               <w:rPr>
                 <w:rFonts w:hint="eastAsia"/>
               </w:rPr>
-              <w:t>连接不存在</w:t>
+              <w:t>_keepAliveTimeout</w:t>
+            </w:r>
+            <w:r>
+              <w:rPr>
+                <w:rFonts w:hint="eastAsia"/>
+              </w:rPr>
+              <w:t>非法</w:t>
             </w:r>
           </w:p>
         </w:tc>
@@ -3390,6 +3399,33 @@
             <w:pPr>
               <w:ind w:left="0"/>
             </w:pPr>
+            <w:r>
+              <w:rPr>
+                <w:rFonts w:hint="eastAsia"/>
+              </w:rPr>
+              <w:t>非</w:t>
+            </w:r>
+            <w:r>
+              <w:rPr>
+                <w:rFonts w:hint="eastAsia"/>
+              </w:rPr>
+              <w:t>0</w:t>
+            </w:r>
+            <w:r>
+              <w:rPr>
+                <w:rFonts w:hint="eastAsia"/>
+              </w:rPr>
+              <w:t>的情况下要大于</w:t>
+            </w:r>
+            <w:r>
+              <w:rPr>
+                <w:rFonts w:hint="eastAsia"/>
+              </w:rPr>
+              <w:t>_</w:t>
+            </w:r>
+            <w:r>
+              <w:t>checkInterval</w:t>
+            </w:r>
           </w:p>
         </w:tc>
         <w:tc>
@@ -3413,6 +3449,34 @@
                 <w:color w:val="FF0000"/>
               </w:rPr>
             </w:pPr>
+            <w:r>
+              <w:rPr>
+                <w:rFonts w:hint="eastAsia"/>
+                <w:color w:val="FF0000"/>
+              </w:rPr>
+              <w:t>建议为</w:t>
+            </w:r>
+            <w:r>
+              <w:rPr>
+                <w:rFonts w:hint="eastAsia"/>
+                <w:color w:val="FF0000"/>
+              </w:rPr>
+              <w:t>_checkInterval</w:t>
+            </w:r>
+            <w:r>
+              <w:rPr>
+                <w:rFonts w:hint="eastAsia"/>
+                <w:color w:val="FF0000"/>
+              </w:rPr>
+              <w:t>两倍时间</w:t>
+            </w:r>
+            <w:r>
+              <w:rPr>
+                <w:rFonts w:hint="eastAsia"/>
+                <w:color w:val="FF0000"/>
+              </w:rPr>
+              <w:t>，新增</w:t>
+            </w:r>
           </w:p>
         </w:tc>
       </w:tr>
@@ -3426,16 +3490,7 @@
               <w:ind w:left="0"/>
             </w:pPr>
             <w:r>
-              <w:rPr>
-                <w:rFonts w:hint="eastAsia"/>
-              </w:rPr>
-              <w:t>SDB_DATASOURCE_</w:t>
-            </w:r>
-            <w:r>
-              <w:rPr>
-                <w:rFonts w:hint="eastAsia"/>
-              </w:rPr>
-              <w:t>KEEPALIVETIME_INVALID</w:t>
+              <w:t>SDBCM_NODE_EXISTED</w:t>
             </w:r>
           </w:p>
         </w:tc>
@@ -3451,13 +3506,7 @@
               <w:rPr>
                 <w:rFonts w:hint="eastAsia"/>
               </w:rPr>
-              <w:t>_keepAliveTimeout</w:t>
-            </w:r>
-            <w:r>
-              <w:rPr>
-                <w:rFonts w:hint="eastAsia"/>
-              </w:rPr>
-              <w:t>非法</w:t>
+              <w:t>节点已存在</w:t>
             </w:r>
           </w:p>
         </w:tc>
@@ -3469,33 +3518,6 @@
             <w:pPr>
               <w:ind w:left="0"/>
             </w:pPr>
-            <w:r>
-              <w:rPr>
-                <w:rFonts w:hint="eastAsia"/>
-              </w:rPr>
-              <w:t>非</w:t>
-            </w:r>
-            <w:r>
-              <w:rPr>
-                <w:rFonts w:hint="eastAsia"/>
-              </w:rPr>
-              <w:t>0</w:t>
-            </w:r>
-            <w:r>
-              <w:rPr>
-                <w:rFonts w:hint="eastAsia"/>
-              </w:rPr>
-              <w:t>的情况下要大于</w:t>
-            </w:r>
-            <w:r>
-              <w:rPr>
-                <w:rFonts w:hint="eastAsia"/>
-              </w:rPr>
-              <w:t>_</w:t>
-            </w:r>
-            <w:r>
-              <w:t>checkInterval</w:t>
-            </w:r>
           </w:p>
         </w:tc>
         <w:tc>
@@ -3524,28 +3546,7 @@
                 <w:rFonts w:hint="eastAsia"/>
                 <w:color w:val="FF0000"/>
               </w:rPr>
-              <w:t>建议为</w:t>
-            </w:r>
-            <w:r>
-              <w:rPr>
-                <w:rFonts w:hint="eastAsia"/>
-                <w:color w:val="FF0000"/>
-              </w:rPr>
-              <w:t>_checkInterval</w:t>
-            </w:r>
-            <w:r>
-              <w:rPr>
-                <w:rFonts w:hint="eastAsia"/>
-                <w:color w:val="FF0000"/>
-              </w:rPr>
-              <w:t>两倍时间</w:t>
-            </w:r>
-            <w:r>
-              <w:rPr>
-                <w:rFonts w:hint="eastAsia"/>
-                <w:color w:val="FF0000"/>
-              </w:rPr>
-              <w:t>，新增</w:t>
+              <w:t>当添加一个节点时</w:t>
             </w:r>
           </w:p>
         </w:tc>
@@ -3560,7 +3561,7 @@
               <w:ind w:left="0"/>
             </w:pPr>
             <w:r>
-              <w:t>SDBCM_NODE_EXISTED</w:t>
+              <w:t>SDBCM_NODE_NOTEXISTED</w:t>
             </w:r>
           </w:p>
         </w:tc>
@@ -3576,7 +3577,7 @@
               <w:rPr>
                 <w:rFonts w:hint="eastAsia"/>
               </w:rPr>
-              <w:t>节点已存在</w:t>
+              <w:t>节点不存在</w:t>
             </w:r>
           </w:p>
         </w:tc>
@@ -3616,7 +3617,7 @@
                 <w:rFonts w:hint="eastAsia"/>
                 <w:color w:val="FF0000"/>
               </w:rPr>
-              <w:t>当添加一个节点时</w:t>
+              <w:t>当删除一个节点时</w:t>
             </w:r>
           </w:p>
         </w:tc>
@@ -3631,7 +3632,10 @@
               <w:ind w:left="0"/>
             </w:pPr>
             <w:r>
-              <w:t>SDBCM_NODE_NOTEXISTED</w:t>
+              <w:rPr>
+                <w:rFonts w:hint="eastAsia"/>
+              </w:rPr>
+              <w:t>SDB_HAS_NO_NODE</w:t>
             </w:r>
           </w:p>
         </w:tc>
@@ -3647,7 +3651,7 @@
               <w:rPr>
                 <w:rFonts w:hint="eastAsia"/>
               </w:rPr>
-              <w:t>节点不存在</w:t>
+              <w:t>无可用节点</w:t>
             </w:r>
           </w:p>
         </w:tc>
@@ -3687,7 +3691,7 @@
                 <w:rFonts w:hint="eastAsia"/>
                 <w:color w:val="FF0000"/>
               </w:rPr>
-              <w:t>当删除一个节点时</w:t>
+              <w:t>新增</w:t>
             </w:r>
           </w:p>
         </w:tc>
@@ -3705,7 +3709,7 @@
               <w:rPr>
                 <w:rFonts w:hint="eastAsia"/>
               </w:rPr>
-              <w:t>SDB_HAS_NO_NODE</w:t>
+              <w:t>SDB_DATASOURCE_HAS_ENABLED</w:t>
             </w:r>
           </w:p>
         </w:tc>
@@ -3721,7 +3725,7 @@
               <w:rPr>
                 <w:rFonts w:hint="eastAsia"/>
               </w:rPr>
-              <w:t>无可用节点</w:t>
+              <w:t>连接池功能已启用</w:t>
             </w:r>
           </w:p>
         </w:tc>
@@ -3756,6 +3760,20 @@
                 <w:color w:val="FF0000"/>
               </w:rPr>
             </w:pPr>
+            <w:r>
+              <w:rPr>
+                <w:rFonts w:hint="eastAsia"/>
+                <w:color w:val="FF0000"/>
+              </w:rPr>
+              <w:t>不能重复启用</w:t>
+            </w:r>
+            <w:r>
+              <w:rPr>
+                <w:rFonts w:hint="eastAsia"/>
+                <w:color w:val="FF0000"/>
+              </w:rPr>
+              <w:t>,</w:t>
+            </w:r>
             <w:r>
               <w:rPr>
                 <w:rFonts w:hint="eastAsia"/>
@@ -3779,7 +3797,7 @@
               <w:rPr>
                 <w:rFonts w:hint="eastAsia"/>
               </w:rPr>
-              <w:t>SDB_DATASOURCE_HAS_ENABLED</w:t>
+              <w:t>SDB_DATASOURCE_DISABLED</w:t>
             </w:r>
           </w:p>
         </w:tc>
@@ -3795,7 +3813,7 @@
               <w:rPr>
                 <w:rFonts w:hint="eastAsia"/>
               </w:rPr>
-              <w:t>连接池功能已启用</w:t>
+              <w:t>已禁用连接池功能</w:t>
             </w:r>
           </w:p>
         </w:tc>
@@ -3835,21 +3853,14 @@
                 <w:rFonts w:hint="eastAsia"/>
                 <w:color w:val="FF0000"/>
               </w:rPr>
-              <w:t>不能重复启用</w:t>
+              <w:t>不能重复禁用</w:t>
             </w:r>
             <w:r>
               <w:rPr>
                 <w:rFonts w:hint="eastAsia"/>
                 <w:color w:val="FF0000"/>
               </w:rPr>
-              <w:t>,</w:t>
-            </w:r>
-            <w:r>
-              <w:rPr>
-                <w:rFonts w:hint="eastAsia"/>
-                <w:color w:val="FF0000"/>
-              </w:rPr>
-              <w:t>新增</w:t>
+              <w:t>，新增</w:t>
             </w:r>
           </w:p>
         </w:tc>
@@ -3867,7 +3878,7 @@
               <w:rPr>
                 <w:rFonts w:hint="eastAsia"/>
               </w:rPr>
-              <w:t>SDB_DATASOURCE_DISABLED</w:t>
+              <w:t>SDB_DATASOURCE_CONN_STILL</w:t>
             </w:r>
           </w:p>
         </w:tc>
@@ -3883,7 +3894,7 @@
               <w:rPr>
                 <w:rFonts w:hint="eastAsia"/>
               </w:rPr>
-              <w:t>已禁用连接池功能</w:t>
+              <w:t>还存在忙连接</w:t>
             </w:r>
           </w:p>
         </w:tc>
@@ -3923,89 +3934,15 @@
                 <w:rFonts w:hint="eastAsia"/>
                 <w:color w:val="FF0000"/>
               </w:rPr>
-              <w:t>不能重复禁用</w:t>
+              <w:t>禁用连接池功能时还有忙连接则返回错误</w:t>
             </w:r>
             <w:r>
               <w:rPr>
                 <w:rFonts w:hint="eastAsia"/>
                 <w:color w:val="FF0000"/>
               </w:rPr>
-              <w:t>，新增</w:t>
-            </w:r>
-          </w:p>
-        </w:tc>
-      </w:tr>
-      <w:tr>
-        <w:tc>
-          <w:tcPr>
-            <w:tcW w:w="2161" w:type="dxa"/>
-          </w:tcPr>
-          <w:p>
-            <w:pPr>
-              <w:ind w:left="0"/>
-            </w:pPr>
-            <w:r>
-              <w:rPr>
-                <w:rFonts w:hint="eastAsia"/>
-              </w:rPr>
               <w:lastRenderedPageBreak/>
-              <w:t>SDB_DATASOURCE_CONN_STILL</w:t>
-            </w:r>
-          </w:p>
-        </w:tc>
-        <w:tc>
-          <w:tcPr>
-            <w:tcW w:w="2268" w:type="dxa"/>
-          </w:tcPr>
-          <w:p>
-            <w:pPr>
-              <w:ind w:left="0"/>
-            </w:pPr>
-            <w:r>
-              <w:rPr>
-                <w:rFonts w:hint="eastAsia"/>
-              </w:rPr>
-              <w:t>还存在忙连接</w:t>
-            </w:r>
-          </w:p>
-        </w:tc>
-        <w:tc>
-          <w:tcPr>
-            <w:tcW w:w="1604" w:type="dxa"/>
-          </w:tcPr>
-          <w:p>
-            <w:pPr>
-              <w:ind w:left="0"/>
-            </w:pPr>
-          </w:p>
-        </w:tc>
-        <w:tc>
-          <w:tcPr>
-            <w:tcW w:w="756" w:type="dxa"/>
-          </w:tcPr>
-          <w:p>
-            <w:pPr>
-              <w:ind w:left="0"/>
-            </w:pPr>
-          </w:p>
-        </w:tc>
-        <w:tc>
-          <w:tcPr>
-            <w:tcW w:w="2113" w:type="dxa"/>
-          </w:tcPr>
-          <w:p>
-            <w:pPr>
-              <w:ind w:left="0"/>
-              <w:rPr>
-                <w:color w:val="FF0000"/>
-              </w:rPr>
-            </w:pPr>
-            <w:r>
-              <w:rPr>
-                <w:rFonts w:hint="eastAsia"/>
-                <w:color w:val="FF0000"/>
-              </w:rPr>
-              <w:t>禁用连接池功能时还有忙连接则返回错误码</w:t>
+              <w:t>码</w:t>
             </w:r>
             <w:r>
               <w:rPr>
@@ -4026,6 +3963,7 @@
         <w:rPr>
           <w:rFonts w:hint="eastAsia"/>
         </w:rPr>
+        <w:lastRenderedPageBreak/>
         <w:tab/>
       </w:r>
       <w:r>
@@ -4183,19 +4121,10 @@
               <w:rPr>
                 <w:rFonts w:hint="eastAsia"/>
               </w:rPr>
-              <w:t>s</w:t>
-            </w:r>
-            <w:r>
-              <w:t>dbData</w:t>
-            </w:r>
-            <w:r>
-              <w:rPr>
-                <w:rFonts w:hint="eastAsia"/>
-              </w:rPr>
-              <w:t>S</w:t>
-            </w:r>
-            <w:r>
-              <w:t>ource()</w:t>
+              <w:t>initDataSource</w:t>
+            </w:r>
+            <w:r>
+              <w:t>()</w:t>
             </w:r>
           </w:p>
         </w:tc>
@@ -4282,7 +4211,13 @@
               <w:rPr>
                 <w:rFonts w:hint="eastAsia"/>
               </w:rPr>
-              <w:t>构造函数，该函数只使用一个</w:t>
+              <w:t>初始化函数</w:t>
+            </w:r>
+            <w:r>
+              <w:rPr>
+                <w:rFonts w:hint="eastAsia"/>
+              </w:rPr>
+              <w:t>，该函数只使用一个</w:t>
             </w:r>
             <w:r>
               <w:rPr>
@@ -4386,10 +4321,10 @@
               <w:rPr>
                 <w:rFonts w:hint="eastAsia"/>
               </w:rPr>
-              <w:t>s</w:t>
-            </w:r>
-            <w:r>
-              <w:t>dbData</w:t>
+              <w:t>init</w:t>
+            </w:r>
+            <w:r>
+              <w:t>Data</w:t>
             </w:r>
             <w:r>
               <w:rPr>
@@ -4499,7 +4434,13 @@
               <w:rPr>
                 <w:rFonts w:hint="eastAsia"/>
               </w:rPr>
-              <w:t>构造函数，该函数可使用多个</w:t>
+              <w:t>初始化</w:t>
+            </w:r>
+            <w:r>
+              <w:rPr>
+                <w:rFonts w:hint="eastAsia"/>
+              </w:rPr>
+              <w:t>函数，该函数可使用多个</w:t>
             </w:r>
             <w:r>
               <w:rPr>
@@ -4863,52 +4804,58 @@
               <w:rPr>
                 <w:rFonts w:hint="eastAsia"/>
               </w:rPr>
+              <w:t>getLocalAddrNum()</w:t>
+            </w:r>
+          </w:p>
+        </w:tc>
+        <w:tc>
+          <w:tcPr>
+            <w:tcW w:w="2268" w:type="dxa"/>
+          </w:tcPr>
+          <w:p>
+            <w:pPr>
+              <w:ind w:left="0"/>
+            </w:pPr>
+            <w:r>
+              <w:rPr>
+                <w:rFonts w:hint="eastAsia"/>
+              </w:rPr>
+              <w:t>无</w:t>
+            </w:r>
+          </w:p>
+        </w:tc>
+        <w:tc>
+          <w:tcPr>
+            <w:tcW w:w="992" w:type="dxa"/>
+          </w:tcPr>
+          <w:p>
+            <w:pPr>
+              <w:ind w:left="0"/>
+            </w:pPr>
+            <w:r>
+              <w:rPr>
+                <w:rFonts w:hint="eastAsia"/>
+              </w:rPr>
+              <w:t>UINT32</w:t>
+            </w:r>
+            <w:r>
+              <w:rPr>
+                <w:rFonts w:hint="eastAsia"/>
+              </w:rPr>
+              <w:t>:</w:t>
+            </w:r>
+            <w:r>
+              <w:rPr>
+                <w:rFonts w:hint="eastAsia"/>
+              </w:rPr>
+              <w:t>本地地</w:t>
+            </w:r>
+            <w:r>
+              <w:rPr>
+                <w:rFonts w:hint="eastAsia"/>
+              </w:rPr>
               <w:lastRenderedPageBreak/>
-              <w:t>getLocalAddrNum()</w:t>
-            </w:r>
-          </w:p>
-        </w:tc>
-        <w:tc>
-          <w:tcPr>
-            <w:tcW w:w="2268" w:type="dxa"/>
-          </w:tcPr>
-          <w:p>
-            <w:pPr>
-              <w:ind w:left="0"/>
-            </w:pPr>
-            <w:r>
-              <w:rPr>
-                <w:rFonts w:hint="eastAsia"/>
-              </w:rPr>
-              <w:t>无</w:t>
-            </w:r>
-          </w:p>
-        </w:tc>
-        <w:tc>
-          <w:tcPr>
-            <w:tcW w:w="992" w:type="dxa"/>
-          </w:tcPr>
-          <w:p>
-            <w:pPr>
-              <w:ind w:left="0"/>
-            </w:pPr>
-            <w:r>
-              <w:rPr>
-                <w:rFonts w:hint="eastAsia"/>
-              </w:rPr>
-              <w:t>UINT32</w:t>
-            </w:r>
-            <w:r>
-              <w:rPr>
-                <w:rFonts w:hint="eastAsia"/>
-              </w:rPr>
-              <w:t>:</w:t>
-            </w:r>
-            <w:r>
-              <w:rPr>
-                <w:rFonts w:hint="eastAsia"/>
-              </w:rPr>
-              <w:t>本地地址数量</w:t>
+              <w:t>址数量</w:t>
             </w:r>
           </w:p>
         </w:tc>
@@ -4924,7 +4871,15 @@
               <w:rPr>
                 <w:rFonts w:hint="eastAsia"/>
               </w:rPr>
-              <w:t>如果启用本地策略，则直接返回容器中维护的本地节点数量</w:t>
+              <w:lastRenderedPageBreak/>
+              <w:t>如果启用本地策略，则直接返回容器中维护的本地</w:t>
+            </w:r>
+            <w:r>
+              <w:rPr>
+                <w:rFonts w:hint="eastAsia"/>
+              </w:rPr>
+              <w:lastRenderedPageBreak/>
+              <w:t>节点数量</w:t>
             </w:r>
           </w:p>
         </w:tc>
@@ -4939,6 +4894,7 @@
               <w:ind w:left="0"/>
             </w:pPr>
             <w:r>
+              <w:lastRenderedPageBreak/>
               <w:t>addCoord(</w:t>
             </w:r>
             <w:r>
@@ -5744,24 +5700,24 @@
               <w:rPr>
                 <w:rFonts w:hint="eastAsia"/>
               </w:rPr>
+              <w:t>SDB_DATASOURCE_DISABLED</w:t>
+            </w:r>
+            <w:r>
+              <w:rPr>
+                <w:rFonts w:hint="eastAsia"/>
+              </w:rPr>
+              <w:t>。</w:t>
+            </w:r>
+          </w:p>
+          <w:p>
+            <w:pPr>
+              <w:ind w:left="0"/>
+            </w:pPr>
+            <w:r>
+              <w:rPr>
+                <w:rFonts w:hint="eastAsia"/>
+              </w:rPr>
               <w:lastRenderedPageBreak/>
-              <w:t>SDB_DATASOURCE_DISABLED</w:t>
-            </w:r>
-            <w:r>
-              <w:rPr>
-                <w:rFonts w:hint="eastAsia"/>
-              </w:rPr>
-              <w:t>。</w:t>
-            </w:r>
-          </w:p>
-          <w:p>
-            <w:pPr>
-              <w:ind w:left="0"/>
-            </w:pPr>
-            <w:r>
-              <w:rPr>
-                <w:rFonts w:hint="eastAsia"/>
-              </w:rPr>
               <w:t>不能将不属于连接池的连接归还到连接池</w:t>
             </w:r>
             <w:r>
@@ -6240,7 +6196,7 @@
     </w:p>
     <w:p>
       <w:r>
-        <w:object w:dxaOrig="11042" w:dyaOrig="8947">
+        <w:object w:dxaOrig="11042" w:dyaOrig="8354">
           <v:shapetype id="_x0000_t75" coordsize="21600,21600" o:spt="75" o:preferrelative="t" path="m@4@5l@4@11@9@11@9@5xe" filled="f" stroked="f">
             <v:stroke joinstyle="miter"/>
             <v:formulas>
@@ -6260,10 +6216,10 @@
             <v:path o:extrusionok="f" gradientshapeok="t" o:connecttype="rect"/>
             <o:lock v:ext="edit" aspectratio="t"/>
           </v:shapetype>
-          <v:shape id="_x0000_i1035" type="#_x0000_t75" style="width:415.3pt;height:336.4pt" o:ole="">
+          <v:shape id="_x0000_i1035" type="#_x0000_t75" style="width:415.3pt;height:313.9pt" o:ole="">
             <v:imagedata r:id="rId8" o:title=""/>
           </v:shape>
-          <o:OLEObject Type="Embed" ProgID="Visio.Drawing.11" ShapeID="_x0000_i1035" DrawAspect="Content" ObjectID="_1528807333" r:id="rId9"/>
+          <o:OLEObject Type="Embed" ProgID="Visio.Drawing.11" ShapeID="_x0000_i1035" DrawAspect="Content" ObjectID="_1528879877" r:id="rId9"/>
         </w:object>
       </w:r>
     </w:p>
@@ -6308,7 +6264,7 @@
           <v:shape id="_x0000_i1025" type="#_x0000_t75" style="width:272.45pt;height:307pt" o:ole="">
             <v:imagedata r:id="rId10" o:title=""/>
           </v:shape>
-          <o:OLEObject Type="Embed" ProgID="Visio.Drawing.11" ShapeID="_x0000_i1025" DrawAspect="Content" ObjectID="_1528807334" r:id="rId11"/>
+          <o:OLEObject Type="Embed" ProgID="Visio.Drawing.11" ShapeID="_x0000_i1025" DrawAspect="Content" ObjectID="_1528879878" r:id="rId11"/>
         </w:object>
       </w:r>
     </w:p>
@@ -6661,7 +6617,7 @@
           <v:shape id="_x0000_i1026" type="#_x0000_t75" style="width:392.85pt;height:543.75pt" o:ole="">
             <v:imagedata r:id="rId12" o:title=""/>
           </v:shape>
-          <o:OLEObject Type="Embed" ProgID="Visio.Drawing.11" ShapeID="_x0000_i1026" DrawAspect="Content" ObjectID="_1528807335" r:id="rId13"/>
+          <o:OLEObject Type="Embed" ProgID="Visio.Drawing.11" ShapeID="_x0000_i1026" DrawAspect="Content" ObjectID="_1528879879" r:id="rId13"/>
         </w:object>
       </w:r>
       <w:r>
@@ -7007,7 +6963,7 @@
           <v:shape id="_x0000_i1027" type="#_x0000_t75" style="width:244.8pt;height:374.4pt" o:ole="">
             <v:imagedata r:id="rId14" o:title=""/>
           </v:shape>
-          <o:OLEObject Type="Embed" ProgID="Visio.Drawing.11" ShapeID="_x0000_i1027" DrawAspect="Content" ObjectID="_1528807336" r:id="rId15"/>
+          <o:OLEObject Type="Embed" ProgID="Visio.Drawing.11" ShapeID="_x0000_i1027" DrawAspect="Content" ObjectID="_1528879880" r:id="rId15"/>
         </w:object>
       </w:r>
     </w:p>
@@ -7231,7 +7187,7 @@
           <v:shape id="_x0000_i1028" type="#_x0000_t75" style="width:415.3pt;height:365.75pt" o:ole="">
             <v:imagedata r:id="rId16" o:title=""/>
           </v:shape>
-          <o:OLEObject Type="Embed" ProgID="Visio.Drawing.11" ShapeID="_x0000_i1028" DrawAspect="Content" ObjectID="_1528807337" r:id="rId17"/>
+          <o:OLEObject Type="Embed" ProgID="Visio.Drawing.11" ShapeID="_x0000_i1028" DrawAspect="Content" ObjectID="_1528879881" r:id="rId17"/>
         </w:object>
       </w:r>
     </w:p>
@@ -7249,7 +7205,7 @@
           <v:shape id="_x0000_i1029" type="#_x0000_t75" style="width:415.3pt;height:375.55pt" o:ole="">
             <v:imagedata r:id="rId18" o:title=""/>
           </v:shape>
-          <o:OLEObject Type="Embed" ProgID="Visio.Drawing.11" ShapeID="_x0000_i1029" DrawAspect="Content" ObjectID="_1528807338" r:id="rId19"/>
+          <o:OLEObject Type="Embed" ProgID="Visio.Drawing.11" ShapeID="_x0000_i1029" DrawAspect="Content" ObjectID="_1528879882" r:id="rId19"/>
         </w:object>
       </w:r>
     </w:p>
@@ -7410,7 +7366,7 @@
           <v:shape id="_x0000_i1030" type="#_x0000_t75" style="width:341pt;height:293.2pt" o:ole="">
             <v:imagedata r:id="rId20" o:title=""/>
           </v:shape>
-          <o:OLEObject Type="Embed" ProgID="Visio.Drawing.11" ShapeID="_x0000_i1030" DrawAspect="Content" ObjectID="_1528807339" r:id="rId21"/>
+          <o:OLEObject Type="Embed" ProgID="Visio.Drawing.11" ShapeID="_x0000_i1030" DrawAspect="Content" ObjectID="_1528879883" r:id="rId21"/>
         </w:object>
       </w:r>
     </w:p>
@@ -7621,7 +7577,7 @@
           <v:shape id="_x0000_i1031" type="#_x0000_t75" style="width:289.15pt;height:349.05pt" o:ole="">
             <v:imagedata r:id="rId22" o:title=""/>
           </v:shape>
-          <o:OLEObject Type="Embed" ProgID="Visio.Drawing.11" ShapeID="_x0000_i1031" DrawAspect="Content" ObjectID="_1528807340" r:id="rId23"/>
+          <o:OLEObject Type="Embed" ProgID="Visio.Drawing.11" ShapeID="_x0000_i1031" DrawAspect="Content" ObjectID="_1528879884" r:id="rId23"/>
         </w:object>
       </w:r>
     </w:p>
@@ -7862,7 +7818,7 @@
           <v:shape id="_x0000_i1032" type="#_x0000_t75" style="width:271.3pt;height:425.1pt" o:ole="">
             <v:imagedata r:id="rId24" o:title=""/>
           </v:shape>
-          <o:OLEObject Type="Embed" ProgID="Visio.Drawing.11" ShapeID="_x0000_i1032" DrawAspect="Content" ObjectID="_1528807341" r:id="rId25"/>
+          <o:OLEObject Type="Embed" ProgID="Visio.Drawing.11" ShapeID="_x0000_i1032" DrawAspect="Content" ObjectID="_1528879885" r:id="rId25"/>
         </w:object>
       </w:r>
       <w:r>
@@ -8096,7 +8052,7 @@
           <v:shape id="_x0000_i1033" type="#_x0000_t75" style="width:283.95pt;height:300.1pt" o:ole="">
             <v:imagedata r:id="rId26" o:title=""/>
           </v:shape>
-          <o:OLEObject Type="Embed" ProgID="Visio.Drawing.11" ShapeID="_x0000_i1033" DrawAspect="Content" ObjectID="_1528807342" r:id="rId27"/>
+          <o:OLEObject Type="Embed" ProgID="Visio.Drawing.11" ShapeID="_x0000_i1033" DrawAspect="Content" ObjectID="_1528879886" r:id="rId27"/>
         </w:object>
       </w:r>
     </w:p>
@@ -8321,7 +8277,7 @@
           <v:shape id="_x0000_i1034" type="#_x0000_t75" style="width:283.95pt;height:300.1pt" o:ole="">
             <v:imagedata r:id="rId28" o:title=""/>
           </v:shape>
-          <o:OLEObject Type="Embed" ProgID="Visio.Drawing.11" ShapeID="_x0000_i1034" DrawAspect="Content" ObjectID="_1528807343" r:id="rId29"/>
+          <o:OLEObject Type="Embed" ProgID="Visio.Drawing.11" ShapeID="_x0000_i1034" DrawAspect="Content" ObjectID="_1528879887" r:id="rId29"/>
         </w:object>
       </w:r>
     </w:p>

--- a/internal_doc/03.开发设计/C++驱动连接池/Story_C++连接池.docx
+++ b/internal_doc/03.开发设计/C++驱动连接池/Story_C++连接池.docx
@@ -1804,7 +1804,13 @@
               <w:rPr>
                 <w:rFonts w:hint="eastAsia"/>
               </w:rPr>
-              <w:t>10</w:t>
+              <w:t>2</w:t>
+            </w:r>
+            <w:r>
+              <w:rPr>
+                <w:rFonts w:hint="eastAsia"/>
+              </w:rPr>
+              <w:t>0</w:t>
             </w:r>
           </w:p>
         </w:tc>
@@ -2766,6 +2772,124 @@
             <w:pPr>
               <w:ind w:left="0"/>
             </w:pPr>
+          </w:p>
+        </w:tc>
+      </w:tr>
+      <w:tr>
+        <w:tc>
+          <w:tcPr>
+            <w:tcW w:w="2161" w:type="dxa"/>
+          </w:tcPr>
+          <w:p>
+            <w:pPr>
+              <w:ind w:left="0"/>
+              <w:rPr>
+                <w:rFonts w:hint="eastAsia"/>
+              </w:rPr>
+            </w:pPr>
+            <w:r>
+              <w:rPr>
+                <w:rFonts w:hint="eastAsia"/>
+              </w:rPr>
+              <w:t>_preCreateNum</w:t>
+            </w:r>
+          </w:p>
+        </w:tc>
+        <w:tc>
+          <w:tcPr>
+            <w:tcW w:w="2268" w:type="dxa"/>
+          </w:tcPr>
+          <w:p>
+            <w:pPr>
+              <w:ind w:left="0"/>
+              <w:rPr>
+                <w:rFonts w:hint="eastAsia"/>
+              </w:rPr>
+            </w:pPr>
+            <w:r>
+              <w:rPr>
+                <w:rFonts w:hint="eastAsia"/>
+              </w:rPr>
+              <w:t>当空闲连接可用数小于某个数后，预先启用创建连接线程</w:t>
+            </w:r>
+          </w:p>
+        </w:tc>
+        <w:tc>
+          <w:tcPr>
+            <w:tcW w:w="1604" w:type="dxa"/>
+          </w:tcPr>
+          <w:p>
+            <w:pPr>
+              <w:ind w:left="0"/>
+              <w:rPr>
+                <w:rFonts w:hint="eastAsia"/>
+              </w:rPr>
+            </w:pPr>
+            <w:r>
+              <w:rPr>
+                <w:rFonts w:hint="eastAsia"/>
+              </w:rPr>
+              <w:t>UINT32</w:t>
+            </w:r>
+          </w:p>
+        </w:tc>
+        <w:tc>
+          <w:tcPr>
+            <w:tcW w:w="756" w:type="dxa"/>
+          </w:tcPr>
+          <w:p>
+            <w:pPr>
+              <w:ind w:left="0"/>
+              <w:rPr>
+                <w:rFonts w:hint="eastAsia"/>
+              </w:rPr>
+            </w:pPr>
+            <w:r>
+              <w:rPr>
+                <w:rFonts w:hint="eastAsia"/>
+              </w:rPr>
+              <w:t>2</w:t>
+            </w:r>
+          </w:p>
+        </w:tc>
+        <w:tc>
+          <w:tcPr>
+            <w:tcW w:w="2113" w:type="dxa"/>
+          </w:tcPr>
+          <w:p>
+            <w:pPr>
+              <w:ind w:left="0"/>
+            </w:pPr>
+            <w:r>
+              <w:rPr>
+                <w:rFonts w:hint="eastAsia"/>
+              </w:rPr>
+              <w:t>该值应小于</w:t>
+            </w:r>
+            <w:r>
+              <w:rPr>
+                <w:rFonts w:hint="eastAsia"/>
+              </w:rPr>
+              <w:t>_</w:t>
+            </w:r>
+            <w:r>
+              <w:t>deltaIncCount</w:t>
+            </w:r>
+            <w:r>
+              <w:rPr>
+                <w:rFonts w:hint="eastAsia"/>
+              </w:rPr>
+              <w:t xml:space="preserve">, </w:t>
+            </w:r>
+            <w:r>
+              <w:rPr>
+                <w:rFonts w:hint="eastAsia"/>
+              </w:rPr>
+              <w:t>否则返回</w:t>
+            </w:r>
+            <w:r>
+              <w:t>SDB_INVALIDARG</w:t>
+            </w:r>
           </w:p>
         </w:tc>
       </w:tr>
@@ -3797,6 +3921,7 @@
               <w:rPr>
                 <w:rFonts w:hint="eastAsia"/>
               </w:rPr>
+              <w:lastRenderedPageBreak/>
               <w:t>SDB_DATASOURCE_DISABLED</w:t>
             </w:r>
           </w:p>
@@ -3934,15 +4059,7 @@
                 <w:rFonts w:hint="eastAsia"/>
                 <w:color w:val="FF0000"/>
               </w:rPr>
-              <w:t>禁用连接池功能时还有忙连接则返回错误</w:t>
-            </w:r>
-            <w:r>
-              <w:rPr>
-                <w:rFonts w:hint="eastAsia"/>
-                <w:color w:val="FF0000"/>
-              </w:rPr>
-              <w:lastRenderedPageBreak/>
-              <w:t>码</w:t>
+              <w:t>禁用连接池功能时还有忙连接则返回错误码</w:t>
             </w:r>
             <w:r>
               <w:rPr>
@@ -3963,7 +4080,6 @@
         <w:rPr>
           <w:rFonts w:hint="eastAsia"/>
         </w:rPr>
-        <w:lastRenderedPageBreak/>
         <w:tab/>
       </w:r>
       <w:r>
@@ -4464,30 +4580,28 @@
               <w:rPr>
                 <w:rFonts w:hint="eastAsia"/>
               </w:rPr>
-              <w:t>，且地址有效，无效返回</w:t>
+              <w:t>，且地址</w:t>
+            </w:r>
+            <w:r>
+              <w:rPr>
+                <w:rFonts w:hint="eastAsia"/>
+              </w:rPr>
+              <w:t>至少有一个</w:t>
+            </w:r>
+            <w:r>
+              <w:rPr>
+                <w:rFonts w:hint="eastAsia"/>
+              </w:rPr>
+              <w:t>有效，否则</w:t>
+            </w:r>
+            <w:r>
+              <w:rPr>
+                <w:rFonts w:hint="eastAsia"/>
+              </w:rPr>
+              <w:t>返回</w:t>
             </w:r>
             <w:r>
               <w:t>SDB_INVALIDARG</w:t>
-            </w:r>
-          </w:p>
-          <w:p>
-            <w:pPr>
-              <w:ind w:left="0"/>
-            </w:pPr>
-            <w:r>
-              <w:rPr>
-                <w:rFonts w:hint="eastAsia"/>
-              </w:rPr>
-              <w:t>检查配置参数有效性，用户名密码无效返回</w:t>
-            </w:r>
-            <w:r>
-              <w:t>SDB_AUTH_USER_NOT_EXIST</w:t>
-            </w:r>
-            <w:r>
-              <w:rPr>
-                <w:rFonts w:hint="eastAsia"/>
-              </w:rPr>
-              <w:t>。</w:t>
             </w:r>
           </w:p>
           <w:p>
@@ -4848,14 +4962,8 @@
               <w:rPr>
                 <w:rFonts w:hint="eastAsia"/>
               </w:rPr>
-              <w:t>本地地</w:t>
-            </w:r>
-            <w:r>
-              <w:rPr>
-                <w:rFonts w:hint="eastAsia"/>
-              </w:rPr>
               <w:lastRenderedPageBreak/>
-              <w:t>址数量</w:t>
+              <w:t>本地地址数量</w:t>
             </w:r>
           </w:p>
         </w:tc>
@@ -4872,14 +4980,14 @@
                 <w:rFonts w:hint="eastAsia"/>
               </w:rPr>
               <w:lastRenderedPageBreak/>
-              <w:t>如果启用本地策略，则直接返回容器中维护的本地</w:t>
+              <w:t>如果启用本地策略，则直</w:t>
             </w:r>
             <w:r>
               <w:rPr>
                 <w:rFonts w:hint="eastAsia"/>
               </w:rPr>
               <w:lastRenderedPageBreak/>
-              <w:t>节点数量</w:t>
+              <w:t>接返回容器中维护的本地节点数量</w:t>
             </w:r>
           </w:p>
         </w:tc>
@@ -5700,7 +5808,14 @@
               <w:rPr>
                 <w:rFonts w:hint="eastAsia"/>
               </w:rPr>
-              <w:t>SDB_DATASOURCE_DISABLED</w:t>
+              <w:t>SDB_DATASOURCE_DISABLE</w:t>
+            </w:r>
+            <w:r>
+              <w:rPr>
+                <w:rFonts w:hint="eastAsia"/>
+              </w:rPr>
+              <w:lastRenderedPageBreak/>
+              <w:t>D</w:t>
             </w:r>
             <w:r>
               <w:rPr>
@@ -5717,7 +5832,6 @@
               <w:rPr>
                 <w:rFonts w:hint="eastAsia"/>
               </w:rPr>
-              <w:lastRenderedPageBreak/>
               <w:t>不能将不属于连接池的连接归还到连接池</w:t>
             </w:r>
             <w:r>
@@ -6155,7 +6269,6 @@
         <w:rPr>
           <w:rFonts w:hint="eastAsia"/>
         </w:rPr>
-        <w:lastRenderedPageBreak/>
         <w:t xml:space="preserve">Story </w:t>
       </w:r>
       <w:r>
@@ -6196,7 +6309,7 @@
     </w:p>
     <w:p>
       <w:r>
-        <w:object w:dxaOrig="11042" w:dyaOrig="8354">
+        <w:object w:dxaOrig="11042" w:dyaOrig="7820">
           <v:shapetype id="_x0000_t75" coordsize="21600,21600" o:spt="75" o:preferrelative="t" path="m@4@5l@4@11@9@11@9@5xe" filled="f" stroked="f">
             <v:stroke joinstyle="miter"/>
             <v:formulas>
@@ -6216,10 +6329,10 @@
             <v:path o:extrusionok="f" gradientshapeok="t" o:connecttype="rect"/>
             <o:lock v:ext="edit" aspectratio="t"/>
           </v:shapetype>
-          <v:shape id="_x0000_i1035" type="#_x0000_t75" style="width:415.3pt;height:313.9pt" o:ole="">
+          <v:shape id="_x0000_i1032" type="#_x0000_t75" style="width:415.3pt;height:293.75pt" o:ole="">
             <v:imagedata r:id="rId8" o:title=""/>
           </v:shape>
-          <o:OLEObject Type="Embed" ProgID="Visio.Drawing.11" ShapeID="_x0000_i1035" DrawAspect="Content" ObjectID="_1528879877" r:id="rId9"/>
+          <o:OLEObject Type="Embed" ProgID="Visio.Drawing.11" ShapeID="_x0000_i1032" DrawAspect="Content" ObjectID="_1529130953" r:id="rId9"/>
         </w:object>
       </w:r>
     </w:p>
@@ -6231,7 +6344,6 @@
         <w:rPr>
           <w:rFonts w:hint="eastAsia"/>
         </w:rPr>
-        <w:lastRenderedPageBreak/>
         <w:t xml:space="preserve">5.2 </w:t>
       </w:r>
       <w:r>
@@ -6259,12 +6371,896 @@
       </w:r>
     </w:p>
     <w:p>
+      <w:pPr>
+        <w:rPr>
+          <w:rFonts w:hint="eastAsia"/>
+        </w:rPr>
+      </w:pPr>
       <w:r>
         <w:object w:dxaOrig="5441" w:dyaOrig="6135">
           <v:shape id="_x0000_i1025" type="#_x0000_t75" style="width:272.45pt;height:307pt" o:ole="">
             <v:imagedata r:id="rId10" o:title=""/>
           </v:shape>
-          <o:OLEObject Type="Embed" ProgID="Visio.Drawing.11" ShapeID="_x0000_i1025" DrawAspect="Content" ObjectID="_1528879878" r:id="rId11"/>
+          <o:OLEObject Type="Embed" ProgID="Visio.Drawing.11" ShapeID="_x0000_i1025" DrawAspect="Content" ObjectID="_1529130954" r:id="rId11"/>
+        </w:object>
+      </w:r>
+    </w:p>
+    <w:p/>
+    <w:tbl>
+      <w:tblPr>
+        <w:tblStyle w:val="TableGrid"/>
+        <w:tblW w:w="0" w:type="auto"/>
+        <w:tblLook w:val="04A0"/>
+      </w:tblPr>
+      <w:tblGrid>
+        <w:gridCol w:w="1892"/>
+        <w:gridCol w:w="4024"/>
+        <w:gridCol w:w="2606"/>
+      </w:tblGrid>
+      <w:tr>
+        <w:tc>
+          <w:tcPr>
+            <w:tcW w:w="1784" w:type="dxa"/>
+            <w:shd w:val="clear" w:color="auto" w:fill="D9D9D9" w:themeFill="background1" w:themeFillShade="D9"/>
+          </w:tcPr>
+          <w:p>
+            <w:pPr>
+              <w:ind w:left="0"/>
+              <w:jc w:val="center"/>
+            </w:pPr>
+            <w:r>
+              <w:rPr>
+                <w:rFonts w:hint="eastAsia"/>
+              </w:rPr>
+              <w:t>流程描述</w:t>
+            </w:r>
+          </w:p>
+        </w:tc>
+        <w:tc>
+          <w:tcPr>
+            <w:tcW w:w="3778" w:type="dxa"/>
+            <w:shd w:val="clear" w:color="auto" w:fill="D9D9D9" w:themeFill="background1" w:themeFillShade="D9"/>
+          </w:tcPr>
+          <w:p>
+            <w:pPr>
+              <w:ind w:left="0"/>
+              <w:jc w:val="center"/>
+            </w:pPr>
+            <w:r>
+              <w:rPr>
+                <w:rFonts w:hint="eastAsia"/>
+              </w:rPr>
+              <w:t>异常说明</w:t>
+            </w:r>
+          </w:p>
+        </w:tc>
+        <w:tc>
+          <w:tcPr>
+            <w:tcW w:w="2960" w:type="dxa"/>
+            <w:shd w:val="clear" w:color="auto" w:fill="D9D9D9" w:themeFill="background1" w:themeFillShade="D9"/>
+          </w:tcPr>
+          <w:p>
+            <w:pPr>
+              <w:ind w:left="0"/>
+              <w:jc w:val="center"/>
+            </w:pPr>
+            <w:r>
+              <w:rPr>
+                <w:rFonts w:hint="eastAsia"/>
+              </w:rPr>
+              <w:t>说明</w:t>
+            </w:r>
+          </w:p>
+        </w:tc>
+      </w:tr>
+      <w:tr>
+        <w:tc>
+          <w:tcPr>
+            <w:tcW w:w="1784" w:type="dxa"/>
+          </w:tcPr>
+          <w:p>
+            <w:pPr>
+              <w:ind w:left="0"/>
+            </w:pPr>
+            <w:r>
+              <w:rPr>
+                <w:rFonts w:hint="eastAsia"/>
+              </w:rPr>
+              <w:t>校验输入</w:t>
+            </w:r>
+            <w:r>
+              <w:rPr>
+                <w:rFonts w:hint="eastAsia"/>
+              </w:rPr>
+              <w:t>sdbDataSourceConf</w:t>
+            </w:r>
+            <w:r>
+              <w:rPr>
+                <w:rFonts w:hint="eastAsia"/>
+              </w:rPr>
+              <w:t>参数</w:t>
+            </w:r>
+          </w:p>
+        </w:tc>
+        <w:tc>
+          <w:tcPr>
+            <w:tcW w:w="3778" w:type="dxa"/>
+          </w:tcPr>
+          <w:p>
+            <w:pPr>
+              <w:ind w:left="0"/>
+            </w:pPr>
+            <w:r>
+              <w:rPr>
+                <w:rFonts w:hint="eastAsia"/>
+              </w:rPr>
+              <w:t>检查该地址</w:t>
+            </w:r>
+            <w:r>
+              <w:rPr>
+                <w:rFonts w:hint="eastAsia"/>
+              </w:rPr>
+              <w:t>conf</w:t>
+            </w:r>
+            <w:r>
+              <w:rPr>
+                <w:rFonts w:hint="eastAsia"/>
+              </w:rPr>
+              <w:t>参数</w:t>
+            </w:r>
+            <w:r>
+              <w:rPr>
+                <w:rFonts w:hint="eastAsia"/>
+              </w:rPr>
+              <w:t>是否有效</w:t>
+            </w:r>
+            <w:r>
+              <w:rPr>
+                <w:rFonts w:hint="eastAsia"/>
+              </w:rPr>
+              <w:t xml:space="preserve">, </w:t>
+            </w:r>
+            <w:r>
+              <w:rPr>
+                <w:rFonts w:hint="eastAsia"/>
+              </w:rPr>
+              <w:t>无效则返回</w:t>
+            </w:r>
+            <w:r>
+              <w:t>SDB_INVALIDARG</w:t>
+            </w:r>
+          </w:p>
+          <w:p>
+            <w:pPr>
+              <w:ind w:left="0"/>
+            </w:pPr>
+            <w:r>
+              <w:rPr>
+                <w:rFonts w:hint="eastAsia"/>
+              </w:rPr>
+              <w:t>_keepAliveTimeout</w:t>
+            </w:r>
+            <w:r>
+              <w:rPr>
+                <w:rFonts w:hint="eastAsia"/>
+              </w:rPr>
+              <w:t>非法，返回</w:t>
+            </w:r>
+            <w:r>
+              <w:rPr>
+                <w:rFonts w:hint="eastAsia"/>
+              </w:rPr>
+              <w:t>SDB_DATASOURCE_KEEPALIVETIME_INVALID</w:t>
+            </w:r>
+          </w:p>
+        </w:tc>
+        <w:tc>
+          <w:tcPr>
+            <w:tcW w:w="2960" w:type="dxa"/>
+          </w:tcPr>
+          <w:p>
+            <w:pPr>
+              <w:ind w:left="0"/>
+            </w:pPr>
+            <w:r>
+              <w:rPr>
+                <w:rFonts w:hint="eastAsia"/>
+              </w:rPr>
+              <w:t>若用户没有指定</w:t>
+            </w:r>
+            <w:r>
+              <w:rPr>
+                <w:rFonts w:hint="eastAsia"/>
+              </w:rPr>
+              <w:t>SdbConf</w:t>
+            </w:r>
+            <w:r>
+              <w:rPr>
+                <w:rFonts w:hint="eastAsia"/>
+              </w:rPr>
+              <w:t>参数，则使用默认参数。</w:t>
+            </w:r>
+          </w:p>
+        </w:tc>
+      </w:tr>
+      <w:tr>
+        <w:tc>
+          <w:tcPr>
+            <w:tcW w:w="1784" w:type="dxa"/>
+          </w:tcPr>
+          <w:p>
+            <w:pPr>
+              <w:ind w:left="0"/>
+            </w:pPr>
+            <w:r>
+              <w:rPr>
+                <w:rFonts w:hint="eastAsia"/>
+              </w:rPr>
+              <w:t>通过判断</w:t>
+            </w:r>
+            <w:r>
+              <w:rPr>
+                <w:rFonts w:hint="eastAsia"/>
+              </w:rPr>
+              <w:t>_enable</w:t>
+            </w:r>
+            <w:r>
+              <w:rPr>
+                <w:rFonts w:hint="eastAsia"/>
+              </w:rPr>
+              <w:t>判断是否启用连接池功能</w:t>
+            </w:r>
+          </w:p>
+        </w:tc>
+        <w:tc>
+          <w:tcPr>
+            <w:tcW w:w="3778" w:type="dxa"/>
+          </w:tcPr>
+          <w:p>
+            <w:pPr>
+              <w:ind w:left="0"/>
+            </w:pPr>
+            <w:r>
+              <w:rPr>
+                <w:rFonts w:hint="eastAsia"/>
+              </w:rPr>
+              <w:t>不启用连接池功能</w:t>
+            </w:r>
+          </w:p>
+        </w:tc>
+        <w:tc>
+          <w:tcPr>
+            <w:tcW w:w="2960" w:type="dxa"/>
+          </w:tcPr>
+          <w:p>
+            <w:pPr>
+              <w:ind w:left="0"/>
+            </w:pPr>
+            <w:r>
+              <w:rPr>
+                <w:rFonts w:hint="eastAsia"/>
+              </w:rPr>
+              <w:t>直接返回</w:t>
+            </w:r>
+          </w:p>
+        </w:tc>
+      </w:tr>
+    </w:tbl>
+    <w:p/>
+    <w:p>
+      <w:pPr>
+        <w:pStyle w:val="Heading5"/>
+      </w:pPr>
+      <w:r>
+        <w:rPr>
+          <w:rFonts w:hint="eastAsia"/>
+        </w:rPr>
+        <w:lastRenderedPageBreak/>
+        <w:t>5.2.2</w:t>
+      </w:r>
+      <w:r>
+        <w:rPr>
+          <w:rFonts w:hint="eastAsia"/>
+        </w:rPr>
+        <w:t>场景获取连接</w:t>
+      </w:r>
+    </w:p>
+    <w:p>
+      <w:pPr>
+        <w:rPr>
+          <w:rStyle w:val="CommentReference"/>
+          <w:rFonts w:hint="eastAsia"/>
+        </w:rPr>
+      </w:pPr>
+      <w:r>
+        <w:object w:dxaOrig="7851" w:dyaOrig="10887">
+          <v:shape id="_x0000_i1026" type="#_x0000_t75" style="width:392.85pt;height:543.75pt" o:ole="">
+            <v:imagedata r:id="rId12" o:title=""/>
+          </v:shape>
+          <o:OLEObject Type="Embed" ProgID="Visio.Drawing.11" ShapeID="_x0000_i1026" DrawAspect="Content" ObjectID="_1529130955" r:id="rId13"/>
+        </w:object>
+      </w:r>
+      <w:r>
+        <w:rPr>
+          <w:rStyle w:val="CommentReference"/>
+        </w:rPr>
+        <w:t xml:space="preserve"> </w:t>
+      </w:r>
+    </w:p>
+    <w:p>
+      <w:pPr>
+        <w:rPr>
+          <w:rStyle w:val="CommentReference"/>
+          <w:rFonts w:hint="eastAsia"/>
+        </w:rPr>
+      </w:pPr>
+    </w:p>
+    <w:p/>
+    <w:tbl>
+      <w:tblPr>
+        <w:tblStyle w:val="TableGrid"/>
+        <w:tblW w:w="0" w:type="auto"/>
+        <w:tblLook w:val="04A0"/>
+      </w:tblPr>
+      <w:tblGrid>
+        <w:gridCol w:w="2840"/>
+        <w:gridCol w:w="2841"/>
+        <w:gridCol w:w="2841"/>
+      </w:tblGrid>
+      <w:tr>
+        <w:tc>
+          <w:tcPr>
+            <w:tcW w:w="2840" w:type="dxa"/>
+            <w:shd w:val="clear" w:color="auto" w:fill="D9D9D9" w:themeFill="background1" w:themeFillShade="D9"/>
+          </w:tcPr>
+          <w:p>
+            <w:pPr>
+              <w:ind w:left="0"/>
+              <w:jc w:val="center"/>
+            </w:pPr>
+            <w:r>
+              <w:rPr>
+                <w:rFonts w:hint="eastAsia"/>
+              </w:rPr>
+              <w:t>流程描述</w:t>
+            </w:r>
+          </w:p>
+        </w:tc>
+        <w:tc>
+          <w:tcPr>
+            <w:tcW w:w="2841" w:type="dxa"/>
+            <w:shd w:val="clear" w:color="auto" w:fill="D9D9D9" w:themeFill="background1" w:themeFillShade="D9"/>
+          </w:tcPr>
+          <w:p>
+            <w:pPr>
+              <w:ind w:left="0"/>
+              <w:jc w:val="center"/>
+            </w:pPr>
+            <w:r>
+              <w:rPr>
+                <w:rFonts w:hint="eastAsia"/>
+              </w:rPr>
+              <w:t>异常分支</w:t>
+            </w:r>
+          </w:p>
+        </w:tc>
+        <w:tc>
+          <w:tcPr>
+            <w:tcW w:w="2841" w:type="dxa"/>
+            <w:shd w:val="clear" w:color="auto" w:fill="D9D9D9" w:themeFill="background1" w:themeFillShade="D9"/>
+          </w:tcPr>
+          <w:p>
+            <w:pPr>
+              <w:ind w:left="0"/>
+              <w:jc w:val="center"/>
+            </w:pPr>
+            <w:r>
+              <w:rPr>
+                <w:rFonts w:hint="eastAsia"/>
+              </w:rPr>
+              <w:t>说明</w:t>
+            </w:r>
+          </w:p>
+        </w:tc>
+      </w:tr>
+      <w:tr>
+        <w:tc>
+          <w:tcPr>
+            <w:tcW w:w="2840" w:type="dxa"/>
+          </w:tcPr>
+          <w:p>
+            <w:pPr>
+              <w:ind w:left="0"/>
+            </w:pPr>
+            <w:r>
+              <w:rPr>
+                <w:rFonts w:hint="eastAsia"/>
+              </w:rPr>
+              <w:t>获取连接</w:t>
+            </w:r>
+          </w:p>
+        </w:tc>
+        <w:tc>
+          <w:tcPr>
+            <w:tcW w:w="2841" w:type="dxa"/>
+          </w:tcPr>
+          <w:p>
+            <w:pPr>
+              <w:ind w:left="0"/>
+            </w:pPr>
+            <w:r>
+              <w:rPr>
+                <w:rFonts w:hint="eastAsia"/>
+              </w:rPr>
+              <w:t>连接池功能没启用</w:t>
+            </w:r>
+          </w:p>
+        </w:tc>
+        <w:tc>
+          <w:tcPr>
+            <w:tcW w:w="2841" w:type="dxa"/>
+          </w:tcPr>
+          <w:p>
+            <w:pPr>
+              <w:ind w:left="0"/>
+            </w:pPr>
+            <w:r>
+              <w:rPr>
+                <w:rFonts w:hint="eastAsia"/>
+              </w:rPr>
+              <w:t>返回</w:t>
+            </w:r>
+            <w:r>
+              <w:rPr>
+                <w:rFonts w:hint="eastAsia"/>
+              </w:rPr>
+              <w:t>SDB_DATASOURCE_DISABLED</w:t>
+            </w:r>
+            <w:r>
+              <w:rPr>
+                <w:rFonts w:hint="eastAsia"/>
+              </w:rPr>
+              <w:t>错误码</w:t>
+            </w:r>
+          </w:p>
+        </w:tc>
+      </w:tr>
+      <w:tr>
+        <w:tc>
+          <w:tcPr>
+            <w:tcW w:w="2840" w:type="dxa"/>
+          </w:tcPr>
+          <w:p>
+            <w:pPr>
+              <w:ind w:left="0"/>
+            </w:pPr>
+            <w:r>
+              <w:rPr>
+                <w:rFonts w:hint="eastAsia"/>
+              </w:rPr>
+              <w:lastRenderedPageBreak/>
+              <w:t>判断是否达到最大连接数</w:t>
+            </w:r>
+          </w:p>
+        </w:tc>
+        <w:tc>
+          <w:tcPr>
+            <w:tcW w:w="2841" w:type="dxa"/>
+          </w:tcPr>
+          <w:p>
+            <w:pPr>
+              <w:tabs>
+                <w:tab w:val="left" w:pos="632"/>
+              </w:tabs>
+              <w:ind w:left="0"/>
+            </w:pPr>
+            <w:r>
+              <w:rPr>
+                <w:rFonts w:hint="eastAsia"/>
+              </w:rPr>
+              <w:t>达到最大连接数</w:t>
+            </w:r>
+          </w:p>
+        </w:tc>
+        <w:tc>
+          <w:tcPr>
+            <w:tcW w:w="2841" w:type="dxa"/>
+          </w:tcPr>
+          <w:p>
+            <w:pPr>
+              <w:ind w:left="0"/>
+            </w:pPr>
+            <w:r>
+              <w:rPr>
+                <w:rFonts w:hint="eastAsia"/>
+              </w:rPr>
+              <w:t>返回</w:t>
+            </w:r>
+            <w:r>
+              <w:t>SDB_DRIVER_DS_RUNOUT</w:t>
+            </w:r>
+            <w:r>
+              <w:rPr>
+                <w:rFonts w:hint="eastAsia"/>
+              </w:rPr>
+              <w:t>错误码</w:t>
+            </w:r>
+          </w:p>
+        </w:tc>
+      </w:tr>
+      <w:tr>
+        <w:tc>
+          <w:tcPr>
+            <w:tcW w:w="2840" w:type="dxa"/>
+          </w:tcPr>
+          <w:p>
+            <w:pPr>
+              <w:ind w:left="0"/>
+            </w:pPr>
+            <w:r>
+              <w:rPr>
+                <w:rFonts w:hint="eastAsia"/>
+              </w:rPr>
+              <w:t>返回前判断连接是否有效</w:t>
+            </w:r>
+          </w:p>
+        </w:tc>
+        <w:tc>
+          <w:tcPr>
+            <w:tcW w:w="2841" w:type="dxa"/>
+          </w:tcPr>
+          <w:p>
+            <w:pPr>
+              <w:tabs>
+                <w:tab w:val="left" w:pos="632"/>
+              </w:tabs>
+              <w:ind w:left="0"/>
+            </w:pPr>
+            <w:r>
+              <w:rPr>
+                <w:rFonts w:hint="eastAsia"/>
+              </w:rPr>
+              <w:t>连接无效</w:t>
+            </w:r>
+          </w:p>
+        </w:tc>
+        <w:tc>
+          <w:tcPr>
+            <w:tcW w:w="2841" w:type="dxa"/>
+          </w:tcPr>
+          <w:p>
+            <w:pPr>
+              <w:ind w:left="0"/>
+            </w:pPr>
+            <w:r>
+              <w:rPr>
+                <w:rFonts w:hint="eastAsia"/>
+              </w:rPr>
+              <w:t>丢弃</w:t>
+            </w:r>
+          </w:p>
+        </w:tc>
+      </w:tr>
+      <w:tr>
+        <w:tc>
+          <w:tcPr>
+            <w:tcW w:w="2840" w:type="dxa"/>
+          </w:tcPr>
+          <w:p>
+            <w:pPr>
+              <w:ind w:left="0"/>
+            </w:pPr>
+            <w:r>
+              <w:rPr>
+                <w:rFonts w:hint="eastAsia"/>
+              </w:rPr>
+              <w:t>没有可用连接且无可用节点</w:t>
+            </w:r>
+          </w:p>
+        </w:tc>
+        <w:tc>
+          <w:tcPr>
+            <w:tcW w:w="2841" w:type="dxa"/>
+          </w:tcPr>
+          <w:p>
+            <w:pPr>
+              <w:tabs>
+                <w:tab w:val="left" w:pos="632"/>
+              </w:tabs>
+              <w:ind w:left="0"/>
+            </w:pPr>
+          </w:p>
+        </w:tc>
+        <w:tc>
+          <w:tcPr>
+            <w:tcW w:w="2841" w:type="dxa"/>
+          </w:tcPr>
+          <w:p>
+            <w:pPr>
+              <w:ind w:left="0"/>
+            </w:pPr>
+            <w:r>
+              <w:rPr>
+                <w:rFonts w:hint="eastAsia"/>
+              </w:rPr>
+              <w:t>返回</w:t>
+            </w:r>
+            <w:r>
+              <w:rPr>
+                <w:rFonts w:hint="eastAsia"/>
+              </w:rPr>
+              <w:t>SDB_HAS_NO_NODE</w:t>
+            </w:r>
+            <w:r>
+              <w:rPr>
+                <w:rFonts w:hint="eastAsia"/>
+              </w:rPr>
+              <w:t>错误码</w:t>
+            </w:r>
+          </w:p>
+        </w:tc>
+      </w:tr>
+    </w:tbl>
+    <w:p/>
+    <w:p>
+      <w:pPr>
+        <w:pStyle w:val="Heading5"/>
+      </w:pPr>
+      <w:r>
+        <w:rPr>
+          <w:rFonts w:hint="eastAsia"/>
+        </w:rPr>
+        <w:t>5.2.3</w:t>
+      </w:r>
+      <w:r>
+        <w:rPr>
+          <w:rFonts w:hint="eastAsia"/>
+        </w:rPr>
+        <w:t>场景归还连接</w:t>
+      </w:r>
+    </w:p>
+    <w:p>
+      <w:pPr>
+        <w:rPr>
+          <w:rFonts w:hint="eastAsia"/>
+        </w:rPr>
+      </w:pPr>
+      <w:r>
+        <w:object w:dxaOrig="4902" w:dyaOrig="7493">
+          <v:shape id="_x0000_i1027" type="#_x0000_t75" style="width:244.8pt;height:374.4pt" o:ole="">
+            <v:imagedata r:id="rId14" o:title=""/>
+          </v:shape>
+          <o:OLEObject Type="Embed" ProgID="Visio.Drawing.11" ShapeID="_x0000_i1027" DrawAspect="Content" ObjectID="_1529130956" r:id="rId15"/>
+        </w:object>
+      </w:r>
+    </w:p>
+    <w:p/>
+    <w:tbl>
+      <w:tblPr>
+        <w:tblStyle w:val="TableGrid"/>
+        <w:tblW w:w="0" w:type="auto"/>
+        <w:tblLook w:val="04A0"/>
+      </w:tblPr>
+      <w:tblGrid>
+        <w:gridCol w:w="2840"/>
+        <w:gridCol w:w="2841"/>
+        <w:gridCol w:w="2841"/>
+      </w:tblGrid>
+      <w:tr>
+        <w:tc>
+          <w:tcPr>
+            <w:tcW w:w="2840" w:type="dxa"/>
+            <w:shd w:val="clear" w:color="auto" w:fill="D9D9D9" w:themeFill="background1" w:themeFillShade="D9"/>
+          </w:tcPr>
+          <w:p>
+            <w:pPr>
+              <w:ind w:left="0"/>
+              <w:jc w:val="center"/>
+            </w:pPr>
+            <w:r>
+              <w:rPr>
+                <w:rFonts w:hint="eastAsia"/>
+              </w:rPr>
+              <w:t>流程描述</w:t>
+            </w:r>
+          </w:p>
+        </w:tc>
+        <w:tc>
+          <w:tcPr>
+            <w:tcW w:w="2841" w:type="dxa"/>
+            <w:shd w:val="clear" w:color="auto" w:fill="D9D9D9" w:themeFill="background1" w:themeFillShade="D9"/>
+          </w:tcPr>
+          <w:p>
+            <w:pPr>
+              <w:ind w:left="0"/>
+              <w:jc w:val="center"/>
+            </w:pPr>
+            <w:r>
+              <w:rPr>
+                <w:rFonts w:hint="eastAsia"/>
+              </w:rPr>
+              <w:t>异常分支</w:t>
+            </w:r>
+          </w:p>
+        </w:tc>
+        <w:tc>
+          <w:tcPr>
+            <w:tcW w:w="2841" w:type="dxa"/>
+            <w:shd w:val="clear" w:color="auto" w:fill="D9D9D9" w:themeFill="background1" w:themeFillShade="D9"/>
+          </w:tcPr>
+          <w:p>
+            <w:pPr>
+              <w:ind w:left="0"/>
+              <w:jc w:val="center"/>
+            </w:pPr>
+            <w:r>
+              <w:rPr>
+                <w:rFonts w:hint="eastAsia"/>
+              </w:rPr>
+              <w:t>说明</w:t>
+            </w:r>
+          </w:p>
+        </w:tc>
+      </w:tr>
+      <w:tr>
+        <w:tc>
+          <w:tcPr>
+            <w:tcW w:w="2840" w:type="dxa"/>
+          </w:tcPr>
+          <w:p>
+            <w:pPr>
+              <w:ind w:left="0"/>
+            </w:pPr>
+            <w:r>
+              <w:rPr>
+                <w:rFonts w:hint="eastAsia"/>
+              </w:rPr>
+              <w:t>连接池功能是否启用</w:t>
+            </w:r>
+          </w:p>
+        </w:tc>
+        <w:tc>
+          <w:tcPr>
+            <w:tcW w:w="2841" w:type="dxa"/>
+          </w:tcPr>
+          <w:p>
+            <w:pPr>
+              <w:ind w:left="0"/>
+            </w:pPr>
+            <w:r>
+              <w:rPr>
+                <w:rFonts w:hint="eastAsia"/>
+              </w:rPr>
+              <w:t>未启用</w:t>
+            </w:r>
+          </w:p>
+        </w:tc>
+        <w:tc>
+          <w:tcPr>
+            <w:tcW w:w="2841" w:type="dxa"/>
+          </w:tcPr>
+          <w:p>
+            <w:pPr>
+              <w:ind w:left="0"/>
+            </w:pPr>
+            <w:r>
+              <w:rPr>
+                <w:rFonts w:hint="eastAsia"/>
+              </w:rPr>
+              <w:t>返回</w:t>
+            </w:r>
+            <w:r>
+              <w:rPr>
+                <w:rFonts w:hint="eastAsia"/>
+              </w:rPr>
+              <w:t>SDB_DATASOURCE_DISABLED</w:t>
+            </w:r>
+            <w:r>
+              <w:rPr>
+                <w:rFonts w:hint="eastAsia"/>
+              </w:rPr>
+              <w:t>错误码</w:t>
+            </w:r>
+          </w:p>
+        </w:tc>
+      </w:tr>
+      <w:tr>
+        <w:tc>
+          <w:tcPr>
+            <w:tcW w:w="2840" w:type="dxa"/>
+          </w:tcPr>
+          <w:p>
+            <w:pPr>
+              <w:ind w:left="0"/>
+            </w:pPr>
+            <w:r>
+              <w:rPr>
+                <w:rFonts w:hint="eastAsia"/>
+              </w:rPr>
+              <w:t>检查归还的连接是不是本连接池分配出去的</w:t>
+            </w:r>
+          </w:p>
+        </w:tc>
+        <w:tc>
+          <w:tcPr>
+            <w:tcW w:w="2841" w:type="dxa"/>
+          </w:tcPr>
+          <w:p>
+            <w:pPr>
+              <w:ind w:left="0"/>
+            </w:pPr>
+            <w:r>
+              <w:rPr>
+                <w:rFonts w:hint="eastAsia"/>
+              </w:rPr>
+              <w:t>不是本连接池分配的</w:t>
+            </w:r>
+          </w:p>
+        </w:tc>
+        <w:tc>
+          <w:tcPr>
+            <w:tcW w:w="2841" w:type="dxa"/>
+          </w:tcPr>
+          <w:p>
+            <w:pPr>
+              <w:ind w:left="0"/>
+            </w:pPr>
+            <w:r>
+              <w:rPr>
+                <w:rFonts w:hint="eastAsia"/>
+              </w:rPr>
+              <w:t>返回</w:t>
+            </w:r>
+            <w:r>
+              <w:t>SDB_NET_NOT_CONNECT</w:t>
+            </w:r>
+            <w:r>
+              <w:rPr>
+                <w:rFonts w:hint="eastAsia"/>
+              </w:rPr>
+              <w:t>错误</w:t>
+            </w:r>
+            <w:r>
+              <w:rPr>
+                <w:rFonts w:hint="eastAsia"/>
+              </w:rPr>
+              <w:t>码，对这个连接不处理</w:t>
+            </w:r>
+          </w:p>
+        </w:tc>
+      </w:tr>
+    </w:tbl>
+    <w:p/>
+    <w:p>
+      <w:pPr>
+        <w:pStyle w:val="Heading5"/>
+      </w:pPr>
+      <w:r>
+        <w:rPr>
+          <w:rFonts w:hint="eastAsia"/>
+        </w:rPr>
+        <w:lastRenderedPageBreak/>
+        <w:t>5.2.4</w:t>
+      </w:r>
+      <w:r>
+        <w:rPr>
+          <w:rFonts w:hint="eastAsia"/>
+        </w:rPr>
+        <w:t>场景启用连接池</w:t>
+      </w:r>
+    </w:p>
+    <w:p>
+      <w:pPr>
+        <w:rPr>
+          <w:rFonts w:hint="eastAsia"/>
+        </w:rPr>
+      </w:pPr>
+      <w:r>
+        <w:object w:dxaOrig="8994" w:dyaOrig="7923">
+          <v:shape id="_x0000_i1035" type="#_x0000_t75" style="width:415.3pt;height:365.75pt" o:ole="">
+            <v:imagedata r:id="rId16" o:title=""/>
+          </v:shape>
+          <o:OLEObject Type="Embed" ProgID="Visio.Drawing.11" ShapeID="_x0000_i1035" DrawAspect="Content" ObjectID="_1529130957" r:id="rId17"/>
         </w:object>
       </w:r>
     </w:p>
@@ -6275,9 +7271,9 @@
         <w:tblLook w:val="04A0"/>
       </w:tblPr>
       <w:tblGrid>
-        <w:gridCol w:w="1784"/>
-        <w:gridCol w:w="3778"/>
-        <w:gridCol w:w="2960"/>
+        <w:gridCol w:w="1730"/>
+        <w:gridCol w:w="3643"/>
+        <w:gridCol w:w="3149"/>
       </w:tblGrid>
       <w:tr>
         <w:tc>
@@ -6393,200 +7389,6 @@
                 <w:rFonts w:hint="eastAsia"/>
               </w:rPr>
               <w:t>错误码</w:t>
-            </w:r>
-          </w:p>
-        </w:tc>
-      </w:tr>
-      <w:tr>
-        <w:tc>
-          <w:tcPr>
-            <w:tcW w:w="1784" w:type="dxa"/>
-          </w:tcPr>
-          <w:p>
-            <w:pPr>
-              <w:ind w:left="0"/>
-            </w:pPr>
-            <w:r>
-              <w:rPr>
-                <w:rFonts w:hint="eastAsia"/>
-              </w:rPr>
-              <w:t>校验输入</w:t>
-            </w:r>
-            <w:r>
-              <w:rPr>
-                <w:rFonts w:hint="eastAsia"/>
-              </w:rPr>
-              <w:t>sdbDataSourceConf</w:t>
-            </w:r>
-            <w:r>
-              <w:rPr>
-                <w:rFonts w:hint="eastAsia"/>
-              </w:rPr>
-              <w:t>参数</w:t>
-            </w:r>
-          </w:p>
-        </w:tc>
-        <w:tc>
-          <w:tcPr>
-            <w:tcW w:w="3778" w:type="dxa"/>
-          </w:tcPr>
-          <w:p>
-            <w:pPr>
-              <w:ind w:left="0"/>
-            </w:pPr>
-            <w:r>
-              <w:rPr>
-                <w:rFonts w:hint="eastAsia"/>
-              </w:rPr>
-              <w:t>检查该地址是否有效</w:t>
-            </w:r>
-            <w:r>
-              <w:rPr>
-                <w:rFonts w:hint="eastAsia"/>
-              </w:rPr>
-              <w:t xml:space="preserve">, </w:t>
-            </w:r>
-            <w:r>
-              <w:rPr>
-                <w:rFonts w:hint="eastAsia"/>
-              </w:rPr>
-              <w:t>无效则返回</w:t>
-            </w:r>
-            <w:r>
-              <w:t>SDB_INVALIDARG</w:t>
-            </w:r>
-          </w:p>
-          <w:p>
-            <w:pPr>
-              <w:ind w:left="0"/>
-            </w:pPr>
-            <w:r>
-              <w:rPr>
-                <w:rFonts w:hint="eastAsia"/>
-              </w:rPr>
-              <w:t>检查配置参数有效性，用户名密码无效返回</w:t>
-            </w:r>
-            <w:r>
-              <w:t>SDB_AUTH_USER_NOT_EXIST</w:t>
-            </w:r>
-            <w:r>
-              <w:rPr>
-                <w:rFonts w:hint="eastAsia"/>
-              </w:rPr>
-              <w:t>。</w:t>
-            </w:r>
-          </w:p>
-          <w:p>
-            <w:pPr>
-              <w:ind w:left="0"/>
-            </w:pPr>
-            <w:r>
-              <w:rPr>
-                <w:rFonts w:hint="eastAsia"/>
-              </w:rPr>
-              <w:t>_keepAliveTimeout</w:t>
-            </w:r>
-            <w:r>
-              <w:rPr>
-                <w:rFonts w:hint="eastAsia"/>
-              </w:rPr>
-              <w:t>非法，返回</w:t>
-            </w:r>
-            <w:r>
-              <w:rPr>
-                <w:rFonts w:hint="eastAsia"/>
-              </w:rPr>
-              <w:t>SDB_DATASOURCE_KEEPALIVETIME_INVALID</w:t>
-            </w:r>
-          </w:p>
-        </w:tc>
-        <w:tc>
-          <w:tcPr>
-            <w:tcW w:w="2960" w:type="dxa"/>
-          </w:tcPr>
-          <w:p>
-            <w:pPr>
-              <w:ind w:left="0"/>
-            </w:pPr>
-            <w:r>
-              <w:rPr>
-                <w:rFonts w:hint="eastAsia"/>
-              </w:rPr>
-              <w:t>若用户没有指定</w:t>
-            </w:r>
-            <w:r>
-              <w:rPr>
-                <w:rFonts w:hint="eastAsia"/>
-              </w:rPr>
-              <w:t>SdbConf</w:t>
-            </w:r>
-            <w:r>
-              <w:rPr>
-                <w:rFonts w:hint="eastAsia"/>
-              </w:rPr>
-              <w:t>参数，则使用默认参数。</w:t>
-            </w:r>
-          </w:p>
-        </w:tc>
-      </w:tr>
-      <w:tr>
-        <w:tc>
-          <w:tcPr>
-            <w:tcW w:w="1784" w:type="dxa"/>
-          </w:tcPr>
-          <w:p>
-            <w:pPr>
-              <w:ind w:left="0"/>
-            </w:pPr>
-            <w:r>
-              <w:rPr>
-                <w:rFonts w:hint="eastAsia"/>
-              </w:rPr>
-              <w:t>通过判断</w:t>
-            </w:r>
-            <w:r>
-              <w:rPr>
-                <w:rFonts w:hint="eastAsia"/>
-              </w:rPr>
-              <w:t>_enable</w:t>
-            </w:r>
-            <w:r>
-              <w:rPr>
-                <w:rFonts w:hint="eastAsia"/>
-              </w:rPr>
-              <w:t>判断是否启用连接池功能</w:t>
-            </w:r>
-          </w:p>
-        </w:tc>
-        <w:tc>
-          <w:tcPr>
-            <w:tcW w:w="3778" w:type="dxa"/>
-          </w:tcPr>
-          <w:p>
-            <w:pPr>
-              <w:ind w:left="0"/>
-            </w:pPr>
-            <w:r>
-              <w:rPr>
-                <w:rFonts w:hint="eastAsia"/>
-              </w:rPr>
-              <w:t>不启用连接池功能</w:t>
-            </w:r>
-          </w:p>
-        </w:tc>
-        <w:tc>
-          <w:tcPr>
-            <w:tcW w:w="2960" w:type="dxa"/>
-          </w:tcPr>
-          <w:p>
-            <w:pPr>
-              <w:ind w:left="0"/>
-            </w:pPr>
-            <w:r>
-              <w:rPr>
-                <w:rFonts w:hint="eastAsia"/>
-              </w:rPr>
-              <w:t>直接返回</w:t>
             </w:r>
           </w:p>
         </w:tc>
@@ -6594,37 +7396,21 @@
     </w:tbl>
     <w:p/>
     <w:p>
-      <w:pPr>
-        <w:pStyle w:val="Heading5"/>
-      </w:pPr>
-      <w:r>
-        <w:rPr>
-          <w:rFonts w:hint="eastAsia"/>
-        </w:rPr>
-        <w:lastRenderedPageBreak/>
-        <w:t>5.2.2</w:t>
-      </w:r>
-      <w:r>
-        <w:rPr>
-          <w:rFonts w:hint="eastAsia"/>
-        </w:rPr>
-        <w:t>场景获取连接</w:t>
+      <w:r>
+        <w:rPr>
+          <w:rFonts w:hint="eastAsia"/>
+        </w:rPr>
+        <w:t>创建连接子场景</w:t>
       </w:r>
     </w:p>
     <w:p>
       <w:r>
-        <w:object w:dxaOrig="7851" w:dyaOrig="10887">
-          <v:shape id="_x0000_i1026" type="#_x0000_t75" style="width:392.85pt;height:543.75pt" o:ole="">
-            <v:imagedata r:id="rId12" o:title=""/>
+        <w:object w:dxaOrig="8482" w:dyaOrig="7671">
+          <v:shape id="_x0000_i1028" type="#_x0000_t75" style="width:415.3pt;height:375.55pt" o:ole="">
+            <v:imagedata r:id="rId18" o:title=""/>
           </v:shape>
-          <o:OLEObject Type="Embed" ProgID="Visio.Drawing.11" ShapeID="_x0000_i1026" DrawAspect="Content" ObjectID="_1528879879" r:id="rId13"/>
+          <o:OLEObject Type="Embed" ProgID="Visio.Drawing.11" ShapeID="_x0000_i1028" DrawAspect="Content" ObjectID="_1529130958" r:id="rId19"/>
         </w:object>
-      </w:r>
-      <w:r>
-        <w:rPr>
-          <w:rStyle w:val="CommentReference"/>
-        </w:rPr>
-        <w:t xml:space="preserve"> </w:t>
       </w:r>
     </w:p>
     <w:tbl>
@@ -6707,7 +7493,7 @@
               <w:rPr>
                 <w:rFonts w:hint="eastAsia"/>
               </w:rPr>
-              <w:t>获取连接</w:t>
+              <w:t>检查创建连接是否成功</w:t>
             </w:r>
           </w:p>
         </w:tc>
@@ -6723,7 +7509,7 @@
               <w:rPr>
                 <w:rFonts w:hint="eastAsia"/>
               </w:rPr>
-              <w:t>连接池功能没启用</w:t>
+              <w:t>当在某个节点上创建连接失败后，丢弃该连接，并认为该节点异常，加入到异常节点列表</w:t>
             </w:r>
           </w:p>
         </w:tc>
@@ -6739,201 +7525,31 @@
               <w:rPr>
                 <w:rFonts w:hint="eastAsia"/>
               </w:rPr>
-              <w:t>返回</w:t>
-            </w:r>
-            <w:r>
-              <w:rPr>
-                <w:rFonts w:hint="eastAsia"/>
-              </w:rPr>
-              <w:t>SDB_DATASOURCE_DISABLED</w:t>
-            </w:r>
-            <w:r>
-              <w:rPr>
-                <w:rFonts w:hint="eastAsia"/>
-              </w:rPr>
-              <w:t>错误码</w:t>
-            </w:r>
-          </w:p>
-        </w:tc>
-      </w:tr>
-      <w:tr>
-        <w:tc>
-          <w:tcPr>
-            <w:tcW w:w="2840" w:type="dxa"/>
-          </w:tcPr>
-          <w:p>
-            <w:pPr>
-              <w:ind w:left="0"/>
-            </w:pPr>
-            <w:r>
-              <w:rPr>
-                <w:rFonts w:hint="eastAsia"/>
-              </w:rPr>
-              <w:t>判断是否达到最大连接数</w:t>
-            </w:r>
-          </w:p>
-        </w:tc>
-        <w:tc>
-          <w:tcPr>
-            <w:tcW w:w="2841" w:type="dxa"/>
-          </w:tcPr>
-          <w:p>
-            <w:pPr>
-              <w:tabs>
-                <w:tab w:val="left" w:pos="632"/>
-              </w:tabs>
-              <w:ind w:left="0"/>
-            </w:pPr>
-            <w:r>
-              <w:rPr>
-                <w:rFonts w:hint="eastAsia"/>
-              </w:rPr>
-              <w:t>达到最大连接数</w:t>
-            </w:r>
-          </w:p>
-        </w:tc>
-        <w:tc>
-          <w:tcPr>
-            <w:tcW w:w="2841" w:type="dxa"/>
-          </w:tcPr>
-          <w:p>
-            <w:pPr>
-              <w:ind w:left="0"/>
-            </w:pPr>
-            <w:r>
-              <w:rPr>
-                <w:rFonts w:hint="eastAsia"/>
-              </w:rPr>
-              <w:t>返回</w:t>
-            </w:r>
-            <w:r>
-              <w:t>SDB_DRIVER_DS_RUNOUT</w:t>
-            </w:r>
-            <w:r>
-              <w:rPr>
-                <w:rFonts w:hint="eastAsia"/>
-              </w:rPr>
-              <w:t>错</w:t>
-            </w:r>
-            <w:r>
-              <w:rPr>
-                <w:rFonts w:hint="eastAsia"/>
-              </w:rPr>
-              <w:lastRenderedPageBreak/>
-              <w:t>误码</w:t>
-            </w:r>
-          </w:p>
-        </w:tc>
-      </w:tr>
-      <w:tr>
-        <w:tc>
-          <w:tcPr>
-            <w:tcW w:w="2840" w:type="dxa"/>
-          </w:tcPr>
-          <w:p>
-            <w:pPr>
-              <w:ind w:left="0"/>
-            </w:pPr>
-            <w:r>
-              <w:rPr>
-                <w:rFonts w:hint="eastAsia"/>
-              </w:rPr>
-              <w:lastRenderedPageBreak/>
-              <w:t>返回前判断连接是否有效</w:t>
-            </w:r>
-          </w:p>
-        </w:tc>
-        <w:tc>
-          <w:tcPr>
-            <w:tcW w:w="2841" w:type="dxa"/>
-          </w:tcPr>
-          <w:p>
-            <w:pPr>
-              <w:tabs>
-                <w:tab w:val="left" w:pos="632"/>
-              </w:tabs>
-              <w:ind w:left="0"/>
-            </w:pPr>
-            <w:r>
-              <w:rPr>
-                <w:rFonts w:hint="eastAsia"/>
-              </w:rPr>
-              <w:t>连接无效</w:t>
-            </w:r>
-          </w:p>
-        </w:tc>
-        <w:tc>
-          <w:tcPr>
-            <w:tcW w:w="2841" w:type="dxa"/>
-          </w:tcPr>
-          <w:p>
-            <w:pPr>
-              <w:ind w:left="0"/>
-            </w:pPr>
-            <w:r>
-              <w:rPr>
-                <w:rFonts w:hint="eastAsia"/>
-              </w:rPr>
-              <w:t>丢弃</w:t>
-            </w:r>
-          </w:p>
-        </w:tc>
-      </w:tr>
-      <w:tr>
-        <w:tc>
-          <w:tcPr>
-            <w:tcW w:w="2840" w:type="dxa"/>
-          </w:tcPr>
-          <w:p>
-            <w:pPr>
-              <w:ind w:left="0"/>
-            </w:pPr>
-            <w:r>
-              <w:rPr>
-                <w:rFonts w:hint="eastAsia"/>
-              </w:rPr>
-              <w:t>没有可用连接且无可用节点</w:t>
-            </w:r>
-          </w:p>
-        </w:tc>
-        <w:tc>
-          <w:tcPr>
-            <w:tcW w:w="2841" w:type="dxa"/>
-          </w:tcPr>
-          <w:p>
-            <w:pPr>
-              <w:tabs>
-                <w:tab w:val="left" w:pos="632"/>
-              </w:tabs>
-              <w:ind w:left="0"/>
-            </w:pPr>
-          </w:p>
-        </w:tc>
-        <w:tc>
-          <w:tcPr>
-            <w:tcW w:w="2841" w:type="dxa"/>
-          </w:tcPr>
-          <w:p>
-            <w:pPr>
-              <w:ind w:left="0"/>
-            </w:pPr>
-            <w:r>
-              <w:rPr>
-                <w:rFonts w:hint="eastAsia"/>
-              </w:rPr>
-              <w:t>返回</w:t>
-            </w:r>
-            <w:r>
-              <w:rPr>
-                <w:rFonts w:hint="eastAsia"/>
-              </w:rPr>
-              <w:t>SDB_HAS_NO_NODE</w:t>
-            </w:r>
-            <w:r>
-              <w:rPr>
-                <w:rFonts w:hint="eastAsia"/>
-              </w:rPr>
-              <w:t>错误码</w:t>
+              <w:t>根据设置的</w:t>
+            </w:r>
+            <w:r>
+              <w:rPr>
+                <w:rFonts w:hint="eastAsia"/>
+              </w:rPr>
+              <w:t>_createConnRetryTime</w:t>
+            </w:r>
+            <w:r>
+              <w:rPr>
+                <w:rFonts w:hint="eastAsia"/>
+              </w:rPr>
+              <w:t>重试次数，</w:t>
+            </w:r>
+            <w:r>
+              <w:rPr>
+                <w:rFonts w:hint="eastAsia"/>
+              </w:rPr>
+              <w:t xml:space="preserve"> </w:t>
+            </w:r>
+            <w:r>
+              <w:rPr>
+                <w:rFonts w:hint="eastAsia"/>
+              </w:rPr>
+              <w:t>若超过重试次数还不能建连，则认为是异常节点</w:t>
             </w:r>
           </w:p>
         </w:tc>
@@ -6941,31 +7557,959 @@
     </w:tbl>
     <w:p/>
     <w:p>
-      <w:pPr>
-        <w:pStyle w:val="Heading5"/>
-      </w:pPr>
-      <w:r>
-        <w:rPr>
-          <w:rFonts w:hint="eastAsia"/>
-        </w:rPr>
-        <w:t>5.2.3</w:t>
-      </w:r>
-      <w:r>
-        <w:rPr>
-          <w:rFonts w:hint="eastAsia"/>
-        </w:rPr>
-        <w:t>场景归还连接</w:t>
+      <w:r>
+        <w:rPr>
+          <w:rFonts w:hint="eastAsia"/>
+        </w:rPr>
+        <w:t>销毁连接子场景</w:t>
       </w:r>
     </w:p>
     <w:p>
-      <w:r>
-        <w:object w:dxaOrig="4902" w:dyaOrig="7493">
-          <v:shape id="_x0000_i1027" type="#_x0000_t75" style="width:244.8pt;height:374.4pt" o:ole="">
-            <v:imagedata r:id="rId14" o:title=""/>
+      <w:pPr>
+        <w:rPr>
+          <w:rFonts w:hint="eastAsia"/>
+        </w:rPr>
+      </w:pPr>
+      <w:r>
+        <w:object w:dxaOrig="6816" w:dyaOrig="5857">
+          <v:shape id="_x0000_i1029" type="#_x0000_t75" style="width:341pt;height:293.2pt" o:ole="">
+            <v:imagedata r:id="rId20" o:title=""/>
           </v:shape>
-          <o:OLEObject Type="Embed" ProgID="Visio.Drawing.11" ShapeID="_x0000_i1027" DrawAspect="Content" ObjectID="_1528879880" r:id="rId15"/>
+          <o:OLEObject Type="Embed" ProgID="Visio.Drawing.11" ShapeID="_x0000_i1029" DrawAspect="Content" ObjectID="_1529130959" r:id="rId21"/>
         </w:object>
       </w:r>
+    </w:p>
+    <w:p/>
+    <w:tbl>
+      <w:tblPr>
+        <w:tblStyle w:val="TableGrid"/>
+        <w:tblW w:w="0" w:type="auto"/>
+        <w:tblLook w:val="04A0"/>
+      </w:tblPr>
+      <w:tblGrid>
+        <w:gridCol w:w="2840"/>
+        <w:gridCol w:w="2841"/>
+        <w:gridCol w:w="2841"/>
+      </w:tblGrid>
+      <w:tr>
+        <w:tc>
+          <w:tcPr>
+            <w:tcW w:w="2840" w:type="dxa"/>
+            <w:shd w:val="clear" w:color="auto" w:fill="D9D9D9" w:themeFill="background1" w:themeFillShade="D9"/>
+          </w:tcPr>
+          <w:p>
+            <w:pPr>
+              <w:ind w:left="0"/>
+              <w:jc w:val="center"/>
+            </w:pPr>
+            <w:r>
+              <w:rPr>
+                <w:rFonts w:hint="eastAsia"/>
+              </w:rPr>
+              <w:t>流程描述</w:t>
+            </w:r>
+          </w:p>
+        </w:tc>
+        <w:tc>
+          <w:tcPr>
+            <w:tcW w:w="2841" w:type="dxa"/>
+            <w:shd w:val="clear" w:color="auto" w:fill="D9D9D9" w:themeFill="background1" w:themeFillShade="D9"/>
+          </w:tcPr>
+          <w:p>
+            <w:pPr>
+              <w:ind w:left="0"/>
+              <w:jc w:val="center"/>
+            </w:pPr>
+            <w:r>
+              <w:rPr>
+                <w:rFonts w:hint="eastAsia"/>
+              </w:rPr>
+              <w:t>异常分支</w:t>
+            </w:r>
+          </w:p>
+        </w:tc>
+        <w:tc>
+          <w:tcPr>
+            <w:tcW w:w="2841" w:type="dxa"/>
+            <w:shd w:val="clear" w:color="auto" w:fill="D9D9D9" w:themeFill="background1" w:themeFillShade="D9"/>
+          </w:tcPr>
+          <w:p>
+            <w:pPr>
+              <w:ind w:left="0"/>
+              <w:jc w:val="center"/>
+            </w:pPr>
+            <w:r>
+              <w:rPr>
+                <w:rFonts w:hint="eastAsia"/>
+              </w:rPr>
+              <w:t>说明</w:t>
+            </w:r>
+          </w:p>
+        </w:tc>
+      </w:tr>
+      <w:tr>
+        <w:tc>
+          <w:tcPr>
+            <w:tcW w:w="2840" w:type="dxa"/>
+          </w:tcPr>
+          <w:p>
+            <w:pPr>
+              <w:ind w:left="0"/>
+            </w:pPr>
+            <w:r>
+              <w:rPr>
+                <w:rFonts w:hint="eastAsia"/>
+              </w:rPr>
+              <w:t>连接池创建销毁连接线程</w:t>
+            </w:r>
+          </w:p>
+        </w:tc>
+        <w:tc>
+          <w:tcPr>
+            <w:tcW w:w="2841" w:type="dxa"/>
+          </w:tcPr>
+          <w:p>
+            <w:pPr>
+              <w:ind w:left="0"/>
+            </w:pPr>
+          </w:p>
+        </w:tc>
+        <w:tc>
+          <w:tcPr>
+            <w:tcW w:w="2841" w:type="dxa"/>
+          </w:tcPr>
+          <w:p>
+            <w:pPr>
+              <w:ind w:left="0"/>
+            </w:pPr>
+            <w:r>
+              <w:rPr>
+                <w:rFonts w:hint="eastAsia"/>
+              </w:rPr>
+              <w:t>该线程销毁的一定是合法的连接（连接池维护的连接）</w:t>
+            </w:r>
+          </w:p>
+        </w:tc>
+      </w:tr>
+      <w:tr>
+        <w:tc>
+          <w:tcPr>
+            <w:tcW w:w="2840" w:type="dxa"/>
+          </w:tcPr>
+          <w:p>
+            <w:pPr>
+              <w:ind w:left="0"/>
+            </w:pPr>
+            <w:r>
+              <w:rPr>
+                <w:rFonts w:hint="eastAsia"/>
+              </w:rPr>
+              <w:t>子线程进入循环，一直等待条件变量被唤醒，然后去销毁一批</w:t>
+            </w:r>
+            <w:r>
+              <w:rPr>
+                <w:rFonts w:hint="eastAsia"/>
+              </w:rPr>
+              <w:t>连接</w:t>
+            </w:r>
+          </w:p>
+        </w:tc>
+        <w:tc>
+          <w:tcPr>
+            <w:tcW w:w="2841" w:type="dxa"/>
+          </w:tcPr>
+          <w:p>
+            <w:pPr>
+              <w:ind w:left="0"/>
+            </w:pPr>
+          </w:p>
+        </w:tc>
+        <w:tc>
+          <w:tcPr>
+            <w:tcW w:w="2841" w:type="dxa"/>
+          </w:tcPr>
+          <w:p>
+            <w:pPr>
+              <w:ind w:left="0"/>
+            </w:pPr>
+          </w:p>
+        </w:tc>
+      </w:tr>
+      <w:tr>
+        <w:tc>
+          <w:tcPr>
+            <w:tcW w:w="2840" w:type="dxa"/>
+          </w:tcPr>
+          <w:p>
+            <w:pPr>
+              <w:ind w:left="0"/>
+            </w:pPr>
+          </w:p>
+        </w:tc>
+        <w:tc>
+          <w:tcPr>
+            <w:tcW w:w="2841" w:type="dxa"/>
+          </w:tcPr>
+          <w:p>
+            <w:pPr>
+              <w:ind w:left="0"/>
+            </w:pPr>
+          </w:p>
+        </w:tc>
+        <w:tc>
+          <w:tcPr>
+            <w:tcW w:w="2841" w:type="dxa"/>
+          </w:tcPr>
+          <w:p>
+            <w:pPr>
+              <w:ind w:left="0"/>
+            </w:pPr>
+          </w:p>
+        </w:tc>
+      </w:tr>
+    </w:tbl>
+    <w:p>
+      <w:pPr>
+        <w:ind w:left="0"/>
+      </w:pPr>
+    </w:p>
+    <w:p>
+      <w:r>
+        <w:rPr>
+          <w:rFonts w:hint="eastAsia"/>
+        </w:rPr>
+        <w:t>创建后台定时检测子场景</w:t>
+      </w:r>
+    </w:p>
+    <w:p>
+      <w:pPr>
+        <w:rPr>
+          <w:rFonts w:hint="eastAsia"/>
+        </w:rPr>
+      </w:pPr>
+      <w:r>
+        <w:object w:dxaOrig="5774" w:dyaOrig="6984">
+          <v:shape id="_x0000_i1034" type="#_x0000_t75" style="width:289.15pt;height:349.05pt" o:ole="">
+            <v:imagedata r:id="rId22" o:title=""/>
+          </v:shape>
+          <o:OLEObject Type="Embed" ProgID="Visio.Drawing.11" ShapeID="_x0000_i1034" DrawAspect="Content" ObjectID="_1529130960" r:id="rId23"/>
+        </w:object>
+      </w:r>
+    </w:p>
+    <w:p/>
+    <w:tbl>
+      <w:tblPr>
+        <w:tblStyle w:val="TableGrid"/>
+        <w:tblW w:w="0" w:type="auto"/>
+        <w:tblLook w:val="04A0"/>
+      </w:tblPr>
+      <w:tblGrid>
+        <w:gridCol w:w="2840"/>
+        <w:gridCol w:w="2841"/>
+        <w:gridCol w:w="2841"/>
+      </w:tblGrid>
+      <w:tr>
+        <w:tc>
+          <w:tcPr>
+            <w:tcW w:w="2840" w:type="dxa"/>
+            <w:shd w:val="clear" w:color="auto" w:fill="D9D9D9" w:themeFill="background1" w:themeFillShade="D9"/>
+          </w:tcPr>
+          <w:p>
+            <w:pPr>
+              <w:ind w:left="0"/>
+              <w:jc w:val="center"/>
+            </w:pPr>
+            <w:r>
+              <w:rPr>
+                <w:rFonts w:hint="eastAsia"/>
+              </w:rPr>
+              <w:t>流程描述</w:t>
+            </w:r>
+          </w:p>
+        </w:tc>
+        <w:tc>
+          <w:tcPr>
+            <w:tcW w:w="2841" w:type="dxa"/>
+            <w:shd w:val="clear" w:color="auto" w:fill="D9D9D9" w:themeFill="background1" w:themeFillShade="D9"/>
+          </w:tcPr>
+          <w:p>
+            <w:pPr>
+              <w:ind w:left="0"/>
+              <w:jc w:val="center"/>
+            </w:pPr>
+            <w:r>
+              <w:rPr>
+                <w:rFonts w:hint="eastAsia"/>
+              </w:rPr>
+              <w:t>异常分支</w:t>
+            </w:r>
+          </w:p>
+        </w:tc>
+        <w:tc>
+          <w:tcPr>
+            <w:tcW w:w="2841" w:type="dxa"/>
+            <w:shd w:val="clear" w:color="auto" w:fill="D9D9D9" w:themeFill="background1" w:themeFillShade="D9"/>
+          </w:tcPr>
+          <w:p>
+            <w:pPr>
+              <w:ind w:left="0"/>
+              <w:jc w:val="center"/>
+            </w:pPr>
+            <w:r>
+              <w:rPr>
+                <w:rFonts w:hint="eastAsia"/>
+              </w:rPr>
+              <w:t>说明</w:t>
+            </w:r>
+          </w:p>
+        </w:tc>
+      </w:tr>
+      <w:tr>
+        <w:tc>
+          <w:tcPr>
+            <w:tcW w:w="2840" w:type="dxa"/>
+          </w:tcPr>
+          <w:p>
+            <w:pPr>
+              <w:ind w:left="0"/>
+            </w:pPr>
+            <w:r>
+              <w:rPr>
+                <w:rFonts w:hint="eastAsia"/>
+              </w:rPr>
+              <w:t>连接池创建后台定时检测任务线程</w:t>
+            </w:r>
+          </w:p>
+        </w:tc>
+        <w:tc>
+          <w:tcPr>
+            <w:tcW w:w="2841" w:type="dxa"/>
+          </w:tcPr>
+          <w:p>
+            <w:pPr>
+              <w:ind w:left="0"/>
+            </w:pPr>
+          </w:p>
+        </w:tc>
+        <w:tc>
+          <w:tcPr>
+            <w:tcW w:w="2841" w:type="dxa"/>
+          </w:tcPr>
+          <w:p>
+            <w:pPr>
+              <w:ind w:left="0"/>
+            </w:pPr>
+          </w:p>
+        </w:tc>
+      </w:tr>
+      <w:tr>
+        <w:tc>
+          <w:tcPr>
+            <w:tcW w:w="2840" w:type="dxa"/>
+          </w:tcPr>
+          <w:p>
+            <w:pPr>
+              <w:ind w:left="0"/>
+            </w:pPr>
+            <w:r>
+              <w:rPr>
+                <w:rFonts w:hint="eastAsia"/>
+              </w:rPr>
+              <w:t>子线程进入循环，等待时间信号唤醒，然后去相应的操作</w:t>
+            </w:r>
+          </w:p>
+        </w:tc>
+        <w:tc>
+          <w:tcPr>
+            <w:tcW w:w="2841" w:type="dxa"/>
+          </w:tcPr>
+          <w:p>
+            <w:pPr>
+              <w:ind w:left="0"/>
+            </w:pPr>
+          </w:p>
+        </w:tc>
+        <w:tc>
+          <w:tcPr>
+            <w:tcW w:w="2841" w:type="dxa"/>
+          </w:tcPr>
+          <w:p>
+            <w:pPr>
+              <w:ind w:left="0"/>
+            </w:pPr>
+          </w:p>
+        </w:tc>
+      </w:tr>
+      <w:tr>
+        <w:tc>
+          <w:tcPr>
+            <w:tcW w:w="2840" w:type="dxa"/>
+          </w:tcPr>
+          <w:p>
+            <w:pPr>
+              <w:ind w:left="0"/>
+            </w:pPr>
+          </w:p>
+        </w:tc>
+        <w:tc>
+          <w:tcPr>
+            <w:tcW w:w="2841" w:type="dxa"/>
+          </w:tcPr>
+          <w:p>
+            <w:pPr>
+              <w:ind w:left="0"/>
+            </w:pPr>
+          </w:p>
+        </w:tc>
+        <w:tc>
+          <w:tcPr>
+            <w:tcW w:w="2841" w:type="dxa"/>
+          </w:tcPr>
+          <w:p>
+            <w:pPr>
+              <w:ind w:left="0"/>
+            </w:pPr>
+          </w:p>
+        </w:tc>
+      </w:tr>
+      <w:tr>
+        <w:tc>
+          <w:tcPr>
+            <w:tcW w:w="2840" w:type="dxa"/>
+          </w:tcPr>
+          <w:p>
+            <w:pPr>
+              <w:ind w:left="0"/>
+            </w:pPr>
+          </w:p>
+        </w:tc>
+        <w:tc>
+          <w:tcPr>
+            <w:tcW w:w="2841" w:type="dxa"/>
+          </w:tcPr>
+          <w:p>
+            <w:pPr>
+              <w:ind w:left="0"/>
+            </w:pPr>
+          </w:p>
+        </w:tc>
+        <w:tc>
+          <w:tcPr>
+            <w:tcW w:w="2841" w:type="dxa"/>
+          </w:tcPr>
+          <w:p>
+            <w:pPr>
+              <w:ind w:left="0"/>
+            </w:pPr>
+          </w:p>
+        </w:tc>
+      </w:tr>
+    </w:tbl>
+    <w:p/>
+    <w:p/>
+    <w:p>
+      <w:pPr>
+        <w:pStyle w:val="Heading5"/>
+      </w:pPr>
+      <w:r>
+        <w:rPr>
+          <w:rFonts w:hint="eastAsia"/>
+        </w:rPr>
+        <w:lastRenderedPageBreak/>
+        <w:t>5.2.5</w:t>
+      </w:r>
+      <w:r>
+        <w:rPr>
+          <w:rFonts w:hint="eastAsia"/>
+        </w:rPr>
+        <w:t>场景禁用连接池</w:t>
+      </w:r>
+    </w:p>
+    <w:p>
+      <w:pPr>
+        <w:ind w:firstLineChars="200" w:firstLine="420"/>
+      </w:pPr>
+      <w:r>
+        <w:object w:dxaOrig="5424" w:dyaOrig="8508">
+          <v:shape id="_x0000_i1033" type="#_x0000_t75" style="width:271.3pt;height:425.1pt" o:ole="">
+            <v:imagedata r:id="rId24" o:title=""/>
+          </v:shape>
+          <o:OLEObject Type="Embed" ProgID="Visio.Drawing.11" ShapeID="_x0000_i1033" DrawAspect="Content" ObjectID="_1529130961" r:id="rId25"/>
+        </w:object>
+      </w:r>
+      <w:r>
+        <w:br w:type="textWrapping" w:clear="all"/>
+      </w:r>
+    </w:p>
+    <w:tbl>
+      <w:tblPr>
+        <w:tblStyle w:val="TableGrid"/>
+        <w:tblW w:w="0" w:type="auto"/>
+        <w:tblLook w:val="04A0"/>
+      </w:tblPr>
+      <w:tblGrid>
+        <w:gridCol w:w="2784"/>
+        <w:gridCol w:w="2785"/>
+        <w:gridCol w:w="2953"/>
+      </w:tblGrid>
+      <w:tr>
+        <w:tc>
+          <w:tcPr>
+            <w:tcW w:w="2840" w:type="dxa"/>
+            <w:shd w:val="clear" w:color="auto" w:fill="D9D9D9" w:themeFill="background1" w:themeFillShade="D9"/>
+          </w:tcPr>
+          <w:p>
+            <w:pPr>
+              <w:ind w:left="0"/>
+              <w:jc w:val="center"/>
+            </w:pPr>
+            <w:r>
+              <w:rPr>
+                <w:rFonts w:hint="eastAsia"/>
+              </w:rPr>
+              <w:t>流程描述</w:t>
+            </w:r>
+          </w:p>
+        </w:tc>
+        <w:tc>
+          <w:tcPr>
+            <w:tcW w:w="2841" w:type="dxa"/>
+            <w:shd w:val="clear" w:color="auto" w:fill="D9D9D9" w:themeFill="background1" w:themeFillShade="D9"/>
+          </w:tcPr>
+          <w:p>
+            <w:pPr>
+              <w:ind w:left="0"/>
+              <w:jc w:val="center"/>
+            </w:pPr>
+            <w:r>
+              <w:rPr>
+                <w:rFonts w:hint="eastAsia"/>
+              </w:rPr>
+              <w:t>异常说明</w:t>
+            </w:r>
+          </w:p>
+        </w:tc>
+        <w:tc>
+          <w:tcPr>
+            <w:tcW w:w="2841" w:type="dxa"/>
+            <w:shd w:val="clear" w:color="auto" w:fill="D9D9D9" w:themeFill="background1" w:themeFillShade="D9"/>
+          </w:tcPr>
+          <w:p>
+            <w:pPr>
+              <w:ind w:left="0"/>
+              <w:jc w:val="center"/>
+            </w:pPr>
+            <w:r>
+              <w:rPr>
+                <w:rFonts w:hint="eastAsia"/>
+              </w:rPr>
+              <w:t>说明</w:t>
+            </w:r>
+          </w:p>
+        </w:tc>
+      </w:tr>
+      <w:tr>
+        <w:tc>
+          <w:tcPr>
+            <w:tcW w:w="2840" w:type="dxa"/>
+          </w:tcPr>
+          <w:p>
+            <w:pPr>
+              <w:ind w:left="0"/>
+            </w:pPr>
+            <w:r>
+              <w:rPr>
+                <w:rFonts w:hint="eastAsia"/>
+              </w:rPr>
+              <w:t>连接池功能是否已禁用</w:t>
+            </w:r>
+          </w:p>
+        </w:tc>
+        <w:tc>
+          <w:tcPr>
+            <w:tcW w:w="2841" w:type="dxa"/>
+          </w:tcPr>
+          <w:p>
+            <w:pPr>
+              <w:ind w:left="0"/>
+            </w:pPr>
+            <w:r>
+              <w:rPr>
+                <w:rFonts w:hint="eastAsia"/>
+              </w:rPr>
+              <w:t>已禁用</w:t>
+            </w:r>
+          </w:p>
+        </w:tc>
+        <w:tc>
+          <w:tcPr>
+            <w:tcW w:w="2841" w:type="dxa"/>
+          </w:tcPr>
+          <w:p>
+            <w:pPr>
+              <w:ind w:left="0"/>
+            </w:pPr>
+            <w:r>
+              <w:rPr>
+                <w:rFonts w:hint="eastAsia"/>
+              </w:rPr>
+              <w:t>返回</w:t>
+            </w:r>
+            <w:r>
+              <w:rPr>
+                <w:rFonts w:hint="eastAsia"/>
+              </w:rPr>
+              <w:t>SDB_DATASOURCE_DISABLED</w:t>
+            </w:r>
+            <w:r>
+              <w:rPr>
+                <w:rFonts w:hint="eastAsia"/>
+              </w:rPr>
+              <w:t>错误码</w:t>
+            </w:r>
+          </w:p>
+        </w:tc>
+      </w:tr>
+      <w:tr>
+        <w:tc>
+          <w:tcPr>
+            <w:tcW w:w="2840" w:type="dxa"/>
+          </w:tcPr>
+          <w:p>
+            <w:pPr>
+              <w:ind w:left="0"/>
+            </w:pPr>
+            <w:r>
+              <w:rPr>
+                <w:rFonts w:hint="eastAsia"/>
+              </w:rPr>
+              <w:t>连接池忙队列是否</w:t>
+            </w:r>
+            <w:r>
+              <w:rPr>
+                <w:rFonts w:hint="eastAsia"/>
+              </w:rPr>
+              <w:t>为空</w:t>
+            </w:r>
+          </w:p>
+        </w:tc>
+        <w:tc>
+          <w:tcPr>
+            <w:tcW w:w="2841" w:type="dxa"/>
+          </w:tcPr>
+          <w:p>
+            <w:pPr>
+              <w:ind w:left="0"/>
+            </w:pPr>
+            <w:r>
+              <w:rPr>
+                <w:rFonts w:hint="eastAsia"/>
+              </w:rPr>
+              <w:t>为空</w:t>
+            </w:r>
+          </w:p>
+        </w:tc>
+        <w:tc>
+          <w:tcPr>
+            <w:tcW w:w="2841" w:type="dxa"/>
+          </w:tcPr>
+          <w:p>
+            <w:pPr>
+              <w:ind w:left="0"/>
+            </w:pPr>
+            <w:r>
+              <w:rPr>
+                <w:rFonts w:hint="eastAsia"/>
+              </w:rPr>
+              <w:t>连接池忙队列不为空，若关闭连接池，被取出去的连接将有被悬空的危险。此处返回</w:t>
+            </w:r>
+            <w:r>
+              <w:rPr>
+                <w:rFonts w:hint="eastAsia"/>
+              </w:rPr>
+              <w:t>SDB_DATASOURCE_CONN_STILL</w:t>
+            </w:r>
+            <w:r>
+              <w:rPr>
+                <w:rFonts w:hint="eastAsia"/>
+              </w:rPr>
+              <w:t>错误码就是为了防止这种情况。</w:t>
+            </w:r>
+          </w:p>
+        </w:tc>
+      </w:tr>
+    </w:tbl>
+    <w:p>
+      <w:pPr>
+        <w:ind w:left="0"/>
+      </w:pPr>
+    </w:p>
+    <w:p>
+      <w:pPr>
+        <w:pStyle w:val="Heading5"/>
+      </w:pPr>
+      <w:r>
+        <w:rPr>
+          <w:rFonts w:hint="eastAsia"/>
+        </w:rPr>
+        <w:lastRenderedPageBreak/>
+        <w:t>5.2.6</w:t>
+      </w:r>
+      <w:r>
+        <w:rPr>
+          <w:rFonts w:hint="eastAsia"/>
+        </w:rPr>
+        <w:t>场景添加节点</w:t>
+      </w:r>
+    </w:p>
+    <w:p>
+      <w:pPr>
+        <w:rPr>
+          <w:rFonts w:hint="eastAsia"/>
+        </w:rPr>
+      </w:pPr>
+      <w:r>
+        <w:object w:dxaOrig="5668" w:dyaOrig="5997">
+          <v:shape id="_x0000_i1030" type="#_x0000_t75" style="width:283.95pt;height:300.1pt" o:ole="">
+            <v:imagedata r:id="rId26" o:title=""/>
+          </v:shape>
+          <o:OLEObject Type="Embed" ProgID="Visio.Drawing.11" ShapeID="_x0000_i1030" DrawAspect="Content" ObjectID="_1529130962" r:id="rId27"/>
+        </w:object>
+      </w:r>
+    </w:p>
+    <w:p/>
+    <w:tbl>
+      <w:tblPr>
+        <w:tblStyle w:val="TableGrid"/>
+        <w:tblW w:w="0" w:type="auto"/>
+        <w:tblLook w:val="04A0"/>
+      </w:tblPr>
+      <w:tblGrid>
+        <w:gridCol w:w="2840"/>
+        <w:gridCol w:w="2841"/>
+        <w:gridCol w:w="2841"/>
+      </w:tblGrid>
+      <w:tr>
+        <w:tc>
+          <w:tcPr>
+            <w:tcW w:w="2840" w:type="dxa"/>
+            <w:shd w:val="clear" w:color="auto" w:fill="D9D9D9" w:themeFill="background1" w:themeFillShade="D9"/>
+          </w:tcPr>
+          <w:p>
+            <w:pPr>
+              <w:ind w:left="0"/>
+              <w:jc w:val="center"/>
+            </w:pPr>
+            <w:r>
+              <w:rPr>
+                <w:rFonts w:hint="eastAsia"/>
+              </w:rPr>
+              <w:t>流程描述</w:t>
+            </w:r>
+          </w:p>
+        </w:tc>
+        <w:tc>
+          <w:tcPr>
+            <w:tcW w:w="2841" w:type="dxa"/>
+            <w:shd w:val="clear" w:color="auto" w:fill="D9D9D9" w:themeFill="background1" w:themeFillShade="D9"/>
+          </w:tcPr>
+          <w:p>
+            <w:pPr>
+              <w:ind w:left="0"/>
+              <w:jc w:val="center"/>
+            </w:pPr>
+            <w:r>
+              <w:rPr>
+                <w:rFonts w:hint="eastAsia"/>
+              </w:rPr>
+              <w:t>异常说明</w:t>
+            </w:r>
+          </w:p>
+        </w:tc>
+        <w:tc>
+          <w:tcPr>
+            <w:tcW w:w="2841" w:type="dxa"/>
+            <w:shd w:val="clear" w:color="auto" w:fill="D9D9D9" w:themeFill="background1" w:themeFillShade="D9"/>
+          </w:tcPr>
+          <w:p>
+            <w:pPr>
+              <w:ind w:left="0"/>
+              <w:jc w:val="center"/>
+            </w:pPr>
+            <w:r>
+              <w:rPr>
+                <w:rFonts w:hint="eastAsia"/>
+              </w:rPr>
+              <w:t>说明</w:t>
+            </w:r>
+          </w:p>
+        </w:tc>
+      </w:tr>
+      <w:tr>
+        <w:tc>
+          <w:tcPr>
+            <w:tcW w:w="2840" w:type="dxa"/>
+          </w:tcPr>
+          <w:p>
+            <w:pPr>
+              <w:ind w:left="0"/>
+            </w:pPr>
+            <w:r>
+              <w:rPr>
+                <w:rFonts w:hint="eastAsia"/>
+              </w:rPr>
+              <w:t>连接池功能是否已禁用</w:t>
+            </w:r>
+          </w:p>
+        </w:tc>
+        <w:tc>
+          <w:tcPr>
+            <w:tcW w:w="2841" w:type="dxa"/>
+          </w:tcPr>
+          <w:p>
+            <w:pPr>
+              <w:ind w:left="0"/>
+            </w:pPr>
+            <w:r>
+              <w:rPr>
+                <w:rFonts w:hint="eastAsia"/>
+              </w:rPr>
+              <w:t>已禁用</w:t>
+            </w:r>
+          </w:p>
+        </w:tc>
+        <w:tc>
+          <w:tcPr>
+            <w:tcW w:w="2841" w:type="dxa"/>
+          </w:tcPr>
+          <w:p>
+            <w:pPr>
+              <w:ind w:left="0"/>
+            </w:pPr>
+            <w:r>
+              <w:rPr>
+                <w:rFonts w:hint="eastAsia"/>
+              </w:rPr>
+              <w:t>返回</w:t>
+            </w:r>
+            <w:r>
+              <w:rPr>
+                <w:rFonts w:hint="eastAsia"/>
+              </w:rPr>
+              <w:t>SDB_DATASOURCE_DISABLED</w:t>
+            </w:r>
+            <w:r>
+              <w:rPr>
+                <w:rFonts w:hint="eastAsia"/>
+              </w:rPr>
+              <w:t>错误码</w:t>
+            </w:r>
+          </w:p>
+        </w:tc>
+      </w:tr>
+      <w:tr>
+        <w:tc>
+          <w:tcPr>
+            <w:tcW w:w="2840" w:type="dxa"/>
+          </w:tcPr>
+          <w:p>
+            <w:pPr>
+              <w:ind w:left="0"/>
+            </w:pPr>
+            <w:r>
+              <w:rPr>
+                <w:rFonts w:hint="eastAsia"/>
+              </w:rPr>
+              <w:t>节点是否已存在</w:t>
+            </w:r>
+          </w:p>
+        </w:tc>
+        <w:tc>
+          <w:tcPr>
+            <w:tcW w:w="2841" w:type="dxa"/>
+          </w:tcPr>
+          <w:p>
+            <w:pPr>
+              <w:ind w:left="0"/>
+            </w:pPr>
+            <w:r>
+              <w:rPr>
+                <w:rFonts w:hint="eastAsia"/>
+              </w:rPr>
+              <w:t>存在</w:t>
+            </w:r>
+          </w:p>
+        </w:tc>
+        <w:tc>
+          <w:tcPr>
+            <w:tcW w:w="2841" w:type="dxa"/>
+          </w:tcPr>
+          <w:p>
+            <w:pPr>
+              <w:ind w:left="0"/>
+            </w:pPr>
+            <w:r>
+              <w:rPr>
+                <w:rFonts w:hint="eastAsia"/>
+              </w:rPr>
+              <w:t>返回</w:t>
+            </w:r>
+            <w:r>
+              <w:t>SDBCM_NODE_EXISTED</w:t>
+            </w:r>
+            <w:r>
+              <w:rPr>
+                <w:rFonts w:hint="eastAsia"/>
+              </w:rPr>
+              <w:t>错误码</w:t>
+            </w:r>
+          </w:p>
+        </w:tc>
+      </w:tr>
+    </w:tbl>
+    <w:p>
+      <w:pPr>
+        <w:ind w:left="0"/>
+      </w:pPr>
+    </w:p>
+    <w:p>
+      <w:pPr>
+        <w:pStyle w:val="Heading5"/>
+      </w:pPr>
+      <w:r>
+        <w:rPr>
+          <w:rFonts w:hint="eastAsia"/>
+        </w:rPr>
+        <w:lastRenderedPageBreak/>
+        <w:t>5.2.7</w:t>
+      </w:r>
+      <w:r>
+        <w:rPr>
+          <w:rFonts w:hint="eastAsia"/>
+        </w:rPr>
+        <w:t>场景删除节点</w:t>
+      </w:r>
+    </w:p>
+    <w:p>
+      <w:pPr>
+        <w:ind w:left="0"/>
+        <w:rPr>
+          <w:rFonts w:hint="eastAsia"/>
+        </w:rPr>
+      </w:pPr>
+      <w:r>
+        <w:object w:dxaOrig="5668" w:dyaOrig="5997">
+          <v:shape id="_x0000_i1031" type="#_x0000_t75" style="width:283.95pt;height:300.1pt" o:ole="">
+            <v:imagedata r:id="rId28" o:title=""/>
+          </v:shape>
+          <o:OLEObject Type="Embed" ProgID="Visio.Drawing.11" ShapeID="_x0000_i1031" DrawAspect="Content" ObjectID="_1529130963" r:id="rId29"/>
+        </w:object>
+      </w:r>
+    </w:p>
+    <w:p>
+      <w:pPr>
+        <w:ind w:left="0"/>
+      </w:pPr>
     </w:p>
     <w:tbl>
       <w:tblPr>
@@ -7011,7 +8555,7 @@
               <w:rPr>
                 <w:rFonts w:hint="eastAsia"/>
               </w:rPr>
-              <w:t>异常分支</w:t>
+              <w:t>异常说明</w:t>
             </w:r>
           </w:p>
         </w:tc>
@@ -7047,7 +8591,7 @@
               <w:rPr>
                 <w:rFonts w:hint="eastAsia"/>
               </w:rPr>
-              <w:t>连接池功能是否启用</w:t>
+              <w:t>连接池功能是否已禁用</w:t>
             </w:r>
           </w:p>
         </w:tc>
@@ -7063,7 +8607,7 @@
               <w:rPr>
                 <w:rFonts w:hint="eastAsia"/>
               </w:rPr>
-              <w:t>未启用</w:t>
+              <w:t>已禁用</w:t>
             </w:r>
           </w:p>
         </w:tc>
@@ -7109,7 +8653,7 @@
               <w:rPr>
                 <w:rFonts w:hint="eastAsia"/>
               </w:rPr>
-              <w:t>检查归还的连接是不是本连接池分配出去的</w:t>
+              <w:t>节点是否存在</w:t>
             </w:r>
           </w:p>
         </w:tc>
@@ -7125,7 +8669,7 @@
               <w:rPr>
                 <w:rFonts w:hint="eastAsia"/>
               </w:rPr>
-              <w:t>不是本连接池分配的</w:t>
+              <w:t>不存在</w:t>
             </w:r>
           </w:p>
         </w:tc>
@@ -7144,416 +8688,23 @@
               <w:t>返回</w:t>
             </w:r>
             <w:r>
-              <w:t>SDB_NET_NOT_CONNECT</w:t>
-            </w:r>
-            <w:r>
-              <w:rPr>
-                <w:rFonts w:hint="eastAsia"/>
-              </w:rPr>
-              <w:t>错误</w:t>
-            </w:r>
-            <w:r>
-              <w:rPr>
-                <w:rFonts w:hint="eastAsia"/>
-              </w:rPr>
-              <w:t>码，对这个连接不处理</w:t>
-            </w:r>
-          </w:p>
-        </w:tc>
-      </w:tr>
-    </w:tbl>
-    <w:p/>
-    <w:p>
-      <w:pPr>
-        <w:pStyle w:val="Heading5"/>
-      </w:pPr>
-      <w:r>
-        <w:rPr>
-          <w:rFonts w:hint="eastAsia"/>
-        </w:rPr>
-        <w:lastRenderedPageBreak/>
-        <w:t>5.2.4</w:t>
-      </w:r>
-      <w:r>
-        <w:rPr>
-          <w:rFonts w:hint="eastAsia"/>
-        </w:rPr>
-        <w:t>场景启用连接池</w:t>
-      </w:r>
-    </w:p>
-    <w:p>
-      <w:r>
-        <w:object w:dxaOrig="8995" w:dyaOrig="7924">
-          <v:shape id="_x0000_i1028" type="#_x0000_t75" style="width:415.3pt;height:365.75pt" o:ole="">
-            <v:imagedata r:id="rId16" o:title=""/>
-          </v:shape>
-          <o:OLEObject Type="Embed" ProgID="Visio.Drawing.11" ShapeID="_x0000_i1028" DrawAspect="Content" ObjectID="_1528879881" r:id="rId17"/>
-        </w:object>
-      </w:r>
-    </w:p>
-    <w:p>
-      <w:r>
-        <w:rPr>
-          <w:rFonts w:hint="eastAsia"/>
-        </w:rPr>
-        <w:t>创建连接子场景</w:t>
-      </w:r>
-    </w:p>
-    <w:p>
-      <w:r>
-        <w:object w:dxaOrig="8482" w:dyaOrig="7671">
-          <v:shape id="_x0000_i1029" type="#_x0000_t75" style="width:415.3pt;height:375.55pt" o:ole="">
-            <v:imagedata r:id="rId18" o:title=""/>
-          </v:shape>
-          <o:OLEObject Type="Embed" ProgID="Visio.Drawing.11" ShapeID="_x0000_i1029" DrawAspect="Content" ObjectID="_1528879882" r:id="rId19"/>
-        </w:object>
-      </w:r>
-    </w:p>
-    <w:tbl>
-      <w:tblPr>
-        <w:tblStyle w:val="TableGrid"/>
-        <w:tblW w:w="0" w:type="auto"/>
-        <w:tblLook w:val="04A0"/>
-      </w:tblPr>
-      <w:tblGrid>
-        <w:gridCol w:w="2840"/>
-        <w:gridCol w:w="2841"/>
-        <w:gridCol w:w="2841"/>
-      </w:tblGrid>
-      <w:tr>
-        <w:tc>
-          <w:tcPr>
-            <w:tcW w:w="2840" w:type="dxa"/>
-            <w:shd w:val="clear" w:color="auto" w:fill="D9D9D9" w:themeFill="background1" w:themeFillShade="D9"/>
-          </w:tcPr>
-          <w:p>
-            <w:pPr>
-              <w:ind w:left="0"/>
-              <w:jc w:val="center"/>
-            </w:pPr>
-            <w:r>
-              <w:rPr>
-                <w:rFonts w:hint="eastAsia"/>
-              </w:rPr>
-              <w:t>流程描述</w:t>
-            </w:r>
-          </w:p>
-        </w:tc>
-        <w:tc>
-          <w:tcPr>
-            <w:tcW w:w="2841" w:type="dxa"/>
-            <w:shd w:val="clear" w:color="auto" w:fill="D9D9D9" w:themeFill="background1" w:themeFillShade="D9"/>
-          </w:tcPr>
-          <w:p>
-            <w:pPr>
-              <w:ind w:left="0"/>
-              <w:jc w:val="center"/>
-            </w:pPr>
-            <w:r>
-              <w:rPr>
-                <w:rFonts w:hint="eastAsia"/>
-              </w:rPr>
-              <w:t>异常分支</w:t>
-            </w:r>
-          </w:p>
-        </w:tc>
-        <w:tc>
-          <w:tcPr>
-            <w:tcW w:w="2841" w:type="dxa"/>
-            <w:shd w:val="clear" w:color="auto" w:fill="D9D9D9" w:themeFill="background1" w:themeFillShade="D9"/>
-          </w:tcPr>
-          <w:p>
-            <w:pPr>
-              <w:ind w:left="0"/>
-              <w:jc w:val="center"/>
-            </w:pPr>
-            <w:r>
-              <w:rPr>
-                <w:rFonts w:hint="eastAsia"/>
-              </w:rPr>
-              <w:t>说明</w:t>
-            </w:r>
-          </w:p>
-        </w:tc>
-      </w:tr>
-      <w:tr>
-        <w:tc>
-          <w:tcPr>
-            <w:tcW w:w="2840" w:type="dxa"/>
-          </w:tcPr>
-          <w:p>
-            <w:pPr>
-              <w:ind w:left="0"/>
-            </w:pPr>
-            <w:r>
-              <w:rPr>
-                <w:rFonts w:hint="eastAsia"/>
-              </w:rPr>
-              <w:t>检查创建连接是否成功</w:t>
-            </w:r>
-          </w:p>
-        </w:tc>
-        <w:tc>
-          <w:tcPr>
-            <w:tcW w:w="2841" w:type="dxa"/>
-          </w:tcPr>
-          <w:p>
-            <w:pPr>
-              <w:ind w:left="0"/>
-            </w:pPr>
-            <w:r>
-              <w:rPr>
-                <w:rFonts w:hint="eastAsia"/>
-              </w:rPr>
-              <w:t>当在某个节点上创建连接失败后，丢弃该连接，并认为该节点异常，加入到异常节点列表</w:t>
-            </w:r>
-          </w:p>
-        </w:tc>
-        <w:tc>
-          <w:tcPr>
-            <w:tcW w:w="2841" w:type="dxa"/>
-          </w:tcPr>
-          <w:p>
-            <w:pPr>
-              <w:ind w:left="0"/>
-            </w:pPr>
-            <w:r>
-              <w:rPr>
-                <w:rFonts w:hint="eastAsia"/>
-              </w:rPr>
-              <w:t>根据设置的</w:t>
-            </w:r>
-            <w:r>
-              <w:rPr>
-                <w:rFonts w:hint="eastAsia"/>
-              </w:rPr>
-              <w:t>_createConnRetryTime</w:t>
-            </w:r>
-            <w:r>
-              <w:rPr>
-                <w:rFonts w:hint="eastAsia"/>
-              </w:rPr>
-              <w:t>重试次数，</w:t>
-            </w:r>
-            <w:r>
-              <w:rPr>
-                <w:rFonts w:hint="eastAsia"/>
-              </w:rPr>
-              <w:t xml:space="preserve"> </w:t>
-            </w:r>
-            <w:r>
-              <w:rPr>
-                <w:rFonts w:hint="eastAsia"/>
-              </w:rPr>
-              <w:t>若超过重试次数还不能建连，则认为是异常节点</w:t>
-            </w:r>
-          </w:p>
-        </w:tc>
-      </w:tr>
-    </w:tbl>
-    <w:p/>
-    <w:p>
-      <w:r>
-        <w:rPr>
-          <w:rFonts w:hint="eastAsia"/>
-        </w:rPr>
-        <w:t>销毁连接子场景</w:t>
-      </w:r>
-    </w:p>
-    <w:p>
-      <w:r>
-        <w:object w:dxaOrig="6816" w:dyaOrig="5857">
-          <v:shape id="_x0000_i1030" type="#_x0000_t75" style="width:341pt;height:293.2pt" o:ole="">
-            <v:imagedata r:id="rId20" o:title=""/>
-          </v:shape>
-          <o:OLEObject Type="Embed" ProgID="Visio.Drawing.11" ShapeID="_x0000_i1030" DrawAspect="Content" ObjectID="_1528879883" r:id="rId21"/>
-        </w:object>
-      </w:r>
-    </w:p>
-    <w:tbl>
-      <w:tblPr>
-        <w:tblStyle w:val="TableGrid"/>
-        <w:tblW w:w="0" w:type="auto"/>
-        <w:tblLook w:val="04A0"/>
-      </w:tblPr>
-      <w:tblGrid>
-        <w:gridCol w:w="2840"/>
-        <w:gridCol w:w="2841"/>
-        <w:gridCol w:w="2841"/>
-      </w:tblGrid>
-      <w:tr>
-        <w:tc>
-          <w:tcPr>
-            <w:tcW w:w="2840" w:type="dxa"/>
-            <w:shd w:val="clear" w:color="auto" w:fill="D9D9D9" w:themeFill="background1" w:themeFillShade="D9"/>
-          </w:tcPr>
-          <w:p>
-            <w:pPr>
-              <w:ind w:left="0"/>
-              <w:jc w:val="center"/>
-            </w:pPr>
-            <w:r>
-              <w:rPr>
-                <w:rFonts w:hint="eastAsia"/>
-              </w:rPr>
-              <w:t>流程描述</w:t>
-            </w:r>
-          </w:p>
-        </w:tc>
-        <w:tc>
-          <w:tcPr>
-            <w:tcW w:w="2841" w:type="dxa"/>
-            <w:shd w:val="clear" w:color="auto" w:fill="D9D9D9" w:themeFill="background1" w:themeFillShade="D9"/>
-          </w:tcPr>
-          <w:p>
-            <w:pPr>
-              <w:ind w:left="0"/>
-              <w:jc w:val="center"/>
-            </w:pPr>
-            <w:r>
-              <w:rPr>
-                <w:rFonts w:hint="eastAsia"/>
-              </w:rPr>
-              <w:t>异常分支</w:t>
-            </w:r>
-          </w:p>
-        </w:tc>
-        <w:tc>
-          <w:tcPr>
-            <w:tcW w:w="2841" w:type="dxa"/>
-            <w:shd w:val="clear" w:color="auto" w:fill="D9D9D9" w:themeFill="background1" w:themeFillShade="D9"/>
-          </w:tcPr>
-          <w:p>
-            <w:pPr>
-              <w:ind w:left="0"/>
-              <w:jc w:val="center"/>
-            </w:pPr>
-            <w:r>
-              <w:rPr>
-                <w:rFonts w:hint="eastAsia"/>
-              </w:rPr>
-              <w:t>说明</w:t>
-            </w:r>
-          </w:p>
-        </w:tc>
-      </w:tr>
-      <w:tr>
-        <w:tc>
-          <w:tcPr>
-            <w:tcW w:w="2840" w:type="dxa"/>
-          </w:tcPr>
-          <w:p>
-            <w:pPr>
-              <w:ind w:left="0"/>
-            </w:pPr>
-            <w:r>
-              <w:rPr>
-                <w:rFonts w:hint="eastAsia"/>
-              </w:rPr>
-              <w:t>连接池创建销毁连接线程</w:t>
-            </w:r>
-          </w:p>
-        </w:tc>
-        <w:tc>
-          <w:tcPr>
-            <w:tcW w:w="2841" w:type="dxa"/>
-          </w:tcPr>
-          <w:p>
-            <w:pPr>
-              <w:ind w:left="0"/>
-            </w:pPr>
-          </w:p>
-        </w:tc>
-        <w:tc>
-          <w:tcPr>
-            <w:tcW w:w="2841" w:type="dxa"/>
-          </w:tcPr>
-          <w:p>
-            <w:pPr>
-              <w:ind w:left="0"/>
-            </w:pPr>
-            <w:r>
-              <w:rPr>
-                <w:rFonts w:hint="eastAsia"/>
-              </w:rPr>
-              <w:t>该线程销毁的一定是合法的连接（连接池维护的连接）</w:t>
-            </w:r>
-          </w:p>
-        </w:tc>
-      </w:tr>
-      <w:tr>
-        <w:tc>
-          <w:tcPr>
-            <w:tcW w:w="2840" w:type="dxa"/>
-          </w:tcPr>
-          <w:p>
-            <w:pPr>
-              <w:ind w:left="0"/>
-            </w:pPr>
-            <w:r>
-              <w:rPr>
-                <w:rFonts w:hint="eastAsia"/>
-              </w:rPr>
-              <w:t>子线程进入循环，一直等待条件变量被唤醒，然后去销毁一批</w:t>
-            </w:r>
-            <w:r>
-              <w:rPr>
-                <w:rFonts w:hint="eastAsia"/>
-              </w:rPr>
-              <w:t>连接</w:t>
-            </w:r>
-          </w:p>
-        </w:tc>
-        <w:tc>
-          <w:tcPr>
-            <w:tcW w:w="2841" w:type="dxa"/>
-          </w:tcPr>
-          <w:p>
-            <w:pPr>
-              <w:ind w:left="0"/>
-            </w:pPr>
-          </w:p>
-        </w:tc>
-        <w:tc>
-          <w:tcPr>
-            <w:tcW w:w="2841" w:type="dxa"/>
-          </w:tcPr>
-          <w:p>
-            <w:pPr>
-              <w:ind w:left="0"/>
-            </w:pPr>
-          </w:p>
-        </w:tc>
-      </w:tr>
-      <w:tr>
-        <w:tc>
-          <w:tcPr>
-            <w:tcW w:w="2840" w:type="dxa"/>
-          </w:tcPr>
-          <w:p>
-            <w:pPr>
-              <w:ind w:left="0"/>
-            </w:pPr>
-          </w:p>
-        </w:tc>
-        <w:tc>
-          <w:tcPr>
-            <w:tcW w:w="2841" w:type="dxa"/>
-          </w:tcPr>
-          <w:p>
-            <w:pPr>
-              <w:ind w:left="0"/>
-            </w:pPr>
-          </w:p>
-        </w:tc>
-        <w:tc>
-          <w:tcPr>
-            <w:tcW w:w="2841" w:type="dxa"/>
-          </w:tcPr>
-          <w:p>
-            <w:pPr>
-              <w:ind w:left="0"/>
-            </w:pPr>
+              <w:t>SDBCM_NODE_</w:t>
+            </w:r>
+            <w:r>
+              <w:rPr>
+                <w:rFonts w:hint="eastAsia"/>
+              </w:rPr>
+              <w:t>NOT</w:t>
+            </w:r>
+            <w:r>
+              <w:t>EXISTED</w:t>
+            </w:r>
+            <w:r>
+              <w:rPr>
+                <w:rFonts w:hint="eastAsia"/>
+              </w:rPr>
+              <w:t>错误码</w:t>
+            </w:r>
           </w:p>
         </w:tc>
       </w:tr>
@@ -7564,234 +8715,23 @@
       </w:pPr>
     </w:p>
     <w:p>
-      <w:r>
-        <w:rPr>
-          <w:rFonts w:hint="eastAsia"/>
-        </w:rPr>
-        <w:t>创建后台定时检测子场景</w:t>
+      <w:pPr>
+        <w:pStyle w:val="Heading4"/>
+      </w:pPr>
+      <w:r>
+        <w:rPr>
+          <w:rFonts w:hint="eastAsia"/>
+        </w:rPr>
+        <w:t xml:space="preserve">5.3 </w:t>
+      </w:r>
+      <w:r>
+        <w:rPr>
+          <w:rFonts w:hint="eastAsia"/>
+        </w:rPr>
+        <w:t>方案设计</w:t>
       </w:r>
     </w:p>
     <w:p>
-      <w:r>
-        <w:object w:dxaOrig="5774" w:dyaOrig="6984">
-          <v:shape id="_x0000_i1031" type="#_x0000_t75" style="width:289.15pt;height:349.05pt" o:ole="">
-            <v:imagedata r:id="rId22" o:title=""/>
-          </v:shape>
-          <o:OLEObject Type="Embed" ProgID="Visio.Drawing.11" ShapeID="_x0000_i1031" DrawAspect="Content" ObjectID="_1528879884" r:id="rId23"/>
-        </w:object>
-      </w:r>
-    </w:p>
-    <w:tbl>
-      <w:tblPr>
-        <w:tblStyle w:val="TableGrid"/>
-        <w:tblW w:w="0" w:type="auto"/>
-        <w:tblLook w:val="04A0"/>
-      </w:tblPr>
-      <w:tblGrid>
-        <w:gridCol w:w="2840"/>
-        <w:gridCol w:w="2841"/>
-        <w:gridCol w:w="2841"/>
-      </w:tblGrid>
-      <w:tr>
-        <w:tc>
-          <w:tcPr>
-            <w:tcW w:w="2840" w:type="dxa"/>
-            <w:shd w:val="clear" w:color="auto" w:fill="D9D9D9" w:themeFill="background1" w:themeFillShade="D9"/>
-          </w:tcPr>
-          <w:p>
-            <w:pPr>
-              <w:ind w:left="0"/>
-              <w:jc w:val="center"/>
-            </w:pPr>
-            <w:r>
-              <w:rPr>
-                <w:rFonts w:hint="eastAsia"/>
-              </w:rPr>
-              <w:t>流程描述</w:t>
-            </w:r>
-          </w:p>
-        </w:tc>
-        <w:tc>
-          <w:tcPr>
-            <w:tcW w:w="2841" w:type="dxa"/>
-            <w:shd w:val="clear" w:color="auto" w:fill="D9D9D9" w:themeFill="background1" w:themeFillShade="D9"/>
-          </w:tcPr>
-          <w:p>
-            <w:pPr>
-              <w:ind w:left="0"/>
-              <w:jc w:val="center"/>
-            </w:pPr>
-            <w:r>
-              <w:rPr>
-                <w:rFonts w:hint="eastAsia"/>
-              </w:rPr>
-              <w:t>异常分支</w:t>
-            </w:r>
-          </w:p>
-        </w:tc>
-        <w:tc>
-          <w:tcPr>
-            <w:tcW w:w="2841" w:type="dxa"/>
-            <w:shd w:val="clear" w:color="auto" w:fill="D9D9D9" w:themeFill="background1" w:themeFillShade="D9"/>
-          </w:tcPr>
-          <w:p>
-            <w:pPr>
-              <w:ind w:left="0"/>
-              <w:jc w:val="center"/>
-            </w:pPr>
-            <w:r>
-              <w:rPr>
-                <w:rFonts w:hint="eastAsia"/>
-              </w:rPr>
-              <w:t>说明</w:t>
-            </w:r>
-          </w:p>
-        </w:tc>
-      </w:tr>
-      <w:tr>
-        <w:tc>
-          <w:tcPr>
-            <w:tcW w:w="2840" w:type="dxa"/>
-          </w:tcPr>
-          <w:p>
-            <w:pPr>
-              <w:ind w:left="0"/>
-            </w:pPr>
-            <w:r>
-              <w:rPr>
-                <w:rFonts w:hint="eastAsia"/>
-              </w:rPr>
-              <w:t>连接池创建后台定时检测任务线程</w:t>
-            </w:r>
-          </w:p>
-        </w:tc>
-        <w:tc>
-          <w:tcPr>
-            <w:tcW w:w="2841" w:type="dxa"/>
-          </w:tcPr>
-          <w:p>
-            <w:pPr>
-              <w:ind w:left="0"/>
-            </w:pPr>
-          </w:p>
-        </w:tc>
-        <w:tc>
-          <w:tcPr>
-            <w:tcW w:w="2841" w:type="dxa"/>
-          </w:tcPr>
-          <w:p>
-            <w:pPr>
-              <w:ind w:left="0"/>
-            </w:pPr>
-          </w:p>
-        </w:tc>
-      </w:tr>
-      <w:tr>
-        <w:tc>
-          <w:tcPr>
-            <w:tcW w:w="2840" w:type="dxa"/>
-          </w:tcPr>
-          <w:p>
-            <w:pPr>
-              <w:ind w:left="0"/>
-            </w:pPr>
-            <w:r>
-              <w:rPr>
-                <w:rFonts w:hint="eastAsia"/>
-              </w:rPr>
-              <w:t>子线程进入循环，等待时间信号唤醒，然后去相应的操作</w:t>
-            </w:r>
-          </w:p>
-        </w:tc>
-        <w:tc>
-          <w:tcPr>
-            <w:tcW w:w="2841" w:type="dxa"/>
-          </w:tcPr>
-          <w:p>
-            <w:pPr>
-              <w:ind w:left="0"/>
-            </w:pPr>
-          </w:p>
-        </w:tc>
-        <w:tc>
-          <w:tcPr>
-            <w:tcW w:w="2841" w:type="dxa"/>
-          </w:tcPr>
-          <w:p>
-            <w:pPr>
-              <w:ind w:left="0"/>
-            </w:pPr>
-          </w:p>
-        </w:tc>
-      </w:tr>
-      <w:tr>
-        <w:tc>
-          <w:tcPr>
-            <w:tcW w:w="2840" w:type="dxa"/>
-          </w:tcPr>
-          <w:p>
-            <w:pPr>
-              <w:ind w:left="0"/>
-            </w:pPr>
-          </w:p>
-        </w:tc>
-        <w:tc>
-          <w:tcPr>
-            <w:tcW w:w="2841" w:type="dxa"/>
-          </w:tcPr>
-          <w:p>
-            <w:pPr>
-              <w:ind w:left="0"/>
-            </w:pPr>
-          </w:p>
-        </w:tc>
-        <w:tc>
-          <w:tcPr>
-            <w:tcW w:w="2841" w:type="dxa"/>
-          </w:tcPr>
-          <w:p>
-            <w:pPr>
-              <w:ind w:left="0"/>
-            </w:pPr>
-          </w:p>
-        </w:tc>
-      </w:tr>
-      <w:tr>
-        <w:tc>
-          <w:tcPr>
-            <w:tcW w:w="2840" w:type="dxa"/>
-          </w:tcPr>
-          <w:p>
-            <w:pPr>
-              <w:ind w:left="0"/>
-            </w:pPr>
-          </w:p>
-        </w:tc>
-        <w:tc>
-          <w:tcPr>
-            <w:tcW w:w="2841" w:type="dxa"/>
-          </w:tcPr>
-          <w:p>
-            <w:pPr>
-              <w:ind w:left="0"/>
-            </w:pPr>
-          </w:p>
-        </w:tc>
-        <w:tc>
-          <w:tcPr>
-            <w:tcW w:w="2841" w:type="dxa"/>
-          </w:tcPr>
-          <w:p>
-            <w:pPr>
-              <w:ind w:left="0"/>
-            </w:pPr>
-          </w:p>
-        </w:tc>
-      </w:tr>
-    </w:tbl>
-    <w:p/>
-    <w:p/>
-    <w:p>
       <w:pPr>
         <w:pStyle w:val="Heading5"/>
       </w:pPr>
@@ -7799,787 +8739,77 @@
         <w:rPr>
           <w:rFonts w:hint="eastAsia"/>
         </w:rPr>
-        <w:lastRenderedPageBreak/>
-        <w:t>5.2.5</w:t>
-      </w:r>
-      <w:r>
-        <w:rPr>
-          <w:rFonts w:hint="eastAsia"/>
-        </w:rPr>
-        <w:t>场景禁用连接池</w:t>
+        <w:t>5.3.1</w:t>
+      </w:r>
+      <w:r>
+        <w:rPr>
+          <w:rFonts w:hint="eastAsia"/>
+        </w:rPr>
+        <w:t>连接池加锁</w:t>
+      </w:r>
+      <w:r>
+        <w:rPr>
+          <w:rFonts w:hint="eastAsia"/>
+        </w:rPr>
+        <w:t>和同步</w:t>
+      </w:r>
+      <w:r>
+        <w:rPr>
+          <w:rFonts w:hint="eastAsia"/>
+        </w:rPr>
+        <w:t>方案</w:t>
       </w:r>
     </w:p>
     <w:p>
-      <w:pPr>
-        <w:ind w:firstLineChars="200" w:firstLine="420"/>
-      </w:pPr>
-      <w:r>
-        <w:object w:dxaOrig="5424" w:dyaOrig="8508">
-          <v:shape id="_x0000_i1032" type="#_x0000_t75" style="width:271.3pt;height:425.1pt" o:ole="">
-            <v:imagedata r:id="rId24" o:title=""/>
-          </v:shape>
-          <o:OLEObject Type="Embed" ProgID="Visio.Drawing.11" ShapeID="_x0000_i1032" DrawAspect="Content" ObjectID="_1528879885" r:id="rId25"/>
-        </w:object>
-      </w:r>
-      <w:r>
-        <w:br w:type="textWrapping" w:clear="all"/>
-      </w:r>
-    </w:p>
-    <w:tbl>
-      <w:tblPr>
-        <w:tblStyle w:val="TableGrid"/>
-        <w:tblW w:w="0" w:type="auto"/>
-        <w:tblLook w:val="04A0"/>
-      </w:tblPr>
-      <w:tblGrid>
-        <w:gridCol w:w="2784"/>
-        <w:gridCol w:w="2785"/>
-        <w:gridCol w:w="2953"/>
-      </w:tblGrid>
-      <w:tr>
-        <w:tc>
-          <w:tcPr>
-            <w:tcW w:w="2840" w:type="dxa"/>
-            <w:shd w:val="clear" w:color="auto" w:fill="D9D9D9" w:themeFill="background1" w:themeFillShade="D9"/>
-          </w:tcPr>
-          <w:p>
-            <w:pPr>
-              <w:ind w:left="0"/>
-              <w:jc w:val="center"/>
-            </w:pPr>
-            <w:r>
-              <w:rPr>
-                <w:rFonts w:hint="eastAsia"/>
-              </w:rPr>
-              <w:t>流程描述</w:t>
-            </w:r>
-          </w:p>
-        </w:tc>
-        <w:tc>
-          <w:tcPr>
-            <w:tcW w:w="2841" w:type="dxa"/>
-            <w:shd w:val="clear" w:color="auto" w:fill="D9D9D9" w:themeFill="background1" w:themeFillShade="D9"/>
-          </w:tcPr>
-          <w:p>
-            <w:pPr>
-              <w:ind w:left="0"/>
-              <w:jc w:val="center"/>
-            </w:pPr>
-            <w:r>
-              <w:rPr>
-                <w:rFonts w:hint="eastAsia"/>
-              </w:rPr>
-              <w:t>异常说明</w:t>
-            </w:r>
-          </w:p>
-        </w:tc>
-        <w:tc>
-          <w:tcPr>
-            <w:tcW w:w="2841" w:type="dxa"/>
-            <w:shd w:val="clear" w:color="auto" w:fill="D9D9D9" w:themeFill="background1" w:themeFillShade="D9"/>
-          </w:tcPr>
-          <w:p>
-            <w:pPr>
-              <w:ind w:left="0"/>
-              <w:jc w:val="center"/>
-            </w:pPr>
-            <w:r>
-              <w:rPr>
-                <w:rFonts w:hint="eastAsia"/>
-              </w:rPr>
-              <w:t>说明</w:t>
-            </w:r>
-          </w:p>
-        </w:tc>
-      </w:tr>
-      <w:tr>
-        <w:tc>
-          <w:tcPr>
-            <w:tcW w:w="2840" w:type="dxa"/>
-          </w:tcPr>
-          <w:p>
-            <w:pPr>
-              <w:ind w:left="0"/>
-            </w:pPr>
-            <w:r>
-              <w:rPr>
-                <w:rFonts w:hint="eastAsia"/>
-              </w:rPr>
-              <w:t>连接池功能是否已禁用</w:t>
-            </w:r>
-          </w:p>
-        </w:tc>
-        <w:tc>
-          <w:tcPr>
-            <w:tcW w:w="2841" w:type="dxa"/>
-          </w:tcPr>
-          <w:p>
-            <w:pPr>
-              <w:ind w:left="0"/>
-            </w:pPr>
-            <w:r>
-              <w:rPr>
-                <w:rFonts w:hint="eastAsia"/>
-              </w:rPr>
-              <w:t>已禁用</w:t>
-            </w:r>
-          </w:p>
-        </w:tc>
-        <w:tc>
-          <w:tcPr>
-            <w:tcW w:w="2841" w:type="dxa"/>
-          </w:tcPr>
-          <w:p>
-            <w:pPr>
-              <w:ind w:left="0"/>
-            </w:pPr>
-            <w:r>
-              <w:rPr>
-                <w:rFonts w:hint="eastAsia"/>
-              </w:rPr>
-              <w:t>返回</w:t>
-            </w:r>
-            <w:r>
-              <w:rPr>
-                <w:rFonts w:hint="eastAsia"/>
-              </w:rPr>
-              <w:t>SDB_DATASOURCE_DISABLED</w:t>
-            </w:r>
-            <w:r>
-              <w:rPr>
-                <w:rFonts w:hint="eastAsia"/>
-              </w:rPr>
-              <w:t>错误码</w:t>
-            </w:r>
-          </w:p>
-        </w:tc>
-      </w:tr>
-      <w:tr>
-        <w:tc>
-          <w:tcPr>
-            <w:tcW w:w="2840" w:type="dxa"/>
-          </w:tcPr>
-          <w:p>
-            <w:pPr>
-              <w:ind w:left="0"/>
-            </w:pPr>
-            <w:r>
-              <w:rPr>
-                <w:rFonts w:hint="eastAsia"/>
-              </w:rPr>
-              <w:t>连接池忙队列是否</w:t>
-            </w:r>
-            <w:r>
-              <w:rPr>
-                <w:rFonts w:hint="eastAsia"/>
-              </w:rPr>
-              <w:t>为空</w:t>
-            </w:r>
-          </w:p>
-        </w:tc>
-        <w:tc>
-          <w:tcPr>
-            <w:tcW w:w="2841" w:type="dxa"/>
-          </w:tcPr>
-          <w:p>
-            <w:pPr>
-              <w:ind w:left="0"/>
-            </w:pPr>
-            <w:r>
-              <w:rPr>
-                <w:rFonts w:hint="eastAsia"/>
-              </w:rPr>
-              <w:t>为空</w:t>
-            </w:r>
-          </w:p>
-        </w:tc>
-        <w:tc>
-          <w:tcPr>
-            <w:tcW w:w="2841" w:type="dxa"/>
-          </w:tcPr>
-          <w:p>
-            <w:pPr>
-              <w:ind w:left="0"/>
-            </w:pPr>
-            <w:r>
-              <w:rPr>
-                <w:rFonts w:hint="eastAsia"/>
-              </w:rPr>
-              <w:t>连接池忙队列不为空，若关闭连接池，被取出去的连接将有被悬空的危险。此处返回</w:t>
-            </w:r>
-            <w:r>
-              <w:rPr>
-                <w:rFonts w:hint="eastAsia"/>
-              </w:rPr>
-              <w:t>SDB_DATASOURCE_CONN_STILL</w:t>
-            </w:r>
-            <w:r>
-              <w:rPr>
-                <w:rFonts w:hint="eastAsia"/>
-              </w:rPr>
-              <w:t>错误码就是为了防止这种情况。</w:t>
-            </w:r>
-          </w:p>
-        </w:tc>
-      </w:tr>
-    </w:tbl>
-    <w:p>
-      <w:pPr>
-        <w:ind w:left="0"/>
-      </w:pPr>
+      <w:r>
+        <w:rPr>
+          <w:rFonts w:hint="eastAsia"/>
+        </w:rPr>
+        <w:t>由于</w:t>
+      </w:r>
+      <w:r>
+        <w:rPr>
+          <w:rFonts w:hint="eastAsia"/>
+        </w:rPr>
+        <w:t>C++</w:t>
+      </w:r>
+      <w:r>
+        <w:rPr>
+          <w:rFonts w:hint="eastAsia"/>
+        </w:rPr>
+        <w:t>连接池属于客户端程序，要考虑到平台兼容性，</w:t>
+      </w:r>
+      <w:r>
+        <w:rPr>
+          <w:rFonts w:hint="eastAsia"/>
+        </w:rPr>
+        <w:t xml:space="preserve"> </w:t>
+      </w:r>
+      <w:r>
+        <w:rPr>
+          <w:rFonts w:hint="eastAsia"/>
+        </w:rPr>
+        <w:t>要利用封装</w:t>
+      </w:r>
+      <w:r>
+        <w:rPr>
+          <w:rFonts w:hint="eastAsia"/>
+        </w:rPr>
+        <w:t>的线程类、锁</w:t>
+      </w:r>
+      <w:r>
+        <w:rPr>
+          <w:rFonts w:hint="eastAsia"/>
+        </w:rPr>
+        <w:t>。</w:t>
+      </w:r>
     </w:p>
     <w:p>
       <w:pPr>
-        <w:pStyle w:val="Heading5"/>
-      </w:pPr>
-      <w:r>
-        <w:rPr>
-          <w:rFonts w:hint="eastAsia"/>
-        </w:rPr>
-        <w:lastRenderedPageBreak/>
-        <w:t>5.2.6</w:t>
-      </w:r>
-      <w:r>
-        <w:rPr>
-          <w:rFonts w:hint="eastAsia"/>
-        </w:rPr>
-        <w:t>场景添加节点</w:t>
-      </w:r>
-    </w:p>
-    <w:p>
-      <w:r>
-        <w:object w:dxaOrig="5668" w:dyaOrig="5997">
-          <v:shape id="_x0000_i1033" type="#_x0000_t75" style="width:283.95pt;height:300.1pt" o:ole="">
-            <v:imagedata r:id="rId26" o:title=""/>
-          </v:shape>
-          <o:OLEObject Type="Embed" ProgID="Visio.Drawing.11" ShapeID="_x0000_i1033" DrawAspect="Content" ObjectID="_1528879886" r:id="rId27"/>
-        </w:object>
-      </w:r>
-    </w:p>
-    <w:tbl>
-      <w:tblPr>
-        <w:tblStyle w:val="TableGrid"/>
-        <w:tblW w:w="0" w:type="auto"/>
-        <w:tblLook w:val="04A0"/>
-      </w:tblPr>
-      <w:tblGrid>
-        <w:gridCol w:w="2840"/>
-        <w:gridCol w:w="2841"/>
-        <w:gridCol w:w="2841"/>
-      </w:tblGrid>
-      <w:tr>
-        <w:tc>
-          <w:tcPr>
-            <w:tcW w:w="2840" w:type="dxa"/>
-            <w:shd w:val="clear" w:color="auto" w:fill="D9D9D9" w:themeFill="background1" w:themeFillShade="D9"/>
-          </w:tcPr>
-          <w:p>
-            <w:pPr>
-              <w:ind w:left="0"/>
-              <w:jc w:val="center"/>
-            </w:pPr>
-            <w:r>
-              <w:rPr>
-                <w:rFonts w:hint="eastAsia"/>
-              </w:rPr>
-              <w:t>流程描述</w:t>
-            </w:r>
-          </w:p>
-        </w:tc>
-        <w:tc>
-          <w:tcPr>
-            <w:tcW w:w="2841" w:type="dxa"/>
-            <w:shd w:val="clear" w:color="auto" w:fill="D9D9D9" w:themeFill="background1" w:themeFillShade="D9"/>
-          </w:tcPr>
-          <w:p>
-            <w:pPr>
-              <w:ind w:left="0"/>
-              <w:jc w:val="center"/>
-            </w:pPr>
-            <w:r>
-              <w:rPr>
-                <w:rFonts w:hint="eastAsia"/>
-              </w:rPr>
-              <w:t>异常说明</w:t>
-            </w:r>
-          </w:p>
-        </w:tc>
-        <w:tc>
-          <w:tcPr>
-            <w:tcW w:w="2841" w:type="dxa"/>
-            <w:shd w:val="clear" w:color="auto" w:fill="D9D9D9" w:themeFill="background1" w:themeFillShade="D9"/>
-          </w:tcPr>
-          <w:p>
-            <w:pPr>
-              <w:ind w:left="0"/>
-              <w:jc w:val="center"/>
-            </w:pPr>
-            <w:r>
-              <w:rPr>
-                <w:rFonts w:hint="eastAsia"/>
-              </w:rPr>
-              <w:t>说明</w:t>
-            </w:r>
-          </w:p>
-        </w:tc>
-      </w:tr>
-      <w:tr>
-        <w:tc>
-          <w:tcPr>
-            <w:tcW w:w="2840" w:type="dxa"/>
-          </w:tcPr>
-          <w:p>
-            <w:pPr>
-              <w:ind w:left="0"/>
-            </w:pPr>
-            <w:r>
-              <w:rPr>
-                <w:rFonts w:hint="eastAsia"/>
-              </w:rPr>
-              <w:t>连接池功能是否已禁用</w:t>
-            </w:r>
-          </w:p>
-        </w:tc>
-        <w:tc>
-          <w:tcPr>
-            <w:tcW w:w="2841" w:type="dxa"/>
-          </w:tcPr>
-          <w:p>
-            <w:pPr>
-              <w:ind w:left="0"/>
-            </w:pPr>
-            <w:r>
-              <w:rPr>
-                <w:rFonts w:hint="eastAsia"/>
-              </w:rPr>
-              <w:t>已禁用</w:t>
-            </w:r>
-          </w:p>
-        </w:tc>
-        <w:tc>
-          <w:tcPr>
-            <w:tcW w:w="2841" w:type="dxa"/>
-          </w:tcPr>
-          <w:p>
-            <w:pPr>
-              <w:ind w:left="0"/>
-            </w:pPr>
-            <w:r>
-              <w:rPr>
-                <w:rFonts w:hint="eastAsia"/>
-              </w:rPr>
-              <w:t>返回</w:t>
-            </w:r>
-            <w:r>
-              <w:rPr>
-                <w:rFonts w:hint="eastAsia"/>
-              </w:rPr>
-              <w:t>SDB_DATASOURCE_DISABLED</w:t>
-            </w:r>
-            <w:r>
-              <w:rPr>
-                <w:rFonts w:hint="eastAsia"/>
-              </w:rPr>
-              <w:t>错误码</w:t>
-            </w:r>
-          </w:p>
-        </w:tc>
-      </w:tr>
-      <w:tr>
-        <w:tc>
-          <w:tcPr>
-            <w:tcW w:w="2840" w:type="dxa"/>
-          </w:tcPr>
-          <w:p>
-            <w:pPr>
-              <w:ind w:left="0"/>
-            </w:pPr>
-            <w:r>
-              <w:rPr>
-                <w:rFonts w:hint="eastAsia"/>
-              </w:rPr>
-              <w:t>节点是否已存在</w:t>
-            </w:r>
-          </w:p>
-        </w:tc>
-        <w:tc>
-          <w:tcPr>
-            <w:tcW w:w="2841" w:type="dxa"/>
-          </w:tcPr>
-          <w:p>
-            <w:pPr>
-              <w:ind w:left="0"/>
-            </w:pPr>
-            <w:r>
-              <w:rPr>
-                <w:rFonts w:hint="eastAsia"/>
-              </w:rPr>
-              <w:t>存在</w:t>
-            </w:r>
-          </w:p>
-        </w:tc>
-        <w:tc>
-          <w:tcPr>
-            <w:tcW w:w="2841" w:type="dxa"/>
-          </w:tcPr>
-          <w:p>
-            <w:pPr>
-              <w:ind w:left="0"/>
-            </w:pPr>
-            <w:r>
-              <w:rPr>
-                <w:rFonts w:hint="eastAsia"/>
-              </w:rPr>
-              <w:t>返回</w:t>
-            </w:r>
-            <w:r>
-              <w:t>SDBCM_NODE_EXISTED</w:t>
-            </w:r>
-            <w:r>
-              <w:rPr>
-                <w:rFonts w:hint="eastAsia"/>
-              </w:rPr>
-              <w:t>错误码</w:t>
-            </w:r>
-          </w:p>
-        </w:tc>
-      </w:tr>
-    </w:tbl>
-    <w:p>
-      <w:pPr>
-        <w:ind w:left="0"/>
-      </w:pPr>
-    </w:p>
-    <w:p>
-      <w:pPr>
-        <w:pStyle w:val="Heading5"/>
-      </w:pPr>
-      <w:r>
-        <w:rPr>
-          <w:rFonts w:hint="eastAsia"/>
-        </w:rPr>
-        <w:lastRenderedPageBreak/>
-        <w:t>5.2.7</w:t>
-      </w:r>
-      <w:r>
-        <w:rPr>
-          <w:rFonts w:hint="eastAsia"/>
-        </w:rPr>
-        <w:t>场景删除节点</w:t>
-      </w:r>
-    </w:p>
-    <w:p>
-      <w:pPr>
-        <w:ind w:left="0"/>
-      </w:pPr>
-      <w:r>
-        <w:object w:dxaOrig="5668" w:dyaOrig="5997">
-          <v:shape id="_x0000_i1034" type="#_x0000_t75" style="width:283.95pt;height:300.1pt" o:ole="">
-            <v:imagedata r:id="rId28" o:title=""/>
-          </v:shape>
-          <o:OLEObject Type="Embed" ProgID="Visio.Drawing.11" ShapeID="_x0000_i1034" DrawAspect="Content" ObjectID="_1528879887" r:id="rId29"/>
-        </w:object>
-      </w:r>
-    </w:p>
-    <w:tbl>
-      <w:tblPr>
-        <w:tblStyle w:val="TableGrid"/>
-        <w:tblW w:w="0" w:type="auto"/>
-        <w:tblLook w:val="04A0"/>
-      </w:tblPr>
-      <w:tblGrid>
-        <w:gridCol w:w="2840"/>
-        <w:gridCol w:w="2841"/>
-        <w:gridCol w:w="2841"/>
-      </w:tblGrid>
-      <w:tr>
-        <w:tc>
-          <w:tcPr>
-            <w:tcW w:w="2840" w:type="dxa"/>
-            <w:shd w:val="clear" w:color="auto" w:fill="D9D9D9" w:themeFill="background1" w:themeFillShade="D9"/>
-          </w:tcPr>
-          <w:p>
-            <w:pPr>
-              <w:ind w:left="0"/>
-              <w:jc w:val="center"/>
-            </w:pPr>
-            <w:r>
-              <w:rPr>
-                <w:rFonts w:hint="eastAsia"/>
-              </w:rPr>
-              <w:t>流程描述</w:t>
-            </w:r>
-          </w:p>
-        </w:tc>
-        <w:tc>
-          <w:tcPr>
-            <w:tcW w:w="2841" w:type="dxa"/>
-            <w:shd w:val="clear" w:color="auto" w:fill="D9D9D9" w:themeFill="background1" w:themeFillShade="D9"/>
-          </w:tcPr>
-          <w:p>
-            <w:pPr>
-              <w:ind w:left="0"/>
-              <w:jc w:val="center"/>
-            </w:pPr>
-            <w:r>
-              <w:rPr>
-                <w:rFonts w:hint="eastAsia"/>
-              </w:rPr>
-              <w:t>异常说明</w:t>
-            </w:r>
-          </w:p>
-        </w:tc>
-        <w:tc>
-          <w:tcPr>
-            <w:tcW w:w="2841" w:type="dxa"/>
-            <w:shd w:val="clear" w:color="auto" w:fill="D9D9D9" w:themeFill="background1" w:themeFillShade="D9"/>
-          </w:tcPr>
-          <w:p>
-            <w:pPr>
-              <w:ind w:left="0"/>
-              <w:jc w:val="center"/>
-            </w:pPr>
-            <w:r>
-              <w:rPr>
-                <w:rFonts w:hint="eastAsia"/>
-              </w:rPr>
-              <w:t>说明</w:t>
-            </w:r>
-          </w:p>
-        </w:tc>
-      </w:tr>
-      <w:tr>
-        <w:tc>
-          <w:tcPr>
-            <w:tcW w:w="2840" w:type="dxa"/>
-          </w:tcPr>
-          <w:p>
-            <w:pPr>
-              <w:ind w:left="0"/>
-            </w:pPr>
-            <w:r>
-              <w:rPr>
-                <w:rFonts w:hint="eastAsia"/>
-              </w:rPr>
-              <w:t>连接池功能是否已禁用</w:t>
-            </w:r>
-          </w:p>
-        </w:tc>
-        <w:tc>
-          <w:tcPr>
-            <w:tcW w:w="2841" w:type="dxa"/>
-          </w:tcPr>
-          <w:p>
-            <w:pPr>
-              <w:ind w:left="0"/>
-            </w:pPr>
-            <w:r>
-              <w:rPr>
-                <w:rFonts w:hint="eastAsia"/>
-              </w:rPr>
-              <w:t>已禁用</w:t>
-            </w:r>
-          </w:p>
-        </w:tc>
-        <w:tc>
-          <w:tcPr>
-            <w:tcW w:w="2841" w:type="dxa"/>
-          </w:tcPr>
-          <w:p>
-            <w:pPr>
-              <w:ind w:left="0"/>
-            </w:pPr>
-            <w:r>
-              <w:rPr>
-                <w:rFonts w:hint="eastAsia"/>
-              </w:rPr>
-              <w:t>返回</w:t>
-            </w:r>
-            <w:r>
-              <w:rPr>
-                <w:rFonts w:hint="eastAsia"/>
-              </w:rPr>
-              <w:t>SDB_DATASOURCE_DISABLED</w:t>
-            </w:r>
-            <w:r>
-              <w:rPr>
-                <w:rFonts w:hint="eastAsia"/>
-              </w:rPr>
-              <w:t>错误码</w:t>
-            </w:r>
-          </w:p>
-        </w:tc>
-      </w:tr>
-      <w:tr>
-        <w:tc>
-          <w:tcPr>
-            <w:tcW w:w="2840" w:type="dxa"/>
-          </w:tcPr>
-          <w:p>
-            <w:pPr>
-              <w:ind w:left="0"/>
-            </w:pPr>
-            <w:r>
-              <w:rPr>
-                <w:rFonts w:hint="eastAsia"/>
-              </w:rPr>
-              <w:t>节点是否存在</w:t>
-            </w:r>
-          </w:p>
-        </w:tc>
-        <w:tc>
-          <w:tcPr>
-            <w:tcW w:w="2841" w:type="dxa"/>
-          </w:tcPr>
-          <w:p>
-            <w:pPr>
-              <w:ind w:left="0"/>
-            </w:pPr>
-            <w:r>
-              <w:rPr>
-                <w:rFonts w:hint="eastAsia"/>
-              </w:rPr>
-              <w:t>不存在</w:t>
-            </w:r>
-          </w:p>
-        </w:tc>
-        <w:tc>
-          <w:tcPr>
-            <w:tcW w:w="2841" w:type="dxa"/>
-          </w:tcPr>
-          <w:p>
-            <w:pPr>
-              <w:ind w:left="0"/>
-            </w:pPr>
-            <w:r>
-              <w:rPr>
-                <w:rFonts w:hint="eastAsia"/>
-              </w:rPr>
-              <w:t>返回</w:t>
-            </w:r>
-            <w:r>
-              <w:t>SDBCM_NODE_</w:t>
-            </w:r>
-            <w:r>
-              <w:rPr>
-                <w:rFonts w:hint="eastAsia"/>
-              </w:rPr>
-              <w:t>NOT</w:t>
-            </w:r>
-            <w:r>
-              <w:t>EXISTED</w:t>
-            </w:r>
-            <w:r>
-              <w:rPr>
-                <w:rFonts w:hint="eastAsia"/>
-              </w:rPr>
-              <w:t>错误码</w:t>
-            </w:r>
-          </w:p>
-        </w:tc>
-      </w:tr>
-    </w:tbl>
-    <w:p>
-      <w:pPr>
-        <w:ind w:left="0"/>
-      </w:pPr>
-    </w:p>
-    <w:p>
-      <w:pPr>
-        <w:ind w:left="0"/>
-      </w:pPr>
-    </w:p>
-    <w:p>
-      <w:pPr>
-        <w:pStyle w:val="Heading4"/>
-      </w:pPr>
-      <w:r>
-        <w:rPr>
-          <w:rFonts w:hint="eastAsia"/>
-        </w:rPr>
-        <w:t xml:space="preserve">5.3 </w:t>
-      </w:r>
-      <w:r>
-        <w:rPr>
-          <w:rFonts w:hint="eastAsia"/>
-        </w:rPr>
-        <w:t>方案设计</w:t>
-      </w:r>
-    </w:p>
-    <w:p>
-      <w:pPr>
-        <w:pStyle w:val="Heading5"/>
-      </w:pPr>
-      <w:r>
-        <w:rPr>
-          <w:rFonts w:hint="eastAsia"/>
-        </w:rPr>
-        <w:t>5.3.1</w:t>
-      </w:r>
-      <w:r>
-        <w:rPr>
-          <w:rFonts w:hint="eastAsia"/>
-        </w:rPr>
-        <w:t>连接池加锁</w:t>
-      </w:r>
-      <w:r>
-        <w:rPr>
-          <w:rFonts w:hint="eastAsia"/>
-        </w:rPr>
-        <w:t>和同步</w:t>
-      </w:r>
-      <w:r>
-        <w:rPr>
-          <w:rFonts w:hint="eastAsia"/>
-        </w:rPr>
-        <w:t>方案</w:t>
-      </w:r>
-    </w:p>
-    <w:p>
-      <w:r>
-        <w:rPr>
-          <w:rFonts w:hint="eastAsia"/>
-        </w:rPr>
-        <w:t>由于</w:t>
-      </w:r>
-      <w:r>
-        <w:rPr>
-          <w:rFonts w:hint="eastAsia"/>
-        </w:rPr>
-        <w:t>C++</w:t>
-      </w:r>
-      <w:r>
-        <w:rPr>
-          <w:rFonts w:hint="eastAsia"/>
-        </w:rPr>
-        <w:t>连接池属于客户端程序，要考虑到平台兼容性，</w:t>
-      </w:r>
-      <w:r>
-        <w:rPr>
-          <w:rFonts w:hint="eastAsia"/>
-        </w:rPr>
-        <w:t xml:space="preserve"> </w:t>
-      </w:r>
-      <w:r>
-        <w:rPr>
-          <w:rFonts w:hint="eastAsia"/>
-        </w:rPr>
-        <w:t>要利用封装</w:t>
-      </w:r>
-      <w:r>
-        <w:rPr>
-          <w:rFonts w:hint="eastAsia"/>
-        </w:rPr>
-        <w:t>的线程类、锁</w:t>
-      </w:r>
-      <w:r>
-        <w:rPr>
-          <w:rFonts w:hint="eastAsia"/>
-        </w:rPr>
-        <w:t>。</w:t>
-      </w:r>
-    </w:p>
-    <w:p>
+        <w:rPr>
+          <w:rFonts w:hint="eastAsia"/>
+        </w:rPr>
+      </w:pPr>
       <w:r>
         <w:rPr>
           <w:rFonts w:hint="eastAsia"/>
@@ -8587,28 +8817,13 @@
         <w:t>互斥锁利用</w:t>
       </w:r>
       <w:r>
-        <w:t>ossLockInit(pLock)</w:t>
-      </w:r>
-      <w:r>
-        <w:rPr>
-          <w:rFonts w:hint="eastAsia"/>
-        </w:rPr>
-        <w:t>、</w:t>
-      </w:r>
-      <w:r>
-        <w:rPr>
-          <w:rFonts w:hint="eastAsia"/>
-        </w:rPr>
-        <w:t>ossLockGet(pLock)</w:t>
-      </w:r>
-      <w:r>
-        <w:rPr>
-          <w:rFonts w:hint="eastAsia"/>
-        </w:rPr>
-        <w:t>、</w:t>
-      </w:r>
-      <w:r>
-        <w:t>ossLockRelease(pLock)</w:t>
+        <w:t>ossAtomicXLatch</w:t>
+      </w:r>
+      <w:r>
+        <w:rPr>
+          <w:rFonts w:hint="eastAsia"/>
+        </w:rPr>
+        <w:t>类</w:t>
       </w:r>
     </w:p>
     <w:p>
@@ -8857,18 +9072,6 @@
         <w:rPr>
           <w:rFonts w:hint="eastAsia"/>
         </w:rPr>
-        <w:t>start_cond</w:t>
-      </w:r>
-      <w:r>
-        <w:rPr>
-          <w:rFonts w:hint="eastAsia"/>
-        </w:rPr>
-        <w:t>和</w:t>
-      </w:r>
-      <w:r>
-        <w:rPr>
-          <w:rFonts w:hint="eastAsia"/>
-        </w:rPr>
         <w:t>stop</w:t>
       </w:r>
       <w:r>
@@ -8887,7 +9090,7 @@
         <w:rPr>
           <w:rFonts w:hint="eastAsia"/>
         </w:rPr>
-        <w:t>开启和停止</w:t>
+        <w:t>停止</w:t>
       </w:r>
       <w:r>
         <w:rPr>
@@ -9396,6 +9599,11 @@
       </w:r>
     </w:p>
     <w:p>
+      <w:pPr>
+        <w:rPr>
+          <w:rFonts w:hint="eastAsia"/>
+        </w:rPr>
+      </w:pPr>
       <w:r>
         <w:rPr>
           <w:rFonts w:hint="eastAsia"/>
@@ -9426,6 +9634,328 @@
         </w:rPr>
         <w:t>最小负载优先分配。</w:t>
       </w:r>
+    </w:p>
+    <w:p/>
+    <w:tbl>
+      <w:tblPr>
+        <w:tblStyle w:val="TableGrid"/>
+        <w:tblW w:w="0" w:type="auto"/>
+        <w:tblInd w:w="357" w:type="dxa"/>
+        <w:tblLook w:val="04A0"/>
+      </w:tblPr>
+      <w:tblGrid>
+        <w:gridCol w:w="1169"/>
+        <w:gridCol w:w="6996"/>
+      </w:tblGrid>
+      <w:tr>
+        <w:tc>
+          <w:tcPr>
+            <w:tcW w:w="1169" w:type="dxa"/>
+          </w:tcPr>
+          <w:p>
+            <w:pPr>
+              <w:ind w:left="0"/>
+              <w:jc w:val="center"/>
+            </w:pPr>
+            <w:r>
+              <w:rPr>
+                <w:rFonts w:hint="eastAsia"/>
+              </w:rPr>
+              <w:t>策略</w:t>
+            </w:r>
+          </w:p>
+        </w:tc>
+        <w:tc>
+          <w:tcPr>
+            <w:tcW w:w="6996" w:type="dxa"/>
+          </w:tcPr>
+          <w:p>
+            <w:pPr>
+              <w:ind w:left="0"/>
+              <w:jc w:val="center"/>
+            </w:pPr>
+            <w:r>
+              <w:rPr>
+                <w:rFonts w:hint="eastAsia"/>
+              </w:rPr>
+              <w:t>实现方式</w:t>
+            </w:r>
+          </w:p>
+        </w:tc>
+      </w:tr>
+      <w:tr>
+        <w:tc>
+          <w:tcPr>
+            <w:tcW w:w="1169" w:type="dxa"/>
+          </w:tcPr>
+          <w:p>
+            <w:pPr>
+              <w:ind w:left="0"/>
+            </w:pPr>
+            <w:r>
+              <w:rPr>
+                <w:rFonts w:hint="eastAsia"/>
+              </w:rPr>
+              <w:t>顺序分配</w:t>
+            </w:r>
+          </w:p>
+        </w:tc>
+        <w:tc>
+          <w:tcPr>
+            <w:tcW w:w="6996" w:type="dxa"/>
+          </w:tcPr>
+          <w:p>
+            <w:pPr>
+              <w:ind w:left="0"/>
+            </w:pPr>
+            <w:r>
+              <w:rPr>
+                <w:rFonts w:hint="eastAsia"/>
+              </w:rPr>
+              <w:t>从第一个节点开始分配，接着往后面节点上分配，到达最后一个节点后再从头开始</w:t>
+            </w:r>
+          </w:p>
+        </w:tc>
+      </w:tr>
+      <w:tr>
+        <w:tc>
+          <w:tcPr>
+            <w:tcW w:w="1169" w:type="dxa"/>
+          </w:tcPr>
+          <w:p>
+            <w:pPr>
+              <w:ind w:left="0"/>
+            </w:pPr>
+            <w:r>
+              <w:rPr>
+                <w:rFonts w:hint="eastAsia"/>
+              </w:rPr>
+              <w:t>随机分配</w:t>
+            </w:r>
+          </w:p>
+        </w:tc>
+        <w:tc>
+          <w:tcPr>
+            <w:tcW w:w="6996" w:type="dxa"/>
+          </w:tcPr>
+          <w:p>
+            <w:pPr>
+              <w:ind w:left="0"/>
+            </w:pPr>
+            <w:r>
+              <w:rPr>
+                <w:rFonts w:hint="eastAsia"/>
+              </w:rPr>
+              <w:t>每生成的连接都在一个随机节点上</w:t>
+            </w:r>
+          </w:p>
+        </w:tc>
+      </w:tr>
+      <w:tr>
+        <w:tc>
+          <w:tcPr>
+            <w:tcW w:w="1169" w:type="dxa"/>
+          </w:tcPr>
+          <w:p>
+            <w:pPr>
+              <w:ind w:left="0"/>
+            </w:pPr>
+            <w:r>
+              <w:rPr>
+                <w:rFonts w:hint="eastAsia"/>
+              </w:rPr>
+              <w:t>本地分配</w:t>
+            </w:r>
+          </w:p>
+        </w:tc>
+        <w:tc>
+          <w:tcPr>
+            <w:tcW w:w="6996" w:type="dxa"/>
+          </w:tcPr>
+          <w:p>
+            <w:pPr>
+              <w:ind w:left="0"/>
+            </w:pPr>
+            <w:r>
+              <w:rPr>
+                <w:rFonts w:hint="eastAsia"/>
+              </w:rPr>
+              <w:t>维护一个本地节点列表，从本地节点上分配连接</w:t>
+            </w:r>
+          </w:p>
+        </w:tc>
+      </w:tr>
+      <w:tr>
+        <w:tc>
+          <w:tcPr>
+            <w:tcW w:w="1169" w:type="dxa"/>
+          </w:tcPr>
+          <w:p>
+            <w:pPr>
+              <w:ind w:left="0"/>
+            </w:pPr>
+            <w:r>
+              <w:rPr>
+                <w:rFonts w:hint="eastAsia"/>
+              </w:rPr>
+              <w:t>均衡分配</w:t>
+            </w:r>
+          </w:p>
+        </w:tc>
+        <w:tc>
+          <w:tcPr>
+            <w:tcW w:w="6996" w:type="dxa"/>
+          </w:tcPr>
+          <w:p>
+            <w:pPr>
+              <w:ind w:left="0"/>
+            </w:pPr>
+            <w:r>
+              <w:rPr>
+                <w:rFonts w:hint="eastAsia"/>
+              </w:rPr>
+              <w:t>利用上节介绍的连接数量方案结构保存节点信息，每次分配先对节点按负载排序，（排序的依据是优先比较该节点上总的连接数，再比较已经使用的连接数）取负载最小的节点来分配连接。</w:t>
+            </w:r>
+          </w:p>
+        </w:tc>
+      </w:tr>
+    </w:tbl>
+    <w:p>
+      <w:pPr>
+        <w:ind w:left="0"/>
+      </w:pPr>
+    </w:p>
+    <w:p>
+      <w:pPr>
+        <w:pStyle w:val="Heading5"/>
+      </w:pPr>
+      <w:r>
+        <w:rPr>
+          <w:rFonts w:hint="eastAsia"/>
+        </w:rPr>
+        <w:lastRenderedPageBreak/>
+        <w:t>5.3.4</w:t>
+      </w:r>
+      <w:r>
+        <w:rPr>
+          <w:rFonts w:hint="eastAsia"/>
+        </w:rPr>
+        <w:t>周期同步</w:t>
+      </w:r>
+      <w:r>
+        <w:rPr>
+          <w:rFonts w:hint="eastAsia"/>
+        </w:rPr>
+        <w:t>coord</w:t>
+      </w:r>
+      <w:r>
+        <w:rPr>
+          <w:rFonts w:hint="eastAsia"/>
+        </w:rPr>
+        <w:t>地址方案</w:t>
+      </w:r>
+    </w:p>
+    <w:p>
+      <w:pPr>
+        <w:ind w:firstLine="357"/>
+      </w:pPr>
+      <w:r>
+        <w:rPr>
+          <w:rFonts w:hint="eastAsia"/>
+        </w:rPr>
+        <w:t>当连接池对象初始化时，记录当前可用的节点信息，随着时间的推移可能有新的可用节点加入到集群，但没有加入到连接池的分配队列中，我们希望让它自动添加进来。具体的做法是周期性的从编目节点上获取协调节点信息，跟连接池中的可用节点列表对比，将没有的节点加进来。</w:t>
+      </w:r>
+    </w:p>
+    <w:p/>
+    <w:p>
+      <w:pPr>
+        <w:pStyle w:val="Heading5"/>
+      </w:pPr>
+      <w:r>
+        <w:rPr>
+          <w:rFonts w:hint="eastAsia"/>
+        </w:rPr>
+        <w:t>5.3.5</w:t>
+      </w:r>
+      <w:r>
+        <w:rPr>
+          <w:rFonts w:hint="eastAsia"/>
+        </w:rPr>
+        <w:t>周期检测连接方案</w:t>
+      </w:r>
+    </w:p>
+    <w:p>
+      <w:pPr>
+        <w:pStyle w:val="ListParagraph"/>
+        <w:numPr>
+          <w:ilvl w:val="0"/>
+          <w:numId w:val="15"/>
+        </w:numPr>
+        <w:ind w:firstLineChars="0"/>
+      </w:pPr>
+      <w:r>
+        <w:rPr>
+          <w:rFonts w:hint="eastAsia"/>
+        </w:rPr>
+        <w:t>最大空闲连接周期性检测，利用一个定时器周期性检测空闲连接的数量，如果空闲连接的数量大于最大空闲连接数，则回收掉多出的部分，使连接池不必保持过多的空闲连接耗费系统资源。</w:t>
+      </w:r>
+    </w:p>
+    <w:p>
+      <w:pPr>
+        <w:pStyle w:val="ListParagraph"/>
+        <w:ind w:left="777" w:firstLineChars="0" w:firstLine="0"/>
+      </w:pPr>
+      <w:r>
+        <w:rPr>
+          <w:rFonts w:hint="eastAsia"/>
+        </w:rPr>
+        <w:t>如果需要检测连接</w:t>
+      </w:r>
+      <w:r>
+        <w:rPr>
+          <w:rFonts w:hint="eastAsia"/>
+        </w:rPr>
+        <w:t>keepAliveTimeOut</w:t>
+      </w:r>
+      <w:r>
+        <w:rPr>
+          <w:rFonts w:hint="eastAsia"/>
+        </w:rPr>
+        <w:t>时间，先按序检测空闲连接队列中每个连接是否超出时间，超出就将该连接放入销毁队列。</w:t>
+      </w:r>
+    </w:p>
+    <w:p>
+      <w:pPr>
+        <w:pStyle w:val="ListParagraph"/>
+        <w:ind w:left="777" w:firstLineChars="0" w:firstLine="0"/>
+        <w:rPr>
+          <w:rFonts w:hint="eastAsia"/>
+        </w:rPr>
+      </w:pPr>
+      <w:r>
+        <w:rPr>
+          <w:rFonts w:hint="eastAsia"/>
+        </w:rPr>
+        <w:t>进行完</w:t>
+      </w:r>
+      <w:r>
+        <w:rPr>
+          <w:rFonts w:hint="eastAsia"/>
+        </w:rPr>
+        <w:t>keepALiveTimeOut</w:t>
+      </w:r>
+      <w:r>
+        <w:rPr>
+          <w:rFonts w:hint="eastAsia"/>
+        </w:rPr>
+        <w:t>检测后若还有多余连接，从空闲连接队列中将多余连接放入销毁队列。</w:t>
+      </w:r>
+    </w:p>
+    <w:p>
+      <w:pPr>
+        <w:pStyle w:val="ListParagraph"/>
+        <w:ind w:left="777" w:firstLineChars="0" w:firstLine="0"/>
+      </w:pPr>
     </w:p>
     <w:tbl>
       <w:tblPr>
@@ -9487,7 +10017,13 @@
               <w:rPr>
                 <w:rFonts w:hint="eastAsia"/>
               </w:rPr>
-              <w:t>顺序分配</w:t>
+              <w:t>均衡</w:t>
+            </w:r>
+            <w:r>
+              <w:rPr>
+                <w:rFonts w:hint="eastAsia"/>
+              </w:rPr>
+              <w:t>策略</w:t>
             </w:r>
           </w:p>
         </w:tc>
@@ -9503,19 +10039,31 @@
               <w:rPr>
                 <w:rFonts w:hint="eastAsia"/>
               </w:rPr>
-              <w:t>考虑到顺序取节点，利用</w:t>
-            </w:r>
-            <w:r>
-              <w:rPr>
-                <w:rFonts w:hint="eastAsia"/>
-              </w:rPr>
-              <w:t>list</w:t>
-            </w:r>
-            <w:r>
-              <w:rPr>
-                <w:rFonts w:hint="eastAsia"/>
-              </w:rPr>
-              <w:t>来保存可用节点信息，从第一个节点开始分配，接着往后面节点上分配，到达最后一个节点后再从头开始</w:t>
+              <w:t>销毁的连接根据</w:t>
+            </w:r>
+            <w:r>
+              <w:rPr>
+                <w:rFonts w:hint="eastAsia"/>
+              </w:rPr>
+              <w:t>map</w:t>
+            </w:r>
+            <w:r>
+              <w:rPr>
+                <w:rFonts w:hint="eastAsia"/>
+              </w:rPr>
+              <w:t>映射找到对应的节点，</w:t>
+            </w:r>
+            <w:r>
+              <w:rPr>
+                <w:rFonts w:hint="eastAsia"/>
+              </w:rPr>
+              <w:t xml:space="preserve"> </w:t>
+            </w:r>
+            <w:r>
+              <w:rPr>
+                <w:rFonts w:hint="eastAsia"/>
+              </w:rPr>
+              <w:t>然后更新该节点的连接数量信息</w:t>
             </w:r>
           </w:p>
         </w:tc>
@@ -9533,7 +10081,7 @@
               <w:rPr>
                 <w:rFonts w:hint="eastAsia"/>
               </w:rPr>
-              <w:t>随机分配</w:t>
+              <w:t>其他策略</w:t>
             </w:r>
           </w:p>
         </w:tc>
@@ -9545,194 +10093,15 @@
             <w:pPr>
               <w:ind w:left="0"/>
             </w:pPr>
-            <w:r>
-              <w:rPr>
-                <w:rFonts w:hint="eastAsia"/>
-              </w:rPr>
-              <w:t>考虑到要随机取节点，利用</w:t>
-            </w:r>
-            <w:r>
-              <w:rPr>
-                <w:rFonts w:hint="eastAsia"/>
-              </w:rPr>
-              <w:t>vector</w:t>
-            </w:r>
-            <w:r>
-              <w:rPr>
-                <w:rFonts w:hint="eastAsia"/>
-              </w:rPr>
-              <w:t>来保存节点信息，每生成的连接都在一个随机节点上</w:t>
-            </w:r>
-          </w:p>
-        </w:tc>
-      </w:tr>
-      <w:tr>
-        <w:tc>
-          <w:tcPr>
-            <w:tcW w:w="1169" w:type="dxa"/>
-          </w:tcPr>
-          <w:p>
-            <w:pPr>
-              <w:ind w:left="0"/>
-            </w:pPr>
-            <w:r>
-              <w:rPr>
-                <w:rFonts w:hint="eastAsia"/>
-              </w:rPr>
-              <w:t>本地分配</w:t>
-            </w:r>
-          </w:p>
-        </w:tc>
-        <w:tc>
-          <w:tcPr>
-            <w:tcW w:w="6996" w:type="dxa"/>
-          </w:tcPr>
-          <w:p>
-            <w:pPr>
-              <w:ind w:left="0"/>
-            </w:pPr>
-            <w:r>
-              <w:rPr>
-                <w:rFonts w:hint="eastAsia"/>
-              </w:rPr>
-              <w:t>维护一个本地节点列表，从本地节点上分配连接</w:t>
-            </w:r>
-          </w:p>
-        </w:tc>
-      </w:tr>
-      <w:tr>
-        <w:tc>
-          <w:tcPr>
-            <w:tcW w:w="1169" w:type="dxa"/>
-          </w:tcPr>
-          <w:p>
-            <w:pPr>
-              <w:ind w:left="0"/>
-            </w:pPr>
-            <w:r>
-              <w:rPr>
-                <w:rFonts w:hint="eastAsia"/>
-              </w:rPr>
-              <w:t>均衡分配</w:t>
-            </w:r>
-          </w:p>
-        </w:tc>
-        <w:tc>
-          <w:tcPr>
-            <w:tcW w:w="6996" w:type="dxa"/>
-          </w:tcPr>
-          <w:p>
-            <w:pPr>
-              <w:ind w:left="0"/>
-            </w:pPr>
-            <w:r>
-              <w:rPr>
-                <w:rFonts w:hint="eastAsia"/>
-              </w:rPr>
-              <w:t>利用上节介绍的连接数量方案结构保存节点信息，每次分配先对节点按负载排序，（排序的依据是优先比较该节点上总的连接数，再比较已经使用的连接数）取负载最小的节点来分配连接。</w:t>
-            </w:r>
           </w:p>
         </w:tc>
       </w:tr>
     </w:tbl>
     <w:p>
       <w:pPr>
-        <w:ind w:left="0" w:firstLine="357"/>
-      </w:pPr>
-    </w:p>
-    <w:p>
-      <w:pPr>
-        <w:ind w:left="0" w:firstLine="357"/>
-      </w:pPr>
-      <w:r>
-        <w:rPr>
-          <w:rFonts w:hint="eastAsia"/>
-        </w:rPr>
-        <w:lastRenderedPageBreak/>
-        <w:t>策略对象不应该跟固定的节点数据结构绑定，它可以提供不同的数据结构来保存节点信息，和利用不同的算法来分配节点上的连接。因此，提供了</w:t>
-      </w:r>
-      <w:r>
-        <w:rPr>
-          <w:rFonts w:hint="eastAsia"/>
-        </w:rPr>
-        <w:t>buildWithAddrInfo</w:t>
-      </w:r>
-      <w:r>
-        <w:rPr>
-          <w:rFonts w:hint="eastAsia"/>
-        </w:rPr>
-        <w:t>来根据外部节点数据构建策略对象内部的数据结构，</w:t>
-      </w:r>
-      <w:r>
-        <w:rPr>
-          <w:rFonts w:hint="eastAsia"/>
-        </w:rPr>
-        <w:t>saveAddrInfo</w:t>
-      </w:r>
-      <w:r>
-        <w:rPr>
-          <w:rFonts w:hint="eastAsia"/>
-        </w:rPr>
-        <w:t>来导出策略对象维护的节点信息。这样可以保证连接池可以动态切换到不同的策略模式。</w:t>
-      </w:r>
-    </w:p>
-    <w:p>
-      <w:pPr>
-        <w:pStyle w:val="Heading5"/>
-      </w:pPr>
-      <w:r>
-        <w:rPr>
-          <w:rFonts w:hint="eastAsia"/>
-        </w:rPr>
-        <w:t>5.3.4</w:t>
-      </w:r>
-      <w:r>
-        <w:rPr>
-          <w:rFonts w:hint="eastAsia"/>
-        </w:rPr>
-        <w:t>周期同步</w:t>
-      </w:r>
-      <w:r>
-        <w:rPr>
-          <w:rFonts w:hint="eastAsia"/>
-        </w:rPr>
-        <w:t>coord</w:t>
-      </w:r>
-      <w:r>
-        <w:rPr>
-          <w:rFonts w:hint="eastAsia"/>
-        </w:rPr>
-        <w:t>地址方案</w:t>
-      </w:r>
-    </w:p>
-    <w:p>
-      <w:pPr>
-        <w:ind w:firstLine="357"/>
-      </w:pPr>
-      <w:r>
-        <w:rPr>
-          <w:rFonts w:hint="eastAsia"/>
-        </w:rPr>
-        <w:t>当连接池对象初始化时，记录当前可用的节点信息，随着时间的推移可能有新的可用节点加入到集群，但没有加入到连接池的分配队列中，我们希望让它自动添加进来。具体的做法是周期性的从编目节点上获取协调节点信息，跟连接池中的可用节点列表对比，将没有的节点加进来。</w:t>
-      </w:r>
-    </w:p>
-    <w:p/>
-    <w:p>
-      <w:pPr>
-        <w:pStyle w:val="Heading5"/>
-      </w:pPr>
-      <w:r>
-        <w:rPr>
-          <w:rFonts w:hint="eastAsia"/>
-        </w:rPr>
-        <w:t>5.3.5</w:t>
-      </w:r>
-      <w:r>
-        <w:rPr>
-          <w:rFonts w:hint="eastAsia"/>
-        </w:rPr>
-        <w:t>周期检测连接方案</w:t>
-      </w:r>
+        <w:pStyle w:val="ListParagraph"/>
+        <w:ind w:left="777" w:firstLineChars="0" w:firstLine="0"/>
+      </w:pPr>
     </w:p>
     <w:p>
       <w:pPr>
@@ -9742,12 +10111,15 @@
           <w:numId w:val="15"/>
         </w:numPr>
         <w:ind w:firstLineChars="0"/>
-      </w:pPr>
-      <w:r>
-        <w:rPr>
-          <w:rFonts w:hint="eastAsia"/>
-        </w:rPr>
-        <w:t>最大空闲连接周期性检测，利用一个定时器周期性检测空闲连接的数量，如果空闲连接的数量大于最大空闲连接数，则回收掉多出的部分，使连接池不必保持过多的空闲连接耗费系统资源。</w:t>
+        <w:rPr>
+          <w:rFonts w:hint="eastAsia"/>
+        </w:rPr>
+      </w:pPr>
+      <w:r>
+        <w:rPr>
+          <w:rFonts w:hint="eastAsia"/>
+        </w:rPr>
+        <w:t>可用节点检测，存放在异常节点列表中的节点可能会恢复正常，所有要定期检测异常节点列表，如果节点恢复正常，则将其加入正常节点列表，来分配连接。</w:t>
       </w:r>
     </w:p>
     <w:p>
@@ -9755,212 +10127,7 @@
         <w:pStyle w:val="ListParagraph"/>
         <w:ind w:left="777" w:firstLineChars="0" w:firstLine="0"/>
       </w:pPr>
-      <w:r>
-        <w:rPr>
-          <w:rFonts w:hint="eastAsia"/>
-        </w:rPr>
-        <w:t>如果需要检测连接</w:t>
-      </w:r>
-      <w:r>
-        <w:rPr>
-          <w:rFonts w:hint="eastAsia"/>
-        </w:rPr>
-        <w:t>keepAliveTimeOut</w:t>
-      </w:r>
-      <w:r>
-        <w:rPr>
-          <w:rFonts w:hint="eastAsia"/>
-        </w:rPr>
-        <w:t>时间，先按序检测空闲连接队列中每个连接是否超出时间，超出就将该连接放入销毁队列。</w:t>
-      </w:r>
     </w:p>
-    <w:p>
-      <w:pPr>
-        <w:pStyle w:val="ListParagraph"/>
-        <w:ind w:left="777" w:firstLineChars="0" w:firstLine="0"/>
-      </w:pPr>
-      <w:r>
-        <w:rPr>
-          <w:rFonts w:hint="eastAsia"/>
-        </w:rPr>
-        <w:t>进行完</w:t>
-      </w:r>
-      <w:r>
-        <w:rPr>
-          <w:rFonts w:hint="eastAsia"/>
-        </w:rPr>
-        <w:t>keepALiveTimeOut</w:t>
-      </w:r>
-      <w:r>
-        <w:rPr>
-          <w:rFonts w:hint="eastAsia"/>
-        </w:rPr>
-        <w:t>检测后若还有多余连接，从空闲连接队列中将多余连接放入销毁队列。</w:t>
-      </w:r>
-    </w:p>
-    <w:tbl>
-      <w:tblPr>
-        <w:tblStyle w:val="TableGrid"/>
-        <w:tblW w:w="0" w:type="auto"/>
-        <w:tblInd w:w="357" w:type="dxa"/>
-        <w:tblLook w:val="04A0"/>
-      </w:tblPr>
-      <w:tblGrid>
-        <w:gridCol w:w="1169"/>
-        <w:gridCol w:w="6996"/>
-      </w:tblGrid>
-      <w:tr>
-        <w:tc>
-          <w:tcPr>
-            <w:tcW w:w="1169" w:type="dxa"/>
-          </w:tcPr>
-          <w:p>
-            <w:pPr>
-              <w:ind w:left="0"/>
-              <w:jc w:val="center"/>
-            </w:pPr>
-            <w:r>
-              <w:rPr>
-                <w:rFonts w:hint="eastAsia"/>
-              </w:rPr>
-              <w:t>策略</w:t>
-            </w:r>
-          </w:p>
-        </w:tc>
-        <w:tc>
-          <w:tcPr>
-            <w:tcW w:w="6996" w:type="dxa"/>
-          </w:tcPr>
-          <w:p>
-            <w:pPr>
-              <w:ind w:left="0"/>
-              <w:jc w:val="center"/>
-            </w:pPr>
-            <w:r>
-              <w:rPr>
-                <w:rFonts w:hint="eastAsia"/>
-              </w:rPr>
-              <w:t>实现方式</w:t>
-            </w:r>
-          </w:p>
-        </w:tc>
-      </w:tr>
-      <w:tr>
-        <w:tc>
-          <w:tcPr>
-            <w:tcW w:w="1169" w:type="dxa"/>
-          </w:tcPr>
-          <w:p>
-            <w:pPr>
-              <w:ind w:left="0"/>
-            </w:pPr>
-            <w:r>
-              <w:rPr>
-                <w:rFonts w:hint="eastAsia"/>
-              </w:rPr>
-              <w:t>均衡</w:t>
-            </w:r>
-            <w:r>
-              <w:rPr>
-                <w:rFonts w:hint="eastAsia"/>
-              </w:rPr>
-              <w:t>策略</w:t>
-            </w:r>
-          </w:p>
-        </w:tc>
-        <w:tc>
-          <w:tcPr>
-            <w:tcW w:w="6996" w:type="dxa"/>
-          </w:tcPr>
-          <w:p>
-            <w:pPr>
-              <w:ind w:left="0"/>
-            </w:pPr>
-            <w:r>
-              <w:rPr>
-                <w:rFonts w:hint="eastAsia"/>
-              </w:rPr>
-              <w:t>销毁的连接根据</w:t>
-            </w:r>
-            <w:r>
-              <w:rPr>
-                <w:rFonts w:hint="eastAsia"/>
-              </w:rPr>
-              <w:t>map</w:t>
-            </w:r>
-            <w:r>
-              <w:rPr>
-                <w:rFonts w:hint="eastAsia"/>
-              </w:rPr>
-              <w:t>映射找到对应的节点，</w:t>
-            </w:r>
-            <w:r>
-              <w:rPr>
-                <w:rFonts w:hint="eastAsia"/>
-              </w:rPr>
-              <w:t xml:space="preserve"> </w:t>
-            </w:r>
-            <w:r>
-              <w:rPr>
-                <w:rFonts w:hint="eastAsia"/>
-              </w:rPr>
-              <w:t>然后更新该节点的连接数量信息</w:t>
-            </w:r>
-          </w:p>
-        </w:tc>
-      </w:tr>
-      <w:tr>
-        <w:tc>
-          <w:tcPr>
-            <w:tcW w:w="1169" w:type="dxa"/>
-          </w:tcPr>
-          <w:p>
-            <w:pPr>
-              <w:ind w:left="0"/>
-            </w:pPr>
-            <w:r>
-              <w:rPr>
-                <w:rFonts w:hint="eastAsia"/>
-              </w:rPr>
-              <w:t>其他策略</w:t>
-            </w:r>
-          </w:p>
-        </w:tc>
-        <w:tc>
-          <w:tcPr>
-            <w:tcW w:w="6996" w:type="dxa"/>
-          </w:tcPr>
-          <w:p>
-            <w:pPr>
-              <w:ind w:left="0"/>
-            </w:pPr>
-          </w:p>
-        </w:tc>
-      </w:tr>
-    </w:tbl>
-    <w:p>
-      <w:pPr>
-        <w:pStyle w:val="ListParagraph"/>
-        <w:ind w:left="777" w:firstLineChars="0" w:firstLine="0"/>
-      </w:pPr>
-    </w:p>
-    <w:p>
-      <w:pPr>
-        <w:pStyle w:val="ListParagraph"/>
-        <w:numPr>
-          <w:ilvl w:val="0"/>
-          <w:numId w:val="15"/>
-        </w:numPr>
-        <w:ind w:firstLineChars="0"/>
-      </w:pPr>
-      <w:r>
-        <w:rPr>
-          <w:rFonts w:hint="eastAsia"/>
-        </w:rPr>
-        <w:t>可用节点检测，存放在异常节点列表中的节点可能会恢复正常，所有要定期检测异常节点列表，如果节点恢复正常，则将其加入正常节点列表，来分配连接。</w:t>
-      </w:r>
-    </w:p>
-    <w:p/>
     <w:p>
       <w:pPr>
         <w:pStyle w:val="Heading2"/>
@@ -10156,64 +10323,12 @@
           </w:p>
         </w:tc>
       </w:tr>
-      <w:tr>
-        <w:tc>
-          <w:tcPr>
-            <w:tcW w:w="5722" w:type="dxa"/>
-            <w:gridSpan w:val="3"/>
-          </w:tcPr>
-          <w:p>
-            <w:pPr>
-              <w:ind w:left="0"/>
-              <w:rPr>
-                <w:color w:val="FF0000"/>
-              </w:rPr>
-            </w:pPr>
-          </w:p>
-        </w:tc>
-        <w:tc>
-          <w:tcPr>
-            <w:tcW w:w="2443" w:type="dxa"/>
-          </w:tcPr>
-          <w:p>
-            <w:pPr>
-              <w:rPr>
-                <w:color w:val="FF0000"/>
-              </w:rPr>
-            </w:pPr>
-          </w:p>
-        </w:tc>
-      </w:tr>
-      <w:tr>
-        <w:tc>
-          <w:tcPr>
-            <w:tcW w:w="5722" w:type="dxa"/>
-            <w:gridSpan w:val="3"/>
-          </w:tcPr>
-          <w:p>
-            <w:pPr>
-              <w:ind w:left="0"/>
-              <w:rPr>
-                <w:color w:val="FF0000"/>
-              </w:rPr>
-            </w:pPr>
-          </w:p>
-        </w:tc>
-        <w:tc>
-          <w:tcPr>
-            <w:tcW w:w="2443" w:type="dxa"/>
-          </w:tcPr>
-          <w:p>
-            <w:pPr>
-              <w:rPr>
-                <w:color w:val="FF0000"/>
-              </w:rPr>
-            </w:pPr>
-          </w:p>
-        </w:tc>
-      </w:tr>
     </w:tbl>
-    <w:p/>
+    <w:p>
+      <w:pPr>
+        <w:ind w:left="0"/>
+      </w:pPr>
+    </w:p>
     <w:p>
       <w:pPr>
         <w:pStyle w:val="Heading2"/>
@@ -10227,7 +10342,6 @@
         <w:rPr>
           <w:rFonts w:hint="eastAsia"/>
         </w:rPr>
-        <w:lastRenderedPageBreak/>
         <w:t>七、验收测试用例</w:t>
       </w:r>
     </w:p>
@@ -10442,6 +10556,7 @@
               <w:rPr>
                 <w:rFonts w:hint="eastAsia"/>
               </w:rPr>
+              <w:lastRenderedPageBreak/>
               <w:t>invalidArgTest</w:t>
             </w:r>
           </w:p>
@@ -11223,14 +11338,7 @@
               <w:rPr>
                 <w:rFonts w:hint="eastAsia"/>
               </w:rPr>
-              <w:t>时启</w:t>
-            </w:r>
-            <w:r>
-              <w:rPr>
-                <w:rFonts w:hint="eastAsia"/>
-              </w:rPr>
-              <w:lastRenderedPageBreak/>
-              <w:t>用连接池功能</w:t>
+              <w:t>时启用连接池功能</w:t>
             </w:r>
           </w:p>
           <w:p>
@@ -11274,7 +11382,6 @@
               <w:rPr>
                 <w:rFonts w:hint="eastAsia"/>
               </w:rPr>
-              <w:lastRenderedPageBreak/>
               <w:t>成功删除节点或报相应错误码</w:t>
             </w:r>
           </w:p>
@@ -11293,7 +11400,6 @@
               <w:rPr>
                 <w:rFonts w:hint="eastAsia"/>
               </w:rPr>
-              <w:lastRenderedPageBreak/>
               <w:t>strategyTest</w:t>
             </w:r>
           </w:p>
@@ -11360,6 +11466,7 @@
               <w:rPr>
                 <w:rFonts w:hint="eastAsia"/>
               </w:rPr>
+              <w:lastRenderedPageBreak/>
               <w:t>2</w:t>
             </w:r>
             <w:r>
@@ -11382,6 +11489,7 @@
               <w:rPr>
                 <w:rFonts w:hint="eastAsia"/>
               </w:rPr>
+              <w:lastRenderedPageBreak/>
               <w:t>分配和回收与各策略预期的效果一样</w:t>
             </w:r>
           </w:p>
@@ -11400,6 +11508,7 @@
               <w:rPr>
                 <w:rFonts w:hint="eastAsia"/>
               </w:rPr>
+              <w:lastRenderedPageBreak/>
               <w:t>maxConnTest</w:t>
             </w:r>
           </w:p>
@@ -12121,7 +12230,6 @@
               <w:rPr>
                 <w:rFonts w:hint="eastAsia"/>
               </w:rPr>
-              <w:lastRenderedPageBreak/>
               <w:t>代码是否全部提交</w:t>
             </w:r>
             <w:r>
@@ -12354,6 +12462,7 @@
               <w:rPr>
                 <w:rFonts w:hint="eastAsia"/>
               </w:rPr>
+              <w:lastRenderedPageBreak/>
               <w:t>周边关联产品或模块是否通知</w:t>
             </w:r>
           </w:p>
@@ -12429,7 +12538,6 @@
         <w:ind w:left="0"/>
       </w:pPr>
     </w:p>
-    <w:p/>
     <w:sectPr>
       <w:pgSz w:w="11906" w:h="16838"/>
       <w:pgMar w:top="1440" w:right="1800" w:bottom="1440" w:left="1800" w:header="851" w:footer="992" w:gutter="0"/>
@@ -13395,7 +13503,7 @@
   <w:abstractNum w:abstractNumId="10">
     <w:nsid w:val="2C835CBB"/>
     <w:multiLevelType w:val="hybridMultilevel"/>
-    <w:tmpl w:val="9AD424E4"/>
+    <w:tmpl w:val="60DA105C"/>
     <w:lvl w:ilvl="0" w:tplc="04090001">
       <w:start w:val="1"/>
       <w:numFmt w:val="bullet"/>

--- a/internal_doc/03.开发设计/C++驱动连接池/Story_C++连接池.docx
+++ b/internal_doc/03.开发设计/C++驱动连接池/Story_C++连接池.docx
@@ -153,7 +153,7 @@
     </w:p>
     <w:p>
       <w:r>
-        <w:t>SEQUOIADBMAINSTREAM-1612</w:t>
+        <w:t>SEQUOIADBMAINSTREAM-</w:t>
       </w:r>
     </w:p>
     <w:p/>
@@ -1646,6 +1646,20 @@
                 <w:color w:val="FF0000"/>
               </w:rPr>
             </w:pPr>
+            <w:r>
+              <w:rPr>
+                <w:rFonts w:hint="eastAsia"/>
+                <w:color w:val="FF0000"/>
+              </w:rPr>
+              <w:t>范围：</w:t>
+            </w:r>
+            <w:r>
+              <w:rPr>
+                <w:rFonts w:hint="eastAsia"/>
+                <w:color w:val="FF0000"/>
+              </w:rPr>
+              <w:t>0&lt;_initConnCount&lt;_maxIdleCount</w:t>
+            </w:r>
           </w:p>
         </w:tc>
       </w:tr>
@@ -1697,13 +1711,7 @@
               <w:rPr>
                 <w:rFonts w:hint="eastAsia"/>
               </w:rPr>
-              <w:t>UINT</w:t>
-            </w:r>
-            <w:r>
-              <w:rPr>
-                <w:rFonts w:hint="eastAsia"/>
-              </w:rPr>
-              <w:t>32</w:t>
+              <w:t>UINT32</w:t>
             </w:r>
           </w:p>
         </w:tc>
@@ -1731,6 +1739,20 @@
             <w:pPr>
               <w:ind w:left="0"/>
             </w:pPr>
+            <w:r>
+              <w:rPr>
+                <w:rFonts w:hint="eastAsia"/>
+                <w:color w:val="FF0000"/>
+              </w:rPr>
+              <w:t>范围：</w:t>
+            </w:r>
+            <w:r>
+              <w:rPr>
+                <w:rFonts w:hint="eastAsia"/>
+                <w:color w:val="FF0000"/>
+              </w:rPr>
+              <w:t>0&lt;_deltaIncCount&lt;_maxIdleCount</w:t>
+            </w:r>
           </w:p>
         </w:tc>
       </w:tr>
@@ -1782,13 +1804,7 @@
               <w:rPr>
                 <w:rFonts w:hint="eastAsia"/>
               </w:rPr>
-              <w:t>UINT</w:t>
-            </w:r>
-            <w:r>
-              <w:rPr>
-                <w:rFonts w:hint="eastAsia"/>
-              </w:rPr>
-              <w:t>32</w:t>
+              <w:t>UINT32</w:t>
             </w:r>
           </w:p>
         </w:tc>
@@ -1804,13 +1820,7 @@
               <w:rPr>
                 <w:rFonts w:hint="eastAsia"/>
               </w:rPr>
-              <w:t>2</w:t>
-            </w:r>
-            <w:r>
-              <w:rPr>
-                <w:rFonts w:hint="eastAsia"/>
-              </w:rPr>
-              <w:t>0</w:t>
+              <w:t>20</w:t>
             </w:r>
           </w:p>
         </w:tc>
@@ -1825,6 +1835,20 @@
                 <w:color w:val="FF0000"/>
               </w:rPr>
             </w:pPr>
+            <w:r>
+              <w:rPr>
+                <w:rFonts w:hint="eastAsia"/>
+                <w:color w:val="FF0000"/>
+              </w:rPr>
+              <w:t>范围：</w:t>
+            </w:r>
+            <w:r>
+              <w:rPr>
+                <w:rFonts w:hint="eastAsia"/>
+                <w:color w:val="FF0000"/>
+              </w:rPr>
+              <w:t>0&lt;_maxIdleCount&lt;_maxCount</w:t>
+            </w:r>
           </w:p>
         </w:tc>
       </w:tr>
@@ -1882,13 +1906,7 @@
               <w:rPr>
                 <w:rFonts w:hint="eastAsia"/>
               </w:rPr>
-              <w:t>UINT</w:t>
-            </w:r>
-            <w:r>
-              <w:rPr>
-                <w:rFonts w:hint="eastAsia"/>
-              </w:rPr>
-              <w:t>32</w:t>
+              <w:t>UINT32</w:t>
             </w:r>
           </w:p>
         </w:tc>
@@ -1919,6 +1937,20 @@
                 <w:color w:val="FF0000"/>
               </w:rPr>
             </w:pPr>
+            <w:r>
+              <w:rPr>
+                <w:rFonts w:hint="eastAsia"/>
+                <w:color w:val="FF0000"/>
+              </w:rPr>
+              <w:t>范围</w:t>
+            </w:r>
+            <w:r>
+              <w:rPr>
+                <w:rFonts w:hint="eastAsia"/>
+                <w:color w:val="FF0000"/>
+              </w:rPr>
+              <w:t>_maxCount&gt;0</w:t>
+            </w:r>
           </w:p>
         </w:tc>
       </w:tr>
@@ -1969,7 +2001,7 @@
               <w:rPr>
                 <w:rFonts w:hint="eastAsia"/>
               </w:rPr>
-              <w:t>时间，连接池丢弃该连接（包括在池内周期性清除及拒绝让此类连接回池）。该选项默认值改为</w:t>
+              <w:t>时间，连接池丢弃该连接。该选项默认值为</w:t>
             </w:r>
             <w:r>
               <w:rPr>
@@ -2206,13 +2238,7 @@
               <w:rPr>
                 <w:rFonts w:hint="eastAsia"/>
               </w:rPr>
-              <w:t>。</w:t>
-            </w:r>
-            <w:r>
-              <w:rPr>
-                <w:rFonts w:hint="eastAsia"/>
-              </w:rPr>
-              <w:t>———</w:t>
+              <w:t>。———</w:t>
             </w:r>
             <w:r>
               <w:rPr>
@@ -2319,6 +2345,20 @@
                 <w:color w:val="FF0000"/>
               </w:rPr>
             </w:pPr>
+            <w:r>
+              <w:rPr>
+                <w:rFonts w:hint="eastAsia"/>
+                <w:color w:val="FF0000"/>
+              </w:rPr>
+              <w:t>范围：</w:t>
+            </w:r>
+            <w:r>
+              <w:rPr>
+                <w:rFonts w:hint="eastAsia"/>
+                <w:color w:val="FF0000"/>
+              </w:rPr>
+              <w:t>_checkInterval&gt;0</w:t>
+            </w:r>
           </w:p>
         </w:tc>
       </w:tr>
@@ -2335,13 +2375,7 @@
               <w:rPr>
                 <w:rFonts w:hint="eastAsia"/>
               </w:rPr>
-              <w:t>_</w:t>
-            </w:r>
-            <w:r>
-              <w:rPr>
-                <w:rFonts w:hint="eastAsia"/>
-              </w:rPr>
-              <w:t>syncCoordInterval</w:t>
+              <w:t>_syncCoordInterval</w:t>
             </w:r>
           </w:p>
         </w:tc>
@@ -2381,14 +2415,14 @@
               <w:rPr>
                 <w:rFonts w:hint="eastAsia"/>
               </w:rPr>
-              <w:t>地址列表。该</w:t>
+              <w:t>地址列表。该参数指定了连接池同</w:t>
             </w:r>
             <w:r>
               <w:rPr>
                 <w:rFonts w:hint="eastAsia"/>
               </w:rPr>
               <w:lastRenderedPageBreak/>
-              <w:t>参数指定了连接池同步</w:t>
+              <w:t>步</w:t>
             </w:r>
             <w:r>
               <w:rPr>
@@ -2481,13 +2515,7 @@
               <w:rPr>
                 <w:rFonts w:hint="eastAsia"/>
               </w:rPr>
-              <w:t>30</w:t>
-            </w:r>
-            <w:r>
-              <w:rPr>
-                <w:rFonts w:hint="eastAsia"/>
-              </w:rPr>
-              <w:t>s</w:t>
+              <w:t>30s</w:t>
             </w:r>
           </w:p>
         </w:tc>
@@ -2502,6 +2530,20 @@
                 <w:color w:val="FF0000"/>
               </w:rPr>
             </w:pPr>
+            <w:r>
+              <w:rPr>
+                <w:rFonts w:hint="eastAsia"/>
+                <w:color w:val="FF0000"/>
+              </w:rPr>
+              <w:t>范围：</w:t>
+            </w:r>
+            <w:r>
+              <w:rPr>
+                <w:rFonts w:hint="eastAsia"/>
+                <w:color w:val="FF0000"/>
+              </w:rPr>
+              <w:t>_syncCoordInterval&gt;0</w:t>
+            </w:r>
           </w:p>
         </w:tc>
       </w:tr>
@@ -2519,19 +2561,7 @@
                 <w:rFonts w:hint="eastAsia"/>
               </w:rPr>
               <w:lastRenderedPageBreak/>
-              <w:t>_check</w:t>
-            </w:r>
-            <w:r>
-              <w:rPr>
-                <w:rFonts w:hint="eastAsia"/>
-              </w:rPr>
-              <w:t>Out</w:t>
-            </w:r>
-            <w:r>
-              <w:rPr>
-                <w:rFonts w:hint="eastAsia"/>
-              </w:rPr>
-              <w:t>Valid</w:t>
+              <w:t>_checkOutValid</w:t>
             </w:r>
           </w:p>
         </w:tc>
@@ -2585,13 +2615,7 @@
               <w:rPr>
                 <w:rFonts w:hint="eastAsia"/>
               </w:rPr>
-              <w:t>TRU</w:t>
-            </w:r>
-            <w:r>
-              <w:rPr>
-                <w:rFonts w:hint="eastAsia"/>
-              </w:rPr>
-              <w:t>E</w:t>
+              <w:t>TRUE</w:t>
             </w:r>
           </w:p>
         </w:tc>
@@ -2629,13 +2653,7 @@
               <w:rPr>
                 <w:rFonts w:hint="eastAsia"/>
               </w:rPr>
-              <w:t>_conn</w:t>
-            </w:r>
-            <w:r>
-              <w:rPr>
-                <w:rFonts w:hint="eastAsia"/>
-              </w:rPr>
-              <w:t>Strategy</w:t>
+              <w:t>_connStrategy</w:t>
             </w:r>
           </w:p>
         </w:tc>
@@ -2651,13 +2669,7 @@
               <w:rPr>
                 <w:rFonts w:hint="eastAsia"/>
               </w:rPr>
-              <w:t>分配连接的策略，目前有四</w:t>
-            </w:r>
-            <w:r>
-              <w:rPr>
-                <w:rFonts w:hint="eastAsia"/>
-              </w:rPr>
-              <w:t>种：顺序、随机、本地、均衡</w:t>
+              <w:t>分配连接的策略，目前有四种：顺序、随机、本地、均衡</w:t>
             </w:r>
           </w:p>
         </w:tc>
@@ -2728,7 +2740,7 @@
               <w:rPr>
                 <w:rFonts w:hint="eastAsia"/>
               </w:rPr>
-              <w:t>建立连接后重试次数</w:t>
+              <w:t>在一个协调节点建立连接失败后重试次数</w:t>
             </w:r>
           </w:p>
         </w:tc>
@@ -2783,9 +2795,6 @@
           <w:p>
             <w:pPr>
               <w:ind w:left="0"/>
-              <w:rPr>
-                <w:rFonts w:hint="eastAsia"/>
-              </w:rPr>
             </w:pPr>
             <w:r>
               <w:rPr>
@@ -2802,9 +2811,6 @@
           <w:p>
             <w:pPr>
               <w:ind w:left="0"/>
-              <w:rPr>
-                <w:rFonts w:hint="eastAsia"/>
-              </w:rPr>
             </w:pPr>
             <w:r>
               <w:rPr>
@@ -2821,9 +2827,6 @@
           <w:p>
             <w:pPr>
               <w:ind w:left="0"/>
-              <w:rPr>
-                <w:rFonts w:hint="eastAsia"/>
-              </w:rPr>
             </w:pPr>
             <w:r>
               <w:rPr>
@@ -2840,9 +2843,6 @@
           <w:p>
             <w:pPr>
               <w:ind w:left="0"/>
-              <w:rPr>
-                <w:rFonts w:hint="eastAsia"/>
-              </w:rPr>
             </w:pPr>
             <w:r>
               <w:rPr>
@@ -2906,13 +2906,7 @@
               <w:rPr>
                 <w:rFonts w:hint="eastAsia"/>
               </w:rPr>
-              <w:t>_enab</w:t>
-            </w:r>
-            <w:r>
-              <w:rPr>
-                <w:rFonts w:hint="eastAsia"/>
-              </w:rPr>
-              <w:t>le</w:t>
+              <w:t>_enable</w:t>
             </w:r>
           </w:p>
         </w:tc>
@@ -3614,7 +3608,10 @@
               <w:ind w:left="0"/>
             </w:pPr>
             <w:r>
-              <w:t>SDBCM_NODE_EXISTED</w:t>
+              <w:rPr>
+                <w:rFonts w:hint="eastAsia"/>
+              </w:rPr>
+              <w:t>SDB_DATASOURCE_DISABLED</w:t>
             </w:r>
           </w:p>
         </w:tc>
@@ -3630,7 +3627,7 @@
               <w:rPr>
                 <w:rFonts w:hint="eastAsia"/>
               </w:rPr>
-              <w:t>节点已存在</w:t>
+              <w:t>连接池功能未启用</w:t>
             </w:r>
           </w:p>
         </w:tc>
@@ -3670,7 +3667,7 @@
                 <w:rFonts w:hint="eastAsia"/>
                 <w:color w:val="FF0000"/>
               </w:rPr>
-              <w:t>当添加一个节点时</w:t>
+              <w:t>新增</w:t>
             </w:r>
           </w:p>
         </w:tc>
@@ -3685,7 +3682,22 @@
               <w:ind w:left="0"/>
             </w:pPr>
             <w:r>
-              <w:t>SDBCM_NODE_NOTEXISTED</w:t>
+              <w:rPr>
+                <w:rFonts w:hint="eastAsia"/>
+              </w:rPr>
+              <w:t>SDB_HAS_NO_</w:t>
+            </w:r>
+            <w:r>
+              <w:rPr>
+                <w:rFonts w:hint="eastAsia"/>
+              </w:rPr>
+              <w:t>COORD</w:t>
+            </w:r>
+            <w:r>
+              <w:rPr>
+                <w:rFonts w:hint="eastAsia"/>
+              </w:rPr>
+              <w:t>NODE</w:t>
             </w:r>
           </w:p>
         </w:tc>
@@ -3701,7 +3713,19 @@
               <w:rPr>
                 <w:rFonts w:hint="eastAsia"/>
               </w:rPr>
-              <w:t>节点不存在</w:t>
+              <w:t>无可用</w:t>
+            </w:r>
+            <w:r>
+              <w:rPr>
+                <w:rFonts w:hint="eastAsia"/>
+              </w:rPr>
+              <w:t>协调</w:t>
+            </w:r>
+            <w:r>
+              <w:rPr>
+                <w:rFonts w:hint="eastAsia"/>
+              </w:rPr>
+              <w:t>节点</w:t>
             </w:r>
           </w:p>
         </w:tc>
@@ -3741,251 +3765,7 @@
                 <w:rFonts w:hint="eastAsia"/>
                 <w:color w:val="FF0000"/>
               </w:rPr>
-              <w:t>当删除一个节点时</w:t>
-            </w:r>
-          </w:p>
-        </w:tc>
-      </w:tr>
-      <w:tr>
-        <w:tc>
-          <w:tcPr>
-            <w:tcW w:w="2161" w:type="dxa"/>
-          </w:tcPr>
-          <w:p>
-            <w:pPr>
-              <w:ind w:left="0"/>
-            </w:pPr>
-            <w:r>
-              <w:rPr>
-                <w:rFonts w:hint="eastAsia"/>
-              </w:rPr>
-              <w:t>SDB_HAS_NO_NODE</w:t>
-            </w:r>
-          </w:p>
-        </w:tc>
-        <w:tc>
-          <w:tcPr>
-            <w:tcW w:w="2268" w:type="dxa"/>
-          </w:tcPr>
-          <w:p>
-            <w:pPr>
-              <w:ind w:left="0"/>
-            </w:pPr>
-            <w:r>
-              <w:rPr>
-                <w:rFonts w:hint="eastAsia"/>
-              </w:rPr>
-              <w:t>无可用节点</w:t>
-            </w:r>
-          </w:p>
-        </w:tc>
-        <w:tc>
-          <w:tcPr>
-            <w:tcW w:w="1604" w:type="dxa"/>
-          </w:tcPr>
-          <w:p>
-            <w:pPr>
-              <w:ind w:left="0"/>
-            </w:pPr>
-          </w:p>
-        </w:tc>
-        <w:tc>
-          <w:tcPr>
-            <w:tcW w:w="756" w:type="dxa"/>
-          </w:tcPr>
-          <w:p>
-            <w:pPr>
-              <w:ind w:left="0"/>
-            </w:pPr>
-          </w:p>
-        </w:tc>
-        <w:tc>
-          <w:tcPr>
-            <w:tcW w:w="2113" w:type="dxa"/>
-          </w:tcPr>
-          <w:p>
-            <w:pPr>
-              <w:ind w:left="0"/>
-              <w:rPr>
-                <w:color w:val="FF0000"/>
-              </w:rPr>
-            </w:pPr>
-            <w:r>
-              <w:rPr>
-                <w:rFonts w:hint="eastAsia"/>
-                <w:color w:val="FF0000"/>
-              </w:rPr>
               <w:t>新增</w:t>
-            </w:r>
-          </w:p>
-        </w:tc>
-      </w:tr>
-      <w:tr>
-        <w:tc>
-          <w:tcPr>
-            <w:tcW w:w="2161" w:type="dxa"/>
-          </w:tcPr>
-          <w:p>
-            <w:pPr>
-              <w:ind w:left="0"/>
-            </w:pPr>
-            <w:r>
-              <w:rPr>
-                <w:rFonts w:hint="eastAsia"/>
-              </w:rPr>
-              <w:t>SDB_DATASOURCE_HAS_ENABLED</w:t>
-            </w:r>
-          </w:p>
-        </w:tc>
-        <w:tc>
-          <w:tcPr>
-            <w:tcW w:w="2268" w:type="dxa"/>
-          </w:tcPr>
-          <w:p>
-            <w:pPr>
-              <w:ind w:left="0"/>
-            </w:pPr>
-            <w:r>
-              <w:rPr>
-                <w:rFonts w:hint="eastAsia"/>
-              </w:rPr>
-              <w:t>连接池功能已启用</w:t>
-            </w:r>
-          </w:p>
-        </w:tc>
-        <w:tc>
-          <w:tcPr>
-            <w:tcW w:w="1604" w:type="dxa"/>
-          </w:tcPr>
-          <w:p>
-            <w:pPr>
-              <w:ind w:left="0"/>
-            </w:pPr>
-          </w:p>
-        </w:tc>
-        <w:tc>
-          <w:tcPr>
-            <w:tcW w:w="756" w:type="dxa"/>
-          </w:tcPr>
-          <w:p>
-            <w:pPr>
-              <w:ind w:left="0"/>
-            </w:pPr>
-          </w:p>
-        </w:tc>
-        <w:tc>
-          <w:tcPr>
-            <w:tcW w:w="2113" w:type="dxa"/>
-          </w:tcPr>
-          <w:p>
-            <w:pPr>
-              <w:ind w:left="0"/>
-              <w:rPr>
-                <w:color w:val="FF0000"/>
-              </w:rPr>
-            </w:pPr>
-            <w:r>
-              <w:rPr>
-                <w:rFonts w:hint="eastAsia"/>
-                <w:color w:val="FF0000"/>
-              </w:rPr>
-              <w:t>不能重复启用</w:t>
-            </w:r>
-            <w:r>
-              <w:rPr>
-                <w:rFonts w:hint="eastAsia"/>
-                <w:color w:val="FF0000"/>
-              </w:rPr>
-              <w:t>,</w:t>
-            </w:r>
-            <w:r>
-              <w:rPr>
-                <w:rFonts w:hint="eastAsia"/>
-                <w:color w:val="FF0000"/>
-              </w:rPr>
-              <w:t>新增</w:t>
-            </w:r>
-          </w:p>
-        </w:tc>
-      </w:tr>
-      <w:tr>
-        <w:tc>
-          <w:tcPr>
-            <w:tcW w:w="2161" w:type="dxa"/>
-          </w:tcPr>
-          <w:p>
-            <w:pPr>
-              <w:ind w:left="0"/>
-            </w:pPr>
-            <w:r>
-              <w:rPr>
-                <w:rFonts w:hint="eastAsia"/>
-              </w:rPr>
-              <w:lastRenderedPageBreak/>
-              <w:t>SDB_DATASOURCE_DISABLED</w:t>
-            </w:r>
-          </w:p>
-        </w:tc>
-        <w:tc>
-          <w:tcPr>
-            <w:tcW w:w="2268" w:type="dxa"/>
-          </w:tcPr>
-          <w:p>
-            <w:pPr>
-              <w:ind w:left="0"/>
-            </w:pPr>
-            <w:r>
-              <w:rPr>
-                <w:rFonts w:hint="eastAsia"/>
-              </w:rPr>
-              <w:t>已禁用连接池功能</w:t>
-            </w:r>
-          </w:p>
-        </w:tc>
-        <w:tc>
-          <w:tcPr>
-            <w:tcW w:w="1604" w:type="dxa"/>
-          </w:tcPr>
-          <w:p>
-            <w:pPr>
-              <w:ind w:left="0"/>
-            </w:pPr>
-          </w:p>
-        </w:tc>
-        <w:tc>
-          <w:tcPr>
-            <w:tcW w:w="756" w:type="dxa"/>
-          </w:tcPr>
-          <w:p>
-            <w:pPr>
-              <w:ind w:left="0"/>
-            </w:pPr>
-          </w:p>
-        </w:tc>
-        <w:tc>
-          <w:tcPr>
-            <w:tcW w:w="2113" w:type="dxa"/>
-          </w:tcPr>
-          <w:p>
-            <w:pPr>
-              <w:ind w:left="0"/>
-              <w:rPr>
-                <w:color w:val="FF0000"/>
-              </w:rPr>
-            </w:pPr>
-            <w:r>
-              <w:rPr>
-                <w:rFonts w:hint="eastAsia"/>
-                <w:color w:val="FF0000"/>
-              </w:rPr>
-              <w:t>不能重复禁用</w:t>
-            </w:r>
-            <w:r>
-              <w:rPr>
-                <w:rFonts w:hint="eastAsia"/>
-                <w:color w:val="FF0000"/>
-              </w:rPr>
-              <w:t>，新增</w:t>
             </w:r>
           </w:p>
         </w:tc>
@@ -4102,6 +3882,7 @@
         <w:rPr>
           <w:rFonts w:hint="eastAsia"/>
         </w:rPr>
+        <w:lastRenderedPageBreak/>
         <w:t>s</w:t>
       </w:r>
       <w:r>
@@ -4962,7 +4743,6 @@
               <w:rPr>
                 <w:rFonts w:hint="eastAsia"/>
               </w:rPr>
-              <w:lastRenderedPageBreak/>
               <w:t>本地地址数量</w:t>
             </w:r>
           </w:p>
@@ -4979,15 +4759,7 @@
               <w:rPr>
                 <w:rFonts w:hint="eastAsia"/>
               </w:rPr>
-              <w:lastRenderedPageBreak/>
-              <w:t>如果启用本地策略，则直</w:t>
-            </w:r>
-            <w:r>
-              <w:rPr>
-                <w:rFonts w:hint="eastAsia"/>
-              </w:rPr>
-              <w:lastRenderedPageBreak/>
-              <w:t>接返回容器中维护的本地节点数量</w:t>
+              <w:t>如果启用本地策略，则直接返回容器中维护的本地节点数量</w:t>
             </w:r>
           </w:p>
         </w:tc>
@@ -5002,39 +4774,106 @@
               <w:ind w:left="0"/>
             </w:pPr>
             <w:r>
+              <w:t>addCoord(</w:t>
+            </w:r>
+            <w:r>
+              <w:t>)</w:t>
+            </w:r>
+          </w:p>
+        </w:tc>
+        <w:tc>
+          <w:tcPr>
+            <w:tcW w:w="2268" w:type="dxa"/>
+          </w:tcPr>
+          <w:p>
+            <w:pPr>
+              <w:ind w:left="0"/>
+            </w:pPr>
+            <w:r>
+              <w:t xml:space="preserve">const </w:t>
+            </w:r>
+            <w:r>
+              <w:rPr>
+                <w:rFonts w:hint="eastAsia"/>
+              </w:rPr>
+              <w:t>char*</w:t>
+            </w:r>
+            <w:r>
+              <w:t xml:space="preserve"> url</w:t>
+            </w:r>
+            <w:r>
+              <w:rPr>
+                <w:rFonts w:hint="eastAsia"/>
+              </w:rPr>
+              <w:t>，新添加的</w:t>
+            </w:r>
+            <w:r>
+              <w:rPr>
+                <w:rFonts w:hint="eastAsia"/>
+              </w:rPr>
+              <w:t>coord</w:t>
+            </w:r>
+            <w:r>
+              <w:rPr>
+                <w:rFonts w:hint="eastAsia"/>
+              </w:rPr>
+              <w:t>地址</w:t>
+            </w:r>
+          </w:p>
+        </w:tc>
+        <w:tc>
+          <w:tcPr>
+            <w:tcW w:w="992" w:type="dxa"/>
+          </w:tcPr>
+          <w:p>
+            <w:pPr>
+              <w:ind w:left="0"/>
+            </w:pPr>
+            <w:r>
+              <w:rPr>
+                <w:rFonts w:hint="eastAsia"/>
+              </w:rPr>
+              <w:t>无</w:t>
+            </w:r>
+          </w:p>
+        </w:tc>
+        <w:tc>
+          <w:tcPr>
+            <w:tcW w:w="2616" w:type="dxa"/>
+          </w:tcPr>
+          <w:p>
+            <w:pPr>
+              <w:ind w:left="0"/>
+            </w:pPr>
+            <w:r>
+              <w:rPr>
+                <w:rFonts w:hint="eastAsia"/>
+              </w:rPr>
+              <w:t>连接池功能未启用，则返回</w:t>
+            </w:r>
+            <w:r>
+              <w:rPr>
+                <w:rFonts w:hint="eastAsia"/>
+              </w:rPr>
+              <w:t>SDB_DATASOURCE_DISABLED</w:t>
+            </w:r>
+            <w:r>
+              <w:rPr>
+                <w:rFonts w:hint="eastAsia"/>
+              </w:rPr>
+              <w:t>。</w:t>
+            </w:r>
+          </w:p>
+          <w:p>
+            <w:pPr>
+              <w:ind w:left="0"/>
+            </w:pPr>
+            <w:r>
+              <w:rPr>
+                <w:rFonts w:hint="eastAsia"/>
+              </w:rPr>
               <w:lastRenderedPageBreak/>
-              <w:t>addCoord(</w:t>
-            </w:r>
-            <w:r>
-              <w:t>)</w:t>
-            </w:r>
-          </w:p>
-        </w:tc>
-        <w:tc>
-          <w:tcPr>
-            <w:tcW w:w="2268" w:type="dxa"/>
-          </w:tcPr>
-          <w:p>
-            <w:pPr>
-              <w:ind w:left="0"/>
-            </w:pPr>
-            <w:r>
-              <w:t xml:space="preserve">const </w:t>
-            </w:r>
-            <w:r>
-              <w:rPr>
-                <w:rFonts w:hint="eastAsia"/>
-              </w:rPr>
-              <w:t>char*</w:t>
-            </w:r>
-            <w:r>
-              <w:t xml:space="preserve"> url</w:t>
-            </w:r>
-            <w:r>
-              <w:rPr>
-                <w:rFonts w:hint="eastAsia"/>
-              </w:rPr>
-              <w:t>，新添加的</w:t>
+              <w:t>向连接池添加新的</w:t>
             </w:r>
             <w:r>
               <w:rPr>
@@ -5046,89 +4885,25 @@
               <w:rPr>
                 <w:rFonts w:hint="eastAsia"/>
               </w:rPr>
-              <w:t>地址</w:t>
-            </w:r>
-          </w:p>
-        </w:tc>
-        <w:tc>
-          <w:tcPr>
-            <w:tcW w:w="992" w:type="dxa"/>
-          </w:tcPr>
-          <w:p>
-            <w:pPr>
-              <w:ind w:left="0"/>
-            </w:pPr>
-            <w:r>
-              <w:rPr>
-                <w:rFonts w:hint="eastAsia"/>
-              </w:rPr>
-              <w:t>无</w:t>
-            </w:r>
-          </w:p>
-        </w:tc>
-        <w:tc>
-          <w:tcPr>
-            <w:tcW w:w="2616" w:type="dxa"/>
-          </w:tcPr>
-          <w:p>
-            <w:pPr>
-              <w:ind w:left="0"/>
-            </w:pPr>
-            <w:r>
-              <w:rPr>
-                <w:rFonts w:hint="eastAsia"/>
-              </w:rPr>
-              <w:t>连接池功能未启用，则返回</w:t>
-            </w:r>
-            <w:r>
-              <w:rPr>
-                <w:rFonts w:hint="eastAsia"/>
-              </w:rPr>
-              <w:t>SDB_DATASOURCE_DISABLED</w:t>
-            </w:r>
-            <w:r>
-              <w:rPr>
-                <w:rFonts w:hint="eastAsia"/>
-              </w:rPr>
-              <w:t>。</w:t>
-            </w:r>
-          </w:p>
-          <w:p>
-            <w:pPr>
-              <w:ind w:left="0"/>
-            </w:pPr>
-            <w:r>
-              <w:rPr>
-                <w:rFonts w:hint="eastAsia"/>
-              </w:rPr>
-              <w:t>向连接池添加新的</w:t>
-            </w:r>
-            <w:r>
-              <w:rPr>
-                <w:rFonts w:hint="eastAsia"/>
-              </w:rPr>
-              <w:t>coord</w:t>
-            </w:r>
-            <w:r>
-              <w:rPr>
-                <w:rFonts w:hint="eastAsia"/>
-              </w:rPr>
               <w:t>节点</w:t>
             </w:r>
             <w:r>
               <w:rPr>
                 <w:rFonts w:hint="eastAsia"/>
               </w:rPr>
-              <w:t>，节点已存在返回</w:t>
-            </w:r>
-            <w:r>
-              <w:t>SDBCM_NODE_EXISTED</w:t>
-            </w:r>
-            <w:r>
-              <w:rPr>
-                <w:rFonts w:hint="eastAsia"/>
-              </w:rPr>
-              <w:t>错误码</w:t>
+              <w:t>，节点已存在</w:t>
+            </w:r>
+            <w:r>
+              <w:rPr>
+                <w:rFonts w:hint="eastAsia"/>
+              </w:rPr>
+              <w:t>直接</w:t>
+            </w:r>
+            <w:r>
+              <w:rPr>
+                <w:rFonts w:hint="eastAsia"/>
+              </w:rPr>
+              <w:t>返回</w:t>
             </w:r>
           </w:p>
         </w:tc>
@@ -5146,6 +4921,7 @@
               <w:rPr>
                 <w:rFonts w:hint="eastAsia"/>
               </w:rPr>
+              <w:lastRenderedPageBreak/>
               <w:t>remove</w:t>
             </w:r>
             <w:r>
@@ -5281,16 +5057,13 @@
               <w:rPr>
                 <w:rFonts w:hint="eastAsia"/>
               </w:rPr>
-              <w:t>，节点不存在返回</w:t>
-            </w:r>
-            <w:r>
-              <w:t>SDBCM_NODE_NOTEXISTED</w:t>
-            </w:r>
-            <w:r>
-              <w:rPr>
-                <w:rFonts w:hint="eastAsia"/>
-              </w:rPr>
-              <w:t>错误码</w:t>
+              <w:t>，节点不存在</w:t>
+            </w:r>
+            <w:r>
+              <w:rPr>
+                <w:rFonts w:hint="eastAsia"/>
+              </w:rPr>
+              <w:t>直接返回</w:t>
             </w:r>
           </w:p>
         </w:tc>
@@ -5808,14 +5581,7 @@
               <w:rPr>
                 <w:rFonts w:hint="eastAsia"/>
               </w:rPr>
-              <w:t>SDB_DATASOURCE_DISABLE</w:t>
-            </w:r>
-            <w:r>
-              <w:rPr>
-                <w:rFonts w:hint="eastAsia"/>
-              </w:rPr>
-              <w:lastRenderedPageBreak/>
-              <w:t>D</w:t>
+              <w:t>SDB_DATASOURCE_DISABLED</w:t>
             </w:r>
             <w:r>
               <w:rPr>
@@ -6329,10 +6095,10 @@
             <v:path o:extrusionok="f" gradientshapeok="t" o:connecttype="rect"/>
             <o:lock v:ext="edit" aspectratio="t"/>
           </v:shapetype>
-          <v:shape id="_x0000_i1032" type="#_x0000_t75" style="width:415.3pt;height:293.75pt" o:ole="">
+          <v:shape id="_x0000_i1025" type="#_x0000_t75" style="width:415.5pt;height:294pt" o:ole="">
             <v:imagedata r:id="rId8" o:title=""/>
           </v:shape>
-          <o:OLEObject Type="Embed" ProgID="Visio.Drawing.11" ShapeID="_x0000_i1032" DrawAspect="Content" ObjectID="_1529130953" r:id="rId9"/>
+          <o:OLEObject Type="Embed" ProgID="Visio.Drawing.11" ShapeID="_x0000_i1025" DrawAspect="Content" ObjectID="_1529165929" r:id="rId9"/>
         </w:object>
       </w:r>
     </w:p>
@@ -6344,6 +6110,7 @@
         <w:rPr>
           <w:rFonts w:hint="eastAsia"/>
         </w:rPr>
+        <w:lastRenderedPageBreak/>
         <w:t xml:space="preserve">5.2 </w:t>
       </w:r>
       <w:r>
@@ -6371,17 +6138,12 @@
       </w:r>
     </w:p>
     <w:p>
-      <w:pPr>
-        <w:rPr>
-          <w:rFonts w:hint="eastAsia"/>
-        </w:rPr>
-      </w:pPr>
       <w:r>
         <w:object w:dxaOrig="5441" w:dyaOrig="6135">
-          <v:shape id="_x0000_i1025" type="#_x0000_t75" style="width:272.45pt;height:307pt" o:ole="">
+          <v:shape id="_x0000_i1026" type="#_x0000_t75" style="width:272.25pt;height:306.75pt" o:ole="">
             <v:imagedata r:id="rId10" o:title=""/>
           </v:shape>
-          <o:OLEObject Type="Embed" ProgID="Visio.Drawing.11" ShapeID="_x0000_i1025" DrawAspect="Content" ObjectID="_1529130954" r:id="rId11"/>
+          <o:OLEObject Type="Embed" ProgID="Visio.Drawing.11" ShapeID="_x0000_i1026" DrawAspect="Content" ObjectID="_1529165930" r:id="rId11"/>
         </w:object>
       </w:r>
     </w:p>
@@ -6669,15 +6431,14 @@
       <w:pPr>
         <w:rPr>
           <w:rStyle w:val="CommentReference"/>
-          <w:rFonts w:hint="eastAsia"/>
-        </w:rPr>
-      </w:pPr>
-      <w:r>
-        <w:object w:dxaOrig="7851" w:dyaOrig="10887">
-          <v:shape id="_x0000_i1026" type="#_x0000_t75" style="width:392.85pt;height:543.75pt" o:ole="">
+        </w:rPr>
+      </w:pPr>
+      <w:r>
+        <w:object w:dxaOrig="7887" w:dyaOrig="10075">
+          <v:shape id="_x0000_i1033" type="#_x0000_t75" style="width:394.5pt;height:7in" o:ole="">
             <v:imagedata r:id="rId12" o:title=""/>
           </v:shape>
-          <o:OLEObject Type="Embed" ProgID="Visio.Drawing.11" ShapeID="_x0000_i1026" DrawAspect="Content" ObjectID="_1529130955" r:id="rId13"/>
+          <o:OLEObject Type="Embed" ProgID="Visio.Drawing.11" ShapeID="_x0000_i1033" DrawAspect="Content" ObjectID="_1529165931" r:id="rId13"/>
         </w:object>
       </w:r>
       <w:r>
@@ -6691,7 +6452,6 @@
       <w:pPr>
         <w:rPr>
           <w:rStyle w:val="CommentReference"/>
-          <w:rFonts w:hint="eastAsia"/>
         </w:rPr>
       </w:pPr>
     </w:p>
@@ -6838,7 +6598,6 @@
               <w:rPr>
                 <w:rFonts w:hint="eastAsia"/>
               </w:rPr>
-              <w:lastRenderedPageBreak/>
               <w:t>判断是否达到最大连接数</w:t>
             </w:r>
           </w:p>
@@ -6883,7 +6642,14 @@
               <w:rPr>
                 <w:rFonts w:hint="eastAsia"/>
               </w:rPr>
-              <w:t>错误码</w:t>
+              <w:t>错</w:t>
+            </w:r>
+            <w:r>
+              <w:rPr>
+                <w:rFonts w:hint="eastAsia"/>
+              </w:rPr>
+              <w:lastRenderedPageBreak/>
+              <w:t>误码</w:t>
             </w:r>
           </w:p>
         </w:tc>
@@ -6901,6 +6667,7 @@
               <w:rPr>
                 <w:rFonts w:hint="eastAsia"/>
               </w:rPr>
+              <w:lastRenderedPageBreak/>
               <w:t>返回前判断连接是否有效</w:t>
             </w:r>
           </w:p>
@@ -7020,17 +6787,12 @@
       </w:r>
     </w:p>
     <w:p>
-      <w:pPr>
-        <w:rPr>
-          <w:rFonts w:hint="eastAsia"/>
-        </w:rPr>
-      </w:pPr>
       <w:r>
         <w:object w:dxaOrig="4902" w:dyaOrig="7493">
-          <v:shape id="_x0000_i1027" type="#_x0000_t75" style="width:244.8pt;height:374.4pt" o:ole="">
+          <v:shape id="_x0000_i1027" type="#_x0000_t75" style="width:244.5pt;height:374.25pt" o:ole="">
             <v:imagedata r:id="rId14" o:title=""/>
           </v:shape>
-          <o:OLEObject Type="Embed" ProgID="Visio.Drawing.11" ShapeID="_x0000_i1027" DrawAspect="Content" ObjectID="_1529130956" r:id="rId15"/>
+          <o:OLEObject Type="Embed" ProgID="Visio.Drawing.11" ShapeID="_x0000_i1027" DrawAspect="Content" ObjectID="_1529165932" r:id="rId15"/>
         </w:object>
       </w:r>
     </w:p>
@@ -7250,17 +7012,12 @@
       </w:r>
     </w:p>
     <w:p>
-      <w:pPr>
-        <w:rPr>
-          <w:rFonts w:hint="eastAsia"/>
-        </w:rPr>
-      </w:pPr>
       <w:r>
         <w:object w:dxaOrig="8994" w:dyaOrig="7923">
-          <v:shape id="_x0000_i1035" type="#_x0000_t75" style="width:415.3pt;height:365.75pt" o:ole="">
+          <v:shape id="_x0000_i1028" type="#_x0000_t75" style="width:415.5pt;height:366pt" o:ole="">
             <v:imagedata r:id="rId16" o:title=""/>
           </v:shape>
-          <o:OLEObject Type="Embed" ProgID="Visio.Drawing.11" ShapeID="_x0000_i1035" DrawAspect="Content" ObjectID="_1529130957" r:id="rId17"/>
+          <o:OLEObject Type="Embed" ProgID="Visio.Drawing.11" ShapeID="_x0000_i1028" DrawAspect="Content" ObjectID="_1529165933" r:id="rId17"/>
         </w:object>
       </w:r>
     </w:p>
@@ -7406,10 +7163,10 @@
     <w:p>
       <w:r>
         <w:object w:dxaOrig="8482" w:dyaOrig="7671">
-          <v:shape id="_x0000_i1028" type="#_x0000_t75" style="width:415.3pt;height:375.55pt" o:ole="">
+          <v:shape id="_x0000_i1029" type="#_x0000_t75" style="width:415.5pt;height:375.75pt" o:ole="">
             <v:imagedata r:id="rId18" o:title=""/>
           </v:shape>
-          <o:OLEObject Type="Embed" ProgID="Visio.Drawing.11" ShapeID="_x0000_i1028" DrawAspect="Content" ObjectID="_1529130958" r:id="rId19"/>
+          <o:OLEObject Type="Embed" ProgID="Visio.Drawing.11" ShapeID="_x0000_i1029" DrawAspect="Content" ObjectID="_1529165934" r:id="rId19"/>
         </w:object>
       </w:r>
     </w:p>
@@ -7509,7 +7266,19 @@
               <w:rPr>
                 <w:rFonts w:hint="eastAsia"/>
               </w:rPr>
-              <w:t>当在某个节点上创建连接失败后，丢弃该连接，并认为该节点异常，加入到异常节点列表</w:t>
+              <w:t>当在某个节点上创建连接失败后，</w:t>
+            </w:r>
+            <w:r>
+              <w:rPr>
+                <w:rFonts w:hint="eastAsia"/>
+              </w:rPr>
+              <w:t>经过重试还失败，则</w:t>
+            </w:r>
+            <w:r>
+              <w:rPr>
+                <w:rFonts w:hint="eastAsia"/>
+              </w:rPr>
+              <w:t>丢弃该连接，并认为该节点异常，加入到异常节点列表</w:t>
             </w:r>
           </w:p>
         </w:tc>
@@ -7565,17 +7334,12 @@
       </w:r>
     </w:p>
     <w:p>
-      <w:pPr>
-        <w:rPr>
-          <w:rFonts w:hint="eastAsia"/>
-        </w:rPr>
-      </w:pPr>
       <w:r>
         <w:object w:dxaOrig="6816" w:dyaOrig="5857">
-          <v:shape id="_x0000_i1029" type="#_x0000_t75" style="width:341pt;height:293.2pt" o:ole="">
+          <v:shape id="_x0000_i1030" type="#_x0000_t75" style="width:341.25pt;height:293.25pt" o:ole="">
             <v:imagedata r:id="rId20" o:title=""/>
           </v:shape>
-          <o:OLEObject Type="Embed" ProgID="Visio.Drawing.11" ShapeID="_x0000_i1029" DrawAspect="Content" ObjectID="_1529130959" r:id="rId21"/>
+          <o:OLEObject Type="Embed" ProgID="Visio.Drawing.11" ShapeID="_x0000_i1030" DrawAspect="Content" ObjectID="_1529165935" r:id="rId21"/>
         </w:object>
       </w:r>
     </w:p>
@@ -7686,7 +7450,19 @@
               <w:rPr>
                 <w:rFonts w:hint="eastAsia"/>
               </w:rPr>
-              <w:t>该线程销毁的一定是合法的连接（连接池维护的连接）</w:t>
+              <w:t>该线程销毁的一定是合法的连接（</w:t>
+            </w:r>
+            <w:r>
+              <w:rPr>
+                <w:rFonts w:hint="eastAsia"/>
+              </w:rPr>
+              <w:t>本</w:t>
+            </w:r>
+            <w:r>
+              <w:rPr>
+                <w:rFonts w:hint="eastAsia"/>
+              </w:rPr>
+              <w:t>连接池维护的连接）</w:t>
             </w:r>
           </w:p>
         </w:tc>
@@ -7782,17 +7558,12 @@
       </w:r>
     </w:p>
     <w:p>
-      <w:pPr>
-        <w:rPr>
-          <w:rFonts w:hint="eastAsia"/>
-        </w:rPr>
-      </w:pPr>
       <w:r>
         <w:object w:dxaOrig="5774" w:dyaOrig="6984">
-          <v:shape id="_x0000_i1034" type="#_x0000_t75" style="width:289.15pt;height:349.05pt" o:ole="">
+          <v:shape id="_x0000_i1031" type="#_x0000_t75" style="width:289.5pt;height:349.5pt" o:ole="">
             <v:imagedata r:id="rId22" o:title=""/>
           </v:shape>
-          <o:OLEObject Type="Embed" ProgID="Visio.Drawing.11" ShapeID="_x0000_i1034" DrawAspect="Content" ObjectID="_1529130960" r:id="rId23"/>
+          <o:OLEObject Type="Embed" ProgID="Visio.Drawing.11" ShapeID="_x0000_i1031" DrawAspect="Content" ObjectID="_1529165936" r:id="rId23"/>
         </w:object>
       </w:r>
     </w:p>
@@ -8031,10 +7802,10 @@
       </w:pPr>
       <w:r>
         <w:object w:dxaOrig="5424" w:dyaOrig="8508">
-          <v:shape id="_x0000_i1033" type="#_x0000_t75" style="width:271.3pt;height:425.1pt" o:ole="">
+          <v:shape id="_x0000_i1032" type="#_x0000_t75" style="width:271.5pt;height:425.25pt" o:ole="">
             <v:imagedata r:id="rId24" o:title=""/>
           </v:shape>
-          <o:OLEObject Type="Embed" ProgID="Visio.Drawing.11" ShapeID="_x0000_i1033" DrawAspect="Content" ObjectID="_1529130961" r:id="rId25"/>
+          <o:OLEObject Type="Embed" ProgID="Visio.Drawing.11" ShapeID="_x0000_i1032" DrawAspect="Content" ObjectID="_1529165937" r:id="rId25"/>
         </w:object>
       </w:r>
       <w:r>
@@ -8259,21 +8030,28 @@
         <w:rPr>
           <w:rFonts w:hint="eastAsia"/>
         </w:rPr>
-        <w:t>场景添加节点</w:t>
+        <w:t>场景添加</w:t>
+      </w:r>
+      <w:r>
+        <w:rPr>
+          <w:rFonts w:hint="eastAsia"/>
+        </w:rPr>
+        <w:t>协调</w:t>
+      </w:r>
+      <w:r>
+        <w:rPr>
+          <w:rFonts w:hint="eastAsia"/>
+        </w:rPr>
+        <w:t>节点</w:t>
       </w:r>
     </w:p>
     <w:p>
-      <w:pPr>
-        <w:rPr>
-          <w:rFonts w:hint="eastAsia"/>
-        </w:rPr>
-      </w:pPr>
-      <w:r>
-        <w:object w:dxaOrig="5668" w:dyaOrig="5997">
-          <v:shape id="_x0000_i1030" type="#_x0000_t75" style="width:283.95pt;height:300.1pt" o:ole="">
+      <w:r>
+        <w:object w:dxaOrig="5667" w:dyaOrig="5997">
+          <v:shape id="_x0000_i1034" type="#_x0000_t75" style="width:284.25pt;height:300pt" o:ole="">
             <v:imagedata r:id="rId26" o:title=""/>
           </v:shape>
-          <o:OLEObject Type="Embed" ProgID="Visio.Drawing.11" ShapeID="_x0000_i1030" DrawAspect="Content" ObjectID="_1529130962" r:id="rId27"/>
+          <o:OLEObject Type="Embed" ProgID="Visio.Drawing.11" ShapeID="_x0000_i1034" DrawAspect="Content" ObjectID="_1529165938" r:id="rId27"/>
         </w:object>
       </w:r>
     </w:p>
@@ -8452,16 +8230,7 @@
               <w:rPr>
                 <w:rFonts w:hint="eastAsia"/>
               </w:rPr>
-              <w:t>返回</w:t>
-            </w:r>
-            <w:r>
-              <w:t>SDBCM_NODE_EXISTED</w:t>
-            </w:r>
-            <w:r>
-              <w:rPr>
-                <w:rFonts w:hint="eastAsia"/>
-              </w:rPr>
-              <w:t>错误码</w:t>
+              <w:t>直接返回</w:t>
             </w:r>
           </w:p>
         </w:tc>
@@ -8487,22 +8256,31 @@
         <w:rPr>
           <w:rFonts w:hint="eastAsia"/>
         </w:rPr>
-        <w:t>场景删除节点</w:t>
+        <w:t>场景删除</w:t>
+      </w:r>
+      <w:r>
+        <w:rPr>
+          <w:rFonts w:hint="eastAsia"/>
+        </w:rPr>
+        <w:t>协调</w:t>
+      </w:r>
+      <w:r>
+        <w:rPr>
+          <w:rFonts w:hint="eastAsia"/>
+        </w:rPr>
+        <w:t>节点</w:t>
       </w:r>
     </w:p>
     <w:p>
       <w:pPr>
         <w:ind w:left="0"/>
-        <w:rPr>
-          <w:rFonts w:hint="eastAsia"/>
-        </w:rPr>
-      </w:pPr>
-      <w:r>
-        <w:object w:dxaOrig="5668" w:dyaOrig="5997">
-          <v:shape id="_x0000_i1031" type="#_x0000_t75" style="width:283.95pt;height:300.1pt" o:ole="">
+      </w:pPr>
+      <w:r>
+        <w:object w:dxaOrig="5667" w:dyaOrig="5997">
+          <v:shape id="_x0000_i1035" type="#_x0000_t75" style="width:284.25pt;height:300pt" o:ole="">
             <v:imagedata r:id="rId28" o:title=""/>
           </v:shape>
-          <o:OLEObject Type="Embed" ProgID="Visio.Drawing.11" ShapeID="_x0000_i1031" DrawAspect="Content" ObjectID="_1529130963" r:id="rId29"/>
+          <o:OLEObject Type="Embed" ProgID="Visio.Drawing.11" ShapeID="_x0000_i1035" DrawAspect="Content" ObjectID="_1529165939" r:id="rId29"/>
         </w:object>
       </w:r>
     </w:p>
@@ -8685,25 +8463,7 @@
               <w:rPr>
                 <w:rFonts w:hint="eastAsia"/>
               </w:rPr>
-              <w:t>返回</w:t>
-            </w:r>
-            <w:r>
-              <w:t>SDBCM_NODE_</w:t>
-            </w:r>
-            <w:r>
-              <w:rPr>
-                <w:rFonts w:hint="eastAsia"/>
-              </w:rPr>
-              <w:t>NOT</w:t>
-            </w:r>
-            <w:r>
-              <w:t>EXISTED</w:t>
-            </w:r>
-            <w:r>
-              <w:rPr>
-                <w:rFonts w:hint="eastAsia"/>
-              </w:rPr>
-              <w:t>错误码</w:t>
+              <w:t>直接返回</w:t>
             </w:r>
           </w:p>
         </w:tc>
@@ -8805,11 +8565,6 @@
       </w:r>
     </w:p>
     <w:p>
-      <w:pPr>
-        <w:rPr>
-          <w:rFonts w:hint="eastAsia"/>
-        </w:rPr>
-      </w:pPr>
       <w:r>
         <w:rPr>
           <w:rFonts w:hint="eastAsia"/>
@@ -8899,7 +8654,6 @@
         <w:rPr>
           <w:rFonts w:hint="eastAsia"/>
         </w:rPr>
-        <w:lastRenderedPageBreak/>
         <w:t>对连接与节点之间的</w:t>
       </w:r>
       <w:r>
@@ -8964,6 +8718,7 @@
         <w:rPr>
           <w:rFonts w:hint="eastAsia"/>
         </w:rPr>
+        <w:lastRenderedPageBreak/>
         <w:t>同</w:t>
       </w:r>
       <w:r>
@@ -9599,11 +9354,6 @@
       </w:r>
     </w:p>
     <w:p>
-      <w:pPr>
-        <w:rPr>
-          <w:rFonts w:hint="eastAsia"/>
-        </w:rPr>
-      </w:pPr>
       <w:r>
         <w:rPr>
           <w:rFonts w:hint="eastAsia"/>
@@ -9780,7 +9530,13 @@
               <w:rPr>
                 <w:rFonts w:hint="eastAsia"/>
               </w:rPr>
-              <w:t>维护一个本地节点列表，从本地节点上分配连接</w:t>
+              <w:t>维护一个本地节点列表，从本地节点上</w:t>
+            </w:r>
+            <w:r>
+              <w:rPr>
+                <w:rFonts w:hint="eastAsia"/>
+              </w:rPr>
+              <w:t>按顺序分配连接。</w:t>
             </w:r>
           </w:p>
         </w:tc>
@@ -9928,9 +9684,6 @@
       <w:pPr>
         <w:pStyle w:val="ListParagraph"/>
         <w:ind w:left="777" w:firstLineChars="0" w:firstLine="0"/>
-        <w:rPr>
-          <w:rFonts w:hint="eastAsia"/>
-        </w:rPr>
       </w:pPr>
       <w:r>
         <w:rPr>
@@ -10111,9 +9864,6 @@
           <w:numId w:val="15"/>
         </w:numPr>
         <w:ind w:firstLineChars="0"/>
-        <w:rPr>
-          <w:rFonts w:hint="eastAsia"/>
-        </w:rPr>
       </w:pPr>
       <w:r>
         <w:rPr>

--- a/internal_doc/03.开发设计/C++驱动连接池/Story_C++连接池.docx
+++ b/internal_doc/03.开发设计/C++驱动连接池/Story_C++连接池.docx
@@ -907,13 +907,19 @@
               <w:rPr>
                 <w:rFonts w:hint="eastAsia"/>
               </w:rPr>
-              <w:t>DATASOURCE</w:t>
+              <w:t>DS</w:t>
             </w:r>
             <w:r>
               <w:rPr>
                 <w:rFonts w:hint="eastAsia"/>
               </w:rPr>
               <w:t>_</w:t>
+            </w:r>
+            <w:r>
+              <w:rPr>
+                <w:rFonts w:hint="eastAsia"/>
+              </w:rPr>
+              <w:t>STG_</w:t>
             </w:r>
             <w:r>
               <w:rPr>
@@ -998,7 +1004,13 @@
               <w:rPr>
                 <w:rFonts w:hint="eastAsia"/>
               </w:rPr>
-              <w:t>DATASOURCE_</w:t>
+              <w:t>DS_STG</w:t>
+            </w:r>
+            <w:r>
+              <w:rPr>
+                <w:rFonts w:hint="eastAsia"/>
+              </w:rPr>
+              <w:t>_</w:t>
             </w:r>
             <w:r>
               <w:rPr>
@@ -1083,8 +1095,13 @@
               <w:rPr>
                 <w:rFonts w:hint="eastAsia"/>
               </w:rPr>
-              <w:lastRenderedPageBreak/>
-              <w:t>DATASOURCE_</w:t>
+              <w:t>DS_STG</w:t>
+            </w:r>
+            <w:r>
+              <w:rPr>
+                <w:rFonts w:hint="eastAsia"/>
+              </w:rPr>
+              <w:t>_</w:t>
             </w:r>
             <w:r>
               <w:rPr>
@@ -1169,7 +1186,14 @@
               <w:rPr>
                 <w:rFonts w:hint="eastAsia"/>
               </w:rPr>
-              <w:t>DATASOURCE_</w:t>
+              <w:lastRenderedPageBreak/>
+              <w:t>DS_STG</w:t>
+            </w:r>
+            <w:r>
+              <w:rPr>
+                <w:rFonts w:hint="eastAsia"/>
+              </w:rPr>
+              <w:t>_</w:t>
             </w:r>
             <w:r>
               <w:rPr>
@@ -1967,218 +1991,106 @@
               <w:rPr>
                 <w:rFonts w:hint="eastAsia"/>
               </w:rPr>
+              <w:t>_preCreateCount</w:t>
+            </w:r>
+          </w:p>
+        </w:tc>
+        <w:tc>
+          <w:tcPr>
+            <w:tcW w:w="2268" w:type="dxa"/>
+          </w:tcPr>
+          <w:p>
+            <w:pPr>
+              <w:ind w:left="0"/>
+            </w:pPr>
+            <w:r>
+              <w:rPr>
+                <w:rFonts w:hint="eastAsia"/>
+              </w:rPr>
+              <w:t>当空闲连接可用数小于某个数后，预先启用创建连接线程</w:t>
+            </w:r>
+          </w:p>
+        </w:tc>
+        <w:tc>
+          <w:tcPr>
+            <w:tcW w:w="1604" w:type="dxa"/>
+          </w:tcPr>
+          <w:p>
+            <w:pPr>
+              <w:ind w:left="0"/>
+            </w:pPr>
+            <w:r>
+              <w:rPr>
+                <w:rFonts w:hint="eastAsia"/>
+              </w:rPr>
+              <w:t>UINT32</w:t>
+            </w:r>
+          </w:p>
+        </w:tc>
+        <w:tc>
+          <w:tcPr>
+            <w:tcW w:w="756" w:type="dxa"/>
+          </w:tcPr>
+          <w:p>
+            <w:pPr>
+              <w:ind w:left="0"/>
+            </w:pPr>
+            <w:r>
+              <w:rPr>
+                <w:rFonts w:hint="eastAsia"/>
+              </w:rPr>
+              <w:t>2</w:t>
+            </w:r>
+          </w:p>
+        </w:tc>
+        <w:tc>
+          <w:tcPr>
+            <w:tcW w:w="2113" w:type="dxa"/>
+          </w:tcPr>
+          <w:p>
+            <w:pPr>
+              <w:ind w:left="0"/>
+            </w:pPr>
+            <w:r>
+              <w:rPr>
+                <w:rFonts w:hint="eastAsia"/>
+                <w:color w:val="FF0000"/>
+              </w:rPr>
+              <w:t>该值应小于</w:t>
+            </w:r>
+            <w:r>
+              <w:rPr>
+                <w:rFonts w:hint="eastAsia"/>
+                <w:color w:val="FF0000"/>
+              </w:rPr>
               <w:t>_</w:t>
             </w:r>
             <w:r>
-              <w:t>keepAliveTimeout</w:t>
-            </w:r>
-          </w:p>
-        </w:tc>
-        <w:tc>
-          <w:tcPr>
-            <w:tcW w:w="2268" w:type="dxa"/>
-          </w:tcPr>
-          <w:p>
-            <w:pPr>
-              <w:ind w:left="0"/>
-            </w:pPr>
-            <w:r>
-              <w:rPr>
-                <w:rFonts w:hint="eastAsia"/>
-              </w:rPr>
-              <w:t>当一个连接闲置（长时间没有收发消息）超过</w:t>
-            </w:r>
-            <w:r>
-              <w:rPr>
-                <w:rFonts w:hint="eastAsia"/>
-              </w:rPr>
-              <w:t>_</w:t>
-            </w:r>
-            <w:r>
-              <w:t>keepAliveTimeout</w:t>
-            </w:r>
-            <w:r>
-              <w:rPr>
-                <w:rFonts w:hint="eastAsia"/>
-              </w:rPr>
-              <w:t>时间，连接池丢弃该连接。该选项默认值为</w:t>
-            </w:r>
-            <w:r>
-              <w:rPr>
-                <w:rFonts w:hint="eastAsia"/>
-              </w:rPr>
-              <w:t>0</w:t>
-            </w:r>
-            <w:r>
-              <w:rPr>
-                <w:rFonts w:hint="eastAsia"/>
-              </w:rPr>
-              <w:t>秒，表示默认情况下不检测连接的存活时间。当启用该选项，其值应该大于检测周期</w:t>
-            </w:r>
-            <w:r>
-              <w:t>check</w:t>
-            </w:r>
-            <w:r>
-              <w:rPr>
-                <w:rFonts w:hint="eastAsia"/>
-              </w:rPr>
-              <w:t>Interval</w:t>
-            </w:r>
-            <w:r>
-              <w:rPr>
-                <w:rFonts w:hint="eastAsia"/>
-              </w:rPr>
-              <w:t>。建议其值至少设置为两倍</w:t>
-            </w:r>
-            <w:r>
-              <w:t>check</w:t>
-            </w:r>
-            <w:r>
-              <w:rPr>
-                <w:rFonts w:hint="eastAsia"/>
-              </w:rPr>
-              <w:t>Interval</w:t>
-            </w:r>
-            <w:r>
-              <w:rPr>
-                <w:rFonts w:hint="eastAsia"/>
-              </w:rPr>
-              <w:t>的值。</w:t>
-            </w:r>
-          </w:p>
-        </w:tc>
-        <w:tc>
-          <w:tcPr>
-            <w:tcW w:w="1604" w:type="dxa"/>
-          </w:tcPr>
-          <w:p>
-            <w:pPr>
-              <w:ind w:left="0"/>
-            </w:pPr>
-            <w:r>
-              <w:rPr>
-                <w:rFonts w:hint="eastAsia"/>
-              </w:rPr>
-              <w:t>UINT32</w:t>
-            </w:r>
-          </w:p>
-        </w:tc>
-        <w:tc>
-          <w:tcPr>
-            <w:tcW w:w="756" w:type="dxa"/>
-          </w:tcPr>
-          <w:p>
-            <w:pPr>
-              <w:ind w:left="0"/>
               <w:rPr>
                 <w:color w:val="FF0000"/>
               </w:rPr>
-            </w:pPr>
+              <w:t>deltaIncCount</w:t>
+            </w:r>
             <w:r>
               <w:rPr>
                 <w:rFonts w:hint="eastAsia"/>
                 <w:color w:val="FF0000"/>
               </w:rPr>
-              <w:t>0</w:t>
+              <w:t xml:space="preserve">, </w:t>
             </w:r>
             <w:r>
               <w:rPr>
                 <w:rFonts w:hint="eastAsia"/>
                 <w:color w:val="FF0000"/>
               </w:rPr>
-              <w:t>秒</w:t>
-            </w:r>
-          </w:p>
-        </w:tc>
-        <w:tc>
-          <w:tcPr>
-            <w:tcW w:w="2113" w:type="dxa"/>
-          </w:tcPr>
-          <w:p>
-            <w:pPr>
-              <w:ind w:left="0"/>
+              <w:t>否则返回</w:t>
+            </w:r>
+            <w:r>
               <w:rPr>
                 <w:color w:val="FF0000"/>
               </w:rPr>
-            </w:pPr>
-            <w:r>
-              <w:rPr>
-                <w:rFonts w:hint="eastAsia"/>
-                <w:color w:val="FF0000"/>
-              </w:rPr>
-              <w:t>keepAliveTimeout</w:t>
-            </w:r>
-            <w:r>
-              <w:rPr>
-                <w:rFonts w:hint="eastAsia"/>
-                <w:color w:val="FF0000"/>
-              </w:rPr>
-              <w:t>不为</w:t>
-            </w:r>
-            <w:r>
-              <w:rPr>
-                <w:rFonts w:hint="eastAsia"/>
-                <w:color w:val="FF0000"/>
-              </w:rPr>
-              <w:t>0</w:t>
-            </w:r>
-            <w:r>
-              <w:rPr>
-                <w:rFonts w:hint="eastAsia"/>
-                <w:color w:val="FF0000"/>
-              </w:rPr>
-              <w:t>时，</w:t>
-            </w:r>
-            <w:r>
-              <w:rPr>
-                <w:rFonts w:hint="eastAsia"/>
-                <w:color w:val="FF0000"/>
-              </w:rPr>
-              <w:t xml:space="preserve"> </w:t>
-            </w:r>
-            <w:r>
-              <w:rPr>
-                <w:rFonts w:hint="eastAsia"/>
-                <w:color w:val="FF0000"/>
-              </w:rPr>
-              <w:t>若小于</w:t>
-            </w:r>
-            <w:r>
-              <w:rPr>
-                <w:rFonts w:hint="eastAsia"/>
-                <w:color w:val="FF0000"/>
-              </w:rPr>
-              <w:t xml:space="preserve">_checkInterval, </w:t>
-            </w:r>
-            <w:r>
-              <w:rPr>
-                <w:rFonts w:hint="eastAsia"/>
-                <w:color w:val="FF0000"/>
-              </w:rPr>
-              <w:t>返回</w:t>
-            </w:r>
-            <w:r>
-              <w:rPr>
-                <w:rFonts w:hint="eastAsia"/>
-                <w:color w:val="FF0000"/>
-              </w:rPr>
-              <w:t>SDB_DATASOURCE_KEEPALIVETIME_INVALID</w:t>
-            </w:r>
-            <w:r>
-              <w:rPr>
-                <w:rFonts w:hint="eastAsia"/>
-                <w:color w:val="FF0000"/>
-              </w:rPr>
-              <w:t>错误码</w:t>
-            </w:r>
-          </w:p>
-          <w:p>
-            <w:pPr>
-              <w:ind w:left="0"/>
-              <w:rPr>
-                <w:color w:val="FF0000"/>
-              </w:rPr>
-            </w:pPr>
+              <w:t>SDB_INVALIDARG</w:t>
+            </w:r>
           </w:p>
         </w:tc>
       </w:tr>
@@ -2238,7 +2150,7 @@
               <w:rPr>
                 <w:rFonts w:hint="eastAsia"/>
               </w:rPr>
-              <w:t>。———</w:t>
+              <w:t>。</w:t>
             </w:r>
             <w:r>
               <w:rPr>
@@ -2415,14 +2327,174 @@
               <w:rPr>
                 <w:rFonts w:hint="eastAsia"/>
               </w:rPr>
-              <w:t>地址列表。该参数指定了连接池同</w:t>
+              <w:t>地址列表。该参数指定了连接池同步</w:t>
+            </w:r>
+            <w:r>
+              <w:rPr>
+                <w:rFonts w:hint="eastAsia"/>
+              </w:rPr>
+              <w:t>coord</w:t>
+            </w:r>
+            <w:r>
+              <w:rPr>
+                <w:rFonts w:hint="eastAsia"/>
+              </w:rPr>
+              <w:t>地址列表的周期。每次向</w:t>
+            </w:r>
+            <w:r>
+              <w:rPr>
+                <w:rFonts w:hint="eastAsia"/>
+              </w:rPr>
+              <w:t>catalog</w:t>
+            </w:r>
+            <w:r>
+              <w:rPr>
+                <w:rFonts w:hint="eastAsia"/>
+              </w:rPr>
+              <w:t>同步到的</w:t>
+            </w:r>
+            <w:r>
+              <w:rPr>
+                <w:rFonts w:hint="eastAsia"/>
+              </w:rPr>
+              <w:t>coord</w:t>
+            </w:r>
+            <w:r>
+              <w:rPr>
+                <w:rFonts w:hint="eastAsia"/>
+              </w:rPr>
+              <w:t>地址都会覆盖连接池本地的地址列表。若用户希望自己指定</w:t>
+            </w:r>
+            <w:r>
+              <w:rPr>
+                <w:rFonts w:hint="eastAsia"/>
+              </w:rPr>
+              <w:t>coord</w:t>
+            </w:r>
+            <w:r>
+              <w:rPr>
+                <w:rFonts w:hint="eastAsia"/>
+              </w:rPr>
+              <w:t>地址，可将此参数设置为</w:t>
+            </w:r>
+            <w:r>
+              <w:rPr>
+                <w:rFonts w:hint="eastAsia"/>
+              </w:rPr>
+              <w:t>0</w:t>
+            </w:r>
+            <w:r>
+              <w:rPr>
+                <w:rFonts w:hint="eastAsia"/>
+              </w:rPr>
+              <w:t>，并手工往连接池增删地址。</w:t>
+            </w:r>
+          </w:p>
+        </w:tc>
+        <w:tc>
+          <w:tcPr>
+            <w:tcW w:w="1604" w:type="dxa"/>
+          </w:tcPr>
+          <w:p>
+            <w:pPr>
+              <w:ind w:left="0"/>
+            </w:pPr>
+            <w:r>
+              <w:rPr>
+                <w:rFonts w:hint="eastAsia"/>
+              </w:rPr>
+              <w:t>UINT32</w:t>
+            </w:r>
+          </w:p>
+        </w:tc>
+        <w:tc>
+          <w:tcPr>
+            <w:tcW w:w="756" w:type="dxa"/>
+          </w:tcPr>
+          <w:p>
+            <w:pPr>
+              <w:ind w:left="0"/>
+            </w:pPr>
+            <w:r>
+              <w:rPr>
+                <w:rFonts w:hint="eastAsia"/>
+              </w:rPr>
+              <w:t>30s</w:t>
+            </w:r>
+          </w:p>
+        </w:tc>
+        <w:tc>
+          <w:tcPr>
+            <w:tcW w:w="2113" w:type="dxa"/>
+          </w:tcPr>
+          <w:p>
+            <w:pPr>
+              <w:ind w:left="0"/>
+              <w:rPr>
+                <w:color w:val="FF0000"/>
+              </w:rPr>
+            </w:pPr>
+            <w:r>
+              <w:rPr>
+                <w:rFonts w:hint="eastAsia"/>
+                <w:color w:val="FF0000"/>
+              </w:rPr>
+              <w:t>范围：</w:t>
+            </w:r>
+            <w:r>
+              <w:rPr>
+                <w:rFonts w:hint="eastAsia"/>
+                <w:color w:val="FF0000"/>
+              </w:rPr>
+              <w:t>_syncCoordInterval&gt;0</w:t>
+            </w:r>
+          </w:p>
+        </w:tc>
+      </w:tr>
+      <w:tr>
+        <w:tc>
+          <w:tcPr>
+            <w:tcW w:w="2161" w:type="dxa"/>
+          </w:tcPr>
+          <w:p>
+            <w:pPr>
+              <w:ind w:left="0"/>
+              <w:rPr>
+                <w:rFonts w:hint="eastAsia"/>
+              </w:rPr>
+            </w:pPr>
+            <w:r>
+              <w:rPr>
+                <w:rFonts w:hint="eastAsia"/>
+              </w:rPr>
+              <w:t>_checkUnnormalCoor</w:t>
             </w:r>
             <w:r>
               <w:rPr>
                 <w:rFonts w:hint="eastAsia"/>
               </w:rPr>
               <w:lastRenderedPageBreak/>
-              <w:t>步</w:t>
+              <w:t>dInterval</w:t>
+            </w:r>
+          </w:p>
+        </w:tc>
+        <w:tc>
+          <w:tcPr>
+            <w:tcW w:w="2268" w:type="dxa"/>
+          </w:tcPr>
+          <w:p>
+            <w:pPr>
+              <w:ind w:left="0"/>
+              <w:rPr>
+                <w:rFonts w:hint="eastAsia"/>
+              </w:rPr>
+            </w:pPr>
+            <w:r>
+              <w:rPr>
+                <w:rFonts w:hint="eastAsia"/>
+              </w:rPr>
+              <w:lastRenderedPageBreak/>
+              <w:t>对异常</w:t>
             </w:r>
             <w:r>
               <w:rPr>
@@ -2434,55 +2506,20 @@
               <w:rPr>
                 <w:rFonts w:hint="eastAsia"/>
               </w:rPr>
-              <w:t>地址列表的周期。每次向</w:t>
-            </w:r>
-            <w:r>
-              <w:rPr>
-                <w:rFonts w:hint="eastAsia"/>
-              </w:rPr>
-              <w:t>catalog</w:t>
-            </w:r>
-            <w:r>
-              <w:rPr>
-                <w:rFonts w:hint="eastAsia"/>
-              </w:rPr>
-              <w:t>同步到的</w:t>
-            </w:r>
-            <w:r>
-              <w:rPr>
-                <w:rFonts w:hint="eastAsia"/>
-              </w:rPr>
-              <w:t>coord</w:t>
-            </w:r>
-            <w:r>
-              <w:rPr>
-                <w:rFonts w:hint="eastAsia"/>
-              </w:rPr>
-              <w:t>地址都会覆盖连接池本地的地址列表。若用户希望自己指定</w:t>
-            </w:r>
-            <w:r>
-              <w:rPr>
-                <w:rFonts w:hint="eastAsia"/>
-              </w:rPr>
-              <w:t>coord</w:t>
-            </w:r>
-            <w:r>
-              <w:rPr>
-                <w:rFonts w:hint="eastAsia"/>
-              </w:rPr>
-              <w:t>地址，可将此参数设置为</w:t>
-            </w:r>
-            <w:r>
-              <w:rPr>
-                <w:rFonts w:hint="eastAsia"/>
-              </w:rPr>
-              <w:t>0</w:t>
-            </w:r>
-            <w:r>
-              <w:rPr>
-                <w:rFonts w:hint="eastAsia"/>
-              </w:rPr>
-              <w:t>，并手工往连接池增删地址。</w:t>
+              <w:t>节点定期</w:t>
+            </w:r>
+            <w:r>
+              <w:rPr>
+                <w:rFonts w:hint="eastAsia"/>
+              </w:rPr>
+              <w:lastRenderedPageBreak/>
+              <w:t>检测</w:t>
+            </w:r>
+            <w:r>
+              <w:rPr>
+                <w:rFonts w:hint="eastAsia"/>
+              </w:rPr>
+              <w:t>，如果节点恢复正常则将节点加入正常节点列表</w:t>
             </w:r>
           </w:p>
         </w:tc>
@@ -2493,6 +2530,9 @@
           <w:p>
             <w:pPr>
               <w:ind w:left="0"/>
+              <w:rPr>
+                <w:rFonts w:hint="eastAsia"/>
+              </w:rPr>
             </w:pPr>
             <w:r>
               <w:rPr>
@@ -2510,6 +2550,9 @@
           <w:p>
             <w:pPr>
               <w:ind w:left="0"/>
+              <w:rPr>
+                <w:rFonts w:hint="eastAsia"/>
+              </w:rPr>
             </w:pPr>
             <w:r>
               <w:rPr>
@@ -2527,6 +2570,7 @@
             <w:pPr>
               <w:ind w:left="0"/>
               <w:rPr>
+                <w:rFonts w:hint="eastAsia"/>
                 <w:color w:val="FF0000"/>
               </w:rPr>
             </w:pPr>
@@ -2542,7 +2586,34 @@
                 <w:rFonts w:hint="eastAsia"/>
                 <w:color w:val="FF0000"/>
               </w:rPr>
-              <w:t>_syncCoordInterval&gt;0</w:t>
+              <w:t>_</w:t>
+            </w:r>
+            <w:r>
+              <w:rPr>
+                <w:rFonts w:hint="eastAsia"/>
+              </w:rPr>
+              <w:t xml:space="preserve"> </w:t>
+            </w:r>
+            <w:r>
+              <w:rPr>
+                <w:rFonts w:hint="eastAsia"/>
+              </w:rPr>
+              <w:lastRenderedPageBreak/>
+              <w:t>_</w:t>
+            </w:r>
+            <w:r>
+              <w:rPr>
+                <w:rFonts w:hint="eastAsia"/>
+                <w:color w:val="FF0000"/>
+              </w:rPr>
+              <w:t>checkUnnormalCoordInterval</w:t>
+            </w:r>
+            <w:r>
+              <w:rPr>
+                <w:rFonts w:hint="eastAsia"/>
+                <w:color w:val="FF0000"/>
+              </w:rPr>
+              <w:t xml:space="preserve"> &gt;0</w:t>
             </w:r>
           </w:p>
         </w:tc>
@@ -2561,7 +2632,10 @@
                 <w:rFonts w:hint="eastAsia"/>
               </w:rPr>
               <w:lastRenderedPageBreak/>
-              <w:t>_checkOutValid</w:t>
+              <w:t>_</w:t>
+            </w:r>
+            <w:r>
+              <w:t>keepAliveTimeout</w:t>
             </w:r>
           </w:p>
         </w:tc>
@@ -2577,13 +2651,64 @@
               <w:rPr>
                 <w:rFonts w:hint="eastAsia"/>
               </w:rPr>
-              <w:t>指示连接出池时是否必须检验连接的有效性，默认为</w:t>
-            </w:r>
-            <w:r>
-              <w:rPr>
-                <w:rFonts w:hint="eastAsia"/>
-              </w:rPr>
-              <w:t>TURE</w:t>
+              <w:t>当一个连接闲置（长时间没有收发消息）超过</w:t>
+            </w:r>
+            <w:r>
+              <w:rPr>
+                <w:rFonts w:hint="eastAsia"/>
+              </w:rPr>
+              <w:t>_</w:t>
+            </w:r>
+            <w:r>
+              <w:t>keepAliveTimeout</w:t>
+            </w:r>
+            <w:r>
+              <w:rPr>
+                <w:rFonts w:hint="eastAsia"/>
+              </w:rPr>
+              <w:t>时间，连接池丢弃该连接。该选项默认值为</w:t>
+            </w:r>
+            <w:r>
+              <w:rPr>
+                <w:rFonts w:hint="eastAsia"/>
+              </w:rPr>
+              <w:t>0</w:t>
+            </w:r>
+            <w:r>
+              <w:rPr>
+                <w:rFonts w:hint="eastAsia"/>
+              </w:rPr>
+              <w:t>秒，表示默认情况下不检测连接的存活时间。当启用该选项，其值应该大于检测周期</w:t>
+            </w:r>
+            <w:r>
+              <w:t>check</w:t>
+            </w:r>
+            <w:r>
+              <w:rPr>
+                <w:rFonts w:hint="eastAsia"/>
+              </w:rPr>
+              <w:t>Interval</w:t>
+            </w:r>
+            <w:r>
+              <w:rPr>
+                <w:rFonts w:hint="eastAsia"/>
+              </w:rPr>
+              <w:t>。建议其值至少设置为两倍</w:t>
+            </w:r>
+            <w:r>
+              <w:t>check</w:t>
+            </w:r>
+            <w:r>
+              <w:rPr>
+                <w:rFonts w:hint="eastAsia"/>
+              </w:rPr>
+              <w:t>Interval</w:t>
+            </w:r>
+            <w:r>
+              <w:rPr>
+                <w:rFonts w:hint="eastAsia"/>
+              </w:rPr>
+              <w:t>的值。</w:t>
             </w:r>
           </w:p>
         </w:tc>
@@ -2599,7 +2724,7 @@
               <w:rPr>
                 <w:rFonts w:hint="eastAsia"/>
               </w:rPr>
-              <w:t>BOOLEAN</w:t>
+              <w:t>UINT32</w:t>
             </w:r>
           </w:p>
         </w:tc>
@@ -2610,12 +2735,23 @@
           <w:p>
             <w:pPr>
               <w:ind w:left="0"/>
-            </w:pPr>
-            <w:r>
-              <w:rPr>
-                <w:rFonts w:hint="eastAsia"/>
-              </w:rPr>
-              <w:t>TRUE</w:t>
+              <w:rPr>
+                <w:color w:val="FF0000"/>
+              </w:rPr>
+            </w:pPr>
+            <w:r>
+              <w:rPr>
+                <w:rFonts w:hint="eastAsia"/>
+                <w:color w:val="FF0000"/>
+              </w:rPr>
+              <w:t>0</w:t>
+            </w:r>
+            <w:r>
+              <w:rPr>
+                <w:rFonts w:hint="eastAsia"/>
+                <w:color w:val="FF0000"/>
+              </w:rPr>
+              <w:t>秒</w:t>
             </w:r>
           </w:p>
         </w:tc>
@@ -2626,16 +2762,87 @@
           <w:p>
             <w:pPr>
               <w:ind w:left="0"/>
-            </w:pPr>
-          </w:p>
-          <w:p>
-            <w:pPr>
-              <w:ind w:left="0"/>
-            </w:pPr>
-          </w:p>
-          <w:p>
-            <w:pPr>
-              <w:ind w:left="0"/>
+              <w:rPr>
+                <w:color w:val="FF0000"/>
+              </w:rPr>
+            </w:pPr>
+            <w:r>
+              <w:rPr>
+                <w:rFonts w:hint="eastAsia"/>
+                <w:color w:val="FF0000"/>
+              </w:rPr>
+              <w:t>keepAliveTimeout</w:t>
+            </w:r>
+            <w:r>
+              <w:rPr>
+                <w:rFonts w:hint="eastAsia"/>
+                <w:color w:val="FF0000"/>
+              </w:rPr>
+              <w:t>不为</w:t>
+            </w:r>
+            <w:r>
+              <w:rPr>
+                <w:rFonts w:hint="eastAsia"/>
+                <w:color w:val="FF0000"/>
+              </w:rPr>
+              <w:t>0</w:t>
+            </w:r>
+            <w:r>
+              <w:rPr>
+                <w:rFonts w:hint="eastAsia"/>
+                <w:color w:val="FF0000"/>
+              </w:rPr>
+              <w:t>时，</w:t>
+            </w:r>
+            <w:r>
+              <w:rPr>
+                <w:rFonts w:hint="eastAsia"/>
+                <w:color w:val="FF0000"/>
+              </w:rPr>
+              <w:t xml:space="preserve"> </w:t>
+            </w:r>
+            <w:r>
+              <w:rPr>
+                <w:rFonts w:hint="eastAsia"/>
+                <w:color w:val="FF0000"/>
+              </w:rPr>
+              <w:t>若小于</w:t>
+            </w:r>
+            <w:r>
+              <w:rPr>
+                <w:rFonts w:hint="eastAsia"/>
+                <w:color w:val="FF0000"/>
+              </w:rPr>
+              <w:t xml:space="preserve">_checkInterval, </w:t>
+            </w:r>
+            <w:r>
+              <w:rPr>
+                <w:rFonts w:hint="eastAsia"/>
+                <w:color w:val="FF0000"/>
+              </w:rPr>
+              <w:t>返回</w:t>
+            </w:r>
+            <w:r>
+              <w:rPr>
+                <w:rFonts w:hint="eastAsia"/>
+                <w:color w:val="FF0000"/>
+              </w:rPr>
+              <w:t>SDB_DATASOURCE_KEEPALIVETIME_INVALID</w:t>
+            </w:r>
+            <w:r>
+              <w:rPr>
+                <w:rFonts w:hint="eastAsia"/>
+                <w:color w:val="FF0000"/>
+              </w:rPr>
+              <w:t>错误码</w:t>
+            </w:r>
+          </w:p>
+          <w:p>
+            <w:pPr>
+              <w:ind w:left="0"/>
+              <w:rPr>
+                <w:color w:val="FF0000"/>
+              </w:rPr>
             </w:pPr>
           </w:p>
         </w:tc>
@@ -2653,7 +2860,7 @@
               <w:rPr>
                 <w:rFonts w:hint="eastAsia"/>
               </w:rPr>
-              <w:t>_connStrategy</w:t>
+              <w:t>_checkOutValid</w:t>
             </w:r>
           </w:p>
         </w:tc>
@@ -2669,7 +2876,13 @@
               <w:rPr>
                 <w:rFonts w:hint="eastAsia"/>
               </w:rPr>
-              <w:t>分配连接的策略，目前有四种：顺序、随机、本地、均衡</w:t>
+              <w:t>指示连接出池时是否必须检验连接的有效性，默认为</w:t>
+            </w:r>
+            <w:r>
+              <w:rPr>
+                <w:rFonts w:hint="eastAsia"/>
+              </w:rPr>
+              <w:t>TURE</w:t>
             </w:r>
           </w:p>
         </w:tc>
@@ -2681,6 +2894,12 @@
             <w:pPr>
               <w:ind w:left="0"/>
             </w:pPr>
+            <w:r>
+              <w:rPr>
+                <w:rFonts w:hint="eastAsia"/>
+              </w:rPr>
+              <w:t>BOOLEAN</w:t>
+            </w:r>
           </w:p>
         </w:tc>
         <w:tc>
@@ -2695,7 +2914,7 @@
               <w:rPr>
                 <w:rFonts w:hint="eastAsia"/>
               </w:rPr>
-              <w:t>均衡</w:t>
+              <w:t>TRUE</w:t>
             </w:r>
           </w:p>
         </w:tc>
@@ -2708,7 +2927,16 @@
               <w:ind w:left="0"/>
             </w:pPr>
           </w:p>
-          <w:p/>
+          <w:p>
+            <w:pPr>
+              <w:ind w:left="0"/>
+            </w:pPr>
+          </w:p>
+          <w:p>
+            <w:pPr>
+              <w:ind w:left="0"/>
+            </w:pPr>
+          </w:p>
         </w:tc>
       </w:tr>
       <w:tr>
@@ -2724,7 +2952,13 @@
               <w:rPr>
                 <w:rFonts w:hint="eastAsia"/>
               </w:rPr>
-              <w:t>_createConnRetryTime</w:t>
+              <w:t>_s</w:t>
+            </w:r>
+            <w:r>
+              <w:rPr>
+                <w:rFonts w:hint="eastAsia"/>
+              </w:rPr>
+              <w:t>trategy</w:t>
             </w:r>
           </w:p>
         </w:tc>
@@ -2740,7 +2974,7 @@
               <w:rPr>
                 <w:rFonts w:hint="eastAsia"/>
               </w:rPr>
-              <w:t>在一个协调节点建立连接失败后重试次数</w:t>
+              <w:t>分配连接的策略，目前有四种：顺序、随机、本地、均衡</w:t>
             </w:r>
           </w:p>
         </w:tc>
@@ -2756,8 +2990,13 @@
               <w:rPr>
                 <w:rFonts w:hint="eastAsia"/>
               </w:rPr>
-              <w:t>UINT32</w:t>
-            </w:r>
+              <w:t>DATASOURCE_STRATEGY</w:t>
+            </w:r>
+          </w:p>
+          <w:p>
+            <w:pPr>
+              <w:ind w:left="0"/>
+            </w:pPr>
           </w:p>
         </w:tc>
         <w:tc>
@@ -2772,7 +3011,7 @@
               <w:rPr>
                 <w:rFonts w:hint="eastAsia"/>
               </w:rPr>
-              <w:t>3</w:t>
+              <w:t>均衡</w:t>
             </w:r>
           </w:p>
         </w:tc>
@@ -2785,6 +3024,7 @@
               <w:ind w:left="0"/>
             </w:pPr>
           </w:p>
+          <w:p/>
         </w:tc>
       </w:tr>
       <w:tr>
@@ -2800,7 +3040,7 @@
               <w:rPr>
                 <w:rFonts w:hint="eastAsia"/>
               </w:rPr>
-              <w:t>_preCreateNum</w:t>
+              <w:t>_createConnRetryTime</w:t>
             </w:r>
           </w:p>
         </w:tc>
@@ -2816,7 +3056,7 @@
               <w:rPr>
                 <w:rFonts w:hint="eastAsia"/>
               </w:rPr>
-              <w:t>当空闲连接可用数小于某个数后，预先启用创建连接线程</w:t>
+              <w:t>在一个协调节点建立连接失败后重试次数</w:t>
             </w:r>
           </w:p>
         </w:tc>
@@ -2848,7 +3088,7 @@
               <w:rPr>
                 <w:rFonts w:hint="eastAsia"/>
               </w:rPr>
-              <w:t>2</w:t>
+              <w:t>3</w:t>
             </w:r>
           </w:p>
         </w:tc>
@@ -2860,36 +3100,6 @@
             <w:pPr>
               <w:ind w:left="0"/>
             </w:pPr>
-            <w:r>
-              <w:rPr>
-                <w:rFonts w:hint="eastAsia"/>
-              </w:rPr>
-              <w:t>该值应小于</w:t>
-            </w:r>
-            <w:r>
-              <w:rPr>
-                <w:rFonts w:hint="eastAsia"/>
-              </w:rPr>
-              <w:t>_</w:t>
-            </w:r>
-            <w:r>
-              <w:t>deltaIncCount</w:t>
-            </w:r>
-            <w:r>
-              <w:rPr>
-                <w:rFonts w:hint="eastAsia"/>
-              </w:rPr>
-              <w:t xml:space="preserve">, </w:t>
-            </w:r>
-            <w:r>
-              <w:rPr>
-                <w:rFonts w:hint="eastAsia"/>
-              </w:rPr>
-              <w:t>否则返回</w:t>
-            </w:r>
-            <w:r>
-              <w:t>SDB_INVALIDARG</w:t>
-            </w:r>
           </w:p>
         </w:tc>
       </w:tr>
@@ -3018,6 +3228,1093 @@
             <w:pPr>
               <w:ind w:left="0"/>
             </w:pPr>
+          </w:p>
+        </w:tc>
+      </w:tr>
+    </w:tbl>
+    <w:p>
+      <w:pPr>
+        <w:ind w:left="0"/>
+        <w:rPr>
+          <w:rFonts w:hint="eastAsia"/>
+        </w:rPr>
+      </w:pPr>
+    </w:p>
+    <w:p>
+      <w:pPr>
+        <w:pStyle w:val="ListParagraph"/>
+        <w:ind w:left="777" w:firstLineChars="0" w:firstLine="0"/>
+        <w:rPr>
+          <w:rFonts w:hint="eastAsia"/>
+        </w:rPr>
+      </w:pPr>
+    </w:p>
+    <w:tbl>
+      <w:tblPr>
+        <w:tblStyle w:val="TableGrid"/>
+        <w:tblW w:w="8179" w:type="dxa"/>
+        <w:tblInd w:w="357" w:type="dxa"/>
+        <w:tblLayout w:type="fixed"/>
+        <w:tblLook w:val="04A0"/>
+      </w:tblPr>
+      <w:tblGrid>
+        <w:gridCol w:w="2303"/>
+        <w:gridCol w:w="2254"/>
+        <w:gridCol w:w="14"/>
+        <w:gridCol w:w="978"/>
+        <w:gridCol w:w="14"/>
+        <w:gridCol w:w="2602"/>
+        <w:gridCol w:w="14"/>
+      </w:tblGrid>
+      <w:tr>
+        <w:tc>
+          <w:tcPr>
+            <w:tcW w:w="2303" w:type="dxa"/>
+          </w:tcPr>
+          <w:p>
+            <w:pPr>
+              <w:ind w:left="0"/>
+              <w:rPr>
+                <w:color w:val="FF0000"/>
+              </w:rPr>
+            </w:pPr>
+            <w:r>
+              <w:rPr>
+                <w:rFonts w:hint="eastAsia"/>
+                <w:color w:val="FF0000"/>
+              </w:rPr>
+              <w:t>对外</w:t>
+            </w:r>
+            <w:r>
+              <w:rPr>
+                <w:rFonts w:hint="eastAsia"/>
+                <w:color w:val="FF0000"/>
+              </w:rPr>
+              <w:t>接口</w:t>
+            </w:r>
+          </w:p>
+        </w:tc>
+        <w:tc>
+          <w:tcPr>
+            <w:tcW w:w="2268" w:type="dxa"/>
+            <w:gridSpan w:val="2"/>
+          </w:tcPr>
+          <w:p>
+            <w:pPr>
+              <w:ind w:left="0"/>
+              <w:rPr>
+                <w:color w:val="FF0000"/>
+              </w:rPr>
+            </w:pPr>
+            <w:r>
+              <w:rPr>
+                <w:rFonts w:hint="eastAsia"/>
+                <w:color w:val="FF0000"/>
+              </w:rPr>
+              <w:t>参数说明</w:t>
+            </w:r>
+          </w:p>
+        </w:tc>
+        <w:tc>
+          <w:tcPr>
+            <w:tcW w:w="992" w:type="dxa"/>
+            <w:gridSpan w:val="2"/>
+          </w:tcPr>
+          <w:p>
+            <w:pPr>
+              <w:ind w:left="0"/>
+              <w:rPr>
+                <w:color w:val="FF0000"/>
+              </w:rPr>
+            </w:pPr>
+            <w:r>
+              <w:rPr>
+                <w:rFonts w:hint="eastAsia"/>
+                <w:color w:val="FF0000"/>
+              </w:rPr>
+              <w:t>返回值</w:t>
+            </w:r>
+          </w:p>
+        </w:tc>
+        <w:tc>
+          <w:tcPr>
+            <w:tcW w:w="2616" w:type="dxa"/>
+            <w:gridSpan w:val="2"/>
+          </w:tcPr>
+          <w:p>
+            <w:pPr>
+              <w:ind w:left="0"/>
+              <w:rPr>
+                <w:color w:val="FF0000"/>
+              </w:rPr>
+            </w:pPr>
+            <w:r>
+              <w:rPr>
+                <w:rFonts w:hint="eastAsia"/>
+                <w:color w:val="FF0000"/>
+              </w:rPr>
+              <w:t>说明</w:t>
+            </w:r>
+          </w:p>
+        </w:tc>
+      </w:tr>
+      <w:tr>
+        <w:tc>
+          <w:tcPr>
+            <w:tcW w:w="2303" w:type="dxa"/>
+          </w:tcPr>
+          <w:p>
+            <w:pPr>
+              <w:ind w:left="0"/>
+              <w:jc w:val="left"/>
+              <w:rPr>
+                <w:rFonts w:hint="eastAsia"/>
+                <w:color w:val="000000" w:themeColor="text1"/>
+              </w:rPr>
+            </w:pPr>
+            <w:r>
+              <w:rPr>
+                <w:rFonts w:hint="eastAsia"/>
+                <w:color w:val="000000" w:themeColor="text1"/>
+              </w:rPr>
+              <w:t>setUserInfo</w:t>
+            </w:r>
+          </w:p>
+        </w:tc>
+        <w:tc>
+          <w:tcPr>
+            <w:tcW w:w="2268" w:type="dxa"/>
+            <w:gridSpan w:val="2"/>
+          </w:tcPr>
+          <w:p>
+            <w:pPr>
+              <w:ind w:left="0"/>
+              <w:rPr>
+                <w:color w:val="000000" w:themeColor="text1"/>
+              </w:rPr>
+            </w:pPr>
+            <w:r>
+              <w:rPr>
+                <w:color w:val="000000" w:themeColor="text1"/>
+              </w:rPr>
+              <w:t>const</w:t>
+            </w:r>
+            <w:r>
+              <w:rPr>
+                <w:color w:val="000000" w:themeColor="text1"/>
+              </w:rPr>
+              <w:t xml:space="preserve"> CHAR* username</w:t>
+            </w:r>
+          </w:p>
+          <w:p>
+            <w:pPr>
+              <w:ind w:left="0"/>
+              <w:rPr>
+                <w:rFonts w:hint="eastAsia"/>
+                <w:color w:val="000000" w:themeColor="text1"/>
+              </w:rPr>
+            </w:pPr>
+            <w:r>
+              <w:rPr>
+                <w:rFonts w:hint="eastAsia"/>
+                <w:color w:val="000000" w:themeColor="text1"/>
+              </w:rPr>
+              <w:t>cont CHAR* passwd</w:t>
+            </w:r>
+          </w:p>
+        </w:tc>
+        <w:tc>
+          <w:tcPr>
+            <w:tcW w:w="992" w:type="dxa"/>
+            <w:gridSpan w:val="2"/>
+          </w:tcPr>
+          <w:p>
+            <w:pPr>
+              <w:ind w:left="0"/>
+              <w:rPr>
+                <w:rFonts w:hint="eastAsia"/>
+                <w:color w:val="000000" w:themeColor="text1"/>
+              </w:rPr>
+            </w:pPr>
+            <w:r>
+              <w:rPr>
+                <w:rFonts w:hint="eastAsia"/>
+                <w:color w:val="000000" w:themeColor="text1"/>
+              </w:rPr>
+              <w:t>无</w:t>
+            </w:r>
+          </w:p>
+        </w:tc>
+        <w:tc>
+          <w:tcPr>
+            <w:tcW w:w="2616" w:type="dxa"/>
+            <w:gridSpan w:val="2"/>
+          </w:tcPr>
+          <w:p>
+            <w:pPr>
+              <w:tabs>
+                <w:tab w:val="right" w:pos="2400"/>
+              </w:tabs>
+              <w:ind w:left="0"/>
+              <w:rPr>
+                <w:rFonts w:hint="eastAsia"/>
+                <w:color w:val="000000" w:themeColor="text1"/>
+              </w:rPr>
+            </w:pPr>
+            <w:r>
+              <w:rPr>
+                <w:rFonts w:hint="eastAsia"/>
+                <w:color w:val="000000" w:themeColor="text1"/>
+              </w:rPr>
+              <w:t>设置用户名密码</w:t>
+            </w:r>
+          </w:p>
+        </w:tc>
+      </w:tr>
+      <w:tr>
+        <w:tc>
+          <w:tcPr>
+            <w:tcW w:w="2303" w:type="dxa"/>
+          </w:tcPr>
+          <w:p>
+            <w:pPr>
+              <w:ind w:left="0"/>
+              <w:rPr>
+                <w:rFonts w:hint="eastAsia"/>
+                <w:color w:val="000000" w:themeColor="text1"/>
+              </w:rPr>
+            </w:pPr>
+            <w:r>
+              <w:rPr>
+                <w:rFonts w:hint="eastAsia"/>
+                <w:color w:val="000000" w:themeColor="text1"/>
+              </w:rPr>
+              <w:t>setCntInfo</w:t>
+            </w:r>
+          </w:p>
+        </w:tc>
+        <w:tc>
+          <w:tcPr>
+            <w:tcW w:w="2268" w:type="dxa"/>
+            <w:gridSpan w:val="2"/>
+          </w:tcPr>
+          <w:p>
+            <w:pPr>
+              <w:ind w:left="0"/>
+              <w:rPr>
+                <w:rFonts w:hint="eastAsia"/>
+                <w:color w:val="000000" w:themeColor="text1"/>
+              </w:rPr>
+            </w:pPr>
+            <w:r>
+              <w:rPr>
+                <w:rFonts w:hint="eastAsia"/>
+                <w:color w:val="000000" w:themeColor="text1"/>
+              </w:rPr>
+              <w:t>UINT32 initCnt</w:t>
+            </w:r>
+          </w:p>
+          <w:p>
+            <w:pPr>
+              <w:ind w:left="0"/>
+              <w:rPr>
+                <w:rFonts w:hint="eastAsia"/>
+                <w:color w:val="000000" w:themeColor="text1"/>
+              </w:rPr>
+            </w:pPr>
+            <w:r>
+              <w:rPr>
+                <w:rFonts w:hint="eastAsia"/>
+                <w:color w:val="000000" w:themeColor="text1"/>
+              </w:rPr>
+              <w:t>UINT32 delcaIncCnt</w:t>
+            </w:r>
+          </w:p>
+          <w:p>
+            <w:pPr>
+              <w:ind w:left="0"/>
+              <w:rPr>
+                <w:rFonts w:hint="eastAsia"/>
+                <w:color w:val="000000" w:themeColor="text1"/>
+              </w:rPr>
+            </w:pPr>
+            <w:r>
+              <w:rPr>
+                <w:rFonts w:hint="eastAsia"/>
+                <w:color w:val="000000" w:themeColor="text1"/>
+              </w:rPr>
+              <w:t>UINT32 maxIdleCnt</w:t>
+            </w:r>
+          </w:p>
+          <w:p>
+            <w:pPr>
+              <w:ind w:left="0"/>
+              <w:rPr>
+                <w:rFonts w:hint="eastAsia"/>
+                <w:color w:val="000000" w:themeColor="text1"/>
+              </w:rPr>
+            </w:pPr>
+            <w:r>
+              <w:rPr>
+                <w:rFonts w:hint="eastAsia"/>
+                <w:color w:val="000000" w:themeColor="text1"/>
+              </w:rPr>
+              <w:t>UINT32 maxCnt</w:t>
+            </w:r>
+          </w:p>
+          <w:p>
+            <w:pPr>
+              <w:ind w:left="0"/>
+              <w:rPr>
+                <w:color w:val="000000" w:themeColor="text1"/>
+              </w:rPr>
+            </w:pPr>
+            <w:r>
+              <w:rPr>
+                <w:rFonts w:hint="eastAsia"/>
+                <w:color w:val="000000" w:themeColor="text1"/>
+              </w:rPr>
+              <w:t>UINT32 preCreateCnt</w:t>
+            </w:r>
+          </w:p>
+        </w:tc>
+        <w:tc>
+          <w:tcPr>
+            <w:tcW w:w="992" w:type="dxa"/>
+            <w:gridSpan w:val="2"/>
+          </w:tcPr>
+          <w:p>
+            <w:pPr>
+              <w:ind w:left="0"/>
+              <w:rPr>
+                <w:rFonts w:hint="eastAsia"/>
+                <w:color w:val="000000" w:themeColor="text1"/>
+              </w:rPr>
+            </w:pPr>
+            <w:r>
+              <w:rPr>
+                <w:rFonts w:hint="eastAsia"/>
+                <w:color w:val="000000" w:themeColor="text1"/>
+              </w:rPr>
+              <w:t>无</w:t>
+            </w:r>
+          </w:p>
+        </w:tc>
+        <w:tc>
+          <w:tcPr>
+            <w:tcW w:w="2616" w:type="dxa"/>
+            <w:gridSpan w:val="2"/>
+          </w:tcPr>
+          <w:p>
+            <w:pPr>
+              <w:tabs>
+                <w:tab w:val="right" w:pos="2400"/>
+              </w:tabs>
+              <w:ind w:left="0"/>
+              <w:rPr>
+                <w:rFonts w:hint="eastAsia"/>
+                <w:color w:val="000000" w:themeColor="text1"/>
+              </w:rPr>
+            </w:pPr>
+            <w:r>
+              <w:rPr>
+                <w:rFonts w:hint="eastAsia"/>
+                <w:color w:val="000000" w:themeColor="text1"/>
+              </w:rPr>
+              <w:t>设置连接池数量信息</w:t>
+            </w:r>
+          </w:p>
+        </w:tc>
+      </w:tr>
+      <w:tr>
+        <w:trPr>
+          <w:gridAfter w:val="1"/>
+          <w:wAfter w:w="14" w:type="dxa"/>
+        </w:trPr>
+        <w:tc>
+          <w:tcPr>
+            <w:tcW w:w="2303" w:type="dxa"/>
+          </w:tcPr>
+          <w:p>
+            <w:pPr>
+              <w:ind w:left="0"/>
+              <w:rPr>
+                <w:rFonts w:hint="eastAsia"/>
+                <w:color w:val="000000" w:themeColor="text1"/>
+              </w:rPr>
+            </w:pPr>
+            <w:r>
+              <w:rPr>
+                <w:rFonts w:hint="eastAsia"/>
+                <w:color w:val="000000" w:themeColor="text1"/>
+              </w:rPr>
+              <w:t>set</w:t>
+            </w:r>
+            <w:r>
+              <w:rPr>
+                <w:rFonts w:hint="eastAsia"/>
+                <w:color w:val="000000" w:themeColor="text1"/>
+              </w:rPr>
+              <w:t>TimeInfo</w:t>
+            </w:r>
+          </w:p>
+        </w:tc>
+        <w:tc>
+          <w:tcPr>
+            <w:tcW w:w="2254" w:type="dxa"/>
+          </w:tcPr>
+          <w:p>
+            <w:pPr>
+              <w:ind w:left="0"/>
+              <w:rPr>
+                <w:rFonts w:hint="eastAsia"/>
+                <w:color w:val="000000" w:themeColor="text1"/>
+              </w:rPr>
+            </w:pPr>
+            <w:r>
+              <w:rPr>
+                <w:rFonts w:hint="eastAsia"/>
+                <w:color w:val="000000" w:themeColor="text1"/>
+              </w:rPr>
+              <w:t>UINT32 checkInterval</w:t>
+            </w:r>
+          </w:p>
+          <w:p>
+            <w:pPr>
+              <w:ind w:left="0"/>
+              <w:rPr>
+                <w:rFonts w:hint="eastAsia"/>
+                <w:color w:val="000000" w:themeColor="text1"/>
+              </w:rPr>
+            </w:pPr>
+            <w:r>
+              <w:rPr>
+                <w:rFonts w:hint="eastAsia"/>
+                <w:color w:val="000000" w:themeColor="text1"/>
+              </w:rPr>
+              <w:t>UINT32 syncCoordInterval</w:t>
+            </w:r>
+          </w:p>
+          <w:p>
+            <w:pPr>
+              <w:ind w:left="0"/>
+              <w:rPr>
+                <w:rFonts w:hint="eastAsia"/>
+                <w:color w:val="000000" w:themeColor="text1"/>
+              </w:rPr>
+            </w:pPr>
+            <w:r>
+              <w:rPr>
+                <w:rFonts w:hint="eastAsia"/>
+                <w:color w:val="000000" w:themeColor="text1"/>
+              </w:rPr>
+              <w:t>UINT32 checkUnnormalCoordInterval</w:t>
+            </w:r>
+          </w:p>
+          <w:p>
+            <w:pPr>
+              <w:ind w:left="0"/>
+              <w:rPr>
+                <w:rFonts w:hint="eastAsia"/>
+                <w:color w:val="000000" w:themeColor="text1"/>
+              </w:rPr>
+            </w:pPr>
+            <w:r>
+              <w:rPr>
+                <w:rFonts w:hint="eastAsia"/>
+                <w:color w:val="000000" w:themeColor="text1"/>
+              </w:rPr>
+              <w:t xml:space="preserve">UINT32 </w:t>
+            </w:r>
+            <w:r>
+              <w:rPr>
+                <w:color w:val="000000" w:themeColor="text1"/>
+              </w:rPr>
+              <w:t>keepAliveTimeout</w:t>
+            </w:r>
+          </w:p>
+        </w:tc>
+        <w:tc>
+          <w:tcPr>
+            <w:tcW w:w="992" w:type="dxa"/>
+            <w:gridSpan w:val="2"/>
+          </w:tcPr>
+          <w:p>
+            <w:pPr>
+              <w:ind w:left="0"/>
+              <w:rPr>
+                <w:rFonts w:hint="eastAsia"/>
+                <w:color w:val="000000" w:themeColor="text1"/>
+              </w:rPr>
+            </w:pPr>
+            <w:r>
+              <w:rPr>
+                <w:rFonts w:hint="eastAsia"/>
+                <w:color w:val="000000" w:themeColor="text1"/>
+              </w:rPr>
+              <w:t>无</w:t>
+            </w:r>
+          </w:p>
+        </w:tc>
+        <w:tc>
+          <w:tcPr>
+            <w:tcW w:w="2616" w:type="dxa"/>
+            <w:gridSpan w:val="2"/>
+          </w:tcPr>
+          <w:p>
+            <w:pPr>
+              <w:tabs>
+                <w:tab w:val="right" w:pos="2400"/>
+              </w:tabs>
+              <w:ind w:left="0"/>
+              <w:rPr>
+                <w:rFonts w:hint="eastAsia"/>
+                <w:color w:val="000000" w:themeColor="text1"/>
+              </w:rPr>
+            </w:pPr>
+            <w:r>
+              <w:rPr>
+                <w:rFonts w:hint="eastAsia"/>
+                <w:color w:val="000000" w:themeColor="text1"/>
+              </w:rPr>
+              <w:t>设置连接池定时检测时间、同步</w:t>
+            </w:r>
+            <w:r>
+              <w:rPr>
+                <w:rFonts w:hint="eastAsia"/>
+                <w:color w:val="000000" w:themeColor="text1"/>
+              </w:rPr>
+              <w:t>Coord</w:t>
+            </w:r>
+            <w:r>
+              <w:rPr>
+                <w:rFonts w:hint="eastAsia"/>
+                <w:color w:val="000000" w:themeColor="text1"/>
+              </w:rPr>
+              <w:t>时间、</w:t>
+            </w:r>
+            <w:r>
+              <w:rPr>
+                <w:rFonts w:hint="eastAsia"/>
+                <w:color w:val="000000" w:themeColor="text1"/>
+              </w:rPr>
+              <w:t>检测异常</w:t>
+            </w:r>
+            <w:r>
+              <w:rPr>
+                <w:rFonts w:hint="eastAsia"/>
+                <w:color w:val="000000" w:themeColor="text1"/>
+              </w:rPr>
+              <w:t>coord</w:t>
+            </w:r>
+            <w:r>
+              <w:rPr>
+                <w:rFonts w:hint="eastAsia"/>
+                <w:color w:val="000000" w:themeColor="text1"/>
+              </w:rPr>
+              <w:t>时间、</w:t>
+            </w:r>
+            <w:r>
+              <w:rPr>
+                <w:rFonts w:hint="eastAsia"/>
+                <w:color w:val="000000" w:themeColor="text1"/>
+              </w:rPr>
+              <w:t>超时时间信息</w:t>
+            </w:r>
+          </w:p>
+        </w:tc>
+      </w:tr>
+      <w:tr>
+        <w:trPr>
+          <w:gridAfter w:val="1"/>
+          <w:wAfter w:w="14" w:type="dxa"/>
+        </w:trPr>
+        <w:tc>
+          <w:tcPr>
+            <w:tcW w:w="2303" w:type="dxa"/>
+          </w:tcPr>
+          <w:p>
+            <w:pPr>
+              <w:ind w:left="0"/>
+              <w:rPr>
+                <w:rFonts w:hint="eastAsia"/>
+                <w:color w:val="000000" w:themeColor="text1"/>
+              </w:rPr>
+            </w:pPr>
+            <w:r>
+              <w:rPr>
+                <w:rFonts w:hint="eastAsia"/>
+                <w:color w:val="000000" w:themeColor="text1"/>
+              </w:rPr>
+              <w:t>setStrategy</w:t>
+            </w:r>
+          </w:p>
+        </w:tc>
+        <w:tc>
+          <w:tcPr>
+            <w:tcW w:w="2254" w:type="dxa"/>
+          </w:tcPr>
+          <w:p>
+            <w:pPr>
+              <w:ind w:left="0"/>
+              <w:rPr>
+                <w:rFonts w:hint="eastAsia"/>
+              </w:rPr>
+            </w:pPr>
+            <w:r>
+              <w:rPr>
+                <w:rFonts w:hint="eastAsia"/>
+              </w:rPr>
+              <w:t>DATASOURCE_STRATEG</w:t>
+            </w:r>
+            <w:r>
+              <w:rPr>
+                <w:rFonts w:hint="eastAsia"/>
+              </w:rPr>
+              <w:lastRenderedPageBreak/>
+              <w:t>Y strategy</w:t>
+            </w:r>
+          </w:p>
+        </w:tc>
+        <w:tc>
+          <w:tcPr>
+            <w:tcW w:w="992" w:type="dxa"/>
+            <w:gridSpan w:val="2"/>
+          </w:tcPr>
+          <w:p>
+            <w:pPr>
+              <w:ind w:left="0"/>
+              <w:rPr>
+                <w:rFonts w:hint="eastAsia"/>
+                <w:color w:val="000000" w:themeColor="text1"/>
+              </w:rPr>
+            </w:pPr>
+            <w:r>
+              <w:rPr>
+                <w:rFonts w:hint="eastAsia"/>
+                <w:color w:val="000000" w:themeColor="text1"/>
+              </w:rPr>
+              <w:lastRenderedPageBreak/>
+              <w:t>无</w:t>
+            </w:r>
+          </w:p>
+        </w:tc>
+        <w:tc>
+          <w:tcPr>
+            <w:tcW w:w="2616" w:type="dxa"/>
+            <w:gridSpan w:val="2"/>
+          </w:tcPr>
+          <w:p>
+            <w:pPr>
+              <w:tabs>
+                <w:tab w:val="right" w:pos="2400"/>
+              </w:tabs>
+              <w:ind w:left="0"/>
+              <w:rPr>
+                <w:rFonts w:hint="eastAsia"/>
+                <w:color w:val="000000" w:themeColor="text1"/>
+              </w:rPr>
+            </w:pPr>
+            <w:r>
+              <w:rPr>
+                <w:rFonts w:hint="eastAsia"/>
+                <w:color w:val="000000" w:themeColor="text1"/>
+              </w:rPr>
+              <w:t>设置策略</w:t>
+            </w:r>
+          </w:p>
+        </w:tc>
+      </w:tr>
+      <w:tr>
+        <w:trPr>
+          <w:gridAfter w:val="1"/>
+          <w:wAfter w:w="14" w:type="dxa"/>
+        </w:trPr>
+        <w:tc>
+          <w:tcPr>
+            <w:tcW w:w="2303" w:type="dxa"/>
+          </w:tcPr>
+          <w:p>
+            <w:pPr>
+              <w:ind w:left="0"/>
+              <w:rPr>
+                <w:rFonts w:hint="eastAsia"/>
+                <w:color w:val="000000" w:themeColor="text1"/>
+              </w:rPr>
+            </w:pPr>
+            <w:r>
+              <w:rPr>
+                <w:rFonts w:hint="eastAsia"/>
+                <w:color w:val="000000" w:themeColor="text1"/>
+              </w:rPr>
+              <w:lastRenderedPageBreak/>
+              <w:t>setCheckOutValid</w:t>
+            </w:r>
+          </w:p>
+        </w:tc>
+        <w:tc>
+          <w:tcPr>
+            <w:tcW w:w="2254" w:type="dxa"/>
+          </w:tcPr>
+          <w:p>
+            <w:pPr>
+              <w:ind w:left="0"/>
+              <w:rPr>
+                <w:rFonts w:hint="eastAsia"/>
+                <w:color w:val="000000" w:themeColor="text1"/>
+              </w:rPr>
+            </w:pPr>
+            <w:r>
+              <w:rPr>
+                <w:rFonts w:hint="eastAsia"/>
+                <w:color w:val="000000" w:themeColor="text1"/>
+              </w:rPr>
+              <w:t>BOOLEAN</w:t>
+            </w:r>
+            <w:r>
+              <w:rPr>
+                <w:rFonts w:hint="eastAsia"/>
+                <w:color w:val="000000" w:themeColor="text1"/>
+              </w:rPr>
+              <w:t xml:space="preserve"> valid</w:t>
+            </w:r>
+          </w:p>
+        </w:tc>
+        <w:tc>
+          <w:tcPr>
+            <w:tcW w:w="992" w:type="dxa"/>
+            <w:gridSpan w:val="2"/>
+          </w:tcPr>
+          <w:p>
+            <w:pPr>
+              <w:ind w:left="0"/>
+              <w:rPr>
+                <w:rFonts w:hint="eastAsia"/>
+                <w:color w:val="000000" w:themeColor="text1"/>
+              </w:rPr>
+            </w:pPr>
+            <w:r>
+              <w:rPr>
+                <w:rFonts w:hint="eastAsia"/>
+                <w:color w:val="000000" w:themeColor="text1"/>
+              </w:rPr>
+              <w:t>无</w:t>
+            </w:r>
+          </w:p>
+        </w:tc>
+        <w:tc>
+          <w:tcPr>
+            <w:tcW w:w="2616" w:type="dxa"/>
+            <w:gridSpan w:val="2"/>
+          </w:tcPr>
+          <w:p>
+            <w:pPr>
+              <w:tabs>
+                <w:tab w:val="right" w:pos="2400"/>
+              </w:tabs>
+              <w:ind w:left="0"/>
+              <w:rPr>
+                <w:rFonts w:hint="eastAsia"/>
+                <w:color w:val="000000" w:themeColor="text1"/>
+              </w:rPr>
+            </w:pPr>
+            <w:r>
+              <w:rPr>
+                <w:rFonts w:hint="eastAsia"/>
+                <w:color w:val="000000" w:themeColor="text1"/>
+              </w:rPr>
+              <w:t>设置连接出池是否检测有效性</w:t>
+            </w:r>
+          </w:p>
+        </w:tc>
+      </w:tr>
+      <w:tr>
+        <w:trPr>
+          <w:gridAfter w:val="1"/>
+          <w:wAfter w:w="14" w:type="dxa"/>
+        </w:trPr>
+        <w:tc>
+          <w:tcPr>
+            <w:tcW w:w="2303" w:type="dxa"/>
+          </w:tcPr>
+          <w:p>
+            <w:pPr>
+              <w:ind w:left="0"/>
+              <w:rPr>
+                <w:rFonts w:hint="eastAsia"/>
+                <w:color w:val="000000" w:themeColor="text1"/>
+              </w:rPr>
+            </w:pPr>
+            <w:r>
+              <w:rPr>
+                <w:rFonts w:hint="eastAsia"/>
+                <w:color w:val="000000" w:themeColor="text1"/>
+              </w:rPr>
+              <w:t>setRetryTime</w:t>
+            </w:r>
+          </w:p>
+        </w:tc>
+        <w:tc>
+          <w:tcPr>
+            <w:tcW w:w="2254" w:type="dxa"/>
+          </w:tcPr>
+          <w:p>
+            <w:pPr>
+              <w:ind w:left="0"/>
+              <w:rPr>
+                <w:rFonts w:hint="eastAsia"/>
+                <w:color w:val="000000" w:themeColor="text1"/>
+              </w:rPr>
+            </w:pPr>
+            <w:r>
+              <w:rPr>
+                <w:rFonts w:hint="eastAsia"/>
+                <w:color w:val="000000" w:themeColor="text1"/>
+              </w:rPr>
+              <w:t>UINT32 retryTi</w:t>
+            </w:r>
+            <w:r>
+              <w:rPr>
+                <w:rFonts w:hint="eastAsia"/>
+                <w:color w:val="000000" w:themeColor="text1"/>
+              </w:rPr>
+              <w:t>me</w:t>
+            </w:r>
+          </w:p>
+        </w:tc>
+        <w:tc>
+          <w:tcPr>
+            <w:tcW w:w="992" w:type="dxa"/>
+            <w:gridSpan w:val="2"/>
+          </w:tcPr>
+          <w:p>
+            <w:pPr>
+              <w:ind w:left="0"/>
+              <w:rPr>
+                <w:rFonts w:hint="eastAsia"/>
+                <w:color w:val="000000" w:themeColor="text1"/>
+              </w:rPr>
+            </w:pPr>
+            <w:r>
+              <w:rPr>
+                <w:rFonts w:hint="eastAsia"/>
+                <w:color w:val="000000" w:themeColor="text1"/>
+              </w:rPr>
+              <w:t>无</w:t>
+            </w:r>
+          </w:p>
+        </w:tc>
+        <w:tc>
+          <w:tcPr>
+            <w:tcW w:w="2616" w:type="dxa"/>
+            <w:gridSpan w:val="2"/>
+          </w:tcPr>
+          <w:p>
+            <w:pPr>
+              <w:tabs>
+                <w:tab w:val="right" w:pos="2400"/>
+              </w:tabs>
+              <w:ind w:left="0"/>
+              <w:rPr>
+                <w:rFonts w:hint="eastAsia"/>
+                <w:color w:val="000000" w:themeColor="text1"/>
+              </w:rPr>
+            </w:pPr>
+            <w:r>
+              <w:rPr>
+                <w:rFonts w:hint="eastAsia"/>
+              </w:rPr>
+              <w:t>设置在一个协调节点建立连接失败后重试次数</w:t>
+            </w:r>
+          </w:p>
+        </w:tc>
+      </w:tr>
+      <w:tr>
+        <w:trPr>
+          <w:gridAfter w:val="1"/>
+          <w:wAfter w:w="14" w:type="dxa"/>
+        </w:trPr>
+        <w:tc>
+          <w:tcPr>
+            <w:tcW w:w="2303" w:type="dxa"/>
+          </w:tcPr>
+          <w:p>
+            <w:pPr>
+              <w:ind w:left="0"/>
+              <w:rPr>
+                <w:rFonts w:hint="eastAsia"/>
+                <w:color w:val="000000" w:themeColor="text1"/>
+              </w:rPr>
+            </w:pPr>
+            <w:r>
+              <w:rPr>
+                <w:color w:val="000000" w:themeColor="text1"/>
+              </w:rPr>
+              <w:t>setEnable</w:t>
+            </w:r>
+          </w:p>
+        </w:tc>
+        <w:tc>
+          <w:tcPr>
+            <w:tcW w:w="2254" w:type="dxa"/>
+          </w:tcPr>
+          <w:p>
+            <w:pPr>
+              <w:ind w:left="0"/>
+              <w:rPr>
+                <w:rFonts w:hint="eastAsia"/>
+                <w:color w:val="000000" w:themeColor="text1"/>
+              </w:rPr>
+            </w:pPr>
+            <w:r>
+              <w:rPr>
+                <w:rFonts w:hint="eastAsia"/>
+                <w:color w:val="000000" w:themeColor="text1"/>
+              </w:rPr>
+              <w:t>BOOLEAN isenable</w:t>
+            </w:r>
+          </w:p>
+        </w:tc>
+        <w:tc>
+          <w:tcPr>
+            <w:tcW w:w="992" w:type="dxa"/>
+            <w:gridSpan w:val="2"/>
+          </w:tcPr>
+          <w:p>
+            <w:pPr>
+              <w:ind w:left="0"/>
+              <w:rPr>
+                <w:rFonts w:hint="eastAsia"/>
+                <w:color w:val="000000" w:themeColor="text1"/>
+              </w:rPr>
+            </w:pPr>
+            <w:r>
+              <w:rPr>
+                <w:rFonts w:hint="eastAsia"/>
+                <w:color w:val="000000" w:themeColor="text1"/>
+              </w:rPr>
+              <w:t>无</w:t>
+            </w:r>
+          </w:p>
+        </w:tc>
+        <w:tc>
+          <w:tcPr>
+            <w:tcW w:w="2616" w:type="dxa"/>
+            <w:gridSpan w:val="2"/>
+          </w:tcPr>
+          <w:p>
+            <w:pPr>
+              <w:tabs>
+                <w:tab w:val="right" w:pos="2400"/>
+              </w:tabs>
+              <w:ind w:left="0"/>
+              <w:rPr>
+                <w:rFonts w:hint="eastAsia"/>
+                <w:color w:val="000000" w:themeColor="text1"/>
+              </w:rPr>
+            </w:pPr>
+            <w:r>
+              <w:rPr>
+                <w:rFonts w:hint="eastAsia"/>
+                <w:color w:val="000000" w:themeColor="text1"/>
+              </w:rPr>
+              <w:t>设置是否启用连接池功能</w:t>
+            </w:r>
+          </w:p>
+        </w:tc>
+      </w:tr>
+      <w:tr>
+        <w:tc>
+          <w:tcPr>
+            <w:tcW w:w="2303" w:type="dxa"/>
+          </w:tcPr>
+          <w:p>
+            <w:pPr>
+              <w:ind w:left="0"/>
+              <w:rPr>
+                <w:rFonts w:hint="eastAsia"/>
+                <w:color w:val="000000" w:themeColor="text1"/>
+              </w:rPr>
+            </w:pPr>
+            <w:r>
+              <w:rPr>
+                <w:rFonts w:hint="eastAsia"/>
+                <w:color w:val="000000" w:themeColor="text1"/>
+              </w:rPr>
+              <w:t>get</w:t>
+            </w:r>
+            <w:r>
+              <w:rPr>
+                <w:rFonts w:hint="eastAsia"/>
+                <w:color w:val="000000" w:themeColor="text1"/>
+              </w:rPr>
+              <w:t>***</w:t>
+            </w:r>
+          </w:p>
+        </w:tc>
+        <w:tc>
+          <w:tcPr>
+            <w:tcW w:w="2268" w:type="dxa"/>
+            <w:gridSpan w:val="2"/>
+          </w:tcPr>
+          <w:p>
+            <w:pPr>
+              <w:ind w:left="0"/>
+              <w:rPr>
+                <w:color w:val="000000" w:themeColor="text1"/>
+              </w:rPr>
+            </w:pPr>
+          </w:p>
+        </w:tc>
+        <w:tc>
+          <w:tcPr>
+            <w:tcW w:w="992" w:type="dxa"/>
+            <w:gridSpan w:val="2"/>
+          </w:tcPr>
+          <w:p>
+            <w:pPr>
+              <w:ind w:left="0"/>
+              <w:rPr>
+                <w:rFonts w:hint="eastAsia"/>
+                <w:color w:val="000000" w:themeColor="text1"/>
+              </w:rPr>
+            </w:pPr>
+          </w:p>
+        </w:tc>
+        <w:tc>
+          <w:tcPr>
+            <w:tcW w:w="2616" w:type="dxa"/>
+            <w:gridSpan w:val="2"/>
+          </w:tcPr>
+          <w:p>
+            <w:pPr>
+              <w:ind w:left="0"/>
+              <w:rPr>
+                <w:rFonts w:hint="eastAsia"/>
+                <w:color w:val="000000" w:themeColor="text1"/>
+              </w:rPr>
+            </w:pPr>
+            <w:r>
+              <w:rPr>
+                <w:rFonts w:hint="eastAsia"/>
+                <w:color w:val="000000" w:themeColor="text1"/>
+              </w:rPr>
+              <w:t>对每一个参数都有一个</w:t>
+            </w:r>
+            <w:r>
+              <w:rPr>
+                <w:rFonts w:hint="eastAsia"/>
+                <w:color w:val="000000" w:themeColor="text1"/>
+              </w:rPr>
+              <w:t>get</w:t>
+            </w:r>
+            <w:r>
+              <w:rPr>
+                <w:rFonts w:hint="eastAsia"/>
+                <w:color w:val="000000" w:themeColor="text1"/>
+              </w:rPr>
+              <w:t>接口</w:t>
+            </w:r>
           </w:p>
         </w:tc>
       </w:tr>
@@ -3410,7 +4707,16 @@
               <w:ind w:left="0"/>
             </w:pPr>
             <w:r>
-              <w:t>SDB_NET_NOT_CONNECT</w:t>
+              <w:rPr>
+                <w:rFonts w:hint="eastAsia"/>
+              </w:rPr>
+              <w:t>SDB_DS</w:t>
+            </w:r>
+            <w:r>
+              <w:rPr>
+                <w:rFonts w:hint="eastAsia"/>
+              </w:rPr>
+              <w:t>_DISABLED</w:t>
             </w:r>
           </w:p>
         </w:tc>
@@ -3426,7 +4732,7 @@
               <w:rPr>
                 <w:rFonts w:hint="eastAsia"/>
               </w:rPr>
-              <w:t>连接不存在</w:t>
+              <w:t>连接池功能未启用</w:t>
             </w:r>
           </w:p>
         </w:tc>
@@ -3461,6 +4767,41 @@
                 <w:color w:val="FF0000"/>
               </w:rPr>
             </w:pPr>
+            <w:r>
+              <w:rPr>
+                <w:rFonts w:hint="eastAsia"/>
+                <w:color w:val="FF0000"/>
+              </w:rPr>
+              <w:t>新增</w:t>
+            </w:r>
+            <w:r>
+              <w:rPr>
+                <w:rFonts w:hint="eastAsia"/>
+                <w:color w:val="FF0000"/>
+              </w:rPr>
+              <w:t>，</w:t>
+            </w:r>
+            <w:r>
+              <w:rPr>
+                <w:rFonts w:hint="eastAsia"/>
+                <w:color w:val="FF0000"/>
+              </w:rPr>
+              <w:t>java</w:t>
+            </w:r>
+            <w:r>
+              <w:rPr>
+                <w:rFonts w:hint="eastAsia"/>
+                <w:color w:val="FF0000"/>
+              </w:rPr>
+              <w:t>中抛</w:t>
+            </w:r>
+            <w:r>
+              <w:rPr>
+                <w:rFonts w:hint="eastAsia"/>
+                <w:color w:val="FF0000"/>
+              </w:rPr>
+              <w:t>SDB_SYS</w:t>
+            </w:r>
           </w:p>
         </w:tc>
       </w:tr>
@@ -3477,13 +4818,31 @@
               <w:rPr>
                 <w:rFonts w:hint="eastAsia"/>
               </w:rPr>
-              <w:t>SDB_DATASOURCE_</w:t>
-            </w:r>
-            <w:r>
-              <w:rPr>
-                <w:rFonts w:hint="eastAsia"/>
-              </w:rPr>
-              <w:t>KEEPALIVETIME_INVALID</w:t>
+              <w:t>SDB_</w:t>
+            </w:r>
+            <w:r>
+              <w:rPr>
+                <w:rFonts w:hint="eastAsia"/>
+              </w:rPr>
+              <w:t>DS_HAS</w:t>
+            </w:r>
+            <w:r>
+              <w:rPr>
+                <w:rFonts w:hint="eastAsia"/>
+              </w:rPr>
+              <w:t>NO_</w:t>
+            </w:r>
+            <w:r>
+              <w:rPr>
+                <w:rFonts w:hint="eastAsia"/>
+              </w:rPr>
+              <w:t>COORD</w:t>
+            </w:r>
+            <w:r>
+              <w:rPr>
+                <w:rFonts w:hint="eastAsia"/>
+              </w:rPr>
+              <w:t>NODE</w:t>
             </w:r>
           </w:p>
         </w:tc>
@@ -3499,13 +4858,19 @@
               <w:rPr>
                 <w:rFonts w:hint="eastAsia"/>
               </w:rPr>
-              <w:t>_keepAliveTimeout</w:t>
-            </w:r>
-            <w:r>
-              <w:rPr>
-                <w:rFonts w:hint="eastAsia"/>
-              </w:rPr>
-              <w:t>非法</w:t>
+              <w:t>无可用</w:t>
+            </w:r>
+            <w:r>
+              <w:rPr>
+                <w:rFonts w:hint="eastAsia"/>
+              </w:rPr>
+              <w:t>协调</w:t>
+            </w:r>
+            <w:r>
+              <w:rPr>
+                <w:rFonts w:hint="eastAsia"/>
+              </w:rPr>
+              <w:t>节点</w:t>
             </w:r>
           </w:p>
         </w:tc>
@@ -3517,33 +4882,6 @@
             <w:pPr>
               <w:ind w:left="0"/>
             </w:pPr>
-            <w:r>
-              <w:rPr>
-                <w:rFonts w:hint="eastAsia"/>
-              </w:rPr>
-              <w:t>非</w:t>
-            </w:r>
-            <w:r>
-              <w:rPr>
-                <w:rFonts w:hint="eastAsia"/>
-              </w:rPr>
-              <w:t>0</w:t>
-            </w:r>
-            <w:r>
-              <w:rPr>
-                <w:rFonts w:hint="eastAsia"/>
-              </w:rPr>
-              <w:t>的情况下要大于</w:t>
-            </w:r>
-            <w:r>
-              <w:rPr>
-                <w:rFonts w:hint="eastAsia"/>
-              </w:rPr>
-              <w:t>_</w:t>
-            </w:r>
-            <w:r>
-              <w:t>checkInterval</w:t>
-            </w:r>
           </w:p>
         </w:tc>
         <w:tc>
@@ -3553,6 +4891,9 @@
           <w:p>
             <w:pPr>
               <w:ind w:left="0"/>
+              <w:rPr>
+                <w:color w:val="FF0000"/>
+              </w:rPr>
             </w:pPr>
           </w:p>
         </w:tc>
@@ -3572,281 +4913,34 @@
                 <w:rFonts w:hint="eastAsia"/>
                 <w:color w:val="FF0000"/>
               </w:rPr>
-              <w:t>建议为</w:t>
+              <w:t>新增</w:t>
             </w:r>
             <w:r>
               <w:rPr>
                 <w:rFonts w:hint="eastAsia"/>
                 <w:color w:val="FF0000"/>
               </w:rPr>
-              <w:t>_checkInterval</w:t>
+              <w:t>，</w:t>
             </w:r>
             <w:r>
               <w:rPr>
                 <w:rFonts w:hint="eastAsia"/>
                 <w:color w:val="FF0000"/>
               </w:rPr>
-              <w:t>两倍时间</w:t>
+              <w:t>java</w:t>
             </w:r>
             <w:r>
               <w:rPr>
                 <w:rFonts w:hint="eastAsia"/>
                 <w:color w:val="FF0000"/>
               </w:rPr>
-              <w:t>，新增</w:t>
-            </w:r>
-          </w:p>
-        </w:tc>
-      </w:tr>
-      <w:tr>
-        <w:tc>
-          <w:tcPr>
-            <w:tcW w:w="2161" w:type="dxa"/>
-          </w:tcPr>
-          <w:p>
-            <w:pPr>
-              <w:ind w:left="0"/>
-            </w:pPr>
-            <w:r>
-              <w:rPr>
-                <w:rFonts w:hint="eastAsia"/>
-              </w:rPr>
-              <w:t>SDB_DATASOURCE_DISABLED</w:t>
-            </w:r>
-          </w:p>
-        </w:tc>
-        <w:tc>
-          <w:tcPr>
-            <w:tcW w:w="2268" w:type="dxa"/>
-          </w:tcPr>
-          <w:p>
-            <w:pPr>
-              <w:ind w:left="0"/>
-            </w:pPr>
-            <w:r>
-              <w:rPr>
-                <w:rFonts w:hint="eastAsia"/>
-              </w:rPr>
-              <w:t>连接池功能未启用</w:t>
-            </w:r>
-          </w:p>
-        </w:tc>
-        <w:tc>
-          <w:tcPr>
-            <w:tcW w:w="1604" w:type="dxa"/>
-          </w:tcPr>
-          <w:p>
-            <w:pPr>
-              <w:ind w:left="0"/>
-            </w:pPr>
-          </w:p>
-        </w:tc>
-        <w:tc>
-          <w:tcPr>
-            <w:tcW w:w="756" w:type="dxa"/>
-          </w:tcPr>
-          <w:p>
-            <w:pPr>
-              <w:ind w:left="0"/>
-            </w:pPr>
-          </w:p>
-        </w:tc>
-        <w:tc>
-          <w:tcPr>
-            <w:tcW w:w="2113" w:type="dxa"/>
-          </w:tcPr>
-          <w:p>
-            <w:pPr>
-              <w:ind w:left="0"/>
+              <w:t>中抛出</w:t>
+            </w:r>
+            <w:r>
               <w:rPr>
                 <w:color w:val="FF0000"/>
               </w:rPr>
-            </w:pPr>
-            <w:r>
-              <w:rPr>
-                <w:rFonts w:hint="eastAsia"/>
-                <w:color w:val="FF0000"/>
-              </w:rPr>
-              <w:t>新增</w:t>
-            </w:r>
-          </w:p>
-        </w:tc>
-      </w:tr>
-      <w:tr>
-        <w:tc>
-          <w:tcPr>
-            <w:tcW w:w="2161" w:type="dxa"/>
-          </w:tcPr>
-          <w:p>
-            <w:pPr>
-              <w:ind w:left="0"/>
-            </w:pPr>
-            <w:r>
-              <w:rPr>
-                <w:rFonts w:hint="eastAsia"/>
-              </w:rPr>
-              <w:t>SDB_HAS_NO_</w:t>
-            </w:r>
-            <w:r>
-              <w:rPr>
-                <w:rFonts w:hint="eastAsia"/>
-              </w:rPr>
-              <w:t>COORD</w:t>
-            </w:r>
-            <w:r>
-              <w:rPr>
-                <w:rFonts w:hint="eastAsia"/>
-              </w:rPr>
-              <w:t>NODE</w:t>
-            </w:r>
-          </w:p>
-        </w:tc>
-        <w:tc>
-          <w:tcPr>
-            <w:tcW w:w="2268" w:type="dxa"/>
-          </w:tcPr>
-          <w:p>
-            <w:pPr>
-              <w:ind w:left="0"/>
-            </w:pPr>
-            <w:r>
-              <w:rPr>
-                <w:rFonts w:hint="eastAsia"/>
-              </w:rPr>
-              <w:t>无可用</w:t>
-            </w:r>
-            <w:r>
-              <w:rPr>
-                <w:rFonts w:hint="eastAsia"/>
-              </w:rPr>
-              <w:t>协调</w:t>
-            </w:r>
-            <w:r>
-              <w:rPr>
-                <w:rFonts w:hint="eastAsia"/>
-              </w:rPr>
-              <w:t>节点</w:t>
-            </w:r>
-          </w:p>
-        </w:tc>
-        <w:tc>
-          <w:tcPr>
-            <w:tcW w:w="1604" w:type="dxa"/>
-          </w:tcPr>
-          <w:p>
-            <w:pPr>
-              <w:ind w:left="0"/>
-            </w:pPr>
-          </w:p>
-        </w:tc>
-        <w:tc>
-          <w:tcPr>
-            <w:tcW w:w="756" w:type="dxa"/>
-          </w:tcPr>
-          <w:p>
-            <w:pPr>
-              <w:ind w:left="0"/>
-            </w:pPr>
-          </w:p>
-        </w:tc>
-        <w:tc>
-          <w:tcPr>
-            <w:tcW w:w="2113" w:type="dxa"/>
-          </w:tcPr>
-          <w:p>
-            <w:pPr>
-              <w:ind w:left="0"/>
-              <w:rPr>
-                <w:color w:val="FF0000"/>
-              </w:rPr>
-            </w:pPr>
-            <w:r>
-              <w:rPr>
-                <w:rFonts w:hint="eastAsia"/>
-                <w:color w:val="FF0000"/>
-              </w:rPr>
-              <w:t>新增</w:t>
-            </w:r>
-          </w:p>
-        </w:tc>
-      </w:tr>
-      <w:tr>
-        <w:tc>
-          <w:tcPr>
-            <w:tcW w:w="2161" w:type="dxa"/>
-          </w:tcPr>
-          <w:p>
-            <w:pPr>
-              <w:ind w:left="0"/>
-            </w:pPr>
-            <w:r>
-              <w:rPr>
-                <w:rFonts w:hint="eastAsia"/>
-              </w:rPr>
-              <w:t>SDB_DATASOURCE_CONN_STILL</w:t>
-            </w:r>
-          </w:p>
-        </w:tc>
-        <w:tc>
-          <w:tcPr>
-            <w:tcW w:w="2268" w:type="dxa"/>
-          </w:tcPr>
-          <w:p>
-            <w:pPr>
-              <w:ind w:left="0"/>
-            </w:pPr>
-            <w:r>
-              <w:rPr>
-                <w:rFonts w:hint="eastAsia"/>
-              </w:rPr>
-              <w:t>还存在忙连接</w:t>
-            </w:r>
-          </w:p>
-        </w:tc>
-        <w:tc>
-          <w:tcPr>
-            <w:tcW w:w="1604" w:type="dxa"/>
-          </w:tcPr>
-          <w:p>
-            <w:pPr>
-              <w:ind w:left="0"/>
-            </w:pPr>
-          </w:p>
-        </w:tc>
-        <w:tc>
-          <w:tcPr>
-            <w:tcW w:w="756" w:type="dxa"/>
-          </w:tcPr>
-          <w:p>
-            <w:pPr>
-              <w:ind w:left="0"/>
-            </w:pPr>
-          </w:p>
-        </w:tc>
-        <w:tc>
-          <w:tcPr>
-            <w:tcW w:w="2113" w:type="dxa"/>
-          </w:tcPr>
-          <w:p>
-            <w:pPr>
-              <w:ind w:left="0"/>
-              <w:rPr>
-                <w:color w:val="FF0000"/>
-              </w:rPr>
-            </w:pPr>
-            <w:r>
-              <w:rPr>
-                <w:rFonts w:hint="eastAsia"/>
-                <w:color w:val="FF0000"/>
-              </w:rPr>
-              <w:t>禁用连接池功能时还有忙连接则返回错误码</w:t>
-            </w:r>
-            <w:r>
-              <w:rPr>
-                <w:rFonts w:hint="eastAsia"/>
-                <w:color w:val="FF0000"/>
-              </w:rPr>
-              <w:t>，新增</w:t>
+              <w:t>SDB_INVALIDARG</w:t>
             </w:r>
           </w:p>
         </w:tc>
@@ -3882,7 +4976,6 @@
         <w:rPr>
           <w:rFonts w:hint="eastAsia"/>
         </w:rPr>
-        <w:lastRenderedPageBreak/>
         <w:t>s</w:t>
       </w:r>
       <w:r>
@@ -4073,12 +5166,6 @@
               <w:t>const sdbDataSourceConf&amp; conf</w:t>
             </w:r>
           </w:p>
-          <w:p>
-            <w:pPr>
-              <w:ind w:left="0"/>
-              <w:jc w:val="left"/>
-            </w:pPr>
-          </w:p>
         </w:tc>
         <w:tc>
           <w:tcPr>
@@ -4138,7 +5225,25 @@
               <w:rPr>
                 <w:rFonts w:hint="eastAsia"/>
               </w:rPr>
-              <w:t>此时需检查该地址是否有效</w:t>
+              <w:t>检测节点是否有效和</w:t>
+            </w:r>
+            <w:r>
+              <w:rPr>
+                <w:rFonts w:hint="eastAsia"/>
+              </w:rPr>
+              <w:t>检查</w:t>
+            </w:r>
+            <w:r>
+              <w:rPr>
+                <w:rFonts w:hint="eastAsia"/>
+              </w:rPr>
+              <w:t>配置参数</w:t>
+            </w:r>
+            <w:r>
+              <w:rPr>
+                <w:rFonts w:hint="eastAsia"/>
+              </w:rPr>
+              <w:t>是否有效</w:t>
             </w:r>
             <w:r>
               <w:rPr>
@@ -4154,49 +5259,6 @@
             </w:r>
             <w:r>
               <w:t>SDB_INVALIDARG</w:t>
-            </w:r>
-          </w:p>
-          <w:p>
-            <w:pPr>
-              <w:ind w:left="0"/>
-            </w:pPr>
-            <w:r>
-              <w:rPr>
-                <w:rFonts w:hint="eastAsia"/>
-              </w:rPr>
-              <w:t>检查配置参数有效性，用户名密码无效返回</w:t>
-            </w:r>
-            <w:r>
-              <w:t>SDB_AUTH_USER_NOT_EXIST</w:t>
-            </w:r>
-            <w:r>
-              <w:rPr>
-                <w:rFonts w:hint="eastAsia"/>
-              </w:rPr>
-              <w:t>。</w:t>
-            </w:r>
-          </w:p>
-          <w:p>
-            <w:pPr>
-              <w:ind w:left="0"/>
-            </w:pPr>
-            <w:r>
-              <w:rPr>
-                <w:rFonts w:hint="eastAsia"/>
-              </w:rPr>
-              <w:t>_keepAliveTimeout</w:t>
-            </w:r>
-            <w:r>
-              <w:rPr>
-                <w:rFonts w:hint="eastAsia"/>
-              </w:rPr>
-              <w:t>非法，返回</w:t>
-            </w:r>
-            <w:r>
-              <w:rPr>
-                <w:rFonts w:hint="eastAsia"/>
-              </w:rPr>
-              <w:t>SDB_DATASOURCE_KEEPALIVETIME_INVALID</w:t>
             </w:r>
           </w:p>
         </w:tc>
@@ -4373,7 +5435,25 @@
               <w:rPr>
                 <w:rFonts w:hint="eastAsia"/>
               </w:rPr>
-              <w:t>有效，否则</w:t>
+              <w:t>有效，</w:t>
+            </w:r>
+            <w:r>
+              <w:rPr>
+                <w:rFonts w:hint="eastAsia"/>
+              </w:rPr>
+              <w:t>检查配置参数是否有效</w:t>
+            </w:r>
+            <w:r>
+              <w:rPr>
+                <w:rFonts w:hint="eastAsia"/>
+              </w:rPr>
+              <w:t>,</w:t>
+            </w:r>
+            <w:r>
+              <w:rPr>
+                <w:rFonts w:hint="eastAsia"/>
+              </w:rPr>
+              <w:t>否则</w:t>
             </w:r>
             <w:r>
               <w:rPr>
@@ -4383,29 +5463,6 @@
             </w:r>
             <w:r>
               <w:t>SDB_INVALIDARG</w:t>
-            </w:r>
-          </w:p>
-          <w:p>
-            <w:pPr>
-              <w:ind w:left="0"/>
-            </w:pPr>
-            <w:r>
-              <w:rPr>
-                <w:rFonts w:hint="eastAsia"/>
-              </w:rPr>
-              <w:t>_keepAliveTimeout</w:t>
-            </w:r>
-            <w:r>
-              <w:rPr>
-                <w:rFonts w:hint="eastAsia"/>
-              </w:rPr>
-              <w:t>非法，返回</w:t>
-            </w:r>
-            <w:r>
-              <w:rPr>
-                <w:rFonts w:hint="eastAsia"/>
-              </w:rPr>
-              <w:t>SDB_DATASOURCE_KEEPALIVETIME_INVALID</w:t>
             </w:r>
           </w:p>
         </w:tc>
@@ -4627,6 +5684,7 @@
               <w:ind w:left="0"/>
             </w:pPr>
             <w:r>
+              <w:lastRenderedPageBreak/>
               <w:t>getAbnormalAddrNum()</w:t>
             </w:r>
           </w:p>
@@ -4872,7 +5930,6 @@
               <w:rPr>
                 <w:rFonts w:hint="eastAsia"/>
               </w:rPr>
-              <w:lastRenderedPageBreak/>
               <w:t>向连接池添加新的</w:t>
             </w:r>
             <w:r>
@@ -4921,7 +5978,6 @@
               <w:rPr>
                 <w:rFonts w:hint="eastAsia"/>
               </w:rPr>
-              <w:lastRenderedPageBreak/>
               <w:t>remove</w:t>
             </w:r>
             <w:r>
@@ -5147,19 +6203,19 @@
               <w:rPr>
                 <w:rFonts w:hint="eastAsia"/>
               </w:rPr>
-              <w:t>，若已启用，返回</w:t>
-            </w:r>
-            <w:r>
-              <w:rPr>
-                <w:rFonts w:hint="eastAsia"/>
-              </w:rPr>
-              <w:t>SDB_DATASOURCE_HAS_ENABLED</w:t>
-            </w:r>
-            <w:r>
-              <w:rPr>
-                <w:rFonts w:hint="eastAsia"/>
-              </w:rPr>
-              <w:t>错误码</w:t>
+              <w:t>，若已启用，</w:t>
+            </w:r>
+            <w:r>
+              <w:rPr>
+                <w:rFonts w:hint="eastAsia"/>
+              </w:rPr>
+              <w:t>直接</w:t>
+            </w:r>
+            <w:r>
+              <w:rPr>
+                <w:rFonts w:hint="eastAsia"/>
+              </w:rPr>
+              <w:t>返回</w:t>
             </w:r>
           </w:p>
         </w:tc>
@@ -5243,19 +6299,13 @@
               <w:rPr>
                 <w:rFonts w:hint="eastAsia"/>
               </w:rPr>
-              <w:t>，若已禁用，返回</w:t>
-            </w:r>
-            <w:r>
-              <w:rPr>
-                <w:rFonts w:hint="eastAsia"/>
-              </w:rPr>
-              <w:t>SDB_DATASOURCE_HAS_ENABLED</w:t>
-            </w:r>
-            <w:r>
-              <w:rPr>
-                <w:rFonts w:hint="eastAsia"/>
-              </w:rPr>
-              <w:t>错误码</w:t>
+              <w:t>，若已禁用，</w:t>
+            </w:r>
+            <w:r>
+              <w:rPr>
+                <w:rFonts w:hint="eastAsia"/>
+              </w:rPr>
+              <w:t>直接返回</w:t>
             </w:r>
           </w:p>
         </w:tc>
@@ -5468,13 +6518,43 @@
               <w:rPr>
                 <w:rFonts w:hint="eastAsia"/>
               </w:rPr>
-              <w:t>无可用节点时返回</w:t>
-            </w:r>
-            <w:r>
-              <w:rPr>
-                <w:rFonts w:hint="eastAsia"/>
-              </w:rPr>
-              <w:t>SDB_HAS_NO_NODE</w:t>
+              <w:t>无可用</w:t>
+            </w:r>
+            <w:r>
+              <w:rPr>
+                <w:rFonts w:hint="eastAsia"/>
+              </w:rPr>
+              <w:t>协调</w:t>
+            </w:r>
+            <w:r>
+              <w:rPr>
+                <w:rFonts w:hint="eastAsia"/>
+              </w:rPr>
+              <w:t>节点时返回</w:t>
+            </w:r>
+            <w:r>
+              <w:rPr>
+                <w:rFonts w:hint="eastAsia"/>
+              </w:rPr>
+              <w:t>SDB_DS_HAS</w:t>
+            </w:r>
+            <w:r>
+              <w:rPr>
+                <w:rFonts w:hint="eastAsia"/>
+              </w:rPr>
+              <w:t>NO_</w:t>
+            </w:r>
+            <w:r>
+              <w:rPr>
+                <w:rFonts w:hint="eastAsia"/>
+              </w:rPr>
+              <w:t>COORD</w:t>
+            </w:r>
+            <w:r>
+              <w:rPr>
+                <w:rFonts w:hint="eastAsia"/>
+              </w:rPr>
+              <w:t>NODE</w:t>
             </w:r>
             <w:r>
               <w:rPr>
@@ -5581,7 +6661,14 @@
               <w:rPr>
                 <w:rFonts w:hint="eastAsia"/>
               </w:rPr>
-              <w:t>SDB_DATASOURCE_DISABLED</w:t>
+              <w:t>SDB_DATASOURCE_DISABLE</w:t>
+            </w:r>
+            <w:r>
+              <w:rPr>
+                <w:rFonts w:hint="eastAsia"/>
+              </w:rPr>
+              <w:lastRenderedPageBreak/>
+              <w:t>D</w:t>
             </w:r>
             <w:r>
               <w:rPr>
@@ -5599,15 +6686,6 @@
                 <w:rFonts w:hint="eastAsia"/>
               </w:rPr>
               <w:t>不能将不属于连接池的连接归还到连接池</w:t>
-            </w:r>
-            <w:r>
-              <w:rPr>
-                <w:rFonts w:hint="eastAsia"/>
-              </w:rPr>
-              <w:t>，返回</w:t>
-            </w:r>
-            <w:r>
-              <w:t>SDB_NET_NOT_CONNECT</w:t>
             </w:r>
             <w:r>
               <w:rPr>
@@ -6075,7 +7153,7 @@
     </w:p>
     <w:p>
       <w:r>
-        <w:object w:dxaOrig="11042" w:dyaOrig="7820">
+        <w:object w:dxaOrig="10839" w:dyaOrig="7529">
           <v:shapetype id="_x0000_t75" coordsize="21600,21600" o:spt="75" o:preferrelative="t" path="m@4@5l@4@11@9@11@9@5xe" filled="f" stroked="f">
             <v:stroke joinstyle="miter"/>
             <v:formulas>
@@ -6095,10 +7173,10 @@
             <v:path o:extrusionok="f" gradientshapeok="t" o:connecttype="rect"/>
             <o:lock v:ext="edit" aspectratio="t"/>
           </v:shapetype>
-          <v:shape id="_x0000_i1025" type="#_x0000_t75" style="width:415.5pt;height:294pt" o:ole="">
+          <v:shape id="_x0000_i1029" type="#_x0000_t75" style="width:415.5pt;height:4in" o:ole="">
             <v:imagedata r:id="rId8" o:title=""/>
           </v:shape>
-          <o:OLEObject Type="Embed" ProgID="Visio.Drawing.11" ShapeID="_x0000_i1025" DrawAspect="Content" ObjectID="_1529165929" r:id="rId9"/>
+          <o:OLEObject Type="Embed" ProgID="Visio.Drawing.11" ShapeID="_x0000_i1029" DrawAspect="Content" ObjectID="_1529233821" r:id="rId9"/>
         </w:object>
       </w:r>
     </w:p>
@@ -6140,10 +7218,10 @@
     <w:p>
       <w:r>
         <w:object w:dxaOrig="5441" w:dyaOrig="6135">
-          <v:shape id="_x0000_i1026" type="#_x0000_t75" style="width:272.25pt;height:306.75pt" o:ole="">
+          <v:shape id="_x0000_i1025" type="#_x0000_t75" style="width:272.25pt;height:306.75pt" o:ole="">
             <v:imagedata r:id="rId10" o:title=""/>
           </v:shape>
-          <o:OLEObject Type="Embed" ProgID="Visio.Drawing.11" ShapeID="_x0000_i1026" DrawAspect="Content" ObjectID="_1529165930" r:id="rId11"/>
+          <o:OLEObject Type="Embed" ProgID="Visio.Drawing.11" ShapeID="_x0000_i1025" DrawAspect="Content" ObjectID="_1529233822" r:id="rId11"/>
         </w:object>
       </w:r>
     </w:p>
@@ -6156,8 +7234,8 @@
       </w:tblPr>
       <w:tblGrid>
         <w:gridCol w:w="1892"/>
-        <w:gridCol w:w="4024"/>
-        <w:gridCol w:w="2606"/>
+        <w:gridCol w:w="3724"/>
+        <w:gridCol w:w="2906"/>
       </w:tblGrid>
       <w:tr>
         <w:tc>
@@ -6290,29 +7368,6 @@
             </w:r>
             <w:r>
               <w:t>SDB_INVALIDARG</w:t>
-            </w:r>
-          </w:p>
-          <w:p>
-            <w:pPr>
-              <w:ind w:left="0"/>
-            </w:pPr>
-            <w:r>
-              <w:rPr>
-                <w:rFonts w:hint="eastAsia"/>
-              </w:rPr>
-              <w:t>_keepAliveTimeout</w:t>
-            </w:r>
-            <w:r>
-              <w:rPr>
-                <w:rFonts w:hint="eastAsia"/>
-              </w:rPr>
-              <w:t>非法，返回</w:t>
-            </w:r>
-            <w:r>
-              <w:rPr>
-                <w:rFonts w:hint="eastAsia"/>
-              </w:rPr>
-              <w:t>SDB_DATASOURCE_KEEPALIVETIME_INVALID</w:t>
             </w:r>
           </w:p>
         </w:tc>
@@ -6412,6 +7467,9 @@
     <w:p>
       <w:pPr>
         <w:pStyle w:val="Heading5"/>
+        <w:tabs>
+          <w:tab w:val="left" w:pos="5505"/>
+        </w:tabs>
       </w:pPr>
       <w:r>
         <w:rPr>
@@ -6426,6 +7484,9 @@
         </w:rPr>
         <w:t>场景获取连接</w:t>
       </w:r>
+      <w:r>
+        <w:tab/>
+      </w:r>
     </w:p>
     <w:p>
       <w:pPr>
@@ -6435,10 +7496,10 @@
       </w:pPr>
       <w:r>
         <w:object w:dxaOrig="7887" w:dyaOrig="10075">
-          <v:shape id="_x0000_i1033" type="#_x0000_t75" style="width:394.5pt;height:7in" o:ole="">
+          <v:shape id="_x0000_i1028" type="#_x0000_t75" style="width:394.5pt;height:7in" o:ole="">
             <v:imagedata r:id="rId12" o:title=""/>
           </v:shape>
-          <o:OLEObject Type="Embed" ProgID="Visio.Drawing.11" ShapeID="_x0000_i1033" DrawAspect="Content" ObjectID="_1529165931" r:id="rId13"/>
+          <o:OLEObject Type="Embed" ProgID="Visio.Drawing.11" ShapeID="_x0000_i1028" DrawAspect="Content" ObjectID="_1529233823" r:id="rId13"/>
         </w:object>
       </w:r>
       <w:r>
@@ -6454,6 +7515,365 @@
           <w:rStyle w:val="CommentReference"/>
         </w:rPr>
       </w:pPr>
+    </w:p>
+    <w:p/>
+    <w:tbl>
+      <w:tblPr>
+        <w:tblStyle w:val="TableGrid"/>
+        <w:tblW w:w="0" w:type="auto"/>
+        <w:tblLook w:val="04A0"/>
+      </w:tblPr>
+      <w:tblGrid>
+        <w:gridCol w:w="2832"/>
+        <w:gridCol w:w="2833"/>
+        <w:gridCol w:w="2857"/>
+      </w:tblGrid>
+      <w:tr>
+        <w:tc>
+          <w:tcPr>
+            <w:tcW w:w="2840" w:type="dxa"/>
+            <w:shd w:val="clear" w:color="auto" w:fill="D9D9D9" w:themeFill="background1" w:themeFillShade="D9"/>
+          </w:tcPr>
+          <w:p>
+            <w:pPr>
+              <w:ind w:left="0"/>
+              <w:jc w:val="center"/>
+            </w:pPr>
+            <w:r>
+              <w:rPr>
+                <w:rFonts w:hint="eastAsia"/>
+              </w:rPr>
+              <w:t>流程描述</w:t>
+            </w:r>
+          </w:p>
+        </w:tc>
+        <w:tc>
+          <w:tcPr>
+            <w:tcW w:w="2841" w:type="dxa"/>
+            <w:shd w:val="clear" w:color="auto" w:fill="D9D9D9" w:themeFill="background1" w:themeFillShade="D9"/>
+          </w:tcPr>
+          <w:p>
+            <w:pPr>
+              <w:ind w:left="0"/>
+              <w:jc w:val="center"/>
+            </w:pPr>
+            <w:r>
+              <w:rPr>
+                <w:rFonts w:hint="eastAsia"/>
+              </w:rPr>
+              <w:t>异常分支</w:t>
+            </w:r>
+          </w:p>
+        </w:tc>
+        <w:tc>
+          <w:tcPr>
+            <w:tcW w:w="2841" w:type="dxa"/>
+            <w:shd w:val="clear" w:color="auto" w:fill="D9D9D9" w:themeFill="background1" w:themeFillShade="D9"/>
+          </w:tcPr>
+          <w:p>
+            <w:pPr>
+              <w:ind w:left="0"/>
+              <w:jc w:val="center"/>
+            </w:pPr>
+            <w:r>
+              <w:rPr>
+                <w:rFonts w:hint="eastAsia"/>
+              </w:rPr>
+              <w:t>说明</w:t>
+            </w:r>
+          </w:p>
+        </w:tc>
+      </w:tr>
+      <w:tr>
+        <w:tc>
+          <w:tcPr>
+            <w:tcW w:w="2840" w:type="dxa"/>
+          </w:tcPr>
+          <w:p>
+            <w:pPr>
+              <w:ind w:left="0"/>
+            </w:pPr>
+            <w:r>
+              <w:rPr>
+                <w:rFonts w:hint="eastAsia"/>
+              </w:rPr>
+              <w:t>获取连接</w:t>
+            </w:r>
+          </w:p>
+        </w:tc>
+        <w:tc>
+          <w:tcPr>
+            <w:tcW w:w="2841" w:type="dxa"/>
+          </w:tcPr>
+          <w:p>
+            <w:pPr>
+              <w:ind w:left="0"/>
+            </w:pPr>
+            <w:r>
+              <w:rPr>
+                <w:rFonts w:hint="eastAsia"/>
+              </w:rPr>
+              <w:t>连接池功能没启用</w:t>
+            </w:r>
+          </w:p>
+        </w:tc>
+        <w:tc>
+          <w:tcPr>
+            <w:tcW w:w="2841" w:type="dxa"/>
+          </w:tcPr>
+          <w:p>
+            <w:pPr>
+              <w:ind w:left="0"/>
+            </w:pPr>
+            <w:r>
+              <w:rPr>
+                <w:rFonts w:hint="eastAsia"/>
+              </w:rPr>
+              <w:t>返回</w:t>
+            </w:r>
+            <w:r>
+              <w:rPr>
+                <w:rFonts w:hint="eastAsia"/>
+              </w:rPr>
+              <w:t>SDB_DATASOURCE_DISABLED</w:t>
+            </w:r>
+            <w:r>
+              <w:rPr>
+                <w:rFonts w:hint="eastAsia"/>
+              </w:rPr>
+              <w:t>错误码</w:t>
+            </w:r>
+          </w:p>
+        </w:tc>
+      </w:tr>
+      <w:tr>
+        <w:tc>
+          <w:tcPr>
+            <w:tcW w:w="2840" w:type="dxa"/>
+          </w:tcPr>
+          <w:p>
+            <w:pPr>
+              <w:ind w:left="0"/>
+            </w:pPr>
+            <w:r>
+              <w:rPr>
+                <w:rFonts w:hint="eastAsia"/>
+              </w:rPr>
+              <w:t>判断是否达到最大连接数</w:t>
+            </w:r>
+          </w:p>
+        </w:tc>
+        <w:tc>
+          <w:tcPr>
+            <w:tcW w:w="2841" w:type="dxa"/>
+          </w:tcPr>
+          <w:p>
+            <w:pPr>
+              <w:tabs>
+                <w:tab w:val="left" w:pos="632"/>
+              </w:tabs>
+              <w:ind w:left="0"/>
+            </w:pPr>
+            <w:r>
+              <w:rPr>
+                <w:rFonts w:hint="eastAsia"/>
+              </w:rPr>
+              <w:t>达到最大连接数</w:t>
+            </w:r>
+          </w:p>
+        </w:tc>
+        <w:tc>
+          <w:tcPr>
+            <w:tcW w:w="2841" w:type="dxa"/>
+          </w:tcPr>
+          <w:p>
+            <w:pPr>
+              <w:ind w:left="0"/>
+            </w:pPr>
+            <w:r>
+              <w:rPr>
+                <w:rFonts w:hint="eastAsia"/>
+              </w:rPr>
+              <w:t>返回</w:t>
+            </w:r>
+            <w:r>
+              <w:t>SDB_DRIVER_DS_RUNOUT</w:t>
+            </w:r>
+            <w:r>
+              <w:rPr>
+                <w:rFonts w:hint="eastAsia"/>
+              </w:rPr>
+              <w:t>错</w:t>
+            </w:r>
+            <w:r>
+              <w:rPr>
+                <w:rFonts w:hint="eastAsia"/>
+              </w:rPr>
+              <w:lastRenderedPageBreak/>
+              <w:t>误码</w:t>
+            </w:r>
+          </w:p>
+        </w:tc>
+      </w:tr>
+      <w:tr>
+        <w:tc>
+          <w:tcPr>
+            <w:tcW w:w="2840" w:type="dxa"/>
+          </w:tcPr>
+          <w:p>
+            <w:pPr>
+              <w:ind w:left="0"/>
+            </w:pPr>
+            <w:r>
+              <w:rPr>
+                <w:rFonts w:hint="eastAsia"/>
+              </w:rPr>
+              <w:lastRenderedPageBreak/>
+              <w:t>返回前判断连接是否有效</w:t>
+            </w:r>
+          </w:p>
+        </w:tc>
+        <w:tc>
+          <w:tcPr>
+            <w:tcW w:w="2841" w:type="dxa"/>
+          </w:tcPr>
+          <w:p>
+            <w:pPr>
+              <w:tabs>
+                <w:tab w:val="left" w:pos="632"/>
+              </w:tabs>
+              <w:ind w:left="0"/>
+            </w:pPr>
+            <w:r>
+              <w:rPr>
+                <w:rFonts w:hint="eastAsia"/>
+              </w:rPr>
+              <w:t>连接无效</w:t>
+            </w:r>
+          </w:p>
+        </w:tc>
+        <w:tc>
+          <w:tcPr>
+            <w:tcW w:w="2841" w:type="dxa"/>
+          </w:tcPr>
+          <w:p>
+            <w:pPr>
+              <w:ind w:left="0"/>
+            </w:pPr>
+            <w:r>
+              <w:rPr>
+                <w:rFonts w:hint="eastAsia"/>
+              </w:rPr>
+              <w:t>丢弃</w:t>
+            </w:r>
+          </w:p>
+        </w:tc>
+      </w:tr>
+      <w:tr>
+        <w:tc>
+          <w:tcPr>
+            <w:tcW w:w="2840" w:type="dxa"/>
+          </w:tcPr>
+          <w:p>
+            <w:pPr>
+              <w:ind w:left="0"/>
+            </w:pPr>
+            <w:r>
+              <w:rPr>
+                <w:rFonts w:hint="eastAsia"/>
+              </w:rPr>
+              <w:t>没有可用连接且无可用节点</w:t>
+            </w:r>
+          </w:p>
+        </w:tc>
+        <w:tc>
+          <w:tcPr>
+            <w:tcW w:w="2841" w:type="dxa"/>
+          </w:tcPr>
+          <w:p>
+            <w:pPr>
+              <w:tabs>
+                <w:tab w:val="left" w:pos="632"/>
+              </w:tabs>
+              <w:ind w:left="0"/>
+            </w:pPr>
+          </w:p>
+        </w:tc>
+        <w:tc>
+          <w:tcPr>
+            <w:tcW w:w="2841" w:type="dxa"/>
+          </w:tcPr>
+          <w:p>
+            <w:pPr>
+              <w:ind w:left="0"/>
+            </w:pPr>
+            <w:r>
+              <w:rPr>
+                <w:rFonts w:hint="eastAsia"/>
+              </w:rPr>
+              <w:t>返回</w:t>
+            </w:r>
+            <w:r>
+              <w:rPr>
+                <w:rFonts w:hint="eastAsia"/>
+              </w:rPr>
+              <w:t>SDB_DS_HAS</w:t>
+            </w:r>
+            <w:r>
+              <w:rPr>
+                <w:rFonts w:hint="eastAsia"/>
+              </w:rPr>
+              <w:t>NO_</w:t>
+            </w:r>
+            <w:r>
+              <w:rPr>
+                <w:rFonts w:hint="eastAsia"/>
+              </w:rPr>
+              <w:t>COORD</w:t>
+            </w:r>
+            <w:r>
+              <w:rPr>
+                <w:rFonts w:hint="eastAsia"/>
+              </w:rPr>
+              <w:t>NODE</w:t>
+            </w:r>
+            <w:r>
+              <w:rPr>
+                <w:rFonts w:hint="eastAsia"/>
+              </w:rPr>
+              <w:t>错误码</w:t>
+            </w:r>
+          </w:p>
+        </w:tc>
+      </w:tr>
+    </w:tbl>
+    <w:p/>
+    <w:p>
+      <w:pPr>
+        <w:pStyle w:val="Heading5"/>
+      </w:pPr>
+      <w:r>
+        <w:rPr>
+          <w:rFonts w:hint="eastAsia"/>
+        </w:rPr>
+        <w:t>5.2.3</w:t>
+      </w:r>
+      <w:r>
+        <w:rPr>
+          <w:rFonts w:hint="eastAsia"/>
+        </w:rPr>
+        <w:t>场景归还连接</w:t>
+      </w:r>
+    </w:p>
+    <w:p>
+      <w:r>
+        <w:object w:dxaOrig="4901" w:dyaOrig="7492">
+          <v:shape id="_x0000_i1035" type="#_x0000_t75" style="width:244.5pt;height:374.25pt" o:ole="">
+            <v:imagedata r:id="rId14" o:title=""/>
+          </v:shape>
+          <o:OLEObject Type="Embed" ProgID="Visio.Drawing.11" ShapeID="_x0000_i1035" DrawAspect="Content" ObjectID="_1529233824" r:id="rId15"/>
+        </w:object>
+      </w:r>
     </w:p>
     <w:p/>
     <w:tbl>
@@ -6536,7 +7956,7 @@
               <w:rPr>
                 <w:rFonts w:hint="eastAsia"/>
               </w:rPr>
-              <w:t>获取连接</w:t>
+              <w:t>连接池功能是否启用</w:t>
             </w:r>
           </w:p>
         </w:tc>
@@ -6552,7 +7972,7 @@
               <w:rPr>
                 <w:rFonts w:hint="eastAsia"/>
               </w:rPr>
-              <w:t>连接池功能没启用</w:t>
+              <w:t>未启用</w:t>
             </w:r>
           </w:p>
         </w:tc>
@@ -6598,7 +8018,7 @@
               <w:rPr>
                 <w:rFonts w:hint="eastAsia"/>
               </w:rPr>
-              <w:t>判断是否达到最大连接数</w:t>
+              <w:t>检查归还的连接是不是本连接池分配出去的</w:t>
             </w:r>
           </w:p>
         </w:tc>
@@ -6608,16 +8028,13 @@
           </w:tcPr>
           <w:p>
             <w:pPr>
-              <w:tabs>
-                <w:tab w:val="left" w:pos="632"/>
-              </w:tabs>
-              <w:ind w:left="0"/>
-            </w:pPr>
-            <w:r>
-              <w:rPr>
-                <w:rFonts w:hint="eastAsia"/>
-              </w:rPr>
-              <w:t>达到最大连接数</w:t>
+              <w:ind w:left="0"/>
+            </w:pPr>
+            <w:r>
+              <w:rPr>
+                <w:rFonts w:hint="eastAsia"/>
+              </w:rPr>
+              <w:t>不是本连接池分配的</w:t>
             </w:r>
           </w:p>
         </w:tc>
@@ -6633,136 +8050,19 @@
               <w:rPr>
                 <w:rFonts w:hint="eastAsia"/>
               </w:rPr>
+              <w:t>直接</w:t>
+            </w:r>
+            <w:r>
+              <w:rPr>
+                <w:rFonts w:hint="eastAsia"/>
+              </w:rPr>
               <w:t>返回</w:t>
             </w:r>
             <w:r>
-              <w:t>SDB_DRIVER_DS_RUNOUT</w:t>
-            </w:r>
-            <w:r>
-              <w:rPr>
-                <w:rFonts w:hint="eastAsia"/>
-              </w:rPr>
-              <w:t>错</w:t>
-            </w:r>
-            <w:r>
-              <w:rPr>
-                <w:rFonts w:hint="eastAsia"/>
-              </w:rPr>
-              <w:lastRenderedPageBreak/>
-              <w:t>误码</w:t>
-            </w:r>
-          </w:p>
-        </w:tc>
-      </w:tr>
-      <w:tr>
-        <w:tc>
-          <w:tcPr>
-            <w:tcW w:w="2840" w:type="dxa"/>
-          </w:tcPr>
-          <w:p>
-            <w:pPr>
-              <w:ind w:left="0"/>
-            </w:pPr>
-            <w:r>
-              <w:rPr>
-                <w:rFonts w:hint="eastAsia"/>
-              </w:rPr>
-              <w:lastRenderedPageBreak/>
-              <w:t>返回前判断连接是否有效</w:t>
-            </w:r>
-          </w:p>
-        </w:tc>
-        <w:tc>
-          <w:tcPr>
-            <w:tcW w:w="2841" w:type="dxa"/>
-          </w:tcPr>
-          <w:p>
-            <w:pPr>
-              <w:tabs>
-                <w:tab w:val="left" w:pos="632"/>
-              </w:tabs>
-              <w:ind w:left="0"/>
-            </w:pPr>
-            <w:r>
-              <w:rPr>
-                <w:rFonts w:hint="eastAsia"/>
-              </w:rPr>
-              <w:t>连接无效</w:t>
-            </w:r>
-          </w:p>
-        </w:tc>
-        <w:tc>
-          <w:tcPr>
-            <w:tcW w:w="2841" w:type="dxa"/>
-          </w:tcPr>
-          <w:p>
-            <w:pPr>
-              <w:ind w:left="0"/>
-            </w:pPr>
-            <w:r>
-              <w:rPr>
-                <w:rFonts w:hint="eastAsia"/>
-              </w:rPr>
-              <w:t>丢弃</w:t>
-            </w:r>
-          </w:p>
-        </w:tc>
-      </w:tr>
-      <w:tr>
-        <w:tc>
-          <w:tcPr>
-            <w:tcW w:w="2840" w:type="dxa"/>
-          </w:tcPr>
-          <w:p>
-            <w:pPr>
-              <w:ind w:left="0"/>
-            </w:pPr>
-            <w:r>
-              <w:rPr>
-                <w:rFonts w:hint="eastAsia"/>
-              </w:rPr>
-              <w:t>没有可用连接且无可用节点</w:t>
-            </w:r>
-          </w:p>
-        </w:tc>
-        <w:tc>
-          <w:tcPr>
-            <w:tcW w:w="2841" w:type="dxa"/>
-          </w:tcPr>
-          <w:p>
-            <w:pPr>
-              <w:tabs>
-                <w:tab w:val="left" w:pos="632"/>
-              </w:tabs>
-              <w:ind w:left="0"/>
-            </w:pPr>
-          </w:p>
-        </w:tc>
-        <w:tc>
-          <w:tcPr>
-            <w:tcW w:w="2841" w:type="dxa"/>
-          </w:tcPr>
-          <w:p>
-            <w:pPr>
-              <w:ind w:left="0"/>
-            </w:pPr>
-            <w:r>
-              <w:rPr>
-                <w:rFonts w:hint="eastAsia"/>
-              </w:rPr>
-              <w:t>返回</w:t>
-            </w:r>
-            <w:r>
-              <w:rPr>
-                <w:rFonts w:hint="eastAsia"/>
-              </w:rPr>
-              <w:t>SDB_HAS_NO_NODE</w:t>
-            </w:r>
-            <w:r>
-              <w:rPr>
-                <w:rFonts w:hint="eastAsia"/>
-              </w:rPr>
-              <w:t>错误码</w:t>
+              <w:rPr>
+                <w:rFonts w:hint="eastAsia"/>
+              </w:rPr>
+              <w:t>，对这个连接不处理</w:t>
             </w:r>
           </w:p>
         </w:tc>
@@ -6777,22 +8077,333 @@
         <w:rPr>
           <w:rFonts w:hint="eastAsia"/>
         </w:rPr>
-        <w:t>5.2.3</w:t>
-      </w:r>
-      <w:r>
-        <w:rPr>
-          <w:rFonts w:hint="eastAsia"/>
-        </w:rPr>
-        <w:t>场景归还连接</w:t>
+        <w:lastRenderedPageBreak/>
+        <w:t>5.2.4</w:t>
+      </w:r>
+      <w:r>
+        <w:rPr>
+          <w:rFonts w:hint="eastAsia"/>
+        </w:rPr>
+        <w:t>场景启用连接池</w:t>
       </w:r>
     </w:p>
     <w:p>
       <w:r>
-        <w:object w:dxaOrig="4902" w:dyaOrig="7493">
-          <v:shape id="_x0000_i1027" type="#_x0000_t75" style="width:244.5pt;height:374.25pt" o:ole="">
-            <v:imagedata r:id="rId14" o:title=""/>
+        <w:object w:dxaOrig="8994" w:dyaOrig="7923">
+          <v:shape id="_x0000_i1030" type="#_x0000_t75" style="width:415.5pt;height:366pt" o:ole="">
+            <v:imagedata r:id="rId16" o:title=""/>
           </v:shape>
-          <o:OLEObject Type="Embed" ProgID="Visio.Drawing.11" ShapeID="_x0000_i1027" DrawAspect="Content" ObjectID="_1529165932" r:id="rId15"/>
+          <o:OLEObject Type="Embed" ProgID="Visio.Drawing.11" ShapeID="_x0000_i1030" DrawAspect="Content" ObjectID="_1529233825" r:id="rId17"/>
+        </w:object>
+      </w:r>
+    </w:p>
+    <w:tbl>
+      <w:tblPr>
+        <w:tblStyle w:val="TableGrid"/>
+        <w:tblW w:w="0" w:type="auto"/>
+        <w:tblLook w:val="04A0"/>
+      </w:tblPr>
+      <w:tblGrid>
+        <w:gridCol w:w="1784"/>
+        <w:gridCol w:w="3778"/>
+        <w:gridCol w:w="2960"/>
+      </w:tblGrid>
+      <w:tr>
+        <w:tc>
+          <w:tcPr>
+            <w:tcW w:w="1784" w:type="dxa"/>
+            <w:shd w:val="clear" w:color="auto" w:fill="D9D9D9" w:themeFill="background1" w:themeFillShade="D9"/>
+          </w:tcPr>
+          <w:p>
+            <w:pPr>
+              <w:ind w:left="0"/>
+              <w:jc w:val="center"/>
+            </w:pPr>
+            <w:r>
+              <w:rPr>
+                <w:rFonts w:hint="eastAsia"/>
+              </w:rPr>
+              <w:t>流程描述</w:t>
+            </w:r>
+          </w:p>
+        </w:tc>
+        <w:tc>
+          <w:tcPr>
+            <w:tcW w:w="3778" w:type="dxa"/>
+            <w:shd w:val="clear" w:color="auto" w:fill="D9D9D9" w:themeFill="background1" w:themeFillShade="D9"/>
+          </w:tcPr>
+          <w:p>
+            <w:pPr>
+              <w:ind w:left="0"/>
+              <w:jc w:val="center"/>
+            </w:pPr>
+            <w:r>
+              <w:rPr>
+                <w:rFonts w:hint="eastAsia"/>
+              </w:rPr>
+              <w:t>异常说明</w:t>
+            </w:r>
+          </w:p>
+        </w:tc>
+        <w:tc>
+          <w:tcPr>
+            <w:tcW w:w="2960" w:type="dxa"/>
+            <w:shd w:val="clear" w:color="auto" w:fill="D9D9D9" w:themeFill="background1" w:themeFillShade="D9"/>
+          </w:tcPr>
+          <w:p>
+            <w:pPr>
+              <w:ind w:left="0"/>
+              <w:jc w:val="center"/>
+            </w:pPr>
+            <w:r>
+              <w:rPr>
+                <w:rFonts w:hint="eastAsia"/>
+              </w:rPr>
+              <w:t>说明</w:t>
+            </w:r>
+          </w:p>
+        </w:tc>
+      </w:tr>
+      <w:tr>
+        <w:tc>
+          <w:tcPr>
+            <w:tcW w:w="1784" w:type="dxa"/>
+          </w:tcPr>
+          <w:p>
+            <w:pPr>
+              <w:ind w:left="0"/>
+            </w:pPr>
+            <w:r>
+              <w:rPr>
+                <w:rFonts w:hint="eastAsia"/>
+              </w:rPr>
+              <w:t>连接池功能是否启动</w:t>
+            </w:r>
+          </w:p>
+        </w:tc>
+        <w:tc>
+          <w:tcPr>
+            <w:tcW w:w="3778" w:type="dxa"/>
+          </w:tcPr>
+          <w:p>
+            <w:pPr>
+              <w:ind w:left="0"/>
+            </w:pPr>
+            <w:r>
+              <w:rPr>
+                <w:rFonts w:hint="eastAsia"/>
+              </w:rPr>
+              <w:t>已启动</w:t>
+            </w:r>
+          </w:p>
+        </w:tc>
+        <w:tc>
+          <w:tcPr>
+            <w:tcW w:w="2960" w:type="dxa"/>
+          </w:tcPr>
+          <w:p>
+            <w:pPr>
+              <w:ind w:left="0"/>
+            </w:pPr>
+            <w:r>
+              <w:rPr>
+                <w:rFonts w:hint="eastAsia"/>
+              </w:rPr>
+              <w:t>直接返回</w:t>
+            </w:r>
+          </w:p>
+        </w:tc>
+      </w:tr>
+    </w:tbl>
+    <w:p/>
+    <w:p>
+      <w:r>
+        <w:rPr>
+          <w:rFonts w:hint="eastAsia"/>
+        </w:rPr>
+        <w:t>创建连接子场景</w:t>
+      </w:r>
+    </w:p>
+    <w:p>
+      <w:r>
+        <w:object w:dxaOrig="8482" w:dyaOrig="7670">
+          <v:shape id="_x0000_i1031" type="#_x0000_t75" style="width:415.5pt;height:375.75pt" o:ole="">
+            <v:imagedata r:id="rId18" o:title=""/>
+          </v:shape>
+          <o:OLEObject Type="Embed" ProgID="Visio.Drawing.11" ShapeID="_x0000_i1031" DrawAspect="Content" ObjectID="_1529233826" r:id="rId19"/>
+        </w:object>
+      </w:r>
+    </w:p>
+    <w:tbl>
+      <w:tblPr>
+        <w:tblStyle w:val="TableGrid"/>
+        <w:tblW w:w="0" w:type="auto"/>
+        <w:tblLook w:val="04A0"/>
+      </w:tblPr>
+      <w:tblGrid>
+        <w:gridCol w:w="2840"/>
+        <w:gridCol w:w="2841"/>
+        <w:gridCol w:w="2841"/>
+      </w:tblGrid>
+      <w:tr>
+        <w:tc>
+          <w:tcPr>
+            <w:tcW w:w="2840" w:type="dxa"/>
+            <w:shd w:val="clear" w:color="auto" w:fill="D9D9D9" w:themeFill="background1" w:themeFillShade="D9"/>
+          </w:tcPr>
+          <w:p>
+            <w:pPr>
+              <w:ind w:left="0"/>
+              <w:jc w:val="center"/>
+            </w:pPr>
+            <w:r>
+              <w:rPr>
+                <w:rFonts w:hint="eastAsia"/>
+              </w:rPr>
+              <w:t>流程描述</w:t>
+            </w:r>
+          </w:p>
+        </w:tc>
+        <w:tc>
+          <w:tcPr>
+            <w:tcW w:w="2841" w:type="dxa"/>
+            <w:shd w:val="clear" w:color="auto" w:fill="D9D9D9" w:themeFill="background1" w:themeFillShade="D9"/>
+          </w:tcPr>
+          <w:p>
+            <w:pPr>
+              <w:ind w:left="0"/>
+              <w:jc w:val="center"/>
+            </w:pPr>
+            <w:r>
+              <w:rPr>
+                <w:rFonts w:hint="eastAsia"/>
+              </w:rPr>
+              <w:t>异常分支</w:t>
+            </w:r>
+          </w:p>
+        </w:tc>
+        <w:tc>
+          <w:tcPr>
+            <w:tcW w:w="2841" w:type="dxa"/>
+            <w:shd w:val="clear" w:color="auto" w:fill="D9D9D9" w:themeFill="background1" w:themeFillShade="D9"/>
+          </w:tcPr>
+          <w:p>
+            <w:pPr>
+              <w:ind w:left="0"/>
+              <w:jc w:val="center"/>
+            </w:pPr>
+            <w:r>
+              <w:rPr>
+                <w:rFonts w:hint="eastAsia"/>
+              </w:rPr>
+              <w:t>说明</w:t>
+            </w:r>
+          </w:p>
+        </w:tc>
+      </w:tr>
+      <w:tr>
+        <w:tc>
+          <w:tcPr>
+            <w:tcW w:w="2840" w:type="dxa"/>
+          </w:tcPr>
+          <w:p>
+            <w:pPr>
+              <w:ind w:left="0"/>
+            </w:pPr>
+            <w:r>
+              <w:rPr>
+                <w:rFonts w:hint="eastAsia"/>
+              </w:rPr>
+              <w:t>检查创建连接是否成功</w:t>
+            </w:r>
+          </w:p>
+        </w:tc>
+        <w:tc>
+          <w:tcPr>
+            <w:tcW w:w="2841" w:type="dxa"/>
+          </w:tcPr>
+          <w:p>
+            <w:pPr>
+              <w:ind w:left="0"/>
+            </w:pPr>
+            <w:r>
+              <w:rPr>
+                <w:rFonts w:hint="eastAsia"/>
+              </w:rPr>
+              <w:t>当在某个节点上创建连接失败后，</w:t>
+            </w:r>
+            <w:r>
+              <w:rPr>
+                <w:rFonts w:hint="eastAsia"/>
+              </w:rPr>
+              <w:t>经过重试还失败，则</w:t>
+            </w:r>
+            <w:r>
+              <w:rPr>
+                <w:rFonts w:hint="eastAsia"/>
+              </w:rPr>
+              <w:t>丢弃该连接，并认为该节点异常，加入到异常节点列表</w:t>
+            </w:r>
+          </w:p>
+        </w:tc>
+        <w:tc>
+          <w:tcPr>
+            <w:tcW w:w="2841" w:type="dxa"/>
+          </w:tcPr>
+          <w:p>
+            <w:pPr>
+              <w:ind w:left="0"/>
+            </w:pPr>
+            <w:r>
+              <w:rPr>
+                <w:rFonts w:hint="eastAsia"/>
+              </w:rPr>
+              <w:t>根据设置的</w:t>
+            </w:r>
+            <w:r>
+              <w:rPr>
+                <w:rFonts w:hint="eastAsia"/>
+              </w:rPr>
+              <w:t>_createConnRetryTime</w:t>
+            </w:r>
+            <w:r>
+              <w:rPr>
+                <w:rFonts w:hint="eastAsia"/>
+              </w:rPr>
+              <w:t>重试次数，</w:t>
+            </w:r>
+            <w:r>
+              <w:rPr>
+                <w:rFonts w:hint="eastAsia"/>
+              </w:rPr>
+              <w:t xml:space="preserve"> </w:t>
+            </w:r>
+            <w:r>
+              <w:rPr>
+                <w:rFonts w:hint="eastAsia"/>
+              </w:rPr>
+              <w:t>若超过重试次数还不能建连，则认为是异常节点</w:t>
+            </w:r>
+          </w:p>
+        </w:tc>
+      </w:tr>
+    </w:tbl>
+    <w:p/>
+    <w:p>
+      <w:r>
+        <w:rPr>
+          <w:rFonts w:hint="eastAsia"/>
+        </w:rPr>
+        <w:t>销毁连接子场景</w:t>
+      </w:r>
+    </w:p>
+    <w:p>
+      <w:r>
+        <w:object w:dxaOrig="6816" w:dyaOrig="5856">
+          <v:shape id="_x0000_i1032" type="#_x0000_t75" style="width:341.25pt;height:293.25pt" o:ole="">
+            <v:imagedata r:id="rId20" o:title=""/>
+          </v:shape>
+          <o:OLEObject Type="Embed" ProgID="Visio.Drawing.11" ShapeID="_x0000_i1032" DrawAspect="Content" ObjectID="_1529233827" r:id="rId21"/>
         </w:object>
       </w:r>
     </w:p>
@@ -6877,7 +8488,7 @@
               <w:rPr>
                 <w:rFonts w:hint="eastAsia"/>
               </w:rPr>
-              <w:t>连接池功能是否启用</w:t>
+              <w:t>连接池创建销毁连接线程</w:t>
             </w:r>
           </w:p>
         </w:tc>
@@ -6889,12 +8500,6 @@
             <w:pPr>
               <w:ind w:left="0"/>
             </w:pPr>
-            <w:r>
-              <w:rPr>
-                <w:rFonts w:hint="eastAsia"/>
-              </w:rPr>
-              <w:t>未启用</w:t>
-            </w:r>
           </w:p>
         </w:tc>
         <w:tc>
@@ -6909,19 +8514,19 @@
               <w:rPr>
                 <w:rFonts w:hint="eastAsia"/>
               </w:rPr>
-              <w:t>返回</w:t>
-            </w:r>
-            <w:r>
-              <w:rPr>
-                <w:rFonts w:hint="eastAsia"/>
-              </w:rPr>
-              <w:t>SDB_DATASOURCE_DISABLED</w:t>
-            </w:r>
-            <w:r>
-              <w:rPr>
-                <w:rFonts w:hint="eastAsia"/>
-              </w:rPr>
-              <w:t>错误码</w:t>
+              <w:t>该线程销毁的一定是合法的连接（</w:t>
+            </w:r>
+            <w:r>
+              <w:rPr>
+                <w:rFonts w:hint="eastAsia"/>
+              </w:rPr>
+              <w:t>本</w:t>
+            </w:r>
+            <w:r>
+              <w:rPr>
+                <w:rFonts w:hint="eastAsia"/>
+              </w:rPr>
+              <w:t>连接池维护的连接）</w:t>
             </w:r>
           </w:p>
         </w:tc>
@@ -6939,7 +8544,13 @@
               <w:rPr>
                 <w:rFonts w:hint="eastAsia"/>
               </w:rPr>
-              <w:t>检查归还的连接是不是本连接池分配出去的</w:t>
+              <w:t>子线程进入循环，一直等待条件变量被唤醒，然后去销毁一批</w:t>
+            </w:r>
+            <w:r>
+              <w:rPr>
+                <w:rFonts w:hint="eastAsia"/>
+              </w:rPr>
+              <w:t>连接</w:t>
             </w:r>
           </w:p>
         </w:tc>
@@ -6951,12 +8562,6 @@
             <w:pPr>
               <w:ind w:left="0"/>
             </w:pPr>
-            <w:r>
-              <w:rPr>
-                <w:rFonts w:hint="eastAsia"/>
-              </w:rPr>
-              <w:t>不是本连接池分配的</w:t>
-            </w:r>
           </w:p>
         </w:tc>
         <w:tc>
@@ -6967,379 +8572,62 @@
             <w:pPr>
               <w:ind w:left="0"/>
             </w:pPr>
-            <w:r>
-              <w:rPr>
-                <w:rFonts w:hint="eastAsia"/>
-              </w:rPr>
-              <w:t>返回</w:t>
-            </w:r>
-            <w:r>
-              <w:t>SDB_NET_NOT_CONNECT</w:t>
-            </w:r>
-            <w:r>
-              <w:rPr>
-                <w:rFonts w:hint="eastAsia"/>
-              </w:rPr>
-              <w:t>错误</w:t>
-            </w:r>
-            <w:r>
-              <w:rPr>
-                <w:rFonts w:hint="eastAsia"/>
-              </w:rPr>
-              <w:t>码，对这个连接不处理</w:t>
-            </w:r>
+          </w:p>
+        </w:tc>
+      </w:tr>
+      <w:tr>
+        <w:tc>
+          <w:tcPr>
+            <w:tcW w:w="2840" w:type="dxa"/>
+          </w:tcPr>
+          <w:p>
+            <w:pPr>
+              <w:ind w:left="0"/>
+            </w:pPr>
+          </w:p>
+        </w:tc>
+        <w:tc>
+          <w:tcPr>
+            <w:tcW w:w="2841" w:type="dxa"/>
+          </w:tcPr>
+          <w:p>
+            <w:pPr>
+              <w:ind w:left="0"/>
+            </w:pPr>
+          </w:p>
+        </w:tc>
+        <w:tc>
+          <w:tcPr>
+            <w:tcW w:w="2841" w:type="dxa"/>
+          </w:tcPr>
+          <w:p>
+            <w:pPr>
+              <w:ind w:left="0"/>
+            </w:pPr>
           </w:p>
         </w:tc>
       </w:tr>
     </w:tbl>
-    <w:p/>
     <w:p>
       <w:pPr>
-        <w:pStyle w:val="Heading5"/>
-      </w:pPr>
-      <w:r>
-        <w:rPr>
-          <w:rFonts w:hint="eastAsia"/>
-        </w:rPr>
-        <w:lastRenderedPageBreak/>
-        <w:t>5.2.4</w:t>
-      </w:r>
-      <w:r>
-        <w:rPr>
-          <w:rFonts w:hint="eastAsia"/>
-        </w:rPr>
-        <w:t>场景启用连接池</w:t>
-      </w:r>
+        <w:ind w:left="0"/>
+      </w:pPr>
     </w:p>
     <w:p>
       <w:r>
-        <w:object w:dxaOrig="8994" w:dyaOrig="7923">
-          <v:shape id="_x0000_i1028" type="#_x0000_t75" style="width:415.5pt;height:366pt" o:ole="">
-            <v:imagedata r:id="rId16" o:title=""/>
-          </v:shape>
-          <o:OLEObject Type="Embed" ProgID="Visio.Drawing.11" ShapeID="_x0000_i1028" DrawAspect="Content" ObjectID="_1529165933" r:id="rId17"/>
-        </w:object>
-      </w:r>
-    </w:p>
-    <w:tbl>
-      <w:tblPr>
-        <w:tblStyle w:val="TableGrid"/>
-        <w:tblW w:w="0" w:type="auto"/>
-        <w:tblLook w:val="04A0"/>
-      </w:tblPr>
-      <w:tblGrid>
-        <w:gridCol w:w="1730"/>
-        <w:gridCol w:w="3643"/>
-        <w:gridCol w:w="3149"/>
-      </w:tblGrid>
-      <w:tr>
-        <w:tc>
-          <w:tcPr>
-            <w:tcW w:w="1784" w:type="dxa"/>
-            <w:shd w:val="clear" w:color="auto" w:fill="D9D9D9" w:themeFill="background1" w:themeFillShade="D9"/>
-          </w:tcPr>
-          <w:p>
-            <w:pPr>
-              <w:ind w:left="0"/>
-              <w:jc w:val="center"/>
-            </w:pPr>
-            <w:r>
-              <w:rPr>
-                <w:rFonts w:hint="eastAsia"/>
-              </w:rPr>
-              <w:t>流程描述</w:t>
-            </w:r>
-          </w:p>
-        </w:tc>
-        <w:tc>
-          <w:tcPr>
-            <w:tcW w:w="3778" w:type="dxa"/>
-            <w:shd w:val="clear" w:color="auto" w:fill="D9D9D9" w:themeFill="background1" w:themeFillShade="D9"/>
-          </w:tcPr>
-          <w:p>
-            <w:pPr>
-              <w:ind w:left="0"/>
-              <w:jc w:val="center"/>
-            </w:pPr>
-            <w:r>
-              <w:rPr>
-                <w:rFonts w:hint="eastAsia"/>
-              </w:rPr>
-              <w:t>异常说明</w:t>
-            </w:r>
-          </w:p>
-        </w:tc>
-        <w:tc>
-          <w:tcPr>
-            <w:tcW w:w="2960" w:type="dxa"/>
-            <w:shd w:val="clear" w:color="auto" w:fill="D9D9D9" w:themeFill="background1" w:themeFillShade="D9"/>
-          </w:tcPr>
-          <w:p>
-            <w:pPr>
-              <w:ind w:left="0"/>
-              <w:jc w:val="center"/>
-            </w:pPr>
-            <w:r>
-              <w:rPr>
-                <w:rFonts w:hint="eastAsia"/>
-              </w:rPr>
-              <w:t>说明</w:t>
-            </w:r>
-          </w:p>
-        </w:tc>
-      </w:tr>
-      <w:tr>
-        <w:tc>
-          <w:tcPr>
-            <w:tcW w:w="1784" w:type="dxa"/>
-          </w:tcPr>
-          <w:p>
-            <w:pPr>
-              <w:ind w:left="0"/>
-            </w:pPr>
-            <w:r>
-              <w:rPr>
-                <w:rFonts w:hint="eastAsia"/>
-              </w:rPr>
-              <w:t>连接池功能是否启动</w:t>
-            </w:r>
-          </w:p>
-        </w:tc>
-        <w:tc>
-          <w:tcPr>
-            <w:tcW w:w="3778" w:type="dxa"/>
-          </w:tcPr>
-          <w:p>
-            <w:pPr>
-              <w:ind w:left="0"/>
-            </w:pPr>
-            <w:r>
-              <w:rPr>
-                <w:rFonts w:hint="eastAsia"/>
-              </w:rPr>
-              <w:t>已启动</w:t>
-            </w:r>
-          </w:p>
-        </w:tc>
-        <w:tc>
-          <w:tcPr>
-            <w:tcW w:w="2960" w:type="dxa"/>
-          </w:tcPr>
-          <w:p>
-            <w:pPr>
-              <w:ind w:left="0"/>
-            </w:pPr>
-            <w:r>
-              <w:rPr>
-                <w:rFonts w:hint="eastAsia"/>
-              </w:rPr>
-              <w:t>返回</w:t>
-            </w:r>
-            <w:r>
-              <w:rPr>
-                <w:rFonts w:hint="eastAsia"/>
-              </w:rPr>
-              <w:t>SDB_DATASOURCE_HAS_ENABLED</w:t>
-            </w:r>
-            <w:r>
-              <w:rPr>
-                <w:rFonts w:hint="eastAsia"/>
-              </w:rPr>
-              <w:t>错误码</w:t>
-            </w:r>
-          </w:p>
-        </w:tc>
-      </w:tr>
-    </w:tbl>
-    <w:p/>
-    <w:p>
-      <w:r>
-        <w:rPr>
-          <w:rFonts w:hint="eastAsia"/>
-        </w:rPr>
-        <w:t>创建连接子场景</w:t>
+        <w:rPr>
+          <w:rFonts w:hint="eastAsia"/>
+        </w:rPr>
+        <w:t>创建后台定时检测子场景</w:t>
       </w:r>
     </w:p>
     <w:p>
       <w:r>
-        <w:object w:dxaOrig="8482" w:dyaOrig="7671">
-          <v:shape id="_x0000_i1029" type="#_x0000_t75" style="width:415.5pt;height:375.75pt" o:ole="">
-            <v:imagedata r:id="rId18" o:title=""/>
+        <w:object w:dxaOrig="5774" w:dyaOrig="6984">
+          <v:shape id="_x0000_i1033" type="#_x0000_t75" style="width:289.5pt;height:350.25pt" o:ole="">
+            <v:imagedata r:id="rId22" o:title=""/>
           </v:shape>
-          <o:OLEObject Type="Embed" ProgID="Visio.Drawing.11" ShapeID="_x0000_i1029" DrawAspect="Content" ObjectID="_1529165934" r:id="rId19"/>
-        </w:object>
-      </w:r>
-    </w:p>
-    <w:tbl>
-      <w:tblPr>
-        <w:tblStyle w:val="TableGrid"/>
-        <w:tblW w:w="0" w:type="auto"/>
-        <w:tblLook w:val="04A0"/>
-      </w:tblPr>
-      <w:tblGrid>
-        <w:gridCol w:w="2840"/>
-        <w:gridCol w:w="2841"/>
-        <w:gridCol w:w="2841"/>
-      </w:tblGrid>
-      <w:tr>
-        <w:tc>
-          <w:tcPr>
-            <w:tcW w:w="2840" w:type="dxa"/>
-            <w:shd w:val="clear" w:color="auto" w:fill="D9D9D9" w:themeFill="background1" w:themeFillShade="D9"/>
-          </w:tcPr>
-          <w:p>
-            <w:pPr>
-              <w:ind w:left="0"/>
-              <w:jc w:val="center"/>
-            </w:pPr>
-            <w:r>
-              <w:rPr>
-                <w:rFonts w:hint="eastAsia"/>
-              </w:rPr>
-              <w:t>流程描述</w:t>
-            </w:r>
-          </w:p>
-        </w:tc>
-        <w:tc>
-          <w:tcPr>
-            <w:tcW w:w="2841" w:type="dxa"/>
-            <w:shd w:val="clear" w:color="auto" w:fill="D9D9D9" w:themeFill="background1" w:themeFillShade="D9"/>
-          </w:tcPr>
-          <w:p>
-            <w:pPr>
-              <w:ind w:left="0"/>
-              <w:jc w:val="center"/>
-            </w:pPr>
-            <w:r>
-              <w:rPr>
-                <w:rFonts w:hint="eastAsia"/>
-              </w:rPr>
-              <w:t>异常分支</w:t>
-            </w:r>
-          </w:p>
-        </w:tc>
-        <w:tc>
-          <w:tcPr>
-            <w:tcW w:w="2841" w:type="dxa"/>
-            <w:shd w:val="clear" w:color="auto" w:fill="D9D9D9" w:themeFill="background1" w:themeFillShade="D9"/>
-          </w:tcPr>
-          <w:p>
-            <w:pPr>
-              <w:ind w:left="0"/>
-              <w:jc w:val="center"/>
-            </w:pPr>
-            <w:r>
-              <w:rPr>
-                <w:rFonts w:hint="eastAsia"/>
-              </w:rPr>
-              <w:t>说明</w:t>
-            </w:r>
-          </w:p>
-        </w:tc>
-      </w:tr>
-      <w:tr>
-        <w:tc>
-          <w:tcPr>
-            <w:tcW w:w="2840" w:type="dxa"/>
-          </w:tcPr>
-          <w:p>
-            <w:pPr>
-              <w:ind w:left="0"/>
-            </w:pPr>
-            <w:r>
-              <w:rPr>
-                <w:rFonts w:hint="eastAsia"/>
-              </w:rPr>
-              <w:t>检查创建连接是否成功</w:t>
-            </w:r>
-          </w:p>
-        </w:tc>
-        <w:tc>
-          <w:tcPr>
-            <w:tcW w:w="2841" w:type="dxa"/>
-          </w:tcPr>
-          <w:p>
-            <w:pPr>
-              <w:ind w:left="0"/>
-            </w:pPr>
-            <w:r>
-              <w:rPr>
-                <w:rFonts w:hint="eastAsia"/>
-              </w:rPr>
-              <w:t>当在某个节点上创建连接失败后，</w:t>
-            </w:r>
-            <w:r>
-              <w:rPr>
-                <w:rFonts w:hint="eastAsia"/>
-              </w:rPr>
-              <w:t>经过重试还失败，则</w:t>
-            </w:r>
-            <w:r>
-              <w:rPr>
-                <w:rFonts w:hint="eastAsia"/>
-              </w:rPr>
-              <w:t>丢弃该连接，并认为该节点异常，加入到异常节点列表</w:t>
-            </w:r>
-          </w:p>
-        </w:tc>
-        <w:tc>
-          <w:tcPr>
-            <w:tcW w:w="2841" w:type="dxa"/>
-          </w:tcPr>
-          <w:p>
-            <w:pPr>
-              <w:ind w:left="0"/>
-            </w:pPr>
-            <w:r>
-              <w:rPr>
-                <w:rFonts w:hint="eastAsia"/>
-              </w:rPr>
-              <w:t>根据设置的</w:t>
-            </w:r>
-            <w:r>
-              <w:rPr>
-                <w:rFonts w:hint="eastAsia"/>
-              </w:rPr>
-              <w:t>_createConnRetryTime</w:t>
-            </w:r>
-            <w:r>
-              <w:rPr>
-                <w:rFonts w:hint="eastAsia"/>
-              </w:rPr>
-              <w:t>重试次数，</w:t>
-            </w:r>
-            <w:r>
-              <w:rPr>
-                <w:rFonts w:hint="eastAsia"/>
-              </w:rPr>
-              <w:t xml:space="preserve"> </w:t>
-            </w:r>
-            <w:r>
-              <w:rPr>
-                <w:rFonts w:hint="eastAsia"/>
-              </w:rPr>
-              <w:t>若超过重试次数还不能建连，则认为是异常节点</w:t>
-            </w:r>
-          </w:p>
-        </w:tc>
-      </w:tr>
-    </w:tbl>
-    <w:p/>
-    <w:p>
-      <w:r>
-        <w:rPr>
-          <w:rFonts w:hint="eastAsia"/>
-        </w:rPr>
-        <w:t>销毁连接子场景</w:t>
-      </w:r>
-    </w:p>
-    <w:p>
-      <w:r>
-        <w:object w:dxaOrig="6816" w:dyaOrig="5857">
-          <v:shape id="_x0000_i1030" type="#_x0000_t75" style="width:341.25pt;height:293.25pt" o:ole="">
-            <v:imagedata r:id="rId20" o:title=""/>
-          </v:shape>
-          <o:OLEObject Type="Embed" ProgID="Visio.Drawing.11" ShapeID="_x0000_i1030" DrawAspect="Content" ObjectID="_1529165935" r:id="rId21"/>
+          <o:OLEObject Type="Embed" ProgID="Visio.Drawing.11" ShapeID="_x0000_i1033" DrawAspect="Content" ObjectID="_1529233828" r:id="rId23"/>
         </w:object>
       </w:r>
     </w:p>
@@ -7424,7 +8712,7 @@
               <w:rPr>
                 <w:rFonts w:hint="eastAsia"/>
               </w:rPr>
-              <w:t>连接池创建销毁连接线程</w:t>
+              <w:t>连接池创建后台定时检测任务线程</w:t>
             </w:r>
           </w:p>
         </w:tc>
@@ -7446,24 +8734,6 @@
             <w:pPr>
               <w:ind w:left="0"/>
             </w:pPr>
-            <w:r>
-              <w:rPr>
-                <w:rFonts w:hint="eastAsia"/>
-              </w:rPr>
-              <w:t>该线程销毁的一定是合法的连接（</w:t>
-            </w:r>
-            <w:r>
-              <w:rPr>
-                <w:rFonts w:hint="eastAsia"/>
-              </w:rPr>
-              <w:t>本</w:t>
-            </w:r>
-            <w:r>
-              <w:rPr>
-                <w:rFonts w:hint="eastAsia"/>
-              </w:rPr>
-              <w:t>连接池维护的连接）</w:t>
-            </w:r>
           </w:p>
         </w:tc>
       </w:tr>
@@ -7480,13 +8750,7 @@
               <w:rPr>
                 <w:rFonts w:hint="eastAsia"/>
               </w:rPr>
-              <w:t>子线程进入循环，一直等待条件变量被唤醒，然后去销毁一批</w:t>
-            </w:r>
-            <w:r>
-              <w:rPr>
-                <w:rFonts w:hint="eastAsia"/>
-              </w:rPr>
-              <w:t>连接</w:t>
+              <w:t>子线程进入循环，等待时间信号唤醒，然后去相应的操作</w:t>
             </w:r>
           </w:p>
         </w:tc>
@@ -7540,6 +8804,204 @@
             <w:pPr>
               <w:ind w:left="0"/>
             </w:pPr>
+          </w:p>
+        </w:tc>
+      </w:tr>
+      <w:tr>
+        <w:tc>
+          <w:tcPr>
+            <w:tcW w:w="2840" w:type="dxa"/>
+          </w:tcPr>
+          <w:p>
+            <w:pPr>
+              <w:ind w:left="0"/>
+            </w:pPr>
+          </w:p>
+        </w:tc>
+        <w:tc>
+          <w:tcPr>
+            <w:tcW w:w="2841" w:type="dxa"/>
+          </w:tcPr>
+          <w:p>
+            <w:pPr>
+              <w:ind w:left="0"/>
+            </w:pPr>
+          </w:p>
+        </w:tc>
+        <w:tc>
+          <w:tcPr>
+            <w:tcW w:w="2841" w:type="dxa"/>
+          </w:tcPr>
+          <w:p>
+            <w:pPr>
+              <w:ind w:left="0"/>
+            </w:pPr>
+          </w:p>
+        </w:tc>
+      </w:tr>
+    </w:tbl>
+    <w:p/>
+    <w:p/>
+    <w:p>
+      <w:pPr>
+        <w:pStyle w:val="Heading5"/>
+      </w:pPr>
+      <w:r>
+        <w:rPr>
+          <w:rFonts w:hint="eastAsia"/>
+        </w:rPr>
+        <w:lastRenderedPageBreak/>
+        <w:t>5.2.5</w:t>
+      </w:r>
+      <w:r>
+        <w:rPr>
+          <w:rFonts w:hint="eastAsia"/>
+        </w:rPr>
+        <w:t>场景禁用连接池</w:t>
+      </w:r>
+    </w:p>
+    <w:p>
+      <w:pPr>
+        <w:ind w:firstLineChars="200" w:firstLine="420"/>
+      </w:pPr>
+      <w:r>
+        <w:object w:dxaOrig="5424" w:dyaOrig="7034">
+          <v:shape id="_x0000_i1034" type="#_x0000_t75" style="width:271.5pt;height:351.75pt" o:ole="">
+            <v:imagedata r:id="rId24" o:title=""/>
+          </v:shape>
+          <o:OLEObject Type="Embed" ProgID="Visio.Drawing.11" ShapeID="_x0000_i1034" DrawAspect="Content" ObjectID="_1529233829" r:id="rId25"/>
+        </w:object>
+      </w:r>
+      <w:r>
+        <w:br w:type="textWrapping" w:clear="all"/>
+      </w:r>
+    </w:p>
+    <w:tbl>
+      <w:tblPr>
+        <w:tblStyle w:val="TableGrid"/>
+        <w:tblW w:w="0" w:type="auto"/>
+        <w:tblLook w:val="04A0"/>
+      </w:tblPr>
+      <w:tblGrid>
+        <w:gridCol w:w="2840"/>
+        <w:gridCol w:w="2841"/>
+        <w:gridCol w:w="2841"/>
+      </w:tblGrid>
+      <w:tr>
+        <w:tc>
+          <w:tcPr>
+            <w:tcW w:w="2840" w:type="dxa"/>
+            <w:shd w:val="clear" w:color="auto" w:fill="D9D9D9" w:themeFill="background1" w:themeFillShade="D9"/>
+          </w:tcPr>
+          <w:p>
+            <w:pPr>
+              <w:ind w:left="0"/>
+              <w:jc w:val="center"/>
+            </w:pPr>
+            <w:r>
+              <w:rPr>
+                <w:rFonts w:hint="eastAsia"/>
+              </w:rPr>
+              <w:t>流程描述</w:t>
+            </w:r>
+          </w:p>
+        </w:tc>
+        <w:tc>
+          <w:tcPr>
+            <w:tcW w:w="2841" w:type="dxa"/>
+            <w:shd w:val="clear" w:color="auto" w:fill="D9D9D9" w:themeFill="background1" w:themeFillShade="D9"/>
+          </w:tcPr>
+          <w:p>
+            <w:pPr>
+              <w:ind w:left="0"/>
+              <w:jc w:val="center"/>
+            </w:pPr>
+            <w:r>
+              <w:rPr>
+                <w:rFonts w:hint="eastAsia"/>
+              </w:rPr>
+              <w:t>异常说明</w:t>
+            </w:r>
+          </w:p>
+        </w:tc>
+        <w:tc>
+          <w:tcPr>
+            <w:tcW w:w="2841" w:type="dxa"/>
+            <w:shd w:val="clear" w:color="auto" w:fill="D9D9D9" w:themeFill="background1" w:themeFillShade="D9"/>
+          </w:tcPr>
+          <w:p>
+            <w:pPr>
+              <w:ind w:left="0"/>
+              <w:jc w:val="center"/>
+            </w:pPr>
+            <w:r>
+              <w:rPr>
+                <w:rFonts w:hint="eastAsia"/>
+              </w:rPr>
+              <w:t>说明</w:t>
+            </w:r>
+          </w:p>
+        </w:tc>
+      </w:tr>
+      <w:tr>
+        <w:tc>
+          <w:tcPr>
+            <w:tcW w:w="2840" w:type="dxa"/>
+          </w:tcPr>
+          <w:p>
+            <w:pPr>
+              <w:ind w:left="0"/>
+            </w:pPr>
+            <w:r>
+              <w:rPr>
+                <w:rFonts w:hint="eastAsia"/>
+              </w:rPr>
+              <w:t>连接池功能是否已禁用</w:t>
+            </w:r>
+          </w:p>
+        </w:tc>
+        <w:tc>
+          <w:tcPr>
+            <w:tcW w:w="2841" w:type="dxa"/>
+          </w:tcPr>
+          <w:p>
+            <w:pPr>
+              <w:ind w:left="0"/>
+            </w:pPr>
+            <w:r>
+              <w:rPr>
+                <w:rFonts w:hint="eastAsia"/>
+              </w:rPr>
+              <w:t>已禁用</w:t>
+            </w:r>
+          </w:p>
+        </w:tc>
+        <w:tc>
+          <w:tcPr>
+            <w:tcW w:w="2841" w:type="dxa"/>
+          </w:tcPr>
+          <w:p>
+            <w:pPr>
+              <w:ind w:left="0"/>
+            </w:pPr>
+            <w:r>
+              <w:rPr>
+                <w:rFonts w:hint="eastAsia"/>
+              </w:rPr>
+              <w:t>返回</w:t>
+            </w:r>
+            <w:r>
+              <w:rPr>
+                <w:rFonts w:hint="eastAsia"/>
+              </w:rPr>
+              <w:t>SDB_DATASOURCE_DISABLED</w:t>
+            </w:r>
+            <w:r>
+              <w:rPr>
+                <w:rFonts w:hint="eastAsia"/>
+              </w:rPr>
+              <w:t>错误码</w:t>
+            </w:r>
           </w:p>
         </w:tc>
       </w:tr>
@@ -7550,20 +9012,42 @@
       </w:pPr>
     </w:p>
     <w:p>
-      <w:r>
-        <w:rPr>
-          <w:rFonts w:hint="eastAsia"/>
-        </w:rPr>
-        <w:t>创建后台定时检测子场景</w:t>
+      <w:pPr>
+        <w:pStyle w:val="Heading5"/>
+      </w:pPr>
+      <w:r>
+        <w:rPr>
+          <w:rFonts w:hint="eastAsia"/>
+        </w:rPr>
+        <w:lastRenderedPageBreak/>
+        <w:t>5.2.6</w:t>
+      </w:r>
+      <w:r>
+        <w:rPr>
+          <w:rFonts w:hint="eastAsia"/>
+        </w:rPr>
+        <w:t>场景添加</w:t>
+      </w:r>
+      <w:r>
+        <w:rPr>
+          <w:rFonts w:hint="eastAsia"/>
+        </w:rPr>
+        <w:t>协调</w:t>
+      </w:r>
+      <w:r>
+        <w:rPr>
+          <w:rFonts w:hint="eastAsia"/>
+        </w:rPr>
+        <w:t>节点</w:t>
       </w:r>
     </w:p>
     <w:p>
       <w:r>
-        <w:object w:dxaOrig="5774" w:dyaOrig="6984">
-          <v:shape id="_x0000_i1031" type="#_x0000_t75" style="width:289.5pt;height:349.5pt" o:ole="">
-            <v:imagedata r:id="rId22" o:title=""/>
+        <w:object w:dxaOrig="5667" w:dyaOrig="5997">
+          <v:shape id="_x0000_i1026" type="#_x0000_t75" style="width:284.25pt;height:300pt" o:ole="">
+            <v:imagedata r:id="rId26" o:title=""/>
           </v:shape>
-          <o:OLEObject Type="Embed" ProgID="Visio.Drawing.11" ShapeID="_x0000_i1031" DrawAspect="Content" ObjectID="_1529165936" r:id="rId23"/>
+          <o:OLEObject Type="Embed" ProgID="Visio.Drawing.11" ShapeID="_x0000_i1026" DrawAspect="Content" ObjectID="_1529233830" r:id="rId27"/>
         </w:object>
       </w:r>
     </w:p>
@@ -7612,7 +9096,7 @@
               <w:rPr>
                 <w:rFonts w:hint="eastAsia"/>
               </w:rPr>
-              <w:t>异常分支</w:t>
+              <w:t>异常说明</w:t>
             </w:r>
           </w:p>
         </w:tc>
@@ -7648,7 +9132,7 @@
               <w:rPr>
                 <w:rFonts w:hint="eastAsia"/>
               </w:rPr>
-              <w:t>连接池创建后台定时检测任务线程</w:t>
+              <w:t>连接池功能是否已禁用</w:t>
             </w:r>
           </w:p>
         </w:tc>
@@ -7660,6 +9144,12 @@
             <w:pPr>
               <w:ind w:left="0"/>
             </w:pPr>
+            <w:r>
+              <w:rPr>
+                <w:rFonts w:hint="eastAsia"/>
+              </w:rPr>
+              <w:t>已禁用</w:t>
+            </w:r>
           </w:p>
         </w:tc>
         <w:tc>
@@ -7670,6 +9160,24 @@
             <w:pPr>
               <w:ind w:left="0"/>
             </w:pPr>
+            <w:r>
+              <w:rPr>
+                <w:rFonts w:hint="eastAsia"/>
+              </w:rPr>
+              <w:t>返回</w:t>
+            </w:r>
+            <w:r>
+              <w:rPr>
+                <w:rFonts w:hint="eastAsia"/>
+              </w:rPr>
+              <w:t>SDB_DATASOURCE_DISABLED</w:t>
+            </w:r>
+            <w:r>
+              <w:rPr>
+                <w:rFonts w:hint="eastAsia"/>
+              </w:rPr>
+              <w:t>错误码</w:t>
+            </w:r>
           </w:p>
         </w:tc>
       </w:tr>
@@ -7686,7 +9194,7 @@
               <w:rPr>
                 <w:rFonts w:hint="eastAsia"/>
               </w:rPr>
-              <w:t>子线程进入循环，等待时间信号唤醒，然后去相应的操作</w:t>
+              <w:t>节点是否已存在</w:t>
             </w:r>
           </w:p>
         </w:tc>
@@ -7698,6 +9206,12 @@
             <w:pPr>
               <w:ind w:left="0"/>
             </w:pPr>
+            <w:r>
+              <w:rPr>
+                <w:rFonts w:hint="eastAsia"/>
+              </w:rPr>
+              <w:t>存在</w:t>
+            </w:r>
           </w:p>
         </w:tc>
         <w:tc>
@@ -7708,303 +9222,11 @@
             <w:pPr>
               <w:ind w:left="0"/>
             </w:pPr>
-          </w:p>
-        </w:tc>
-      </w:tr>
-      <w:tr>
-        <w:tc>
-          <w:tcPr>
-            <w:tcW w:w="2840" w:type="dxa"/>
-          </w:tcPr>
-          <w:p>
-            <w:pPr>
-              <w:ind w:left="0"/>
-            </w:pPr>
-          </w:p>
-        </w:tc>
-        <w:tc>
-          <w:tcPr>
-            <w:tcW w:w="2841" w:type="dxa"/>
-          </w:tcPr>
-          <w:p>
-            <w:pPr>
-              <w:ind w:left="0"/>
-            </w:pPr>
-          </w:p>
-        </w:tc>
-        <w:tc>
-          <w:tcPr>
-            <w:tcW w:w="2841" w:type="dxa"/>
-          </w:tcPr>
-          <w:p>
-            <w:pPr>
-              <w:ind w:left="0"/>
-            </w:pPr>
-          </w:p>
-        </w:tc>
-      </w:tr>
-      <w:tr>
-        <w:tc>
-          <w:tcPr>
-            <w:tcW w:w="2840" w:type="dxa"/>
-          </w:tcPr>
-          <w:p>
-            <w:pPr>
-              <w:ind w:left="0"/>
-            </w:pPr>
-          </w:p>
-        </w:tc>
-        <w:tc>
-          <w:tcPr>
-            <w:tcW w:w="2841" w:type="dxa"/>
-          </w:tcPr>
-          <w:p>
-            <w:pPr>
-              <w:ind w:left="0"/>
-            </w:pPr>
-          </w:p>
-        </w:tc>
-        <w:tc>
-          <w:tcPr>
-            <w:tcW w:w="2841" w:type="dxa"/>
-          </w:tcPr>
-          <w:p>
-            <w:pPr>
-              <w:ind w:left="0"/>
-            </w:pPr>
-          </w:p>
-        </w:tc>
-      </w:tr>
-    </w:tbl>
-    <w:p/>
-    <w:p/>
-    <w:p>
-      <w:pPr>
-        <w:pStyle w:val="Heading5"/>
-      </w:pPr>
-      <w:r>
-        <w:rPr>
-          <w:rFonts w:hint="eastAsia"/>
-        </w:rPr>
-        <w:lastRenderedPageBreak/>
-        <w:t>5.2.5</w:t>
-      </w:r>
-      <w:r>
-        <w:rPr>
-          <w:rFonts w:hint="eastAsia"/>
-        </w:rPr>
-        <w:t>场景禁用连接池</w:t>
-      </w:r>
-    </w:p>
-    <w:p>
-      <w:pPr>
-        <w:ind w:firstLineChars="200" w:firstLine="420"/>
-      </w:pPr>
-      <w:r>
-        <w:object w:dxaOrig="5424" w:dyaOrig="8508">
-          <v:shape id="_x0000_i1032" type="#_x0000_t75" style="width:271.5pt;height:425.25pt" o:ole="">
-            <v:imagedata r:id="rId24" o:title=""/>
-          </v:shape>
-          <o:OLEObject Type="Embed" ProgID="Visio.Drawing.11" ShapeID="_x0000_i1032" DrawAspect="Content" ObjectID="_1529165937" r:id="rId25"/>
-        </w:object>
-      </w:r>
-      <w:r>
-        <w:br w:type="textWrapping" w:clear="all"/>
-      </w:r>
-    </w:p>
-    <w:tbl>
-      <w:tblPr>
-        <w:tblStyle w:val="TableGrid"/>
-        <w:tblW w:w="0" w:type="auto"/>
-        <w:tblLook w:val="04A0"/>
-      </w:tblPr>
-      <w:tblGrid>
-        <w:gridCol w:w="2784"/>
-        <w:gridCol w:w="2785"/>
-        <w:gridCol w:w="2953"/>
-      </w:tblGrid>
-      <w:tr>
-        <w:tc>
-          <w:tcPr>
-            <w:tcW w:w="2840" w:type="dxa"/>
-            <w:shd w:val="clear" w:color="auto" w:fill="D9D9D9" w:themeFill="background1" w:themeFillShade="D9"/>
-          </w:tcPr>
-          <w:p>
-            <w:pPr>
-              <w:ind w:left="0"/>
-              <w:jc w:val="center"/>
-            </w:pPr>
-            <w:r>
-              <w:rPr>
-                <w:rFonts w:hint="eastAsia"/>
-              </w:rPr>
-              <w:t>流程描述</w:t>
-            </w:r>
-          </w:p>
-        </w:tc>
-        <w:tc>
-          <w:tcPr>
-            <w:tcW w:w="2841" w:type="dxa"/>
-            <w:shd w:val="clear" w:color="auto" w:fill="D9D9D9" w:themeFill="background1" w:themeFillShade="D9"/>
-          </w:tcPr>
-          <w:p>
-            <w:pPr>
-              <w:ind w:left="0"/>
-              <w:jc w:val="center"/>
-            </w:pPr>
-            <w:r>
-              <w:rPr>
-                <w:rFonts w:hint="eastAsia"/>
-              </w:rPr>
-              <w:t>异常说明</w:t>
-            </w:r>
-          </w:p>
-        </w:tc>
-        <w:tc>
-          <w:tcPr>
-            <w:tcW w:w="2841" w:type="dxa"/>
-            <w:shd w:val="clear" w:color="auto" w:fill="D9D9D9" w:themeFill="background1" w:themeFillShade="D9"/>
-          </w:tcPr>
-          <w:p>
-            <w:pPr>
-              <w:ind w:left="0"/>
-              <w:jc w:val="center"/>
-            </w:pPr>
-            <w:r>
-              <w:rPr>
-                <w:rFonts w:hint="eastAsia"/>
-              </w:rPr>
-              <w:t>说明</w:t>
-            </w:r>
-          </w:p>
-        </w:tc>
-      </w:tr>
-      <w:tr>
-        <w:tc>
-          <w:tcPr>
-            <w:tcW w:w="2840" w:type="dxa"/>
-          </w:tcPr>
-          <w:p>
-            <w:pPr>
-              <w:ind w:left="0"/>
-            </w:pPr>
-            <w:r>
-              <w:rPr>
-                <w:rFonts w:hint="eastAsia"/>
-              </w:rPr>
-              <w:t>连接池功能是否已禁用</w:t>
-            </w:r>
-          </w:p>
-        </w:tc>
-        <w:tc>
-          <w:tcPr>
-            <w:tcW w:w="2841" w:type="dxa"/>
-          </w:tcPr>
-          <w:p>
-            <w:pPr>
-              <w:ind w:left="0"/>
-            </w:pPr>
-            <w:r>
-              <w:rPr>
-                <w:rFonts w:hint="eastAsia"/>
-              </w:rPr>
-              <w:t>已禁用</w:t>
-            </w:r>
-          </w:p>
-        </w:tc>
-        <w:tc>
-          <w:tcPr>
-            <w:tcW w:w="2841" w:type="dxa"/>
-          </w:tcPr>
-          <w:p>
-            <w:pPr>
-              <w:ind w:left="0"/>
-            </w:pPr>
-            <w:r>
-              <w:rPr>
-                <w:rFonts w:hint="eastAsia"/>
-              </w:rPr>
-              <w:t>返回</w:t>
-            </w:r>
-            <w:r>
-              <w:rPr>
-                <w:rFonts w:hint="eastAsia"/>
-              </w:rPr>
-              <w:t>SDB_DATASOURCE_DISABLED</w:t>
-            </w:r>
-            <w:r>
-              <w:rPr>
-                <w:rFonts w:hint="eastAsia"/>
-              </w:rPr>
-              <w:t>错误码</w:t>
-            </w:r>
-          </w:p>
-        </w:tc>
-      </w:tr>
-      <w:tr>
-        <w:tc>
-          <w:tcPr>
-            <w:tcW w:w="2840" w:type="dxa"/>
-          </w:tcPr>
-          <w:p>
-            <w:pPr>
-              <w:ind w:left="0"/>
-            </w:pPr>
-            <w:r>
-              <w:rPr>
-                <w:rFonts w:hint="eastAsia"/>
-              </w:rPr>
-              <w:t>连接池忙队列是否</w:t>
-            </w:r>
-            <w:r>
-              <w:rPr>
-                <w:rFonts w:hint="eastAsia"/>
-              </w:rPr>
-              <w:t>为空</w:t>
-            </w:r>
-          </w:p>
-        </w:tc>
-        <w:tc>
-          <w:tcPr>
-            <w:tcW w:w="2841" w:type="dxa"/>
-          </w:tcPr>
-          <w:p>
-            <w:pPr>
-              <w:ind w:left="0"/>
-            </w:pPr>
-            <w:r>
-              <w:rPr>
-                <w:rFonts w:hint="eastAsia"/>
-              </w:rPr>
-              <w:t>为空</w:t>
-            </w:r>
-          </w:p>
-        </w:tc>
-        <w:tc>
-          <w:tcPr>
-            <w:tcW w:w="2841" w:type="dxa"/>
-          </w:tcPr>
-          <w:p>
-            <w:pPr>
-              <w:ind w:left="0"/>
-            </w:pPr>
-            <w:r>
-              <w:rPr>
-                <w:rFonts w:hint="eastAsia"/>
-              </w:rPr>
-              <w:t>连接池忙队列不为空，若关闭连接池，被取出去的连接将有被悬空的危险。此处返回</w:t>
-            </w:r>
-            <w:r>
-              <w:rPr>
-                <w:rFonts w:hint="eastAsia"/>
-              </w:rPr>
-              <w:t>SDB_DATASOURCE_CONN_STILL</w:t>
-            </w:r>
-            <w:r>
-              <w:rPr>
-                <w:rFonts w:hint="eastAsia"/>
-              </w:rPr>
-              <w:t>错误码就是为了防止这种情况。</w:t>
+            <w:r>
+              <w:rPr>
+                <w:rFonts w:hint="eastAsia"/>
+              </w:rPr>
+              <w:t>直接返回</w:t>
             </w:r>
           </w:p>
         </w:tc>
@@ -8024,13 +9246,13 @@
           <w:rFonts w:hint="eastAsia"/>
         </w:rPr>
         <w:lastRenderedPageBreak/>
-        <w:t>5.2.6</w:t>
-      </w:r>
-      <w:r>
-        <w:rPr>
-          <w:rFonts w:hint="eastAsia"/>
-        </w:rPr>
-        <w:t>场景添加</w:t>
+        <w:t>5.2.7</w:t>
+      </w:r>
+      <w:r>
+        <w:rPr>
+          <w:rFonts w:hint="eastAsia"/>
+        </w:rPr>
+        <w:t>场景删除</w:t>
       </w:r>
       <w:r>
         <w:rPr>
@@ -8046,241 +9268,15 @@
       </w:r>
     </w:p>
     <w:p>
+      <w:pPr>
+        <w:ind w:left="0"/>
+      </w:pPr>
       <w:r>
         <w:object w:dxaOrig="5667" w:dyaOrig="5997">
-          <v:shape id="_x0000_i1034" type="#_x0000_t75" style="width:284.25pt;height:300pt" o:ole="">
-            <v:imagedata r:id="rId26" o:title=""/>
-          </v:shape>
-          <o:OLEObject Type="Embed" ProgID="Visio.Drawing.11" ShapeID="_x0000_i1034" DrawAspect="Content" ObjectID="_1529165938" r:id="rId27"/>
-        </w:object>
-      </w:r>
-    </w:p>
-    <w:p/>
-    <w:tbl>
-      <w:tblPr>
-        <w:tblStyle w:val="TableGrid"/>
-        <w:tblW w:w="0" w:type="auto"/>
-        <w:tblLook w:val="04A0"/>
-      </w:tblPr>
-      <w:tblGrid>
-        <w:gridCol w:w="2840"/>
-        <w:gridCol w:w="2841"/>
-        <w:gridCol w:w="2841"/>
-      </w:tblGrid>
-      <w:tr>
-        <w:tc>
-          <w:tcPr>
-            <w:tcW w:w="2840" w:type="dxa"/>
-            <w:shd w:val="clear" w:color="auto" w:fill="D9D9D9" w:themeFill="background1" w:themeFillShade="D9"/>
-          </w:tcPr>
-          <w:p>
-            <w:pPr>
-              <w:ind w:left="0"/>
-              <w:jc w:val="center"/>
-            </w:pPr>
-            <w:r>
-              <w:rPr>
-                <w:rFonts w:hint="eastAsia"/>
-              </w:rPr>
-              <w:t>流程描述</w:t>
-            </w:r>
-          </w:p>
-        </w:tc>
-        <w:tc>
-          <w:tcPr>
-            <w:tcW w:w="2841" w:type="dxa"/>
-            <w:shd w:val="clear" w:color="auto" w:fill="D9D9D9" w:themeFill="background1" w:themeFillShade="D9"/>
-          </w:tcPr>
-          <w:p>
-            <w:pPr>
-              <w:ind w:left="0"/>
-              <w:jc w:val="center"/>
-            </w:pPr>
-            <w:r>
-              <w:rPr>
-                <w:rFonts w:hint="eastAsia"/>
-              </w:rPr>
-              <w:t>异常说明</w:t>
-            </w:r>
-          </w:p>
-        </w:tc>
-        <w:tc>
-          <w:tcPr>
-            <w:tcW w:w="2841" w:type="dxa"/>
-            <w:shd w:val="clear" w:color="auto" w:fill="D9D9D9" w:themeFill="background1" w:themeFillShade="D9"/>
-          </w:tcPr>
-          <w:p>
-            <w:pPr>
-              <w:ind w:left="0"/>
-              <w:jc w:val="center"/>
-            </w:pPr>
-            <w:r>
-              <w:rPr>
-                <w:rFonts w:hint="eastAsia"/>
-              </w:rPr>
-              <w:t>说明</w:t>
-            </w:r>
-          </w:p>
-        </w:tc>
-      </w:tr>
-      <w:tr>
-        <w:tc>
-          <w:tcPr>
-            <w:tcW w:w="2840" w:type="dxa"/>
-          </w:tcPr>
-          <w:p>
-            <w:pPr>
-              <w:ind w:left="0"/>
-            </w:pPr>
-            <w:r>
-              <w:rPr>
-                <w:rFonts w:hint="eastAsia"/>
-              </w:rPr>
-              <w:t>连接池功能是否已禁用</w:t>
-            </w:r>
-          </w:p>
-        </w:tc>
-        <w:tc>
-          <w:tcPr>
-            <w:tcW w:w="2841" w:type="dxa"/>
-          </w:tcPr>
-          <w:p>
-            <w:pPr>
-              <w:ind w:left="0"/>
-            </w:pPr>
-            <w:r>
-              <w:rPr>
-                <w:rFonts w:hint="eastAsia"/>
-              </w:rPr>
-              <w:t>已禁用</w:t>
-            </w:r>
-          </w:p>
-        </w:tc>
-        <w:tc>
-          <w:tcPr>
-            <w:tcW w:w="2841" w:type="dxa"/>
-          </w:tcPr>
-          <w:p>
-            <w:pPr>
-              <w:ind w:left="0"/>
-            </w:pPr>
-            <w:r>
-              <w:rPr>
-                <w:rFonts w:hint="eastAsia"/>
-              </w:rPr>
-              <w:t>返回</w:t>
-            </w:r>
-            <w:r>
-              <w:rPr>
-                <w:rFonts w:hint="eastAsia"/>
-              </w:rPr>
-              <w:t>SDB_DATASOURCE_DISABLED</w:t>
-            </w:r>
-            <w:r>
-              <w:rPr>
-                <w:rFonts w:hint="eastAsia"/>
-              </w:rPr>
-              <w:t>错误码</w:t>
-            </w:r>
-          </w:p>
-        </w:tc>
-      </w:tr>
-      <w:tr>
-        <w:tc>
-          <w:tcPr>
-            <w:tcW w:w="2840" w:type="dxa"/>
-          </w:tcPr>
-          <w:p>
-            <w:pPr>
-              <w:ind w:left="0"/>
-            </w:pPr>
-            <w:r>
-              <w:rPr>
-                <w:rFonts w:hint="eastAsia"/>
-              </w:rPr>
-              <w:t>节点是否已存在</w:t>
-            </w:r>
-          </w:p>
-        </w:tc>
-        <w:tc>
-          <w:tcPr>
-            <w:tcW w:w="2841" w:type="dxa"/>
-          </w:tcPr>
-          <w:p>
-            <w:pPr>
-              <w:ind w:left="0"/>
-            </w:pPr>
-            <w:r>
-              <w:rPr>
-                <w:rFonts w:hint="eastAsia"/>
-              </w:rPr>
-              <w:t>存在</w:t>
-            </w:r>
-          </w:p>
-        </w:tc>
-        <w:tc>
-          <w:tcPr>
-            <w:tcW w:w="2841" w:type="dxa"/>
-          </w:tcPr>
-          <w:p>
-            <w:pPr>
-              <w:ind w:left="0"/>
-            </w:pPr>
-            <w:r>
-              <w:rPr>
-                <w:rFonts w:hint="eastAsia"/>
-              </w:rPr>
-              <w:t>直接返回</w:t>
-            </w:r>
-          </w:p>
-        </w:tc>
-      </w:tr>
-    </w:tbl>
-    <w:p>
-      <w:pPr>
-        <w:ind w:left="0"/>
-      </w:pPr>
-    </w:p>
-    <w:p>
-      <w:pPr>
-        <w:pStyle w:val="Heading5"/>
-      </w:pPr>
-      <w:r>
-        <w:rPr>
-          <w:rFonts w:hint="eastAsia"/>
-        </w:rPr>
-        <w:lastRenderedPageBreak/>
-        <w:t>5.2.7</w:t>
-      </w:r>
-      <w:r>
-        <w:rPr>
-          <w:rFonts w:hint="eastAsia"/>
-        </w:rPr>
-        <w:t>场景删除</w:t>
-      </w:r>
-      <w:r>
-        <w:rPr>
-          <w:rFonts w:hint="eastAsia"/>
-        </w:rPr>
-        <w:t>协调</w:t>
-      </w:r>
-      <w:r>
-        <w:rPr>
-          <w:rFonts w:hint="eastAsia"/>
-        </w:rPr>
-        <w:t>节点</w:t>
-      </w:r>
-    </w:p>
-    <w:p>
-      <w:pPr>
-        <w:ind w:left="0"/>
-      </w:pPr>
-      <w:r>
-        <w:object w:dxaOrig="5667" w:dyaOrig="5997">
-          <v:shape id="_x0000_i1035" type="#_x0000_t75" style="width:284.25pt;height:300pt" o:ole="">
+          <v:shape id="_x0000_i1027" type="#_x0000_t75" style="width:284.25pt;height:300pt" o:ole="">
             <v:imagedata r:id="rId28" o:title=""/>
           </v:shape>
-          <o:OLEObject Type="Embed" ProgID="Visio.Drawing.11" ShapeID="_x0000_i1035" DrawAspect="Content" ObjectID="_1529165939" r:id="rId29"/>
+          <o:OLEObject Type="Embed" ProgID="Visio.Drawing.11" ShapeID="_x0000_i1027" DrawAspect="Content" ObjectID="_1529233831" r:id="rId29"/>
         </w:object>
       </w:r>
     </w:p>
@@ -8572,7 +9568,7 @@
         <w:t>互斥锁利用</w:t>
       </w:r>
       <w:r>
-        <w:t>ossAtomicXLatch</w:t>
+        <w:t>ossSpinXLatch</w:t>
       </w:r>
       <w:r>
         <w:rPr>
@@ -8737,7 +9733,13 @@
         <w:rPr>
           <w:rFonts w:hint="eastAsia"/>
         </w:rPr>
-        <w:t>封装一个变量</w:t>
+        <w:t>利用</w:t>
+      </w:r>
+      <w:r>
+        <w:rPr>
+          <w:rFonts w:hint="eastAsia"/>
+        </w:rPr>
+        <w:t>一个变量</w:t>
       </w:r>
       <w:r>
         <w:rPr>
@@ -8749,6 +9751,12 @@
         <w:rPr>
           <w:rFonts w:hint="eastAsia"/>
         </w:rPr>
+        <w:t>_global_mutex</w:t>
+      </w:r>
+      <w:r>
+        <w:rPr>
+          <w:rFonts w:hint="eastAsia"/>
+        </w:rPr>
         <w:t>互斥锁</w:t>
       </w:r>
       <w:r>
@@ -8761,7 +9769,13 @@
         <w:rPr>
           <w:rFonts w:hint="eastAsia"/>
         </w:rPr>
-        <w:t>sleep</w:t>
+        <w:t>ossS</w:t>
+      </w:r>
+      <w:r>
+        <w:rPr>
+          <w:rFonts w:hint="eastAsia"/>
+        </w:rPr>
+        <w:t>leep</w:t>
       </w:r>
       <w:r>
         <w:rPr>
@@ -8785,7 +9799,7 @@
         <w:rPr>
           <w:rFonts w:hint="eastAsia"/>
         </w:rPr>
-        <w:t>create_cond</w:t>
+        <w:t>_toCreate</w:t>
       </w:r>
       <w:r>
         <w:rPr>
@@ -8797,7 +9811,7 @@
         <w:rPr>
           <w:rFonts w:hint="eastAsia"/>
         </w:rPr>
-        <w:t>destroy_cond</w:t>
+        <w:t>_toDestroy</w:t>
       </w:r>
       <w:r>
         <w:rPr>
@@ -8827,13 +9841,7 @@
         <w:rPr>
           <w:rFonts w:hint="eastAsia"/>
         </w:rPr>
-        <w:t>stop</w:t>
-      </w:r>
-      <w:r>
-        <w:rPr>
-          <w:rFonts w:hint="eastAsia"/>
-        </w:rPr>
-        <w:t>_cond</w:t>
+        <w:t>_toStop</w:t>
       </w:r>
       <w:r>
         <w:rPr>
@@ -8891,7 +9899,13 @@
         <w:rPr>
           <w:rFonts w:hint="eastAsia"/>
         </w:rPr>
-        <w:t>sleep</w:t>
+        <w:t>ossS</w:t>
+      </w:r>
+      <w:r>
+        <w:rPr>
+          <w:rFonts w:hint="eastAsia"/>
+        </w:rPr>
+        <w:t>leep</w:t>
       </w:r>
       <w:r>
         <w:rPr>

--- a/internal_doc/03.开发设计/C++驱动连接池/Story_C++连接池.docx
+++ b/internal_doc/03.开发设计/C++驱动连接池/Story_C++连接池.docx
@@ -919,7 +919,19 @@
               <w:rPr>
                 <w:rFonts w:hint="eastAsia"/>
               </w:rPr>
-              <w:t>STG_</w:t>
+              <w:t>ST</w:t>
+            </w:r>
+            <w:r>
+              <w:rPr>
+                <w:rFonts w:hint="eastAsia"/>
+              </w:rPr>
+              <w:t>Y</w:t>
+            </w:r>
+            <w:r>
+              <w:rPr>
+                <w:rFonts w:hint="eastAsia"/>
+              </w:rPr>
+              <w:t>_</w:t>
             </w:r>
             <w:r>
               <w:rPr>
@@ -1004,7 +1016,7 @@
               <w:rPr>
                 <w:rFonts w:hint="eastAsia"/>
               </w:rPr>
-              <w:t>DS_STG</w:t>
+              <w:t>DS_STY</w:t>
             </w:r>
             <w:r>
               <w:rPr>
@@ -1095,7 +1107,7 @@
               <w:rPr>
                 <w:rFonts w:hint="eastAsia"/>
               </w:rPr>
-              <w:t>DS_STG</w:t>
+              <w:t>DS_STY</w:t>
             </w:r>
             <w:r>
               <w:rPr>
@@ -1187,7 +1199,7 @@
                 <w:rFonts w:hint="eastAsia"/>
               </w:rPr>
               <w:lastRenderedPageBreak/>
-              <w:t>DS_STG</w:t>
+              <w:t>DS_STY</w:t>
             </w:r>
             <w:r>
               <w:rPr>
@@ -1475,7 +1487,13 @@
               <w:rPr>
                 <w:rFonts w:hint="eastAsia"/>
               </w:rPr>
-              <w:t>const CHAR*</w:t>
+              <w:t xml:space="preserve">const </w:t>
+            </w:r>
+            <w:r>
+              <w:rPr>
+                <w:rFonts w:hint="eastAsia"/>
+              </w:rPr>
+              <w:t>string&amp;</w:t>
             </w:r>
           </w:p>
         </w:tc>
@@ -1554,7 +1572,13 @@
               <w:rPr>
                 <w:rFonts w:hint="eastAsia"/>
               </w:rPr>
-              <w:t>const CHAR*</w:t>
+              <w:t xml:space="preserve">const </w:t>
+            </w:r>
+            <w:r>
+              <w:rPr>
+                <w:rFonts w:hint="eastAsia"/>
+              </w:rPr>
+              <w:t>string&amp;</w:t>
             </w:r>
           </w:p>
         </w:tc>
@@ -1682,7 +1706,49 @@
                 <w:rFonts w:hint="eastAsia"/>
                 <w:color w:val="FF0000"/>
               </w:rPr>
-              <w:t>0&lt;_initConnCount&lt;_maxIdleCount</w:t>
+              <w:t>0&lt;</w:t>
+            </w:r>
+            <w:r>
+              <w:rPr>
+                <w:rFonts w:hint="eastAsia"/>
+                <w:color w:val="FF0000"/>
+              </w:rPr>
+              <w:t>=</w:t>
+            </w:r>
+            <w:r>
+              <w:rPr>
+                <w:rFonts w:hint="eastAsia"/>
+                <w:color w:val="FF0000"/>
+              </w:rPr>
+              <w:t>_initConnCount&lt;_maxIdleCount</w:t>
+            </w:r>
+            <w:r>
+              <w:rPr>
+                <w:rFonts w:hint="eastAsia"/>
+                <w:color w:val="FF0000"/>
+              </w:rPr>
+              <w:t>若</w:t>
+            </w:r>
+            <w:r>
+              <w:rPr>
+                <w:rFonts w:hint="eastAsia"/>
+                <w:color w:val="FF0000"/>
+              </w:rPr>
+              <w:t>_ initConnCount&gt;maxIdleCount</w:t>
+            </w:r>
+            <w:r>
+              <w:rPr>
+                <w:rFonts w:hint="eastAsia"/>
+                <w:color w:val="FF0000"/>
+              </w:rPr>
+              <w:t>，则内部修正为</w:t>
+            </w:r>
+            <w:r>
+              <w:rPr>
+                <w:rFonts w:hint="eastAsia"/>
+                <w:color w:val="FF0000"/>
+              </w:rPr>
+              <w:t>maxIdleCount</w:t>
             </w:r>
           </w:p>
         </w:tc>
@@ -1777,6 +1843,34 @@
               </w:rPr>
               <w:t>0&lt;_deltaIncCount&lt;_maxIdleCount</w:t>
             </w:r>
+            <w:r>
+              <w:rPr>
+                <w:rFonts w:hint="eastAsia"/>
+                <w:color w:val="FF0000"/>
+              </w:rPr>
+              <w:t>若</w:t>
+            </w:r>
+            <w:r>
+              <w:rPr>
+                <w:rFonts w:hint="eastAsia"/>
+                <w:color w:val="FF0000"/>
+              </w:rPr>
+              <w:t>_ initConnCount&gt;maxIdleCount</w:t>
+            </w:r>
+            <w:r>
+              <w:rPr>
+                <w:rFonts w:hint="eastAsia"/>
+                <w:color w:val="FF0000"/>
+              </w:rPr>
+              <w:t>，则内部修正为</w:t>
+            </w:r>
+            <w:r>
+              <w:rPr>
+                <w:rFonts w:hint="eastAsia"/>
+                <w:color w:val="FF0000"/>
+              </w:rPr>
+              <w:t>maxIdleCount</w:t>
+            </w:r>
           </w:p>
         </w:tc>
       </w:tr>
@@ -1873,6 +1967,19 @@
               </w:rPr>
               <w:t>0&lt;_maxIdleCount&lt;_maxCount</w:t>
             </w:r>
+            <w:r>
+              <w:rPr>
+                <w:rFonts w:hint="eastAsia"/>
+                <w:color w:val="FF0000"/>
+              </w:rPr>
+              <w:t>若非法，返回</w:t>
+            </w:r>
+            <w:r>
+              <w:rPr>
+                <w:color w:val="FF0000"/>
+              </w:rPr>
+              <w:t>SDB_INVALIDARG</w:t>
+            </w:r>
           </w:p>
         </w:tc>
       </w:tr>
@@ -1975,6 +2082,19 @@
               </w:rPr>
               <w:t>_maxCount&gt;0</w:t>
             </w:r>
+            <w:r>
+              <w:rPr>
+                <w:rFonts w:hint="eastAsia"/>
+                <w:color w:val="FF0000"/>
+              </w:rPr>
+              <w:t>若非法，返回</w:t>
+            </w:r>
+            <w:r>
+              <w:rPr>
+                <w:color w:val="FF0000"/>
+              </w:rPr>
+              <w:t>SDB_INVALIDARG</w:t>
+            </w:r>
           </w:p>
         </w:tc>
       </w:tr>
@@ -1986,10 +2106,14 @@
           <w:p>
             <w:pPr>
               <w:ind w:left="0"/>
-            </w:pPr>
-            <w:r>
-              <w:rPr>
-                <w:rFonts w:hint="eastAsia"/>
+              <w:rPr>
+                <w:strike/>
+              </w:rPr>
+            </w:pPr>
+            <w:r>
+              <w:rPr>
+                <w:rFonts w:hint="eastAsia"/>
+                <w:strike/>
               </w:rPr>
               <w:t>_preCreateCount</w:t>
             </w:r>
@@ -2002,10 +2126,14 @@
           <w:p>
             <w:pPr>
               <w:ind w:left="0"/>
-            </w:pPr>
-            <w:r>
-              <w:rPr>
-                <w:rFonts w:hint="eastAsia"/>
+              <w:rPr>
+                <w:strike/>
+              </w:rPr>
+            </w:pPr>
+            <w:r>
+              <w:rPr>
+                <w:rFonts w:hint="eastAsia"/>
+                <w:strike/>
               </w:rPr>
               <w:t>当空闲连接可用数小于某个数后，预先启用创建连接线程</w:t>
             </w:r>
@@ -2018,10 +2146,14 @@
           <w:p>
             <w:pPr>
               <w:ind w:left="0"/>
-            </w:pPr>
-            <w:r>
-              <w:rPr>
-                <w:rFonts w:hint="eastAsia"/>
+              <w:rPr>
+                <w:strike/>
+              </w:rPr>
+            </w:pPr>
+            <w:r>
+              <w:rPr>
+                <w:rFonts w:hint="eastAsia"/>
+                <w:strike/>
               </w:rPr>
               <w:t>UINT32</w:t>
             </w:r>
@@ -2034,10 +2166,14 @@
           <w:p>
             <w:pPr>
               <w:ind w:left="0"/>
-            </w:pPr>
-            <w:r>
-              <w:rPr>
-                <w:rFonts w:hint="eastAsia"/>
+              <w:rPr>
+                <w:strike/>
+              </w:rPr>
+            </w:pPr>
+            <w:r>
+              <w:rPr>
+                <w:rFonts w:hint="eastAsia"/>
+                <w:strike/>
               </w:rPr>
               <w:t>2</w:t>
             </w:r>
@@ -2050,46 +2186,16 @@
           <w:p>
             <w:pPr>
               <w:ind w:left="0"/>
-            </w:pPr>
-            <w:r>
-              <w:rPr>
-                <w:rFonts w:hint="eastAsia"/>
+              <w:rPr>
                 <w:color w:val="FF0000"/>
               </w:rPr>
-              <w:t>该值应小于</w:t>
-            </w:r>
+            </w:pPr>
             <w:r>
               <w:rPr>
                 <w:rFonts w:hint="eastAsia"/>
                 <w:color w:val="FF0000"/>
               </w:rPr>
-              <w:t>_</w:t>
-            </w:r>
-            <w:r>
-              <w:rPr>
-                <w:color w:val="FF0000"/>
-              </w:rPr>
-              <w:t>deltaIncCount</w:t>
-            </w:r>
-            <w:r>
-              <w:rPr>
-                <w:rFonts w:hint="eastAsia"/>
-                <w:color w:val="FF0000"/>
-              </w:rPr>
-              <w:t xml:space="preserve">, </w:t>
-            </w:r>
-            <w:r>
-              <w:rPr>
-                <w:rFonts w:hint="eastAsia"/>
-                <w:color w:val="FF0000"/>
-              </w:rPr>
-              <w:t>否则返回</w:t>
-            </w:r>
-            <w:r>
-              <w:rPr>
-                <w:color w:val="FF0000"/>
-              </w:rPr>
-              <w:t>SDB_INVALIDARG</w:t>
+              <w:t>不暴露这个接口，改用宏设定为固定值</w:t>
             </w:r>
           </w:p>
         </w:tc>
@@ -2271,6 +2377,19 @@
               </w:rPr>
               <w:t>_checkInterval&gt;0</w:t>
             </w:r>
+            <w:r>
+              <w:rPr>
+                <w:rFonts w:hint="eastAsia"/>
+                <w:color w:val="FF0000"/>
+              </w:rPr>
+              <w:t>若非法，返回</w:t>
+            </w:r>
+            <w:r>
+              <w:rPr>
+                <w:color w:val="FF0000"/>
+              </w:rPr>
+              <w:t>SDB_INVALIDARG</w:t>
+            </w:r>
           </w:p>
         </w:tc>
       </w:tr>
@@ -2363,7 +2482,14 @@
               <w:rPr>
                 <w:rFonts w:hint="eastAsia"/>
               </w:rPr>
-              <w:t>地址都会覆盖连接池本地的地址列表。若用户希望自己指定</w:t>
+              <w:t>地址都会</w:t>
+            </w:r>
+            <w:r>
+              <w:rPr>
+                <w:rFonts w:hint="eastAsia"/>
+              </w:rPr>
+              <w:lastRenderedPageBreak/>
+              <w:t>覆盖连接池本地的地址列表。若用户希望自己指定</w:t>
             </w:r>
             <w:r>
               <w:rPr>
@@ -2403,6 +2529,7 @@
               <w:rPr>
                 <w:rFonts w:hint="eastAsia"/>
               </w:rPr>
+              <w:lastRenderedPageBreak/>
               <w:t>UINT32</w:t>
             </w:r>
           </w:p>
@@ -2446,7 +2573,21 @@
                 <w:rFonts w:hint="eastAsia"/>
                 <w:color w:val="FF0000"/>
               </w:rPr>
-              <w:t>_syncCoordInterval&gt;0</w:t>
+              <w:t>_syncCoordInterval&gt;</w:t>
+            </w:r>
+            <w:r>
+              <w:rPr>
+                <w:rFonts w:hint="eastAsia"/>
+                <w:color w:val="FF0000"/>
+              </w:rPr>
+              <w:t>=</w:t>
+            </w:r>
+            <w:r>
+              <w:rPr>
+                <w:rFonts w:hint="eastAsia"/>
+                <w:color w:val="FF0000"/>
+              </w:rPr>
+              <w:t>0</w:t>
             </w:r>
           </w:p>
         </w:tc>
@@ -2460,21 +2601,16 @@
             <w:pPr>
               <w:ind w:left="0"/>
               <w:rPr>
-                <w:rFonts w:hint="eastAsia"/>
-              </w:rPr>
-            </w:pPr>
-            <w:r>
-              <w:rPr>
-                <w:rFonts w:hint="eastAsia"/>
-              </w:rPr>
-              <w:t>_checkUnnormalCoor</w:t>
-            </w:r>
-            <w:r>
-              <w:rPr>
-                <w:rFonts w:hint="eastAsia"/>
+                <w:strike/>
+              </w:rPr>
+            </w:pPr>
+            <w:r>
+              <w:rPr>
+                <w:rFonts w:hint="eastAsia"/>
+                <w:strike/>
               </w:rPr>
               <w:lastRenderedPageBreak/>
-              <w:t>dInterval</w:t>
+              <w:t>_checkUnnormalCoordInterval</w:t>
             </w:r>
           </w:p>
         </w:tc>
@@ -2486,38 +2622,34 @@
             <w:pPr>
               <w:ind w:left="0"/>
               <w:rPr>
-                <w:rFonts w:hint="eastAsia"/>
-              </w:rPr>
-            </w:pPr>
-            <w:r>
-              <w:rPr>
-                <w:rFonts w:hint="eastAsia"/>
-              </w:rPr>
-              <w:lastRenderedPageBreak/>
+                <w:strike/>
+              </w:rPr>
+            </w:pPr>
+            <w:r>
+              <w:rPr>
+                <w:rFonts w:hint="eastAsia"/>
+                <w:strike/>
+              </w:rPr>
               <w:t>对异常</w:t>
             </w:r>
             <w:r>
               <w:rPr>
                 <w:rFonts w:hint="eastAsia"/>
+                <w:strike/>
               </w:rPr>
               <w:t>coord</w:t>
             </w:r>
             <w:r>
               <w:rPr>
                 <w:rFonts w:hint="eastAsia"/>
-              </w:rPr>
-              <w:t>节点定期</w:t>
-            </w:r>
-            <w:r>
-              <w:rPr>
-                <w:rFonts w:hint="eastAsia"/>
-              </w:rPr>
-              <w:lastRenderedPageBreak/>
-              <w:t>检测</w:t>
-            </w:r>
-            <w:r>
-              <w:rPr>
-                <w:rFonts w:hint="eastAsia"/>
+                <w:strike/>
+              </w:rPr>
+              <w:t>节点定期检测</w:t>
+            </w:r>
+            <w:r>
+              <w:rPr>
+                <w:rFonts w:hint="eastAsia"/>
+                <w:strike/>
               </w:rPr>
               <w:t>，如果节点恢复正常则将节点加入正常节点列表</w:t>
             </w:r>
@@ -2531,14 +2663,14 @@
             <w:pPr>
               <w:ind w:left="0"/>
               <w:rPr>
-                <w:rFonts w:hint="eastAsia"/>
-              </w:rPr>
-            </w:pPr>
-            <w:r>
-              <w:rPr>
-                <w:rFonts w:hint="eastAsia"/>
-              </w:rPr>
-              <w:lastRenderedPageBreak/>
+                <w:strike/>
+              </w:rPr>
+            </w:pPr>
+            <w:r>
+              <w:rPr>
+                <w:rFonts w:hint="eastAsia"/>
+                <w:strike/>
+              </w:rPr>
               <w:t>UINT32</w:t>
             </w:r>
           </w:p>
@@ -2551,14 +2683,22 @@
             <w:pPr>
               <w:ind w:left="0"/>
               <w:rPr>
-                <w:rFonts w:hint="eastAsia"/>
-              </w:rPr>
-            </w:pPr>
-            <w:r>
-              <w:rPr>
-                <w:rFonts w:hint="eastAsia"/>
-              </w:rPr>
-              <w:t>30s</w:t>
+                <w:strike/>
+              </w:rPr>
+            </w:pPr>
+            <w:r>
+              <w:rPr>
+                <w:rFonts w:hint="eastAsia"/>
+                <w:strike/>
+              </w:rPr>
+              <w:t>6</w:t>
+            </w:r>
+            <w:r>
+              <w:rPr>
+                <w:rFonts w:hint="eastAsia"/>
+                <w:strike/>
+              </w:rPr>
+              <w:t>0s</w:t>
             </w:r>
           </w:p>
         </w:tc>
@@ -2570,7 +2710,6 @@
             <w:pPr>
               <w:ind w:left="0"/>
               <w:rPr>
-                <w:rFonts w:hint="eastAsia"/>
                 <w:color w:val="FF0000"/>
               </w:rPr>
             </w:pPr>
@@ -2579,41 +2718,7 @@
                 <w:rFonts w:hint="eastAsia"/>
                 <w:color w:val="FF0000"/>
               </w:rPr>
-              <w:t>范围：</w:t>
-            </w:r>
-            <w:r>
-              <w:rPr>
-                <w:rFonts w:hint="eastAsia"/>
-                <w:color w:val="FF0000"/>
-              </w:rPr>
-              <w:t>_</w:t>
-            </w:r>
-            <w:r>
-              <w:rPr>
-                <w:rFonts w:hint="eastAsia"/>
-              </w:rPr>
-              <w:t xml:space="preserve"> </w:t>
-            </w:r>
-            <w:r>
-              <w:rPr>
-                <w:rFonts w:hint="eastAsia"/>
-              </w:rPr>
-              <w:lastRenderedPageBreak/>
-              <w:t>_</w:t>
-            </w:r>
-            <w:r>
-              <w:rPr>
-                <w:rFonts w:hint="eastAsia"/>
-                <w:color w:val="FF0000"/>
-              </w:rPr>
-              <w:t>checkUnnormalCoordInterval</w:t>
-            </w:r>
-            <w:r>
-              <w:rPr>
-                <w:rFonts w:hint="eastAsia"/>
-                <w:color w:val="FF0000"/>
-              </w:rPr>
-              <w:t xml:space="preserve"> &gt;0</w:t>
+              <w:t>改用宏设置固定值</w:t>
             </w:r>
           </w:p>
         </w:tc>
@@ -2631,7 +2736,6 @@
               <w:rPr>
                 <w:rFonts w:hint="eastAsia"/>
               </w:rPr>
-              <w:lastRenderedPageBreak/>
               <w:t>_</w:t>
             </w:r>
             <w:r>
@@ -2735,6 +2839,28 @@
           <w:p>
             <w:pPr>
               <w:ind w:left="0"/>
+            </w:pPr>
+            <w:r>
+              <w:rPr>
+                <w:rFonts w:hint="eastAsia"/>
+              </w:rPr>
+              <w:t>0</w:t>
+            </w:r>
+            <w:r>
+              <w:rPr>
+                <w:rFonts w:hint="eastAsia"/>
+              </w:rPr>
+              <w:t>秒</w:t>
+            </w:r>
+          </w:p>
+        </w:tc>
+        <w:tc>
+          <w:tcPr>
+            <w:tcW w:w="2113" w:type="dxa"/>
+          </w:tcPr>
+          <w:p>
+            <w:pPr>
+              <w:ind w:left="0"/>
               <w:rPr>
                 <w:color w:val="FF0000"/>
               </w:rPr>
@@ -2744,6 +2870,20 @@
                 <w:rFonts w:hint="eastAsia"/>
                 <w:color w:val="FF0000"/>
               </w:rPr>
+              <w:t>keepAliveTimeout</w:t>
+            </w:r>
+            <w:r>
+              <w:rPr>
+                <w:rFonts w:hint="eastAsia"/>
+                <w:color w:val="FF0000"/>
+              </w:rPr>
+              <w:t>不为</w:t>
+            </w:r>
+            <w:r>
+              <w:rPr>
+                <w:rFonts w:hint="eastAsia"/>
+                <w:color w:val="FF0000"/>
+              </w:rPr>
               <w:t>0</w:t>
             </w:r>
             <w:r>
@@ -2751,83 +2891,41 @@
                 <w:rFonts w:hint="eastAsia"/>
                 <w:color w:val="FF0000"/>
               </w:rPr>
-              <w:t>秒</w:t>
-            </w:r>
-          </w:p>
-        </w:tc>
-        <w:tc>
-          <w:tcPr>
-            <w:tcW w:w="2113" w:type="dxa"/>
-          </w:tcPr>
-          <w:p>
-            <w:pPr>
-              <w:ind w:left="0"/>
-              <w:rPr>
+              <w:t>时，</w:t>
+            </w:r>
+            <w:r>
+              <w:rPr>
+                <w:rFonts w:hint="eastAsia"/>
                 <w:color w:val="FF0000"/>
               </w:rPr>
-            </w:pPr>
+              <w:t xml:space="preserve"> </w:t>
+            </w:r>
             <w:r>
               <w:rPr>
                 <w:rFonts w:hint="eastAsia"/>
                 <w:color w:val="FF0000"/>
               </w:rPr>
-              <w:t>keepAliveTimeout</w:t>
+              <w:t>若小于</w:t>
             </w:r>
             <w:r>
               <w:rPr>
                 <w:rFonts w:hint="eastAsia"/>
                 <w:color w:val="FF0000"/>
               </w:rPr>
-              <w:t>不为</w:t>
+              <w:t xml:space="preserve">_checkInterval, </w:t>
             </w:r>
             <w:r>
               <w:rPr>
                 <w:rFonts w:hint="eastAsia"/>
                 <w:color w:val="FF0000"/>
               </w:rPr>
-              <w:t>0</w:t>
-            </w:r>
-            <w:r>
-              <w:rPr>
-                <w:rFonts w:hint="eastAsia"/>
+              <w:t>返回</w:t>
+            </w:r>
+            <w:r>
+              <w:rPr>
                 <w:color w:val="FF0000"/>
               </w:rPr>
-              <w:t>时，</w:t>
-            </w:r>
-            <w:r>
-              <w:rPr>
-                <w:rFonts w:hint="eastAsia"/>
-                <w:color w:val="FF0000"/>
-              </w:rPr>
-              <w:t xml:space="preserve"> </w:t>
-            </w:r>
-            <w:r>
-              <w:rPr>
-                <w:rFonts w:hint="eastAsia"/>
-                <w:color w:val="FF0000"/>
-              </w:rPr>
-              <w:t>若小于</w:t>
-            </w:r>
-            <w:r>
-              <w:rPr>
-                <w:rFonts w:hint="eastAsia"/>
-                <w:color w:val="FF0000"/>
-              </w:rPr>
-              <w:t xml:space="preserve">_checkInterval, </w:t>
-            </w:r>
-            <w:r>
-              <w:rPr>
-                <w:rFonts w:hint="eastAsia"/>
-                <w:color w:val="FF0000"/>
-              </w:rPr>
-              <w:t>返回</w:t>
-            </w:r>
-            <w:r>
-              <w:rPr>
-                <w:rFonts w:hint="eastAsia"/>
-                <w:color w:val="FF0000"/>
-              </w:rPr>
-              <w:t>SDB_DATASOURCE_KEEPALIVETIME_INVALID</w:t>
+              <w:t>SDB_INVALIDARG</w:t>
             </w:r>
             <w:r>
               <w:rPr>
@@ -2860,7 +2958,10 @@
               <w:rPr>
                 <w:rFonts w:hint="eastAsia"/>
               </w:rPr>
-              <w:t>_checkOutValid</w:t>
+              <w:t>_</w:t>
+            </w:r>
+            <w:r>
+              <w:t xml:space="preserve"> validateConnection</w:t>
             </w:r>
           </w:p>
         </w:tc>
@@ -2952,13 +3053,13 @@
               <w:rPr>
                 <w:rFonts w:hint="eastAsia"/>
               </w:rPr>
-              <w:t>_s</w:t>
-            </w:r>
-            <w:r>
-              <w:rPr>
-                <w:rFonts w:hint="eastAsia"/>
-              </w:rPr>
-              <w:t>trategy</w:t>
+              <w:t>_</w:t>
+            </w:r>
+            <w:r>
+              <w:rPr>
+                <w:rFonts w:hint="eastAsia"/>
+              </w:rPr>
+              <w:t xml:space="preserve"> connectStrategy</w:t>
             </w:r>
           </w:p>
         </w:tc>
@@ -3023,6 +3124,19 @@
             <w:pPr>
               <w:ind w:left="0"/>
             </w:pPr>
+            <w:r>
+              <w:rPr>
+                <w:rFonts w:hint="eastAsia"/>
+                <w:color w:val="FF0000"/>
+              </w:rPr>
+              <w:t>若非法，返回</w:t>
+            </w:r>
+            <w:r>
+              <w:rPr>
+                <w:color w:val="FF0000"/>
+              </w:rPr>
+              <w:t>SDB_INVALIDARG</w:t>
+            </w:r>
           </w:p>
           <w:p/>
         </w:tc>
@@ -3035,10 +3149,14 @@
           <w:p>
             <w:pPr>
               <w:ind w:left="0"/>
-            </w:pPr>
-            <w:r>
-              <w:rPr>
-                <w:rFonts w:hint="eastAsia"/>
+              <w:rPr>
+                <w:strike/>
+              </w:rPr>
+            </w:pPr>
+            <w:r>
+              <w:rPr>
+                <w:rFonts w:hint="eastAsia"/>
+                <w:strike/>
               </w:rPr>
               <w:t>_createConnRetryTime</w:t>
             </w:r>
@@ -3051,10 +3169,14 @@
           <w:p>
             <w:pPr>
               <w:ind w:left="0"/>
-            </w:pPr>
-            <w:r>
-              <w:rPr>
-                <w:rFonts w:hint="eastAsia"/>
+              <w:rPr>
+                <w:strike/>
+              </w:rPr>
+            </w:pPr>
+            <w:r>
+              <w:rPr>
+                <w:rFonts w:hint="eastAsia"/>
+                <w:strike/>
               </w:rPr>
               <w:t>在一个协调节点建立连接失败后重试次数</w:t>
             </w:r>
@@ -3067,10 +3189,14 @@
           <w:p>
             <w:pPr>
               <w:ind w:left="0"/>
-            </w:pPr>
-            <w:r>
-              <w:rPr>
-                <w:rFonts w:hint="eastAsia"/>
+              <w:rPr>
+                <w:strike/>
+              </w:rPr>
+            </w:pPr>
+            <w:r>
+              <w:rPr>
+                <w:rFonts w:hint="eastAsia"/>
+                <w:strike/>
               </w:rPr>
               <w:t>UINT32</w:t>
             </w:r>
@@ -3083,10 +3209,14 @@
           <w:p>
             <w:pPr>
               <w:ind w:left="0"/>
-            </w:pPr>
-            <w:r>
-              <w:rPr>
-                <w:rFonts w:hint="eastAsia"/>
+              <w:rPr>
+                <w:strike/>
+              </w:rPr>
+            </w:pPr>
+            <w:r>
+              <w:rPr>
+                <w:rFonts w:hint="eastAsia"/>
+                <w:strike/>
               </w:rPr>
               <w:t>3</w:t>
             </w:r>
@@ -3099,83 +3229,17 @@
           <w:p>
             <w:pPr>
               <w:ind w:left="0"/>
-            </w:pPr>
-          </w:p>
-        </w:tc>
-      </w:tr>
-      <w:tr>
-        <w:tc>
-          <w:tcPr>
-            <w:tcW w:w="2161" w:type="dxa"/>
-          </w:tcPr>
-          <w:p>
-            <w:pPr>
-              <w:ind w:left="0"/>
-            </w:pPr>
-            <w:r>
-              <w:rPr>
-                <w:rFonts w:hint="eastAsia"/>
-              </w:rPr>
-              <w:t>_enable</w:t>
-            </w:r>
-          </w:p>
-        </w:tc>
-        <w:tc>
-          <w:tcPr>
-            <w:tcW w:w="2268" w:type="dxa"/>
-          </w:tcPr>
-          <w:p>
-            <w:pPr>
-              <w:ind w:left="0"/>
-            </w:pPr>
-            <w:r>
-              <w:rPr>
-                <w:rFonts w:hint="eastAsia"/>
-              </w:rPr>
-              <w:t>是否启用连接池</w:t>
-            </w:r>
-          </w:p>
-        </w:tc>
-        <w:tc>
-          <w:tcPr>
-            <w:tcW w:w="1604" w:type="dxa"/>
-          </w:tcPr>
-          <w:p>
-            <w:pPr>
-              <w:ind w:left="0"/>
-            </w:pPr>
-            <w:r>
-              <w:rPr>
-                <w:rFonts w:hint="eastAsia"/>
-              </w:rPr>
-              <w:t>BOOLEAN</w:t>
-            </w:r>
-          </w:p>
-        </w:tc>
-        <w:tc>
-          <w:tcPr>
-            <w:tcW w:w="756" w:type="dxa"/>
-          </w:tcPr>
-          <w:p>
-            <w:pPr>
-              <w:ind w:left="0"/>
-            </w:pPr>
-            <w:r>
-              <w:rPr>
-                <w:rFonts w:hint="eastAsia"/>
-              </w:rPr>
-              <w:t>TRUE</w:t>
-            </w:r>
-          </w:p>
-        </w:tc>
-        <w:tc>
-          <w:tcPr>
-            <w:tcW w:w="2113" w:type="dxa"/>
-          </w:tcPr>
-          <w:p>
-            <w:pPr>
-              <w:ind w:left="0"/>
-            </w:pPr>
+              <w:rPr>
+                <w:color w:val="FF0000"/>
+              </w:rPr>
+            </w:pPr>
+            <w:r>
+              <w:rPr>
+                <w:rFonts w:hint="eastAsia"/>
+                <w:color w:val="FF0000"/>
+              </w:rPr>
+              <w:t>改用内部宏设定为固定值</w:t>
+            </w:r>
           </w:p>
         </w:tc>
       </w:tr>
@@ -3235,18 +3299,12 @@
     <w:p>
       <w:pPr>
         <w:ind w:left="0"/>
-        <w:rPr>
-          <w:rFonts w:hint="eastAsia"/>
-        </w:rPr>
       </w:pPr>
     </w:p>
     <w:p>
       <w:pPr>
         <w:pStyle w:val="ListParagraph"/>
         <w:ind w:left="777" w:firstLineChars="0" w:firstLine="0"/>
-        <w:rPr>
-          <w:rFonts w:hint="eastAsia"/>
-        </w:rPr>
       </w:pPr>
     </w:p>
     <w:tbl>
@@ -3368,7 +3426,6 @@
               <w:ind w:left="0"/>
               <w:jc w:val="left"/>
               <w:rPr>
-                <w:rFonts w:hint="eastAsia"/>
                 <w:color w:val="000000" w:themeColor="text1"/>
               </w:rPr>
             </w:pPr>
@@ -3403,23 +3460,42 @@
               <w:rPr>
                 <w:color w:val="000000" w:themeColor="text1"/>
               </w:rPr>
-              <w:t xml:space="preserve"> CHAR* username</w:t>
-            </w:r>
-          </w:p>
-          <w:p>
-            <w:pPr>
-              <w:ind w:left="0"/>
+              <w:t xml:space="preserve"> </w:t>
+            </w:r>
+            <w:r>
               <w:rPr>
                 <w:rFonts w:hint="eastAsia"/>
                 <w:color w:val="000000" w:themeColor="text1"/>
               </w:rPr>
-            </w:pPr>
-            <w:r>
-              <w:rPr>
-                <w:rFonts w:hint="eastAsia"/>
+              <w:t>string&amp;</w:t>
+            </w:r>
+            <w:r>
+              <w:rPr>
                 <w:color w:val="000000" w:themeColor="text1"/>
               </w:rPr>
-              <w:t>cont CHAR* passwd</w:t>
+              <w:t xml:space="preserve"> username</w:t>
+            </w:r>
+          </w:p>
+          <w:p>
+            <w:pPr>
+              <w:ind w:left="0"/>
+              <w:rPr>
+                <w:color w:val="000000" w:themeColor="text1"/>
+              </w:rPr>
+            </w:pPr>
+            <w:r>
+              <w:rPr>
+                <w:rFonts w:hint="eastAsia"/>
+                <w:color w:val="000000" w:themeColor="text1"/>
+              </w:rPr>
+              <w:t>cont string&amp;</w:t>
+            </w:r>
+            <w:r>
+              <w:rPr>
+                <w:rFonts w:hint="eastAsia"/>
+                <w:color w:val="000000" w:themeColor="text1"/>
+              </w:rPr>
+              <w:t xml:space="preserve"> passwd</w:t>
             </w:r>
           </w:p>
         </w:tc>
@@ -3432,7 +3508,6 @@
             <w:pPr>
               <w:ind w:left="0"/>
               <w:rPr>
-                <w:rFonts w:hint="eastAsia"/>
                 <w:color w:val="000000" w:themeColor="text1"/>
               </w:rPr>
             </w:pPr>
@@ -3457,7 +3532,6 @@
               </w:tabs>
               <w:ind w:left="0"/>
               <w:rPr>
-                <w:rFonts w:hint="eastAsia"/>
                 <w:color w:val="000000" w:themeColor="text1"/>
               </w:rPr>
             </w:pPr>
@@ -3480,7 +3554,6 @@
             <w:pPr>
               <w:ind w:left="0"/>
               <w:rPr>
-                <w:rFonts w:hint="eastAsia"/>
                 <w:color w:val="000000" w:themeColor="text1"/>
               </w:rPr>
             </w:pPr>
@@ -3489,7 +3562,21 @@
                 <w:rFonts w:hint="eastAsia"/>
                 <w:color w:val="000000" w:themeColor="text1"/>
               </w:rPr>
-              <w:t>setCntInfo</w:t>
+              <w:t>set</w:t>
+            </w:r>
+            <w:r>
+              <w:rPr>
+                <w:rFonts w:hint="eastAsia"/>
+                <w:color w:val="000000" w:themeColor="text1"/>
+              </w:rPr>
+              <w:t>Conn</w:t>
+            </w:r>
+            <w:r>
+              <w:rPr>
+                <w:rFonts w:hint="eastAsia"/>
+                <w:color w:val="000000" w:themeColor="text1"/>
+              </w:rPr>
+              <w:t>CntInfo</w:t>
             </w:r>
           </w:p>
         </w:tc>
@@ -3502,7 +3589,6 @@
             <w:pPr>
               <w:ind w:left="0"/>
               <w:rPr>
-                <w:rFonts w:hint="eastAsia"/>
                 <w:color w:val="000000" w:themeColor="text1"/>
               </w:rPr>
             </w:pPr>
@@ -3518,7 +3604,6 @@
             <w:pPr>
               <w:ind w:left="0"/>
               <w:rPr>
-                <w:rFonts w:hint="eastAsia"/>
                 <w:color w:val="000000" w:themeColor="text1"/>
               </w:rPr>
             </w:pPr>
@@ -3534,7 +3619,6 @@
             <w:pPr>
               <w:ind w:left="0"/>
               <w:rPr>
-                <w:rFonts w:hint="eastAsia"/>
                 <w:color w:val="000000" w:themeColor="text1"/>
               </w:rPr>
             </w:pPr>
@@ -3550,7 +3634,6 @@
             <w:pPr>
               <w:ind w:left="0"/>
               <w:rPr>
-                <w:rFonts w:hint="eastAsia"/>
                 <w:color w:val="000000" w:themeColor="text1"/>
               </w:rPr>
             </w:pPr>
@@ -3560,21 +3643,6 @@
                 <w:color w:val="000000" w:themeColor="text1"/>
               </w:rPr>
               <w:t>UINT32 maxCnt</w:t>
-            </w:r>
-          </w:p>
-          <w:p>
-            <w:pPr>
-              <w:ind w:left="0"/>
-              <w:rPr>
-                <w:color w:val="000000" w:themeColor="text1"/>
-              </w:rPr>
-            </w:pPr>
-            <w:r>
-              <w:rPr>
-                <w:rFonts w:hint="eastAsia"/>
-                <w:color w:val="000000" w:themeColor="text1"/>
-              </w:rPr>
-              <w:t>UINT32 preCreateCnt</w:t>
             </w:r>
           </w:p>
         </w:tc>
@@ -3587,7 +3655,6 @@
             <w:pPr>
               <w:ind w:left="0"/>
               <w:rPr>
-                <w:rFonts w:hint="eastAsia"/>
                 <w:color w:val="000000" w:themeColor="text1"/>
               </w:rPr>
             </w:pPr>
@@ -3612,7 +3679,6 @@
               </w:tabs>
               <w:ind w:left="0"/>
               <w:rPr>
-                <w:rFonts w:hint="eastAsia"/>
                 <w:color w:val="000000" w:themeColor="text1"/>
               </w:rPr>
             </w:pPr>
@@ -3621,7 +3687,128 @@
                 <w:rFonts w:hint="eastAsia"/>
                 <w:color w:val="000000" w:themeColor="text1"/>
               </w:rPr>
-              <w:t>设置连接池数量信息</w:t>
+              <w:t>设置连接</w:t>
+            </w:r>
+            <w:r>
+              <w:rPr>
+                <w:rFonts w:hint="eastAsia"/>
+                <w:color w:val="000000" w:themeColor="text1"/>
+              </w:rPr>
+              <w:t>数量信息</w:t>
+            </w:r>
+          </w:p>
+        </w:tc>
+      </w:tr>
+      <w:tr>
+        <w:tc>
+          <w:tcPr>
+            <w:tcW w:w="2303" w:type="dxa"/>
+          </w:tcPr>
+          <w:p>
+            <w:pPr>
+              <w:ind w:left="0"/>
+              <w:rPr>
+                <w:rFonts w:hint="eastAsia"/>
+                <w:color w:val="000000" w:themeColor="text1"/>
+              </w:rPr>
+            </w:pPr>
+            <w:r>
+              <w:rPr>
+                <w:rFonts w:hint="eastAsia"/>
+                <w:color w:val="000000" w:themeColor="text1"/>
+              </w:rPr>
+              <w:t>setCheckIntervalInfo</w:t>
+            </w:r>
+          </w:p>
+        </w:tc>
+        <w:tc>
+          <w:tcPr>
+            <w:tcW w:w="2268" w:type="dxa"/>
+            <w:gridSpan w:val="2"/>
+          </w:tcPr>
+          <w:p>
+            <w:pPr>
+              <w:ind w:left="0"/>
+              <w:rPr>
+                <w:rFonts w:hint="eastAsia"/>
+                <w:color w:val="000000" w:themeColor="text1"/>
+              </w:rPr>
+            </w:pPr>
+            <w:r>
+              <w:rPr>
+                <w:rFonts w:hint="eastAsia"/>
+                <w:color w:val="000000" w:themeColor="text1"/>
+              </w:rPr>
+              <w:t>UINT32 checkInterval</w:t>
+            </w:r>
+          </w:p>
+          <w:p>
+            <w:pPr>
+              <w:ind w:left="0"/>
+              <w:rPr>
+                <w:rFonts w:hint="eastAsia"/>
+                <w:color w:val="000000" w:themeColor="text1"/>
+              </w:rPr>
+            </w:pPr>
+            <w:r>
+              <w:rPr>
+                <w:rFonts w:hint="eastAsia"/>
+                <w:color w:val="000000" w:themeColor="text1"/>
+              </w:rPr>
+              <w:t xml:space="preserve">UINT32 </w:t>
+            </w:r>
+            <w:r>
+              <w:rPr>
+                <w:color w:val="000000" w:themeColor="text1"/>
+              </w:rPr>
+              <w:t>keepAliveTimeout</w:t>
+            </w:r>
+            <w:r>
+              <w:rPr>
+                <w:rFonts w:hint="eastAsia"/>
+                <w:color w:val="000000" w:themeColor="text1"/>
+              </w:rPr>
+              <w:t xml:space="preserve"> = 0</w:t>
+            </w:r>
+          </w:p>
+        </w:tc>
+        <w:tc>
+          <w:tcPr>
+            <w:tcW w:w="992" w:type="dxa"/>
+            <w:gridSpan w:val="2"/>
+          </w:tcPr>
+          <w:p>
+            <w:pPr>
+              <w:ind w:left="0"/>
+              <w:rPr>
+                <w:rFonts w:hint="eastAsia"/>
+                <w:color w:val="000000" w:themeColor="text1"/>
+              </w:rPr>
+            </w:pPr>
+          </w:p>
+        </w:tc>
+        <w:tc>
+          <w:tcPr>
+            <w:tcW w:w="2616" w:type="dxa"/>
+            <w:gridSpan w:val="2"/>
+          </w:tcPr>
+          <w:p>
+            <w:pPr>
+              <w:tabs>
+                <w:tab w:val="right" w:pos="2400"/>
+              </w:tabs>
+              <w:ind w:left="0"/>
+              <w:rPr>
+                <w:rFonts w:hint="eastAsia"/>
+                <w:color w:val="000000" w:themeColor="text1"/>
+              </w:rPr>
+            </w:pPr>
+            <w:r>
+              <w:rPr>
+                <w:rFonts w:hint="eastAsia"/>
+                <w:color w:val="000000" w:themeColor="text1"/>
+              </w:rPr>
+              <w:t>设置定时检测时间和检测时依赖的超时时间。</w:t>
             </w:r>
           </w:p>
         </w:tc>
@@ -3639,7 +3826,6 @@
             <w:pPr>
               <w:ind w:left="0"/>
               <w:rPr>
-                <w:rFonts w:hint="eastAsia"/>
                 <w:color w:val="000000" w:themeColor="text1"/>
               </w:rPr>
             </w:pPr>
@@ -3655,7 +3841,7 @@
                 <w:rFonts w:hint="eastAsia"/>
                 <w:color w:val="000000" w:themeColor="text1"/>
               </w:rPr>
-              <w:t>TimeInfo</w:t>
+              <w:t>SyncCoordInterval</w:t>
             </w:r>
           </w:p>
         </w:tc>
@@ -3667,7 +3853,6 @@
             <w:pPr>
               <w:ind w:left="0"/>
               <w:rPr>
-                <w:rFonts w:hint="eastAsia"/>
                 <w:color w:val="000000" w:themeColor="text1"/>
               </w:rPr>
             </w:pPr>
@@ -3676,61 +3861,15 @@
                 <w:rFonts w:hint="eastAsia"/>
                 <w:color w:val="000000" w:themeColor="text1"/>
               </w:rPr>
-              <w:t>UINT32 checkInterval</w:t>
-            </w:r>
-          </w:p>
-          <w:p>
-            <w:pPr>
-              <w:ind w:left="0"/>
+              <w:t xml:space="preserve">UINT32 </w:t>
+            </w:r>
+            <w:r>
               <w:rPr>
                 <w:rFonts w:hint="eastAsia"/>
                 <w:color w:val="000000" w:themeColor="text1"/>
               </w:rPr>
-            </w:pPr>
-            <w:r>
-              <w:rPr>
-                <w:rFonts w:hint="eastAsia"/>
-                <w:color w:val="000000" w:themeColor="text1"/>
-              </w:rPr>
-              <w:t>UINT32 syncCoordInterval</w:t>
-            </w:r>
-          </w:p>
-          <w:p>
-            <w:pPr>
-              <w:ind w:left="0"/>
-              <w:rPr>
-                <w:rFonts w:hint="eastAsia"/>
-                <w:color w:val="000000" w:themeColor="text1"/>
-              </w:rPr>
-            </w:pPr>
-            <w:r>
-              <w:rPr>
-                <w:rFonts w:hint="eastAsia"/>
-                <w:color w:val="000000" w:themeColor="text1"/>
-              </w:rPr>
-              <w:t>UINT32 checkUnnormalCoordInterval</w:t>
-            </w:r>
-          </w:p>
-          <w:p>
-            <w:pPr>
-              <w:ind w:left="0"/>
-              <w:rPr>
-                <w:rFonts w:hint="eastAsia"/>
-                <w:color w:val="000000" w:themeColor="text1"/>
-              </w:rPr>
-            </w:pPr>
-            <w:r>
-              <w:rPr>
-                <w:rFonts w:hint="eastAsia"/>
-                <w:color w:val="000000" w:themeColor="text1"/>
-              </w:rPr>
-              <w:t xml:space="preserve">UINT32 </w:t>
-            </w:r>
-            <w:r>
-              <w:rPr>
-                <w:color w:val="000000" w:themeColor="text1"/>
-              </w:rPr>
-              <w:t>keepAliveTimeout</w:t>
+              <w:lastRenderedPageBreak/>
+              <w:t>syncCoordInterval</w:t>
             </w:r>
           </w:p>
         </w:tc>
@@ -3743,7 +3882,6 @@
             <w:pPr>
               <w:ind w:left="0"/>
               <w:rPr>
-                <w:rFonts w:hint="eastAsia"/>
                 <w:color w:val="000000" w:themeColor="text1"/>
               </w:rPr>
             </w:pPr>
@@ -3752,6 +3890,7 @@
                 <w:rFonts w:hint="eastAsia"/>
                 <w:color w:val="000000" w:themeColor="text1"/>
               </w:rPr>
+              <w:lastRenderedPageBreak/>
               <w:t>无</w:t>
             </w:r>
           </w:p>
@@ -3768,7 +3907,6 @@
               </w:tabs>
               <w:ind w:left="0"/>
               <w:rPr>
-                <w:rFonts w:hint="eastAsia"/>
                 <w:color w:val="000000" w:themeColor="text1"/>
               </w:rPr>
             </w:pPr>
@@ -3777,7 +3915,7 @@
                 <w:rFonts w:hint="eastAsia"/>
                 <w:color w:val="000000" w:themeColor="text1"/>
               </w:rPr>
-              <w:t>设置连接池定时检测时间、同步</w:t>
+              <w:t>设置同步</w:t>
             </w:r>
             <w:r>
               <w:rPr>
@@ -3791,35 +3929,7 @@
                 <w:rFonts w:hint="eastAsia"/>
                 <w:color w:val="000000" w:themeColor="text1"/>
               </w:rPr>
-              <w:t>时间、</w:t>
-            </w:r>
-            <w:r>
-              <w:rPr>
-                <w:rFonts w:hint="eastAsia"/>
-                <w:color w:val="000000" w:themeColor="text1"/>
-              </w:rPr>
-              <w:t>检测异常</w:t>
-            </w:r>
-            <w:r>
-              <w:rPr>
-                <w:rFonts w:hint="eastAsia"/>
-                <w:color w:val="000000" w:themeColor="text1"/>
-              </w:rPr>
-              <w:t>coord</w:t>
-            </w:r>
-            <w:r>
-              <w:rPr>
-                <w:rFonts w:hint="eastAsia"/>
-                <w:color w:val="000000" w:themeColor="text1"/>
-              </w:rPr>
-              <w:t>时间、</w:t>
-            </w:r>
-            <w:r>
-              <w:rPr>
-                <w:rFonts w:hint="eastAsia"/>
-                <w:color w:val="000000" w:themeColor="text1"/>
-              </w:rPr>
-              <w:t>超时时间信息</w:t>
+              <w:t>时间</w:t>
             </w:r>
           </w:p>
         </w:tc>
@@ -3837,7 +3947,6 @@
             <w:pPr>
               <w:ind w:left="0"/>
               <w:rPr>
-                <w:rFonts w:hint="eastAsia"/>
                 <w:color w:val="000000" w:themeColor="text1"/>
               </w:rPr>
             </w:pPr>
@@ -3846,7 +3955,22 @@
                 <w:rFonts w:hint="eastAsia"/>
                 <w:color w:val="000000" w:themeColor="text1"/>
               </w:rPr>
-              <w:t>setStrategy</w:t>
+              <w:lastRenderedPageBreak/>
+              <w:t>set</w:t>
+            </w:r>
+            <w:r>
+              <w:rPr>
+                <w:rFonts w:hint="eastAsia"/>
+                <w:color w:val="000000" w:themeColor="text1"/>
+              </w:rPr>
+              <w:t>Connect</w:t>
+            </w:r>
+            <w:r>
+              <w:rPr>
+                <w:rFonts w:hint="eastAsia"/>
+                <w:color w:val="000000" w:themeColor="text1"/>
+              </w:rPr>
+              <w:t>Strategy</w:t>
             </w:r>
           </w:p>
         </w:tc>
@@ -3857,22 +3981,12 @@
           <w:p>
             <w:pPr>
               <w:ind w:left="0"/>
-              <w:rPr>
-                <w:rFonts w:hint="eastAsia"/>
-              </w:rPr>
-            </w:pPr>
-            <w:r>
-              <w:rPr>
-                <w:rFonts w:hint="eastAsia"/>
-              </w:rPr>
-              <w:t>DATASOURCE_STRATEG</w:t>
-            </w:r>
-            <w:r>
-              <w:rPr>
-                <w:rFonts w:hint="eastAsia"/>
-              </w:rPr>
-              <w:lastRenderedPageBreak/>
-              <w:t>Y strategy</w:t>
+            </w:pPr>
+            <w:r>
+              <w:rPr>
+                <w:rFonts w:hint="eastAsia"/>
+              </w:rPr>
+              <w:t>DATASOURCE_STRATEGY strategy</w:t>
             </w:r>
           </w:p>
         </w:tc>
@@ -3885,7 +3999,6 @@
             <w:pPr>
               <w:ind w:left="0"/>
               <w:rPr>
-                <w:rFonts w:hint="eastAsia"/>
                 <w:color w:val="000000" w:themeColor="text1"/>
               </w:rPr>
             </w:pPr>
@@ -3894,7 +4007,6 @@
                 <w:rFonts w:hint="eastAsia"/>
                 <w:color w:val="000000" w:themeColor="text1"/>
               </w:rPr>
-              <w:lastRenderedPageBreak/>
               <w:t>无</w:t>
             </w:r>
           </w:p>
@@ -3911,7 +4023,6 @@
               </w:tabs>
               <w:ind w:left="0"/>
               <w:rPr>
-                <w:rFonts w:hint="eastAsia"/>
                 <w:color w:val="000000" w:themeColor="text1"/>
               </w:rPr>
             </w:pPr>
@@ -3938,7 +4049,6 @@
             <w:pPr>
               <w:ind w:left="0"/>
               <w:rPr>
-                <w:rFonts w:hint="eastAsia"/>
                 <w:color w:val="000000" w:themeColor="text1"/>
               </w:rPr>
             </w:pPr>
@@ -3947,8 +4057,14 @@
                 <w:rFonts w:hint="eastAsia"/>
                 <w:color w:val="000000" w:themeColor="text1"/>
               </w:rPr>
-              <w:lastRenderedPageBreak/>
-              <w:t>setCheckOutValid</w:t>
+              <w:t>set</w:t>
+            </w:r>
+            <w:r>
+              <w:rPr>
+                <w:rFonts w:hint="eastAsia"/>
+                <w:color w:val="000000" w:themeColor="text1"/>
+              </w:rPr>
+              <w:t>ValidateConnection</w:t>
             </w:r>
           </w:p>
         </w:tc>
@@ -3960,7 +4076,6 @@
             <w:pPr>
               <w:ind w:left="0"/>
               <w:rPr>
-                <w:rFonts w:hint="eastAsia"/>
                 <w:color w:val="000000" w:themeColor="text1"/>
               </w:rPr>
             </w:pPr>
@@ -3989,7 +4104,6 @@
             <w:pPr>
               <w:ind w:left="0"/>
               <w:rPr>
-                <w:rFonts w:hint="eastAsia"/>
                 <w:color w:val="000000" w:themeColor="text1"/>
               </w:rPr>
             </w:pPr>
@@ -4014,7 +4128,6 @@
               </w:tabs>
               <w:ind w:left="0"/>
               <w:rPr>
-                <w:rFonts w:hint="eastAsia"/>
                 <w:color w:val="000000" w:themeColor="text1"/>
               </w:rPr>
             </w:pPr>
@@ -4029,10 +4142,6 @@
         </w:tc>
       </w:tr>
       <w:tr>
-        <w:trPr>
-          <w:gridAfter w:val="1"/>
-          <w:wAfter w:w="14" w:type="dxa"/>
-        </w:trPr>
         <w:tc>
           <w:tcPr>
             <w:tcW w:w="2303" w:type="dxa"/>
@@ -4041,7 +4150,6 @@
             <w:pPr>
               <w:ind w:left="0"/>
               <w:rPr>
-                <w:rFonts w:hint="eastAsia"/>
                 <w:color w:val="000000" w:themeColor="text1"/>
               </w:rPr>
             </w:pPr>
@@ -4050,36 +4158,29 @@
                 <w:rFonts w:hint="eastAsia"/>
                 <w:color w:val="000000" w:themeColor="text1"/>
               </w:rPr>
-              <w:t>setRetryTime</w:t>
-            </w:r>
-          </w:p>
-        </w:tc>
-        <w:tc>
-          <w:tcPr>
-            <w:tcW w:w="2254" w:type="dxa"/>
-          </w:tcPr>
-          <w:p>
-            <w:pPr>
-              <w:ind w:left="0"/>
+              <w:t>get</w:t>
+            </w:r>
+            <w:r>
               <w:rPr>
                 <w:rFonts w:hint="eastAsia"/>
                 <w:color w:val="000000" w:themeColor="text1"/>
               </w:rPr>
-            </w:pPr>
-            <w:r>
-              <w:rPr>
-                <w:rFonts w:hint="eastAsia"/>
+              <w:t>***</w:t>
+            </w:r>
+          </w:p>
+        </w:tc>
+        <w:tc>
+          <w:tcPr>
+            <w:tcW w:w="2268" w:type="dxa"/>
+            <w:gridSpan w:val="2"/>
+          </w:tcPr>
+          <w:p>
+            <w:pPr>
+              <w:ind w:left="0"/>
+              <w:rPr>
                 <w:color w:val="000000" w:themeColor="text1"/>
               </w:rPr>
-              <w:t>UINT32 retryTi</w:t>
-            </w:r>
-            <w:r>
-              <w:rPr>
-                <w:rFonts w:hint="eastAsia"/>
-                <w:color w:val="000000" w:themeColor="text1"/>
-              </w:rPr>
-              <w:t>me</w:t>
-            </w:r>
+            </w:pPr>
           </w:p>
         </w:tc>
         <w:tc>
@@ -4091,17 +4192,9 @@
             <w:pPr>
               <w:ind w:left="0"/>
               <w:rPr>
-                <w:rFonts w:hint="eastAsia"/>
                 <w:color w:val="000000" w:themeColor="text1"/>
               </w:rPr>
             </w:pPr>
-            <w:r>
-              <w:rPr>
-                <w:rFonts w:hint="eastAsia"/>
-                <w:color w:val="000000" w:themeColor="text1"/>
-              </w:rPr>
-              <w:t>无</w:t>
-            </w:r>
           </w:p>
         </w:tc>
         <w:tc>
@@ -4111,186 +4204,8 @@
           </w:tcPr>
           <w:p>
             <w:pPr>
-              <w:tabs>
-                <w:tab w:val="right" w:pos="2400"/>
-              </w:tabs>
-              <w:ind w:left="0"/>
-              <w:rPr>
-                <w:rFonts w:hint="eastAsia"/>
-                <w:color w:val="000000" w:themeColor="text1"/>
-              </w:rPr>
-            </w:pPr>
-            <w:r>
-              <w:rPr>
-                <w:rFonts w:hint="eastAsia"/>
-              </w:rPr>
-              <w:t>设置在一个协调节点建立连接失败后重试次数</w:t>
-            </w:r>
-          </w:p>
-        </w:tc>
-      </w:tr>
-      <w:tr>
-        <w:trPr>
-          <w:gridAfter w:val="1"/>
-          <w:wAfter w:w="14" w:type="dxa"/>
-        </w:trPr>
-        <w:tc>
-          <w:tcPr>
-            <w:tcW w:w="2303" w:type="dxa"/>
-          </w:tcPr>
-          <w:p>
-            <w:pPr>
-              <w:ind w:left="0"/>
-              <w:rPr>
-                <w:rFonts w:hint="eastAsia"/>
-                <w:color w:val="000000" w:themeColor="text1"/>
-              </w:rPr>
-            </w:pPr>
-            <w:r>
-              <w:rPr>
-                <w:color w:val="000000" w:themeColor="text1"/>
-              </w:rPr>
-              <w:t>setEnable</w:t>
-            </w:r>
-          </w:p>
-        </w:tc>
-        <w:tc>
-          <w:tcPr>
-            <w:tcW w:w="2254" w:type="dxa"/>
-          </w:tcPr>
-          <w:p>
-            <w:pPr>
-              <w:ind w:left="0"/>
-              <w:rPr>
-                <w:rFonts w:hint="eastAsia"/>
-                <w:color w:val="000000" w:themeColor="text1"/>
-              </w:rPr>
-            </w:pPr>
-            <w:r>
-              <w:rPr>
-                <w:rFonts w:hint="eastAsia"/>
-                <w:color w:val="000000" w:themeColor="text1"/>
-              </w:rPr>
-              <w:t>BOOLEAN isenable</w:t>
-            </w:r>
-          </w:p>
-        </w:tc>
-        <w:tc>
-          <w:tcPr>
-            <w:tcW w:w="992" w:type="dxa"/>
-            <w:gridSpan w:val="2"/>
-          </w:tcPr>
-          <w:p>
-            <w:pPr>
-              <w:ind w:left="0"/>
-              <w:rPr>
-                <w:rFonts w:hint="eastAsia"/>
-                <w:color w:val="000000" w:themeColor="text1"/>
-              </w:rPr>
-            </w:pPr>
-            <w:r>
-              <w:rPr>
-                <w:rFonts w:hint="eastAsia"/>
-                <w:color w:val="000000" w:themeColor="text1"/>
-              </w:rPr>
-              <w:t>无</w:t>
-            </w:r>
-          </w:p>
-        </w:tc>
-        <w:tc>
-          <w:tcPr>
-            <w:tcW w:w="2616" w:type="dxa"/>
-            <w:gridSpan w:val="2"/>
-          </w:tcPr>
-          <w:p>
-            <w:pPr>
-              <w:tabs>
-                <w:tab w:val="right" w:pos="2400"/>
-              </w:tabs>
-              <w:ind w:left="0"/>
-              <w:rPr>
-                <w:rFonts w:hint="eastAsia"/>
-                <w:color w:val="000000" w:themeColor="text1"/>
-              </w:rPr>
-            </w:pPr>
-            <w:r>
-              <w:rPr>
-                <w:rFonts w:hint="eastAsia"/>
-                <w:color w:val="000000" w:themeColor="text1"/>
-              </w:rPr>
-              <w:t>设置是否启用连接池功能</w:t>
-            </w:r>
-          </w:p>
-        </w:tc>
-      </w:tr>
-      <w:tr>
-        <w:tc>
-          <w:tcPr>
-            <w:tcW w:w="2303" w:type="dxa"/>
-          </w:tcPr>
-          <w:p>
-            <w:pPr>
-              <w:ind w:left="0"/>
-              <w:rPr>
-                <w:rFonts w:hint="eastAsia"/>
-                <w:color w:val="000000" w:themeColor="text1"/>
-              </w:rPr>
-            </w:pPr>
-            <w:r>
-              <w:rPr>
-                <w:rFonts w:hint="eastAsia"/>
-                <w:color w:val="000000" w:themeColor="text1"/>
-              </w:rPr>
-              <w:t>get</w:t>
-            </w:r>
-            <w:r>
-              <w:rPr>
-                <w:rFonts w:hint="eastAsia"/>
-                <w:color w:val="000000" w:themeColor="text1"/>
-              </w:rPr>
-              <w:t>***</w:t>
-            </w:r>
-          </w:p>
-        </w:tc>
-        <w:tc>
-          <w:tcPr>
-            <w:tcW w:w="2268" w:type="dxa"/>
-            <w:gridSpan w:val="2"/>
-          </w:tcPr>
-          <w:p>
-            <w:pPr>
-              <w:ind w:left="0"/>
-              <w:rPr>
-                <w:color w:val="000000" w:themeColor="text1"/>
-              </w:rPr>
-            </w:pPr>
-          </w:p>
-        </w:tc>
-        <w:tc>
-          <w:tcPr>
-            <w:tcW w:w="992" w:type="dxa"/>
-            <w:gridSpan w:val="2"/>
-          </w:tcPr>
-          <w:p>
-            <w:pPr>
-              <w:ind w:left="0"/>
-              <w:rPr>
-                <w:rFonts w:hint="eastAsia"/>
-                <w:color w:val="000000" w:themeColor="text1"/>
-              </w:rPr>
-            </w:pPr>
-          </w:p>
-        </w:tc>
-        <w:tc>
-          <w:tcPr>
-            <w:tcW w:w="2616" w:type="dxa"/>
-            <w:gridSpan w:val="2"/>
-          </w:tcPr>
-          <w:p>
-            <w:pPr>
-              <w:ind w:left="0"/>
-              <w:rPr>
-                <w:rFonts w:hint="eastAsia"/>
+              <w:ind w:left="0"/>
+              <w:rPr>
                 <w:color w:val="000000" w:themeColor="text1"/>
               </w:rPr>
             </w:pPr>
@@ -4824,7 +4739,7 @@
               <w:rPr>
                 <w:rFonts w:hint="eastAsia"/>
               </w:rPr>
-              <w:t>DS_HAS</w:t>
+              <w:t>DS_</w:t>
             </w:r>
             <w:r>
               <w:rPr>
@@ -4837,12 +4752,6 @@
                 <w:rFonts w:hint="eastAsia"/>
               </w:rPr>
               <w:t>COORD</w:t>
-            </w:r>
-            <w:r>
-              <w:rPr>
-                <w:rFonts w:hint="eastAsia"/>
-              </w:rPr>
-              <w:t>NODE</w:t>
             </w:r>
           </w:p>
         </w:tc>
@@ -5111,7 +5020,7 @@
               <w:rPr>
                 <w:rFonts w:hint="eastAsia"/>
               </w:rPr>
-              <w:t>initDataSource</w:t>
+              <w:t>init</w:t>
             </w:r>
             <w:r>
               <w:t>()</w:t>
@@ -5131,13 +5040,7 @@
               <w:rPr>
                 <w:rFonts w:hint="eastAsia"/>
               </w:rPr>
-              <w:t xml:space="preserve">const </w:t>
-            </w:r>
-            <w:r>
-              <w:rPr>
-                <w:rFonts w:hint="eastAsia"/>
-              </w:rPr>
-              <w:t>char*</w:t>
+              <w:t>const string&amp;</w:t>
             </w:r>
             <w:r>
               <w:t xml:space="preserve"> url,</w:t>
@@ -5283,18 +5186,6 @@
               <w:t>init</w:t>
             </w:r>
             <w:r>
-              <w:t>Data</w:t>
-            </w:r>
-            <w:r>
-              <w:rPr>
-                <w:rFonts w:hint="eastAsia"/>
-              </w:rPr>
-              <w:t>S</w:t>
-            </w:r>
-            <w:r>
-              <w:t>ource</w:t>
-            </w:r>
-            <w:r>
               <w:t xml:space="preserve"> </w:t>
             </w:r>
             <w:r>
@@ -5314,6 +5205,12 @@
               <w:rPr>
                 <w:rFonts w:hint="eastAsia"/>
               </w:rPr>
+              <w:t xml:space="preserve">const </w:t>
+            </w:r>
+            <w:r>
+              <w:rPr>
+                <w:rFonts w:hint="eastAsia"/>
+              </w:rPr>
               <w:t>vector</w:t>
             </w:r>
             <w:r>
@@ -5323,7 +5220,7 @@
               <w:rPr>
                 <w:rFonts w:hint="eastAsia"/>
               </w:rPr>
-              <w:t>char*</w:t>
+              <w:t>string</w:t>
             </w:r>
             <w:r>
               <w:t>&gt;</w:t>
@@ -5332,7 +5229,19 @@
               <w:rPr>
                 <w:rFonts w:hint="eastAsia"/>
               </w:rPr>
-              <w:t xml:space="preserve"> vUrls</w:t>
+              <w:t xml:space="preserve"> </w:t>
+            </w:r>
+            <w:r>
+              <w:rPr>
+                <w:rFonts w:hint="eastAsia"/>
+              </w:rPr>
+              <w:t>&amp;</w:t>
+            </w:r>
+            <w:r>
+              <w:rPr>
+                <w:rFonts w:hint="eastAsia"/>
+              </w:rPr>
+              <w:t>vUrls</w:t>
             </w:r>
             <w:r>
               <w:rPr>
@@ -5357,6 +5266,12 @@
             <w:pPr>
               <w:ind w:left="0"/>
             </w:pPr>
+            <w:r>
+              <w:rPr>
+                <w:rFonts w:hint="eastAsia"/>
+              </w:rPr>
+              <w:t xml:space="preserve">const </w:t>
+            </w:r>
             <w:r>
               <w:rPr>
                 <w:rFonts w:hint="eastAsia"/>
@@ -5474,10 +5389,17 @@
           </w:tcPr>
           <w:p>
             <w:pPr>
-              <w:ind w:left="0"/>
-            </w:pPr>
-            <w:r>
-              <w:t>getIdleConnNum()</w:t>
+              <w:autoSpaceDE w:val="0"/>
+              <w:autoSpaceDN w:val="0"/>
+              <w:adjustRightInd w:val="0"/>
+              <w:ind w:left="0"/>
+              <w:jc w:val="left"/>
+            </w:pPr>
+            <w:r>
+              <w:rPr>
+                <w:rFonts w:hint="eastAsia"/>
+              </w:rPr>
+              <w:t>测试接口</w:t>
             </w:r>
           </w:p>
         </w:tc>
@@ -5493,7 +5415,7 @@
               <w:rPr>
                 <w:rFonts w:hint="eastAsia"/>
               </w:rPr>
-              <w:t>无</w:t>
+              <w:t>用宏开关</w:t>
             </w:r>
           </w:p>
         </w:tc>
@@ -5505,24 +5427,6 @@
             <w:pPr>
               <w:ind w:left="0"/>
             </w:pPr>
-            <w:r>
-              <w:rPr>
-                <w:rFonts w:hint="eastAsia"/>
-              </w:rPr>
-              <w:t>UINT32</w:t>
-            </w:r>
-            <w:r>
-              <w:rPr>
-                <w:rFonts w:hint="eastAsia"/>
-              </w:rPr>
-              <w:t>:</w:t>
-            </w:r>
-            <w:r>
-              <w:rPr>
-                <w:rFonts w:hint="eastAsia"/>
-              </w:rPr>
-              <w:t>空闲连接数量</w:t>
-            </w:r>
           </w:p>
         </w:tc>
         <w:tc>
@@ -5546,7 +5450,7 @@
               <w:ind w:left="0"/>
             </w:pPr>
             <w:r>
-              <w:t>getUsedConnNum()</w:t>
+              <w:t>getIdleConnNum()</w:t>
             </w:r>
           </w:p>
         </w:tc>
@@ -5590,7 +5494,7 @@
               <w:rPr>
                 <w:rFonts w:hint="eastAsia"/>
               </w:rPr>
-              <w:t>已使用连接的数量</w:t>
+              <w:t>空闲连接数量</w:t>
             </w:r>
           </w:p>
         </w:tc>
@@ -5615,7 +5519,7 @@
               <w:ind w:left="0"/>
             </w:pPr>
             <w:r>
-              <w:t>getNormalAddrNum()</w:t>
+              <w:t>getUsedConnNum()</w:t>
             </w:r>
           </w:p>
         </w:tc>
@@ -5659,7 +5563,7 @@
               <w:rPr>
                 <w:rFonts w:hint="eastAsia"/>
               </w:rPr>
-              <w:t>可用地址数量</w:t>
+              <w:t>已使用连接的数量</w:t>
             </w:r>
           </w:p>
         </w:tc>
@@ -5684,8 +5588,16 @@
               <w:ind w:left="0"/>
             </w:pPr>
             <w:r>
-              <w:lastRenderedPageBreak/>
-              <w:t>getAbnormalAddrNum()</w:t>
+              <w:t>getNormal</w:t>
+            </w:r>
+            <w:r>
+              <w:rPr>
+                <w:rFonts w:hint="eastAsia"/>
+              </w:rPr>
+              <w:t>Coord</w:t>
+            </w:r>
+            <w:r>
+              <w:t>Num()</w:t>
             </w:r>
           </w:p>
         </w:tc>
@@ -5729,7 +5641,7 @@
               <w:rPr>
                 <w:rFonts w:hint="eastAsia"/>
               </w:rPr>
-              <w:t>不可用地址数量</w:t>
+              <w:t>可用地址数量</w:t>
             </w:r>
           </w:p>
         </w:tc>
@@ -5754,10 +5666,17 @@
               <w:ind w:left="0"/>
             </w:pPr>
             <w:r>
-              <w:rPr>
-                <w:rFonts w:hint="eastAsia"/>
-              </w:rPr>
-              <w:t>getLocalAddrNum()</w:t>
+              <w:lastRenderedPageBreak/>
+              <w:t>getAbnormal</w:t>
+            </w:r>
+            <w:r>
+              <w:rPr>
+                <w:rFonts w:hint="eastAsia"/>
+              </w:rPr>
+              <w:t>Coord</w:t>
+            </w:r>
+            <w:r>
+              <w:t>Num()</w:t>
             </w:r>
           </w:p>
         </w:tc>
@@ -5801,7 +5720,7 @@
               <w:rPr>
                 <w:rFonts w:hint="eastAsia"/>
               </w:rPr>
-              <w:t>本地地址数量</w:t>
+              <w:t>不可用地址数量</w:t>
             </w:r>
           </w:p>
         </w:tc>
@@ -5813,12 +5732,6 @@
             <w:pPr>
               <w:ind w:left="0"/>
             </w:pPr>
-            <w:r>
-              <w:rPr>
-                <w:rFonts w:hint="eastAsia"/>
-              </w:rPr>
-              <w:t>如果启用本地策略，则直接返回容器中维护的本地节点数量</w:t>
-            </w:r>
           </w:p>
         </w:tc>
       </w:tr>
@@ -5832,10 +5745,16 @@
               <w:ind w:left="0"/>
             </w:pPr>
             <w:r>
-              <w:t>addCoord(</w:t>
-            </w:r>
-            <w:r>
-              <w:t>)</w:t>
+              <w:rPr>
+                <w:rFonts w:hint="eastAsia"/>
+              </w:rPr>
+              <w:t>getLocalCoord</w:t>
+            </w:r>
+            <w:r>
+              <w:rPr>
+                <w:rFonts w:hint="eastAsia"/>
+              </w:rPr>
+              <w:t>Num()</w:t>
             </w:r>
           </w:p>
         </w:tc>
@@ -5848,34 +5767,10 @@
               <w:ind w:left="0"/>
             </w:pPr>
             <w:r>
-              <w:t xml:space="preserve">const </w:t>
-            </w:r>
-            <w:r>
-              <w:rPr>
-                <w:rFonts w:hint="eastAsia"/>
-              </w:rPr>
-              <w:t>char*</w:t>
-            </w:r>
-            <w:r>
-              <w:t xml:space="preserve"> url</w:t>
-            </w:r>
-            <w:r>
-              <w:rPr>
-                <w:rFonts w:hint="eastAsia"/>
-              </w:rPr>
-              <w:t>，新添加的</w:t>
-            </w:r>
-            <w:r>
-              <w:rPr>
-                <w:rFonts w:hint="eastAsia"/>
-              </w:rPr>
-              <w:t>coord</w:t>
-            </w:r>
-            <w:r>
-              <w:rPr>
-                <w:rFonts w:hint="eastAsia"/>
-              </w:rPr>
-              <w:t>地址</w:t>
+              <w:rPr>
+                <w:rFonts w:hint="eastAsia"/>
+              </w:rPr>
+              <w:t>无</w:t>
             </w:r>
           </w:p>
         </w:tc>
@@ -5891,7 +5786,19 @@
               <w:rPr>
                 <w:rFonts w:hint="eastAsia"/>
               </w:rPr>
-              <w:t>无</w:t>
+              <w:t>UINT32</w:t>
+            </w:r>
+            <w:r>
+              <w:rPr>
+                <w:rFonts w:hint="eastAsia"/>
+              </w:rPr>
+              <w:t>:</w:t>
+            </w:r>
+            <w:r>
+              <w:rPr>
+                <w:rFonts w:hint="eastAsia"/>
+              </w:rPr>
+              <w:t>本地地址数量</w:t>
             </w:r>
           </w:p>
         </w:tc>
@@ -5907,60 +5814,7 @@
               <w:rPr>
                 <w:rFonts w:hint="eastAsia"/>
               </w:rPr>
-              <w:t>连接池功能未启用，则返回</w:t>
-            </w:r>
-            <w:r>
-              <w:rPr>
-                <w:rFonts w:hint="eastAsia"/>
-              </w:rPr>
-              <w:t>SDB_DATASOURCE_DISABLED</w:t>
-            </w:r>
-            <w:r>
-              <w:rPr>
-                <w:rFonts w:hint="eastAsia"/>
-              </w:rPr>
-              <w:t>。</w:t>
-            </w:r>
-          </w:p>
-          <w:p>
-            <w:pPr>
-              <w:ind w:left="0"/>
-            </w:pPr>
-            <w:r>
-              <w:rPr>
-                <w:rFonts w:hint="eastAsia"/>
-              </w:rPr>
-              <w:t>向连接池添加新的</w:t>
-            </w:r>
-            <w:r>
-              <w:rPr>
-                <w:rFonts w:hint="eastAsia"/>
-              </w:rPr>
-              <w:t>coord</w:t>
-            </w:r>
-            <w:r>
-              <w:rPr>
-                <w:rFonts w:hint="eastAsia"/>
-              </w:rPr>
-              <w:t>节点</w:t>
-            </w:r>
-            <w:r>
-              <w:rPr>
-                <w:rFonts w:hint="eastAsia"/>
-              </w:rPr>
-              <w:t>，节点已存在</w:t>
-            </w:r>
-            <w:r>
-              <w:rPr>
-                <w:rFonts w:hint="eastAsia"/>
-              </w:rPr>
-              <w:t>直接</w:t>
-            </w:r>
-            <w:r>
-              <w:rPr>
-                <w:rFonts w:hint="eastAsia"/>
-              </w:rPr>
-              <w:t>返回</w:t>
+              <w:t>如果启用本地策略，则直接返回容器中维护的本地节点数量</w:t>
             </w:r>
           </w:p>
         </w:tc>
@@ -5974,28 +5828,6 @@
             <w:pPr>
               <w:ind w:left="0"/>
             </w:pPr>
-            <w:r>
-              <w:rPr>
-                <w:rFonts w:hint="eastAsia"/>
-              </w:rPr>
-              <w:t>remove</w:t>
-            </w:r>
-            <w:r>
-              <w:t xml:space="preserve">Coord( </w:t>
-            </w:r>
-            <w:r>
-              <w:rPr>
-                <w:rFonts w:hint="eastAsia"/>
-              </w:rPr>
-              <w:t>)</w:t>
-            </w:r>
-            <w:r>
-              <w:rPr>
-                <w:rFonts w:hint="eastAsia"/>
-                <w:color w:val="FF0000"/>
-              </w:rPr>
-              <w:t xml:space="preserve"> </w:t>
-            </w:r>
           </w:p>
         </w:tc>
         <w:tc>
@@ -6006,42 +5838,6 @@
             <w:pPr>
               <w:ind w:left="0"/>
             </w:pPr>
-            <w:r>
-              <w:rPr>
-                <w:rFonts w:hint="eastAsia"/>
-              </w:rPr>
-              <w:t xml:space="preserve">const </w:t>
-            </w:r>
-            <w:r>
-              <w:rPr>
-                <w:rFonts w:hint="eastAsia"/>
-              </w:rPr>
-              <w:t>char*</w:t>
-            </w:r>
-            <w:r>
-              <w:rPr>
-                <w:rFonts w:hint="eastAsia"/>
-              </w:rPr>
-              <w:t xml:space="preserve"> url</w:t>
-            </w:r>
-            <w:r>
-              <w:rPr>
-                <w:rFonts w:hint="eastAsia"/>
-              </w:rPr>
-              <w:t>，需删除的</w:t>
-            </w:r>
-            <w:r>
-              <w:rPr>
-                <w:rFonts w:hint="eastAsia"/>
-              </w:rPr>
-              <w:t>coord</w:t>
-            </w:r>
-            <w:r>
-              <w:rPr>
-                <w:rFonts w:hint="eastAsia"/>
-              </w:rPr>
-              <w:t>地址</w:t>
-            </w:r>
           </w:p>
         </w:tc>
         <w:tc>
@@ -6052,12 +5848,6 @@
             <w:pPr>
               <w:ind w:left="0"/>
             </w:pPr>
-            <w:r>
-              <w:rPr>
-                <w:rFonts w:hint="eastAsia"/>
-              </w:rPr>
-              <w:t>无</w:t>
-            </w:r>
           </w:p>
         </w:tc>
         <w:tc>
@@ -6068,59 +5858,6 @@
             <w:pPr>
               <w:ind w:left="0"/>
             </w:pPr>
-            <w:r>
-              <w:rPr>
-                <w:rFonts w:hint="eastAsia"/>
-              </w:rPr>
-              <w:t>连接池功能未启用，则返回</w:t>
-            </w:r>
-            <w:r>
-              <w:rPr>
-                <w:rFonts w:hint="eastAsia"/>
-              </w:rPr>
-              <w:t>SDB_DATASOURCE_DISABLED</w:t>
-            </w:r>
-            <w:r>
-              <w:rPr>
-                <w:rFonts w:hint="eastAsia"/>
-              </w:rPr>
-              <w:t>。</w:t>
-            </w:r>
-          </w:p>
-          <w:p>
-            <w:pPr>
-              <w:ind w:left="0"/>
-            </w:pPr>
-            <w:r>
-              <w:rPr>
-                <w:rFonts w:hint="eastAsia"/>
-              </w:rPr>
-              <w:t>从连接池中删除指定的</w:t>
-            </w:r>
-            <w:r>
-              <w:rPr>
-                <w:rFonts w:hint="eastAsia"/>
-              </w:rPr>
-              <w:t>coord</w:t>
-            </w:r>
-            <w:r>
-              <w:rPr>
-                <w:rFonts w:hint="eastAsia"/>
-              </w:rPr>
-              <w:t>节点</w:t>
-            </w:r>
-            <w:r>
-              <w:rPr>
-                <w:rFonts w:hint="eastAsia"/>
-              </w:rPr>
-              <w:t>，节点不存在</w:t>
-            </w:r>
-            <w:r>
-              <w:rPr>
-                <w:rFonts w:hint="eastAsia"/>
-              </w:rPr>
-              <w:t>直接返回</w:t>
-            </w:r>
           </w:p>
         </w:tc>
       </w:tr>
@@ -6134,16 +5871,10 @@
               <w:ind w:left="0"/>
             </w:pPr>
             <w:r>
-              <w:rPr>
-                <w:rFonts w:hint="eastAsia"/>
-              </w:rPr>
-              <w:t>enableDataS</w:t>
-            </w:r>
-            <w:r>
-              <w:rPr>
-                <w:rFonts w:hint="eastAsia"/>
-              </w:rPr>
-              <w:t>ource()</w:t>
+              <w:t>addCoord(</w:t>
+            </w:r>
+            <w:r>
+              <w:t>)</w:t>
             </w:r>
           </w:p>
         </w:tc>
@@ -6156,6 +5887,46 @@
               <w:ind w:left="0"/>
             </w:pPr>
             <w:r>
+              <w:t xml:space="preserve">const </w:t>
+            </w:r>
+            <w:r>
+              <w:rPr>
+                <w:rFonts w:hint="eastAsia"/>
+              </w:rPr>
+              <w:t xml:space="preserve">string&amp; </w:t>
+            </w:r>
+            <w:r>
+              <w:t>url</w:t>
+            </w:r>
+            <w:r>
+              <w:rPr>
+                <w:rFonts w:hint="eastAsia"/>
+              </w:rPr>
+              <w:t>，新添加的</w:t>
+            </w:r>
+            <w:r>
+              <w:rPr>
+                <w:rFonts w:hint="eastAsia"/>
+              </w:rPr>
+              <w:t>coord</w:t>
+            </w:r>
+            <w:r>
+              <w:rPr>
+                <w:rFonts w:hint="eastAsia"/>
+              </w:rPr>
+              <w:t>地址</w:t>
+            </w:r>
+          </w:p>
+        </w:tc>
+        <w:tc>
+          <w:tcPr>
+            <w:tcW w:w="992" w:type="dxa"/>
+          </w:tcPr>
+          <w:p>
+            <w:pPr>
+              <w:ind w:left="0"/>
+            </w:pPr>
+            <w:r>
               <w:rPr>
                 <w:rFonts w:hint="eastAsia"/>
               </w:rPr>
@@ -6165,28 +5936,6 @@
         </w:tc>
         <w:tc>
           <w:tcPr>
-            <w:tcW w:w="992" w:type="dxa"/>
-          </w:tcPr>
-          <w:p>
-            <w:pPr>
-              <w:ind w:left="0"/>
-            </w:pPr>
-            <w:r>
-              <w:rPr>
-                <w:rFonts w:hint="eastAsia"/>
-              </w:rPr>
-              <w:t>INT32</w:t>
-            </w:r>
-            <w:r>
-              <w:rPr>
-                <w:rFonts w:hint="eastAsia"/>
-              </w:rPr>
-              <w:t>执行后状态码</w:t>
-            </w:r>
-          </w:p>
-        </w:tc>
-        <w:tc>
-          <w:tcPr>
             <w:tcW w:w="2616" w:type="dxa"/>
           </w:tcPr>
           <w:p>
@@ -6197,13 +5946,60 @@
               <w:rPr>
                 <w:rFonts w:hint="eastAsia"/>
               </w:rPr>
-              <w:t>启用连接池</w:t>
-            </w:r>
-            <w:r>
-              <w:rPr>
-                <w:rFonts w:hint="eastAsia"/>
-              </w:rPr>
-              <w:t>，若已启用，</w:t>
+              <w:t>连接池功能未启用，则返回</w:t>
+            </w:r>
+            <w:r>
+              <w:rPr>
+                <w:rFonts w:hint="eastAsia"/>
+              </w:rPr>
+              <w:t>SDB_D</w:t>
+            </w:r>
+            <w:r>
+              <w:rPr>
+                <w:rFonts w:hint="eastAsia"/>
+              </w:rPr>
+              <w:t>S</w:t>
+            </w:r>
+            <w:r>
+              <w:rPr>
+                <w:rFonts w:hint="eastAsia"/>
+              </w:rPr>
+              <w:t>_DISABLED</w:t>
+            </w:r>
+            <w:r>
+              <w:rPr>
+                <w:rFonts w:hint="eastAsia"/>
+              </w:rPr>
+              <w:t>。</w:t>
+            </w:r>
+          </w:p>
+          <w:p>
+            <w:pPr>
+              <w:ind w:left="0"/>
+            </w:pPr>
+            <w:r>
+              <w:rPr>
+                <w:rFonts w:hint="eastAsia"/>
+              </w:rPr>
+              <w:t>向连接池添加新的</w:t>
+            </w:r>
+            <w:r>
+              <w:rPr>
+                <w:rFonts w:hint="eastAsia"/>
+              </w:rPr>
+              <w:t>coord</w:t>
+            </w:r>
+            <w:r>
+              <w:rPr>
+                <w:rFonts w:hint="eastAsia"/>
+              </w:rPr>
+              <w:t>节点</w:t>
+            </w:r>
+            <w:r>
+              <w:rPr>
+                <w:rFonts w:hint="eastAsia"/>
+              </w:rPr>
+              <w:t>，节点已存在</w:t>
             </w:r>
             <w:r>
               <w:rPr>
@@ -6233,13 +6029,23 @@
               <w:rPr>
                 <w:rFonts w:hint="eastAsia"/>
               </w:rPr>
-              <w:t>disableDataS</w:t>
-            </w:r>
-            <w:r>
-              <w:rPr>
-                <w:rFonts w:hint="eastAsia"/>
-              </w:rPr>
-              <w:t>ource()</w:t>
+              <w:t>remove</w:t>
+            </w:r>
+            <w:r>
+              <w:t xml:space="preserve">Coord( </w:t>
+            </w:r>
+            <w:r>
+              <w:rPr>
+                <w:rFonts w:hint="eastAsia"/>
+              </w:rPr>
+              <w:t>)</w:t>
+            </w:r>
+            <w:r>
+              <w:rPr>
+                <w:rFonts w:hint="eastAsia"/>
+                <w:color w:val="FF0000"/>
+              </w:rPr>
+              <w:t xml:space="preserve"> </w:t>
             </w:r>
           </w:p>
         </w:tc>
@@ -6255,34 +6061,58 @@
               <w:rPr>
                 <w:rFonts w:hint="eastAsia"/>
               </w:rPr>
+              <w:t xml:space="preserve">const </w:t>
+            </w:r>
+            <w:r>
+              <w:rPr>
+                <w:rFonts w:hint="eastAsia"/>
+              </w:rPr>
+              <w:t>string&amp;</w:t>
+            </w:r>
+            <w:r>
+              <w:rPr>
+                <w:rFonts w:hint="eastAsia"/>
+              </w:rPr>
+              <w:t xml:space="preserve"> url</w:t>
+            </w:r>
+            <w:r>
+              <w:rPr>
+                <w:rFonts w:hint="eastAsia"/>
+              </w:rPr>
+              <w:t>，需删除的</w:t>
+            </w:r>
+            <w:r>
+              <w:rPr>
+                <w:rFonts w:hint="eastAsia"/>
+              </w:rPr>
+              <w:t>coord</w:t>
+            </w:r>
+            <w:r>
+              <w:rPr>
+                <w:rFonts w:hint="eastAsia"/>
+              </w:rPr>
+              <w:t>地址</w:t>
+            </w:r>
+          </w:p>
+        </w:tc>
+        <w:tc>
+          <w:tcPr>
+            <w:tcW w:w="992" w:type="dxa"/>
+          </w:tcPr>
+          <w:p>
+            <w:pPr>
+              <w:ind w:left="0"/>
+            </w:pPr>
+            <w:r>
+              <w:rPr>
+                <w:rFonts w:hint="eastAsia"/>
+              </w:rPr>
               <w:t>无</w:t>
             </w:r>
           </w:p>
         </w:tc>
         <w:tc>
           <w:tcPr>
-            <w:tcW w:w="992" w:type="dxa"/>
-          </w:tcPr>
-          <w:p>
-            <w:pPr>
-              <w:ind w:left="0"/>
-            </w:pPr>
-            <w:r>
-              <w:rPr>
-                <w:rFonts w:hint="eastAsia"/>
-              </w:rPr>
-              <w:t>INT32</w:t>
-            </w:r>
-            <w:r>
-              <w:rPr>
-                <w:rFonts w:hint="eastAsia"/>
-              </w:rPr>
-              <w:t>执行后状态码</w:t>
-            </w:r>
-          </w:p>
-        </w:tc>
-        <w:tc>
-          <w:tcPr>
             <w:tcW w:w="2616" w:type="dxa"/>
           </w:tcPr>
           <w:p>
@@ -6293,13 +6123,60 @@
               <w:rPr>
                 <w:rFonts w:hint="eastAsia"/>
               </w:rPr>
-              <w:t>禁用连接池</w:t>
-            </w:r>
-            <w:r>
-              <w:rPr>
-                <w:rFonts w:hint="eastAsia"/>
-              </w:rPr>
-              <w:t>，若已禁用，</w:t>
+              <w:t>连接池功能未启用，则返回</w:t>
+            </w:r>
+            <w:r>
+              <w:rPr>
+                <w:rFonts w:hint="eastAsia"/>
+              </w:rPr>
+              <w:t>SDB_D</w:t>
+            </w:r>
+            <w:r>
+              <w:rPr>
+                <w:rFonts w:hint="eastAsia"/>
+              </w:rPr>
+              <w:t>S</w:t>
+            </w:r>
+            <w:r>
+              <w:rPr>
+                <w:rFonts w:hint="eastAsia"/>
+              </w:rPr>
+              <w:t>_DISABLED</w:t>
+            </w:r>
+            <w:r>
+              <w:rPr>
+                <w:rFonts w:hint="eastAsia"/>
+              </w:rPr>
+              <w:t>。</w:t>
+            </w:r>
+          </w:p>
+          <w:p>
+            <w:pPr>
+              <w:ind w:left="0"/>
+            </w:pPr>
+            <w:r>
+              <w:rPr>
+                <w:rFonts w:hint="eastAsia"/>
+              </w:rPr>
+              <w:t>从连接池中删除指定的</w:t>
+            </w:r>
+            <w:r>
+              <w:rPr>
+                <w:rFonts w:hint="eastAsia"/>
+              </w:rPr>
+              <w:t>coord</w:t>
+            </w:r>
+            <w:r>
+              <w:rPr>
+                <w:rFonts w:hint="eastAsia"/>
+              </w:rPr>
+              <w:t>节点</w:t>
+            </w:r>
+            <w:r>
+              <w:rPr>
+                <w:rFonts w:hint="eastAsia"/>
+              </w:rPr>
+              <w:t>，节点不存在</w:t>
             </w:r>
             <w:r>
               <w:rPr>
@@ -6320,7 +6197,22 @@
               <w:ind w:left="0"/>
             </w:pPr>
             <w:r>
-              <w:t>getConnection()</w:t>
+              <w:rPr>
+                <w:rFonts w:hint="eastAsia"/>
+              </w:rPr>
+              <w:t>enable</w:t>
+            </w:r>
+            <w:r>
+              <w:rPr>
+                <w:rFonts w:hint="eastAsia"/>
+              </w:rPr>
+              <w:t xml:space="preserve"> </w:t>
+            </w:r>
+            <w:r>
+              <w:rPr>
+                <w:rFonts w:hint="eastAsia"/>
+              </w:rPr>
+              <w:t>()</w:t>
             </w:r>
           </w:p>
         </w:tc>
@@ -6336,48 +6228,7 @@
               <w:rPr>
                 <w:rFonts w:hint="eastAsia"/>
               </w:rPr>
-              <w:t>s</w:t>
-            </w:r>
-            <w:r>
-              <w:rPr>
-                <w:rFonts w:hint="eastAsia"/>
-              </w:rPr>
-              <w:t>db</w:t>
-            </w:r>
-            <w:r>
-              <w:rPr>
-                <w:rFonts w:hint="eastAsia"/>
-              </w:rPr>
-              <w:t>*&amp; conn</w:t>
-            </w:r>
-            <w:r>
-              <w:rPr>
-                <w:rFonts w:hint="eastAsia"/>
-              </w:rPr>
-              <w:t xml:space="preserve">, </w:t>
-            </w:r>
-            <w:r>
-              <w:rPr>
-                <w:rFonts w:hint="eastAsia"/>
-              </w:rPr>
-              <w:t>获取的连接</w:t>
-            </w:r>
-          </w:p>
-          <w:p>
-            <w:pPr>
-              <w:ind w:left="0"/>
-            </w:pPr>
-            <w:r>
-              <w:rPr>
-                <w:rFonts w:hint="eastAsia"/>
-              </w:rPr>
-              <w:t xml:space="preserve">UINT32 time, </w:t>
-            </w:r>
-            <w:r>
-              <w:rPr>
-                <w:rFonts w:hint="eastAsia"/>
-              </w:rPr>
-              <w:t>超时时间</w:t>
+              <w:t>无</w:t>
             </w:r>
           </w:p>
         </w:tc>
@@ -6415,152 +6266,25 @@
               <w:rPr>
                 <w:rFonts w:hint="eastAsia"/>
               </w:rPr>
-              <w:t>连接池功能未启用，则返回</w:t>
-            </w:r>
-            <w:r>
-              <w:rPr>
-                <w:rFonts w:hint="eastAsia"/>
-              </w:rPr>
-              <w:t>SDB_DATASOURCE_DISABLED</w:t>
-            </w:r>
-            <w:r>
-              <w:rPr>
-                <w:rFonts w:hint="eastAsia"/>
-              </w:rPr>
-              <w:t>。</w:t>
-            </w:r>
-          </w:p>
-          <w:p>
-            <w:pPr>
-              <w:ind w:left="0"/>
-            </w:pPr>
-            <w:r>
-              <w:rPr>
-                <w:rFonts w:hint="eastAsia"/>
-              </w:rPr>
-              <w:t>从连接池中获取连接，当</w:t>
-            </w:r>
-            <w:r>
-              <w:rPr>
-                <w:rFonts w:hint="eastAsia"/>
-              </w:rPr>
-              <w:t>池可用连接到达上限时，该接口将阻塞</w:t>
-            </w:r>
-            <w:r>
-              <w:rPr>
-                <w:rFonts w:hint="eastAsia"/>
-              </w:rPr>
-              <w:t>time</w:t>
-            </w:r>
-            <w:r>
-              <w:rPr>
-                <w:rFonts w:hint="eastAsia"/>
-              </w:rPr>
-              <w:t>时间（默认</w:t>
-            </w:r>
-            <w:r>
-              <w:rPr>
-                <w:rFonts w:hint="eastAsia"/>
-              </w:rPr>
-              <w:t>5s</w:t>
-            </w:r>
-            <w:r>
-              <w:rPr>
-                <w:rFonts w:hint="eastAsia"/>
-              </w:rPr>
-              <w:t>），</w:t>
-            </w:r>
-            <w:r>
-              <w:rPr>
-                <w:rFonts w:hint="eastAsia"/>
-              </w:rPr>
-              <w:t>之后</w:t>
-            </w:r>
-            <w:r>
-              <w:rPr>
-                <w:rFonts w:hint="eastAsia"/>
-              </w:rPr>
-              <w:t>仍无可以连接，</w:t>
+              <w:t>启用连接池</w:t>
+            </w:r>
+            <w:r>
+              <w:rPr>
+                <w:rFonts w:hint="eastAsia"/>
+              </w:rPr>
+              <w:t>，若已启用，</w:t>
+            </w:r>
+            <w:r>
+              <w:rPr>
+                <w:rFonts w:hint="eastAsia"/>
+              </w:rPr>
+              <w:t>直接</w:t>
             </w:r>
             <w:r>
               <w:rPr>
                 <w:rFonts w:hint="eastAsia"/>
               </w:rPr>
               <w:t>返回</w:t>
-            </w:r>
-            <w:r>
-              <w:t>SDB_DRIVER_DS_RUNOUT</w:t>
-            </w:r>
-            <w:r>
-              <w:rPr>
-                <w:rFonts w:hint="eastAsia"/>
-              </w:rPr>
-              <w:t>错误</w:t>
-            </w:r>
-            <w:r>
-              <w:rPr>
-                <w:rFonts w:hint="eastAsia"/>
-              </w:rPr>
-              <w:t>状态码</w:t>
-            </w:r>
-            <w:r>
-              <w:rPr>
-                <w:rFonts w:hint="eastAsia"/>
-              </w:rPr>
-              <w:t>。</w:t>
-            </w:r>
-          </w:p>
-          <w:p>
-            <w:pPr>
-              <w:ind w:left="0"/>
-            </w:pPr>
-            <w:r>
-              <w:rPr>
-                <w:rFonts w:hint="eastAsia"/>
-              </w:rPr>
-              <w:t>无可用</w:t>
-            </w:r>
-            <w:r>
-              <w:rPr>
-                <w:rFonts w:hint="eastAsia"/>
-              </w:rPr>
-              <w:t>协调</w:t>
-            </w:r>
-            <w:r>
-              <w:rPr>
-                <w:rFonts w:hint="eastAsia"/>
-              </w:rPr>
-              <w:t>节点时返回</w:t>
-            </w:r>
-            <w:r>
-              <w:rPr>
-                <w:rFonts w:hint="eastAsia"/>
-              </w:rPr>
-              <w:t>SDB_DS_HAS</w:t>
-            </w:r>
-            <w:r>
-              <w:rPr>
-                <w:rFonts w:hint="eastAsia"/>
-              </w:rPr>
-              <w:t>NO_</w:t>
-            </w:r>
-            <w:r>
-              <w:rPr>
-                <w:rFonts w:hint="eastAsia"/>
-              </w:rPr>
-              <w:t>COORD</w:t>
-            </w:r>
-            <w:r>
-              <w:rPr>
-                <w:rFonts w:hint="eastAsia"/>
-              </w:rPr>
-              <w:t>NODE</w:t>
-            </w:r>
-            <w:r>
-              <w:rPr>
-                <w:rFonts w:hint="eastAsia"/>
-              </w:rPr>
-              <w:t>错误码</w:t>
             </w:r>
           </w:p>
         </w:tc>
@@ -6578,13 +6302,20 @@
               <w:rPr>
                 <w:rFonts w:hint="eastAsia"/>
               </w:rPr>
-              <w:t>releaseConnection()</w:t>
-            </w:r>
-          </w:p>
-          <w:p>
-            <w:pPr>
-              <w:ind w:left="0"/>
-            </w:pPr>
+              <w:t>disable</w:t>
+            </w:r>
+            <w:r>
+              <w:rPr>
+                <w:rFonts w:hint="eastAsia"/>
+              </w:rPr>
+              <w:t xml:space="preserve"> </w:t>
+            </w:r>
+            <w:r>
+              <w:rPr>
+                <w:rFonts w:hint="eastAsia"/>
+              </w:rPr>
+              <w:t>()</w:t>
+            </w:r>
           </w:p>
         </w:tc>
         <w:tc>
@@ -6599,31 +6330,7 @@
               <w:rPr>
                 <w:rFonts w:hint="eastAsia"/>
               </w:rPr>
-              <w:t>s</w:t>
-            </w:r>
-            <w:r>
-              <w:rPr>
-                <w:rFonts w:hint="eastAsia"/>
-              </w:rPr>
-              <w:t>db*</w:t>
-            </w:r>
-            <w:r>
-              <w:rPr>
-                <w:rFonts w:hint="eastAsia"/>
-              </w:rPr>
-              <w:t xml:space="preserve"> conn</w:t>
-            </w:r>
-            <w:r>
-              <w:rPr>
-                <w:rFonts w:hint="eastAsia"/>
-              </w:rPr>
-              <w:t>，</w:t>
-            </w:r>
-            <w:r>
-              <w:rPr>
-                <w:rFonts w:hint="eastAsia"/>
-              </w:rPr>
-              <w:t>返还连接对象到连接池</w:t>
+              <w:t>无</w:t>
             </w:r>
           </w:p>
         </w:tc>
@@ -6639,7 +6346,13 @@
               <w:rPr>
                 <w:rFonts w:hint="eastAsia"/>
               </w:rPr>
-              <w:t>无</w:t>
+              <w:t>INT32</w:t>
+            </w:r>
+            <w:r>
+              <w:rPr>
+                <w:rFonts w:hint="eastAsia"/>
+              </w:rPr>
+              <w:t>执行后状态码</w:t>
             </w:r>
           </w:p>
         </w:tc>
@@ -6655,43 +6368,19 @@
               <w:rPr>
                 <w:rFonts w:hint="eastAsia"/>
               </w:rPr>
-              <w:t>连接池功能未启用，则返回</w:t>
-            </w:r>
-            <w:r>
-              <w:rPr>
-                <w:rFonts w:hint="eastAsia"/>
-              </w:rPr>
-              <w:t>SDB_DATASOURCE_DISABLE</w:t>
-            </w:r>
-            <w:r>
-              <w:rPr>
-                <w:rFonts w:hint="eastAsia"/>
-              </w:rPr>
-              <w:lastRenderedPageBreak/>
-              <w:t>D</w:t>
-            </w:r>
-            <w:r>
-              <w:rPr>
-                <w:rFonts w:hint="eastAsia"/>
-              </w:rPr>
-              <w:t>。</w:t>
-            </w:r>
-          </w:p>
-          <w:p>
-            <w:pPr>
-              <w:ind w:left="0"/>
-            </w:pPr>
-            <w:r>
-              <w:rPr>
-                <w:rFonts w:hint="eastAsia"/>
-              </w:rPr>
-              <w:t>不能将不属于连接池的连接归还到连接池</w:t>
-            </w:r>
-            <w:r>
-              <w:rPr>
-                <w:rFonts w:hint="eastAsia"/>
-              </w:rPr>
-              <w:t>。</w:t>
+              <w:t>禁用连接池</w:t>
+            </w:r>
+            <w:r>
+              <w:rPr>
+                <w:rFonts w:hint="eastAsia"/>
+              </w:rPr>
+              <w:t>，若已禁用，</w:t>
+            </w:r>
+            <w:r>
+              <w:rPr>
+                <w:rFonts w:hint="eastAsia"/>
+              </w:rPr>
+              <w:t>直接返回</w:t>
             </w:r>
           </w:p>
         </w:tc>
@@ -6705,6 +6394,409 @@
             <w:pPr>
               <w:ind w:left="0"/>
             </w:pPr>
+            <w:r>
+              <w:t>getConnection()</w:t>
+            </w:r>
+          </w:p>
+        </w:tc>
+        <w:tc>
+          <w:tcPr>
+            <w:tcW w:w="2268" w:type="dxa"/>
+          </w:tcPr>
+          <w:p>
+            <w:pPr>
+              <w:ind w:left="0"/>
+            </w:pPr>
+            <w:r>
+              <w:rPr>
+                <w:rFonts w:hint="eastAsia"/>
+              </w:rPr>
+              <w:t>s</w:t>
+            </w:r>
+            <w:r>
+              <w:rPr>
+                <w:rFonts w:hint="eastAsia"/>
+              </w:rPr>
+              <w:t>db</w:t>
+            </w:r>
+            <w:r>
+              <w:rPr>
+                <w:rFonts w:hint="eastAsia"/>
+              </w:rPr>
+              <w:t>*&amp; conn</w:t>
+            </w:r>
+            <w:r>
+              <w:rPr>
+                <w:rFonts w:hint="eastAsia"/>
+              </w:rPr>
+              <w:t xml:space="preserve">, </w:t>
+            </w:r>
+            <w:r>
+              <w:rPr>
+                <w:rFonts w:hint="eastAsia"/>
+              </w:rPr>
+              <w:t>获取的连接</w:t>
+            </w:r>
+          </w:p>
+          <w:p>
+            <w:pPr>
+              <w:ind w:left="0"/>
+            </w:pPr>
+            <w:r>
+              <w:rPr>
+                <w:rFonts w:hint="eastAsia"/>
+              </w:rPr>
+              <w:t xml:space="preserve">UINT32 time, </w:t>
+            </w:r>
+            <w:r>
+              <w:rPr>
+                <w:rFonts w:hint="eastAsia"/>
+              </w:rPr>
+              <w:t>超时时间</w:t>
+            </w:r>
+          </w:p>
+        </w:tc>
+        <w:tc>
+          <w:tcPr>
+            <w:tcW w:w="992" w:type="dxa"/>
+          </w:tcPr>
+          <w:p>
+            <w:pPr>
+              <w:ind w:left="0"/>
+            </w:pPr>
+            <w:r>
+              <w:rPr>
+                <w:rFonts w:hint="eastAsia"/>
+              </w:rPr>
+              <w:t>INT32</w:t>
+            </w:r>
+            <w:r>
+              <w:rPr>
+                <w:rFonts w:hint="eastAsia"/>
+              </w:rPr>
+              <w:t>执行后状态码</w:t>
+            </w:r>
+          </w:p>
+        </w:tc>
+        <w:tc>
+          <w:tcPr>
+            <w:tcW w:w="2616" w:type="dxa"/>
+          </w:tcPr>
+          <w:p>
+            <w:pPr>
+              <w:ind w:left="0"/>
+            </w:pPr>
+            <w:r>
+              <w:rPr>
+                <w:rFonts w:hint="eastAsia"/>
+              </w:rPr>
+              <w:t>连接池功能未启用，则返回</w:t>
+            </w:r>
+            <w:r>
+              <w:rPr>
+                <w:rFonts w:hint="eastAsia"/>
+              </w:rPr>
+              <w:t>SDB_D</w:t>
+            </w:r>
+            <w:r>
+              <w:rPr>
+                <w:rFonts w:hint="eastAsia"/>
+              </w:rPr>
+              <w:t>S</w:t>
+            </w:r>
+            <w:r>
+              <w:rPr>
+                <w:rFonts w:hint="eastAsia"/>
+              </w:rPr>
+              <w:t>_DISABLED</w:t>
+            </w:r>
+            <w:r>
+              <w:rPr>
+                <w:rFonts w:hint="eastAsia"/>
+              </w:rPr>
+              <w:t>。</w:t>
+            </w:r>
+          </w:p>
+          <w:p>
+            <w:pPr>
+              <w:ind w:left="0"/>
+            </w:pPr>
+            <w:r>
+              <w:rPr>
+                <w:rFonts w:hint="eastAsia"/>
+              </w:rPr>
+              <w:t>从连接池中获取连接，当</w:t>
+            </w:r>
+            <w:r>
+              <w:rPr>
+                <w:rFonts w:hint="eastAsia"/>
+              </w:rPr>
+              <w:t>池可用连接到达上限时，该接口将阻塞</w:t>
+            </w:r>
+            <w:r>
+              <w:rPr>
+                <w:rFonts w:hint="eastAsia"/>
+              </w:rPr>
+              <w:t>time</w:t>
+            </w:r>
+            <w:r>
+              <w:rPr>
+                <w:rFonts w:hint="eastAsia"/>
+              </w:rPr>
+              <w:t>时间（默认</w:t>
+            </w:r>
+            <w:r>
+              <w:rPr>
+                <w:rFonts w:hint="eastAsia"/>
+              </w:rPr>
+              <w:t>5s</w:t>
+            </w:r>
+            <w:r>
+              <w:rPr>
+                <w:rFonts w:hint="eastAsia"/>
+              </w:rPr>
+              <w:t>），</w:t>
+            </w:r>
+            <w:r>
+              <w:rPr>
+                <w:rFonts w:hint="eastAsia"/>
+              </w:rPr>
+              <w:t>之后</w:t>
+            </w:r>
+            <w:r>
+              <w:rPr>
+                <w:rFonts w:hint="eastAsia"/>
+              </w:rPr>
+              <w:t>仍无可以连接，</w:t>
+            </w:r>
+            <w:r>
+              <w:rPr>
+                <w:rFonts w:hint="eastAsia"/>
+              </w:rPr>
+              <w:t>返回</w:t>
+            </w:r>
+            <w:r>
+              <w:t>SDB_DRIVER_DS_RUNOUT</w:t>
+            </w:r>
+            <w:r>
+              <w:rPr>
+                <w:rFonts w:hint="eastAsia"/>
+              </w:rPr>
+              <w:t>错误</w:t>
+            </w:r>
+            <w:r>
+              <w:rPr>
+                <w:rFonts w:hint="eastAsia"/>
+              </w:rPr>
+              <w:t>状态码</w:t>
+            </w:r>
+            <w:r>
+              <w:rPr>
+                <w:rFonts w:hint="eastAsia"/>
+              </w:rPr>
+              <w:t>。</w:t>
+            </w:r>
+          </w:p>
+          <w:p>
+            <w:pPr>
+              <w:ind w:left="0"/>
+            </w:pPr>
+            <w:r>
+              <w:rPr>
+                <w:rFonts w:hint="eastAsia"/>
+              </w:rPr>
+              <w:t>无可用</w:t>
+            </w:r>
+            <w:r>
+              <w:rPr>
+                <w:rFonts w:hint="eastAsia"/>
+              </w:rPr>
+              <w:t>协调</w:t>
+            </w:r>
+            <w:r>
+              <w:rPr>
+                <w:rFonts w:hint="eastAsia"/>
+              </w:rPr>
+              <w:t>节点时返回</w:t>
+            </w:r>
+            <w:r>
+              <w:rPr>
+                <w:rFonts w:hint="eastAsia"/>
+              </w:rPr>
+              <w:t>SDB_DS_</w:t>
+            </w:r>
+            <w:r>
+              <w:rPr>
+                <w:rFonts w:hint="eastAsia"/>
+              </w:rPr>
+              <w:t>NO_</w:t>
+            </w:r>
+            <w:r>
+              <w:rPr>
+                <w:rFonts w:hint="eastAsia"/>
+              </w:rPr>
+              <w:t>COORD</w:t>
+            </w:r>
+            <w:r>
+              <w:rPr>
+                <w:rFonts w:hint="eastAsia"/>
+              </w:rPr>
+              <w:t>错误码</w:t>
+            </w:r>
+          </w:p>
+        </w:tc>
+      </w:tr>
+      <w:tr>
+        <w:tc>
+          <w:tcPr>
+            <w:tcW w:w="2303" w:type="dxa"/>
+          </w:tcPr>
+          <w:p>
+            <w:pPr>
+              <w:ind w:left="0"/>
+            </w:pPr>
+            <w:r>
+              <w:rPr>
+                <w:rFonts w:hint="eastAsia"/>
+              </w:rPr>
+              <w:t>releaseConnection()</w:t>
+            </w:r>
+          </w:p>
+          <w:p>
+            <w:pPr>
+              <w:ind w:left="0"/>
+            </w:pPr>
+          </w:p>
+        </w:tc>
+        <w:tc>
+          <w:tcPr>
+            <w:tcW w:w="2268" w:type="dxa"/>
+          </w:tcPr>
+          <w:p>
+            <w:pPr>
+              <w:ind w:left="0"/>
+            </w:pPr>
+            <w:r>
+              <w:rPr>
+                <w:rFonts w:hint="eastAsia"/>
+              </w:rPr>
+              <w:t>s</w:t>
+            </w:r>
+            <w:r>
+              <w:rPr>
+                <w:rFonts w:hint="eastAsia"/>
+              </w:rPr>
+              <w:t>db*</w:t>
+            </w:r>
+            <w:r>
+              <w:rPr>
+                <w:rFonts w:hint="eastAsia"/>
+              </w:rPr>
+              <w:t xml:space="preserve"> conn</w:t>
+            </w:r>
+            <w:r>
+              <w:rPr>
+                <w:rFonts w:hint="eastAsia"/>
+              </w:rPr>
+              <w:t>，</w:t>
+            </w:r>
+            <w:r>
+              <w:rPr>
+                <w:rFonts w:hint="eastAsia"/>
+              </w:rPr>
+              <w:t>返还连接对象到连接池</w:t>
+            </w:r>
+          </w:p>
+        </w:tc>
+        <w:tc>
+          <w:tcPr>
+            <w:tcW w:w="992" w:type="dxa"/>
+          </w:tcPr>
+          <w:p>
+            <w:pPr>
+              <w:ind w:left="0"/>
+            </w:pPr>
+            <w:r>
+              <w:rPr>
+                <w:rFonts w:hint="eastAsia"/>
+              </w:rPr>
+              <w:t>无</w:t>
+            </w:r>
+          </w:p>
+        </w:tc>
+        <w:tc>
+          <w:tcPr>
+            <w:tcW w:w="2616" w:type="dxa"/>
+          </w:tcPr>
+          <w:p>
+            <w:pPr>
+              <w:ind w:left="0"/>
+            </w:pPr>
+            <w:r>
+              <w:rPr>
+                <w:rFonts w:hint="eastAsia"/>
+              </w:rPr>
+              <w:t>连接池功能未启用，则返回</w:t>
+            </w:r>
+            <w:r>
+              <w:rPr>
+                <w:rFonts w:hint="eastAsia"/>
+              </w:rPr>
+              <w:t>SDB_D</w:t>
+            </w:r>
+            <w:r>
+              <w:rPr>
+                <w:rFonts w:hint="eastAsia"/>
+              </w:rPr>
+              <w:t>S</w:t>
+            </w:r>
+            <w:r>
+              <w:rPr>
+                <w:rFonts w:hint="eastAsia"/>
+              </w:rPr>
+              <w:t>_DISABLED</w:t>
+            </w:r>
+            <w:r>
+              <w:rPr>
+                <w:rFonts w:hint="eastAsia"/>
+              </w:rPr>
+              <w:t>。</w:t>
+            </w:r>
+          </w:p>
+          <w:p>
+            <w:pPr>
+              <w:ind w:left="0"/>
+            </w:pPr>
+            <w:r>
+              <w:rPr>
+                <w:rFonts w:hint="eastAsia"/>
+              </w:rPr>
+              <w:t>不能将不属于连接池的连接归还到连接池</w:t>
+            </w:r>
+            <w:r>
+              <w:rPr>
+                <w:rFonts w:hint="eastAsia"/>
+              </w:rPr>
+              <w:t>。</w:t>
+            </w:r>
+          </w:p>
+        </w:tc>
+      </w:tr>
+      <w:tr>
+        <w:tc>
+          <w:tcPr>
+            <w:tcW w:w="2303" w:type="dxa"/>
+          </w:tcPr>
+          <w:p>
+            <w:pPr>
+              <w:ind w:left="0"/>
+            </w:pPr>
+            <w:r>
+              <w:rPr>
+                <w:rFonts w:hint="eastAsia"/>
+              </w:rPr>
+              <w:t>close()</w:t>
+            </w:r>
           </w:p>
         </w:tc>
         <w:tc>
@@ -7153,7 +7245,7 @@
     </w:p>
     <w:p>
       <w:r>
-        <w:object w:dxaOrig="10839" w:dyaOrig="7529">
+        <w:object w:dxaOrig="10840" w:dyaOrig="7529">
           <v:shapetype id="_x0000_t75" coordsize="21600,21600" o:spt="75" o:preferrelative="t" path="m@4@5l@4@11@9@11@9@5xe" filled="f" stroked="f">
             <v:stroke joinstyle="miter"/>
             <v:formulas>
@@ -7173,10 +7265,10 @@
             <v:path o:extrusionok="f" gradientshapeok="t" o:connecttype="rect"/>
             <o:lock v:ext="edit" aspectratio="t"/>
           </v:shapetype>
-          <v:shape id="_x0000_i1029" type="#_x0000_t75" style="width:415.5pt;height:4in" o:ole="">
+          <v:shape id="_x0000_i1035" type="#_x0000_t75" style="width:415pt;height:288.5pt" o:ole="">
             <v:imagedata r:id="rId8" o:title=""/>
           </v:shape>
-          <o:OLEObject Type="Embed" ProgID="Visio.Drawing.11" ShapeID="_x0000_i1029" DrawAspect="Content" ObjectID="_1529233821" r:id="rId9"/>
+          <o:OLEObject Type="Embed" ProgID="Visio.Drawing.11" ShapeID="_x0000_i1035" DrawAspect="Content" ObjectID="_1529305370" r:id="rId9"/>
         </w:object>
       </w:r>
     </w:p>
@@ -7218,10 +7310,10 @@
     <w:p>
       <w:r>
         <w:object w:dxaOrig="5441" w:dyaOrig="6135">
-          <v:shape id="_x0000_i1025" type="#_x0000_t75" style="width:272.25pt;height:306.75pt" o:ole="">
+          <v:shape id="_x0000_i1025" type="#_x0000_t75" style="width:272.5pt;height:307pt" o:ole="">
             <v:imagedata r:id="rId10" o:title=""/>
           </v:shape>
-          <o:OLEObject Type="Embed" ProgID="Visio.Drawing.11" ShapeID="_x0000_i1025" DrawAspect="Content" ObjectID="_1529233822" r:id="rId11"/>
+          <o:OLEObject Type="Embed" ProgID="Visio.Drawing.11" ShapeID="_x0000_i1025" DrawAspect="Content" ObjectID="_1529305371" r:id="rId11"/>
         </w:object>
       </w:r>
     </w:p>
@@ -7240,7 +7332,7 @@
       <w:tr>
         <w:tc>
           <w:tcPr>
-            <w:tcW w:w="1784" w:type="dxa"/>
+            <w:tcW w:w="1892" w:type="dxa"/>
             <w:shd w:val="clear" w:color="auto" w:fill="D9D9D9" w:themeFill="background1" w:themeFillShade="D9"/>
           </w:tcPr>
           <w:p>
@@ -7258,7 +7350,7 @@
         </w:tc>
         <w:tc>
           <w:tcPr>
-            <w:tcW w:w="3778" w:type="dxa"/>
+            <w:tcW w:w="3724" w:type="dxa"/>
             <w:shd w:val="clear" w:color="auto" w:fill="D9D9D9" w:themeFill="background1" w:themeFillShade="D9"/>
           </w:tcPr>
           <w:p>
@@ -7276,7 +7368,7 @@
         </w:tc>
         <w:tc>
           <w:tcPr>
-            <w:tcW w:w="2960" w:type="dxa"/>
+            <w:tcW w:w="2906" w:type="dxa"/>
             <w:shd w:val="clear" w:color="auto" w:fill="D9D9D9" w:themeFill="background1" w:themeFillShade="D9"/>
           </w:tcPr>
           <w:p>
@@ -7296,7 +7388,7 @@
       <w:tr>
         <w:tc>
           <w:tcPr>
-            <w:tcW w:w="1784" w:type="dxa"/>
+            <w:tcW w:w="1892" w:type="dxa"/>
           </w:tcPr>
           <w:p>
             <w:pPr>
@@ -7324,7 +7416,7 @@
         </w:tc>
         <w:tc>
           <w:tcPr>
-            <w:tcW w:w="3778" w:type="dxa"/>
+            <w:tcW w:w="3724" w:type="dxa"/>
           </w:tcPr>
           <w:p>
             <w:pPr>
@@ -7340,7 +7432,13 @@
               <w:rPr>
                 <w:rFonts w:hint="eastAsia"/>
               </w:rPr>
-              <w:t>conf</w:t>
+              <w:t>sdbC</w:t>
+            </w:r>
+            <w:r>
+              <w:rPr>
+                <w:rFonts w:hint="eastAsia"/>
+              </w:rPr>
+              <w:t>onf</w:t>
             </w:r>
             <w:r>
               <w:rPr>
@@ -7373,7 +7471,7 @@
         </w:tc>
         <w:tc>
           <w:tcPr>
-            <w:tcW w:w="2960" w:type="dxa"/>
+            <w:tcW w:w="2906" w:type="dxa"/>
           </w:tcPr>
           <w:p>
             <w:pPr>
@@ -7389,75 +7487,19 @@
               <w:rPr>
                 <w:rFonts w:hint="eastAsia"/>
               </w:rPr>
-              <w:t>SdbConf</w:t>
+              <w:t>s</w:t>
+            </w:r>
+            <w:r>
+              <w:rPr>
+                <w:rFonts w:hint="eastAsia"/>
+              </w:rPr>
+              <w:t>dbConf</w:t>
             </w:r>
             <w:r>
               <w:rPr>
                 <w:rFonts w:hint="eastAsia"/>
               </w:rPr>
               <w:t>参数，则使用默认参数。</w:t>
-            </w:r>
-          </w:p>
-        </w:tc>
-      </w:tr>
-      <w:tr>
-        <w:tc>
-          <w:tcPr>
-            <w:tcW w:w="1784" w:type="dxa"/>
-          </w:tcPr>
-          <w:p>
-            <w:pPr>
-              <w:ind w:left="0"/>
-            </w:pPr>
-            <w:r>
-              <w:rPr>
-                <w:rFonts w:hint="eastAsia"/>
-              </w:rPr>
-              <w:t>通过判断</w:t>
-            </w:r>
-            <w:r>
-              <w:rPr>
-                <w:rFonts w:hint="eastAsia"/>
-              </w:rPr>
-              <w:t>_enable</w:t>
-            </w:r>
-            <w:r>
-              <w:rPr>
-                <w:rFonts w:hint="eastAsia"/>
-              </w:rPr>
-              <w:t>判断是否启用连接池功能</w:t>
-            </w:r>
-          </w:p>
-        </w:tc>
-        <w:tc>
-          <w:tcPr>
-            <w:tcW w:w="3778" w:type="dxa"/>
-          </w:tcPr>
-          <w:p>
-            <w:pPr>
-              <w:ind w:left="0"/>
-            </w:pPr>
-            <w:r>
-              <w:rPr>
-                <w:rFonts w:hint="eastAsia"/>
-              </w:rPr>
-              <w:t>不启用连接池功能</w:t>
-            </w:r>
-          </w:p>
-        </w:tc>
-        <w:tc>
-          <w:tcPr>
-            <w:tcW w:w="2960" w:type="dxa"/>
-          </w:tcPr>
-          <w:p>
-            <w:pPr>
-              <w:ind w:left="0"/>
-            </w:pPr>
-            <w:r>
-              <w:rPr>
-                <w:rFonts w:hint="eastAsia"/>
-              </w:rPr>
-              <w:t>直接返回</w:t>
             </w:r>
           </w:p>
         </w:tc>
@@ -7496,10 +7538,10 @@
       </w:pPr>
       <w:r>
         <w:object w:dxaOrig="7887" w:dyaOrig="10075">
-          <v:shape id="_x0000_i1028" type="#_x0000_t75" style="width:394.5pt;height:7in" o:ole="">
+          <v:shape id="_x0000_i1026" type="#_x0000_t75" style="width:394.5pt;height:7in" o:ole="">
             <v:imagedata r:id="rId12" o:title=""/>
           </v:shape>
-          <o:OLEObject Type="Embed" ProgID="Visio.Drawing.11" ShapeID="_x0000_i1028" DrawAspect="Content" ObjectID="_1529233823" r:id="rId13"/>
+          <o:OLEObject Type="Embed" ProgID="Visio.Drawing.11" ShapeID="_x0000_i1026" DrawAspect="Content" ObjectID="_1529305372" r:id="rId13"/>
         </w:object>
       </w:r>
       <w:r>
@@ -7515,365 +7557,6 @@
           <w:rStyle w:val="CommentReference"/>
         </w:rPr>
       </w:pPr>
-    </w:p>
-    <w:p/>
-    <w:tbl>
-      <w:tblPr>
-        <w:tblStyle w:val="TableGrid"/>
-        <w:tblW w:w="0" w:type="auto"/>
-        <w:tblLook w:val="04A0"/>
-      </w:tblPr>
-      <w:tblGrid>
-        <w:gridCol w:w="2832"/>
-        <w:gridCol w:w="2833"/>
-        <w:gridCol w:w="2857"/>
-      </w:tblGrid>
-      <w:tr>
-        <w:tc>
-          <w:tcPr>
-            <w:tcW w:w="2840" w:type="dxa"/>
-            <w:shd w:val="clear" w:color="auto" w:fill="D9D9D9" w:themeFill="background1" w:themeFillShade="D9"/>
-          </w:tcPr>
-          <w:p>
-            <w:pPr>
-              <w:ind w:left="0"/>
-              <w:jc w:val="center"/>
-            </w:pPr>
-            <w:r>
-              <w:rPr>
-                <w:rFonts w:hint="eastAsia"/>
-              </w:rPr>
-              <w:t>流程描述</w:t>
-            </w:r>
-          </w:p>
-        </w:tc>
-        <w:tc>
-          <w:tcPr>
-            <w:tcW w:w="2841" w:type="dxa"/>
-            <w:shd w:val="clear" w:color="auto" w:fill="D9D9D9" w:themeFill="background1" w:themeFillShade="D9"/>
-          </w:tcPr>
-          <w:p>
-            <w:pPr>
-              <w:ind w:left="0"/>
-              <w:jc w:val="center"/>
-            </w:pPr>
-            <w:r>
-              <w:rPr>
-                <w:rFonts w:hint="eastAsia"/>
-              </w:rPr>
-              <w:t>异常分支</w:t>
-            </w:r>
-          </w:p>
-        </w:tc>
-        <w:tc>
-          <w:tcPr>
-            <w:tcW w:w="2841" w:type="dxa"/>
-            <w:shd w:val="clear" w:color="auto" w:fill="D9D9D9" w:themeFill="background1" w:themeFillShade="D9"/>
-          </w:tcPr>
-          <w:p>
-            <w:pPr>
-              <w:ind w:left="0"/>
-              <w:jc w:val="center"/>
-            </w:pPr>
-            <w:r>
-              <w:rPr>
-                <w:rFonts w:hint="eastAsia"/>
-              </w:rPr>
-              <w:t>说明</w:t>
-            </w:r>
-          </w:p>
-        </w:tc>
-      </w:tr>
-      <w:tr>
-        <w:tc>
-          <w:tcPr>
-            <w:tcW w:w="2840" w:type="dxa"/>
-          </w:tcPr>
-          <w:p>
-            <w:pPr>
-              <w:ind w:left="0"/>
-            </w:pPr>
-            <w:r>
-              <w:rPr>
-                <w:rFonts w:hint="eastAsia"/>
-              </w:rPr>
-              <w:t>获取连接</w:t>
-            </w:r>
-          </w:p>
-        </w:tc>
-        <w:tc>
-          <w:tcPr>
-            <w:tcW w:w="2841" w:type="dxa"/>
-          </w:tcPr>
-          <w:p>
-            <w:pPr>
-              <w:ind w:left="0"/>
-            </w:pPr>
-            <w:r>
-              <w:rPr>
-                <w:rFonts w:hint="eastAsia"/>
-              </w:rPr>
-              <w:t>连接池功能没启用</w:t>
-            </w:r>
-          </w:p>
-        </w:tc>
-        <w:tc>
-          <w:tcPr>
-            <w:tcW w:w="2841" w:type="dxa"/>
-          </w:tcPr>
-          <w:p>
-            <w:pPr>
-              <w:ind w:left="0"/>
-            </w:pPr>
-            <w:r>
-              <w:rPr>
-                <w:rFonts w:hint="eastAsia"/>
-              </w:rPr>
-              <w:t>返回</w:t>
-            </w:r>
-            <w:r>
-              <w:rPr>
-                <w:rFonts w:hint="eastAsia"/>
-              </w:rPr>
-              <w:t>SDB_DATASOURCE_DISABLED</w:t>
-            </w:r>
-            <w:r>
-              <w:rPr>
-                <w:rFonts w:hint="eastAsia"/>
-              </w:rPr>
-              <w:t>错误码</w:t>
-            </w:r>
-          </w:p>
-        </w:tc>
-      </w:tr>
-      <w:tr>
-        <w:tc>
-          <w:tcPr>
-            <w:tcW w:w="2840" w:type="dxa"/>
-          </w:tcPr>
-          <w:p>
-            <w:pPr>
-              <w:ind w:left="0"/>
-            </w:pPr>
-            <w:r>
-              <w:rPr>
-                <w:rFonts w:hint="eastAsia"/>
-              </w:rPr>
-              <w:t>判断是否达到最大连接数</w:t>
-            </w:r>
-          </w:p>
-        </w:tc>
-        <w:tc>
-          <w:tcPr>
-            <w:tcW w:w="2841" w:type="dxa"/>
-          </w:tcPr>
-          <w:p>
-            <w:pPr>
-              <w:tabs>
-                <w:tab w:val="left" w:pos="632"/>
-              </w:tabs>
-              <w:ind w:left="0"/>
-            </w:pPr>
-            <w:r>
-              <w:rPr>
-                <w:rFonts w:hint="eastAsia"/>
-              </w:rPr>
-              <w:t>达到最大连接数</w:t>
-            </w:r>
-          </w:p>
-        </w:tc>
-        <w:tc>
-          <w:tcPr>
-            <w:tcW w:w="2841" w:type="dxa"/>
-          </w:tcPr>
-          <w:p>
-            <w:pPr>
-              <w:ind w:left="0"/>
-            </w:pPr>
-            <w:r>
-              <w:rPr>
-                <w:rFonts w:hint="eastAsia"/>
-              </w:rPr>
-              <w:t>返回</w:t>
-            </w:r>
-            <w:r>
-              <w:t>SDB_DRIVER_DS_RUNOUT</w:t>
-            </w:r>
-            <w:r>
-              <w:rPr>
-                <w:rFonts w:hint="eastAsia"/>
-              </w:rPr>
-              <w:t>错</w:t>
-            </w:r>
-            <w:r>
-              <w:rPr>
-                <w:rFonts w:hint="eastAsia"/>
-              </w:rPr>
-              <w:lastRenderedPageBreak/>
-              <w:t>误码</w:t>
-            </w:r>
-          </w:p>
-        </w:tc>
-      </w:tr>
-      <w:tr>
-        <w:tc>
-          <w:tcPr>
-            <w:tcW w:w="2840" w:type="dxa"/>
-          </w:tcPr>
-          <w:p>
-            <w:pPr>
-              <w:ind w:left="0"/>
-            </w:pPr>
-            <w:r>
-              <w:rPr>
-                <w:rFonts w:hint="eastAsia"/>
-              </w:rPr>
-              <w:lastRenderedPageBreak/>
-              <w:t>返回前判断连接是否有效</w:t>
-            </w:r>
-          </w:p>
-        </w:tc>
-        <w:tc>
-          <w:tcPr>
-            <w:tcW w:w="2841" w:type="dxa"/>
-          </w:tcPr>
-          <w:p>
-            <w:pPr>
-              <w:tabs>
-                <w:tab w:val="left" w:pos="632"/>
-              </w:tabs>
-              <w:ind w:left="0"/>
-            </w:pPr>
-            <w:r>
-              <w:rPr>
-                <w:rFonts w:hint="eastAsia"/>
-              </w:rPr>
-              <w:t>连接无效</w:t>
-            </w:r>
-          </w:p>
-        </w:tc>
-        <w:tc>
-          <w:tcPr>
-            <w:tcW w:w="2841" w:type="dxa"/>
-          </w:tcPr>
-          <w:p>
-            <w:pPr>
-              <w:ind w:left="0"/>
-            </w:pPr>
-            <w:r>
-              <w:rPr>
-                <w:rFonts w:hint="eastAsia"/>
-              </w:rPr>
-              <w:t>丢弃</w:t>
-            </w:r>
-          </w:p>
-        </w:tc>
-      </w:tr>
-      <w:tr>
-        <w:tc>
-          <w:tcPr>
-            <w:tcW w:w="2840" w:type="dxa"/>
-          </w:tcPr>
-          <w:p>
-            <w:pPr>
-              <w:ind w:left="0"/>
-            </w:pPr>
-            <w:r>
-              <w:rPr>
-                <w:rFonts w:hint="eastAsia"/>
-              </w:rPr>
-              <w:t>没有可用连接且无可用节点</w:t>
-            </w:r>
-          </w:p>
-        </w:tc>
-        <w:tc>
-          <w:tcPr>
-            <w:tcW w:w="2841" w:type="dxa"/>
-          </w:tcPr>
-          <w:p>
-            <w:pPr>
-              <w:tabs>
-                <w:tab w:val="left" w:pos="632"/>
-              </w:tabs>
-              <w:ind w:left="0"/>
-            </w:pPr>
-          </w:p>
-        </w:tc>
-        <w:tc>
-          <w:tcPr>
-            <w:tcW w:w="2841" w:type="dxa"/>
-          </w:tcPr>
-          <w:p>
-            <w:pPr>
-              <w:ind w:left="0"/>
-            </w:pPr>
-            <w:r>
-              <w:rPr>
-                <w:rFonts w:hint="eastAsia"/>
-              </w:rPr>
-              <w:t>返回</w:t>
-            </w:r>
-            <w:r>
-              <w:rPr>
-                <w:rFonts w:hint="eastAsia"/>
-              </w:rPr>
-              <w:t>SDB_DS_HAS</w:t>
-            </w:r>
-            <w:r>
-              <w:rPr>
-                <w:rFonts w:hint="eastAsia"/>
-              </w:rPr>
-              <w:t>NO_</w:t>
-            </w:r>
-            <w:r>
-              <w:rPr>
-                <w:rFonts w:hint="eastAsia"/>
-              </w:rPr>
-              <w:t>COORD</w:t>
-            </w:r>
-            <w:r>
-              <w:rPr>
-                <w:rFonts w:hint="eastAsia"/>
-              </w:rPr>
-              <w:t>NODE</w:t>
-            </w:r>
-            <w:r>
-              <w:rPr>
-                <w:rFonts w:hint="eastAsia"/>
-              </w:rPr>
-              <w:t>错误码</w:t>
-            </w:r>
-          </w:p>
-        </w:tc>
-      </w:tr>
-    </w:tbl>
-    <w:p/>
-    <w:p>
-      <w:pPr>
-        <w:pStyle w:val="Heading5"/>
-      </w:pPr>
-      <w:r>
-        <w:rPr>
-          <w:rFonts w:hint="eastAsia"/>
-        </w:rPr>
-        <w:t>5.2.3</w:t>
-      </w:r>
-      <w:r>
-        <w:rPr>
-          <w:rFonts w:hint="eastAsia"/>
-        </w:rPr>
-        <w:t>场景归还连接</w:t>
-      </w:r>
-    </w:p>
-    <w:p>
-      <w:r>
-        <w:object w:dxaOrig="4901" w:dyaOrig="7492">
-          <v:shape id="_x0000_i1035" type="#_x0000_t75" style="width:244.5pt;height:374.25pt" o:ole="">
-            <v:imagedata r:id="rId14" o:title=""/>
-          </v:shape>
-          <o:OLEObject Type="Embed" ProgID="Visio.Drawing.11" ShapeID="_x0000_i1035" DrawAspect="Content" ObjectID="_1529233824" r:id="rId15"/>
-        </w:object>
-      </w:r>
     </w:p>
     <w:p/>
     <w:tbl>
@@ -7956,7 +7639,7 @@
               <w:rPr>
                 <w:rFonts w:hint="eastAsia"/>
               </w:rPr>
-              <w:t>连接池功能是否启用</w:t>
+              <w:t>获取连接</w:t>
             </w:r>
           </w:p>
         </w:tc>
@@ -7972,7 +7655,7 @@
               <w:rPr>
                 <w:rFonts w:hint="eastAsia"/>
               </w:rPr>
-              <w:t>未启用</w:t>
+              <w:t>连接池功能没启用</w:t>
             </w:r>
           </w:p>
         </w:tc>
@@ -7994,7 +7677,19 @@
               <w:rPr>
                 <w:rFonts w:hint="eastAsia"/>
               </w:rPr>
-              <w:t>SDB_DATASOURCE_DISABLED</w:t>
+              <w:t>SDB_D</w:t>
+            </w:r>
+            <w:r>
+              <w:rPr>
+                <w:rFonts w:hint="eastAsia"/>
+              </w:rPr>
+              <w:t>S</w:t>
+            </w:r>
+            <w:r>
+              <w:rPr>
+                <w:rFonts w:hint="eastAsia"/>
+              </w:rPr>
+              <w:t>_DISABLED</w:t>
             </w:r>
             <w:r>
               <w:rPr>
@@ -8018,7 +7713,7 @@
               <w:rPr>
                 <w:rFonts w:hint="eastAsia"/>
               </w:rPr>
-              <w:t>检查归还的连接是不是本连接池分配出去的</w:t>
+              <w:t>判断是否达到最大连接数</w:t>
             </w:r>
           </w:p>
         </w:tc>
@@ -8028,13 +7723,16 @@
           </w:tcPr>
           <w:p>
             <w:pPr>
-              <w:ind w:left="0"/>
-            </w:pPr>
-            <w:r>
-              <w:rPr>
-                <w:rFonts w:hint="eastAsia"/>
-              </w:rPr>
-              <w:t>不是本连接池分配的</w:t>
+              <w:tabs>
+                <w:tab w:val="left" w:pos="632"/>
+              </w:tabs>
+              <w:ind w:left="0"/>
+            </w:pPr>
+            <w:r>
+              <w:rPr>
+                <w:rFonts w:hint="eastAsia"/>
+              </w:rPr>
+              <w:t>达到最大连接数</w:t>
             </w:r>
           </w:p>
         </w:tc>
@@ -8050,19 +7748,141 @@
               <w:rPr>
                 <w:rFonts w:hint="eastAsia"/>
               </w:rPr>
-              <w:t>直接</w:t>
-            </w:r>
-            <w:r>
-              <w:rPr>
-                <w:rFonts w:hint="eastAsia"/>
-              </w:rPr>
               <w:t>返回</w:t>
             </w:r>
             <w:r>
-              <w:rPr>
-                <w:rFonts w:hint="eastAsia"/>
-              </w:rPr>
-              <w:t>，对这个连接不处理</w:t>
+              <w:t>SDB_DRIVER_DS_RUNOUT</w:t>
+            </w:r>
+            <w:r>
+              <w:rPr>
+                <w:rFonts w:hint="eastAsia"/>
+              </w:rPr>
+              <w:t>错误码</w:t>
+            </w:r>
+          </w:p>
+        </w:tc>
+      </w:tr>
+      <w:tr>
+        <w:tc>
+          <w:tcPr>
+            <w:tcW w:w="2840" w:type="dxa"/>
+          </w:tcPr>
+          <w:p>
+            <w:pPr>
+              <w:ind w:left="0"/>
+            </w:pPr>
+            <w:r>
+              <w:rPr>
+                <w:rFonts w:hint="eastAsia"/>
+              </w:rPr>
+              <w:lastRenderedPageBreak/>
+              <w:t>返回前判断连接是否有效</w:t>
+            </w:r>
+          </w:p>
+        </w:tc>
+        <w:tc>
+          <w:tcPr>
+            <w:tcW w:w="2841" w:type="dxa"/>
+          </w:tcPr>
+          <w:p>
+            <w:pPr>
+              <w:tabs>
+                <w:tab w:val="left" w:pos="632"/>
+              </w:tabs>
+              <w:ind w:left="0"/>
+            </w:pPr>
+            <w:r>
+              <w:rPr>
+                <w:rFonts w:hint="eastAsia"/>
+              </w:rPr>
+              <w:t>连接无效</w:t>
+            </w:r>
+          </w:p>
+        </w:tc>
+        <w:tc>
+          <w:tcPr>
+            <w:tcW w:w="2841" w:type="dxa"/>
+          </w:tcPr>
+          <w:p>
+            <w:pPr>
+              <w:ind w:left="0"/>
+            </w:pPr>
+            <w:r>
+              <w:rPr>
+                <w:rFonts w:hint="eastAsia"/>
+              </w:rPr>
+              <w:t>丢弃</w:t>
+            </w:r>
+          </w:p>
+        </w:tc>
+      </w:tr>
+      <w:tr>
+        <w:tc>
+          <w:tcPr>
+            <w:tcW w:w="2840" w:type="dxa"/>
+          </w:tcPr>
+          <w:p>
+            <w:pPr>
+              <w:ind w:left="0"/>
+            </w:pPr>
+            <w:r>
+              <w:rPr>
+                <w:rFonts w:hint="eastAsia"/>
+              </w:rPr>
+              <w:t>没有可用连接且无可用节点</w:t>
+            </w:r>
+          </w:p>
+        </w:tc>
+        <w:tc>
+          <w:tcPr>
+            <w:tcW w:w="2841" w:type="dxa"/>
+          </w:tcPr>
+          <w:p>
+            <w:pPr>
+              <w:tabs>
+                <w:tab w:val="left" w:pos="632"/>
+              </w:tabs>
+              <w:ind w:left="0"/>
+            </w:pPr>
+          </w:p>
+        </w:tc>
+        <w:tc>
+          <w:tcPr>
+            <w:tcW w:w="2841" w:type="dxa"/>
+          </w:tcPr>
+          <w:p>
+            <w:pPr>
+              <w:ind w:left="0"/>
+            </w:pPr>
+            <w:r>
+              <w:rPr>
+                <w:rFonts w:hint="eastAsia"/>
+              </w:rPr>
+              <w:t>返回</w:t>
+            </w:r>
+            <w:r>
+              <w:rPr>
+                <w:rFonts w:hint="eastAsia"/>
+              </w:rPr>
+              <w:t>SDB_DS_</w:t>
+            </w:r>
+            <w:r>
+              <w:rPr>
+                <w:rFonts w:hint="eastAsia"/>
+              </w:rPr>
+              <w:t>NO_</w:t>
+            </w:r>
+            <w:r>
+              <w:rPr>
+                <w:rFonts w:hint="eastAsia"/>
+              </w:rPr>
+              <w:t>COORD</w:t>
+            </w:r>
+            <w:r>
+              <w:rPr>
+                <w:rFonts w:hint="eastAsia"/>
+              </w:rPr>
+              <w:t>错误码</w:t>
             </w:r>
           </w:p>
         </w:tc>
@@ -8077,333 +7897,22 @@
         <w:rPr>
           <w:rFonts w:hint="eastAsia"/>
         </w:rPr>
-        <w:lastRenderedPageBreak/>
-        <w:t>5.2.4</w:t>
-      </w:r>
-      <w:r>
-        <w:rPr>
-          <w:rFonts w:hint="eastAsia"/>
-        </w:rPr>
-        <w:t>场景启用连接池</w:t>
+        <w:t>5.2.3</w:t>
+      </w:r>
+      <w:r>
+        <w:rPr>
+          <w:rFonts w:hint="eastAsia"/>
+        </w:rPr>
+        <w:t>场景归还连接</w:t>
       </w:r>
     </w:p>
     <w:p>
       <w:r>
-        <w:object w:dxaOrig="8994" w:dyaOrig="7923">
-          <v:shape id="_x0000_i1030" type="#_x0000_t75" style="width:415.5pt;height:366pt" o:ole="">
-            <v:imagedata r:id="rId16" o:title=""/>
+        <w:object w:dxaOrig="4901" w:dyaOrig="7492">
+          <v:shape id="_x0000_i1027" type="#_x0000_t75" style="width:244.5pt;height:374pt" o:ole="">
+            <v:imagedata r:id="rId14" o:title=""/>
           </v:shape>
-          <o:OLEObject Type="Embed" ProgID="Visio.Drawing.11" ShapeID="_x0000_i1030" DrawAspect="Content" ObjectID="_1529233825" r:id="rId17"/>
-        </w:object>
-      </w:r>
-    </w:p>
-    <w:tbl>
-      <w:tblPr>
-        <w:tblStyle w:val="TableGrid"/>
-        <w:tblW w:w="0" w:type="auto"/>
-        <w:tblLook w:val="04A0"/>
-      </w:tblPr>
-      <w:tblGrid>
-        <w:gridCol w:w="1784"/>
-        <w:gridCol w:w="3778"/>
-        <w:gridCol w:w="2960"/>
-      </w:tblGrid>
-      <w:tr>
-        <w:tc>
-          <w:tcPr>
-            <w:tcW w:w="1784" w:type="dxa"/>
-            <w:shd w:val="clear" w:color="auto" w:fill="D9D9D9" w:themeFill="background1" w:themeFillShade="D9"/>
-          </w:tcPr>
-          <w:p>
-            <w:pPr>
-              <w:ind w:left="0"/>
-              <w:jc w:val="center"/>
-            </w:pPr>
-            <w:r>
-              <w:rPr>
-                <w:rFonts w:hint="eastAsia"/>
-              </w:rPr>
-              <w:t>流程描述</w:t>
-            </w:r>
-          </w:p>
-        </w:tc>
-        <w:tc>
-          <w:tcPr>
-            <w:tcW w:w="3778" w:type="dxa"/>
-            <w:shd w:val="clear" w:color="auto" w:fill="D9D9D9" w:themeFill="background1" w:themeFillShade="D9"/>
-          </w:tcPr>
-          <w:p>
-            <w:pPr>
-              <w:ind w:left="0"/>
-              <w:jc w:val="center"/>
-            </w:pPr>
-            <w:r>
-              <w:rPr>
-                <w:rFonts w:hint="eastAsia"/>
-              </w:rPr>
-              <w:t>异常说明</w:t>
-            </w:r>
-          </w:p>
-        </w:tc>
-        <w:tc>
-          <w:tcPr>
-            <w:tcW w:w="2960" w:type="dxa"/>
-            <w:shd w:val="clear" w:color="auto" w:fill="D9D9D9" w:themeFill="background1" w:themeFillShade="D9"/>
-          </w:tcPr>
-          <w:p>
-            <w:pPr>
-              <w:ind w:left="0"/>
-              <w:jc w:val="center"/>
-            </w:pPr>
-            <w:r>
-              <w:rPr>
-                <w:rFonts w:hint="eastAsia"/>
-              </w:rPr>
-              <w:t>说明</w:t>
-            </w:r>
-          </w:p>
-        </w:tc>
-      </w:tr>
-      <w:tr>
-        <w:tc>
-          <w:tcPr>
-            <w:tcW w:w="1784" w:type="dxa"/>
-          </w:tcPr>
-          <w:p>
-            <w:pPr>
-              <w:ind w:left="0"/>
-            </w:pPr>
-            <w:r>
-              <w:rPr>
-                <w:rFonts w:hint="eastAsia"/>
-              </w:rPr>
-              <w:t>连接池功能是否启动</w:t>
-            </w:r>
-          </w:p>
-        </w:tc>
-        <w:tc>
-          <w:tcPr>
-            <w:tcW w:w="3778" w:type="dxa"/>
-          </w:tcPr>
-          <w:p>
-            <w:pPr>
-              <w:ind w:left="0"/>
-            </w:pPr>
-            <w:r>
-              <w:rPr>
-                <w:rFonts w:hint="eastAsia"/>
-              </w:rPr>
-              <w:t>已启动</w:t>
-            </w:r>
-          </w:p>
-        </w:tc>
-        <w:tc>
-          <w:tcPr>
-            <w:tcW w:w="2960" w:type="dxa"/>
-          </w:tcPr>
-          <w:p>
-            <w:pPr>
-              <w:ind w:left="0"/>
-            </w:pPr>
-            <w:r>
-              <w:rPr>
-                <w:rFonts w:hint="eastAsia"/>
-              </w:rPr>
-              <w:t>直接返回</w:t>
-            </w:r>
-          </w:p>
-        </w:tc>
-      </w:tr>
-    </w:tbl>
-    <w:p/>
-    <w:p>
-      <w:r>
-        <w:rPr>
-          <w:rFonts w:hint="eastAsia"/>
-        </w:rPr>
-        <w:t>创建连接子场景</w:t>
-      </w:r>
-    </w:p>
-    <w:p>
-      <w:r>
-        <w:object w:dxaOrig="8482" w:dyaOrig="7670">
-          <v:shape id="_x0000_i1031" type="#_x0000_t75" style="width:415.5pt;height:375.75pt" o:ole="">
-            <v:imagedata r:id="rId18" o:title=""/>
-          </v:shape>
-          <o:OLEObject Type="Embed" ProgID="Visio.Drawing.11" ShapeID="_x0000_i1031" DrawAspect="Content" ObjectID="_1529233826" r:id="rId19"/>
-        </w:object>
-      </w:r>
-    </w:p>
-    <w:tbl>
-      <w:tblPr>
-        <w:tblStyle w:val="TableGrid"/>
-        <w:tblW w:w="0" w:type="auto"/>
-        <w:tblLook w:val="04A0"/>
-      </w:tblPr>
-      <w:tblGrid>
-        <w:gridCol w:w="2840"/>
-        <w:gridCol w:w="2841"/>
-        <w:gridCol w:w="2841"/>
-      </w:tblGrid>
-      <w:tr>
-        <w:tc>
-          <w:tcPr>
-            <w:tcW w:w="2840" w:type="dxa"/>
-            <w:shd w:val="clear" w:color="auto" w:fill="D9D9D9" w:themeFill="background1" w:themeFillShade="D9"/>
-          </w:tcPr>
-          <w:p>
-            <w:pPr>
-              <w:ind w:left="0"/>
-              <w:jc w:val="center"/>
-            </w:pPr>
-            <w:r>
-              <w:rPr>
-                <w:rFonts w:hint="eastAsia"/>
-              </w:rPr>
-              <w:t>流程描述</w:t>
-            </w:r>
-          </w:p>
-        </w:tc>
-        <w:tc>
-          <w:tcPr>
-            <w:tcW w:w="2841" w:type="dxa"/>
-            <w:shd w:val="clear" w:color="auto" w:fill="D9D9D9" w:themeFill="background1" w:themeFillShade="D9"/>
-          </w:tcPr>
-          <w:p>
-            <w:pPr>
-              <w:ind w:left="0"/>
-              <w:jc w:val="center"/>
-            </w:pPr>
-            <w:r>
-              <w:rPr>
-                <w:rFonts w:hint="eastAsia"/>
-              </w:rPr>
-              <w:t>异常分支</w:t>
-            </w:r>
-          </w:p>
-        </w:tc>
-        <w:tc>
-          <w:tcPr>
-            <w:tcW w:w="2841" w:type="dxa"/>
-            <w:shd w:val="clear" w:color="auto" w:fill="D9D9D9" w:themeFill="background1" w:themeFillShade="D9"/>
-          </w:tcPr>
-          <w:p>
-            <w:pPr>
-              <w:ind w:left="0"/>
-              <w:jc w:val="center"/>
-            </w:pPr>
-            <w:r>
-              <w:rPr>
-                <w:rFonts w:hint="eastAsia"/>
-              </w:rPr>
-              <w:t>说明</w:t>
-            </w:r>
-          </w:p>
-        </w:tc>
-      </w:tr>
-      <w:tr>
-        <w:tc>
-          <w:tcPr>
-            <w:tcW w:w="2840" w:type="dxa"/>
-          </w:tcPr>
-          <w:p>
-            <w:pPr>
-              <w:ind w:left="0"/>
-            </w:pPr>
-            <w:r>
-              <w:rPr>
-                <w:rFonts w:hint="eastAsia"/>
-              </w:rPr>
-              <w:t>检查创建连接是否成功</w:t>
-            </w:r>
-          </w:p>
-        </w:tc>
-        <w:tc>
-          <w:tcPr>
-            <w:tcW w:w="2841" w:type="dxa"/>
-          </w:tcPr>
-          <w:p>
-            <w:pPr>
-              <w:ind w:left="0"/>
-            </w:pPr>
-            <w:r>
-              <w:rPr>
-                <w:rFonts w:hint="eastAsia"/>
-              </w:rPr>
-              <w:t>当在某个节点上创建连接失败后，</w:t>
-            </w:r>
-            <w:r>
-              <w:rPr>
-                <w:rFonts w:hint="eastAsia"/>
-              </w:rPr>
-              <w:t>经过重试还失败，则</w:t>
-            </w:r>
-            <w:r>
-              <w:rPr>
-                <w:rFonts w:hint="eastAsia"/>
-              </w:rPr>
-              <w:t>丢弃该连接，并认为该节点异常，加入到异常节点列表</w:t>
-            </w:r>
-          </w:p>
-        </w:tc>
-        <w:tc>
-          <w:tcPr>
-            <w:tcW w:w="2841" w:type="dxa"/>
-          </w:tcPr>
-          <w:p>
-            <w:pPr>
-              <w:ind w:left="0"/>
-            </w:pPr>
-            <w:r>
-              <w:rPr>
-                <w:rFonts w:hint="eastAsia"/>
-              </w:rPr>
-              <w:t>根据设置的</w:t>
-            </w:r>
-            <w:r>
-              <w:rPr>
-                <w:rFonts w:hint="eastAsia"/>
-              </w:rPr>
-              <w:t>_createConnRetryTime</w:t>
-            </w:r>
-            <w:r>
-              <w:rPr>
-                <w:rFonts w:hint="eastAsia"/>
-              </w:rPr>
-              <w:t>重试次数，</w:t>
-            </w:r>
-            <w:r>
-              <w:rPr>
-                <w:rFonts w:hint="eastAsia"/>
-              </w:rPr>
-              <w:t xml:space="preserve"> </w:t>
-            </w:r>
-            <w:r>
-              <w:rPr>
-                <w:rFonts w:hint="eastAsia"/>
-              </w:rPr>
-              <w:t>若超过重试次数还不能建连，则认为是异常节点</w:t>
-            </w:r>
-          </w:p>
-        </w:tc>
-      </w:tr>
-    </w:tbl>
-    <w:p/>
-    <w:p>
-      <w:r>
-        <w:rPr>
-          <w:rFonts w:hint="eastAsia"/>
-        </w:rPr>
-        <w:t>销毁连接子场景</w:t>
-      </w:r>
-    </w:p>
-    <w:p>
-      <w:r>
-        <w:object w:dxaOrig="6816" w:dyaOrig="5856">
-          <v:shape id="_x0000_i1032" type="#_x0000_t75" style="width:341.25pt;height:293.25pt" o:ole="">
-            <v:imagedata r:id="rId20" o:title=""/>
-          </v:shape>
-          <o:OLEObject Type="Embed" ProgID="Visio.Drawing.11" ShapeID="_x0000_i1032" DrawAspect="Content" ObjectID="_1529233827" r:id="rId21"/>
+          <o:OLEObject Type="Embed" ProgID="Visio.Drawing.11" ShapeID="_x0000_i1027" DrawAspect="Content" ObjectID="_1529305373" r:id="rId15"/>
         </w:object>
       </w:r>
     </w:p>
@@ -8488,7 +7997,7 @@
               <w:rPr>
                 <w:rFonts w:hint="eastAsia"/>
               </w:rPr>
-              <w:t>连接池创建销毁连接线程</w:t>
+              <w:t>连接池功能是否启用</w:t>
             </w:r>
           </w:p>
         </w:tc>
@@ -8500,6 +8009,12 @@
             <w:pPr>
               <w:ind w:left="0"/>
             </w:pPr>
+            <w:r>
+              <w:rPr>
+                <w:rFonts w:hint="eastAsia"/>
+              </w:rPr>
+              <w:t>未启用</w:t>
+            </w:r>
           </w:p>
         </w:tc>
         <w:tc>
@@ -8514,19 +8029,31 @@
               <w:rPr>
                 <w:rFonts w:hint="eastAsia"/>
               </w:rPr>
-              <w:t>该线程销毁的一定是合法的连接（</w:t>
-            </w:r>
-            <w:r>
-              <w:rPr>
-                <w:rFonts w:hint="eastAsia"/>
-              </w:rPr>
-              <w:t>本</w:t>
-            </w:r>
-            <w:r>
-              <w:rPr>
-                <w:rFonts w:hint="eastAsia"/>
-              </w:rPr>
-              <w:t>连接池维护的连接）</w:t>
+              <w:t>返回</w:t>
+            </w:r>
+            <w:r>
+              <w:rPr>
+                <w:rFonts w:hint="eastAsia"/>
+              </w:rPr>
+              <w:t>SDB_D</w:t>
+            </w:r>
+            <w:r>
+              <w:rPr>
+                <w:rFonts w:hint="eastAsia"/>
+              </w:rPr>
+              <w:t>S</w:t>
+            </w:r>
+            <w:r>
+              <w:rPr>
+                <w:rFonts w:hint="eastAsia"/>
+              </w:rPr>
+              <w:t>_DISABLED</w:t>
+            </w:r>
+            <w:r>
+              <w:rPr>
+                <w:rFonts w:hint="eastAsia"/>
+              </w:rPr>
+              <w:t>错误码</w:t>
             </w:r>
           </w:p>
         </w:tc>
@@ -8544,13 +8071,7 @@
               <w:rPr>
                 <w:rFonts w:hint="eastAsia"/>
               </w:rPr>
-              <w:t>子线程进入循环，一直等待条件变量被唤醒，然后去销毁一批</w:t>
-            </w:r>
-            <w:r>
-              <w:rPr>
-                <w:rFonts w:hint="eastAsia"/>
-              </w:rPr>
-              <w:t>连接</w:t>
+              <w:t>检查归还的连接是不是本连接池分配出去的</w:t>
             </w:r>
           </w:p>
         </w:tc>
@@ -8562,6 +8083,12 @@
             <w:pPr>
               <w:ind w:left="0"/>
             </w:pPr>
+            <w:r>
+              <w:rPr>
+                <w:rFonts w:hint="eastAsia"/>
+              </w:rPr>
+              <w:t>不是本连接池分配的</w:t>
+            </w:r>
           </w:p>
         </w:tc>
         <w:tc>
@@ -8572,62 +8099,352 @@
             <w:pPr>
               <w:ind w:left="0"/>
             </w:pPr>
+            <w:r>
+              <w:rPr>
+                <w:rFonts w:hint="eastAsia"/>
+              </w:rPr>
+              <w:t>直接</w:t>
+            </w:r>
+            <w:r>
+              <w:rPr>
+                <w:rFonts w:hint="eastAsia"/>
+              </w:rPr>
+              <w:t>返回</w:t>
+            </w:r>
+            <w:r>
+              <w:rPr>
+                <w:rFonts w:hint="eastAsia"/>
+              </w:rPr>
+              <w:t>，对这个连接不处理</w:t>
+            </w:r>
+          </w:p>
+        </w:tc>
+      </w:tr>
+    </w:tbl>
+    <w:p/>
+    <w:p>
+      <w:pPr>
+        <w:pStyle w:val="Heading5"/>
+      </w:pPr>
+      <w:r>
+        <w:rPr>
+          <w:rFonts w:hint="eastAsia"/>
+        </w:rPr>
+        <w:lastRenderedPageBreak/>
+        <w:t>5.2.4</w:t>
+      </w:r>
+      <w:r>
+        <w:rPr>
+          <w:rFonts w:hint="eastAsia"/>
+        </w:rPr>
+        <w:t>场景启用连接池</w:t>
+      </w:r>
+    </w:p>
+    <w:p>
+      <w:r>
+        <w:object w:dxaOrig="8994" w:dyaOrig="7923">
+          <v:shape id="_x0000_i1028" type="#_x0000_t75" style="width:415.5pt;height:366pt" o:ole="">
+            <v:imagedata r:id="rId16" o:title=""/>
+          </v:shape>
+          <o:OLEObject Type="Embed" ProgID="Visio.Drawing.11" ShapeID="_x0000_i1028" DrawAspect="Content" ObjectID="_1529305374" r:id="rId17"/>
+        </w:object>
+      </w:r>
+    </w:p>
+    <w:tbl>
+      <w:tblPr>
+        <w:tblStyle w:val="TableGrid"/>
+        <w:tblW w:w="0" w:type="auto"/>
+        <w:tblLook w:val="04A0"/>
+      </w:tblPr>
+      <w:tblGrid>
+        <w:gridCol w:w="1784"/>
+        <w:gridCol w:w="3778"/>
+        <w:gridCol w:w="2960"/>
+      </w:tblGrid>
+      <w:tr>
+        <w:tc>
+          <w:tcPr>
+            <w:tcW w:w="1784" w:type="dxa"/>
+            <w:shd w:val="clear" w:color="auto" w:fill="D9D9D9" w:themeFill="background1" w:themeFillShade="D9"/>
+          </w:tcPr>
+          <w:p>
+            <w:pPr>
+              <w:ind w:left="0"/>
+              <w:jc w:val="center"/>
+            </w:pPr>
+            <w:r>
+              <w:rPr>
+                <w:rFonts w:hint="eastAsia"/>
+              </w:rPr>
+              <w:t>流程描述</w:t>
+            </w:r>
+          </w:p>
+        </w:tc>
+        <w:tc>
+          <w:tcPr>
+            <w:tcW w:w="3778" w:type="dxa"/>
+            <w:shd w:val="clear" w:color="auto" w:fill="D9D9D9" w:themeFill="background1" w:themeFillShade="D9"/>
+          </w:tcPr>
+          <w:p>
+            <w:pPr>
+              <w:ind w:left="0"/>
+              <w:jc w:val="center"/>
+            </w:pPr>
+            <w:r>
+              <w:rPr>
+                <w:rFonts w:hint="eastAsia"/>
+              </w:rPr>
+              <w:t>异常说明</w:t>
+            </w:r>
+          </w:p>
+        </w:tc>
+        <w:tc>
+          <w:tcPr>
+            <w:tcW w:w="2960" w:type="dxa"/>
+            <w:shd w:val="clear" w:color="auto" w:fill="D9D9D9" w:themeFill="background1" w:themeFillShade="D9"/>
+          </w:tcPr>
+          <w:p>
+            <w:pPr>
+              <w:ind w:left="0"/>
+              <w:jc w:val="center"/>
+            </w:pPr>
+            <w:r>
+              <w:rPr>
+                <w:rFonts w:hint="eastAsia"/>
+              </w:rPr>
+              <w:t>说明</w:t>
+            </w:r>
           </w:p>
         </w:tc>
       </w:tr>
       <w:tr>
         <w:tc>
           <w:tcPr>
-            <w:tcW w:w="2840" w:type="dxa"/>
-          </w:tcPr>
-          <w:p>
-            <w:pPr>
-              <w:ind w:left="0"/>
-            </w:pPr>
-          </w:p>
-        </w:tc>
-        <w:tc>
-          <w:tcPr>
-            <w:tcW w:w="2841" w:type="dxa"/>
-          </w:tcPr>
-          <w:p>
-            <w:pPr>
-              <w:ind w:left="0"/>
-            </w:pPr>
-          </w:p>
-        </w:tc>
-        <w:tc>
-          <w:tcPr>
-            <w:tcW w:w="2841" w:type="dxa"/>
-          </w:tcPr>
-          <w:p>
-            <w:pPr>
-              <w:ind w:left="0"/>
-            </w:pPr>
+            <w:tcW w:w="1784" w:type="dxa"/>
+          </w:tcPr>
+          <w:p>
+            <w:pPr>
+              <w:ind w:left="0"/>
+            </w:pPr>
+            <w:r>
+              <w:rPr>
+                <w:rFonts w:hint="eastAsia"/>
+              </w:rPr>
+              <w:t>连接池功能是否启动</w:t>
+            </w:r>
+          </w:p>
+        </w:tc>
+        <w:tc>
+          <w:tcPr>
+            <w:tcW w:w="3778" w:type="dxa"/>
+          </w:tcPr>
+          <w:p>
+            <w:pPr>
+              <w:ind w:left="0"/>
+            </w:pPr>
+            <w:r>
+              <w:rPr>
+                <w:rFonts w:hint="eastAsia"/>
+              </w:rPr>
+              <w:t>已启动</w:t>
+            </w:r>
+          </w:p>
+        </w:tc>
+        <w:tc>
+          <w:tcPr>
+            <w:tcW w:w="2960" w:type="dxa"/>
+          </w:tcPr>
+          <w:p>
+            <w:pPr>
+              <w:ind w:left="0"/>
+            </w:pPr>
+            <w:r>
+              <w:rPr>
+                <w:rFonts w:hint="eastAsia"/>
+              </w:rPr>
+              <w:t>直接返回</w:t>
+            </w:r>
           </w:p>
         </w:tc>
       </w:tr>
     </w:tbl>
+    <w:p/>
     <w:p>
-      <w:pPr>
-        <w:ind w:left="0"/>
-      </w:pPr>
+      <w:r>
+        <w:rPr>
+          <w:rFonts w:hint="eastAsia"/>
+        </w:rPr>
+        <w:t>创建连接子场景</w:t>
+      </w:r>
     </w:p>
     <w:p>
       <w:r>
-        <w:rPr>
-          <w:rFonts w:hint="eastAsia"/>
-        </w:rPr>
-        <w:t>创建后台定时检测子场景</w:t>
+        <w:object w:dxaOrig="8482" w:dyaOrig="7670">
+          <v:shape id="_x0000_i1029" type="#_x0000_t75" style="width:415.5pt;height:376pt" o:ole="">
+            <v:imagedata r:id="rId18" o:title=""/>
+          </v:shape>
+          <o:OLEObject Type="Embed" ProgID="Visio.Drawing.11" ShapeID="_x0000_i1029" DrawAspect="Content" ObjectID="_1529305375" r:id="rId19"/>
+        </w:object>
+      </w:r>
+    </w:p>
+    <w:tbl>
+      <w:tblPr>
+        <w:tblStyle w:val="TableGrid"/>
+        <w:tblW w:w="0" w:type="auto"/>
+        <w:tblLook w:val="04A0"/>
+      </w:tblPr>
+      <w:tblGrid>
+        <w:gridCol w:w="2840"/>
+        <w:gridCol w:w="2841"/>
+        <w:gridCol w:w="2841"/>
+      </w:tblGrid>
+      <w:tr>
+        <w:tc>
+          <w:tcPr>
+            <w:tcW w:w="2840" w:type="dxa"/>
+            <w:shd w:val="clear" w:color="auto" w:fill="D9D9D9" w:themeFill="background1" w:themeFillShade="D9"/>
+          </w:tcPr>
+          <w:p>
+            <w:pPr>
+              <w:ind w:left="0"/>
+              <w:jc w:val="center"/>
+            </w:pPr>
+            <w:r>
+              <w:rPr>
+                <w:rFonts w:hint="eastAsia"/>
+              </w:rPr>
+              <w:t>流程描述</w:t>
+            </w:r>
+          </w:p>
+        </w:tc>
+        <w:tc>
+          <w:tcPr>
+            <w:tcW w:w="2841" w:type="dxa"/>
+            <w:shd w:val="clear" w:color="auto" w:fill="D9D9D9" w:themeFill="background1" w:themeFillShade="D9"/>
+          </w:tcPr>
+          <w:p>
+            <w:pPr>
+              <w:ind w:left="0"/>
+              <w:jc w:val="center"/>
+            </w:pPr>
+            <w:r>
+              <w:rPr>
+                <w:rFonts w:hint="eastAsia"/>
+              </w:rPr>
+              <w:t>异常分支</w:t>
+            </w:r>
+          </w:p>
+        </w:tc>
+        <w:tc>
+          <w:tcPr>
+            <w:tcW w:w="2841" w:type="dxa"/>
+            <w:shd w:val="clear" w:color="auto" w:fill="D9D9D9" w:themeFill="background1" w:themeFillShade="D9"/>
+          </w:tcPr>
+          <w:p>
+            <w:pPr>
+              <w:ind w:left="0"/>
+              <w:jc w:val="center"/>
+            </w:pPr>
+            <w:r>
+              <w:rPr>
+                <w:rFonts w:hint="eastAsia"/>
+              </w:rPr>
+              <w:t>说明</w:t>
+            </w:r>
+          </w:p>
+        </w:tc>
+      </w:tr>
+      <w:tr>
+        <w:tc>
+          <w:tcPr>
+            <w:tcW w:w="2840" w:type="dxa"/>
+          </w:tcPr>
+          <w:p>
+            <w:pPr>
+              <w:ind w:left="0"/>
+            </w:pPr>
+            <w:r>
+              <w:rPr>
+                <w:rFonts w:hint="eastAsia"/>
+              </w:rPr>
+              <w:t>检查创建连接是否成功</w:t>
+            </w:r>
+          </w:p>
+        </w:tc>
+        <w:tc>
+          <w:tcPr>
+            <w:tcW w:w="2841" w:type="dxa"/>
+          </w:tcPr>
+          <w:p>
+            <w:pPr>
+              <w:ind w:left="0"/>
+            </w:pPr>
+            <w:r>
+              <w:rPr>
+                <w:rFonts w:hint="eastAsia"/>
+              </w:rPr>
+              <w:t>当在某个节点上创建连接失败后，</w:t>
+            </w:r>
+            <w:r>
+              <w:rPr>
+                <w:rFonts w:hint="eastAsia"/>
+              </w:rPr>
+              <w:t>经过重试还失败，则</w:t>
+            </w:r>
+            <w:r>
+              <w:rPr>
+                <w:rFonts w:hint="eastAsia"/>
+              </w:rPr>
+              <w:t>丢弃该连接，并认为该节点异常，加入到异常节点列表</w:t>
+            </w:r>
+          </w:p>
+        </w:tc>
+        <w:tc>
+          <w:tcPr>
+            <w:tcW w:w="2841" w:type="dxa"/>
+          </w:tcPr>
+          <w:p>
+            <w:pPr>
+              <w:ind w:left="0"/>
+            </w:pPr>
+            <w:r>
+              <w:rPr>
+                <w:rFonts w:hint="eastAsia"/>
+              </w:rPr>
+              <w:t>根据重试次数，</w:t>
+            </w:r>
+            <w:r>
+              <w:rPr>
+                <w:rFonts w:hint="eastAsia"/>
+              </w:rPr>
+              <w:t xml:space="preserve"> </w:t>
+            </w:r>
+            <w:r>
+              <w:rPr>
+                <w:rFonts w:hint="eastAsia"/>
+              </w:rPr>
+              <w:t>若超过重试次数还不能建连，则认为是异常节点</w:t>
+            </w:r>
+          </w:p>
+        </w:tc>
+      </w:tr>
+    </w:tbl>
+    <w:p/>
+    <w:p>
+      <w:r>
+        <w:rPr>
+          <w:rFonts w:hint="eastAsia"/>
+        </w:rPr>
+        <w:t>销毁连接子场景</w:t>
       </w:r>
     </w:p>
     <w:p>
       <w:r>
-        <w:object w:dxaOrig="5774" w:dyaOrig="6984">
-          <v:shape id="_x0000_i1033" type="#_x0000_t75" style="width:289.5pt;height:350.25pt" o:ole="">
-            <v:imagedata r:id="rId22" o:title=""/>
+        <w:object w:dxaOrig="6816" w:dyaOrig="5856">
+          <v:shape id="_x0000_i1030" type="#_x0000_t75" style="width:341pt;height:293.5pt" o:ole="">
+            <v:imagedata r:id="rId20" o:title=""/>
           </v:shape>
-          <o:OLEObject Type="Embed" ProgID="Visio.Drawing.11" ShapeID="_x0000_i1033" DrawAspect="Content" ObjectID="_1529233828" r:id="rId23"/>
+          <o:OLEObject Type="Embed" ProgID="Visio.Drawing.11" ShapeID="_x0000_i1030" DrawAspect="Content" ObjectID="_1529305376" r:id="rId21"/>
         </w:object>
       </w:r>
     </w:p>
@@ -8712,7 +8529,7 @@
               <w:rPr>
                 <w:rFonts w:hint="eastAsia"/>
               </w:rPr>
-              <w:t>连接池创建后台定时检测任务线程</w:t>
+              <w:t>连接池创建销毁连接线程</w:t>
             </w:r>
           </w:p>
         </w:tc>
@@ -8734,6 +8551,24 @@
             <w:pPr>
               <w:ind w:left="0"/>
             </w:pPr>
+            <w:r>
+              <w:rPr>
+                <w:rFonts w:hint="eastAsia"/>
+              </w:rPr>
+              <w:t>该线程销毁的一定是合法的连接（</w:t>
+            </w:r>
+            <w:r>
+              <w:rPr>
+                <w:rFonts w:hint="eastAsia"/>
+              </w:rPr>
+              <w:t>本</w:t>
+            </w:r>
+            <w:r>
+              <w:rPr>
+                <w:rFonts w:hint="eastAsia"/>
+              </w:rPr>
+              <w:t>连接池维护的连接）</w:t>
+            </w:r>
           </w:p>
         </w:tc>
       </w:tr>
@@ -8750,7 +8585,13 @@
               <w:rPr>
                 <w:rFonts w:hint="eastAsia"/>
               </w:rPr>
-              <w:t>子线程进入循环，等待时间信号唤醒，然后去相应的操作</w:t>
+              <w:t>子线程进入循环，一直等待条件变量被唤醒，然后去销毁一批</w:t>
+            </w:r>
+            <w:r>
+              <w:rPr>
+                <w:rFonts w:hint="eastAsia"/>
+              </w:rPr>
+              <w:t>连接</w:t>
             </w:r>
           </w:p>
         </w:tc>
@@ -8804,204 +8645,6 @@
             <w:pPr>
               <w:ind w:left="0"/>
             </w:pPr>
-          </w:p>
-        </w:tc>
-      </w:tr>
-      <w:tr>
-        <w:tc>
-          <w:tcPr>
-            <w:tcW w:w="2840" w:type="dxa"/>
-          </w:tcPr>
-          <w:p>
-            <w:pPr>
-              <w:ind w:left="0"/>
-            </w:pPr>
-          </w:p>
-        </w:tc>
-        <w:tc>
-          <w:tcPr>
-            <w:tcW w:w="2841" w:type="dxa"/>
-          </w:tcPr>
-          <w:p>
-            <w:pPr>
-              <w:ind w:left="0"/>
-            </w:pPr>
-          </w:p>
-        </w:tc>
-        <w:tc>
-          <w:tcPr>
-            <w:tcW w:w="2841" w:type="dxa"/>
-          </w:tcPr>
-          <w:p>
-            <w:pPr>
-              <w:ind w:left="0"/>
-            </w:pPr>
-          </w:p>
-        </w:tc>
-      </w:tr>
-    </w:tbl>
-    <w:p/>
-    <w:p/>
-    <w:p>
-      <w:pPr>
-        <w:pStyle w:val="Heading5"/>
-      </w:pPr>
-      <w:r>
-        <w:rPr>
-          <w:rFonts w:hint="eastAsia"/>
-        </w:rPr>
-        <w:lastRenderedPageBreak/>
-        <w:t>5.2.5</w:t>
-      </w:r>
-      <w:r>
-        <w:rPr>
-          <w:rFonts w:hint="eastAsia"/>
-        </w:rPr>
-        <w:t>场景禁用连接池</w:t>
-      </w:r>
-    </w:p>
-    <w:p>
-      <w:pPr>
-        <w:ind w:firstLineChars="200" w:firstLine="420"/>
-      </w:pPr>
-      <w:r>
-        <w:object w:dxaOrig="5424" w:dyaOrig="7034">
-          <v:shape id="_x0000_i1034" type="#_x0000_t75" style="width:271.5pt;height:351.75pt" o:ole="">
-            <v:imagedata r:id="rId24" o:title=""/>
-          </v:shape>
-          <o:OLEObject Type="Embed" ProgID="Visio.Drawing.11" ShapeID="_x0000_i1034" DrawAspect="Content" ObjectID="_1529233829" r:id="rId25"/>
-        </w:object>
-      </w:r>
-      <w:r>
-        <w:br w:type="textWrapping" w:clear="all"/>
-      </w:r>
-    </w:p>
-    <w:tbl>
-      <w:tblPr>
-        <w:tblStyle w:val="TableGrid"/>
-        <w:tblW w:w="0" w:type="auto"/>
-        <w:tblLook w:val="04A0"/>
-      </w:tblPr>
-      <w:tblGrid>
-        <w:gridCol w:w="2840"/>
-        <w:gridCol w:w="2841"/>
-        <w:gridCol w:w="2841"/>
-      </w:tblGrid>
-      <w:tr>
-        <w:tc>
-          <w:tcPr>
-            <w:tcW w:w="2840" w:type="dxa"/>
-            <w:shd w:val="clear" w:color="auto" w:fill="D9D9D9" w:themeFill="background1" w:themeFillShade="D9"/>
-          </w:tcPr>
-          <w:p>
-            <w:pPr>
-              <w:ind w:left="0"/>
-              <w:jc w:val="center"/>
-            </w:pPr>
-            <w:r>
-              <w:rPr>
-                <w:rFonts w:hint="eastAsia"/>
-              </w:rPr>
-              <w:t>流程描述</w:t>
-            </w:r>
-          </w:p>
-        </w:tc>
-        <w:tc>
-          <w:tcPr>
-            <w:tcW w:w="2841" w:type="dxa"/>
-            <w:shd w:val="clear" w:color="auto" w:fill="D9D9D9" w:themeFill="background1" w:themeFillShade="D9"/>
-          </w:tcPr>
-          <w:p>
-            <w:pPr>
-              <w:ind w:left="0"/>
-              <w:jc w:val="center"/>
-            </w:pPr>
-            <w:r>
-              <w:rPr>
-                <w:rFonts w:hint="eastAsia"/>
-              </w:rPr>
-              <w:t>异常说明</w:t>
-            </w:r>
-          </w:p>
-        </w:tc>
-        <w:tc>
-          <w:tcPr>
-            <w:tcW w:w="2841" w:type="dxa"/>
-            <w:shd w:val="clear" w:color="auto" w:fill="D9D9D9" w:themeFill="background1" w:themeFillShade="D9"/>
-          </w:tcPr>
-          <w:p>
-            <w:pPr>
-              <w:ind w:left="0"/>
-              <w:jc w:val="center"/>
-            </w:pPr>
-            <w:r>
-              <w:rPr>
-                <w:rFonts w:hint="eastAsia"/>
-              </w:rPr>
-              <w:t>说明</w:t>
-            </w:r>
-          </w:p>
-        </w:tc>
-      </w:tr>
-      <w:tr>
-        <w:tc>
-          <w:tcPr>
-            <w:tcW w:w="2840" w:type="dxa"/>
-          </w:tcPr>
-          <w:p>
-            <w:pPr>
-              <w:ind w:left="0"/>
-            </w:pPr>
-            <w:r>
-              <w:rPr>
-                <w:rFonts w:hint="eastAsia"/>
-              </w:rPr>
-              <w:t>连接池功能是否已禁用</w:t>
-            </w:r>
-          </w:p>
-        </w:tc>
-        <w:tc>
-          <w:tcPr>
-            <w:tcW w:w="2841" w:type="dxa"/>
-          </w:tcPr>
-          <w:p>
-            <w:pPr>
-              <w:ind w:left="0"/>
-            </w:pPr>
-            <w:r>
-              <w:rPr>
-                <w:rFonts w:hint="eastAsia"/>
-              </w:rPr>
-              <w:t>已禁用</w:t>
-            </w:r>
-          </w:p>
-        </w:tc>
-        <w:tc>
-          <w:tcPr>
-            <w:tcW w:w="2841" w:type="dxa"/>
-          </w:tcPr>
-          <w:p>
-            <w:pPr>
-              <w:ind w:left="0"/>
-            </w:pPr>
-            <w:r>
-              <w:rPr>
-                <w:rFonts w:hint="eastAsia"/>
-              </w:rPr>
-              <w:t>返回</w:t>
-            </w:r>
-            <w:r>
-              <w:rPr>
-                <w:rFonts w:hint="eastAsia"/>
-              </w:rPr>
-              <w:t>SDB_DATASOURCE_DISABLED</w:t>
-            </w:r>
-            <w:r>
-              <w:rPr>
-                <w:rFonts w:hint="eastAsia"/>
-              </w:rPr>
-              <w:t>错误码</w:t>
-            </w:r>
           </w:p>
         </w:tc>
       </w:tr>
@@ -9012,42 +8655,20 @@
       </w:pPr>
     </w:p>
     <w:p>
-      <w:pPr>
-        <w:pStyle w:val="Heading5"/>
-      </w:pPr>
-      <w:r>
-        <w:rPr>
-          <w:rFonts w:hint="eastAsia"/>
-        </w:rPr>
-        <w:lastRenderedPageBreak/>
-        <w:t>5.2.6</w:t>
-      </w:r>
-      <w:r>
-        <w:rPr>
-          <w:rFonts w:hint="eastAsia"/>
-        </w:rPr>
-        <w:t>场景添加</w:t>
-      </w:r>
-      <w:r>
-        <w:rPr>
-          <w:rFonts w:hint="eastAsia"/>
-        </w:rPr>
-        <w:t>协调</w:t>
-      </w:r>
-      <w:r>
-        <w:rPr>
-          <w:rFonts w:hint="eastAsia"/>
-        </w:rPr>
-        <w:t>节点</w:t>
+      <w:r>
+        <w:rPr>
+          <w:rFonts w:hint="eastAsia"/>
+        </w:rPr>
+        <w:t>创建后台定时检测子场景</w:t>
       </w:r>
     </w:p>
     <w:p>
       <w:r>
-        <w:object w:dxaOrig="5667" w:dyaOrig="5997">
-          <v:shape id="_x0000_i1026" type="#_x0000_t75" style="width:284.25pt;height:300pt" o:ole="">
-            <v:imagedata r:id="rId26" o:title=""/>
+        <w:object w:dxaOrig="5774" w:dyaOrig="6984">
+          <v:shape id="_x0000_i1031" type="#_x0000_t75" style="width:289.5pt;height:350pt" o:ole="">
+            <v:imagedata r:id="rId22" o:title=""/>
           </v:shape>
-          <o:OLEObject Type="Embed" ProgID="Visio.Drawing.11" ShapeID="_x0000_i1026" DrawAspect="Content" ObjectID="_1529233830" r:id="rId27"/>
+          <o:OLEObject Type="Embed" ProgID="Visio.Drawing.11" ShapeID="_x0000_i1031" DrawAspect="Content" ObjectID="_1529305377" r:id="rId23"/>
         </w:object>
       </w:r>
     </w:p>
@@ -9096,7 +8717,7 @@
               <w:rPr>
                 <w:rFonts w:hint="eastAsia"/>
               </w:rPr>
-              <w:t>异常说明</w:t>
+              <w:t>异常分支</w:t>
             </w:r>
           </w:p>
         </w:tc>
@@ -9132,7 +8753,7 @@
               <w:rPr>
                 <w:rFonts w:hint="eastAsia"/>
               </w:rPr>
-              <w:t>连接池功能是否已禁用</w:t>
+              <w:t>连接池创建后台定时检测任务线程</w:t>
             </w:r>
           </w:p>
         </w:tc>
@@ -9144,12 +8765,6 @@
             <w:pPr>
               <w:ind w:left="0"/>
             </w:pPr>
-            <w:r>
-              <w:rPr>
-                <w:rFonts w:hint="eastAsia"/>
-              </w:rPr>
-              <w:t>已禁用</w:t>
-            </w:r>
           </w:p>
         </w:tc>
         <w:tc>
@@ -9160,24 +8775,6 @@
             <w:pPr>
               <w:ind w:left="0"/>
             </w:pPr>
-            <w:r>
-              <w:rPr>
-                <w:rFonts w:hint="eastAsia"/>
-              </w:rPr>
-              <w:t>返回</w:t>
-            </w:r>
-            <w:r>
-              <w:rPr>
-                <w:rFonts w:hint="eastAsia"/>
-              </w:rPr>
-              <w:t>SDB_DATASOURCE_DISABLED</w:t>
-            </w:r>
-            <w:r>
-              <w:rPr>
-                <w:rFonts w:hint="eastAsia"/>
-              </w:rPr>
-              <w:t>错误码</w:t>
-            </w:r>
           </w:p>
         </w:tc>
       </w:tr>
@@ -9194,7 +8791,7 @@
               <w:rPr>
                 <w:rFonts w:hint="eastAsia"/>
               </w:rPr>
-              <w:t>节点是否已存在</w:t>
+              <w:t>子线程进入循环，等待时间信号唤醒，然后去相应的操作</w:t>
             </w:r>
           </w:p>
         </w:tc>
@@ -9206,12 +8803,6 @@
             <w:pPr>
               <w:ind w:left="0"/>
             </w:pPr>
-            <w:r>
-              <w:rPr>
-                <w:rFonts w:hint="eastAsia"/>
-              </w:rPr>
-              <w:t>存在</w:t>
-            </w:r>
           </w:p>
         </w:tc>
         <w:tc>
@@ -9222,68 +8813,109 @@
             <w:pPr>
               <w:ind w:left="0"/>
             </w:pPr>
-            <w:r>
-              <w:rPr>
-                <w:rFonts w:hint="eastAsia"/>
-              </w:rPr>
-              <w:t>直接返回</w:t>
-            </w:r>
+          </w:p>
+        </w:tc>
+      </w:tr>
+      <w:tr>
+        <w:tc>
+          <w:tcPr>
+            <w:tcW w:w="2840" w:type="dxa"/>
+          </w:tcPr>
+          <w:p>
+            <w:pPr>
+              <w:ind w:left="0"/>
+            </w:pPr>
+          </w:p>
+        </w:tc>
+        <w:tc>
+          <w:tcPr>
+            <w:tcW w:w="2841" w:type="dxa"/>
+          </w:tcPr>
+          <w:p>
+            <w:pPr>
+              <w:ind w:left="0"/>
+            </w:pPr>
+          </w:p>
+        </w:tc>
+        <w:tc>
+          <w:tcPr>
+            <w:tcW w:w="2841" w:type="dxa"/>
+          </w:tcPr>
+          <w:p>
+            <w:pPr>
+              <w:ind w:left="0"/>
+            </w:pPr>
+          </w:p>
+        </w:tc>
+      </w:tr>
+      <w:tr>
+        <w:tc>
+          <w:tcPr>
+            <w:tcW w:w="2840" w:type="dxa"/>
+          </w:tcPr>
+          <w:p>
+            <w:pPr>
+              <w:ind w:left="0"/>
+            </w:pPr>
+          </w:p>
+        </w:tc>
+        <w:tc>
+          <w:tcPr>
+            <w:tcW w:w="2841" w:type="dxa"/>
+          </w:tcPr>
+          <w:p>
+            <w:pPr>
+              <w:ind w:left="0"/>
+            </w:pPr>
+          </w:p>
+        </w:tc>
+        <w:tc>
+          <w:tcPr>
+            <w:tcW w:w="2841" w:type="dxa"/>
+          </w:tcPr>
+          <w:p>
+            <w:pPr>
+              <w:ind w:left="0"/>
+            </w:pPr>
           </w:p>
         </w:tc>
       </w:tr>
     </w:tbl>
+    <w:p/>
+    <w:p/>
     <w:p>
       <w:pPr>
-        <w:ind w:left="0"/>
-      </w:pPr>
+        <w:pStyle w:val="Heading5"/>
+      </w:pPr>
+      <w:r>
+        <w:rPr>
+          <w:rFonts w:hint="eastAsia"/>
+        </w:rPr>
+        <w:lastRenderedPageBreak/>
+        <w:t>5.2.5</w:t>
+      </w:r>
+      <w:r>
+        <w:rPr>
+          <w:rFonts w:hint="eastAsia"/>
+        </w:rPr>
+        <w:t>场景禁用连接池</w:t>
+      </w:r>
     </w:p>
     <w:p>
       <w:pPr>
-        <w:pStyle w:val="Heading5"/>
-      </w:pPr>
-      <w:r>
-        <w:rPr>
-          <w:rFonts w:hint="eastAsia"/>
-        </w:rPr>
-        <w:lastRenderedPageBreak/>
-        <w:t>5.2.7</w:t>
-      </w:r>
-      <w:r>
-        <w:rPr>
-          <w:rFonts w:hint="eastAsia"/>
-        </w:rPr>
-        <w:t>场景删除</w:t>
-      </w:r>
-      <w:r>
-        <w:rPr>
-          <w:rFonts w:hint="eastAsia"/>
-        </w:rPr>
-        <w:t>协调</w:t>
-      </w:r>
-      <w:r>
-        <w:rPr>
-          <w:rFonts w:hint="eastAsia"/>
-        </w:rPr>
-        <w:t>节点</w:t>
-      </w:r>
-    </w:p>
-    <w:p>
-      <w:pPr>
-        <w:ind w:left="0"/>
-      </w:pPr>
-      <w:r>
-        <w:object w:dxaOrig="5667" w:dyaOrig="5997">
-          <v:shape id="_x0000_i1027" type="#_x0000_t75" style="width:284.25pt;height:300pt" o:ole="">
-            <v:imagedata r:id="rId28" o:title=""/>
+        <w:ind w:firstLineChars="200" w:firstLine="420"/>
+      </w:pPr>
+      <w:r>
+        <w:object w:dxaOrig="5424" w:dyaOrig="7034">
+          <v:shape id="_x0000_i1032" type="#_x0000_t75" style="width:271.5pt;height:351.5pt" o:ole="">
+            <v:imagedata r:id="rId24" o:title=""/>
           </v:shape>
-          <o:OLEObject Type="Embed" ProgID="Visio.Drawing.11" ShapeID="_x0000_i1027" DrawAspect="Content" ObjectID="_1529233831" r:id="rId29"/>
+          <o:OLEObject Type="Embed" ProgID="Visio.Drawing.11" ShapeID="_x0000_i1032" DrawAspect="Content" ObjectID="_1529305378" r:id="rId25"/>
         </w:object>
       </w:r>
-    </w:p>
-    <w:p>
-      <w:pPr>
-        <w:ind w:left="0"/>
-      </w:pPr>
+      <w:r>
+        <w:br w:type="textWrapping" w:clear="all"/>
+      </w:r>
     </w:p>
     <w:tbl>
       <w:tblPr>
@@ -9403,7 +9035,452 @@
               <w:rPr>
                 <w:rFonts w:hint="eastAsia"/>
               </w:rPr>
-              <w:t>SDB_DATASOURCE_DISABLED</w:t>
+              <w:t>SDB_D</w:t>
+            </w:r>
+            <w:r>
+              <w:rPr>
+                <w:rFonts w:hint="eastAsia"/>
+              </w:rPr>
+              <w:t>S</w:t>
+            </w:r>
+            <w:r>
+              <w:rPr>
+                <w:rFonts w:hint="eastAsia"/>
+              </w:rPr>
+              <w:t>_DISABLED</w:t>
+            </w:r>
+            <w:r>
+              <w:rPr>
+                <w:rFonts w:hint="eastAsia"/>
+              </w:rPr>
+              <w:t>错误码</w:t>
+            </w:r>
+          </w:p>
+        </w:tc>
+      </w:tr>
+    </w:tbl>
+    <w:p>
+      <w:pPr>
+        <w:ind w:left="0"/>
+      </w:pPr>
+    </w:p>
+    <w:p>
+      <w:pPr>
+        <w:pStyle w:val="Heading5"/>
+      </w:pPr>
+      <w:r>
+        <w:rPr>
+          <w:rFonts w:hint="eastAsia"/>
+        </w:rPr>
+        <w:lastRenderedPageBreak/>
+        <w:t>5.2.6</w:t>
+      </w:r>
+      <w:r>
+        <w:rPr>
+          <w:rFonts w:hint="eastAsia"/>
+        </w:rPr>
+        <w:t>场景添加</w:t>
+      </w:r>
+      <w:r>
+        <w:rPr>
+          <w:rFonts w:hint="eastAsia"/>
+        </w:rPr>
+        <w:t>协调</w:t>
+      </w:r>
+      <w:r>
+        <w:rPr>
+          <w:rFonts w:hint="eastAsia"/>
+        </w:rPr>
+        <w:t>节点</w:t>
+      </w:r>
+    </w:p>
+    <w:p>
+      <w:r>
+        <w:object w:dxaOrig="5667" w:dyaOrig="5997">
+          <v:shape id="_x0000_i1033" type="#_x0000_t75" style="width:284pt;height:300pt" o:ole="">
+            <v:imagedata r:id="rId26" o:title=""/>
+          </v:shape>
+          <o:OLEObject Type="Embed" ProgID="Visio.Drawing.11" ShapeID="_x0000_i1033" DrawAspect="Content" ObjectID="_1529305379" r:id="rId27"/>
+        </w:object>
+      </w:r>
+    </w:p>
+    <w:p/>
+    <w:tbl>
+      <w:tblPr>
+        <w:tblStyle w:val="TableGrid"/>
+        <w:tblW w:w="0" w:type="auto"/>
+        <w:tblLook w:val="04A0"/>
+      </w:tblPr>
+      <w:tblGrid>
+        <w:gridCol w:w="2840"/>
+        <w:gridCol w:w="2841"/>
+        <w:gridCol w:w="2841"/>
+      </w:tblGrid>
+      <w:tr>
+        <w:tc>
+          <w:tcPr>
+            <w:tcW w:w="2840" w:type="dxa"/>
+            <w:shd w:val="clear" w:color="auto" w:fill="D9D9D9" w:themeFill="background1" w:themeFillShade="D9"/>
+          </w:tcPr>
+          <w:p>
+            <w:pPr>
+              <w:ind w:left="0"/>
+              <w:jc w:val="center"/>
+            </w:pPr>
+            <w:r>
+              <w:rPr>
+                <w:rFonts w:hint="eastAsia"/>
+              </w:rPr>
+              <w:t>流程描述</w:t>
+            </w:r>
+          </w:p>
+        </w:tc>
+        <w:tc>
+          <w:tcPr>
+            <w:tcW w:w="2841" w:type="dxa"/>
+            <w:shd w:val="clear" w:color="auto" w:fill="D9D9D9" w:themeFill="background1" w:themeFillShade="D9"/>
+          </w:tcPr>
+          <w:p>
+            <w:pPr>
+              <w:ind w:left="0"/>
+              <w:jc w:val="center"/>
+            </w:pPr>
+            <w:r>
+              <w:rPr>
+                <w:rFonts w:hint="eastAsia"/>
+              </w:rPr>
+              <w:t>异常说明</w:t>
+            </w:r>
+          </w:p>
+        </w:tc>
+        <w:tc>
+          <w:tcPr>
+            <w:tcW w:w="2841" w:type="dxa"/>
+            <w:shd w:val="clear" w:color="auto" w:fill="D9D9D9" w:themeFill="background1" w:themeFillShade="D9"/>
+          </w:tcPr>
+          <w:p>
+            <w:pPr>
+              <w:ind w:left="0"/>
+              <w:jc w:val="center"/>
+            </w:pPr>
+            <w:r>
+              <w:rPr>
+                <w:rFonts w:hint="eastAsia"/>
+              </w:rPr>
+              <w:t>说明</w:t>
+            </w:r>
+          </w:p>
+        </w:tc>
+      </w:tr>
+      <w:tr>
+        <w:tc>
+          <w:tcPr>
+            <w:tcW w:w="2840" w:type="dxa"/>
+          </w:tcPr>
+          <w:p>
+            <w:pPr>
+              <w:ind w:left="0"/>
+            </w:pPr>
+            <w:r>
+              <w:rPr>
+                <w:rFonts w:hint="eastAsia"/>
+              </w:rPr>
+              <w:t>连接池功能是否已禁用</w:t>
+            </w:r>
+          </w:p>
+        </w:tc>
+        <w:tc>
+          <w:tcPr>
+            <w:tcW w:w="2841" w:type="dxa"/>
+          </w:tcPr>
+          <w:p>
+            <w:pPr>
+              <w:ind w:left="0"/>
+            </w:pPr>
+            <w:r>
+              <w:rPr>
+                <w:rFonts w:hint="eastAsia"/>
+              </w:rPr>
+              <w:t>已禁用</w:t>
+            </w:r>
+          </w:p>
+        </w:tc>
+        <w:tc>
+          <w:tcPr>
+            <w:tcW w:w="2841" w:type="dxa"/>
+          </w:tcPr>
+          <w:p>
+            <w:pPr>
+              <w:ind w:left="0"/>
+            </w:pPr>
+            <w:r>
+              <w:rPr>
+                <w:rFonts w:hint="eastAsia"/>
+              </w:rPr>
+              <w:t>返回</w:t>
+            </w:r>
+            <w:r>
+              <w:rPr>
+                <w:rFonts w:hint="eastAsia"/>
+              </w:rPr>
+              <w:t>SDB_D</w:t>
+            </w:r>
+            <w:r>
+              <w:rPr>
+                <w:rFonts w:hint="eastAsia"/>
+              </w:rPr>
+              <w:t>S</w:t>
+            </w:r>
+            <w:r>
+              <w:rPr>
+                <w:rFonts w:hint="eastAsia"/>
+              </w:rPr>
+              <w:t>_DISABLED</w:t>
+            </w:r>
+            <w:r>
+              <w:rPr>
+                <w:rFonts w:hint="eastAsia"/>
+              </w:rPr>
+              <w:t>错误码</w:t>
+            </w:r>
+          </w:p>
+        </w:tc>
+      </w:tr>
+      <w:tr>
+        <w:tc>
+          <w:tcPr>
+            <w:tcW w:w="2840" w:type="dxa"/>
+          </w:tcPr>
+          <w:p>
+            <w:pPr>
+              <w:ind w:left="0"/>
+            </w:pPr>
+            <w:r>
+              <w:rPr>
+                <w:rFonts w:hint="eastAsia"/>
+              </w:rPr>
+              <w:t>节点是否已存在</w:t>
+            </w:r>
+          </w:p>
+        </w:tc>
+        <w:tc>
+          <w:tcPr>
+            <w:tcW w:w="2841" w:type="dxa"/>
+          </w:tcPr>
+          <w:p>
+            <w:pPr>
+              <w:ind w:left="0"/>
+            </w:pPr>
+            <w:r>
+              <w:rPr>
+                <w:rFonts w:hint="eastAsia"/>
+              </w:rPr>
+              <w:t>存在</w:t>
+            </w:r>
+          </w:p>
+        </w:tc>
+        <w:tc>
+          <w:tcPr>
+            <w:tcW w:w="2841" w:type="dxa"/>
+          </w:tcPr>
+          <w:p>
+            <w:pPr>
+              <w:ind w:left="0"/>
+            </w:pPr>
+            <w:r>
+              <w:rPr>
+                <w:rFonts w:hint="eastAsia"/>
+              </w:rPr>
+              <w:t>直接返回</w:t>
+            </w:r>
+          </w:p>
+        </w:tc>
+      </w:tr>
+    </w:tbl>
+    <w:p>
+      <w:pPr>
+        <w:ind w:left="0"/>
+      </w:pPr>
+    </w:p>
+    <w:p>
+      <w:pPr>
+        <w:pStyle w:val="Heading5"/>
+      </w:pPr>
+      <w:r>
+        <w:rPr>
+          <w:rFonts w:hint="eastAsia"/>
+        </w:rPr>
+        <w:lastRenderedPageBreak/>
+        <w:t>5.2.7</w:t>
+      </w:r>
+      <w:r>
+        <w:rPr>
+          <w:rFonts w:hint="eastAsia"/>
+        </w:rPr>
+        <w:t>场景删除</w:t>
+      </w:r>
+      <w:r>
+        <w:rPr>
+          <w:rFonts w:hint="eastAsia"/>
+        </w:rPr>
+        <w:t>协调</w:t>
+      </w:r>
+      <w:r>
+        <w:rPr>
+          <w:rFonts w:hint="eastAsia"/>
+        </w:rPr>
+        <w:t>节点</w:t>
+      </w:r>
+    </w:p>
+    <w:p>
+      <w:pPr>
+        <w:ind w:left="0"/>
+      </w:pPr>
+      <w:r>
+        <w:object w:dxaOrig="5667" w:dyaOrig="5997">
+          <v:shape id="_x0000_i1034" type="#_x0000_t75" style="width:284pt;height:300pt" o:ole="">
+            <v:imagedata r:id="rId28" o:title=""/>
+          </v:shape>
+          <o:OLEObject Type="Embed" ProgID="Visio.Drawing.11" ShapeID="_x0000_i1034" DrawAspect="Content" ObjectID="_1529305380" r:id="rId29"/>
+        </w:object>
+      </w:r>
+    </w:p>
+    <w:p>
+      <w:pPr>
+        <w:ind w:left="0"/>
+      </w:pPr>
+    </w:p>
+    <w:tbl>
+      <w:tblPr>
+        <w:tblStyle w:val="TableGrid"/>
+        <w:tblW w:w="0" w:type="auto"/>
+        <w:tblLook w:val="04A0"/>
+      </w:tblPr>
+      <w:tblGrid>
+        <w:gridCol w:w="2840"/>
+        <w:gridCol w:w="2841"/>
+        <w:gridCol w:w="2841"/>
+      </w:tblGrid>
+      <w:tr>
+        <w:tc>
+          <w:tcPr>
+            <w:tcW w:w="2840" w:type="dxa"/>
+            <w:shd w:val="clear" w:color="auto" w:fill="D9D9D9" w:themeFill="background1" w:themeFillShade="D9"/>
+          </w:tcPr>
+          <w:p>
+            <w:pPr>
+              <w:ind w:left="0"/>
+              <w:jc w:val="center"/>
+            </w:pPr>
+            <w:r>
+              <w:rPr>
+                <w:rFonts w:hint="eastAsia"/>
+              </w:rPr>
+              <w:t>流程描述</w:t>
+            </w:r>
+          </w:p>
+        </w:tc>
+        <w:tc>
+          <w:tcPr>
+            <w:tcW w:w="2841" w:type="dxa"/>
+            <w:shd w:val="clear" w:color="auto" w:fill="D9D9D9" w:themeFill="background1" w:themeFillShade="D9"/>
+          </w:tcPr>
+          <w:p>
+            <w:pPr>
+              <w:ind w:left="0"/>
+              <w:jc w:val="center"/>
+            </w:pPr>
+            <w:r>
+              <w:rPr>
+                <w:rFonts w:hint="eastAsia"/>
+              </w:rPr>
+              <w:t>异常说明</w:t>
+            </w:r>
+          </w:p>
+        </w:tc>
+        <w:tc>
+          <w:tcPr>
+            <w:tcW w:w="2841" w:type="dxa"/>
+            <w:shd w:val="clear" w:color="auto" w:fill="D9D9D9" w:themeFill="background1" w:themeFillShade="D9"/>
+          </w:tcPr>
+          <w:p>
+            <w:pPr>
+              <w:ind w:left="0"/>
+              <w:jc w:val="center"/>
+            </w:pPr>
+            <w:r>
+              <w:rPr>
+                <w:rFonts w:hint="eastAsia"/>
+              </w:rPr>
+              <w:t>说明</w:t>
+            </w:r>
+          </w:p>
+        </w:tc>
+      </w:tr>
+      <w:tr>
+        <w:tc>
+          <w:tcPr>
+            <w:tcW w:w="2840" w:type="dxa"/>
+          </w:tcPr>
+          <w:p>
+            <w:pPr>
+              <w:ind w:left="0"/>
+            </w:pPr>
+            <w:r>
+              <w:rPr>
+                <w:rFonts w:hint="eastAsia"/>
+              </w:rPr>
+              <w:t>连接池功能是否已禁用</w:t>
+            </w:r>
+          </w:p>
+        </w:tc>
+        <w:tc>
+          <w:tcPr>
+            <w:tcW w:w="2841" w:type="dxa"/>
+          </w:tcPr>
+          <w:p>
+            <w:pPr>
+              <w:ind w:left="0"/>
+            </w:pPr>
+            <w:r>
+              <w:rPr>
+                <w:rFonts w:hint="eastAsia"/>
+              </w:rPr>
+              <w:t>已禁用</w:t>
+            </w:r>
+          </w:p>
+        </w:tc>
+        <w:tc>
+          <w:tcPr>
+            <w:tcW w:w="2841" w:type="dxa"/>
+          </w:tcPr>
+          <w:p>
+            <w:pPr>
+              <w:ind w:left="0"/>
+            </w:pPr>
+            <w:r>
+              <w:rPr>
+                <w:rFonts w:hint="eastAsia"/>
+              </w:rPr>
+              <w:t>返回</w:t>
+            </w:r>
+            <w:r>
+              <w:rPr>
+                <w:rFonts w:hint="eastAsia"/>
+              </w:rPr>
+              <w:t>SDB_D</w:t>
+            </w:r>
+            <w:r>
+              <w:rPr>
+                <w:rFonts w:hint="eastAsia"/>
+              </w:rPr>
+              <w:t>S</w:t>
+            </w:r>
+            <w:r>
+              <w:rPr>
+                <w:rFonts w:hint="eastAsia"/>
+              </w:rPr>
+              <w:t>_DISABLED</w:t>
             </w:r>
             <w:r>
               <w:rPr>
@@ -9608,7 +9685,13 @@
         <w:rPr>
           <w:rFonts w:hint="eastAsia"/>
         </w:rPr>
-        <w:t>_conn_mutex</w:t>
+        <w:t>_connM</w:t>
+      </w:r>
+      <w:r>
+        <w:rPr>
+          <w:rFonts w:hint="eastAsia"/>
+        </w:rPr>
+        <w:t>utex</w:t>
       </w:r>
       <w:r>
         <w:rPr>
@@ -9632,7 +9715,19 @@
         <w:rPr>
           <w:rFonts w:hint="eastAsia"/>
         </w:rPr>
-        <w:t>_addr_mutex</w:t>
+        <w:t>_addr</w:t>
+      </w:r>
+      <w:r>
+        <w:rPr>
+          <w:rFonts w:hint="eastAsia"/>
+        </w:rPr>
+        <w:t>M</w:t>
+      </w:r>
+      <w:r>
+        <w:rPr>
+          <w:rFonts w:hint="eastAsia"/>
+        </w:rPr>
+        <w:t>utex</w:t>
       </w:r>
       <w:r>
         <w:rPr>
@@ -9668,7 +9763,19 @@
         <w:rPr>
           <w:rFonts w:hint="eastAsia"/>
         </w:rPr>
-        <w:t>_mapinfo_mutext</w:t>
+        <w:t>_mapinfo</w:t>
+      </w:r>
+      <w:r>
+        <w:rPr>
+          <w:rFonts w:hint="eastAsia"/>
+        </w:rPr>
+        <w:t>M</w:t>
+      </w:r>
+      <w:r>
+        <w:rPr>
+          <w:rFonts w:hint="eastAsia"/>
+        </w:rPr>
+        <w:t>utext</w:t>
       </w:r>
       <w:r>
         <w:rPr>
@@ -9692,7 +9799,19 @@
         <w:rPr>
           <w:rFonts w:hint="eastAsia"/>
         </w:rPr>
-        <w:t>_global_mutex</w:t>
+        <w:t>_global</w:t>
+      </w:r>
+      <w:r>
+        <w:rPr>
+          <w:rFonts w:hint="eastAsia"/>
+        </w:rPr>
+        <w:t>M</w:t>
+      </w:r>
+      <w:r>
+        <w:rPr>
+          <w:rFonts w:hint="eastAsia"/>
+        </w:rPr>
+        <w:t>utex</w:t>
       </w:r>
       <w:r>
         <w:rPr>
@@ -9714,7 +9833,6 @@
         <w:rPr>
           <w:rFonts w:hint="eastAsia"/>
         </w:rPr>
-        <w:lastRenderedPageBreak/>
         <w:t>同</w:t>
       </w:r>
       <w:r>
@@ -9733,6 +9851,7 @@
         <w:rPr>
           <w:rFonts w:hint="eastAsia"/>
         </w:rPr>
+        <w:lastRenderedPageBreak/>
         <w:t>利用</w:t>
       </w:r>
       <w:r>
@@ -9751,7 +9870,13 @@
         <w:rPr>
           <w:rFonts w:hint="eastAsia"/>
         </w:rPr>
-        <w:t>_global_mutex</w:t>
+        <w:t>_globalM</w:t>
+      </w:r>
+      <w:r>
+        <w:rPr>
+          <w:rFonts w:hint="eastAsia"/>
+        </w:rPr>
+        <w:t>utex</w:t>
       </w:r>
       <w:r>
         <w:rPr>
@@ -9887,7 +10012,13 @@
         <w:rPr>
           <w:rFonts w:hint="eastAsia"/>
         </w:rPr>
-        <w:t>为每个后台检测任务开启一个线程，</w:t>
+        <w:t>为</w:t>
+      </w:r>
+      <w:r>
+        <w:rPr>
+          <w:rFonts w:hint="eastAsia"/>
+        </w:rPr>
+        <w:t>后台检测任务开启一个线程，</w:t>
       </w:r>
       <w:r>
         <w:rPr>
@@ -9948,13 +10079,22 @@
     </w:p>
     <w:p>
       <w:r>
-        <w:t>S</w:t>
-      </w:r>
-      <w:r>
-        <w:rPr>
-          <w:rFonts w:hint="eastAsia"/>
-        </w:rPr>
-        <w:t>truct Addr</w:t>
+        <w:rPr>
+          <w:rFonts w:hint="eastAsia"/>
+        </w:rPr>
+        <w:t>s</w:t>
+      </w:r>
+      <w:r>
+        <w:rPr>
+          <w:rFonts w:hint="eastAsia"/>
+        </w:rPr>
+        <w:t>truc</w:t>
+      </w:r>
+      <w:r>
+        <w:rPr>
+          <w:rFonts w:hint="eastAsia"/>
+        </w:rPr>
+        <w:t>t coord</w:t>
       </w:r>
       <w:r>
         <w:rPr>
@@ -10071,7 +10211,12 @@
           <w:rFonts w:hint="eastAsia"/>
         </w:rPr>
         <w:tab/>
-        <w:t>sdbAddr</w:t>
+      </w:r>
+      <w:r>
+        <w:rPr>
+          <w:rFonts w:hint="eastAsia"/>
+        </w:rPr>
+        <w:t>string</w:t>
       </w:r>
       <w:r>
         <w:rPr>
@@ -10083,7 +10228,13 @@
         <w:rPr>
           <w:rFonts w:hint="eastAsia"/>
         </w:rPr>
-        <w:t>addr;</w:t>
+        <w:t>coord</w:t>
+      </w:r>
+      <w:r>
+        <w:rPr>
+          <w:rFonts w:hint="eastAsia"/>
+        </w:rPr>
+        <w:t>;</w:t>
       </w:r>
     </w:p>
     <w:p>
@@ -10173,7 +10324,13 @@
         <w:rPr>
           <w:rFonts w:hint="eastAsia"/>
         </w:rPr>
-        <w:t>&lt;addr</w:t>
+        <w:t>&lt;</w:t>
+      </w:r>
+      <w:r>
+        <w:rPr>
+          <w:rFonts w:hint="eastAsia"/>
+        </w:rPr>
+        <w:t>coord</w:t>
       </w:r>
       <w:r>
         <w:rPr>
@@ -10197,7 +10354,7 @@
         <w:rPr>
           <w:rFonts w:hint="eastAsia"/>
         </w:rPr>
-        <w:t>addr</w:t>
+        <w:t>coord</w:t>
       </w:r>
       <w:r>
         <w:rPr>
@@ -10221,7 +10378,7 @@
         <w:rPr>
           <w:rFonts w:hint="eastAsia"/>
         </w:rPr>
-        <w:t>addr</w:t>
+        <w:t>coord</w:t>
       </w:r>
       <w:r>
         <w:rPr>
@@ -10233,7 +10390,13 @@
         <w:rPr>
           <w:rFonts w:hint="eastAsia"/>
         </w:rPr>
-        <w:t>*&gt; _connToAddr,</w:t>
+        <w:t>*&gt; _connToCoord</w:t>
+      </w:r>
+      <w:r>
+        <w:rPr>
+          <w:rFonts w:hint="eastAsia"/>
+        </w:rPr>
+        <w:t>,</w:t>
       </w:r>
       <w:r>
         <w:rPr>
@@ -12802,7 +12965,13 @@
               <w:rPr>
                 <w:rFonts w:hint="eastAsia"/>
               </w:rPr>
-              <w:t>兼容性测试</w:t>
+              <w:t>平台移植性</w:t>
+            </w:r>
+            <w:r>
+              <w:rPr>
+                <w:rFonts w:hint="eastAsia"/>
+              </w:rPr>
+              <w:t>测试</w:t>
             </w:r>
           </w:p>
         </w:tc>
@@ -17131,7 +17300,7 @@
 </file>
 
 <file path=customXml/itemProps1.xml><?xml version="1.0" encoding="utf-8"?>
-<ds:datastoreItem xmlns:ds="http://schemas.openxmlformats.org/officeDocument/2006/customXml" ds:itemID="{314A0BBD-7F7C-43CB-A758-7478CB4F9227}">
+<ds:datastoreItem xmlns:ds="http://schemas.openxmlformats.org/officeDocument/2006/customXml" ds:itemID="{29BBDD02-75FC-4DCB-9AF2-59DDC3B27F60}">
   <ds:schemaRefs>
     <ds:schemaRef ds:uri="http://schemas.openxmlformats.org/officeDocument/2006/bibliography"/>
   </ds:schemaRefs>

--- a/internal_doc/03.开发设计/C++驱动连接池/Story_C++连接池.docx
+++ b/internal_doc/03.开发设计/C++驱动连接池/Story_C++连接池.docx
@@ -1657,13 +1657,7 @@
               <w:rPr>
                 <w:rFonts w:hint="eastAsia"/>
               </w:rPr>
-              <w:t>UINT</w:t>
-            </w:r>
-            <w:r>
-              <w:rPr>
-                <w:rFonts w:hint="eastAsia"/>
-              </w:rPr>
-              <w:t>32</w:t>
+              <w:t>INT32</w:t>
             </w:r>
           </w:p>
         </w:tc>
@@ -1801,7 +1795,7 @@
               <w:rPr>
                 <w:rFonts w:hint="eastAsia"/>
               </w:rPr>
-              <w:t>UINT32</w:t>
+              <w:t>INT32</w:t>
             </w:r>
           </w:p>
         </w:tc>
@@ -1922,7 +1916,7 @@
               <w:rPr>
                 <w:rFonts w:hint="eastAsia"/>
               </w:rPr>
-              <w:t>UINT32</w:t>
+              <w:t>INT32</w:t>
             </w:r>
           </w:p>
         </w:tc>
@@ -2037,7 +2031,7 @@
               <w:rPr>
                 <w:rFonts w:hint="eastAsia"/>
               </w:rPr>
-              <w:t>UINT32</w:t>
+              <w:t>INT32</w:t>
             </w:r>
           </w:p>
         </w:tc>
@@ -2155,7 +2149,7 @@
                 <w:rFonts w:hint="eastAsia"/>
                 <w:strike/>
               </w:rPr>
-              <w:t>UINT32</w:t>
+              <w:t>INT32</w:t>
             </w:r>
           </w:p>
         </w:tc>
@@ -2287,7 +2281,7 @@
               <w:rPr>
                 <w:rFonts w:hint="eastAsia"/>
               </w:rPr>
-              <w:t>UINT32</w:t>
+              <w:t>INT32</w:t>
             </w:r>
             <w:r>
               <w:rPr>
@@ -2530,7 +2524,7 @@
                 <w:rFonts w:hint="eastAsia"/>
               </w:rPr>
               <w:lastRenderedPageBreak/>
-              <w:t>UINT32</w:t>
+              <w:t>INT32</w:t>
             </w:r>
           </w:p>
         </w:tc>
@@ -2671,7 +2665,7 @@
                 <w:rFonts w:hint="eastAsia"/>
                 <w:strike/>
               </w:rPr>
-              <w:t>UINT32</w:t>
+              <w:t>INT32</w:t>
             </w:r>
           </w:p>
         </w:tc>
@@ -2770,7 +2764,31 @@
               <w:rPr>
                 <w:rFonts w:hint="eastAsia"/>
               </w:rPr>
-              <w:t>时间，连接池丢弃该连接。该选项默认值为</w:t>
+              <w:t>时间，连接回池时</w:t>
+            </w:r>
+            <w:r>
+              <w:rPr>
+                <w:rFonts w:hint="eastAsia"/>
+              </w:rPr>
+              <w:t>丢弃该连接。</w:t>
+            </w:r>
+            <w:r>
+              <w:rPr>
+                <w:rFonts w:hint="eastAsia"/>
+              </w:rPr>
+              <w:t>周期检测时也检测该参数，若</w:t>
+            </w:r>
+            <w:r>
+              <w:rPr>
+                <w:rFonts w:hint="eastAsia"/>
+              </w:rPr>
+              <w:t>超时，同样销毁。</w:t>
+            </w:r>
+            <w:r>
+              <w:rPr>
+                <w:rFonts w:hint="eastAsia"/>
+              </w:rPr>
+              <w:t>该选项默认值为</w:t>
             </w:r>
             <w:r>
               <w:rPr>
@@ -2828,7 +2846,7 @@
               <w:rPr>
                 <w:rFonts w:hint="eastAsia"/>
               </w:rPr>
-              <w:t>UINT32</w:t>
+              <w:t>INT32</w:t>
             </w:r>
           </w:p>
         </w:tc>
@@ -3198,7 +3216,7 @@
                 <w:rFonts w:hint="eastAsia"/>
                 <w:strike/>
               </w:rPr>
-              <w:t>UINT32</w:t>
+              <w:t>INT32</w:t>
             </w:r>
           </w:p>
         </w:tc>
@@ -3597,37 +3615,36 @@
                 <w:rFonts w:hint="eastAsia"/>
                 <w:color w:val="000000" w:themeColor="text1"/>
               </w:rPr>
-              <w:t>UINT32 initCnt</w:t>
-            </w:r>
-          </w:p>
-          <w:p>
-            <w:pPr>
-              <w:ind w:left="0"/>
-              <w:rPr>
+              <w:t>INT32</w:t>
+            </w:r>
+            <w:r>
+              <w:rPr>
+                <w:rFonts w:hint="eastAsia"/>
                 <w:color w:val="000000" w:themeColor="text1"/>
               </w:rPr>
-            </w:pPr>
-            <w:r>
-              <w:rPr>
-                <w:rFonts w:hint="eastAsia"/>
+              <w:t xml:space="preserve"> initCnt</w:t>
+            </w:r>
+          </w:p>
+          <w:p>
+            <w:pPr>
+              <w:ind w:left="0"/>
+              <w:rPr>
                 <w:color w:val="000000" w:themeColor="text1"/>
               </w:rPr>
-              <w:t>UINT32 delcaIncCnt</w:t>
-            </w:r>
-          </w:p>
-          <w:p>
-            <w:pPr>
-              <w:ind w:left="0"/>
-              <w:rPr>
+            </w:pPr>
+            <w:r>
+              <w:rPr>
+                <w:rFonts w:hint="eastAsia"/>
                 <w:color w:val="000000" w:themeColor="text1"/>
               </w:rPr>
-            </w:pPr>
+              <w:t>INT32</w:t>
+            </w:r>
             <w:r>
               <w:rPr>
                 <w:rFonts w:hint="eastAsia"/>
                 <w:color w:val="000000" w:themeColor="text1"/>
               </w:rPr>
-              <w:t>UINT32 maxIdleCnt</w:t>
+              <w:t xml:space="preserve"> delcaIncCnt</w:t>
             </w:r>
           </w:p>
           <w:p>
@@ -3642,7 +3659,36 @@
                 <w:rFonts w:hint="eastAsia"/>
                 <w:color w:val="000000" w:themeColor="text1"/>
               </w:rPr>
-              <w:t>UINT32 maxCnt</w:t>
+              <w:t>INT32</w:t>
+            </w:r>
+            <w:r>
+              <w:rPr>
+                <w:rFonts w:hint="eastAsia"/>
+                <w:color w:val="000000" w:themeColor="text1"/>
+              </w:rPr>
+              <w:t xml:space="preserve"> maxIdleCnt</w:t>
+            </w:r>
+          </w:p>
+          <w:p>
+            <w:pPr>
+              <w:ind w:left="0"/>
+              <w:rPr>
+                <w:color w:val="000000" w:themeColor="text1"/>
+              </w:rPr>
+            </w:pPr>
+            <w:r>
+              <w:rPr>
+                <w:rFonts w:hint="eastAsia"/>
+                <w:color w:val="000000" w:themeColor="text1"/>
+              </w:rPr>
+              <w:t>INT32</w:t>
+            </w:r>
+            <w:r>
+              <w:rPr>
+                <w:rFonts w:hint="eastAsia"/>
+                <w:color w:val="000000" w:themeColor="text1"/>
+              </w:rPr>
+              <w:t xml:space="preserve"> maxCnt</w:t>
             </w:r>
           </w:p>
         </w:tc>
@@ -3708,7 +3754,6 @@
             <w:pPr>
               <w:ind w:left="0"/>
               <w:rPr>
-                <w:rFonts w:hint="eastAsia"/>
                 <w:color w:val="000000" w:themeColor="text1"/>
               </w:rPr>
             </w:pPr>
@@ -3730,7 +3775,6 @@
             <w:pPr>
               <w:ind w:left="0"/>
               <w:rPr>
-                <w:rFonts w:hint="eastAsia"/>
                 <w:color w:val="000000" w:themeColor="text1"/>
               </w:rPr>
             </w:pPr>
@@ -3739,28 +3783,42 @@
                 <w:rFonts w:hint="eastAsia"/>
                 <w:color w:val="000000" w:themeColor="text1"/>
               </w:rPr>
-              <w:t>UINT32 checkInterval</w:t>
-            </w:r>
-          </w:p>
-          <w:p>
-            <w:pPr>
-              <w:ind w:left="0"/>
+              <w:t>INT32</w:t>
+            </w:r>
+            <w:r>
               <w:rPr>
                 <w:rFonts w:hint="eastAsia"/>
                 <w:color w:val="000000" w:themeColor="text1"/>
               </w:rPr>
-            </w:pPr>
-            <w:r>
-              <w:rPr>
-                <w:rFonts w:hint="eastAsia"/>
+              <w:t xml:space="preserve"> checkInterval</w:t>
+            </w:r>
+          </w:p>
+          <w:p>
+            <w:pPr>
+              <w:ind w:left="0"/>
+              <w:rPr>
                 <w:color w:val="000000" w:themeColor="text1"/>
               </w:rPr>
-              <w:t xml:space="preserve">UINT32 </w:t>
-            </w:r>
-            <w:r>
-              <w:rPr>
+            </w:pPr>
+            <w:r>
+              <w:rPr>
+                <w:rFonts w:hint="eastAsia"/>
                 <w:color w:val="000000" w:themeColor="text1"/>
               </w:rPr>
+              <w:t>INT32</w:t>
+            </w:r>
+            <w:r>
+              <w:rPr>
+                <w:rFonts w:hint="eastAsia"/>
+                <w:color w:val="000000" w:themeColor="text1"/>
+              </w:rPr>
+              <w:t xml:space="preserve"> </w:t>
+            </w:r>
+            <w:r>
+              <w:rPr>
+                <w:color w:val="000000" w:themeColor="text1"/>
+              </w:rPr>
+              <w:lastRenderedPageBreak/>
               <w:t>keepAliveTimeout</w:t>
             </w:r>
             <w:r>
@@ -3781,7 +3839,6 @@
             <w:pPr>
               <w:ind w:left="0"/>
               <w:rPr>
-                <w:rFonts w:hint="eastAsia"/>
                 <w:color w:val="000000" w:themeColor="text1"/>
               </w:rPr>
             </w:pPr>
@@ -3799,7 +3856,6 @@
               </w:tabs>
               <w:ind w:left="0"/>
               <w:rPr>
-                <w:rFonts w:hint="eastAsia"/>
                 <w:color w:val="000000" w:themeColor="text1"/>
               </w:rPr>
             </w:pPr>
@@ -3834,6 +3890,7 @@
                 <w:rFonts w:hint="eastAsia"/>
                 <w:color w:val="000000" w:themeColor="text1"/>
               </w:rPr>
+              <w:lastRenderedPageBreak/>
               <w:t>set</w:t>
             </w:r>
             <w:r>
@@ -3861,15 +3918,14 @@
                 <w:rFonts w:hint="eastAsia"/>
                 <w:color w:val="000000" w:themeColor="text1"/>
               </w:rPr>
-              <w:t xml:space="preserve">UINT32 </w:t>
+              <w:t>INT32</w:t>
             </w:r>
             <w:r>
               <w:rPr>
                 <w:rFonts w:hint="eastAsia"/>
                 <w:color w:val="000000" w:themeColor="text1"/>
               </w:rPr>
-              <w:lastRenderedPageBreak/>
-              <w:t>syncCoordInterval</w:t>
+              <w:t xml:space="preserve"> syncCoordInterval</w:t>
             </w:r>
           </w:p>
         </w:tc>
@@ -3890,7 +3946,6 @@
                 <w:rFonts w:hint="eastAsia"/>
                 <w:color w:val="000000" w:themeColor="text1"/>
               </w:rPr>
-              <w:lastRenderedPageBreak/>
               <w:t>无</w:t>
             </w:r>
           </w:p>
@@ -3955,7 +4010,6 @@
                 <w:rFonts w:hint="eastAsia"/>
                 <w:color w:val="000000" w:themeColor="text1"/>
               </w:rPr>
-              <w:lastRenderedPageBreak/>
               <w:t>set</w:t>
             </w:r>
             <w:r>
@@ -4142,6 +4196,97 @@
         </w:tc>
       </w:tr>
       <w:tr>
+        <w:trPr>
+          <w:gridAfter w:val="1"/>
+          <w:wAfter w:w="14" w:type="dxa"/>
+        </w:trPr>
+        <w:tc>
+          <w:tcPr>
+            <w:tcW w:w="2303" w:type="dxa"/>
+          </w:tcPr>
+          <w:p>
+            <w:pPr>
+              <w:ind w:left="0"/>
+              <w:rPr>
+                <w:color w:val="000000" w:themeColor="text1"/>
+              </w:rPr>
+            </w:pPr>
+            <w:r>
+              <w:rPr>
+                <w:rFonts w:hint="eastAsia"/>
+                <w:color w:val="000000" w:themeColor="text1"/>
+              </w:rPr>
+              <w:t>setUseSSL</w:t>
+            </w:r>
+          </w:p>
+        </w:tc>
+        <w:tc>
+          <w:tcPr>
+            <w:tcW w:w="2254" w:type="dxa"/>
+          </w:tcPr>
+          <w:p>
+            <w:pPr>
+              <w:ind w:left="0"/>
+              <w:rPr>
+                <w:color w:val="000000" w:themeColor="text1"/>
+              </w:rPr>
+            </w:pPr>
+            <w:r>
+              <w:rPr>
+                <w:rFonts w:hint="eastAsia"/>
+                <w:color w:val="000000" w:themeColor="text1"/>
+              </w:rPr>
+              <w:t>BOOLEAN useSSL</w:t>
+            </w:r>
+          </w:p>
+        </w:tc>
+        <w:tc>
+          <w:tcPr>
+            <w:tcW w:w="992" w:type="dxa"/>
+            <w:gridSpan w:val="2"/>
+          </w:tcPr>
+          <w:p>
+            <w:pPr>
+              <w:ind w:left="0"/>
+              <w:rPr>
+                <w:color w:val="000000" w:themeColor="text1"/>
+              </w:rPr>
+            </w:pPr>
+          </w:p>
+        </w:tc>
+        <w:tc>
+          <w:tcPr>
+            <w:tcW w:w="2616" w:type="dxa"/>
+            <w:gridSpan w:val="2"/>
+          </w:tcPr>
+          <w:p>
+            <w:pPr>
+              <w:tabs>
+                <w:tab w:val="right" w:pos="2400"/>
+              </w:tabs>
+              <w:ind w:left="0"/>
+              <w:rPr>
+                <w:color w:val="000000" w:themeColor="text1"/>
+              </w:rPr>
+            </w:pPr>
+            <w:r>
+              <w:rPr>
+                <w:rFonts w:hint="eastAsia"/>
+                <w:color w:val="000000" w:themeColor="text1"/>
+              </w:rPr>
+              <w:t>设置连接是否启用</w:t>
+            </w:r>
+            <w:r>
+              <w:rPr>
+                <w:rFonts w:hint="eastAsia"/>
+                <w:color w:val="000000" w:themeColor="text1"/>
+              </w:rPr>
+              <w:t>SSL</w:t>
+            </w:r>
+          </w:p>
+        </w:tc>
+      </w:tr>
+      <w:tr>
         <w:tc>
           <w:tcPr>
             <w:tcW w:w="2303" w:type="dxa"/>
@@ -4229,6 +4374,84 @@
                 <w:color w:val="000000" w:themeColor="text1"/>
               </w:rPr>
               <w:t>接口</w:t>
+            </w:r>
+          </w:p>
+        </w:tc>
+      </w:tr>
+      <w:tr>
+        <w:tc>
+          <w:tcPr>
+            <w:tcW w:w="2303" w:type="dxa"/>
+          </w:tcPr>
+          <w:p>
+            <w:pPr>
+              <w:ind w:left="0"/>
+              <w:rPr>
+                <w:color w:val="000000" w:themeColor="text1"/>
+              </w:rPr>
+            </w:pPr>
+            <w:r>
+              <w:rPr>
+                <w:rFonts w:hint="eastAsia"/>
+                <w:color w:val="000000" w:themeColor="text1"/>
+              </w:rPr>
+              <w:t>isValid</w:t>
+            </w:r>
+          </w:p>
+        </w:tc>
+        <w:tc>
+          <w:tcPr>
+            <w:tcW w:w="2268" w:type="dxa"/>
+            <w:gridSpan w:val="2"/>
+          </w:tcPr>
+          <w:p>
+            <w:pPr>
+              <w:ind w:left="0"/>
+              <w:rPr>
+                <w:color w:val="000000" w:themeColor="text1"/>
+              </w:rPr>
+            </w:pPr>
+          </w:p>
+        </w:tc>
+        <w:tc>
+          <w:tcPr>
+            <w:tcW w:w="992" w:type="dxa"/>
+            <w:gridSpan w:val="2"/>
+          </w:tcPr>
+          <w:p>
+            <w:pPr>
+              <w:ind w:left="0"/>
+              <w:rPr>
+                <w:color w:val="000000" w:themeColor="text1"/>
+              </w:rPr>
+            </w:pPr>
+            <w:r>
+              <w:rPr>
+                <w:rFonts w:hint="eastAsia"/>
+                <w:color w:val="000000" w:themeColor="text1"/>
+              </w:rPr>
+              <w:t>BOOLEAN</w:t>
+            </w:r>
+          </w:p>
+        </w:tc>
+        <w:tc>
+          <w:tcPr>
+            <w:tcW w:w="2616" w:type="dxa"/>
+            <w:gridSpan w:val="2"/>
+          </w:tcPr>
+          <w:p>
+            <w:pPr>
+              <w:ind w:left="0"/>
+              <w:rPr>
+                <w:color w:val="000000" w:themeColor="text1"/>
+              </w:rPr>
+            </w:pPr>
+            <w:r>
+              <w:rPr>
+                <w:rFonts w:hint="eastAsia"/>
+                <w:color w:val="000000" w:themeColor="text1"/>
+              </w:rPr>
+              <w:t>检查各参数的有效性</w:t>
             </w:r>
           </w:p>
         </w:tc>
@@ -4625,13 +4848,7 @@
               <w:rPr>
                 <w:rFonts w:hint="eastAsia"/>
               </w:rPr>
-              <w:t>SDB_DS</w:t>
-            </w:r>
-            <w:r>
-              <w:rPr>
-                <w:rFonts w:hint="eastAsia"/>
-              </w:rPr>
-              <w:t>_DISABLED</w:t>
+              <w:t>SDB_OOM</w:t>
             </w:r>
           </w:p>
         </w:tc>
@@ -4647,7 +4864,135 @@
               <w:rPr>
                 <w:rFonts w:hint="eastAsia"/>
               </w:rPr>
-              <w:t>连接池功能未启用</w:t>
+              <w:t>无可用内存</w:t>
+            </w:r>
+          </w:p>
+        </w:tc>
+        <w:tc>
+          <w:tcPr>
+            <w:tcW w:w="1604" w:type="dxa"/>
+          </w:tcPr>
+          <w:p>
+            <w:pPr>
+              <w:ind w:left="0"/>
+            </w:pPr>
+          </w:p>
+        </w:tc>
+        <w:tc>
+          <w:tcPr>
+            <w:tcW w:w="756" w:type="dxa"/>
+          </w:tcPr>
+          <w:p>
+            <w:pPr>
+              <w:ind w:left="0"/>
+            </w:pPr>
+          </w:p>
+        </w:tc>
+        <w:tc>
+          <w:tcPr>
+            <w:tcW w:w="2113" w:type="dxa"/>
+          </w:tcPr>
+          <w:p>
+            <w:pPr>
+              <w:ind w:left="0"/>
+              <w:rPr>
+                <w:color w:val="FF0000"/>
+              </w:rPr>
+            </w:pPr>
+          </w:p>
+        </w:tc>
+      </w:tr>
+      <w:tr>
+        <w:tc>
+          <w:tcPr>
+            <w:tcW w:w="2161" w:type="dxa"/>
+          </w:tcPr>
+          <w:p>
+            <w:pPr>
+              <w:ind w:left="0"/>
+            </w:pPr>
+            <w:r>
+              <w:t>SDB_SYS</w:t>
+            </w:r>
+          </w:p>
+        </w:tc>
+        <w:tc>
+          <w:tcPr>
+            <w:tcW w:w="2268" w:type="dxa"/>
+          </w:tcPr>
+          <w:p>
+            <w:pPr>
+              <w:ind w:left="0"/>
+            </w:pPr>
+            <w:r>
+              <w:rPr>
+                <w:rFonts w:hint="eastAsia"/>
+              </w:rPr>
+              <w:t>系统错误</w:t>
+            </w:r>
+          </w:p>
+        </w:tc>
+        <w:tc>
+          <w:tcPr>
+            <w:tcW w:w="1604" w:type="dxa"/>
+          </w:tcPr>
+          <w:p>
+            <w:pPr>
+              <w:ind w:left="0"/>
+            </w:pPr>
+          </w:p>
+        </w:tc>
+        <w:tc>
+          <w:tcPr>
+            <w:tcW w:w="756" w:type="dxa"/>
+          </w:tcPr>
+          <w:p>
+            <w:pPr>
+              <w:ind w:left="0"/>
+            </w:pPr>
+          </w:p>
+        </w:tc>
+        <w:tc>
+          <w:tcPr>
+            <w:tcW w:w="2113" w:type="dxa"/>
+          </w:tcPr>
+          <w:p>
+            <w:pPr>
+              <w:ind w:left="0"/>
+              <w:rPr>
+                <w:color w:val="FF0000"/>
+              </w:rPr>
+            </w:pPr>
+          </w:p>
+        </w:tc>
+      </w:tr>
+      <w:tr>
+        <w:tc>
+          <w:tcPr>
+            <w:tcW w:w="2161" w:type="dxa"/>
+          </w:tcPr>
+          <w:p>
+            <w:pPr>
+              <w:ind w:left="0"/>
+            </w:pPr>
+            <w:r>
+              <w:t>SDB_DS_NOTINIT_OR_DISABLED</w:t>
+            </w:r>
+          </w:p>
+        </w:tc>
+        <w:tc>
+          <w:tcPr>
+            <w:tcW w:w="2268" w:type="dxa"/>
+          </w:tcPr>
+          <w:p>
+            <w:pPr>
+              <w:ind w:left="0"/>
+            </w:pPr>
+            <w:r>
+              <w:rPr>
+                <w:rFonts w:hint="eastAsia"/>
+              </w:rPr>
+              <w:t>未初始化或连接池功能未启用</w:t>
             </w:r>
           </w:p>
         </w:tc>
@@ -5082,7 +5427,7 @@
               <w:rPr>
                 <w:rFonts w:hint="eastAsia"/>
               </w:rPr>
-              <w:t>无</w:t>
+              <w:t>INT32</w:t>
             </w:r>
           </w:p>
         </w:tc>
@@ -5158,10 +5503,22 @@
               <w:rPr>
                 <w:rFonts w:hint="eastAsia"/>
               </w:rPr>
-              <w:t>无效则返回</w:t>
+              <w:t>无效返回</w:t>
             </w:r>
             <w:r>
               <w:t>SDB_INVALIDARG</w:t>
+            </w:r>
+            <w:r>
+              <w:rPr>
+                <w:rFonts w:hint="eastAsia"/>
+              </w:rPr>
+              <w:t>，构造策略对象，错误则返回</w:t>
+            </w:r>
+            <w:r>
+              <w:rPr>
+                <w:rFonts w:hint="eastAsia"/>
+              </w:rPr>
+              <w:t>SDB_OOM</w:t>
             </w:r>
           </w:p>
         </w:tc>
@@ -5292,7 +5649,7 @@
               <w:rPr>
                 <w:rFonts w:hint="eastAsia"/>
               </w:rPr>
-              <w:t>无</w:t>
+              <w:t>INT32</w:t>
             </w:r>
           </w:p>
         </w:tc>
@@ -5368,7 +5725,7 @@
               <w:rPr>
                 <w:rFonts w:hint="eastAsia"/>
               </w:rPr>
-              <w:t>否则</w:t>
+              <w:t>无效</w:t>
             </w:r>
             <w:r>
               <w:rPr>
@@ -5378,6 +5735,18 @@
             </w:r>
             <w:r>
               <w:t>SDB_INVALIDARG</w:t>
+            </w:r>
+            <w:r>
+              <w:rPr>
+                <w:rFonts w:hint="eastAsia"/>
+              </w:rPr>
+              <w:t>，构造策略对象，错误则返回</w:t>
+            </w:r>
+            <w:r>
+              <w:rPr>
+                <w:rFonts w:hint="eastAsia"/>
+              </w:rPr>
+              <w:t>SDB_OOM</w:t>
             </w:r>
           </w:p>
         </w:tc>
@@ -5399,6 +5768,7 @@
               <w:rPr>
                 <w:rFonts w:hint="eastAsia"/>
               </w:rPr>
+              <w:lastRenderedPageBreak/>
               <w:t>测试接口</w:t>
             </w:r>
           </w:p>
@@ -5482,13 +5852,7 @@
               <w:rPr>
                 <w:rFonts w:hint="eastAsia"/>
               </w:rPr>
-              <w:t>UINT32</w:t>
-            </w:r>
-            <w:r>
-              <w:rPr>
-                <w:rFonts w:hint="eastAsia"/>
-              </w:rPr>
-              <w:t>:</w:t>
+              <w:t>INT32</w:t>
             </w:r>
             <w:r>
               <w:rPr>
@@ -5551,7 +5915,7 @@
               <w:rPr>
                 <w:rFonts w:hint="eastAsia"/>
               </w:rPr>
-              <w:t>UINT32</w:t>
+              <w:t>INT32</w:t>
             </w:r>
             <w:r>
               <w:rPr>
@@ -5629,7 +5993,7 @@
               <w:rPr>
                 <w:rFonts w:hint="eastAsia"/>
               </w:rPr>
-              <w:t>UINT32</w:t>
+              <w:t>INT32</w:t>
             </w:r>
             <w:r>
               <w:rPr>
@@ -5666,7 +6030,6 @@
               <w:ind w:left="0"/>
             </w:pPr>
             <w:r>
-              <w:lastRenderedPageBreak/>
               <w:t>getAbnormal</w:t>
             </w:r>
             <w:r>
@@ -5708,7 +6071,7 @@
               <w:rPr>
                 <w:rFonts w:hint="eastAsia"/>
               </w:rPr>
-              <w:t>UINT32</w:t>
+              <w:t>INT32</w:t>
             </w:r>
             <w:r>
               <w:rPr>
@@ -5786,7 +6149,7 @@
               <w:rPr>
                 <w:rFonts w:hint="eastAsia"/>
               </w:rPr>
-              <w:t>UINT32</w:t>
+              <w:t>INT32</w:t>
             </w:r>
             <w:r>
               <w:rPr>
@@ -5946,41 +6309,6 @@
               <w:rPr>
                 <w:rFonts w:hint="eastAsia"/>
               </w:rPr>
-              <w:t>连接池功能未启用，则返回</w:t>
-            </w:r>
-            <w:r>
-              <w:rPr>
-                <w:rFonts w:hint="eastAsia"/>
-              </w:rPr>
-              <w:t>SDB_D</w:t>
-            </w:r>
-            <w:r>
-              <w:rPr>
-                <w:rFonts w:hint="eastAsia"/>
-              </w:rPr>
-              <w:t>S</w:t>
-            </w:r>
-            <w:r>
-              <w:rPr>
-                <w:rFonts w:hint="eastAsia"/>
-              </w:rPr>
-              <w:t>_DISABLED</w:t>
-            </w:r>
-            <w:r>
-              <w:rPr>
-                <w:rFonts w:hint="eastAsia"/>
-              </w:rPr>
-              <w:t>。</w:t>
-            </w:r>
-          </w:p>
-          <w:p>
-            <w:pPr>
-              <w:ind w:left="0"/>
-            </w:pPr>
-            <w:r>
-              <w:rPr>
-                <w:rFonts w:hint="eastAsia"/>
-              </w:rPr>
               <w:t>向连接池添加新的</w:t>
             </w:r>
             <w:r>
@@ -6123,41 +6451,6 @@
               <w:rPr>
                 <w:rFonts w:hint="eastAsia"/>
               </w:rPr>
-              <w:t>连接池功能未启用，则返回</w:t>
-            </w:r>
-            <w:r>
-              <w:rPr>
-                <w:rFonts w:hint="eastAsia"/>
-              </w:rPr>
-              <w:t>SDB_D</w:t>
-            </w:r>
-            <w:r>
-              <w:rPr>
-                <w:rFonts w:hint="eastAsia"/>
-              </w:rPr>
-              <w:t>S</w:t>
-            </w:r>
-            <w:r>
-              <w:rPr>
-                <w:rFonts w:hint="eastAsia"/>
-              </w:rPr>
-              <w:t>_DISABLED</w:t>
-            </w:r>
-            <w:r>
-              <w:rPr>
-                <w:rFonts w:hint="eastAsia"/>
-              </w:rPr>
-              <w:t>。</w:t>
-            </w:r>
-          </w:p>
-          <w:p>
-            <w:pPr>
-              <w:ind w:left="0"/>
-            </w:pPr>
-            <w:r>
-              <w:rPr>
-                <w:rFonts w:hint="eastAsia"/>
-              </w:rPr>
               <w:t>从连接池中删除指定的</w:t>
             </w:r>
             <w:r>
@@ -6286,6 +6579,12 @@
               </w:rPr>
               <w:t>返回</w:t>
             </w:r>
+            <w:r>
+              <w:rPr>
+                <w:rFonts w:hint="eastAsia"/>
+              </w:rPr>
+              <w:t>，错误返回相应错误码</w:t>
+            </w:r>
           </w:p>
         </w:tc>
       </w:tr>
@@ -6382,6 +6681,12 @@
               </w:rPr>
               <w:t>直接返回</w:t>
             </w:r>
+            <w:r>
+              <w:rPr>
+                <w:rFonts w:hint="eastAsia"/>
+              </w:rPr>
+              <w:t>，错误返回相应错误码</w:t>
+            </w:r>
           </w:p>
         </w:tc>
       </w:tr>
@@ -6446,7 +6751,13 @@
               <w:rPr>
                 <w:rFonts w:hint="eastAsia"/>
               </w:rPr>
-              <w:t xml:space="preserve">UINT32 time, </w:t>
+              <w:t>INT32</w:t>
+            </w:r>
+            <w:r>
+              <w:rPr>
+                <w:rFonts w:hint="eastAsia"/>
+              </w:rPr>
+              <w:t xml:space="preserve"> time, </w:t>
             </w:r>
             <w:r>
               <w:rPr>
@@ -6496,19 +6807,7 @@
               <w:rPr>
                 <w:rFonts w:hint="eastAsia"/>
               </w:rPr>
-              <w:t>SDB_D</w:t>
-            </w:r>
-            <w:r>
-              <w:rPr>
-                <w:rFonts w:hint="eastAsia"/>
-              </w:rPr>
-              <w:t>S</w:t>
-            </w:r>
-            <w:r>
-              <w:rPr>
-                <w:rFonts w:hint="eastAsia"/>
-              </w:rPr>
-              <w:t>_DISABLED</w:t>
+              <w:t>SDB_DS_NOTINIT_OR_DISABLED</w:t>
             </w:r>
             <w:r>
               <w:rPr>
@@ -6659,6 +6958,7 @@
               <w:rPr>
                 <w:rFonts w:hint="eastAsia"/>
               </w:rPr>
+              <w:lastRenderedPageBreak/>
               <w:t>releaseConnection()</w:t>
             </w:r>
           </w:p>
@@ -6728,41 +7028,6 @@
           <w:tcPr>
             <w:tcW w:w="2616" w:type="dxa"/>
           </w:tcPr>
-          <w:p>
-            <w:pPr>
-              <w:ind w:left="0"/>
-            </w:pPr>
-            <w:r>
-              <w:rPr>
-                <w:rFonts w:hint="eastAsia"/>
-              </w:rPr>
-              <w:t>连接池功能未启用，则返回</w:t>
-            </w:r>
-            <w:r>
-              <w:rPr>
-                <w:rFonts w:hint="eastAsia"/>
-              </w:rPr>
-              <w:t>SDB_D</w:t>
-            </w:r>
-            <w:r>
-              <w:rPr>
-                <w:rFonts w:hint="eastAsia"/>
-              </w:rPr>
-              <w:t>S</w:t>
-            </w:r>
-            <w:r>
-              <w:rPr>
-                <w:rFonts w:hint="eastAsia"/>
-              </w:rPr>
-              <w:t>_DISABLED</w:t>
-            </w:r>
-            <w:r>
-              <w:rPr>
-                <w:rFonts w:hint="eastAsia"/>
-              </w:rPr>
-              <w:t>。</w:t>
-            </w:r>
-          </w:p>
           <w:p>
             <w:pPr>
               <w:ind w:left="0"/>
@@ -6827,6 +7092,18 @@
             <w:pPr>
               <w:ind w:left="0"/>
             </w:pPr>
+            <w:r>
+              <w:rPr>
+                <w:rFonts w:hint="eastAsia"/>
+              </w:rPr>
+              <w:t>关闭</w:t>
+            </w:r>
+            <w:r>
+              <w:rPr>
+                <w:rFonts w:hint="eastAsia"/>
+              </w:rPr>
+              <w:t>连接池</w:t>
+            </w:r>
           </w:p>
         </w:tc>
       </w:tr>
@@ -7245,7 +7522,7 @@
     </w:p>
     <w:p>
       <w:r>
-        <w:object w:dxaOrig="10840" w:dyaOrig="7529">
+        <w:object w:dxaOrig="11979" w:dyaOrig="6088">
           <v:shapetype id="_x0000_t75" coordsize="21600,21600" o:spt="75" o:preferrelative="t" path="m@4@5l@4@11@9@11@9@5xe" filled="f" stroked="f">
             <v:stroke joinstyle="miter"/>
             <v:formulas>
@@ -7265,10 +7542,10 @@
             <v:path o:extrusionok="f" gradientshapeok="t" o:connecttype="rect"/>
             <o:lock v:ext="edit" aspectratio="t"/>
           </v:shapetype>
-          <v:shape id="_x0000_i1035" type="#_x0000_t75" style="width:415pt;height:288.5pt" o:ole="">
+          <v:shape id="_x0000_i1025" type="#_x0000_t75" style="width:414.25pt;height:211.7pt" o:ole="">
             <v:imagedata r:id="rId8" o:title=""/>
           </v:shape>
-          <o:OLEObject Type="Embed" ProgID="Visio.Drawing.11" ShapeID="_x0000_i1035" DrawAspect="Content" ObjectID="_1529305370" r:id="rId9"/>
+          <o:OLEObject Type="Embed" ProgID="Visio.Drawing.11" ShapeID="_x0000_i1025" DrawAspect="Content" ObjectID="_1531912094" r:id="rId9"/>
         </w:object>
       </w:r>
     </w:p>
@@ -7309,11 +7586,11 @@
     </w:p>
     <w:p>
       <w:r>
-        <w:object w:dxaOrig="5441" w:dyaOrig="6135">
-          <v:shape id="_x0000_i1025" type="#_x0000_t75" style="width:272.5pt;height:307pt" o:ole="">
+        <w:object w:dxaOrig="5441" w:dyaOrig="6575">
+          <v:shape id="_x0000_i1026" type="#_x0000_t75" style="width:271.35pt;height:328.3pt" o:ole="">
             <v:imagedata r:id="rId10" o:title=""/>
           </v:shape>
-          <o:OLEObject Type="Embed" ProgID="Visio.Drawing.11" ShapeID="_x0000_i1025" DrawAspect="Content" ObjectID="_1529305371" r:id="rId11"/>
+          <o:OLEObject Type="Embed" ProgID="Visio.Drawing.11" ShapeID="_x0000_i1026" DrawAspect="Content" ObjectID="_1531912095" r:id="rId11"/>
         </w:object>
       </w:r>
     </w:p>
@@ -7504,6 +7781,62 @@
           </w:p>
         </w:tc>
       </w:tr>
+      <w:tr>
+        <w:tc>
+          <w:tcPr>
+            <w:tcW w:w="1892" w:type="dxa"/>
+          </w:tcPr>
+          <w:p>
+            <w:pPr>
+              <w:ind w:left="0"/>
+            </w:pPr>
+            <w:r>
+              <w:rPr>
+                <w:rFonts w:hint="eastAsia"/>
+              </w:rPr>
+              <w:t>根据参数构建策略对象</w:t>
+            </w:r>
+          </w:p>
+        </w:tc>
+        <w:tc>
+          <w:tcPr>
+            <w:tcW w:w="3724" w:type="dxa"/>
+          </w:tcPr>
+          <w:p>
+            <w:pPr>
+              <w:ind w:left="0"/>
+            </w:pPr>
+            <w:r>
+              <w:rPr>
+                <w:rFonts w:hint="eastAsia"/>
+              </w:rPr>
+              <w:t>构建策略对象失败</w:t>
+            </w:r>
+          </w:p>
+        </w:tc>
+        <w:tc>
+          <w:tcPr>
+            <w:tcW w:w="2906" w:type="dxa"/>
+          </w:tcPr>
+          <w:p>
+            <w:pPr>
+              <w:ind w:left="0"/>
+            </w:pPr>
+            <w:r>
+              <w:rPr>
+                <w:rFonts w:hint="eastAsia"/>
+              </w:rPr>
+              <w:t>返回</w:t>
+            </w:r>
+            <w:r>
+              <w:rPr>
+                <w:rFonts w:hint="eastAsia"/>
+              </w:rPr>
+              <w:t>SDB_OOM</w:t>
+            </w:r>
+          </w:p>
+        </w:tc>
+      </w:tr>
     </w:tbl>
     <w:p/>
     <w:p>
@@ -7538,10 +7871,10 @@
       </w:pPr>
       <w:r>
         <w:object w:dxaOrig="7887" w:dyaOrig="10075">
-          <v:shape id="_x0000_i1026" type="#_x0000_t75" style="width:394.5pt;height:7in" o:ole="">
+          <v:shape id="_x0000_i1027" type="#_x0000_t75" style="width:394.4pt;height:7in" o:ole="">
             <v:imagedata r:id="rId12" o:title=""/>
           </v:shape>
-          <o:OLEObject Type="Embed" ProgID="Visio.Drawing.11" ShapeID="_x0000_i1026" DrawAspect="Content" ObjectID="_1529305372" r:id="rId13"/>
+          <o:OLEObject Type="Embed" ProgID="Visio.Drawing.11" ShapeID="_x0000_i1027" DrawAspect="Content" ObjectID="_1531912096" r:id="rId13"/>
         </w:object>
       </w:r>
       <w:r>
@@ -7557,6 +7890,872 @@
           <w:rStyle w:val="CommentReference"/>
         </w:rPr>
       </w:pPr>
+    </w:p>
+    <w:p/>
+    <w:tbl>
+      <w:tblPr>
+        <w:tblStyle w:val="TableGrid"/>
+        <w:tblW w:w="0" w:type="auto"/>
+        <w:tblLook w:val="04A0"/>
+      </w:tblPr>
+      <w:tblGrid>
+        <w:gridCol w:w="2760"/>
+        <w:gridCol w:w="2761"/>
+        <w:gridCol w:w="3001"/>
+      </w:tblGrid>
+      <w:tr>
+        <w:tc>
+          <w:tcPr>
+            <w:tcW w:w="2840" w:type="dxa"/>
+            <w:shd w:val="clear" w:color="auto" w:fill="D9D9D9" w:themeFill="background1" w:themeFillShade="D9"/>
+          </w:tcPr>
+          <w:p>
+            <w:pPr>
+              <w:ind w:left="0"/>
+              <w:jc w:val="center"/>
+            </w:pPr>
+            <w:r>
+              <w:rPr>
+                <w:rFonts w:hint="eastAsia"/>
+              </w:rPr>
+              <w:t>流程描述</w:t>
+            </w:r>
+          </w:p>
+        </w:tc>
+        <w:tc>
+          <w:tcPr>
+            <w:tcW w:w="2841" w:type="dxa"/>
+            <w:shd w:val="clear" w:color="auto" w:fill="D9D9D9" w:themeFill="background1" w:themeFillShade="D9"/>
+          </w:tcPr>
+          <w:p>
+            <w:pPr>
+              <w:ind w:left="0"/>
+              <w:jc w:val="center"/>
+            </w:pPr>
+            <w:r>
+              <w:rPr>
+                <w:rFonts w:hint="eastAsia"/>
+              </w:rPr>
+              <w:t>异常分支</w:t>
+            </w:r>
+          </w:p>
+        </w:tc>
+        <w:tc>
+          <w:tcPr>
+            <w:tcW w:w="2841" w:type="dxa"/>
+            <w:shd w:val="clear" w:color="auto" w:fill="D9D9D9" w:themeFill="background1" w:themeFillShade="D9"/>
+          </w:tcPr>
+          <w:p>
+            <w:pPr>
+              <w:ind w:left="0"/>
+              <w:jc w:val="center"/>
+            </w:pPr>
+            <w:r>
+              <w:rPr>
+                <w:rFonts w:hint="eastAsia"/>
+              </w:rPr>
+              <w:t>说明</w:t>
+            </w:r>
+          </w:p>
+        </w:tc>
+      </w:tr>
+      <w:tr>
+        <w:tc>
+          <w:tcPr>
+            <w:tcW w:w="2840" w:type="dxa"/>
+          </w:tcPr>
+          <w:p>
+            <w:pPr>
+              <w:ind w:left="0"/>
+            </w:pPr>
+            <w:r>
+              <w:rPr>
+                <w:rFonts w:hint="eastAsia"/>
+              </w:rPr>
+              <w:t>获取连接</w:t>
+            </w:r>
+          </w:p>
+        </w:tc>
+        <w:tc>
+          <w:tcPr>
+            <w:tcW w:w="2841" w:type="dxa"/>
+          </w:tcPr>
+          <w:p>
+            <w:pPr>
+              <w:ind w:left="0"/>
+            </w:pPr>
+            <w:r>
+              <w:rPr>
+                <w:rFonts w:hint="eastAsia"/>
+              </w:rPr>
+              <w:t>连接池功能没启用</w:t>
+            </w:r>
+          </w:p>
+        </w:tc>
+        <w:tc>
+          <w:tcPr>
+            <w:tcW w:w="2841" w:type="dxa"/>
+          </w:tcPr>
+          <w:p>
+            <w:pPr>
+              <w:ind w:left="0"/>
+            </w:pPr>
+            <w:r>
+              <w:rPr>
+                <w:rFonts w:hint="eastAsia"/>
+              </w:rPr>
+              <w:t>返回</w:t>
+            </w:r>
+            <w:r>
+              <w:rPr>
+                <w:rFonts w:hint="eastAsia"/>
+              </w:rPr>
+              <w:t>SDB_DS_NOTINIT_OR_DISABLED</w:t>
+            </w:r>
+            <w:r>
+              <w:rPr>
+                <w:rFonts w:hint="eastAsia"/>
+              </w:rPr>
+              <w:t>错误码</w:t>
+            </w:r>
+          </w:p>
+        </w:tc>
+      </w:tr>
+      <w:tr>
+        <w:tc>
+          <w:tcPr>
+            <w:tcW w:w="2840" w:type="dxa"/>
+          </w:tcPr>
+          <w:p>
+            <w:pPr>
+              <w:ind w:left="0"/>
+            </w:pPr>
+            <w:r>
+              <w:rPr>
+                <w:rFonts w:hint="eastAsia"/>
+              </w:rPr>
+              <w:t>判断是否达到最大连接数</w:t>
+            </w:r>
+          </w:p>
+        </w:tc>
+        <w:tc>
+          <w:tcPr>
+            <w:tcW w:w="2841" w:type="dxa"/>
+          </w:tcPr>
+          <w:p>
+            <w:pPr>
+              <w:tabs>
+                <w:tab w:val="left" w:pos="632"/>
+              </w:tabs>
+              <w:ind w:left="0"/>
+            </w:pPr>
+            <w:r>
+              <w:rPr>
+                <w:rFonts w:hint="eastAsia"/>
+              </w:rPr>
+              <w:t>达到最大连接数</w:t>
+            </w:r>
+          </w:p>
+        </w:tc>
+        <w:tc>
+          <w:tcPr>
+            <w:tcW w:w="2841" w:type="dxa"/>
+          </w:tcPr>
+          <w:p>
+            <w:pPr>
+              <w:ind w:left="0"/>
+            </w:pPr>
+            <w:r>
+              <w:rPr>
+                <w:rFonts w:hint="eastAsia"/>
+              </w:rPr>
+              <w:t>返回</w:t>
+            </w:r>
+            <w:r>
+              <w:t>SDB_DRIVER_DS_RUNOUT</w:t>
+            </w:r>
+            <w:r>
+              <w:rPr>
+                <w:rFonts w:hint="eastAsia"/>
+              </w:rPr>
+              <w:t>错误码</w:t>
+            </w:r>
+          </w:p>
+        </w:tc>
+      </w:tr>
+      <w:tr>
+        <w:tc>
+          <w:tcPr>
+            <w:tcW w:w="2840" w:type="dxa"/>
+          </w:tcPr>
+          <w:p>
+            <w:pPr>
+              <w:ind w:left="0"/>
+            </w:pPr>
+            <w:r>
+              <w:rPr>
+                <w:rFonts w:hint="eastAsia"/>
+              </w:rPr>
+              <w:lastRenderedPageBreak/>
+              <w:t>返回前判断连接是否有效</w:t>
+            </w:r>
+          </w:p>
+        </w:tc>
+        <w:tc>
+          <w:tcPr>
+            <w:tcW w:w="2841" w:type="dxa"/>
+          </w:tcPr>
+          <w:p>
+            <w:pPr>
+              <w:tabs>
+                <w:tab w:val="left" w:pos="632"/>
+              </w:tabs>
+              <w:ind w:left="0"/>
+            </w:pPr>
+            <w:r>
+              <w:rPr>
+                <w:rFonts w:hint="eastAsia"/>
+              </w:rPr>
+              <w:t>连接无效</w:t>
+            </w:r>
+          </w:p>
+        </w:tc>
+        <w:tc>
+          <w:tcPr>
+            <w:tcW w:w="2841" w:type="dxa"/>
+          </w:tcPr>
+          <w:p>
+            <w:pPr>
+              <w:ind w:left="0"/>
+            </w:pPr>
+            <w:r>
+              <w:rPr>
+                <w:rFonts w:hint="eastAsia"/>
+              </w:rPr>
+              <w:t>丢弃</w:t>
+            </w:r>
+          </w:p>
+        </w:tc>
+      </w:tr>
+      <w:tr>
+        <w:tc>
+          <w:tcPr>
+            <w:tcW w:w="2840" w:type="dxa"/>
+          </w:tcPr>
+          <w:p>
+            <w:pPr>
+              <w:ind w:left="0"/>
+            </w:pPr>
+            <w:r>
+              <w:rPr>
+                <w:rFonts w:hint="eastAsia"/>
+              </w:rPr>
+              <w:t>没有可用连接且无可用节点</w:t>
+            </w:r>
+          </w:p>
+        </w:tc>
+        <w:tc>
+          <w:tcPr>
+            <w:tcW w:w="2841" w:type="dxa"/>
+          </w:tcPr>
+          <w:p>
+            <w:pPr>
+              <w:tabs>
+                <w:tab w:val="left" w:pos="632"/>
+              </w:tabs>
+              <w:ind w:left="0"/>
+            </w:pPr>
+          </w:p>
+        </w:tc>
+        <w:tc>
+          <w:tcPr>
+            <w:tcW w:w="2841" w:type="dxa"/>
+          </w:tcPr>
+          <w:p>
+            <w:pPr>
+              <w:ind w:left="0"/>
+            </w:pPr>
+            <w:r>
+              <w:rPr>
+                <w:rFonts w:hint="eastAsia"/>
+              </w:rPr>
+              <w:t>返回</w:t>
+            </w:r>
+            <w:r>
+              <w:rPr>
+                <w:rFonts w:hint="eastAsia"/>
+              </w:rPr>
+              <w:t>SDB_DS_</w:t>
+            </w:r>
+            <w:r>
+              <w:rPr>
+                <w:rFonts w:hint="eastAsia"/>
+              </w:rPr>
+              <w:t>NO_</w:t>
+            </w:r>
+            <w:r>
+              <w:rPr>
+                <w:rFonts w:hint="eastAsia"/>
+              </w:rPr>
+              <w:t>COORD</w:t>
+            </w:r>
+            <w:r>
+              <w:rPr>
+                <w:rFonts w:hint="eastAsia"/>
+              </w:rPr>
+              <w:t>错误码</w:t>
+            </w:r>
+          </w:p>
+        </w:tc>
+      </w:tr>
+    </w:tbl>
+    <w:p/>
+    <w:p>
+      <w:pPr>
+        <w:pStyle w:val="Heading5"/>
+      </w:pPr>
+      <w:r>
+        <w:rPr>
+          <w:rFonts w:hint="eastAsia"/>
+        </w:rPr>
+        <w:t>5.2.3</w:t>
+      </w:r>
+      <w:r>
+        <w:rPr>
+          <w:rFonts w:hint="eastAsia"/>
+        </w:rPr>
+        <w:t>场景归还连接</w:t>
+      </w:r>
+    </w:p>
+    <w:p>
+      <w:r>
+        <w:object w:dxaOrig="4901" w:dyaOrig="7492">
+          <v:shape id="_x0000_i1028" type="#_x0000_t75" style="width:244.5pt;height:373.45pt" o:ole="">
+            <v:imagedata r:id="rId14" o:title=""/>
+          </v:shape>
+          <o:OLEObject Type="Embed" ProgID="Visio.Drawing.11" ShapeID="_x0000_i1028" DrawAspect="Content" ObjectID="_1531912097" r:id="rId15"/>
+        </w:object>
+      </w:r>
+    </w:p>
+    <w:p/>
+    <w:tbl>
+      <w:tblPr>
+        <w:tblStyle w:val="TableGrid"/>
+        <w:tblW w:w="0" w:type="auto"/>
+        <w:tblLook w:val="04A0"/>
+      </w:tblPr>
+      <w:tblGrid>
+        <w:gridCol w:w="2760"/>
+        <w:gridCol w:w="2761"/>
+        <w:gridCol w:w="3001"/>
+      </w:tblGrid>
+      <w:tr>
+        <w:tc>
+          <w:tcPr>
+            <w:tcW w:w="2840" w:type="dxa"/>
+            <w:shd w:val="clear" w:color="auto" w:fill="D9D9D9" w:themeFill="background1" w:themeFillShade="D9"/>
+          </w:tcPr>
+          <w:p>
+            <w:pPr>
+              <w:ind w:left="0"/>
+              <w:jc w:val="center"/>
+            </w:pPr>
+            <w:r>
+              <w:rPr>
+                <w:rFonts w:hint="eastAsia"/>
+              </w:rPr>
+              <w:t>流程描述</w:t>
+            </w:r>
+          </w:p>
+        </w:tc>
+        <w:tc>
+          <w:tcPr>
+            <w:tcW w:w="2841" w:type="dxa"/>
+            <w:shd w:val="clear" w:color="auto" w:fill="D9D9D9" w:themeFill="background1" w:themeFillShade="D9"/>
+          </w:tcPr>
+          <w:p>
+            <w:pPr>
+              <w:ind w:left="0"/>
+              <w:jc w:val="center"/>
+            </w:pPr>
+            <w:r>
+              <w:rPr>
+                <w:rFonts w:hint="eastAsia"/>
+              </w:rPr>
+              <w:t>异常分支</w:t>
+            </w:r>
+          </w:p>
+        </w:tc>
+        <w:tc>
+          <w:tcPr>
+            <w:tcW w:w="2841" w:type="dxa"/>
+            <w:shd w:val="clear" w:color="auto" w:fill="D9D9D9" w:themeFill="background1" w:themeFillShade="D9"/>
+          </w:tcPr>
+          <w:p>
+            <w:pPr>
+              <w:ind w:left="0"/>
+              <w:jc w:val="center"/>
+            </w:pPr>
+            <w:r>
+              <w:rPr>
+                <w:rFonts w:hint="eastAsia"/>
+              </w:rPr>
+              <w:t>说明</w:t>
+            </w:r>
+          </w:p>
+        </w:tc>
+      </w:tr>
+      <w:tr>
+        <w:tc>
+          <w:tcPr>
+            <w:tcW w:w="2840" w:type="dxa"/>
+          </w:tcPr>
+          <w:p>
+            <w:pPr>
+              <w:ind w:left="0"/>
+            </w:pPr>
+            <w:r>
+              <w:rPr>
+                <w:rFonts w:hint="eastAsia"/>
+              </w:rPr>
+              <w:t>连接池功能是否启用</w:t>
+            </w:r>
+          </w:p>
+        </w:tc>
+        <w:tc>
+          <w:tcPr>
+            <w:tcW w:w="2841" w:type="dxa"/>
+          </w:tcPr>
+          <w:p>
+            <w:pPr>
+              <w:ind w:left="0"/>
+            </w:pPr>
+            <w:r>
+              <w:rPr>
+                <w:rFonts w:hint="eastAsia"/>
+              </w:rPr>
+              <w:t>未启用</w:t>
+            </w:r>
+          </w:p>
+        </w:tc>
+        <w:tc>
+          <w:tcPr>
+            <w:tcW w:w="2841" w:type="dxa"/>
+          </w:tcPr>
+          <w:p>
+            <w:pPr>
+              <w:ind w:left="0"/>
+            </w:pPr>
+            <w:r>
+              <w:rPr>
+                <w:rFonts w:hint="eastAsia"/>
+              </w:rPr>
+              <w:t>返回</w:t>
+            </w:r>
+            <w:r>
+              <w:rPr>
+                <w:rFonts w:hint="eastAsia"/>
+              </w:rPr>
+              <w:t>SDB_DS_NOTINIT_OR_DISABLED</w:t>
+            </w:r>
+            <w:r>
+              <w:rPr>
+                <w:rFonts w:hint="eastAsia"/>
+              </w:rPr>
+              <w:t>错误码</w:t>
+            </w:r>
+          </w:p>
+        </w:tc>
+      </w:tr>
+      <w:tr>
+        <w:tc>
+          <w:tcPr>
+            <w:tcW w:w="2840" w:type="dxa"/>
+          </w:tcPr>
+          <w:p>
+            <w:pPr>
+              <w:ind w:left="0"/>
+            </w:pPr>
+            <w:r>
+              <w:rPr>
+                <w:rFonts w:hint="eastAsia"/>
+              </w:rPr>
+              <w:t>检查归还的连接是不是本连接池分配出去的</w:t>
+            </w:r>
+          </w:p>
+        </w:tc>
+        <w:tc>
+          <w:tcPr>
+            <w:tcW w:w="2841" w:type="dxa"/>
+          </w:tcPr>
+          <w:p>
+            <w:pPr>
+              <w:ind w:left="0"/>
+            </w:pPr>
+            <w:r>
+              <w:rPr>
+                <w:rFonts w:hint="eastAsia"/>
+              </w:rPr>
+              <w:t>不是本连接池分配的</w:t>
+            </w:r>
+          </w:p>
+        </w:tc>
+        <w:tc>
+          <w:tcPr>
+            <w:tcW w:w="2841" w:type="dxa"/>
+          </w:tcPr>
+          <w:p>
+            <w:pPr>
+              <w:ind w:left="0"/>
+            </w:pPr>
+            <w:r>
+              <w:rPr>
+                <w:rFonts w:hint="eastAsia"/>
+              </w:rPr>
+              <w:t>直接</w:t>
+            </w:r>
+            <w:r>
+              <w:rPr>
+                <w:rFonts w:hint="eastAsia"/>
+              </w:rPr>
+              <w:t>返回</w:t>
+            </w:r>
+            <w:r>
+              <w:rPr>
+                <w:rFonts w:hint="eastAsia"/>
+              </w:rPr>
+              <w:t>，对这个连接不处理</w:t>
+            </w:r>
+          </w:p>
+        </w:tc>
+      </w:tr>
+    </w:tbl>
+    <w:p/>
+    <w:p>
+      <w:pPr>
+        <w:pStyle w:val="Heading5"/>
+      </w:pPr>
+      <w:r>
+        <w:rPr>
+          <w:rFonts w:hint="eastAsia"/>
+        </w:rPr>
+        <w:lastRenderedPageBreak/>
+        <w:t>5.2.4</w:t>
+      </w:r>
+      <w:r>
+        <w:rPr>
+          <w:rFonts w:hint="eastAsia"/>
+        </w:rPr>
+        <w:t>场景启用连接池</w:t>
+      </w:r>
+    </w:p>
+    <w:p>
+      <w:r>
+        <w:object w:dxaOrig="8994" w:dyaOrig="7923">
+          <v:shape id="_x0000_i1029" type="#_x0000_t75" style="width:415.35pt;height:365.9pt" o:ole="">
+            <v:imagedata r:id="rId16" o:title=""/>
+          </v:shape>
+          <o:OLEObject Type="Embed" ProgID="Visio.Drawing.11" ShapeID="_x0000_i1029" DrawAspect="Content" ObjectID="_1531912098" r:id="rId17"/>
+        </w:object>
+      </w:r>
+    </w:p>
+    <w:tbl>
+      <w:tblPr>
+        <w:tblStyle w:val="TableGrid"/>
+        <w:tblW w:w="0" w:type="auto"/>
+        <w:tblLook w:val="04A0"/>
+      </w:tblPr>
+      <w:tblGrid>
+        <w:gridCol w:w="1784"/>
+        <w:gridCol w:w="3778"/>
+        <w:gridCol w:w="2960"/>
+      </w:tblGrid>
+      <w:tr>
+        <w:tc>
+          <w:tcPr>
+            <w:tcW w:w="1784" w:type="dxa"/>
+            <w:shd w:val="clear" w:color="auto" w:fill="D9D9D9" w:themeFill="background1" w:themeFillShade="D9"/>
+          </w:tcPr>
+          <w:p>
+            <w:pPr>
+              <w:ind w:left="0"/>
+              <w:jc w:val="center"/>
+            </w:pPr>
+            <w:r>
+              <w:rPr>
+                <w:rFonts w:hint="eastAsia"/>
+              </w:rPr>
+              <w:t>流程描述</w:t>
+            </w:r>
+          </w:p>
+        </w:tc>
+        <w:tc>
+          <w:tcPr>
+            <w:tcW w:w="3778" w:type="dxa"/>
+            <w:shd w:val="clear" w:color="auto" w:fill="D9D9D9" w:themeFill="background1" w:themeFillShade="D9"/>
+          </w:tcPr>
+          <w:p>
+            <w:pPr>
+              <w:ind w:left="0"/>
+              <w:jc w:val="center"/>
+            </w:pPr>
+            <w:r>
+              <w:rPr>
+                <w:rFonts w:hint="eastAsia"/>
+              </w:rPr>
+              <w:t>异常说明</w:t>
+            </w:r>
+          </w:p>
+        </w:tc>
+        <w:tc>
+          <w:tcPr>
+            <w:tcW w:w="2960" w:type="dxa"/>
+            <w:shd w:val="clear" w:color="auto" w:fill="D9D9D9" w:themeFill="background1" w:themeFillShade="D9"/>
+          </w:tcPr>
+          <w:p>
+            <w:pPr>
+              <w:ind w:left="0"/>
+              <w:jc w:val="center"/>
+            </w:pPr>
+            <w:r>
+              <w:rPr>
+                <w:rFonts w:hint="eastAsia"/>
+              </w:rPr>
+              <w:t>说明</w:t>
+            </w:r>
+          </w:p>
+        </w:tc>
+      </w:tr>
+      <w:tr>
+        <w:tc>
+          <w:tcPr>
+            <w:tcW w:w="1784" w:type="dxa"/>
+          </w:tcPr>
+          <w:p>
+            <w:pPr>
+              <w:ind w:left="0"/>
+            </w:pPr>
+            <w:r>
+              <w:rPr>
+                <w:rFonts w:hint="eastAsia"/>
+              </w:rPr>
+              <w:t>连接池功能是否启动</w:t>
+            </w:r>
+          </w:p>
+        </w:tc>
+        <w:tc>
+          <w:tcPr>
+            <w:tcW w:w="3778" w:type="dxa"/>
+          </w:tcPr>
+          <w:p>
+            <w:pPr>
+              <w:ind w:left="0"/>
+            </w:pPr>
+            <w:r>
+              <w:rPr>
+                <w:rFonts w:hint="eastAsia"/>
+              </w:rPr>
+              <w:t>已启动</w:t>
+            </w:r>
+          </w:p>
+        </w:tc>
+        <w:tc>
+          <w:tcPr>
+            <w:tcW w:w="2960" w:type="dxa"/>
+          </w:tcPr>
+          <w:p>
+            <w:pPr>
+              <w:ind w:left="0"/>
+            </w:pPr>
+            <w:r>
+              <w:rPr>
+                <w:rFonts w:hint="eastAsia"/>
+              </w:rPr>
+              <w:t>直接返回</w:t>
+            </w:r>
+          </w:p>
+        </w:tc>
+      </w:tr>
+    </w:tbl>
+    <w:p/>
+    <w:p>
+      <w:r>
+        <w:rPr>
+          <w:rFonts w:hint="eastAsia"/>
+        </w:rPr>
+        <w:t>创建连接子场景</w:t>
+      </w:r>
+    </w:p>
+    <w:p>
+      <w:r>
+        <w:object w:dxaOrig="8482" w:dyaOrig="7670">
+          <v:shape id="_x0000_i1030" type="#_x0000_t75" style="width:415.9pt;height:375.6pt" o:ole="">
+            <v:imagedata r:id="rId18" o:title=""/>
+          </v:shape>
+          <o:OLEObject Type="Embed" ProgID="Visio.Drawing.11" ShapeID="_x0000_i1030" DrawAspect="Content" ObjectID="_1531912099" r:id="rId19"/>
+        </w:object>
+      </w:r>
+    </w:p>
+    <w:tbl>
+      <w:tblPr>
+        <w:tblStyle w:val="TableGrid"/>
+        <w:tblW w:w="0" w:type="auto"/>
+        <w:tblLook w:val="04A0"/>
+      </w:tblPr>
+      <w:tblGrid>
+        <w:gridCol w:w="2840"/>
+        <w:gridCol w:w="2841"/>
+        <w:gridCol w:w="2841"/>
+      </w:tblGrid>
+      <w:tr>
+        <w:tc>
+          <w:tcPr>
+            <w:tcW w:w="2840" w:type="dxa"/>
+            <w:shd w:val="clear" w:color="auto" w:fill="D9D9D9" w:themeFill="background1" w:themeFillShade="D9"/>
+          </w:tcPr>
+          <w:p>
+            <w:pPr>
+              <w:ind w:left="0"/>
+              <w:jc w:val="center"/>
+            </w:pPr>
+            <w:r>
+              <w:rPr>
+                <w:rFonts w:hint="eastAsia"/>
+              </w:rPr>
+              <w:t>流程描述</w:t>
+            </w:r>
+          </w:p>
+        </w:tc>
+        <w:tc>
+          <w:tcPr>
+            <w:tcW w:w="2841" w:type="dxa"/>
+            <w:shd w:val="clear" w:color="auto" w:fill="D9D9D9" w:themeFill="background1" w:themeFillShade="D9"/>
+          </w:tcPr>
+          <w:p>
+            <w:pPr>
+              <w:ind w:left="0"/>
+              <w:jc w:val="center"/>
+            </w:pPr>
+            <w:r>
+              <w:rPr>
+                <w:rFonts w:hint="eastAsia"/>
+              </w:rPr>
+              <w:t>异常分支</w:t>
+            </w:r>
+          </w:p>
+        </w:tc>
+        <w:tc>
+          <w:tcPr>
+            <w:tcW w:w="2841" w:type="dxa"/>
+            <w:shd w:val="clear" w:color="auto" w:fill="D9D9D9" w:themeFill="background1" w:themeFillShade="D9"/>
+          </w:tcPr>
+          <w:p>
+            <w:pPr>
+              <w:ind w:left="0"/>
+              <w:jc w:val="center"/>
+            </w:pPr>
+            <w:r>
+              <w:rPr>
+                <w:rFonts w:hint="eastAsia"/>
+              </w:rPr>
+              <w:t>说明</w:t>
+            </w:r>
+          </w:p>
+        </w:tc>
+      </w:tr>
+      <w:tr>
+        <w:tc>
+          <w:tcPr>
+            <w:tcW w:w="2840" w:type="dxa"/>
+          </w:tcPr>
+          <w:p>
+            <w:pPr>
+              <w:ind w:left="0"/>
+            </w:pPr>
+            <w:r>
+              <w:rPr>
+                <w:rFonts w:hint="eastAsia"/>
+              </w:rPr>
+              <w:t>检查创建连接是否成功</w:t>
+            </w:r>
+          </w:p>
+        </w:tc>
+        <w:tc>
+          <w:tcPr>
+            <w:tcW w:w="2841" w:type="dxa"/>
+          </w:tcPr>
+          <w:p>
+            <w:pPr>
+              <w:ind w:left="0"/>
+            </w:pPr>
+            <w:r>
+              <w:rPr>
+                <w:rFonts w:hint="eastAsia"/>
+              </w:rPr>
+              <w:t>当在某个节点上创建连接失败后，</w:t>
+            </w:r>
+            <w:r>
+              <w:rPr>
+                <w:rFonts w:hint="eastAsia"/>
+              </w:rPr>
+              <w:t>经过重试还失败，则</w:t>
+            </w:r>
+            <w:r>
+              <w:rPr>
+                <w:rFonts w:hint="eastAsia"/>
+              </w:rPr>
+              <w:t>丢弃该连接，并认为该节点异常，加入到异常节点列表</w:t>
+            </w:r>
+          </w:p>
+        </w:tc>
+        <w:tc>
+          <w:tcPr>
+            <w:tcW w:w="2841" w:type="dxa"/>
+          </w:tcPr>
+          <w:p>
+            <w:pPr>
+              <w:ind w:left="0"/>
+            </w:pPr>
+            <w:r>
+              <w:rPr>
+                <w:rFonts w:hint="eastAsia"/>
+              </w:rPr>
+              <w:t>根据重试次数，</w:t>
+            </w:r>
+            <w:r>
+              <w:rPr>
+                <w:rFonts w:hint="eastAsia"/>
+              </w:rPr>
+              <w:t xml:space="preserve"> </w:t>
+            </w:r>
+            <w:r>
+              <w:rPr>
+                <w:rFonts w:hint="eastAsia"/>
+              </w:rPr>
+              <w:t>若超过重试次数还不能建连，则认为是异常节点</w:t>
+            </w:r>
+          </w:p>
+        </w:tc>
+      </w:tr>
+    </w:tbl>
+    <w:p/>
+    <w:p>
+      <w:r>
+        <w:rPr>
+          <w:rFonts w:hint="eastAsia"/>
+        </w:rPr>
+        <w:t>销毁连接子场景</w:t>
+      </w:r>
+    </w:p>
+    <w:p>
+      <w:r>
+        <w:object w:dxaOrig="6816" w:dyaOrig="5856">
+          <v:shape id="_x0000_i1031" type="#_x0000_t75" style="width:341.2pt;height:293.35pt" o:ole="">
+            <v:imagedata r:id="rId20" o:title=""/>
+          </v:shape>
+          <o:OLEObject Type="Embed" ProgID="Visio.Drawing.11" ShapeID="_x0000_i1031" DrawAspect="Content" ObjectID="_1531912100" r:id="rId21"/>
+        </w:object>
+      </w:r>
     </w:p>
     <w:p/>
     <w:tbl>
@@ -7639,7 +8838,7 @@
               <w:rPr>
                 <w:rFonts w:hint="eastAsia"/>
               </w:rPr>
-              <w:t>获取连接</w:t>
+              <w:t>连接池创建销毁连接线程</w:t>
             </w:r>
           </w:p>
         </w:tc>
@@ -7651,12 +8850,6 @@
             <w:pPr>
               <w:ind w:left="0"/>
             </w:pPr>
-            <w:r>
-              <w:rPr>
-                <w:rFonts w:hint="eastAsia"/>
-              </w:rPr>
-              <w:t>连接池功能没启用</w:t>
-            </w:r>
           </w:p>
         </w:tc>
         <w:tc>
@@ -7671,31 +8864,19 @@
               <w:rPr>
                 <w:rFonts w:hint="eastAsia"/>
               </w:rPr>
-              <w:t>返回</w:t>
-            </w:r>
-            <w:r>
-              <w:rPr>
-                <w:rFonts w:hint="eastAsia"/>
-              </w:rPr>
-              <w:t>SDB_D</w:t>
-            </w:r>
-            <w:r>
-              <w:rPr>
-                <w:rFonts w:hint="eastAsia"/>
-              </w:rPr>
-              <w:t>S</w:t>
-            </w:r>
-            <w:r>
-              <w:rPr>
-                <w:rFonts w:hint="eastAsia"/>
-              </w:rPr>
-              <w:t>_DISABLED</w:t>
-            </w:r>
-            <w:r>
-              <w:rPr>
-                <w:rFonts w:hint="eastAsia"/>
-              </w:rPr>
-              <w:t>错误码</w:t>
+              <w:t>该线程销毁的一定是合法的连接（</w:t>
+            </w:r>
+            <w:r>
+              <w:rPr>
+                <w:rFonts w:hint="eastAsia"/>
+              </w:rPr>
+              <w:t>本</w:t>
+            </w:r>
+            <w:r>
+              <w:rPr>
+                <w:rFonts w:hint="eastAsia"/>
+              </w:rPr>
+              <w:t>连接池维护的连接）</w:t>
             </w:r>
           </w:p>
         </w:tc>
@@ -7713,7 +8894,13 @@
               <w:rPr>
                 <w:rFonts w:hint="eastAsia"/>
               </w:rPr>
-              <w:t>判断是否达到最大连接数</w:t>
+              <w:t>子线程进入循环，一直等待条件变量被唤醒，然后去销毁一批</w:t>
+            </w:r>
+            <w:r>
+              <w:rPr>
+                <w:rFonts w:hint="eastAsia"/>
+              </w:rPr>
+              <w:t>连接</w:t>
             </w:r>
           </w:p>
         </w:tc>
@@ -7723,17 +8910,8 @@
           </w:tcPr>
           <w:p>
             <w:pPr>
-              <w:tabs>
-                <w:tab w:val="left" w:pos="632"/>
-              </w:tabs>
-              <w:ind w:left="0"/>
-            </w:pPr>
-            <w:r>
-              <w:rPr>
-                <w:rFonts w:hint="eastAsia"/>
-              </w:rPr>
-              <w:t>达到最大连接数</w:t>
-            </w:r>
+              <w:ind w:left="0"/>
+            </w:pPr>
           </w:p>
         </w:tc>
         <w:tc>
@@ -7744,21 +8922,6 @@
             <w:pPr>
               <w:ind w:left="0"/>
             </w:pPr>
-            <w:r>
-              <w:rPr>
-                <w:rFonts w:hint="eastAsia"/>
-              </w:rPr>
-              <w:t>返回</w:t>
-            </w:r>
-            <w:r>
-              <w:t>SDB_DRIVER_DS_RUNOUT</w:t>
-            </w:r>
-            <w:r>
-              <w:rPr>
-                <w:rFonts w:hint="eastAsia"/>
-              </w:rPr>
-              <w:t>错误码</w:t>
-            </w:r>
           </w:p>
         </w:tc>
       </w:tr>
@@ -7771,13 +8934,6 @@
             <w:pPr>
               <w:ind w:left="0"/>
             </w:pPr>
-            <w:r>
-              <w:rPr>
-                <w:rFonts w:hint="eastAsia"/>
-              </w:rPr>
-              <w:lastRenderedPageBreak/>
-              <w:t>返回前判断连接是否有效</w:t>
-            </w:r>
           </w:p>
         </w:tc>
         <w:tc>
@@ -7786,17 +8942,8 @@
           </w:tcPr>
           <w:p>
             <w:pPr>
-              <w:tabs>
-                <w:tab w:val="left" w:pos="632"/>
-              </w:tabs>
-              <w:ind w:left="0"/>
-            </w:pPr>
-            <w:r>
-              <w:rPr>
-                <w:rFonts w:hint="eastAsia"/>
-              </w:rPr>
-              <w:t>连接无效</w:t>
-            </w:r>
+              <w:ind w:left="0"/>
+            </w:pPr>
           </w:p>
         </w:tc>
         <w:tc>
@@ -7807,112 +8954,30 @@
             <w:pPr>
               <w:ind w:left="0"/>
             </w:pPr>
-            <w:r>
-              <w:rPr>
-                <w:rFonts w:hint="eastAsia"/>
-              </w:rPr>
-              <w:t>丢弃</w:t>
-            </w:r>
-          </w:p>
-        </w:tc>
-      </w:tr>
-      <w:tr>
-        <w:tc>
-          <w:tcPr>
-            <w:tcW w:w="2840" w:type="dxa"/>
-          </w:tcPr>
-          <w:p>
-            <w:pPr>
-              <w:ind w:left="0"/>
-            </w:pPr>
-            <w:r>
-              <w:rPr>
-                <w:rFonts w:hint="eastAsia"/>
-              </w:rPr>
-              <w:t>没有可用连接且无可用节点</w:t>
-            </w:r>
-          </w:p>
-        </w:tc>
-        <w:tc>
-          <w:tcPr>
-            <w:tcW w:w="2841" w:type="dxa"/>
-          </w:tcPr>
-          <w:p>
-            <w:pPr>
-              <w:tabs>
-                <w:tab w:val="left" w:pos="632"/>
-              </w:tabs>
-              <w:ind w:left="0"/>
-            </w:pPr>
-          </w:p>
-        </w:tc>
-        <w:tc>
-          <w:tcPr>
-            <w:tcW w:w="2841" w:type="dxa"/>
-          </w:tcPr>
-          <w:p>
-            <w:pPr>
-              <w:ind w:left="0"/>
-            </w:pPr>
-            <w:r>
-              <w:rPr>
-                <w:rFonts w:hint="eastAsia"/>
-              </w:rPr>
-              <w:t>返回</w:t>
-            </w:r>
-            <w:r>
-              <w:rPr>
-                <w:rFonts w:hint="eastAsia"/>
-              </w:rPr>
-              <w:t>SDB_DS_</w:t>
-            </w:r>
-            <w:r>
-              <w:rPr>
-                <w:rFonts w:hint="eastAsia"/>
-              </w:rPr>
-              <w:t>NO_</w:t>
-            </w:r>
-            <w:r>
-              <w:rPr>
-                <w:rFonts w:hint="eastAsia"/>
-              </w:rPr>
-              <w:t>COORD</w:t>
-            </w:r>
-            <w:r>
-              <w:rPr>
-                <w:rFonts w:hint="eastAsia"/>
-              </w:rPr>
-              <w:t>错误码</w:t>
-            </w:r>
           </w:p>
         </w:tc>
       </w:tr>
     </w:tbl>
-    <w:p/>
     <w:p>
       <w:pPr>
-        <w:pStyle w:val="Heading5"/>
-      </w:pPr>
-      <w:r>
-        <w:rPr>
-          <w:rFonts w:hint="eastAsia"/>
-        </w:rPr>
-        <w:t>5.2.3</w:t>
-      </w:r>
-      <w:r>
-        <w:rPr>
-          <w:rFonts w:hint="eastAsia"/>
-        </w:rPr>
-        <w:t>场景归还连接</w:t>
-      </w:r>
+        <w:ind w:left="0"/>
+      </w:pPr>
     </w:p>
     <w:p>
       <w:r>
-        <w:object w:dxaOrig="4901" w:dyaOrig="7492">
-          <v:shape id="_x0000_i1027" type="#_x0000_t75" style="width:244.5pt;height:374pt" o:ole="">
-            <v:imagedata r:id="rId14" o:title=""/>
+        <w:rPr>
+          <w:rFonts w:hint="eastAsia"/>
+        </w:rPr>
+        <w:t>创建后台定时检测子场景</w:t>
+      </w:r>
+    </w:p>
+    <w:p>
+      <w:r>
+        <w:object w:dxaOrig="5774" w:dyaOrig="6984">
+          <v:shape id="_x0000_i1032" type="#_x0000_t75" style="width:289.6pt;height:350.35pt" o:ole="">
+            <v:imagedata r:id="rId22" o:title=""/>
           </v:shape>
-          <o:OLEObject Type="Embed" ProgID="Visio.Drawing.11" ShapeID="_x0000_i1027" DrawAspect="Content" ObjectID="_1529305373" r:id="rId15"/>
+          <o:OLEObject Type="Embed" ProgID="Visio.Drawing.11" ShapeID="_x0000_i1032" DrawAspect="Content" ObjectID="_1531912101" r:id="rId23"/>
         </w:object>
       </w:r>
     </w:p>
@@ -7997,7 +9062,7 @@
               <w:rPr>
                 <w:rFonts w:hint="eastAsia"/>
               </w:rPr>
-              <w:t>连接池功能是否启用</w:t>
+              <w:t>连接池创建后台定时检测任务线程</w:t>
             </w:r>
           </w:p>
         </w:tc>
@@ -8009,12 +9074,6 @@
             <w:pPr>
               <w:ind w:left="0"/>
             </w:pPr>
-            <w:r>
-              <w:rPr>
-                <w:rFonts w:hint="eastAsia"/>
-              </w:rPr>
-              <w:t>未启用</w:t>
-            </w:r>
           </w:p>
         </w:tc>
         <w:tc>
@@ -8025,36 +9084,6 @@
             <w:pPr>
               <w:ind w:left="0"/>
             </w:pPr>
-            <w:r>
-              <w:rPr>
-                <w:rFonts w:hint="eastAsia"/>
-              </w:rPr>
-              <w:t>返回</w:t>
-            </w:r>
-            <w:r>
-              <w:rPr>
-                <w:rFonts w:hint="eastAsia"/>
-              </w:rPr>
-              <w:t>SDB_D</w:t>
-            </w:r>
-            <w:r>
-              <w:rPr>
-                <w:rFonts w:hint="eastAsia"/>
-              </w:rPr>
-              <w:t>S</w:t>
-            </w:r>
-            <w:r>
-              <w:rPr>
-                <w:rFonts w:hint="eastAsia"/>
-              </w:rPr>
-              <w:t>_DISABLED</w:t>
-            </w:r>
-            <w:r>
-              <w:rPr>
-                <w:rFonts w:hint="eastAsia"/>
-              </w:rPr>
-              <w:t>错误码</w:t>
-            </w:r>
           </w:p>
         </w:tc>
       </w:tr>
@@ -8071,7 +9100,7 @@
               <w:rPr>
                 <w:rFonts w:hint="eastAsia"/>
               </w:rPr>
-              <w:t>检查归还的连接是不是本连接池分配出去的</w:t>
+              <w:t>子线程进入循环，等待时间信号唤醒，然后去相应的操作</w:t>
             </w:r>
           </w:p>
         </w:tc>
@@ -8083,12 +9112,6 @@
             <w:pPr>
               <w:ind w:left="0"/>
             </w:pPr>
-            <w:r>
-              <w:rPr>
-                <w:rFonts w:hint="eastAsia"/>
-              </w:rPr>
-              <w:t>不是本连接池分配的</w:t>
-            </w:r>
           </w:p>
         </w:tc>
         <w:tc>
@@ -8099,29 +9122,76 @@
             <w:pPr>
               <w:ind w:left="0"/>
             </w:pPr>
-            <w:r>
-              <w:rPr>
-                <w:rFonts w:hint="eastAsia"/>
-              </w:rPr>
-              <w:t>直接</w:t>
-            </w:r>
-            <w:r>
-              <w:rPr>
-                <w:rFonts w:hint="eastAsia"/>
-              </w:rPr>
-              <w:t>返回</w:t>
-            </w:r>
-            <w:r>
-              <w:rPr>
-                <w:rFonts w:hint="eastAsia"/>
-              </w:rPr>
-              <w:t>，对这个连接不处理</w:t>
-            </w:r>
+          </w:p>
+        </w:tc>
+      </w:tr>
+      <w:tr>
+        <w:tc>
+          <w:tcPr>
+            <w:tcW w:w="2840" w:type="dxa"/>
+          </w:tcPr>
+          <w:p>
+            <w:pPr>
+              <w:ind w:left="0"/>
+            </w:pPr>
+          </w:p>
+        </w:tc>
+        <w:tc>
+          <w:tcPr>
+            <w:tcW w:w="2841" w:type="dxa"/>
+          </w:tcPr>
+          <w:p>
+            <w:pPr>
+              <w:ind w:left="0"/>
+            </w:pPr>
+          </w:p>
+        </w:tc>
+        <w:tc>
+          <w:tcPr>
+            <w:tcW w:w="2841" w:type="dxa"/>
+          </w:tcPr>
+          <w:p>
+            <w:pPr>
+              <w:ind w:left="0"/>
+            </w:pPr>
+          </w:p>
+        </w:tc>
+      </w:tr>
+      <w:tr>
+        <w:tc>
+          <w:tcPr>
+            <w:tcW w:w="2840" w:type="dxa"/>
+          </w:tcPr>
+          <w:p>
+            <w:pPr>
+              <w:ind w:left="0"/>
+            </w:pPr>
+          </w:p>
+        </w:tc>
+        <w:tc>
+          <w:tcPr>
+            <w:tcW w:w="2841" w:type="dxa"/>
+          </w:tcPr>
+          <w:p>
+            <w:pPr>
+              <w:ind w:left="0"/>
+            </w:pPr>
+          </w:p>
+        </w:tc>
+        <w:tc>
+          <w:tcPr>
+            <w:tcW w:w="2841" w:type="dxa"/>
+          </w:tcPr>
+          <w:p>
+            <w:pPr>
+              <w:ind w:left="0"/>
+            </w:pPr>
           </w:p>
         </w:tc>
       </w:tr>
     </w:tbl>
     <w:p/>
+    <w:p/>
     <w:p>
       <w:pPr>
         <w:pStyle w:val="Heading5"/>
@@ -8131,23 +9201,29 @@
           <w:rFonts w:hint="eastAsia"/>
         </w:rPr>
         <w:lastRenderedPageBreak/>
-        <w:t>5.2.4</w:t>
-      </w:r>
-      <w:r>
-        <w:rPr>
-          <w:rFonts w:hint="eastAsia"/>
-        </w:rPr>
-        <w:t>场景启用连接池</w:t>
+        <w:t>5.2.5</w:t>
+      </w:r>
+      <w:r>
+        <w:rPr>
+          <w:rFonts w:hint="eastAsia"/>
+        </w:rPr>
+        <w:t>场景禁用连接池</w:t>
       </w:r>
     </w:p>
     <w:p>
-      <w:r>
-        <w:object w:dxaOrig="8994" w:dyaOrig="7923">
-          <v:shape id="_x0000_i1028" type="#_x0000_t75" style="width:415.5pt;height:366pt" o:ole="">
-            <v:imagedata r:id="rId16" o:title=""/>
+      <w:pPr>
+        <w:ind w:firstLineChars="200" w:firstLine="420"/>
+      </w:pPr>
+      <w:r>
+        <w:object w:dxaOrig="5424" w:dyaOrig="7034">
+          <v:shape id="_x0000_i1033" type="#_x0000_t75" style="width:271.35pt;height:350.85pt" o:ole="">
+            <v:imagedata r:id="rId24" o:title=""/>
           </v:shape>
-          <o:OLEObject Type="Embed" ProgID="Visio.Drawing.11" ShapeID="_x0000_i1028" DrawAspect="Content" ObjectID="_1529305374" r:id="rId17"/>
+          <o:OLEObject Type="Embed" ProgID="Visio.Drawing.11" ShapeID="_x0000_i1033" DrawAspect="Content" ObjectID="_1531912102" r:id="rId25"/>
         </w:object>
+      </w:r>
+      <w:r>
+        <w:br w:type="textWrapping" w:clear="all"/>
       </w:r>
     </w:p>
     <w:tbl>
@@ -8157,14 +9233,14 @@
         <w:tblLook w:val="04A0"/>
       </w:tblPr>
       <w:tblGrid>
-        <w:gridCol w:w="1784"/>
-        <w:gridCol w:w="3778"/>
-        <w:gridCol w:w="2960"/>
+        <w:gridCol w:w="2760"/>
+        <w:gridCol w:w="2761"/>
+        <w:gridCol w:w="3001"/>
       </w:tblGrid>
       <w:tr>
         <w:tc>
           <w:tcPr>
-            <w:tcW w:w="1784" w:type="dxa"/>
+            <w:tcW w:w="2840" w:type="dxa"/>
             <w:shd w:val="clear" w:color="auto" w:fill="D9D9D9" w:themeFill="background1" w:themeFillShade="D9"/>
           </w:tcPr>
           <w:p>
@@ -8182,7 +9258,7 @@
         </w:tc>
         <w:tc>
           <w:tcPr>
-            <w:tcW w:w="3778" w:type="dxa"/>
+            <w:tcW w:w="2841" w:type="dxa"/>
             <w:shd w:val="clear" w:color="auto" w:fill="D9D9D9" w:themeFill="background1" w:themeFillShade="D9"/>
           </w:tcPr>
           <w:p>
@@ -8200,7 +9276,7 @@
         </w:tc>
         <w:tc>
           <w:tcPr>
-            <w:tcW w:w="2960" w:type="dxa"/>
+            <w:tcW w:w="2841" w:type="dxa"/>
             <w:shd w:val="clear" w:color="auto" w:fill="D9D9D9" w:themeFill="background1" w:themeFillShade="D9"/>
           </w:tcPr>
           <w:p>
@@ -8220,231 +9296,108 @@
       <w:tr>
         <w:tc>
           <w:tcPr>
-            <w:tcW w:w="1784" w:type="dxa"/>
-          </w:tcPr>
-          <w:p>
-            <w:pPr>
-              <w:ind w:left="0"/>
-            </w:pPr>
-            <w:r>
-              <w:rPr>
-                <w:rFonts w:hint="eastAsia"/>
-              </w:rPr>
-              <w:t>连接池功能是否启动</w:t>
-            </w:r>
-          </w:p>
-        </w:tc>
-        <w:tc>
-          <w:tcPr>
-            <w:tcW w:w="3778" w:type="dxa"/>
-          </w:tcPr>
-          <w:p>
-            <w:pPr>
-              <w:ind w:left="0"/>
-            </w:pPr>
-            <w:r>
-              <w:rPr>
-                <w:rFonts w:hint="eastAsia"/>
-              </w:rPr>
-              <w:t>已启动</w:t>
-            </w:r>
-          </w:p>
-        </w:tc>
-        <w:tc>
-          <w:tcPr>
-            <w:tcW w:w="2960" w:type="dxa"/>
-          </w:tcPr>
-          <w:p>
-            <w:pPr>
-              <w:ind w:left="0"/>
-            </w:pPr>
-            <w:r>
-              <w:rPr>
-                <w:rFonts w:hint="eastAsia"/>
-              </w:rPr>
-              <w:t>直接返回</w:t>
+            <w:tcW w:w="2840" w:type="dxa"/>
+          </w:tcPr>
+          <w:p>
+            <w:pPr>
+              <w:ind w:left="0"/>
+            </w:pPr>
+            <w:r>
+              <w:rPr>
+                <w:rFonts w:hint="eastAsia"/>
+              </w:rPr>
+              <w:t>连接池功能是否已禁用</w:t>
+            </w:r>
+          </w:p>
+        </w:tc>
+        <w:tc>
+          <w:tcPr>
+            <w:tcW w:w="2841" w:type="dxa"/>
+          </w:tcPr>
+          <w:p>
+            <w:pPr>
+              <w:ind w:left="0"/>
+            </w:pPr>
+            <w:r>
+              <w:rPr>
+                <w:rFonts w:hint="eastAsia"/>
+              </w:rPr>
+              <w:t>已禁用</w:t>
+            </w:r>
+          </w:p>
+        </w:tc>
+        <w:tc>
+          <w:tcPr>
+            <w:tcW w:w="2841" w:type="dxa"/>
+          </w:tcPr>
+          <w:p>
+            <w:pPr>
+              <w:ind w:left="0"/>
+            </w:pPr>
+            <w:r>
+              <w:rPr>
+                <w:rFonts w:hint="eastAsia"/>
+              </w:rPr>
+              <w:t>返回</w:t>
+            </w:r>
+            <w:r>
+              <w:rPr>
+                <w:rFonts w:hint="eastAsia"/>
+              </w:rPr>
+              <w:t>SDB_DS_NOTINIT_OR_DISABLED</w:t>
+            </w:r>
+            <w:r>
+              <w:rPr>
+                <w:rFonts w:hint="eastAsia"/>
+              </w:rPr>
+              <w:t>错误码</w:t>
             </w:r>
           </w:p>
         </w:tc>
       </w:tr>
     </w:tbl>
-    <w:p/>
     <w:p>
-      <w:r>
-        <w:rPr>
-          <w:rFonts w:hint="eastAsia"/>
-        </w:rPr>
-        <w:t>创建连接子场景</w:t>
-      </w:r>
+      <w:pPr>
+        <w:ind w:left="0"/>
+      </w:pPr>
     </w:p>
     <w:p>
-      <w:r>
-        <w:object w:dxaOrig="8482" w:dyaOrig="7670">
-          <v:shape id="_x0000_i1029" type="#_x0000_t75" style="width:415.5pt;height:376pt" o:ole="">
-            <v:imagedata r:id="rId18" o:title=""/>
-          </v:shape>
-          <o:OLEObject Type="Embed" ProgID="Visio.Drawing.11" ShapeID="_x0000_i1029" DrawAspect="Content" ObjectID="_1529305375" r:id="rId19"/>
-        </w:object>
-      </w:r>
-    </w:p>
-    <w:tbl>
-      <w:tblPr>
-        <w:tblStyle w:val="TableGrid"/>
-        <w:tblW w:w="0" w:type="auto"/>
-        <w:tblLook w:val="04A0"/>
-      </w:tblPr>
-      <w:tblGrid>
-        <w:gridCol w:w="2840"/>
-        <w:gridCol w:w="2841"/>
-        <w:gridCol w:w="2841"/>
-      </w:tblGrid>
-      <w:tr>
-        <w:tc>
-          <w:tcPr>
-            <w:tcW w:w="2840" w:type="dxa"/>
-            <w:shd w:val="clear" w:color="auto" w:fill="D9D9D9" w:themeFill="background1" w:themeFillShade="D9"/>
-          </w:tcPr>
-          <w:p>
-            <w:pPr>
-              <w:ind w:left="0"/>
-              <w:jc w:val="center"/>
-            </w:pPr>
-            <w:r>
-              <w:rPr>
-                <w:rFonts w:hint="eastAsia"/>
-              </w:rPr>
-              <w:t>流程描述</w:t>
-            </w:r>
-          </w:p>
-        </w:tc>
-        <w:tc>
-          <w:tcPr>
-            <w:tcW w:w="2841" w:type="dxa"/>
-            <w:shd w:val="clear" w:color="auto" w:fill="D9D9D9" w:themeFill="background1" w:themeFillShade="D9"/>
-          </w:tcPr>
-          <w:p>
-            <w:pPr>
-              <w:ind w:left="0"/>
-              <w:jc w:val="center"/>
-            </w:pPr>
-            <w:r>
-              <w:rPr>
-                <w:rFonts w:hint="eastAsia"/>
-              </w:rPr>
-              <w:t>异常分支</w:t>
-            </w:r>
-          </w:p>
-        </w:tc>
-        <w:tc>
-          <w:tcPr>
-            <w:tcW w:w="2841" w:type="dxa"/>
-            <w:shd w:val="clear" w:color="auto" w:fill="D9D9D9" w:themeFill="background1" w:themeFillShade="D9"/>
-          </w:tcPr>
-          <w:p>
-            <w:pPr>
-              <w:ind w:left="0"/>
-              <w:jc w:val="center"/>
-            </w:pPr>
-            <w:r>
-              <w:rPr>
-                <w:rFonts w:hint="eastAsia"/>
-              </w:rPr>
-              <w:t>说明</w:t>
-            </w:r>
-          </w:p>
-        </w:tc>
-      </w:tr>
-      <w:tr>
-        <w:tc>
-          <w:tcPr>
-            <w:tcW w:w="2840" w:type="dxa"/>
-          </w:tcPr>
-          <w:p>
-            <w:pPr>
-              <w:ind w:left="0"/>
-            </w:pPr>
-            <w:r>
-              <w:rPr>
-                <w:rFonts w:hint="eastAsia"/>
-              </w:rPr>
-              <w:t>检查创建连接是否成功</w:t>
-            </w:r>
-          </w:p>
-        </w:tc>
-        <w:tc>
-          <w:tcPr>
-            <w:tcW w:w="2841" w:type="dxa"/>
-          </w:tcPr>
-          <w:p>
-            <w:pPr>
-              <w:ind w:left="0"/>
-            </w:pPr>
-            <w:r>
-              <w:rPr>
-                <w:rFonts w:hint="eastAsia"/>
-              </w:rPr>
-              <w:t>当在某个节点上创建连接失败后，</w:t>
-            </w:r>
-            <w:r>
-              <w:rPr>
-                <w:rFonts w:hint="eastAsia"/>
-              </w:rPr>
-              <w:t>经过重试还失败，则</w:t>
-            </w:r>
-            <w:r>
-              <w:rPr>
-                <w:rFonts w:hint="eastAsia"/>
-              </w:rPr>
-              <w:t>丢弃该连接，并认为该节点异常，加入到异常节点列表</w:t>
-            </w:r>
-          </w:p>
-        </w:tc>
-        <w:tc>
-          <w:tcPr>
-            <w:tcW w:w="2841" w:type="dxa"/>
-          </w:tcPr>
-          <w:p>
-            <w:pPr>
-              <w:ind w:left="0"/>
-            </w:pPr>
-            <w:r>
-              <w:rPr>
-                <w:rFonts w:hint="eastAsia"/>
-              </w:rPr>
-              <w:t>根据重试次数，</w:t>
-            </w:r>
-            <w:r>
-              <w:rPr>
-                <w:rFonts w:hint="eastAsia"/>
-              </w:rPr>
-              <w:t xml:space="preserve"> </w:t>
-            </w:r>
-            <w:r>
-              <w:rPr>
-                <w:rFonts w:hint="eastAsia"/>
-              </w:rPr>
-              <w:t>若超过重试次数还不能建连，则认为是异常节点</w:t>
-            </w:r>
-          </w:p>
-        </w:tc>
-      </w:tr>
-    </w:tbl>
-    <w:p/>
-    <w:p>
-      <w:r>
-        <w:rPr>
-          <w:rFonts w:hint="eastAsia"/>
-        </w:rPr>
-        <w:t>销毁连接子场景</w:t>
+      <w:pPr>
+        <w:pStyle w:val="Heading5"/>
+      </w:pPr>
+      <w:r>
+        <w:rPr>
+          <w:rFonts w:hint="eastAsia"/>
+        </w:rPr>
+        <w:lastRenderedPageBreak/>
+        <w:t>5.2.6</w:t>
+      </w:r>
+      <w:r>
+        <w:rPr>
+          <w:rFonts w:hint="eastAsia"/>
+        </w:rPr>
+        <w:t>场景添加</w:t>
+      </w:r>
+      <w:r>
+        <w:rPr>
+          <w:rFonts w:hint="eastAsia"/>
+        </w:rPr>
+        <w:t>协调</w:t>
+      </w:r>
+      <w:r>
+        <w:rPr>
+          <w:rFonts w:hint="eastAsia"/>
+        </w:rPr>
+        <w:t>节点</w:t>
       </w:r>
     </w:p>
     <w:p>
       <w:r>
-        <w:object w:dxaOrig="6816" w:dyaOrig="5856">
-          <v:shape id="_x0000_i1030" type="#_x0000_t75" style="width:341pt;height:293.5pt" o:ole="">
-            <v:imagedata r:id="rId20" o:title=""/>
+        <w:object w:dxaOrig="5667" w:dyaOrig="5997">
+          <v:shape id="_x0000_i1034" type="#_x0000_t75" style="width:283.7pt;height:300.9pt" o:ole="">
+            <v:imagedata r:id="rId26" o:title=""/>
           </v:shape>
-          <o:OLEObject Type="Embed" ProgID="Visio.Drawing.11" ShapeID="_x0000_i1030" DrawAspect="Content" ObjectID="_1529305376" r:id="rId21"/>
+          <o:OLEObject Type="Embed" ProgID="Visio.Drawing.11" ShapeID="_x0000_i1034" DrawAspect="Content" ObjectID="_1531912103" r:id="rId27"/>
         </w:object>
       </w:r>
     </w:p>
@@ -8456,9 +9409,9 @@
         <w:tblLook w:val="04A0"/>
       </w:tblPr>
       <w:tblGrid>
-        <w:gridCol w:w="2840"/>
-        <w:gridCol w:w="2841"/>
-        <w:gridCol w:w="2841"/>
+        <w:gridCol w:w="2760"/>
+        <w:gridCol w:w="2761"/>
+        <w:gridCol w:w="3001"/>
       </w:tblGrid>
       <w:tr>
         <w:tc>
@@ -8493,7 +9446,7 @@
               <w:rPr>
                 <w:rFonts w:hint="eastAsia"/>
               </w:rPr>
-              <w:t>异常分支</w:t>
+              <w:t>异常说明</w:t>
             </w:r>
           </w:p>
         </w:tc>
@@ -8529,7 +9482,7 @@
               <w:rPr>
                 <w:rFonts w:hint="eastAsia"/>
               </w:rPr>
-              <w:t>连接池创建销毁连接线程</w:t>
+              <w:t>连接池功能是否已禁用</w:t>
             </w:r>
           </w:p>
         </w:tc>
@@ -8541,6 +9494,12 @@
             <w:pPr>
               <w:ind w:left="0"/>
             </w:pPr>
+            <w:r>
+              <w:rPr>
+                <w:rFonts w:hint="eastAsia"/>
+              </w:rPr>
+              <w:t>已禁用</w:t>
+            </w:r>
           </w:p>
         </w:tc>
         <w:tc>
@@ -8555,19 +9514,19 @@
               <w:rPr>
                 <w:rFonts w:hint="eastAsia"/>
               </w:rPr>
-              <w:t>该线程销毁的一定是合法的连接（</w:t>
-            </w:r>
-            <w:r>
-              <w:rPr>
-                <w:rFonts w:hint="eastAsia"/>
-              </w:rPr>
-              <w:t>本</w:t>
-            </w:r>
-            <w:r>
-              <w:rPr>
-                <w:rFonts w:hint="eastAsia"/>
-              </w:rPr>
-              <w:t>连接池维护的连接）</w:t>
+              <w:t>返回</w:t>
+            </w:r>
+            <w:r>
+              <w:rPr>
+                <w:rFonts w:hint="eastAsia"/>
+              </w:rPr>
+              <w:t>SDB_DS_NOTINIT_OR_DISABLED</w:t>
+            </w:r>
+            <w:r>
+              <w:rPr>
+                <w:rFonts w:hint="eastAsia"/>
+              </w:rPr>
+              <w:t>错误码</w:t>
             </w:r>
           </w:p>
         </w:tc>
@@ -8585,13 +9544,7 @@
               <w:rPr>
                 <w:rFonts w:hint="eastAsia"/>
               </w:rPr>
-              <w:t>子线程进入循环，一直等待条件变量被唤醒，然后去销毁一批</w:t>
-            </w:r>
-            <w:r>
-              <w:rPr>
-                <w:rFonts w:hint="eastAsia"/>
-              </w:rPr>
-              <w:t>连接</w:t>
+              <w:t>节点是否已存在</w:t>
             </w:r>
           </w:p>
         </w:tc>
@@ -8603,6 +9556,12 @@
             <w:pPr>
               <w:ind w:left="0"/>
             </w:pPr>
+            <w:r>
+              <w:rPr>
+                <w:rFonts w:hint="eastAsia"/>
+              </w:rPr>
+              <w:t>存在</w:t>
+            </w:r>
           </w:p>
         </w:tc>
         <w:tc>
@@ -8613,38 +9572,12 @@
             <w:pPr>
               <w:ind w:left="0"/>
             </w:pPr>
-          </w:p>
-        </w:tc>
-      </w:tr>
-      <w:tr>
-        <w:tc>
-          <w:tcPr>
-            <w:tcW w:w="2840" w:type="dxa"/>
-          </w:tcPr>
-          <w:p>
-            <w:pPr>
-              <w:ind w:left="0"/>
-            </w:pPr>
-          </w:p>
-        </w:tc>
-        <w:tc>
-          <w:tcPr>
-            <w:tcW w:w="2841" w:type="dxa"/>
-          </w:tcPr>
-          <w:p>
-            <w:pPr>
-              <w:ind w:left="0"/>
-            </w:pPr>
-          </w:p>
-        </w:tc>
-        <w:tc>
-          <w:tcPr>
-            <w:tcW w:w="2841" w:type="dxa"/>
-          </w:tcPr>
-          <w:p>
-            <w:pPr>
-              <w:ind w:left="0"/>
-            </w:pPr>
+            <w:r>
+              <w:rPr>
+                <w:rFonts w:hint="eastAsia"/>
+              </w:rPr>
+              <w:t>直接返回</w:t>
+            </w:r>
           </w:p>
         </w:tc>
       </w:tr>
@@ -8655,267 +9588,52 @@
       </w:pPr>
     </w:p>
     <w:p>
-      <w:r>
-        <w:rPr>
-          <w:rFonts w:hint="eastAsia"/>
-        </w:rPr>
-        <w:t>创建后台定时检测子场景</w:t>
+      <w:pPr>
+        <w:pStyle w:val="Heading5"/>
+      </w:pPr>
+      <w:r>
+        <w:rPr>
+          <w:rFonts w:hint="eastAsia"/>
+        </w:rPr>
+        <w:lastRenderedPageBreak/>
+        <w:t>5.2.7</w:t>
+      </w:r>
+      <w:r>
+        <w:rPr>
+          <w:rFonts w:hint="eastAsia"/>
+        </w:rPr>
+        <w:t>场景删除</w:t>
+      </w:r>
+      <w:r>
+        <w:rPr>
+          <w:rFonts w:hint="eastAsia"/>
+        </w:rPr>
+        <w:t>协调</w:t>
+      </w:r>
+      <w:r>
+        <w:rPr>
+          <w:rFonts w:hint="eastAsia"/>
+        </w:rPr>
+        <w:t>节点</w:t>
       </w:r>
     </w:p>
     <w:p>
-      <w:r>
-        <w:object w:dxaOrig="5774" w:dyaOrig="6984">
-          <v:shape id="_x0000_i1031" type="#_x0000_t75" style="width:289.5pt;height:350pt" o:ole="">
-            <v:imagedata r:id="rId22" o:title=""/>
+      <w:pPr>
+        <w:ind w:left="0"/>
+      </w:pPr>
+      <w:r>
+        <w:object w:dxaOrig="5667" w:dyaOrig="5997">
+          <v:shape id="_x0000_i1035" type="#_x0000_t75" style="width:283.7pt;height:300.9pt" o:ole="">
+            <v:imagedata r:id="rId28" o:title=""/>
           </v:shape>
-          <o:OLEObject Type="Embed" ProgID="Visio.Drawing.11" ShapeID="_x0000_i1031" DrawAspect="Content" ObjectID="_1529305377" r:id="rId23"/>
+          <o:OLEObject Type="Embed" ProgID="Visio.Drawing.11" ShapeID="_x0000_i1035" DrawAspect="Content" ObjectID="_1531912104" r:id="rId29"/>
         </w:object>
-      </w:r>
-    </w:p>
-    <w:p/>
-    <w:tbl>
-      <w:tblPr>
-        <w:tblStyle w:val="TableGrid"/>
-        <w:tblW w:w="0" w:type="auto"/>
-        <w:tblLook w:val="04A0"/>
-      </w:tblPr>
-      <w:tblGrid>
-        <w:gridCol w:w="2840"/>
-        <w:gridCol w:w="2841"/>
-        <w:gridCol w:w="2841"/>
-      </w:tblGrid>
-      <w:tr>
-        <w:tc>
-          <w:tcPr>
-            <w:tcW w:w="2840" w:type="dxa"/>
-            <w:shd w:val="clear" w:color="auto" w:fill="D9D9D9" w:themeFill="background1" w:themeFillShade="D9"/>
-          </w:tcPr>
-          <w:p>
-            <w:pPr>
-              <w:ind w:left="0"/>
-              <w:jc w:val="center"/>
-            </w:pPr>
-            <w:r>
-              <w:rPr>
-                <w:rFonts w:hint="eastAsia"/>
-              </w:rPr>
-              <w:t>流程描述</w:t>
-            </w:r>
-          </w:p>
-        </w:tc>
-        <w:tc>
-          <w:tcPr>
-            <w:tcW w:w="2841" w:type="dxa"/>
-            <w:shd w:val="clear" w:color="auto" w:fill="D9D9D9" w:themeFill="background1" w:themeFillShade="D9"/>
-          </w:tcPr>
-          <w:p>
-            <w:pPr>
-              <w:ind w:left="0"/>
-              <w:jc w:val="center"/>
-            </w:pPr>
-            <w:r>
-              <w:rPr>
-                <w:rFonts w:hint="eastAsia"/>
-              </w:rPr>
-              <w:t>异常分支</w:t>
-            </w:r>
-          </w:p>
-        </w:tc>
-        <w:tc>
-          <w:tcPr>
-            <w:tcW w:w="2841" w:type="dxa"/>
-            <w:shd w:val="clear" w:color="auto" w:fill="D9D9D9" w:themeFill="background1" w:themeFillShade="D9"/>
-          </w:tcPr>
-          <w:p>
-            <w:pPr>
-              <w:ind w:left="0"/>
-              <w:jc w:val="center"/>
-            </w:pPr>
-            <w:r>
-              <w:rPr>
-                <w:rFonts w:hint="eastAsia"/>
-              </w:rPr>
-              <w:t>说明</w:t>
-            </w:r>
-          </w:p>
-        </w:tc>
-      </w:tr>
-      <w:tr>
-        <w:tc>
-          <w:tcPr>
-            <w:tcW w:w="2840" w:type="dxa"/>
-          </w:tcPr>
-          <w:p>
-            <w:pPr>
-              <w:ind w:left="0"/>
-            </w:pPr>
-            <w:r>
-              <w:rPr>
-                <w:rFonts w:hint="eastAsia"/>
-              </w:rPr>
-              <w:t>连接池创建后台定时检测任务线程</w:t>
-            </w:r>
-          </w:p>
-        </w:tc>
-        <w:tc>
-          <w:tcPr>
-            <w:tcW w:w="2841" w:type="dxa"/>
-          </w:tcPr>
-          <w:p>
-            <w:pPr>
-              <w:ind w:left="0"/>
-            </w:pPr>
-          </w:p>
-        </w:tc>
-        <w:tc>
-          <w:tcPr>
-            <w:tcW w:w="2841" w:type="dxa"/>
-          </w:tcPr>
-          <w:p>
-            <w:pPr>
-              <w:ind w:left="0"/>
-            </w:pPr>
-          </w:p>
-        </w:tc>
-      </w:tr>
-      <w:tr>
-        <w:tc>
-          <w:tcPr>
-            <w:tcW w:w="2840" w:type="dxa"/>
-          </w:tcPr>
-          <w:p>
-            <w:pPr>
-              <w:ind w:left="0"/>
-            </w:pPr>
-            <w:r>
-              <w:rPr>
-                <w:rFonts w:hint="eastAsia"/>
-              </w:rPr>
-              <w:t>子线程进入循环，等待时间信号唤醒，然后去相应的操作</w:t>
-            </w:r>
-          </w:p>
-        </w:tc>
-        <w:tc>
-          <w:tcPr>
-            <w:tcW w:w="2841" w:type="dxa"/>
-          </w:tcPr>
-          <w:p>
-            <w:pPr>
-              <w:ind w:left="0"/>
-            </w:pPr>
-          </w:p>
-        </w:tc>
-        <w:tc>
-          <w:tcPr>
-            <w:tcW w:w="2841" w:type="dxa"/>
-          </w:tcPr>
-          <w:p>
-            <w:pPr>
-              <w:ind w:left="0"/>
-            </w:pPr>
-          </w:p>
-        </w:tc>
-      </w:tr>
-      <w:tr>
-        <w:tc>
-          <w:tcPr>
-            <w:tcW w:w="2840" w:type="dxa"/>
-          </w:tcPr>
-          <w:p>
-            <w:pPr>
-              <w:ind w:left="0"/>
-            </w:pPr>
-          </w:p>
-        </w:tc>
-        <w:tc>
-          <w:tcPr>
-            <w:tcW w:w="2841" w:type="dxa"/>
-          </w:tcPr>
-          <w:p>
-            <w:pPr>
-              <w:ind w:left="0"/>
-            </w:pPr>
-          </w:p>
-        </w:tc>
-        <w:tc>
-          <w:tcPr>
-            <w:tcW w:w="2841" w:type="dxa"/>
-          </w:tcPr>
-          <w:p>
-            <w:pPr>
-              <w:ind w:left="0"/>
-            </w:pPr>
-          </w:p>
-        </w:tc>
-      </w:tr>
-      <w:tr>
-        <w:tc>
-          <w:tcPr>
-            <w:tcW w:w="2840" w:type="dxa"/>
-          </w:tcPr>
-          <w:p>
-            <w:pPr>
-              <w:ind w:left="0"/>
-            </w:pPr>
-          </w:p>
-        </w:tc>
-        <w:tc>
-          <w:tcPr>
-            <w:tcW w:w="2841" w:type="dxa"/>
-          </w:tcPr>
-          <w:p>
-            <w:pPr>
-              <w:ind w:left="0"/>
-            </w:pPr>
-          </w:p>
-        </w:tc>
-        <w:tc>
-          <w:tcPr>
-            <w:tcW w:w="2841" w:type="dxa"/>
-          </w:tcPr>
-          <w:p>
-            <w:pPr>
-              <w:ind w:left="0"/>
-            </w:pPr>
-          </w:p>
-        </w:tc>
-      </w:tr>
-    </w:tbl>
-    <w:p/>
-    <w:p/>
-    <w:p>
-      <w:pPr>
-        <w:pStyle w:val="Heading5"/>
-      </w:pPr>
-      <w:r>
-        <w:rPr>
-          <w:rFonts w:hint="eastAsia"/>
-        </w:rPr>
-        <w:lastRenderedPageBreak/>
-        <w:t>5.2.5</w:t>
-      </w:r>
-      <w:r>
-        <w:rPr>
-          <w:rFonts w:hint="eastAsia"/>
-        </w:rPr>
-        <w:t>场景禁用连接池</w:t>
       </w:r>
     </w:p>
     <w:p>
       <w:pPr>
-        <w:ind w:firstLineChars="200" w:firstLine="420"/>
-      </w:pPr>
-      <w:r>
-        <w:object w:dxaOrig="5424" w:dyaOrig="7034">
-          <v:shape id="_x0000_i1032" type="#_x0000_t75" style="width:271.5pt;height:351.5pt" o:ole="">
-            <v:imagedata r:id="rId24" o:title=""/>
-          </v:shape>
-          <o:OLEObject Type="Embed" ProgID="Visio.Drawing.11" ShapeID="_x0000_i1032" DrawAspect="Content" ObjectID="_1529305378" r:id="rId25"/>
-        </w:object>
-      </w:r>
-      <w:r>
-        <w:br w:type="textWrapping" w:clear="all"/>
-      </w:r>
+        <w:ind w:left="0"/>
+      </w:pPr>
     </w:p>
     <w:tbl>
       <w:tblPr>
@@ -8924,9 +9642,9 @@
         <w:tblLook w:val="04A0"/>
       </w:tblPr>
       <w:tblGrid>
-        <w:gridCol w:w="2840"/>
-        <w:gridCol w:w="2841"/>
-        <w:gridCol w:w="2841"/>
+        <w:gridCol w:w="2760"/>
+        <w:gridCol w:w="2761"/>
+        <w:gridCol w:w="3001"/>
       </w:tblGrid>
       <w:tr>
         <w:tc>
@@ -9035,25 +9753,63 @@
               <w:rPr>
                 <w:rFonts w:hint="eastAsia"/>
               </w:rPr>
-              <w:t>SDB_D</w:t>
-            </w:r>
-            <w:r>
-              <w:rPr>
-                <w:rFonts w:hint="eastAsia"/>
-              </w:rPr>
-              <w:t>S</w:t>
-            </w:r>
-            <w:r>
-              <w:rPr>
-                <w:rFonts w:hint="eastAsia"/>
-              </w:rPr>
-              <w:t>_DISABLED</w:t>
+              <w:t>SDB_DS_NOTINIT_OR_DISABLED</w:t>
             </w:r>
             <w:r>
               <w:rPr>
                 <w:rFonts w:hint="eastAsia"/>
               </w:rPr>
               <w:t>错误码</w:t>
+            </w:r>
+          </w:p>
+        </w:tc>
+      </w:tr>
+      <w:tr>
+        <w:tc>
+          <w:tcPr>
+            <w:tcW w:w="2840" w:type="dxa"/>
+          </w:tcPr>
+          <w:p>
+            <w:pPr>
+              <w:ind w:left="0"/>
+            </w:pPr>
+            <w:r>
+              <w:rPr>
+                <w:rFonts w:hint="eastAsia"/>
+              </w:rPr>
+              <w:t>节点是否存在</w:t>
+            </w:r>
+          </w:p>
+        </w:tc>
+        <w:tc>
+          <w:tcPr>
+            <w:tcW w:w="2841" w:type="dxa"/>
+          </w:tcPr>
+          <w:p>
+            <w:pPr>
+              <w:ind w:left="0"/>
+            </w:pPr>
+            <w:r>
+              <w:rPr>
+                <w:rFonts w:hint="eastAsia"/>
+              </w:rPr>
+              <w:t>不存在</w:t>
+            </w:r>
+          </w:p>
+        </w:tc>
+        <w:tc>
+          <w:tcPr>
+            <w:tcW w:w="2841" w:type="dxa"/>
+          </w:tcPr>
+          <w:p>
+            <w:pPr>
+              <w:ind w:left="0"/>
+            </w:pPr>
+            <w:r>
+              <w:rPr>
+                <w:rFonts w:hint="eastAsia"/>
+              </w:rPr>
+              <w:t>直接返回</w:t>
             </w:r>
           </w:p>
         </w:tc>
@@ -9073,479 +9829,28 @@
           <w:rFonts w:hint="eastAsia"/>
         </w:rPr>
         <w:lastRenderedPageBreak/>
-        <w:t>5.2.6</w:t>
-      </w:r>
-      <w:r>
-        <w:rPr>
-          <w:rFonts w:hint="eastAsia"/>
-        </w:rPr>
-        <w:t>场景添加</w:t>
-      </w:r>
-      <w:r>
-        <w:rPr>
-          <w:rFonts w:hint="eastAsia"/>
-        </w:rPr>
-        <w:t>协调</w:t>
-      </w:r>
-      <w:r>
-        <w:rPr>
-          <w:rFonts w:hint="eastAsia"/>
-        </w:rPr>
-        <w:t>节点</w:t>
+        <w:t>5.2.7</w:t>
+      </w:r>
+      <w:r>
+        <w:rPr>
+          <w:rFonts w:hint="eastAsia"/>
+        </w:rPr>
+        <w:t>场景关闭连接池</w:t>
       </w:r>
     </w:p>
     <w:p>
-      <w:r>
-        <w:object w:dxaOrig="5667" w:dyaOrig="5997">
-          <v:shape id="_x0000_i1033" type="#_x0000_t75" style="width:284pt;height:300pt" o:ole="">
-            <v:imagedata r:id="rId26" o:title=""/>
+      <w:pPr>
+        <w:ind w:left="0"/>
+        <w:jc w:val="center"/>
+      </w:pPr>
+      <w:r>
+        <w:object w:dxaOrig="2364" w:dyaOrig="4909">
+          <v:shape id="_x0000_i1036" type="#_x0000_t75" style="width:118.75pt;height:180pt" o:ole="">
+            <v:imagedata r:id="rId30" o:title=""/>
           </v:shape>
-          <o:OLEObject Type="Embed" ProgID="Visio.Drawing.11" ShapeID="_x0000_i1033" DrawAspect="Content" ObjectID="_1529305379" r:id="rId27"/>
+          <o:OLEObject Type="Embed" ProgID="Visio.Drawing.11" ShapeID="_x0000_i1036" DrawAspect="Content" ObjectID="_1531912105" r:id="rId31"/>
         </w:object>
       </w:r>
-    </w:p>
-    <w:p/>
-    <w:tbl>
-      <w:tblPr>
-        <w:tblStyle w:val="TableGrid"/>
-        <w:tblW w:w="0" w:type="auto"/>
-        <w:tblLook w:val="04A0"/>
-      </w:tblPr>
-      <w:tblGrid>
-        <w:gridCol w:w="2840"/>
-        <w:gridCol w:w="2841"/>
-        <w:gridCol w:w="2841"/>
-      </w:tblGrid>
-      <w:tr>
-        <w:tc>
-          <w:tcPr>
-            <w:tcW w:w="2840" w:type="dxa"/>
-            <w:shd w:val="clear" w:color="auto" w:fill="D9D9D9" w:themeFill="background1" w:themeFillShade="D9"/>
-          </w:tcPr>
-          <w:p>
-            <w:pPr>
-              <w:ind w:left="0"/>
-              <w:jc w:val="center"/>
-            </w:pPr>
-            <w:r>
-              <w:rPr>
-                <w:rFonts w:hint="eastAsia"/>
-              </w:rPr>
-              <w:t>流程描述</w:t>
-            </w:r>
-          </w:p>
-        </w:tc>
-        <w:tc>
-          <w:tcPr>
-            <w:tcW w:w="2841" w:type="dxa"/>
-            <w:shd w:val="clear" w:color="auto" w:fill="D9D9D9" w:themeFill="background1" w:themeFillShade="D9"/>
-          </w:tcPr>
-          <w:p>
-            <w:pPr>
-              <w:ind w:left="0"/>
-              <w:jc w:val="center"/>
-            </w:pPr>
-            <w:r>
-              <w:rPr>
-                <w:rFonts w:hint="eastAsia"/>
-              </w:rPr>
-              <w:t>异常说明</w:t>
-            </w:r>
-          </w:p>
-        </w:tc>
-        <w:tc>
-          <w:tcPr>
-            <w:tcW w:w="2841" w:type="dxa"/>
-            <w:shd w:val="clear" w:color="auto" w:fill="D9D9D9" w:themeFill="background1" w:themeFillShade="D9"/>
-          </w:tcPr>
-          <w:p>
-            <w:pPr>
-              <w:ind w:left="0"/>
-              <w:jc w:val="center"/>
-            </w:pPr>
-            <w:r>
-              <w:rPr>
-                <w:rFonts w:hint="eastAsia"/>
-              </w:rPr>
-              <w:t>说明</w:t>
-            </w:r>
-          </w:p>
-        </w:tc>
-      </w:tr>
-      <w:tr>
-        <w:tc>
-          <w:tcPr>
-            <w:tcW w:w="2840" w:type="dxa"/>
-          </w:tcPr>
-          <w:p>
-            <w:pPr>
-              <w:ind w:left="0"/>
-            </w:pPr>
-            <w:r>
-              <w:rPr>
-                <w:rFonts w:hint="eastAsia"/>
-              </w:rPr>
-              <w:t>连接池功能是否已禁用</w:t>
-            </w:r>
-          </w:p>
-        </w:tc>
-        <w:tc>
-          <w:tcPr>
-            <w:tcW w:w="2841" w:type="dxa"/>
-          </w:tcPr>
-          <w:p>
-            <w:pPr>
-              <w:ind w:left="0"/>
-            </w:pPr>
-            <w:r>
-              <w:rPr>
-                <w:rFonts w:hint="eastAsia"/>
-              </w:rPr>
-              <w:t>已禁用</w:t>
-            </w:r>
-          </w:p>
-        </w:tc>
-        <w:tc>
-          <w:tcPr>
-            <w:tcW w:w="2841" w:type="dxa"/>
-          </w:tcPr>
-          <w:p>
-            <w:pPr>
-              <w:ind w:left="0"/>
-            </w:pPr>
-            <w:r>
-              <w:rPr>
-                <w:rFonts w:hint="eastAsia"/>
-              </w:rPr>
-              <w:t>返回</w:t>
-            </w:r>
-            <w:r>
-              <w:rPr>
-                <w:rFonts w:hint="eastAsia"/>
-              </w:rPr>
-              <w:t>SDB_D</w:t>
-            </w:r>
-            <w:r>
-              <w:rPr>
-                <w:rFonts w:hint="eastAsia"/>
-              </w:rPr>
-              <w:t>S</w:t>
-            </w:r>
-            <w:r>
-              <w:rPr>
-                <w:rFonts w:hint="eastAsia"/>
-              </w:rPr>
-              <w:t>_DISABLED</w:t>
-            </w:r>
-            <w:r>
-              <w:rPr>
-                <w:rFonts w:hint="eastAsia"/>
-              </w:rPr>
-              <w:t>错误码</w:t>
-            </w:r>
-          </w:p>
-        </w:tc>
-      </w:tr>
-      <w:tr>
-        <w:tc>
-          <w:tcPr>
-            <w:tcW w:w="2840" w:type="dxa"/>
-          </w:tcPr>
-          <w:p>
-            <w:pPr>
-              <w:ind w:left="0"/>
-            </w:pPr>
-            <w:r>
-              <w:rPr>
-                <w:rFonts w:hint="eastAsia"/>
-              </w:rPr>
-              <w:t>节点是否已存在</w:t>
-            </w:r>
-          </w:p>
-        </w:tc>
-        <w:tc>
-          <w:tcPr>
-            <w:tcW w:w="2841" w:type="dxa"/>
-          </w:tcPr>
-          <w:p>
-            <w:pPr>
-              <w:ind w:left="0"/>
-            </w:pPr>
-            <w:r>
-              <w:rPr>
-                <w:rFonts w:hint="eastAsia"/>
-              </w:rPr>
-              <w:t>存在</w:t>
-            </w:r>
-          </w:p>
-        </w:tc>
-        <w:tc>
-          <w:tcPr>
-            <w:tcW w:w="2841" w:type="dxa"/>
-          </w:tcPr>
-          <w:p>
-            <w:pPr>
-              <w:ind w:left="0"/>
-            </w:pPr>
-            <w:r>
-              <w:rPr>
-                <w:rFonts w:hint="eastAsia"/>
-              </w:rPr>
-              <w:t>直接返回</w:t>
-            </w:r>
-          </w:p>
-        </w:tc>
-      </w:tr>
-    </w:tbl>
-    <w:p>
-      <w:pPr>
-        <w:ind w:left="0"/>
-      </w:pPr>
-    </w:p>
-    <w:p>
-      <w:pPr>
-        <w:pStyle w:val="Heading5"/>
-      </w:pPr>
-      <w:r>
-        <w:rPr>
-          <w:rFonts w:hint="eastAsia"/>
-        </w:rPr>
-        <w:lastRenderedPageBreak/>
-        <w:t>5.2.7</w:t>
-      </w:r>
-      <w:r>
-        <w:rPr>
-          <w:rFonts w:hint="eastAsia"/>
-        </w:rPr>
-        <w:t>场景删除</w:t>
-      </w:r>
-      <w:r>
-        <w:rPr>
-          <w:rFonts w:hint="eastAsia"/>
-        </w:rPr>
-        <w:t>协调</w:t>
-      </w:r>
-      <w:r>
-        <w:rPr>
-          <w:rFonts w:hint="eastAsia"/>
-        </w:rPr>
-        <w:t>节点</w:t>
-      </w:r>
-    </w:p>
-    <w:p>
-      <w:pPr>
-        <w:ind w:left="0"/>
-      </w:pPr>
-      <w:r>
-        <w:object w:dxaOrig="5667" w:dyaOrig="5997">
-          <v:shape id="_x0000_i1034" type="#_x0000_t75" style="width:284pt;height:300pt" o:ole="">
-            <v:imagedata r:id="rId28" o:title=""/>
-          </v:shape>
-          <o:OLEObject Type="Embed" ProgID="Visio.Drawing.11" ShapeID="_x0000_i1034" DrawAspect="Content" ObjectID="_1529305380" r:id="rId29"/>
-        </w:object>
-      </w:r>
-    </w:p>
-    <w:p>
-      <w:pPr>
-        <w:ind w:left="0"/>
-      </w:pPr>
-    </w:p>
-    <w:tbl>
-      <w:tblPr>
-        <w:tblStyle w:val="TableGrid"/>
-        <w:tblW w:w="0" w:type="auto"/>
-        <w:tblLook w:val="04A0"/>
-      </w:tblPr>
-      <w:tblGrid>
-        <w:gridCol w:w="2840"/>
-        <w:gridCol w:w="2841"/>
-        <w:gridCol w:w="2841"/>
-      </w:tblGrid>
-      <w:tr>
-        <w:tc>
-          <w:tcPr>
-            <w:tcW w:w="2840" w:type="dxa"/>
-            <w:shd w:val="clear" w:color="auto" w:fill="D9D9D9" w:themeFill="background1" w:themeFillShade="D9"/>
-          </w:tcPr>
-          <w:p>
-            <w:pPr>
-              <w:ind w:left="0"/>
-              <w:jc w:val="center"/>
-            </w:pPr>
-            <w:r>
-              <w:rPr>
-                <w:rFonts w:hint="eastAsia"/>
-              </w:rPr>
-              <w:t>流程描述</w:t>
-            </w:r>
-          </w:p>
-        </w:tc>
-        <w:tc>
-          <w:tcPr>
-            <w:tcW w:w="2841" w:type="dxa"/>
-            <w:shd w:val="clear" w:color="auto" w:fill="D9D9D9" w:themeFill="background1" w:themeFillShade="D9"/>
-          </w:tcPr>
-          <w:p>
-            <w:pPr>
-              <w:ind w:left="0"/>
-              <w:jc w:val="center"/>
-            </w:pPr>
-            <w:r>
-              <w:rPr>
-                <w:rFonts w:hint="eastAsia"/>
-              </w:rPr>
-              <w:t>异常说明</w:t>
-            </w:r>
-          </w:p>
-        </w:tc>
-        <w:tc>
-          <w:tcPr>
-            <w:tcW w:w="2841" w:type="dxa"/>
-            <w:shd w:val="clear" w:color="auto" w:fill="D9D9D9" w:themeFill="background1" w:themeFillShade="D9"/>
-          </w:tcPr>
-          <w:p>
-            <w:pPr>
-              <w:ind w:left="0"/>
-              <w:jc w:val="center"/>
-            </w:pPr>
-            <w:r>
-              <w:rPr>
-                <w:rFonts w:hint="eastAsia"/>
-              </w:rPr>
-              <w:t>说明</w:t>
-            </w:r>
-          </w:p>
-        </w:tc>
-      </w:tr>
-      <w:tr>
-        <w:tc>
-          <w:tcPr>
-            <w:tcW w:w="2840" w:type="dxa"/>
-          </w:tcPr>
-          <w:p>
-            <w:pPr>
-              <w:ind w:left="0"/>
-            </w:pPr>
-            <w:r>
-              <w:rPr>
-                <w:rFonts w:hint="eastAsia"/>
-              </w:rPr>
-              <w:t>连接池功能是否已禁用</w:t>
-            </w:r>
-          </w:p>
-        </w:tc>
-        <w:tc>
-          <w:tcPr>
-            <w:tcW w:w="2841" w:type="dxa"/>
-          </w:tcPr>
-          <w:p>
-            <w:pPr>
-              <w:ind w:left="0"/>
-            </w:pPr>
-            <w:r>
-              <w:rPr>
-                <w:rFonts w:hint="eastAsia"/>
-              </w:rPr>
-              <w:t>已禁用</w:t>
-            </w:r>
-          </w:p>
-        </w:tc>
-        <w:tc>
-          <w:tcPr>
-            <w:tcW w:w="2841" w:type="dxa"/>
-          </w:tcPr>
-          <w:p>
-            <w:pPr>
-              <w:ind w:left="0"/>
-            </w:pPr>
-            <w:r>
-              <w:rPr>
-                <w:rFonts w:hint="eastAsia"/>
-              </w:rPr>
-              <w:t>返回</w:t>
-            </w:r>
-            <w:r>
-              <w:rPr>
-                <w:rFonts w:hint="eastAsia"/>
-              </w:rPr>
-              <w:t>SDB_D</w:t>
-            </w:r>
-            <w:r>
-              <w:rPr>
-                <w:rFonts w:hint="eastAsia"/>
-              </w:rPr>
-              <w:t>S</w:t>
-            </w:r>
-            <w:r>
-              <w:rPr>
-                <w:rFonts w:hint="eastAsia"/>
-              </w:rPr>
-              <w:t>_DISABLED</w:t>
-            </w:r>
-            <w:r>
-              <w:rPr>
-                <w:rFonts w:hint="eastAsia"/>
-              </w:rPr>
-              <w:t>错误码</w:t>
-            </w:r>
-          </w:p>
-        </w:tc>
-      </w:tr>
-      <w:tr>
-        <w:tc>
-          <w:tcPr>
-            <w:tcW w:w="2840" w:type="dxa"/>
-          </w:tcPr>
-          <w:p>
-            <w:pPr>
-              <w:ind w:left="0"/>
-            </w:pPr>
-            <w:r>
-              <w:rPr>
-                <w:rFonts w:hint="eastAsia"/>
-              </w:rPr>
-              <w:t>节点是否存在</w:t>
-            </w:r>
-          </w:p>
-        </w:tc>
-        <w:tc>
-          <w:tcPr>
-            <w:tcW w:w="2841" w:type="dxa"/>
-          </w:tcPr>
-          <w:p>
-            <w:pPr>
-              <w:ind w:left="0"/>
-            </w:pPr>
-            <w:r>
-              <w:rPr>
-                <w:rFonts w:hint="eastAsia"/>
-              </w:rPr>
-              <w:t>不存在</w:t>
-            </w:r>
-          </w:p>
-        </w:tc>
-        <w:tc>
-          <w:tcPr>
-            <w:tcW w:w="2841" w:type="dxa"/>
-          </w:tcPr>
-          <w:p>
-            <w:pPr>
-              <w:ind w:left="0"/>
-            </w:pPr>
-            <w:r>
-              <w:rPr>
-                <w:rFonts w:hint="eastAsia"/>
-              </w:rPr>
-              <w:t>直接返回</w:t>
-            </w:r>
-          </w:p>
-        </w:tc>
-      </w:tr>
-    </w:tbl>
-    <w:p>
-      <w:pPr>
-        <w:ind w:left="0"/>
-      </w:pPr>
     </w:p>
     <w:p>
       <w:pPr>
@@ -9715,7 +10020,7 @@
         <w:rPr>
           <w:rFonts w:hint="eastAsia"/>
         </w:rPr>
-        <w:t>_addr</w:t>
+        <w:t>_coord</w:t>
       </w:r>
       <w:r>
         <w:rPr>
@@ -9728,54 +10033,6 @@
           <w:rFonts w:hint="eastAsia"/>
         </w:rPr>
         <w:t>utex</w:t>
-      </w:r>
-      <w:r>
-        <w:rPr>
-          <w:rFonts w:hint="eastAsia"/>
-        </w:rPr>
-        <w:t>维护</w:t>
-      </w:r>
-    </w:p>
-    <w:p>
-      <w:pPr>
-        <w:pStyle w:val="ListParagraph"/>
-        <w:ind w:left="777" w:firstLineChars="0" w:firstLine="0"/>
-      </w:pPr>
-      <w:r>
-        <w:rPr>
-          <w:rFonts w:hint="eastAsia"/>
-        </w:rPr>
-        <w:t>对连接与节点之间的</w:t>
-      </w:r>
-      <w:r>
-        <w:rPr>
-          <w:rFonts w:hint="eastAsia"/>
-        </w:rPr>
-        <w:t>map</w:t>
-      </w:r>
-      <w:r>
-        <w:rPr>
-          <w:rFonts w:hint="eastAsia"/>
-        </w:rPr>
-        <w:t>利用</w:t>
-      </w:r>
-      <w:r>
-        <w:rPr>
-          <w:rFonts w:hint="eastAsia"/>
-        </w:rPr>
-        <w:t>_mapinfo</w:t>
-      </w:r>
-      <w:r>
-        <w:rPr>
-          <w:rFonts w:hint="eastAsia"/>
-        </w:rPr>
-        <w:t>M</w:t>
-      </w:r>
-      <w:r>
-        <w:rPr>
-          <w:rFonts w:hint="eastAsia"/>
-        </w:rPr>
-        <w:t>utext</w:t>
       </w:r>
       <w:r>
         <w:rPr>
@@ -9851,7 +10108,6 @@
         <w:rPr>
           <w:rFonts w:hint="eastAsia"/>
         </w:rPr>
-        <w:lastRenderedPageBreak/>
         <w:t>利用</w:t>
       </w:r>
       <w:r>
@@ -10126,7 +10382,18 @@
           <w:rFonts w:hint="eastAsia"/>
         </w:rPr>
         <w:tab/>
-        <w:t xml:space="preserve">UINT32 </w:t>
+      </w:r>
+      <w:r>
+        <w:rPr>
+          <w:rFonts w:hint="eastAsia"/>
+        </w:rPr>
+        <w:t>INT32</w:t>
+      </w:r>
+      <w:r>
+        <w:rPr>
+          <w:rFonts w:hint="eastAsia"/>
+        </w:rPr>
+        <w:t xml:space="preserve"> </w:t>
       </w:r>
       <w:r>
         <w:rPr>
@@ -10150,13 +10417,18 @@
           <w:rFonts w:hint="eastAsia"/>
         </w:rPr>
         <w:tab/>
-        <w:t>U</w:t>
-      </w:r>
-      <w:r>
-        <w:rPr>
-          <w:rFonts w:hint="eastAsia"/>
-        </w:rPr>
-        <w:t xml:space="preserve">INT32 </w:t>
+      </w:r>
+      <w:r>
+        <w:rPr>
+          <w:rFonts w:hint="eastAsia"/>
+        </w:rPr>
+        <w:t>INT32</w:t>
+      </w:r>
+      <w:r>
+        <w:rPr>
+          <w:rFonts w:hint="eastAsia"/>
+        </w:rPr>
+        <w:t xml:space="preserve"> </w:t>
       </w:r>
       <w:r>
         <w:rPr>
@@ -10173,6 +10445,7 @@
         <w:rPr>
           <w:rFonts w:hint="eastAsia"/>
         </w:rPr>
+        <w:lastRenderedPageBreak/>
         <w:tab/>
       </w:r>
       <w:r>
@@ -10306,7 +10579,7 @@
         <w:rPr>
           <w:rFonts w:hint="eastAsia"/>
         </w:rPr>
-        <w:t>MapInfoMgr</w:t>
+        <w:t>sdbDSBalanceStrategy</w:t>
       </w:r>
       <w:r>
         <w:rPr>
@@ -10766,7 +11039,6 @@
         <w:rPr>
           <w:rFonts w:hint="eastAsia"/>
         </w:rPr>
-        <w:lastRenderedPageBreak/>
         <w:t>5.3.4</w:t>
       </w:r>
       <w:r>
@@ -11483,7 +11755,6 @@
               <w:rPr>
                 <w:rFonts w:hint="eastAsia"/>
               </w:rPr>
-              <w:lastRenderedPageBreak/>
               <w:t>invalidArgTest</w:t>
             </w:r>
           </w:p>
@@ -11814,6 +12085,7 @@
               <w:ind w:left="0"/>
             </w:pPr>
             <w:r>
+              <w:lastRenderedPageBreak/>
               <w:t>enable</w:t>
             </w:r>
             <w:r>
@@ -12393,7 +12665,6 @@
               <w:rPr>
                 <w:rFonts w:hint="eastAsia"/>
               </w:rPr>
-              <w:lastRenderedPageBreak/>
               <w:t>2</w:t>
             </w:r>
             <w:r>
@@ -12416,7 +12687,6 @@
               <w:rPr>
                 <w:rFonts w:hint="eastAsia"/>
               </w:rPr>
-              <w:lastRenderedPageBreak/>
               <w:t>分配和回收与各策略预期的效果一样</w:t>
             </w:r>
           </w:p>
@@ -12435,7 +12705,6 @@
               <w:rPr>
                 <w:rFonts w:hint="eastAsia"/>
               </w:rPr>
-              <w:lastRenderedPageBreak/>
               <w:t>maxConnTest</w:t>
             </w:r>
           </w:p>
@@ -12805,7 +13074,14 @@
               <w:rPr>
                 <w:rFonts w:hint="eastAsia"/>
               </w:rPr>
-              <w:t>时启用连接池功能。</w:t>
+              <w:t>时启</w:t>
+            </w:r>
+            <w:r>
+              <w:rPr>
+                <w:rFonts w:hint="eastAsia"/>
+              </w:rPr>
+              <w:lastRenderedPageBreak/>
+              <w:t>用连接池功能。</w:t>
             </w:r>
           </w:p>
           <w:p>
@@ -12838,6 +13114,7 @@
               <w:rPr>
                 <w:rFonts w:hint="eastAsia"/>
               </w:rPr>
+              <w:lastRenderedPageBreak/>
               <w:t>成功回收空闲连接</w:t>
             </w:r>
           </w:p>
@@ -12856,6 +13133,7 @@
               <w:rPr>
                 <w:rFonts w:hint="eastAsia"/>
               </w:rPr>
+              <w:lastRenderedPageBreak/>
               <w:t>checkUnnormalNodeTest</w:t>
             </w:r>
           </w:p>
@@ -12938,6 +13216,165 @@
                 <w:rFonts w:hint="eastAsia"/>
               </w:rPr>
               <w:t>成功检测到异常节点并将恢复正常的节点加入正常节点列表</w:t>
+            </w:r>
+          </w:p>
+        </w:tc>
+      </w:tr>
+      <w:tr>
+        <w:tc>
+          <w:tcPr>
+            <w:tcW w:w="2527" w:type="dxa"/>
+          </w:tcPr>
+          <w:p>
+            <w:pPr>
+              <w:ind w:left="0"/>
+            </w:pPr>
+            <w:r>
+              <w:rPr>
+                <w:rFonts w:hint="eastAsia"/>
+              </w:rPr>
+              <w:t>compareEfficiency</w:t>
+            </w:r>
+          </w:p>
+        </w:tc>
+        <w:tc>
+          <w:tcPr>
+            <w:tcW w:w="1511" w:type="dxa"/>
+          </w:tcPr>
+          <w:p>
+            <w:pPr>
+              <w:ind w:left="0"/>
+            </w:pPr>
+            <w:r>
+              <w:rPr>
+                <w:rFonts w:hint="eastAsia"/>
+              </w:rPr>
+              <w:t>连接池效率对比</w:t>
+            </w:r>
+          </w:p>
+        </w:tc>
+        <w:tc>
+          <w:tcPr>
+            <w:tcW w:w="2376" w:type="dxa"/>
+          </w:tcPr>
+          <w:p>
+            <w:pPr>
+              <w:pStyle w:val="ListParagraph"/>
+              <w:numPr>
+                <w:ilvl w:val="0"/>
+                <w:numId w:val="34"/>
+              </w:numPr>
+              <w:ind w:firstLineChars="0"/>
+            </w:pPr>
+            <w:r>
+              <w:rPr>
+                <w:rFonts w:hint="eastAsia"/>
+              </w:rPr>
+              <w:t>不使用连接池的情况下循环执行</w:t>
+            </w:r>
+            <w:r>
+              <w:rPr>
+                <w:rFonts w:hint="eastAsia"/>
+              </w:rPr>
+              <w:t>60000</w:t>
+            </w:r>
+            <w:r>
+              <w:rPr>
+                <w:rFonts w:hint="eastAsia"/>
+              </w:rPr>
+              <w:t>次打开连接</w:t>
+            </w:r>
+            <w:r>
+              <w:rPr>
+                <w:rFonts w:hint="eastAsia"/>
+              </w:rPr>
+              <w:t>-</w:t>
+            </w:r>
+            <w:r>
+              <w:rPr>
+                <w:rFonts w:hint="eastAsia"/>
+              </w:rPr>
+              <w:t>查询</w:t>
+            </w:r>
+            <w:r>
+              <w:rPr>
+                <w:rFonts w:hint="eastAsia"/>
+              </w:rPr>
+              <w:t>-</w:t>
+            </w:r>
+            <w:r>
+              <w:rPr>
+                <w:rFonts w:hint="eastAsia"/>
+              </w:rPr>
+              <w:t>关闭连接，并记录时间</w:t>
+            </w:r>
+          </w:p>
+          <w:p>
+            <w:pPr>
+              <w:pStyle w:val="ListParagraph"/>
+              <w:numPr>
+                <w:ilvl w:val="0"/>
+                <w:numId w:val="34"/>
+              </w:numPr>
+              <w:ind w:firstLineChars="0"/>
+            </w:pPr>
+            <w:r>
+              <w:rPr>
+                <w:rFonts w:hint="eastAsia"/>
+              </w:rPr>
+              <w:t>使用连接池的情况下循环执行</w:t>
+            </w:r>
+            <w:r>
+              <w:rPr>
+                <w:rFonts w:hint="eastAsia"/>
+              </w:rPr>
+              <w:t>60000</w:t>
+            </w:r>
+            <w:r>
+              <w:rPr>
+                <w:rFonts w:hint="eastAsia"/>
+              </w:rPr>
+              <w:t>次获取连接</w:t>
+            </w:r>
+            <w:r>
+              <w:rPr>
+                <w:rFonts w:hint="eastAsia"/>
+              </w:rPr>
+              <w:t>-</w:t>
+            </w:r>
+            <w:r>
+              <w:rPr>
+                <w:rFonts w:hint="eastAsia"/>
+              </w:rPr>
+              <w:t>查询</w:t>
+            </w:r>
+            <w:r>
+              <w:rPr>
+                <w:rFonts w:hint="eastAsia"/>
+              </w:rPr>
+              <w:t>-</w:t>
+            </w:r>
+            <w:r>
+              <w:rPr>
+                <w:rFonts w:hint="eastAsia"/>
+              </w:rPr>
+              <w:t>归还连接，并记录时间</w:t>
+            </w:r>
+          </w:p>
+        </w:tc>
+        <w:tc>
+          <w:tcPr>
+            <w:tcW w:w="1751" w:type="dxa"/>
+          </w:tcPr>
+          <w:p>
+            <w:pPr>
+              <w:ind w:left="0"/>
+            </w:pPr>
+            <w:r>
+              <w:rPr>
+                <w:rFonts w:hint="eastAsia"/>
+              </w:rPr>
+              <w:t>使用连接池的情况下耗时更少。</w:t>
             </w:r>
           </w:p>
         </w:tc>
@@ -13395,7 +13832,6 @@
               <w:rPr>
                 <w:rFonts w:hint="eastAsia"/>
               </w:rPr>
-              <w:lastRenderedPageBreak/>
               <w:t>周边关联产品或模块是否通知</w:t>
             </w:r>
           </w:p>
@@ -13902,6 +14338,95 @@
     </w:lvl>
   </w:abstractNum>
   <w:abstractNum w:abstractNumId="4">
+    <w:nsid w:val="106517D1"/>
+    <w:multiLevelType w:val="hybridMultilevel"/>
+    <w:tmpl w:val="7F823600"/>
+    <w:lvl w:ilvl="0" w:tplc="A7028C50">
+      <w:start w:val="1"/>
+      <w:numFmt w:val="decimal"/>
+      <w:lvlText w:val="%1."/>
+      <w:lvlJc w:val="left"/>
+      <w:pPr>
+        <w:ind w:left="360" w:hanging="360"/>
+      </w:pPr>
+      <w:rPr>
+        <w:rFonts w:hint="default"/>
+      </w:rPr>
+    </w:lvl>
+    <w:lvl w:ilvl="1" w:tplc="04090019" w:tentative="1">
+      <w:start w:val="1"/>
+      <w:numFmt w:val="lowerLetter"/>
+      <w:lvlText w:val="%2)"/>
+      <w:lvlJc w:val="left"/>
+      <w:pPr>
+        <w:ind w:left="840" w:hanging="420"/>
+      </w:pPr>
+    </w:lvl>
+    <w:lvl w:ilvl="2" w:tplc="0409001B" w:tentative="1">
+      <w:start w:val="1"/>
+      <w:numFmt w:val="lowerRoman"/>
+      <w:lvlText w:val="%3."/>
+      <w:lvlJc w:val="right"/>
+      <w:pPr>
+        <w:ind w:left="1260" w:hanging="420"/>
+      </w:pPr>
+    </w:lvl>
+    <w:lvl w:ilvl="3" w:tplc="0409000F" w:tentative="1">
+      <w:start w:val="1"/>
+      <w:numFmt w:val="decimal"/>
+      <w:lvlText w:val="%4."/>
+      <w:lvlJc w:val="left"/>
+      <w:pPr>
+        <w:ind w:left="1680" w:hanging="420"/>
+      </w:pPr>
+    </w:lvl>
+    <w:lvl w:ilvl="4" w:tplc="04090019" w:tentative="1">
+      <w:start w:val="1"/>
+      <w:numFmt w:val="lowerLetter"/>
+      <w:lvlText w:val="%5)"/>
+      <w:lvlJc w:val="left"/>
+      <w:pPr>
+        <w:ind w:left="2100" w:hanging="420"/>
+      </w:pPr>
+    </w:lvl>
+    <w:lvl w:ilvl="5" w:tplc="0409001B" w:tentative="1">
+      <w:start w:val="1"/>
+      <w:numFmt w:val="lowerRoman"/>
+      <w:lvlText w:val="%6."/>
+      <w:lvlJc w:val="right"/>
+      <w:pPr>
+        <w:ind w:left="2520" w:hanging="420"/>
+      </w:pPr>
+    </w:lvl>
+    <w:lvl w:ilvl="6" w:tplc="0409000F" w:tentative="1">
+      <w:start w:val="1"/>
+      <w:numFmt w:val="decimal"/>
+      <w:lvlText w:val="%7."/>
+      <w:lvlJc w:val="left"/>
+      <w:pPr>
+        <w:ind w:left="2940" w:hanging="420"/>
+      </w:pPr>
+    </w:lvl>
+    <w:lvl w:ilvl="7" w:tplc="04090019" w:tentative="1">
+      <w:start w:val="1"/>
+      <w:numFmt w:val="lowerLetter"/>
+      <w:lvlText w:val="%8)"/>
+      <w:lvlJc w:val="left"/>
+      <w:pPr>
+        <w:ind w:left="3360" w:hanging="420"/>
+      </w:pPr>
+    </w:lvl>
+    <w:lvl w:ilvl="8" w:tplc="0409001B" w:tentative="1">
+      <w:start w:val="1"/>
+      <w:numFmt w:val="lowerRoman"/>
+      <w:lvlText w:val="%9."/>
+      <w:lvlJc w:val="right"/>
+      <w:pPr>
+        <w:ind w:left="3780" w:hanging="420"/>
+      </w:pPr>
+    </w:lvl>
+  </w:abstractNum>
+  <w:abstractNum w:abstractNumId="5">
     <w:nsid w:val="1D7B3739"/>
     <w:multiLevelType w:val="hybridMultilevel"/>
     <w:tmpl w:val="BE4844DA"/>
@@ -13990,7 +14515,7 @@
       </w:pPr>
     </w:lvl>
   </w:abstractNum>
-  <w:abstractNum w:abstractNumId="5">
+  <w:abstractNum w:abstractNumId="6">
     <w:nsid w:val="22501AA3"/>
     <w:multiLevelType w:val="hybridMultilevel"/>
     <w:tmpl w:val="1B2A9E7A"/>
@@ -14077,7 +14602,7 @@
       </w:pPr>
     </w:lvl>
   </w:abstractNum>
-  <w:abstractNum w:abstractNumId="6">
+  <w:abstractNum w:abstractNumId="7">
     <w:nsid w:val="23EC5C36"/>
     <w:multiLevelType w:val="hybridMultilevel"/>
     <w:tmpl w:val="3338448C"/>
@@ -14166,7 +14691,7 @@
       </w:pPr>
     </w:lvl>
   </w:abstractNum>
-  <w:abstractNum w:abstractNumId="7">
+  <w:abstractNum w:abstractNumId="8">
     <w:nsid w:val="2A496174"/>
     <w:multiLevelType w:val="hybridMultilevel"/>
     <w:tmpl w:val="8772B696"/>
@@ -14255,7 +14780,7 @@
       </w:pPr>
     </w:lvl>
   </w:abstractNum>
-  <w:abstractNum w:abstractNumId="8">
+  <w:abstractNum w:abstractNumId="9">
     <w:nsid w:val="2A873F4A"/>
     <w:multiLevelType w:val="hybridMultilevel"/>
     <w:tmpl w:val="9AC054EA"/>
@@ -14344,7 +14869,7 @@
       </w:pPr>
     </w:lvl>
   </w:abstractNum>
-  <w:abstractNum w:abstractNumId="9">
+  <w:abstractNum w:abstractNumId="10">
     <w:nsid w:val="2A9F63C5"/>
     <w:multiLevelType w:val="hybridMultilevel"/>
     <w:tmpl w:val="1D7A23D8"/>
@@ -14433,7 +14958,7 @@
       </w:pPr>
     </w:lvl>
   </w:abstractNum>
-  <w:abstractNum w:abstractNumId="10">
+  <w:abstractNum w:abstractNumId="11">
     <w:nsid w:val="2C835CBB"/>
     <w:multiLevelType w:val="hybridMultilevel"/>
     <w:tmpl w:val="60DA105C"/>
@@ -14546,7 +15071,7 @@
       </w:rPr>
     </w:lvl>
   </w:abstractNum>
-  <w:abstractNum w:abstractNumId="11">
+  <w:abstractNum w:abstractNumId="12">
     <w:nsid w:val="2DD16F21"/>
     <w:multiLevelType w:val="hybridMultilevel"/>
     <w:tmpl w:val="ABC2D724"/>
@@ -14635,7 +15160,7 @@
       </w:pPr>
     </w:lvl>
   </w:abstractNum>
-  <w:abstractNum w:abstractNumId="12">
+  <w:abstractNum w:abstractNumId="13">
     <w:nsid w:val="306C6CC2"/>
     <w:multiLevelType w:val="hybridMultilevel"/>
     <w:tmpl w:val="0BDC7CD6"/>
@@ -14724,7 +15249,7 @@
       </w:pPr>
     </w:lvl>
   </w:abstractNum>
-  <w:abstractNum w:abstractNumId="13">
+  <w:abstractNum w:abstractNumId="14">
     <w:nsid w:val="3105389F"/>
     <w:multiLevelType w:val="hybridMultilevel"/>
     <w:tmpl w:val="8F8A169C"/>
@@ -14813,7 +15338,7 @@
       </w:pPr>
     </w:lvl>
   </w:abstractNum>
-  <w:abstractNum w:abstractNumId="14">
+  <w:abstractNum w:abstractNumId="15">
     <w:nsid w:val="357B6C7A"/>
     <w:multiLevelType w:val="hybridMultilevel"/>
     <w:tmpl w:val="2E664F86"/>
@@ -14902,7 +15427,7 @@
       </w:pPr>
     </w:lvl>
   </w:abstractNum>
-  <w:abstractNum w:abstractNumId="15">
+  <w:abstractNum w:abstractNumId="16">
     <w:nsid w:val="37A90EA1"/>
     <w:multiLevelType w:val="hybridMultilevel"/>
     <w:tmpl w:val="182EE9A8"/>
@@ -14991,7 +15516,7 @@
       </w:pPr>
     </w:lvl>
   </w:abstractNum>
-  <w:abstractNum w:abstractNumId="16">
+  <w:abstractNum w:abstractNumId="17">
     <w:nsid w:val="3EA62B0A"/>
     <w:multiLevelType w:val="hybridMultilevel"/>
     <w:tmpl w:val="79147622"/>
@@ -15080,7 +15605,7 @@
       </w:pPr>
     </w:lvl>
   </w:abstractNum>
-  <w:abstractNum w:abstractNumId="17">
+  <w:abstractNum w:abstractNumId="18">
     <w:nsid w:val="3F073074"/>
     <w:multiLevelType w:val="hybridMultilevel"/>
     <w:tmpl w:val="969EB940"/>
@@ -15169,7 +15694,7 @@
       </w:pPr>
     </w:lvl>
   </w:abstractNum>
-  <w:abstractNum w:abstractNumId="18">
+  <w:abstractNum w:abstractNumId="19">
     <w:nsid w:val="41354A92"/>
     <w:multiLevelType w:val="hybridMultilevel"/>
     <w:tmpl w:val="0D9C5F7E"/>
@@ -15282,7 +15807,7 @@
       </w:rPr>
     </w:lvl>
   </w:abstractNum>
-  <w:abstractNum w:abstractNumId="19">
+  <w:abstractNum w:abstractNumId="20">
     <w:nsid w:val="477756FB"/>
     <w:multiLevelType w:val="hybridMultilevel"/>
     <w:tmpl w:val="B324F72C"/>
@@ -15371,7 +15896,7 @@
       </w:pPr>
     </w:lvl>
   </w:abstractNum>
-  <w:abstractNum w:abstractNumId="20">
+  <w:abstractNum w:abstractNumId="21">
     <w:nsid w:val="492559E2"/>
     <w:multiLevelType w:val="hybridMultilevel"/>
     <w:tmpl w:val="5EBA6A42"/>
@@ -15460,7 +15985,7 @@
       </w:pPr>
     </w:lvl>
   </w:abstractNum>
-  <w:abstractNum w:abstractNumId="21">
+  <w:abstractNum w:abstractNumId="22">
     <w:nsid w:val="4D711FE1"/>
     <w:multiLevelType w:val="hybridMultilevel"/>
     <w:tmpl w:val="7070E5A2"/>
@@ -15549,7 +16074,7 @@
       </w:pPr>
     </w:lvl>
   </w:abstractNum>
-  <w:abstractNum w:abstractNumId="22">
+  <w:abstractNum w:abstractNumId="23">
     <w:nsid w:val="4E140ACA"/>
     <w:multiLevelType w:val="hybridMultilevel"/>
     <w:tmpl w:val="73CE4A64"/>
@@ -15638,7 +16163,7 @@
       </w:pPr>
     </w:lvl>
   </w:abstractNum>
-  <w:abstractNum w:abstractNumId="23">
+  <w:abstractNum w:abstractNumId="24">
     <w:nsid w:val="542379D0"/>
     <w:multiLevelType w:val="hybridMultilevel"/>
     <w:tmpl w:val="7CE25A50"/>
@@ -15727,7 +16252,7 @@
       </w:pPr>
     </w:lvl>
   </w:abstractNum>
-  <w:abstractNum w:abstractNumId="24">
+  <w:abstractNum w:abstractNumId="25">
     <w:nsid w:val="589E00D2"/>
     <w:multiLevelType w:val="hybridMultilevel"/>
     <w:tmpl w:val="712282AA"/>
@@ -15814,7 +16339,7 @@
       </w:pPr>
     </w:lvl>
   </w:abstractNum>
-  <w:abstractNum w:abstractNumId="25">
+  <w:abstractNum w:abstractNumId="26">
     <w:nsid w:val="5F1159A1"/>
     <w:multiLevelType w:val="hybridMultilevel"/>
     <w:tmpl w:val="B6568BA6"/>
@@ -15903,7 +16428,7 @@
       </w:pPr>
     </w:lvl>
   </w:abstractNum>
-  <w:abstractNum w:abstractNumId="26">
+  <w:abstractNum w:abstractNumId="27">
     <w:nsid w:val="61C10057"/>
     <w:multiLevelType w:val="hybridMultilevel"/>
     <w:tmpl w:val="B2B8DD42"/>
@@ -15992,7 +16517,7 @@
       </w:pPr>
     </w:lvl>
   </w:abstractNum>
-  <w:abstractNum w:abstractNumId="27">
+  <w:abstractNum w:abstractNumId="28">
     <w:nsid w:val="68177D4C"/>
     <w:multiLevelType w:val="hybridMultilevel"/>
     <w:tmpl w:val="4544CBFE"/>
@@ -16081,7 +16606,7 @@
       </w:pPr>
     </w:lvl>
   </w:abstractNum>
-  <w:abstractNum w:abstractNumId="28">
+  <w:abstractNum w:abstractNumId="29">
     <w:nsid w:val="6E3B184C"/>
     <w:multiLevelType w:val="hybridMultilevel"/>
     <w:tmpl w:val="1D1E50C2"/>
@@ -16170,7 +16695,7 @@
       </w:pPr>
     </w:lvl>
   </w:abstractNum>
-  <w:abstractNum w:abstractNumId="29">
+  <w:abstractNum w:abstractNumId="30">
     <w:nsid w:val="7B930D6A"/>
     <w:multiLevelType w:val="hybridMultilevel"/>
     <w:tmpl w:val="24A2D3EC"/>
@@ -16260,112 +16785,115 @@
     </w:lvl>
   </w:abstractNum>
   <w:num w:numId="1">
-    <w:abstractNumId w:val="5"/>
+    <w:abstractNumId w:val="6"/>
   </w:num>
   <w:num w:numId="2">
-    <w:abstractNumId w:val="10"/>
+    <w:abstractNumId w:val="11"/>
   </w:num>
   <w:num w:numId="3">
-    <w:abstractNumId w:val="24"/>
+    <w:abstractNumId w:val="25"/>
   </w:num>
   <w:num w:numId="4">
-    <w:abstractNumId w:val="28"/>
+    <w:abstractNumId w:val="29"/>
   </w:num>
   <w:num w:numId="5">
-    <w:abstractNumId w:val="14"/>
+    <w:abstractNumId w:val="15"/>
   </w:num>
   <w:num w:numId="6">
-    <w:abstractNumId w:val="17"/>
+    <w:abstractNumId w:val="18"/>
   </w:num>
   <w:num w:numId="7">
-    <w:abstractNumId w:val="5"/>
+    <w:abstractNumId w:val="6"/>
     <w:lvlOverride w:ilvl="0">
       <w:startOverride w:val="1"/>
     </w:lvlOverride>
   </w:num>
   <w:num w:numId="8">
-    <w:abstractNumId w:val="19"/>
+    <w:abstractNumId w:val="20"/>
   </w:num>
   <w:num w:numId="9">
-    <w:abstractNumId w:val="20"/>
+    <w:abstractNumId w:val="21"/>
   </w:num>
   <w:num w:numId="10">
-    <w:abstractNumId w:val="5"/>
+    <w:abstractNumId w:val="6"/>
     <w:lvlOverride w:ilvl="0">
       <w:startOverride w:val="1"/>
     </w:lvlOverride>
   </w:num>
   <w:num w:numId="11">
-    <w:abstractNumId w:val="5"/>
+    <w:abstractNumId w:val="6"/>
     <w:lvlOverride w:ilvl="0">
       <w:startOverride w:val="1"/>
     </w:lvlOverride>
   </w:num>
   <w:num w:numId="12">
-    <w:abstractNumId w:val="21"/>
+    <w:abstractNumId w:val="22"/>
   </w:num>
   <w:num w:numId="13">
-    <w:abstractNumId w:val="6"/>
+    <w:abstractNumId w:val="7"/>
   </w:num>
   <w:num w:numId="14">
-    <w:abstractNumId w:val="18"/>
+    <w:abstractNumId w:val="19"/>
   </w:num>
   <w:num w:numId="15">
     <w:abstractNumId w:val="3"/>
   </w:num>
   <w:num w:numId="16">
-    <w:abstractNumId w:val="29"/>
+    <w:abstractNumId w:val="30"/>
   </w:num>
   <w:num w:numId="17">
-    <w:abstractNumId w:val="11"/>
+    <w:abstractNumId w:val="12"/>
   </w:num>
   <w:num w:numId="18">
     <w:abstractNumId w:val="1"/>
   </w:num>
   <w:num w:numId="19">
-    <w:abstractNumId w:val="16"/>
+    <w:abstractNumId w:val="17"/>
   </w:num>
   <w:num w:numId="20">
     <w:abstractNumId w:val="0"/>
   </w:num>
   <w:num w:numId="21">
+    <w:abstractNumId w:val="9"/>
+  </w:num>
+  <w:num w:numId="22">
+    <w:abstractNumId w:val="24"/>
+  </w:num>
+  <w:num w:numId="23">
+    <w:abstractNumId w:val="5"/>
+  </w:num>
+  <w:num w:numId="24">
+    <w:abstractNumId w:val="23"/>
+  </w:num>
+  <w:num w:numId="25">
+    <w:abstractNumId w:val="28"/>
+  </w:num>
+  <w:num w:numId="26">
+    <w:abstractNumId w:val="13"/>
+  </w:num>
+  <w:num w:numId="27">
     <w:abstractNumId w:val="8"/>
   </w:num>
-  <w:num w:numId="22">
-    <w:abstractNumId w:val="23"/>
+  <w:num w:numId="28">
+    <w:abstractNumId w:val="26"/>
   </w:num>
-  <w:num w:numId="23">
-    <w:abstractNumId w:val="4"/>
-  </w:num>
-  <w:num w:numId="24">
-    <w:abstractNumId w:val="22"/>
-  </w:num>
-  <w:num w:numId="25">
+  <w:num w:numId="29">
     <w:abstractNumId w:val="27"/>
   </w:num>
-  <w:num w:numId="26">
-    <w:abstractNumId w:val="12"/>
-  </w:num>
-  <w:num w:numId="27">
-    <w:abstractNumId w:val="7"/>
-  </w:num>
-  <w:num w:numId="28">
-    <w:abstractNumId w:val="25"/>
-  </w:num>
-  <w:num w:numId="29">
-    <w:abstractNumId w:val="26"/>
-  </w:num>
   <w:num w:numId="30">
-    <w:abstractNumId w:val="13"/>
+    <w:abstractNumId w:val="14"/>
   </w:num>
   <w:num w:numId="31">
     <w:abstractNumId w:val="2"/>
   </w:num>
   <w:num w:numId="32">
-    <w:abstractNumId w:val="15"/>
+    <w:abstractNumId w:val="16"/>
   </w:num>
   <w:num w:numId="33">
-    <w:abstractNumId w:val="9"/>
+    <w:abstractNumId w:val="10"/>
+  </w:num>
+  <w:num w:numId="34">
+    <w:abstractNumId w:val="4"/>
   </w:num>
 </w:numbering>
 </file>

--- a/internal_doc/03.开发设计/C++驱动连接池/Story_C++连接池.docx
+++ b/internal_doc/03.开发设计/C++驱动连接池/Story_C++连接池.docx
@@ -1493,7 +1493,7 @@
               <w:rPr>
                 <w:rFonts w:hint="eastAsia"/>
               </w:rPr>
-              <w:t>string&amp;</w:t>
+              <w:t>string</w:t>
             </w:r>
           </w:p>
         </w:tc>
@@ -1506,10 +1506,7 @@
               <w:ind w:left="0"/>
             </w:pPr>
             <w:r>
-              <w:rPr>
-                <w:rFonts w:hint="eastAsia"/>
-              </w:rPr>
-              <w:t>NULL</w:t>
+              <w:t>“”</w:t>
             </w:r>
           </w:p>
         </w:tc>
@@ -1578,7 +1575,7 @@
               <w:rPr>
                 <w:rFonts w:hint="eastAsia"/>
               </w:rPr>
-              <w:t>string&amp;</w:t>
+              <w:t>string</w:t>
             </w:r>
           </w:p>
         </w:tc>
@@ -1591,10 +1588,7 @@
               <w:ind w:left="0"/>
             </w:pPr>
             <w:r>
-              <w:rPr>
-                <w:rFonts w:hint="eastAsia"/>
-              </w:rPr>
-              <w:t>NULL</w:t>
+              <w:t>“”</w:t>
             </w:r>
           </w:p>
         </w:tc>
@@ -2287,7 +2281,25 @@
               <w:rPr>
                 <w:rFonts w:hint="eastAsia"/>
               </w:rPr>
-              <w:t>，且当</w:t>
+              <w:t>，单位</w:t>
+            </w:r>
+            <w:r>
+              <w:rPr>
+                <w:rFonts w:hint="eastAsia"/>
+              </w:rPr>
+              <w:t>ms</w:t>
+            </w:r>
+            <w:r>
+              <w:rPr>
+                <w:rFonts w:hint="eastAsia"/>
+              </w:rPr>
+              <w:t>。</w:t>
+            </w:r>
+            <w:r>
+              <w:rPr>
+                <w:rFonts w:hint="eastAsia"/>
+              </w:rPr>
+              <w:t>当</w:t>
             </w:r>
             <w:r>
               <w:t>keepAliveTimeout</w:t>
@@ -2336,13 +2348,19 @@
               <w:rPr>
                 <w:rFonts w:hint="eastAsia"/>
               </w:rPr>
-              <w:t>1</w:t>
-            </w:r>
-            <w:r>
-              <w:rPr>
-                <w:rFonts w:hint="eastAsia"/>
-              </w:rPr>
-              <w:t>分钟</w:t>
+              <w:t>600</w:t>
+            </w:r>
+            <w:r>
+              <w:rPr>
+                <w:rFonts w:hint="eastAsia"/>
+              </w:rPr>
+              <w:t>0</w:t>
+            </w:r>
+            <w:r>
+              <w:rPr>
+                <w:rFonts w:hint="eastAsia"/>
+              </w:rPr>
+              <w:t>0ms</w:t>
             </w:r>
           </w:p>
         </w:tc>
@@ -2416,7 +2434,13 @@
               <w:rPr>
                 <w:rFonts w:hint="eastAsia"/>
               </w:rPr>
-              <w:t>默认情况下，连接池会周期性地向</w:t>
+              <w:t>该参数指定了连接池</w:t>
+            </w:r>
+            <w:r>
+              <w:rPr>
+                <w:rFonts w:hint="eastAsia"/>
+              </w:rPr>
+              <w:t>向</w:t>
             </w:r>
             <w:r>
               <w:rPr>
@@ -2440,7 +2464,19 @@
               <w:rPr>
                 <w:rFonts w:hint="eastAsia"/>
               </w:rPr>
-              <w:t>地址列表。该参数指定了连接池同步</w:t>
+              <w:t>地址列表的周期。每次向</w:t>
+            </w:r>
+            <w:r>
+              <w:rPr>
+                <w:rFonts w:hint="eastAsia"/>
+              </w:rPr>
+              <w:t>catalog</w:t>
+            </w:r>
+            <w:r>
+              <w:rPr>
+                <w:rFonts w:hint="eastAsia"/>
+              </w:rPr>
+              <w:t>同步到的</w:t>
             </w:r>
             <w:r>
               <w:rPr>
@@ -2452,7 +2488,32 @@
               <w:rPr>
                 <w:rFonts w:hint="eastAsia"/>
               </w:rPr>
-              <w:t>地址列表的周期。每次向</w:t>
+              <w:t>地址都会覆盖连接池本地的地址列表。若用户希望自己指定</w:t>
+            </w:r>
+            <w:r>
+              <w:rPr>
+                <w:rFonts w:hint="eastAsia"/>
+              </w:rPr>
+              <w:lastRenderedPageBreak/>
+              <w:t>coord</w:t>
+            </w:r>
+            <w:r>
+              <w:rPr>
+                <w:rFonts w:hint="eastAsia"/>
+              </w:rPr>
+              <w:t>地址，可将此参数设置为</w:t>
+            </w:r>
+            <w:r>
+              <w:rPr>
+                <w:rFonts w:hint="eastAsia"/>
+              </w:rPr>
+              <w:t>0</w:t>
+            </w:r>
+            <w:r>
+              <w:rPr>
+                <w:rFonts w:hint="eastAsia"/>
+              </w:rPr>
+              <w:t>（表示设置连接池不向</w:t>
             </w:r>
             <w:r>
               <w:rPr>
@@ -2464,7 +2525,7 @@
               <w:rPr>
                 <w:rFonts w:hint="eastAsia"/>
               </w:rPr>
-              <w:t>同步到的</w:t>
+              <w:t>同步</w:t>
             </w:r>
             <w:r>
               <w:rPr>
@@ -2476,38 +2537,13 @@
               <w:rPr>
                 <w:rFonts w:hint="eastAsia"/>
               </w:rPr>
-              <w:t>地址都会</w:t>
-            </w:r>
-            <w:r>
-              <w:rPr>
-                <w:rFonts w:hint="eastAsia"/>
-              </w:rPr>
-              <w:lastRenderedPageBreak/>
-              <w:t>覆盖连接池本地的地址列表。若用户希望自己指定</w:t>
-            </w:r>
-            <w:r>
-              <w:rPr>
-                <w:rFonts w:hint="eastAsia"/>
-              </w:rPr>
-              <w:t>coord</w:t>
-            </w:r>
-            <w:r>
-              <w:rPr>
-                <w:rFonts w:hint="eastAsia"/>
-              </w:rPr>
-              <w:t>地址，可将此参数设置为</w:t>
-            </w:r>
-            <w:r>
-              <w:rPr>
-                <w:rFonts w:hint="eastAsia"/>
-              </w:rPr>
-              <w:t>0</w:t>
-            </w:r>
-            <w:r>
-              <w:rPr>
-                <w:rFonts w:hint="eastAsia"/>
-              </w:rPr>
-              <w:t>，并手工往连接池增删地址。</w:t>
+              <w:t>地址列表），</w:t>
+            </w:r>
+            <w:r>
+              <w:rPr>
+                <w:rFonts w:hint="eastAsia"/>
+              </w:rPr>
+              <w:t>并手工往连接池增删地址。</w:t>
             </w:r>
           </w:p>
         </w:tc>
@@ -2526,6 +2562,18 @@
               <w:lastRenderedPageBreak/>
               <w:t>INT32</w:t>
             </w:r>
+            <w:r>
+              <w:rPr>
+                <w:rFonts w:hint="eastAsia"/>
+              </w:rPr>
+              <w:t>，单位</w:t>
+            </w:r>
+            <w:r>
+              <w:rPr>
+                <w:rFonts w:hint="eastAsia"/>
+              </w:rPr>
+              <w:t>ms</w:t>
+            </w:r>
           </w:p>
         </w:tc>
         <w:tc>
@@ -2540,7 +2588,13 @@
               <w:rPr>
                 <w:rFonts w:hint="eastAsia"/>
               </w:rPr>
-              <w:t>30s</w:t>
+              <w:t>0</w:t>
+            </w:r>
+            <w:r>
+              <w:rPr>
+                <w:rFonts w:hint="eastAsia"/>
+              </w:rPr>
+              <w:t>ms</w:t>
             </w:r>
           </w:p>
         </w:tc>
@@ -2744,12 +2798,15 @@
           <w:p>
             <w:pPr>
               <w:ind w:left="0"/>
-            </w:pPr>
-            <w:r>
-              <w:rPr>
-                <w:rFonts w:hint="eastAsia"/>
-              </w:rPr>
-              <w:t>当一个连接闲置（长时间没有收发消息）超过</w:t>
+              <w:rPr>
+                <w:rFonts w:hint="eastAsia"/>
+              </w:rPr>
+            </w:pPr>
+            <w:r>
+              <w:rPr>
+                <w:rFonts w:hint="eastAsia"/>
+              </w:rPr>
+              <w:t>一个被拿出池的连接闲置（长时间没有收发消息）若超过</w:t>
             </w:r>
             <w:r>
               <w:rPr>
@@ -2764,31 +2821,30 @@
               <w:rPr>
                 <w:rFonts w:hint="eastAsia"/>
               </w:rPr>
-              <w:t>时间，连接回池时</w:t>
-            </w:r>
-            <w:r>
-              <w:rPr>
-                <w:rFonts w:hint="eastAsia"/>
-              </w:rPr>
-              <w:t>丢弃该连接。</w:t>
-            </w:r>
-            <w:r>
-              <w:rPr>
-                <w:rFonts w:hint="eastAsia"/>
-              </w:rPr>
-              <w:t>周期检测时也检测该参数，若</w:t>
-            </w:r>
-            <w:r>
-              <w:rPr>
-                <w:rFonts w:hint="eastAsia"/>
-              </w:rPr>
-              <w:t>超时，同样销毁。</w:t>
-            </w:r>
-            <w:r>
-              <w:rPr>
-                <w:rFonts w:hint="eastAsia"/>
-              </w:rPr>
-              <w:t>该选项默认值为</w:t>
+              <w:t>时间，当该连接回池时，连接池会丢弃该连接。连接池在周期检测池中空闲的连接时，若发现有连接长时间没有被使用，也会自动销毁这些连接。</w:t>
+            </w:r>
+          </w:p>
+          <w:p>
+            <w:pPr>
+              <w:ind w:left="0"/>
+              <w:rPr>
+                <w:rFonts w:hint="eastAsia"/>
+              </w:rPr>
+            </w:pPr>
+            <w:r>
+              <w:rPr>
+                <w:rFonts w:hint="eastAsia"/>
+              </w:rPr>
+              <w:t>_</w:t>
+            </w:r>
+            <w:r>
+              <w:t>keepAliveTimeout</w:t>
+            </w:r>
+            <w:r>
+              <w:rPr>
+                <w:rFonts w:hint="eastAsia"/>
+              </w:rPr>
+              <w:t>选项默认值为</w:t>
             </w:r>
             <w:r>
               <w:rPr>
@@ -2800,7 +2856,18 @@
               <w:rPr>
                 <w:rFonts w:hint="eastAsia"/>
               </w:rPr>
-              <w:t>秒，表示默认情况下不检测连接的存活时间。当启用该选项，其值应该大于检测周期</w:t>
+              <w:t>秒，表示连接池不关心所有连接连接的存活时间（即不会检测这些连接多久没有收发消息）。</w:t>
+            </w:r>
+          </w:p>
+          <w:p>
+            <w:pPr>
+              <w:ind w:left="0"/>
+            </w:pPr>
+            <w:r>
+              <w:rPr>
+                <w:rFonts w:hint="eastAsia"/>
+              </w:rPr>
+              <w:t>当用户启用该选项时，其值应该大于检测周期</w:t>
             </w:r>
             <w:r>
               <w:t>check</w:t>
@@ -2848,6 +2915,18 @@
               </w:rPr>
               <w:t>INT32</w:t>
             </w:r>
+            <w:r>
+              <w:rPr>
+                <w:rFonts w:hint="eastAsia"/>
+              </w:rPr>
+              <w:t>，单位</w:t>
+            </w:r>
+            <w:r>
+              <w:rPr>
+                <w:rFonts w:hint="eastAsia"/>
+              </w:rPr>
+              <w:t>ms</w:t>
+            </w:r>
           </w:p>
         </w:tc>
         <w:tc>
@@ -2868,7 +2947,7 @@
               <w:rPr>
                 <w:rFonts w:hint="eastAsia"/>
               </w:rPr>
-              <w:t>秒</w:t>
+              <w:t>ms</w:t>
             </w:r>
           </w:p>
         </w:tc>
@@ -3001,7 +3080,7 @@
               <w:rPr>
                 <w:rFonts w:hint="eastAsia"/>
               </w:rPr>
-              <w:t>TURE</w:t>
+              <w:t>FALSE</w:t>
             </w:r>
           </w:p>
         </w:tc>
@@ -3033,7 +3112,7 @@
               <w:rPr>
                 <w:rFonts w:hint="eastAsia"/>
               </w:rPr>
-              <w:t>TRUE</w:t>
+              <w:t>FALSE</w:t>
             </w:r>
           </w:p>
         </w:tc>
@@ -3452,6 +3531,7 @@
                 <w:rFonts w:hint="eastAsia"/>
                 <w:color w:val="000000" w:themeColor="text1"/>
               </w:rPr>
+              <w:lastRenderedPageBreak/>
               <w:t>setUserInfo</w:t>
             </w:r>
           </w:p>
@@ -3818,7 +3898,6 @@
               <w:rPr>
                 <w:color w:val="000000" w:themeColor="text1"/>
               </w:rPr>
-              <w:lastRenderedPageBreak/>
               <w:t>keepAliveTimeout</w:t>
             </w:r>
             <w:r>
@@ -3890,7 +3969,6 @@
                 <w:rFonts w:hint="eastAsia"/>
                 <w:color w:val="000000" w:themeColor="text1"/>
               </w:rPr>
-              <w:lastRenderedPageBreak/>
               <w:t>set</w:t>
             </w:r>
             <w:r>
@@ -5540,6 +5618,7 @@
               <w:rPr>
                 <w:rFonts w:hint="eastAsia"/>
               </w:rPr>
+              <w:lastRenderedPageBreak/>
               <w:t>init</w:t>
             </w:r>
             <w:r>
@@ -5768,7 +5847,6 @@
               <w:rPr>
                 <w:rFonts w:hint="eastAsia"/>
               </w:rPr>
-              <w:lastRenderedPageBreak/>
               <w:t>测试接口</w:t>
             </w:r>
           </w:p>
@@ -6765,6 +6843,18 @@
               </w:rPr>
               <w:t>超时时间</w:t>
             </w:r>
+            <w:r>
+              <w:rPr>
+                <w:rFonts w:hint="eastAsia"/>
+              </w:rPr>
+              <w:t>，单位</w:t>
+            </w:r>
+            <w:r>
+              <w:rPr>
+                <w:rFonts w:hint="eastAsia"/>
+              </w:rPr>
+              <w:t>ms</w:t>
+            </w:r>
           </w:p>
         </w:tc>
         <w:tc>
@@ -6801,36 +6891,19 @@
               <w:rPr>
                 <w:rFonts w:hint="eastAsia"/>
               </w:rPr>
-              <w:t>连接池功能未启用，则返回</w:t>
-            </w:r>
-            <w:r>
-              <w:rPr>
-                <w:rFonts w:hint="eastAsia"/>
-              </w:rPr>
-              <w:t>SDB_DS_NOTINIT_OR_DISABLED</w:t>
-            </w:r>
-            <w:r>
-              <w:rPr>
-                <w:rFonts w:hint="eastAsia"/>
-              </w:rPr>
-              <w:t>。</w:t>
-            </w:r>
-          </w:p>
-          <w:p>
-            <w:pPr>
-              <w:ind w:left="0"/>
-            </w:pPr>
-            <w:r>
-              <w:rPr>
-                <w:rFonts w:hint="eastAsia"/>
-              </w:rPr>
-              <w:t>从连接池中获取连接，当</w:t>
-            </w:r>
-            <w:r>
-              <w:rPr>
-                <w:rFonts w:hint="eastAsia"/>
-              </w:rPr>
-              <w:t>池可用连接到达上限时，该接口将阻塞</w:t>
+              <w:t>从连接池中获取连接，当池可用连接到达上限时（默认为</w:t>
+            </w:r>
+            <w:r>
+              <w:rPr>
+                <w:rFonts w:hint="eastAsia"/>
+              </w:rPr>
+              <w:t>500</w:t>
+            </w:r>
+            <w:r>
+              <w:rPr>
+                <w:rFonts w:hint="eastAsia"/>
+              </w:rPr>
+              <w:t>个连接），该接口将阻塞</w:t>
             </w:r>
             <w:r>
               <w:rPr>
@@ -6848,99 +6921,13 @@
               <w:rPr>
                 <w:rFonts w:hint="eastAsia"/>
               </w:rPr>
-              <w:t>5s</w:t>
-            </w:r>
-            <w:r>
-              <w:rPr>
-                <w:rFonts w:hint="eastAsia"/>
-              </w:rPr>
-              <w:t>），</w:t>
-            </w:r>
-            <w:r>
-              <w:rPr>
-                <w:rFonts w:hint="eastAsia"/>
-              </w:rPr>
-              <w:t>之后</w:t>
-            </w:r>
-            <w:r>
-              <w:rPr>
-                <w:rFonts w:hint="eastAsia"/>
-              </w:rPr>
-              <w:t>仍无可以连接，</w:t>
-            </w:r>
-            <w:r>
-              <w:rPr>
-                <w:rFonts w:hint="eastAsia"/>
-              </w:rPr>
-              <w:t>返回</w:t>
-            </w:r>
-            <w:r>
-              <w:t>SDB_DRIVER_DS_RUNOUT</w:t>
-            </w:r>
-            <w:r>
-              <w:rPr>
-                <w:rFonts w:hint="eastAsia"/>
-              </w:rPr>
-              <w:t>错误</w:t>
-            </w:r>
-            <w:r>
-              <w:rPr>
-                <w:rFonts w:hint="eastAsia"/>
-              </w:rPr>
-              <w:t>状态码</w:t>
-            </w:r>
-            <w:r>
-              <w:rPr>
-                <w:rFonts w:hint="eastAsia"/>
-              </w:rPr>
-              <w:t>。</w:t>
-            </w:r>
-          </w:p>
-          <w:p>
-            <w:pPr>
-              <w:ind w:left="0"/>
-            </w:pPr>
-            <w:r>
-              <w:rPr>
-                <w:rFonts w:hint="eastAsia"/>
-              </w:rPr>
-              <w:t>无可用</w:t>
-            </w:r>
-            <w:r>
-              <w:rPr>
-                <w:rFonts w:hint="eastAsia"/>
-              </w:rPr>
-              <w:t>协调</w:t>
-            </w:r>
-            <w:r>
-              <w:rPr>
-                <w:rFonts w:hint="eastAsia"/>
-              </w:rPr>
-              <w:t>节点时返回</w:t>
-            </w:r>
-            <w:r>
-              <w:rPr>
-                <w:rFonts w:hint="eastAsia"/>
-              </w:rPr>
-              <w:t>SDB_DS_</w:t>
-            </w:r>
-            <w:r>
-              <w:rPr>
-                <w:rFonts w:hint="eastAsia"/>
-              </w:rPr>
-              <w:t>NO_</w:t>
-            </w:r>
-            <w:r>
-              <w:rPr>
-                <w:rFonts w:hint="eastAsia"/>
-              </w:rPr>
-              <w:t>COORD</w:t>
-            </w:r>
-            <w:r>
-              <w:rPr>
-                <w:rFonts w:hint="eastAsia"/>
-              </w:rPr>
-              <w:t>错误码</w:t>
+              <w:t>5000ms</w:t>
+            </w:r>
+            <w:r>
+              <w:rPr>
+                <w:rFonts w:hint="eastAsia"/>
+              </w:rPr>
+              <w:t>），之后若仍无可用连接，则报错返回。</w:t>
             </w:r>
           </w:p>
         </w:tc>
@@ -7096,13 +7083,7 @@
               <w:rPr>
                 <w:rFonts w:hint="eastAsia"/>
               </w:rPr>
-              <w:t>关闭</w:t>
-            </w:r>
-            <w:r>
-              <w:rPr>
-                <w:rFonts w:hint="eastAsia"/>
-              </w:rPr>
-              <w:t>连接池</w:t>
+              <w:t>关闭连接池。关闭连接池相等于释放连接池所有的资源，无法再重新启用。</w:t>
             </w:r>
           </w:p>
         </w:tc>
@@ -7545,7 +7526,7 @@
           <v:shape id="_x0000_i1025" type="#_x0000_t75" style="width:414.25pt;height:211.7pt" o:ole="">
             <v:imagedata r:id="rId8" o:title=""/>
           </v:shape>
-          <o:OLEObject Type="Embed" ProgID="Visio.Drawing.11" ShapeID="_x0000_i1025" DrawAspect="Content" ObjectID="_1531912094" r:id="rId9"/>
+          <o:OLEObject Type="Embed" ProgID="Visio.Drawing.11" ShapeID="_x0000_i1025" DrawAspect="Content" ObjectID="_1548261210" r:id="rId9"/>
         </w:object>
       </w:r>
     </w:p>
@@ -7590,7 +7571,7 @@
           <v:shape id="_x0000_i1026" type="#_x0000_t75" style="width:271.35pt;height:328.3pt" o:ole="">
             <v:imagedata r:id="rId10" o:title=""/>
           </v:shape>
-          <o:OLEObject Type="Embed" ProgID="Visio.Drawing.11" ShapeID="_x0000_i1026" DrawAspect="Content" ObjectID="_1531912095" r:id="rId11"/>
+          <o:OLEObject Type="Embed" ProgID="Visio.Drawing.11" ShapeID="_x0000_i1026" DrawAspect="Content" ObjectID="_1548261211" r:id="rId11"/>
         </w:object>
       </w:r>
     </w:p>
@@ -7874,7 +7855,7 @@
           <v:shape id="_x0000_i1027" type="#_x0000_t75" style="width:394.4pt;height:7in" o:ole="">
             <v:imagedata r:id="rId12" o:title=""/>
           </v:shape>
-          <o:OLEObject Type="Embed" ProgID="Visio.Drawing.11" ShapeID="_x0000_i1027" DrawAspect="Content" ObjectID="_1531912096" r:id="rId13"/>
+          <o:OLEObject Type="Embed" ProgID="Visio.Drawing.11" ShapeID="_x0000_i1027" DrawAspect="Content" ObjectID="_1548261212" r:id="rId13"/>
         </w:object>
       </w:r>
       <w:r>
@@ -8233,7 +8214,7 @@
           <v:shape id="_x0000_i1028" type="#_x0000_t75" style="width:244.5pt;height:373.45pt" o:ole="">
             <v:imagedata r:id="rId14" o:title=""/>
           </v:shape>
-          <o:OLEObject Type="Embed" ProgID="Visio.Drawing.11" ShapeID="_x0000_i1028" DrawAspect="Content" ObjectID="_1531912097" r:id="rId15"/>
+          <o:OLEObject Type="Embed" ProgID="Visio.Drawing.11" ShapeID="_x0000_i1028" DrawAspect="Content" ObjectID="_1548261213" r:id="rId15"/>
         </w:object>
       </w:r>
     </w:p>
@@ -8455,7 +8436,7 @@
           <v:shape id="_x0000_i1029" type="#_x0000_t75" style="width:415.35pt;height:365.9pt" o:ole="">
             <v:imagedata r:id="rId16" o:title=""/>
           </v:shape>
-          <o:OLEObject Type="Embed" ProgID="Visio.Drawing.11" ShapeID="_x0000_i1029" DrawAspect="Content" ObjectID="_1531912098" r:id="rId17"/>
+          <o:OLEObject Type="Embed" ProgID="Visio.Drawing.11" ShapeID="_x0000_i1029" DrawAspect="Content" ObjectID="_1548261214" r:id="rId17"/>
         </w:object>
       </w:r>
     </w:p>
@@ -8592,7 +8573,7 @@
           <v:shape id="_x0000_i1030" type="#_x0000_t75" style="width:415.9pt;height:375.6pt" o:ole="">
             <v:imagedata r:id="rId18" o:title=""/>
           </v:shape>
-          <o:OLEObject Type="Embed" ProgID="Visio.Drawing.11" ShapeID="_x0000_i1030" DrawAspect="Content" ObjectID="_1531912099" r:id="rId19"/>
+          <o:OLEObject Type="Embed" ProgID="Visio.Drawing.11" ShapeID="_x0000_i1030" DrawAspect="Content" ObjectID="_1548261215" r:id="rId19"/>
         </w:object>
       </w:r>
     </w:p>
@@ -8753,7 +8734,7 @@
           <v:shape id="_x0000_i1031" type="#_x0000_t75" style="width:341.2pt;height:293.35pt" o:ole="">
             <v:imagedata r:id="rId20" o:title=""/>
           </v:shape>
-          <o:OLEObject Type="Embed" ProgID="Visio.Drawing.11" ShapeID="_x0000_i1031" DrawAspect="Content" ObjectID="_1531912100" r:id="rId21"/>
+          <o:OLEObject Type="Embed" ProgID="Visio.Drawing.11" ShapeID="_x0000_i1031" DrawAspect="Content" ObjectID="_1548261216" r:id="rId21"/>
         </w:object>
       </w:r>
     </w:p>
@@ -8977,7 +8958,7 @@
           <v:shape id="_x0000_i1032" type="#_x0000_t75" style="width:289.6pt;height:350.35pt" o:ole="">
             <v:imagedata r:id="rId22" o:title=""/>
           </v:shape>
-          <o:OLEObject Type="Embed" ProgID="Visio.Drawing.11" ShapeID="_x0000_i1032" DrawAspect="Content" ObjectID="_1531912101" r:id="rId23"/>
+          <o:OLEObject Type="Embed" ProgID="Visio.Drawing.11" ShapeID="_x0000_i1032" DrawAspect="Content" ObjectID="_1548261217" r:id="rId23"/>
         </w:object>
       </w:r>
     </w:p>
@@ -9219,7 +9200,7 @@
           <v:shape id="_x0000_i1033" type="#_x0000_t75" style="width:271.35pt;height:350.85pt" o:ole="">
             <v:imagedata r:id="rId24" o:title=""/>
           </v:shape>
-          <o:OLEObject Type="Embed" ProgID="Visio.Drawing.11" ShapeID="_x0000_i1033" DrawAspect="Content" ObjectID="_1531912102" r:id="rId25"/>
+          <o:OLEObject Type="Embed" ProgID="Visio.Drawing.11" ShapeID="_x0000_i1033" DrawAspect="Content" ObjectID="_1548261218" r:id="rId25"/>
         </w:object>
       </w:r>
       <w:r>
@@ -9397,7 +9378,7 @@
           <v:shape id="_x0000_i1034" type="#_x0000_t75" style="width:283.7pt;height:300.9pt" o:ole="">
             <v:imagedata r:id="rId26" o:title=""/>
           </v:shape>
-          <o:OLEObject Type="Embed" ProgID="Visio.Drawing.11" ShapeID="_x0000_i1034" DrawAspect="Content" ObjectID="_1531912103" r:id="rId27"/>
+          <o:OLEObject Type="Embed" ProgID="Visio.Drawing.11" ShapeID="_x0000_i1034" DrawAspect="Content" ObjectID="_1548261219" r:id="rId27"/>
         </w:object>
       </w:r>
     </w:p>
@@ -9626,7 +9607,7 @@
           <v:shape id="_x0000_i1035" type="#_x0000_t75" style="width:283.7pt;height:300.9pt" o:ole="">
             <v:imagedata r:id="rId28" o:title=""/>
           </v:shape>
-          <o:OLEObject Type="Embed" ProgID="Visio.Drawing.11" ShapeID="_x0000_i1035" DrawAspect="Content" ObjectID="_1531912104" r:id="rId29"/>
+          <o:OLEObject Type="Embed" ProgID="Visio.Drawing.11" ShapeID="_x0000_i1035" DrawAspect="Content" ObjectID="_1548261220" r:id="rId29"/>
         </w:object>
       </w:r>
     </w:p>
@@ -9848,7 +9829,7 @@
           <v:shape id="_x0000_i1036" type="#_x0000_t75" style="width:118.75pt;height:180pt" o:ole="">
             <v:imagedata r:id="rId30" o:title=""/>
           </v:shape>
-          <o:OLEObject Type="Embed" ProgID="Visio.Drawing.11" ShapeID="_x0000_i1036" DrawAspect="Content" ObjectID="_1531912105" r:id="rId31"/>
+          <o:OLEObject Type="Embed" ProgID="Visio.Drawing.11" ShapeID="_x0000_i1036" DrawAspect="Content" ObjectID="_1548261221" r:id="rId31"/>
         </w:object>
       </w:r>
     </w:p>
